--- a/EXPORTS/DOCX/published/niveau3/Dutch/Wereldtentoonstelling1883.docx
+++ b/EXPORTS/DOCX/published/niveau3/Dutch/Wereldtentoonstelling1883.docx
@@ -165,7 +165,7 @@
           <w:rFonts w:ascii="Charis SIL Regular" w:hAnsi="Charis SIL Regular" w:eastAsia="Charis SIL Regular"/>
           <w:b w:val="0"/>
           <w:i w:val="0"/>
-          <w:color w:val="0066CC"/>
+          <w:color w:val="0000FF"/>
           <w:sz w:val="24"/>
           <w:u w:val="single"/>
         </w:rPr>
@@ -200,7 +200,7 @@
       </w:r>
       <w:r>
         <w:rPr>
-          <w:u w:val="single" w:color="0066cc"/>
+          <w:u w:val="single" w:color="0000ff"/>
           <w:rFonts w:ascii="Charis SIL Regular" w:hAnsi="Charis SIL Regular" w:eastAsia="Charis SIL Regular"/>
           <w:b w:val="0"/>
           <w:i w:val="0"/>
@@ -470,7 +470,7 @@
           <w:rFonts w:ascii="Charis SIL Regular" w:hAnsi="Charis SIL Regular" w:eastAsia="Charis SIL Regular"/>
           <w:b w:val="0"/>
           <w:i w:val="0"/>
-          <w:color w:val="0066CC"/>
+          <w:color w:val="0000FF"/>
           <w:sz w:val="24"/>
           <w:u w:val="single"/>
         </w:rPr>
@@ -488,7 +488,7 @@
           <w:rFonts w:ascii="Charis SIL Regular" w:hAnsi="Charis SIL Regular" w:eastAsia="Charis SIL Regular"/>
           <w:b w:val="0"/>
           <w:i w:val="0"/>
-          <w:color w:val="0066CC"/>
+          <w:color w:val="0000FF"/>
           <w:sz w:val="24"/>
           <w:u w:val="single"/>
         </w:rPr>
@@ -499,7 +499,7 @@
           <w:rFonts w:ascii="Charis SIL Regular" w:hAnsi="Charis SIL Regular" w:eastAsia="Charis SIL Regular"/>
           <w:b w:val="0"/>
           <w:i w:val="0"/>
-          <w:color w:val="0066CC"/>
+          <w:color w:val="0000FF"/>
           <w:sz w:val="24"/>
           <w:u w:val="single"/>
         </w:rPr>
@@ -517,7 +517,7 @@
           <w:rFonts w:ascii="Charis SIL Regular" w:hAnsi="Charis SIL Regular" w:eastAsia="Charis SIL Regular"/>
           <w:b w:val="0"/>
           <w:i w:val="0"/>
-          <w:color w:val="0066CC"/>
+          <w:color w:val="0000FF"/>
           <w:sz w:val="24"/>
           <w:u w:val="single"/>
         </w:rPr>
@@ -542,7 +542,7 @@
       </w:r>
       <w:r>
         <w:rPr>
-          <w:u w:val="single" w:color="0066cc"/>
+          <w:u w:val="single" w:color="0000ff"/>
           <w:rFonts w:ascii="Charis SIL Regular" w:hAnsi="Charis SIL Regular" w:eastAsia="Charis SIL Regular"/>
           <w:b w:val="0"/>
           <w:i w:val="0"/>
@@ -560,7 +560,7 @@
       </w:r>
       <w:r>
         <w:rPr>
-          <w:u w:val="single" w:color="0066cc"/>
+          <w:u w:val="single" w:color="0000ff"/>
           <w:rFonts w:ascii="Charis SIL Regular" w:hAnsi="Charis SIL Regular" w:eastAsia="Charis SIL Regular"/>
           <w:b w:val="0"/>
           <w:i w:val="0"/>
@@ -578,7 +578,7 @@
       </w:r>
       <w:r>
         <w:rPr>
-          <w:u w:val="single" w:color="0066cc"/>
+          <w:u w:val="single" w:color="0000ff"/>
           <w:rFonts w:ascii="Charis SIL Regular" w:hAnsi="Charis SIL Regular" w:eastAsia="Charis SIL Regular"/>
           <w:b w:val="0"/>
           <w:i w:val="0"/>
@@ -606,7 +606,7 @@
       </w:r>
       <w:r>
         <w:rPr>
-          <w:u w:val="single" w:color="0066cc"/>
+          <w:u w:val="single" w:color="0000ff"/>
           <w:rFonts w:ascii="Charis SIL Regular" w:hAnsi="Charis SIL Regular" w:eastAsia="Charis SIL Regular"/>
           <w:b w:val="0"/>
           <w:i w:val="0"/>
@@ -647,7 +647,7 @@
           <w:rFonts w:ascii="Charis SIL Regular" w:hAnsi="Charis SIL Regular" w:eastAsia="Charis SIL Regular"/>
           <w:b w:val="0"/>
           <w:i w:val="0"/>
-          <w:color w:val="0066CC"/>
+          <w:color w:val="0000FF"/>
           <w:sz w:val="24"/>
           <w:u w:val="single"/>
         </w:rPr>
@@ -665,7 +665,7 @@
           <w:rFonts w:ascii="Charis SIL Regular" w:hAnsi="Charis SIL Regular" w:eastAsia="Charis SIL Regular"/>
           <w:b w:val="0"/>
           <w:i w:val="0"/>
-          <w:color w:val="0066CC"/>
+          <w:color w:val="0000FF"/>
           <w:sz w:val="24"/>
           <w:u w:val="single"/>
         </w:rPr>
@@ -676,7 +676,7 @@
           <w:rFonts w:ascii="Charis SIL Regular" w:hAnsi="Charis SIL Regular" w:eastAsia="Charis SIL Regular"/>
           <w:b w:val="0"/>
           <w:i w:val="0"/>
-          <w:color w:val="0066CC"/>
+          <w:color w:val="0000FF"/>
           <w:sz w:val="24"/>
           <w:u w:val="single"/>
         </w:rPr>
@@ -704,7 +704,7 @@
           <w:rFonts w:ascii="Charis SIL Regular" w:hAnsi="Charis SIL Regular" w:eastAsia="Charis SIL Regular"/>
           <w:b w:val="0"/>
           <w:i w:val="0"/>
-          <w:color w:val="0066CC"/>
+          <w:color w:val="0000FF"/>
           <w:sz w:val="24"/>
           <w:u w:val="single"/>
         </w:rPr>
@@ -722,7 +722,7 @@
           <w:rFonts w:ascii="Charis SIL Regular" w:hAnsi="Charis SIL Regular" w:eastAsia="Charis SIL Regular"/>
           <w:b w:val="0"/>
           <w:i w:val="0"/>
-          <w:color w:val="0066CC"/>
+          <w:color w:val="0000FF"/>
           <w:sz w:val="24"/>
           <w:u w:val="single"/>
         </w:rPr>
@@ -733,7 +733,7 @@
           <w:rFonts w:ascii="Charis SIL Regular" w:hAnsi="Charis SIL Regular" w:eastAsia="Charis SIL Regular"/>
           <w:b w:val="0"/>
           <w:i w:val="0"/>
-          <w:color w:val="0066CC"/>
+          <w:color w:val="0000FF"/>
           <w:sz w:val="24"/>
           <w:u w:val="single"/>
         </w:rPr>
@@ -751,7 +751,7 @@
           <w:rFonts w:ascii="Charis SIL Regular" w:hAnsi="Charis SIL Regular" w:eastAsia="Charis SIL Regular"/>
           <w:b w:val="0"/>
           <w:i w:val="0"/>
-          <w:color w:val="0066CC"/>
+          <w:color w:val="0000FF"/>
           <w:sz w:val="24"/>
           <w:u w:val="single"/>
         </w:rPr>
@@ -762,7 +762,7 @@
           <w:rFonts w:ascii="Charis SIL Regular" w:hAnsi="Charis SIL Regular" w:eastAsia="Charis SIL Regular"/>
           <w:b w:val="0"/>
           <w:i w:val="0"/>
-          <w:color w:val="0066CC"/>
+          <w:color w:val="0000FF"/>
           <w:sz w:val="24"/>
           <w:u w:val="single"/>
         </w:rPr>
@@ -787,7 +787,7 @@
       </w:r>
       <w:r>
         <w:rPr>
-          <w:u w:val="single" w:color="0066cc"/>
+          <w:u w:val="single" w:color="0000ff"/>
           <w:rFonts w:ascii="Charis SIL Regular" w:hAnsi="Charis SIL Regular" w:eastAsia="Charis SIL Regular"/>
           <w:b w:val="0"/>
           <w:i w:val="0"/>
@@ -805,7 +805,7 @@
       </w:r>
       <w:r>
         <w:rPr>
-          <w:u w:val="single" w:color="0066cc"/>
+          <w:u w:val="single" w:color="0000ff"/>
           <w:rFonts w:ascii="Charis SIL Regular" w:hAnsi="Charis SIL Regular" w:eastAsia="Charis SIL Regular"/>
           <w:b w:val="0"/>
           <w:i w:val="0"/>
@@ -823,7 +823,7 @@
       </w:r>
       <w:r>
         <w:rPr>
-          <w:u w:val="single" w:color="0066cc"/>
+          <w:u w:val="single" w:color="0000ff"/>
           <w:rFonts w:ascii="Charis SIL Regular" w:hAnsi="Charis SIL Regular" w:eastAsia="Charis SIL Regular"/>
           <w:b w:val="0"/>
           <w:i w:val="0"/>
@@ -851,7 +851,7 @@
       </w:r>
       <w:r>
         <w:rPr>
-          <w:u w:val="single" w:color="0066cc"/>
+          <w:u w:val="single" w:color="0000ff"/>
           <w:rFonts w:ascii="Charis SIL Regular" w:hAnsi="Charis SIL Regular" w:eastAsia="Charis SIL Regular"/>
           <w:b w:val="0"/>
           <w:i w:val="0"/>
@@ -869,7 +869,7 @@
       </w:r>
       <w:r>
         <w:rPr>
-          <w:u w:val="single" w:color="0066cc"/>
+          <w:u w:val="single" w:color="0000ff"/>
           <w:rFonts w:ascii="Charis SIL Regular" w:hAnsi="Charis SIL Regular" w:eastAsia="Charis SIL Regular"/>
           <w:b w:val="0"/>
           <w:i w:val="0"/>
@@ -887,7 +887,7 @@
       </w:r>
       <w:r>
         <w:rPr>
-          <w:u w:val="single" w:color="0066cc"/>
+          <w:u w:val="single" w:color="0000ff"/>
           <w:rFonts w:ascii="Charis SIL Regular" w:hAnsi="Charis SIL Regular" w:eastAsia="Charis SIL Regular"/>
           <w:b w:val="0"/>
           <w:i w:val="0"/>
@@ -918,7 +918,7 @@
           <w:rFonts w:ascii="Charis SIL Regular" w:hAnsi="Charis SIL Regular" w:eastAsia="Charis SIL Regular"/>
           <w:b w:val="0"/>
           <w:i w:val="0"/>
-          <w:color w:val="0066CC"/>
+          <w:color w:val="0000FF"/>
           <w:sz w:val="24"/>
           <w:u w:val="single"/>
         </w:rPr>
@@ -936,7 +936,7 @@
           <w:rFonts w:ascii="Charis SIL Regular" w:hAnsi="Charis SIL Regular" w:eastAsia="Charis SIL Regular"/>
           <w:b w:val="0"/>
           <w:i w:val="0"/>
-          <w:color w:val="0066CC"/>
+          <w:color w:val="0000FF"/>
           <w:sz w:val="24"/>
           <w:u w:val="single"/>
         </w:rPr>
@@ -947,7 +947,7 @@
           <w:rFonts w:ascii="Charis SIL Regular" w:hAnsi="Charis SIL Regular" w:eastAsia="Charis SIL Regular"/>
           <w:b w:val="0"/>
           <w:i w:val="0"/>
-          <w:color w:val="0066CC"/>
+          <w:color w:val="0000FF"/>
           <w:sz w:val="24"/>
           <w:u w:val="single"/>
         </w:rPr>
@@ -965,7 +965,7 @@
           <w:rFonts w:ascii="Charis SIL Regular" w:hAnsi="Charis SIL Regular" w:eastAsia="Charis SIL Regular"/>
           <w:b w:val="0"/>
           <w:i w:val="0"/>
-          <w:color w:val="0066CC"/>
+          <w:color w:val="0000FF"/>
           <w:sz w:val="24"/>
           <w:u w:val="single"/>
         </w:rPr>
@@ -983,7 +983,7 @@
           <w:rFonts w:ascii="Charis SIL Regular" w:hAnsi="Charis SIL Regular" w:eastAsia="Charis SIL Regular"/>
           <w:b w:val="0"/>
           <w:i w:val="0"/>
-          <w:color w:val="0066CC"/>
+          <w:color w:val="0000FF"/>
           <w:sz w:val="24"/>
           <w:u w:val="single"/>
         </w:rPr>
@@ -994,7 +994,7 @@
           <w:rFonts w:ascii="Charis SIL Regular" w:hAnsi="Charis SIL Regular" w:eastAsia="Charis SIL Regular"/>
           <w:b w:val="0"/>
           <w:i w:val="0"/>
-          <w:color w:val="0066CC"/>
+          <w:color w:val="0000FF"/>
           <w:sz w:val="24"/>
           <w:u w:val="single"/>
         </w:rPr>
@@ -1022,7 +1022,7 @@
           <w:rFonts w:ascii="Charis SIL Regular" w:hAnsi="Charis SIL Regular" w:eastAsia="Charis SIL Regular"/>
           <w:b w:val="0"/>
           <w:i w:val="0"/>
-          <w:color w:val="0066CC"/>
+          <w:color w:val="0000FF"/>
           <w:sz w:val="24"/>
           <w:u w:val="single"/>
         </w:rPr>
@@ -1040,7 +1040,7 @@
           <w:rFonts w:ascii="Charis SIL Regular" w:hAnsi="Charis SIL Regular" w:eastAsia="Charis SIL Regular"/>
           <w:b w:val="0"/>
           <w:i w:val="0"/>
-          <w:color w:val="0066CC"/>
+          <w:color w:val="0000FF"/>
           <w:sz w:val="24"/>
           <w:u w:val="single"/>
         </w:rPr>
@@ -1058,7 +1058,7 @@
           <w:rFonts w:ascii="Charis SIL Regular" w:hAnsi="Charis SIL Regular" w:eastAsia="Charis SIL Regular"/>
           <w:b w:val="0"/>
           <w:i w:val="0"/>
-          <w:color w:val="0066CC"/>
+          <w:color w:val="0000FF"/>
           <w:sz w:val="24"/>
           <w:u w:val="single"/>
         </w:rPr>
@@ -1076,7 +1076,7 @@
           <w:rFonts w:ascii="Charis SIL Regular" w:hAnsi="Charis SIL Regular" w:eastAsia="Charis SIL Regular"/>
           <w:b w:val="0"/>
           <w:i w:val="0"/>
-          <w:color w:val="0066CC"/>
+          <w:color w:val="0000FF"/>
           <w:sz w:val="24"/>
           <w:u w:val="single"/>
         </w:rPr>
@@ -1087,11 +1087,11 @@
           <w:rFonts w:ascii="Charis SIL Regular" w:hAnsi="Charis SIL Regular" w:eastAsia="Charis SIL Regular"/>
           <w:b w:val="0"/>
           <w:i w:val="0"/>
-          <w:color w:val="0066CC"/>
+          <w:color w:val="0000FF"/>
           <w:sz w:val="24"/>
           <w:u w:val="single"/>
         </w:rPr>
-        <w:hyperlink r:id="rId13" w:history="1">
+        <w:hyperlink r:id="rId14" w:history="1">
           <w:r>
             <w:rPr>
               <w:rStyle w:val="Hyperlink"/>
@@ -1102,7 +1102,7 @@
       </w:r>
       <w:r>
         <w:rPr>
-          <w:u w:val="single" w:color="0066cc"/>
+          <w:u w:val="single" w:color="0000ff"/>
           <w:rFonts w:ascii="Charis SIL Regular" w:hAnsi="Charis SIL Regular" w:eastAsia="Charis SIL Regular"/>
           <w:b w:val="0"/>
           <w:i w:val="0"/>
@@ -1126,22 +1126,57 @@
           <w:color w:val="000000"/>
           <w:sz w:val="24"/>
         </w:rPr>
-        <w:t>verantwoordelijk voor het verzamelen van objecten in Nederlands-I</w:t>
-      </w:r>
-      <w:r>
-        <w:rPr>
-          <w:u w:val="single" w:color="0066cc"/>
+        <w:t>verantwoor</w:t>
+      </w:r>
+      <w:r>
+        <w:rPr>
+          <w:u w:val="single" w:color="0000ff"/>
           <w:rFonts w:ascii="Charis SIL Regular" w:hAnsi="Charis SIL Regular" w:eastAsia="Charis SIL Regular"/>
           <w:b w:val="0"/>
           <w:i w:val="0"/>
           <w:color w:val="000000"/>
           <w:sz w:val="24"/>
         </w:rPr>
-        <w:t>ndië. V</w:t>
-      </w:r>
-      <w:r>
-        <w:rPr>
-          <w:u w:val="single" w:color="0066cc"/>
+        <w:hyperlink r:id="rId13" w:history="1">
+          <w:r>
+            <w:rPr>
+              <w:rStyle w:val="Hyperlink"/>
+            </w:rPr>
+            <w:t>delijk vo</w:t>
+          </w:r>
+        </w:hyperlink>
+      </w:r>
+      <w:r>
+        <w:rPr>
+          <w:rFonts w:ascii="Charis SIL Regular" w:hAnsi="Charis SIL Regular" w:eastAsia="Charis SIL Regular"/>
+          <w:b w:val="0"/>
+          <w:i w:val="0"/>
+          <w:color w:val="000000"/>
+          <w:sz w:val="24"/>
+        </w:rPr>
+        <w:t>or het verzamelen van objecten in Nederlands-I</w:t>
+      </w:r>
+      <w:r>
+        <w:rPr>
+          <w:u w:val="single" w:color="0000ff"/>
+          <w:rFonts w:ascii="Charis SIL Regular" w:hAnsi="Charis SIL Regular" w:eastAsia="Charis SIL Regular"/>
+          <w:b w:val="0"/>
+          <w:i w:val="0"/>
+          <w:color w:val="000000"/>
+          <w:sz w:val="24"/>
+        </w:rPr>
+        <w:hyperlink r:id="rId14" w:history="1">
+          <w:r>
+            <w:rPr>
+              <w:rStyle w:val="Hyperlink"/>
+            </w:rPr>
+            <w:t>ndië. V</w:t>
+          </w:r>
+        </w:hyperlink>
+      </w:r>
+      <w:r>
+        <w:rPr>
+          <w:u w:val="single" w:color="0000ff"/>
           <w:rFonts w:ascii="Charis SIL Regular" w:hAnsi="Charis SIL Regular" w:eastAsia="Charis SIL Regular"/>
           <w:b w:val="0"/>
           <w:i w:val="0"/>
@@ -1317,7 +1352,7 @@
           <w:rFonts w:ascii="Charis SIL Regular" w:hAnsi="Charis SIL Regular" w:eastAsia="Charis SIL Regular"/>
           <w:b w:val="0"/>
           <w:i w:val="0"/>
-          <w:color w:val="0066CC"/>
+          <w:color w:val="0000FF"/>
           <w:sz w:val="24"/>
           <w:u w:val="single"/>
         </w:rPr>
@@ -1335,7 +1370,7 @@
           <w:rFonts w:ascii="Charis SIL Regular" w:hAnsi="Charis SIL Regular" w:eastAsia="Charis SIL Regular"/>
           <w:b w:val="0"/>
           <w:i w:val="0"/>
-          <w:color w:val="0066CC"/>
+          <w:color w:val="0000FF"/>
           <w:sz w:val="24"/>
           <w:u w:val="single"/>
         </w:rPr>
@@ -1353,7 +1388,7 @@
           <w:rFonts w:ascii="Charis SIL Regular" w:hAnsi="Charis SIL Regular" w:eastAsia="Charis SIL Regular"/>
           <w:b w:val="0"/>
           <w:i w:val="0"/>
-          <w:color w:val="0066CC"/>
+          <w:color w:val="0000FF"/>
           <w:sz w:val="24"/>
           <w:u w:val="single"/>
         </w:rPr>
@@ -1364,7 +1399,7 @@
           <w:rFonts w:ascii="Charis SIL Regular" w:hAnsi="Charis SIL Regular" w:eastAsia="Charis SIL Regular"/>
           <w:b w:val="0"/>
           <w:i w:val="0"/>
-          <w:color w:val="0066CC"/>
+          <w:color w:val="0000FF"/>
           <w:sz w:val="24"/>
           <w:u w:val="single"/>
         </w:rPr>
@@ -1392,7 +1427,7 @@
           <w:rFonts w:ascii="Charis SIL Italic" w:hAnsi="Charis SIL Italic" w:eastAsia="Charis SIL Italic"/>
           <w:b w:val="0"/>
           <w:i/>
-          <w:color w:val="0066CC"/>
+          <w:color w:val="0000FF"/>
           <w:sz w:val="24"/>
           <w:u w:val="single"/>
         </w:rPr>
@@ -1410,7 +1445,7 @@
           <w:rFonts w:ascii="Charis SIL Italic" w:hAnsi="Charis SIL Italic" w:eastAsia="Charis SIL Italic"/>
           <w:b w:val="0"/>
           <w:i/>
-          <w:color w:val="0066CC"/>
+          <w:color w:val="0000FF"/>
           <w:sz w:val="24"/>
           <w:u w:val="single"/>
         </w:rPr>
@@ -1421,7 +1456,7 @@
           <w:rFonts w:ascii="Charis SIL Italic" w:hAnsi="Charis SIL Italic" w:eastAsia="Charis SIL Italic"/>
           <w:b w:val="0"/>
           <w:i/>
-          <w:color w:val="0066CC"/>
+          <w:color w:val="0000FF"/>
           <w:sz w:val="24"/>
           <w:u w:val="single"/>
         </w:rPr>
@@ -1456,7 +1491,7 @@
       </w:r>
       <w:r>
         <w:rPr>
-          <w:u w:val="single" w:color="0066cc"/>
+          <w:u w:val="single" w:color="0000ff"/>
           <w:rFonts w:ascii="Charis SIL Regular" w:hAnsi="Charis SIL Regular" w:eastAsia="Charis SIL Regular"/>
           <w:b w:val="0"/>
           <w:i w:val="0"/>
@@ -1474,7 +1509,7 @@
       </w:r>
       <w:r>
         <w:rPr>
-          <w:u w:val="single" w:color="0066cc"/>
+          <w:u w:val="single" w:color="0000ff"/>
           <w:rFonts w:ascii="Charis SIL Regular" w:hAnsi="Charis SIL Regular" w:eastAsia="Charis SIL Regular"/>
           <w:b w:val="0"/>
           <w:i w:val="0"/>
@@ -1492,7 +1527,7 @@
       </w:r>
       <w:r>
         <w:rPr>
-          <w:u w:val="single" w:color="0066cc"/>
+          <w:u w:val="single" w:color="0000ff"/>
           <w:rFonts w:ascii="Charis SIL Regular" w:hAnsi="Charis SIL Regular" w:eastAsia="Charis SIL Regular"/>
           <w:b w:val="0"/>
           <w:i w:val="0"/>
@@ -1510,28 +1545,17 @@
       </w:r>
       <w:r>
         <w:rPr>
-          <w:u w:val="single" w:color="0066cc"/>
           <w:rFonts w:ascii="Charis SIL Regular" w:hAnsi="Charis SIL Regular" w:eastAsia="Charis SIL Regular"/>
           <w:b w:val="0"/>
           <w:i w:val="0"/>
           <w:color w:val="000000"/>
           <w:sz w:val="24"/>
         </w:rPr>
-        <w:t>o</w:t>
-      </w:r>
-      <w:r>
-        <w:rPr>
-          <w:rFonts w:ascii="Charis SIL Regular" w:hAnsi="Charis SIL Regular" w:eastAsia="Charis SIL Regular"/>
-          <w:b w:val="0"/>
-          <w:i w:val="0"/>
-          <w:color w:val="000000"/>
-          <w:sz w:val="24"/>
-        </w:rPr>
-        <w:t>ver wat ande</w:t>
-      </w:r>
-      <w:r>
-        <w:rPr>
-          <w:u w:val="single" w:color="0066cc"/>
+        <w:t>over wat ande</w:t>
+      </w:r>
+      <w:r>
+        <w:rPr>
+          <w:u w:val="single" w:color="0000ff"/>
           <w:rFonts w:ascii="Charis SIL Regular" w:hAnsi="Charis SIL Regular" w:eastAsia="Charis SIL Regular"/>
           <w:b w:val="0"/>
           <w:i w:val="0"/>
@@ -1549,7 +1573,7 @@
       </w:r>
       <w:r>
         <w:rPr>
-          <w:u w:val="single" w:color="0066cc"/>
+          <w:u w:val="single" w:color="0000ff"/>
           <w:rFonts w:ascii="Charis SIL Regular" w:hAnsi="Charis SIL Regular" w:eastAsia="Charis SIL Regular"/>
           <w:b w:val="0"/>
           <w:i w:val="0"/>
@@ -1567,7 +1591,7 @@
       </w:r>
       <w:r>
         <w:rPr>
-          <w:u w:val="single" w:color="0066cc"/>
+          <w:u w:val="single" w:color="0000ff"/>
           <w:rFonts w:ascii="Charis SIL Regular" w:hAnsi="Charis SIL Regular" w:eastAsia="Charis SIL Regular"/>
           <w:b w:val="0"/>
           <w:i w:val="0"/>
@@ -1648,7 +1672,7 @@
           <w:rFonts w:ascii="Charis SIL Regular" w:hAnsi="Charis SIL Regular" w:eastAsia="Charis SIL Regular"/>
           <w:b w:val="0"/>
           <w:i w:val="0"/>
-          <w:color w:val="0066CC"/>
+          <w:color w:val="0000FF"/>
           <w:sz w:val="24"/>
           <w:u w:val="single"/>
         </w:rPr>
@@ -1666,7 +1690,7 @@
           <w:rFonts w:ascii="Charis SIL Regular" w:hAnsi="Charis SIL Regular" w:eastAsia="Charis SIL Regular"/>
           <w:b w:val="0"/>
           <w:i w:val="0"/>
-          <w:color w:val="0066CC"/>
+          <w:color w:val="0000FF"/>
           <w:sz w:val="24"/>
           <w:u w:val="single"/>
         </w:rPr>
@@ -1677,7 +1701,7 @@
           <w:rFonts w:ascii="Charis SIL Regular" w:hAnsi="Charis SIL Regular" w:eastAsia="Charis SIL Regular"/>
           <w:b w:val="0"/>
           <w:i w:val="0"/>
-          <w:color w:val="0066CC"/>
+          <w:color w:val="0000FF"/>
           <w:sz w:val="24"/>
           <w:u w:val="single"/>
         </w:rPr>
@@ -1695,7 +1719,7 @@
           <w:rFonts w:ascii="Charis SIL Regular" w:hAnsi="Charis SIL Regular" w:eastAsia="Charis SIL Regular"/>
           <w:b w:val="0"/>
           <w:i w:val="0"/>
-          <w:color w:val="0066CC"/>
+          <w:color w:val="0000FF"/>
           <w:sz w:val="24"/>
           <w:u w:val="single"/>
         </w:rPr>
@@ -1706,7 +1730,7 @@
           <w:rFonts w:ascii="Charis SIL Regular" w:hAnsi="Charis SIL Regular" w:eastAsia="Charis SIL Regular"/>
           <w:b w:val="0"/>
           <w:i w:val="0"/>
-          <w:color w:val="0066CC"/>
+          <w:color w:val="0000FF"/>
           <w:sz w:val="24"/>
           <w:u w:val="single"/>
         </w:rPr>
@@ -1724,7 +1748,7 @@
           <w:rFonts w:ascii="Charis SIL Regular" w:hAnsi="Charis SIL Regular" w:eastAsia="Charis SIL Regular"/>
           <w:b w:val="0"/>
           <w:i w:val="0"/>
-          <w:color w:val="0066CC"/>
+          <w:color w:val="0000FF"/>
           <w:sz w:val="24"/>
           <w:u w:val="single"/>
         </w:rPr>
@@ -1735,7 +1759,7 @@
           <w:rFonts w:ascii="Charis SIL Regular" w:hAnsi="Charis SIL Regular" w:eastAsia="Charis SIL Regular"/>
           <w:b w:val="0"/>
           <w:i w:val="0"/>
-          <w:color w:val="0066CC"/>
+          <w:color w:val="0000FF"/>
           <w:sz w:val="24"/>
           <w:u w:val="single"/>
         </w:rPr>
@@ -1753,7 +1777,7 @@
           <w:rFonts w:ascii="Charis SIL Regular" w:hAnsi="Charis SIL Regular" w:eastAsia="Charis SIL Regular"/>
           <w:b w:val="0"/>
           <w:i w:val="0"/>
-          <w:color w:val="0066CC"/>
+          <w:color w:val="0000FF"/>
           <w:sz w:val="24"/>
           <w:u w:val="single"/>
         </w:rPr>
@@ -1764,7 +1788,7 @@
           <w:rFonts w:ascii="Charis SIL Regular" w:hAnsi="Charis SIL Regular" w:eastAsia="Charis SIL Regular"/>
           <w:b w:val="0"/>
           <w:i w:val="0"/>
-          <w:color w:val="0066CC"/>
+          <w:color w:val="0000FF"/>
           <w:sz w:val="24"/>
           <w:u w:val="single"/>
         </w:rPr>
@@ -1782,7 +1806,7 @@
           <w:rFonts w:ascii="Charis SIL Regular" w:hAnsi="Charis SIL Regular" w:eastAsia="Charis SIL Regular"/>
           <w:b w:val="0"/>
           <w:i w:val="0"/>
-          <w:color w:val="0066CC"/>
+          <w:color w:val="0000FF"/>
           <w:sz w:val="24"/>
           <w:u w:val="single"/>
         </w:rPr>
@@ -1793,7 +1817,7 @@
           <w:rFonts w:ascii="Charis SIL Regular" w:hAnsi="Charis SIL Regular" w:eastAsia="Charis SIL Regular"/>
           <w:b w:val="0"/>
           <w:i w:val="0"/>
-          <w:color w:val="0066CC"/>
+          <w:color w:val="0000FF"/>
           <w:sz w:val="24"/>
           <w:u w:val="single"/>
         </w:rPr>
@@ -1894,7 +1918,7 @@
           <w:rFonts w:ascii="Charis SIL Regular" w:hAnsi="Charis SIL Regular" w:eastAsia="Charis SIL Regular"/>
           <w:b w:val="0"/>
           <w:i w:val="0"/>
-          <w:color w:val="0066CC"/>
+          <w:color w:val="0000FF"/>
           <w:sz w:val="24"/>
           <w:u w:val="single"/>
         </w:rPr>
@@ -1912,7 +1936,7 @@
           <w:rFonts w:ascii="Charis SIL Regular" w:hAnsi="Charis SIL Regular" w:eastAsia="Charis SIL Regular"/>
           <w:b w:val="0"/>
           <w:i w:val="0"/>
-          <w:color w:val="0066CC"/>
+          <w:color w:val="0000FF"/>
           <w:sz w:val="24"/>
           <w:u w:val="single"/>
         </w:rPr>
@@ -1923,7 +1947,7 @@
           <w:rFonts w:ascii="Charis SIL Regular" w:hAnsi="Charis SIL Regular" w:eastAsia="Charis SIL Regular"/>
           <w:b w:val="0"/>
           <w:i w:val="0"/>
-          <w:color w:val="0066CC"/>
+          <w:color w:val="0000FF"/>
           <w:sz w:val="24"/>
           <w:u w:val="single"/>
         </w:rPr>
@@ -1961,7 +1985,7 @@
           <w:rFonts w:ascii="Charis SIL Regular" w:hAnsi="Charis SIL Regular" w:eastAsia="Charis SIL Regular"/>
           <w:b w:val="0"/>
           <w:i w:val="0"/>
-          <w:color w:val="0066CC"/>
+          <w:color w:val="0000FF"/>
           <w:sz w:val="24"/>
         </w:rPr>
         <w:hyperlink r:id="rId19" w:history="1">
@@ -1978,7 +2002,7 @@
           <w:rFonts w:ascii="Charis SIL Regular" w:hAnsi="Charis SIL Regular" w:eastAsia="Charis SIL Regular"/>
           <w:b w:val="0"/>
           <w:i w:val="0"/>
-          <w:color w:val="0066CC"/>
+          <w:color w:val="0000FF"/>
           <w:sz w:val="24"/>
           <w:u w:val="single"/>
         </w:rPr>
@@ -1996,7 +2020,7 @@
           <w:rFonts w:ascii="Charis SIL Regular" w:hAnsi="Charis SIL Regular" w:eastAsia="Charis SIL Regular"/>
           <w:b w:val="0"/>
           <w:i w:val="0"/>
-          <w:color w:val="0066CC"/>
+          <w:color w:val="0000FF"/>
           <w:sz w:val="24"/>
           <w:u w:val="single"/>
         </w:rPr>
@@ -2014,7 +2038,7 @@
           <w:rFonts w:ascii="Charis SIL Regular" w:hAnsi="Charis SIL Regular" w:eastAsia="Charis SIL Regular"/>
           <w:b w:val="0"/>
           <w:i w:val="0"/>
-          <w:color w:val="0066CC"/>
+          <w:color w:val="0000FF"/>
           <w:sz w:val="24"/>
           <w:u w:val="single"/>
         </w:rPr>
@@ -2025,7 +2049,7 @@
           <w:rFonts w:ascii="Charis SIL Regular" w:hAnsi="Charis SIL Regular" w:eastAsia="Charis SIL Regular"/>
           <w:b w:val="0"/>
           <w:i w:val="0"/>
-          <w:color w:val="0066CC"/>
+          <w:color w:val="0000FF"/>
           <w:sz w:val="24"/>
           <w:u w:val="single"/>
         </w:rPr>
@@ -2043,7 +2067,7 @@
           <w:rFonts w:ascii="Charis SIL Regular" w:hAnsi="Charis SIL Regular" w:eastAsia="Charis SIL Regular"/>
           <w:b w:val="0"/>
           <w:i w:val="0"/>
-          <w:color w:val="0066CC"/>
+          <w:color w:val="0000FF"/>
           <w:sz w:val="24"/>
           <w:u w:val="single"/>
         </w:rPr>
@@ -2071,7 +2095,7 @@
           <w:rFonts w:ascii="Charis SIL Regular" w:hAnsi="Charis SIL Regular" w:eastAsia="Charis SIL Regular"/>
           <w:b w:val="0"/>
           <w:i w:val="0"/>
-          <w:color w:val="0066CC"/>
+          <w:color w:val="0000FF"/>
           <w:sz w:val="24"/>
           <w:u w:val="single"/>
         </w:rPr>
@@ -2089,7 +2113,7 @@
           <w:rFonts w:ascii="Charis SIL Regular" w:hAnsi="Charis SIL Regular" w:eastAsia="Charis SIL Regular"/>
           <w:b w:val="0"/>
           <w:i w:val="0"/>
-          <w:color w:val="0066CC"/>
+          <w:color w:val="0000FF"/>
           <w:sz w:val="24"/>
         </w:rPr>
         <w:hyperlink r:id="rId20" w:history="1">
@@ -2106,7 +2130,7 @@
           <w:rFonts w:ascii="Charis SIL Regular" w:hAnsi="Charis SIL Regular" w:eastAsia="Charis SIL Regular"/>
           <w:b w:val="0"/>
           <w:i w:val="0"/>
-          <w:color w:val="0066CC"/>
+          <w:color w:val="0000FF"/>
           <w:sz w:val="24"/>
         </w:rPr>
         <w:t>h</w:t>
@@ -2116,7 +2140,7 @@
           <w:rFonts w:ascii="Charis SIL Regular" w:hAnsi="Charis SIL Regular" w:eastAsia="Charis SIL Regular"/>
           <w:b w:val="0"/>
           <w:i w:val="0"/>
-          <w:color w:val="0066CC"/>
+          <w:color w:val="0000FF"/>
           <w:sz w:val="24"/>
           <w:u w:val="single"/>
         </w:rPr>
@@ -2127,7 +2151,7 @@
           <w:rFonts w:ascii="Charis SIL Regular" w:hAnsi="Charis SIL Regular" w:eastAsia="Charis SIL Regular"/>
           <w:b w:val="0"/>
           <w:i w:val="0"/>
-          <w:color w:val="0066CC"/>
+          <w:color w:val="0000FF"/>
           <w:sz w:val="24"/>
           <w:u w:val="single"/>
         </w:rPr>
@@ -2145,7 +2169,7 @@
           <w:rFonts w:ascii="Charis SIL Regular" w:hAnsi="Charis SIL Regular" w:eastAsia="Charis SIL Regular"/>
           <w:b w:val="0"/>
           <w:i w:val="0"/>
-          <w:color w:val="0066CC"/>
+          <w:color w:val="0000FF"/>
           <w:sz w:val="24"/>
           <w:u w:val="single"/>
         </w:rPr>
@@ -2156,7 +2180,7 @@
           <w:rFonts w:ascii="Charis SIL Regular" w:hAnsi="Charis SIL Regular" w:eastAsia="Charis SIL Regular"/>
           <w:b w:val="0"/>
           <w:i w:val="0"/>
-          <w:color w:val="0066CC"/>
+          <w:color w:val="0000FF"/>
           <w:sz w:val="24"/>
           <w:u w:val="single"/>
         </w:rPr>
@@ -2187,43 +2211,14 @@
           <w:color w:val="000000"/>
           <w:sz w:val="24"/>
         </w:rPr>
-        <w:t>ging naar h</w:t>
-      </w:r>
-      <w:r>
-        <w:rPr>
-          <w:u w:val="single" w:color="0066cc"/>
-          <w:rFonts w:ascii="Charis SIL Regular" w:hAnsi="Charis SIL Regular" w:eastAsia="Charis SIL Regular"/>
-          <w:b w:val="0"/>
-          <w:i w:val="0"/>
-          <w:color w:val="000000"/>
-          <w:sz w:val="24"/>
-        </w:rPr>
-        <w:t>e</w:t>
-      </w:r>
-      <w:r>
-        <w:rPr>
-          <w:u w:val="single" w:color="0066cc"/>
-          <w:rFonts w:ascii="Charis SIL Regular" w:hAnsi="Charis SIL Regular" w:eastAsia="Charis SIL Regular"/>
-          <w:b w:val="0"/>
-          <w:i w:val="0"/>
-          <w:color w:val="000000"/>
-          <w:sz w:val="24"/>
-        </w:rPr>
-        <w:hyperlink r:id="rId19" w:history="1">
-          <w:r>
-            <w:rPr>
-              <w:rStyle w:val="Hyperlink"/>
-            </w:rPr>
-            <w:t xml:space="preserve">t </w:t>
-          </w:r>
-        </w:hyperlink>
-      </w:r>
-      <w:r>
-        <w:rPr>
-          <w:rFonts w:ascii="Charis SIL Regular" w:hAnsi="Charis SIL Regular" w:eastAsia="Charis SIL Regular"/>
-          <w:b w:val="0"/>
-          <w:i w:val="0"/>
-          <w:color w:val="0066CC"/>
+        <w:t xml:space="preserve">ging naar het </w:t>
+      </w:r>
+      <w:r>
+        <w:rPr>
+          <w:rFonts w:ascii="Charis SIL Regular" w:hAnsi="Charis SIL Regular" w:eastAsia="Charis SIL Regular"/>
+          <w:b w:val="0"/>
+          <w:i w:val="0"/>
+          <w:color w:val="0000FF"/>
           <w:sz w:val="24"/>
           <w:u w:val="single"/>
         </w:rPr>
@@ -2241,7 +2236,7 @@
           <w:rFonts w:ascii="Charis SIL Regular" w:hAnsi="Charis SIL Regular" w:eastAsia="Charis SIL Regular"/>
           <w:b w:val="0"/>
           <w:i w:val="0"/>
-          <w:color w:val="0066CC"/>
+          <w:color w:val="0000FF"/>
           <w:sz w:val="24"/>
           <w:u w:val="single"/>
         </w:rPr>
@@ -2252,7 +2247,7 @@
           <w:rFonts w:ascii="Charis SIL Regular" w:hAnsi="Charis SIL Regular" w:eastAsia="Charis SIL Regular"/>
           <w:b w:val="0"/>
           <w:i w:val="0"/>
-          <w:color w:val="0066CC"/>
+          <w:color w:val="0000FF"/>
           <w:sz w:val="24"/>
           <w:u w:val="single"/>
         </w:rPr>
@@ -2270,8 +2265,9 @@
           <w:rFonts w:ascii="Charis SIL Regular" w:hAnsi="Charis SIL Regular" w:eastAsia="Charis SIL Regular"/>
           <w:b w:val="0"/>
           <w:i w:val="0"/>
-          <w:color w:val="0066CC"/>
-          <w:sz w:val="24"/>
+          <w:color w:val="0000FF"/>
+          <w:sz w:val="24"/>
+          <w:u w:val="single"/>
         </w:rPr>
         <w:t>fi</w:t>
       </w:r>
@@ -2280,7 +2276,7 @@
           <w:rFonts w:ascii="Charis SIL Regular" w:hAnsi="Charis SIL Regular" w:eastAsia="Charis SIL Regular"/>
           <w:b w:val="0"/>
           <w:i w:val="0"/>
-          <w:color w:val="0066CC"/>
+          <w:color w:val="0000FF"/>
           <w:sz w:val="24"/>
           <w:u w:val="single"/>
         </w:rPr>
@@ -2298,7 +2294,7 @@
           <w:rFonts w:ascii="Charis SIL Regular" w:hAnsi="Charis SIL Regular" w:eastAsia="Charis SIL Regular"/>
           <w:b w:val="0"/>
           <w:i w:val="0"/>
-          <w:color w:val="0066CC"/>
+          <w:color w:val="0000FF"/>
           <w:sz w:val="24"/>
           <w:u w:val="single"/>
         </w:rPr>
@@ -2309,7 +2305,7 @@
           <w:rFonts w:ascii="Charis SIL Regular" w:hAnsi="Charis SIL Regular" w:eastAsia="Charis SIL Regular"/>
           <w:b w:val="0"/>
           <w:i w:val="0"/>
-          <w:color w:val="0066CC"/>
+          <w:color w:val="0000FF"/>
           <w:sz w:val="24"/>
           <w:u w:val="single"/>
         </w:rPr>
@@ -2327,18 +2323,10 @@
           <w:rFonts w:ascii="Charis SIL Regular" w:hAnsi="Charis SIL Regular" w:eastAsia="Charis SIL Regular"/>
           <w:b w:val="0"/>
           <w:i w:val="0"/>
-          <w:color w:val="0066CC"/>
-          <w:sz w:val="24"/>
-          <w:u w:val="single"/>
-        </w:rPr>
-        <w:hyperlink r:id="rId12" w:history="1">
-          <w:r>
-            <w:rPr>
-              <w:rStyle w:val="Hyperlink"/>
-            </w:rPr>
-            <w:t>m</w:t>
-          </w:r>
-        </w:hyperlink>
+          <w:color w:val="0000FF"/>
+          <w:sz w:val="24"/>
+        </w:rPr>
+        <w:t>m</w:t>
       </w:r>
       <w:r>
         <w:rPr>
@@ -2352,7 +2340,7 @@
       </w:r>
       <w:r>
         <w:rPr>
-          <w:u w:val="single" w:color="0066cc"/>
+          <w:u w:val="single" w:color="0000ff"/>
           <w:rFonts w:ascii="Charis SIL Regular" w:hAnsi="Charis SIL Regular" w:eastAsia="Charis SIL Regular"/>
           <w:b w:val="0"/>
           <w:i w:val="0"/>
@@ -2363,7 +2351,7 @@
       </w:r>
       <w:r>
         <w:rPr>
-          <w:u w:val="single" w:color="0066cc"/>
+          <w:u w:val="single" w:color="0000ff"/>
           <w:rFonts w:ascii="Charis SIL Regular" w:hAnsi="Charis SIL Regular" w:eastAsia="Charis SIL Regular"/>
           <w:b w:val="0"/>
           <w:i w:val="0"/>
@@ -2381,7 +2369,7 @@
       </w:r>
       <w:r>
         <w:rPr>
-          <w:u w:val="single" w:color="0066cc"/>
+          <w:u w:val="single" w:color="0000ff"/>
           <w:rFonts w:ascii="Charis SIL Regular" w:hAnsi="Charis SIL Regular" w:eastAsia="Charis SIL Regular"/>
           <w:b w:val="0"/>
           <w:i w:val="0"/>
@@ -2399,7 +2387,7 @@
       </w:r>
       <w:r>
         <w:rPr>
-          <w:u w:val="single" w:color="0066cc"/>
+          <w:u w:val="single" w:color="0000ff"/>
           <w:rFonts w:ascii="Charis SIL Regular" w:hAnsi="Charis SIL Regular" w:eastAsia="Charis SIL Regular"/>
           <w:b w:val="0"/>
           <w:i w:val="0"/>
@@ -2417,7 +2405,7 @@
       </w:r>
       <w:r>
         <w:rPr>
-          <w:u w:val="single" w:color="0066cc"/>
+          <w:u w:val="single" w:color="0000ff"/>
           <w:rFonts w:ascii="Charis SIL Regular" w:hAnsi="Charis SIL Regular" w:eastAsia="Charis SIL Regular"/>
           <w:b w:val="0"/>
           <w:i w:val="0"/>
@@ -2455,7 +2443,7 @@
       </w:r>
       <w:r>
         <w:rPr>
-          <w:u w:val="single" w:color="0066cc"/>
+          <w:u w:val="single" w:color="0000ff"/>
           <w:rFonts w:ascii="Charis SIL Regular" w:hAnsi="Charis SIL Regular" w:eastAsia="Charis SIL Regular"/>
           <w:b w:val="0"/>
           <w:i w:val="0"/>
@@ -2473,7 +2461,7 @@
       </w:r>
       <w:r>
         <w:rPr>
-          <w:u w:val="single" w:color="0066cc"/>
+          <w:u w:val="single" w:color="0000ff"/>
           <w:rFonts w:ascii="Charis SIL Regular" w:hAnsi="Charis SIL Regular" w:eastAsia="Charis SIL Regular"/>
           <w:b w:val="0"/>
           <w:i w:val="0"/>
@@ -2491,7 +2479,7 @@
       </w:r>
       <w:r>
         <w:rPr>
-          <w:u w:val="single" w:color="0066cc"/>
+          <w:u w:val="single" w:color="0000ff"/>
           <w:rFonts w:ascii="Charis SIL Regular" w:hAnsi="Charis SIL Regular" w:eastAsia="Charis SIL Regular"/>
           <w:b w:val="0"/>
           <w:i w:val="0"/>
@@ -2552,7 +2540,7 @@
           <w:rFonts w:ascii="Charis SIL Regular" w:hAnsi="Charis SIL Regular" w:eastAsia="Charis SIL Regular"/>
           <w:b w:val="0"/>
           <w:i w:val="0"/>
-          <w:color w:val="0066CC"/>
+          <w:color w:val="0000FF"/>
           <w:sz w:val="24"/>
           <w:u w:val="single"/>
         </w:rPr>
@@ -2573,7 +2561,7 @@
           <w:rFonts w:ascii="Charis SIL Regular" w:hAnsi="Charis SIL Regular" w:eastAsia="Charis SIL Regular"/>
           <w:b w:val="0"/>
           <w:i w:val="0"/>
-          <w:color w:val="0066CC"/>
+          <w:color w:val="0000FF"/>
           <w:sz w:val="24"/>
           <w:u w:val="single"/>
         </w:rPr>
@@ -2598,7 +2586,7 @@
       </w:r>
       <w:r>
         <w:rPr>
-          <w:u w:val="single" w:color="0066cc"/>
+          <w:u w:val="single" w:color="0000ff"/>
           <w:rFonts w:ascii="Charis SIL Regular" w:hAnsi="Charis SIL Regular" w:eastAsia="Charis SIL Regular"/>
           <w:b w:val="0"/>
           <w:i w:val="0"/>
@@ -2643,7 +2631,7 @@
       </w:r>
       <w:r>
         <w:rPr>
-          <w:u w:val="single" w:color="0066cc"/>
+          <w:u w:val="single" w:color="0000ff"/>
           <w:rFonts w:ascii="Charis SIL Regular" w:hAnsi="Charis SIL Regular" w:eastAsia="Charis SIL Regular"/>
           <w:b w:val="0"/>
           <w:i w:val="0"/>
@@ -2674,7 +2662,7 @@
           <w:rFonts w:ascii="Charis SIL Regular" w:hAnsi="Charis SIL Regular" w:eastAsia="Charis SIL Regular"/>
           <w:b w:val="0"/>
           <w:i w:val="0"/>
-          <w:color w:val="0066CC"/>
+          <w:color w:val="0000FF"/>
           <w:sz w:val="24"/>
           <w:u w:val="single"/>
         </w:rPr>
@@ -2692,7 +2680,7 @@
           <w:rFonts w:ascii="Charis SIL Regular" w:hAnsi="Charis SIL Regular" w:eastAsia="Charis SIL Regular"/>
           <w:b w:val="0"/>
           <w:i w:val="0"/>
-          <w:color w:val="0066CC"/>
+          <w:color w:val="0000FF"/>
           <w:sz w:val="24"/>
           <w:u w:val="single"/>
         </w:rPr>
@@ -2703,7 +2691,7 @@
           <w:rFonts w:ascii="Charis SIL Regular" w:hAnsi="Charis SIL Regular" w:eastAsia="Charis SIL Regular"/>
           <w:b w:val="0"/>
           <w:i w:val="0"/>
-          <w:color w:val="0066CC"/>
+          <w:color w:val="0000FF"/>
           <w:sz w:val="24"/>
           <w:u w:val="single"/>
         </w:rPr>
@@ -2721,7 +2709,7 @@
           <w:rFonts w:ascii="Charis SIL Regular" w:hAnsi="Charis SIL Regular" w:eastAsia="Charis SIL Regular"/>
           <w:b w:val="0"/>
           <w:i w:val="0"/>
-          <w:color w:val="0066CC"/>
+          <w:color w:val="0000FF"/>
           <w:sz w:val="24"/>
           <w:u w:val="single"/>
         </w:rPr>
@@ -2732,7 +2720,7 @@
           <w:rFonts w:ascii="Charis SIL Regular" w:hAnsi="Charis SIL Regular" w:eastAsia="Charis SIL Regular"/>
           <w:b w:val="0"/>
           <w:i w:val="0"/>
-          <w:color w:val="0066CC"/>
+          <w:color w:val="0000FF"/>
           <w:sz w:val="24"/>
           <w:u w:val="single"/>
         </w:rPr>
@@ -2750,7 +2738,7 @@
           <w:rFonts w:ascii="Charis SIL Regular" w:hAnsi="Charis SIL Regular" w:eastAsia="Charis SIL Regular"/>
           <w:b w:val="0"/>
           <w:i w:val="0"/>
-          <w:color w:val="0066CC"/>
+          <w:color w:val="0000FF"/>
           <w:sz w:val="24"/>
           <w:u w:val="single"/>
         </w:rPr>
@@ -2761,7 +2749,7 @@
           <w:rFonts w:ascii="Charis SIL Regular" w:hAnsi="Charis SIL Regular" w:eastAsia="Charis SIL Regular"/>
           <w:b w:val="0"/>
           <w:i w:val="0"/>
-          <w:color w:val="0066CC"/>
+          <w:color w:val="0000FF"/>
           <w:sz w:val="24"/>
           <w:u w:val="single"/>
         </w:rPr>
@@ -2779,7 +2767,7 @@
           <w:rFonts w:ascii="Charis SIL Regular" w:hAnsi="Charis SIL Regular" w:eastAsia="Charis SIL Regular"/>
           <w:b w:val="0"/>
           <w:i w:val="0"/>
-          <w:color w:val="0066CC"/>
+          <w:color w:val="0000FF"/>
           <w:sz w:val="24"/>
           <w:u w:val="single"/>
         </w:rPr>
@@ -2790,7 +2778,7 @@
           <w:rFonts w:ascii="Charis SIL Regular" w:hAnsi="Charis SIL Regular" w:eastAsia="Charis SIL Regular"/>
           <w:b w:val="0"/>
           <w:i w:val="0"/>
-          <w:color w:val="0066CC"/>
+          <w:color w:val="0000FF"/>
           <w:sz w:val="24"/>
           <w:u w:val="single"/>
         </w:rPr>
@@ -2808,7 +2796,7 @@
           <w:rFonts w:ascii="Charis SIL Regular" w:hAnsi="Charis SIL Regular" w:eastAsia="Charis SIL Regular"/>
           <w:b w:val="0"/>
           <w:i w:val="0"/>
-          <w:color w:val="0066CC"/>
+          <w:color w:val="0000FF"/>
           <w:sz w:val="24"/>
           <w:u w:val="single"/>
         </w:rPr>
@@ -2819,7 +2807,7 @@
           <w:rFonts w:ascii="Charis SIL Regular" w:hAnsi="Charis SIL Regular" w:eastAsia="Charis SIL Regular"/>
           <w:b w:val="0"/>
           <w:i w:val="0"/>
-          <w:color w:val="0066CC"/>
+          <w:color w:val="0000FF"/>
           <w:sz w:val="24"/>
           <w:u w:val="single"/>
         </w:rPr>
@@ -2837,7 +2825,7 @@
           <w:rFonts w:ascii="Charis SIL Regular" w:hAnsi="Charis SIL Regular" w:eastAsia="Charis SIL Regular"/>
           <w:b w:val="0"/>
           <w:i w:val="0"/>
-          <w:color w:val="0066CC"/>
+          <w:color w:val="0000FF"/>
           <w:sz w:val="24"/>
           <w:u w:val="single"/>
         </w:rPr>
@@ -2862,7 +2850,7 @@
       </w:r>
       <w:r>
         <w:rPr>
-          <w:u w:val="single" w:color="0066cc"/>
+          <w:u w:val="single" w:color="0000ff"/>
           <w:rFonts w:ascii="Charis SIL Regular" w:hAnsi="Charis SIL Regular" w:eastAsia="Charis SIL Regular"/>
           <w:b w:val="0"/>
           <w:i w:val="0"/>
@@ -2880,7 +2868,7 @@
       </w:r>
       <w:r>
         <w:rPr>
-          <w:u w:val="single" w:color="0066cc"/>
+          <w:u w:val="single" w:color="0000ff"/>
           <w:rFonts w:ascii="Charis SIL Regular" w:hAnsi="Charis SIL Regular" w:eastAsia="Charis SIL Regular"/>
           <w:b w:val="0"/>
           <w:i w:val="0"/>
@@ -2891,7 +2879,7 @@
       </w:r>
       <w:r>
         <w:rPr>
-          <w:u w:val="single" w:color="0066cc"/>
+          <w:u w:val="single" w:color="0000ff"/>
           <w:rFonts w:ascii="Charis SIL Regular" w:hAnsi="Charis SIL Regular" w:eastAsia="Charis SIL Regular"/>
           <w:b w:val="0"/>
           <w:i w:val="0"/>
@@ -2909,7 +2897,7 @@
       </w:r>
       <w:r>
         <w:rPr>
-          <w:u w:val="single" w:color="0066cc"/>
+          <w:u w:val="single" w:color="0000ff"/>
           <w:rFonts w:ascii="Charis SIL Regular" w:hAnsi="Charis SIL Regular" w:eastAsia="Charis SIL Regular"/>
           <w:b w:val="0"/>
           <w:i w:val="0"/>
@@ -2927,7 +2915,7 @@
       </w:r>
       <w:r>
         <w:rPr>
-          <w:u w:val="single" w:color="0066cc"/>
+          <w:u w:val="single" w:color="0000ff"/>
           <w:rFonts w:ascii="Charis SIL Regular" w:hAnsi="Charis SIL Regular" w:eastAsia="Charis SIL Regular"/>
           <w:b w:val="0"/>
           <w:i w:val="0"/>
@@ -2945,7 +2933,7 @@
       </w:r>
       <w:r>
         <w:rPr>
-          <w:u w:val="single" w:color="0066cc"/>
+          <w:u w:val="single" w:color="0000ff"/>
           <w:rFonts w:ascii="Charis SIL Regular" w:hAnsi="Charis SIL Regular" w:eastAsia="Charis SIL Regular"/>
           <w:b w:val="0"/>
           <w:i w:val="0"/>
@@ -2963,7 +2951,7 @@
       </w:r>
       <w:r>
         <w:rPr>
-          <w:u w:val="single" w:color="0066cc"/>
+          <w:u w:val="single" w:color="0000ff"/>
           <w:rFonts w:ascii="Charis SIL Regular" w:hAnsi="Charis SIL Regular" w:eastAsia="Charis SIL Regular"/>
           <w:b w:val="0"/>
           <w:i w:val="0"/>
@@ -2981,7 +2969,7 @@
       </w:r>
       <w:r>
         <w:rPr>
-          <w:u w:val="single" w:color="0066cc"/>
+          <w:u w:val="single" w:color="0000ff"/>
           <w:rFonts w:ascii="Charis SIL Regular" w:hAnsi="Charis SIL Regular" w:eastAsia="Charis SIL Regular"/>
           <w:b w:val="0"/>
           <w:i w:val="0"/>
@@ -2999,7 +2987,7 @@
       </w:r>
       <w:r>
         <w:rPr>
-          <w:u w:val="single" w:color="0066cc"/>
+          <w:u w:val="single" w:color="0000ff"/>
           <w:rFonts w:ascii="Charis SIL Regular" w:hAnsi="Charis SIL Regular" w:eastAsia="Charis SIL Regular"/>
           <w:b w:val="0"/>
           <w:i w:val="0"/>
@@ -3017,7 +3005,7 @@
       </w:r>
       <w:r>
         <w:rPr>
-          <w:u w:val="single" w:color="0066cc"/>
+          <w:u w:val="single" w:color="0000ff"/>
           <w:rFonts w:ascii="Charis SIL Regular" w:hAnsi="Charis SIL Regular" w:eastAsia="Charis SIL Regular"/>
           <w:b w:val="0"/>
           <w:i w:val="0"/>
@@ -3098,7 +3086,7 @@
           <w:rFonts w:ascii="Charis SIL Italic" w:hAnsi="Charis SIL Italic" w:eastAsia="Charis SIL Italic"/>
           <w:b w:val="0"/>
           <w:i/>
-          <w:color w:val="0066CC"/>
+          <w:color w:val="0000FF"/>
           <w:sz w:val="24"/>
           <w:u w:val="single"/>
         </w:rPr>
@@ -3116,7 +3104,7 @@
           <w:rFonts w:ascii="Charis SIL Italic" w:hAnsi="Charis SIL Italic" w:eastAsia="Charis SIL Italic"/>
           <w:b w:val="0"/>
           <w:i/>
-          <w:color w:val="0066CC"/>
+          <w:color w:val="0000FF"/>
           <w:sz w:val="24"/>
           <w:u w:val="single"/>
         </w:rPr>
@@ -3127,7 +3115,7 @@
           <w:rFonts w:ascii="Charis SIL Italic" w:hAnsi="Charis SIL Italic" w:eastAsia="Charis SIL Italic"/>
           <w:b w:val="0"/>
           <w:i/>
-          <w:color w:val="0066CC"/>
+          <w:color w:val="0000FF"/>
           <w:sz w:val="24"/>
           <w:u w:val="single"/>
         </w:rPr>
@@ -3145,7 +3133,7 @@
           <w:rFonts w:ascii="Charis SIL Italic" w:hAnsi="Charis SIL Italic" w:eastAsia="Charis SIL Italic"/>
           <w:b w:val="0"/>
           <w:i/>
-          <w:color w:val="0066CC"/>
+          <w:color w:val="0000FF"/>
           <w:sz w:val="24"/>
           <w:u w:val="single"/>
         </w:rPr>
@@ -3156,7 +3144,7 @@
           <w:rFonts w:ascii="Charis SIL Italic" w:hAnsi="Charis SIL Italic" w:eastAsia="Charis SIL Italic"/>
           <w:b w:val="0"/>
           <w:i/>
-          <w:color w:val="0066CC"/>
+          <w:color w:val="0000FF"/>
           <w:sz w:val="24"/>
           <w:u w:val="single"/>
         </w:rPr>
@@ -3174,7 +3162,7 @@
           <w:rFonts w:ascii="Charis SIL Italic" w:hAnsi="Charis SIL Italic" w:eastAsia="Charis SIL Italic"/>
           <w:b w:val="0"/>
           <w:i/>
-          <w:color w:val="0066CC"/>
+          <w:color w:val="0000FF"/>
           <w:sz w:val="24"/>
           <w:u w:val="single"/>
         </w:rPr>
@@ -3185,7 +3173,7 @@
           <w:rFonts w:ascii="Charis SIL Italic" w:hAnsi="Charis SIL Italic" w:eastAsia="Charis SIL Italic"/>
           <w:b w:val="0"/>
           <w:i/>
-          <w:color w:val="0066CC"/>
+          <w:color w:val="0000FF"/>
           <w:sz w:val="24"/>
           <w:u w:val="single"/>
         </w:rPr>
@@ -3203,7 +3191,7 @@
           <w:rFonts w:ascii="Charis SIL Italic" w:hAnsi="Charis SIL Italic" w:eastAsia="Charis SIL Italic"/>
           <w:b w:val="0"/>
           <w:i/>
-          <w:color w:val="0066CC"/>
+          <w:color w:val="0000FF"/>
           <w:sz w:val="24"/>
           <w:u w:val="single"/>
         </w:rPr>
@@ -3214,7 +3202,7 @@
           <w:rFonts w:ascii="Charis SIL Italic" w:hAnsi="Charis SIL Italic" w:eastAsia="Charis SIL Italic"/>
           <w:b w:val="0"/>
           <w:i/>
-          <w:color w:val="0066CC"/>
+          <w:color w:val="0000FF"/>
           <w:sz w:val="24"/>
           <w:u w:val="single"/>
         </w:rPr>
@@ -3232,7 +3220,7 @@
           <w:rFonts w:ascii="Charis SIL Italic" w:hAnsi="Charis SIL Italic" w:eastAsia="Charis SIL Italic"/>
           <w:b w:val="0"/>
           <w:i/>
-          <w:color w:val="0066CC"/>
+          <w:color w:val="0000FF"/>
           <w:sz w:val="24"/>
           <w:u w:val="single"/>
         </w:rPr>
@@ -3243,7 +3231,7 @@
           <w:rFonts w:ascii="Charis SIL Italic" w:hAnsi="Charis SIL Italic" w:eastAsia="Charis SIL Italic"/>
           <w:b w:val="0"/>
           <w:i/>
-          <w:color w:val="0066CC"/>
+          <w:color w:val="0000FF"/>
           <w:sz w:val="24"/>
           <w:u w:val="single"/>
         </w:rPr>
@@ -3261,7 +3249,7 @@
           <w:rFonts w:ascii="Charis SIL Italic" w:hAnsi="Charis SIL Italic" w:eastAsia="Charis SIL Italic"/>
           <w:b w:val="0"/>
           <w:i/>
-          <w:color w:val="0066CC"/>
+          <w:color w:val="0000FF"/>
           <w:sz w:val="24"/>
           <w:u w:val="single"/>
         </w:rPr>
@@ -3272,7 +3260,7 @@
           <w:rFonts w:ascii="Charis SIL Italic" w:hAnsi="Charis SIL Italic" w:eastAsia="Charis SIL Italic"/>
           <w:b w:val="0"/>
           <w:i/>
-          <w:color w:val="0066CC"/>
+          <w:color w:val="0000FF"/>
           <w:sz w:val="24"/>
           <w:u w:val="single"/>
         </w:rPr>
@@ -3290,7 +3278,7 @@
           <w:rFonts w:ascii="Charis SIL Italic" w:hAnsi="Charis SIL Italic" w:eastAsia="Charis SIL Italic"/>
           <w:b w:val="0"/>
           <w:i/>
-          <w:color w:val="0066CC"/>
+          <w:color w:val="0000FF"/>
           <w:sz w:val="24"/>
           <w:u w:val="single"/>
         </w:rPr>
@@ -3308,7 +3296,7 @@
           <w:rFonts w:ascii="Charis SIL Italic" w:hAnsi="Charis SIL Italic" w:eastAsia="Charis SIL Italic"/>
           <w:b w:val="0"/>
           <w:i/>
-          <w:color w:val="0066CC"/>
+          <w:color w:val="0000FF"/>
           <w:sz w:val="24"/>
           <w:u w:val="single"/>
         </w:rPr>
@@ -3319,7 +3307,7 @@
           <w:rFonts w:ascii="Charis SIL Italic" w:hAnsi="Charis SIL Italic" w:eastAsia="Charis SIL Italic"/>
           <w:b w:val="0"/>
           <w:i/>
-          <w:color w:val="0066CC"/>
+          <w:color w:val="0000FF"/>
           <w:sz w:val="24"/>
           <w:u w:val="single"/>
         </w:rPr>
@@ -3337,7 +3325,7 @@
           <w:rFonts w:ascii="Charis SIL Italic" w:hAnsi="Charis SIL Italic" w:eastAsia="Charis SIL Italic"/>
           <w:b w:val="0"/>
           <w:i/>
-          <w:color w:val="0066CC"/>
+          <w:color w:val="0000FF"/>
           <w:sz w:val="24"/>
           <w:u w:val="single"/>
         </w:rPr>
@@ -3348,7 +3336,7 @@
           <w:rFonts w:ascii="Charis SIL Italic" w:hAnsi="Charis SIL Italic" w:eastAsia="Charis SIL Italic"/>
           <w:b w:val="0"/>
           <w:i/>
-          <w:color w:val="0066CC"/>
+          <w:color w:val="0000FF"/>
           <w:sz w:val="24"/>
           <w:u w:val="single"/>
         </w:rPr>
@@ -3366,7 +3354,7 @@
           <w:rFonts w:ascii="Charis SIL Italic" w:hAnsi="Charis SIL Italic" w:eastAsia="Charis SIL Italic"/>
           <w:b w:val="0"/>
           <w:i/>
-          <w:color w:val="0066CC"/>
+          <w:color w:val="0000FF"/>
           <w:sz w:val="24"/>
           <w:u w:val="single"/>
         </w:rPr>
@@ -3377,7 +3365,7 @@
           <w:rFonts w:ascii="Charis SIL Italic" w:hAnsi="Charis SIL Italic" w:eastAsia="Charis SIL Italic"/>
           <w:b w:val="0"/>
           <w:i/>
-          <w:color w:val="0066CC"/>
+          <w:color w:val="0000FF"/>
           <w:sz w:val="24"/>
           <w:u w:val="single"/>
         </w:rPr>
@@ -3395,7 +3383,7 @@
           <w:rFonts w:ascii="Charis SIL Italic" w:hAnsi="Charis SIL Italic" w:eastAsia="Charis SIL Italic"/>
           <w:b w:val="0"/>
           <w:i/>
-          <w:color w:val="0066CC"/>
+          <w:color w:val="0000FF"/>
           <w:sz w:val="24"/>
           <w:u w:val="single"/>
         </w:rPr>
@@ -3406,7 +3394,7 @@
           <w:rFonts w:ascii="Charis SIL Italic" w:hAnsi="Charis SIL Italic" w:eastAsia="Charis SIL Italic"/>
           <w:b w:val="0"/>
           <w:i/>
-          <w:color w:val="0066CC"/>
+          <w:color w:val="0000FF"/>
           <w:sz w:val="24"/>
           <w:u w:val="single"/>
         </w:rPr>
@@ -3431,7 +3419,7 @@
       </w:r>
       <w:r>
         <w:rPr>
-          <w:u w:val="single" w:color="0066cc"/>
+          <w:u w:val="single" w:color="0000ff"/>
           <w:rFonts w:ascii="Charis SIL Regular" w:hAnsi="Charis SIL Regular" w:eastAsia="Charis SIL Regular"/>
           <w:b w:val="0"/>
           <w:i w:val="0"/>
@@ -3449,7 +3437,7 @@
       </w:r>
       <w:r>
         <w:rPr>
-          <w:u w:val="single" w:color="0066cc"/>
+          <w:u w:val="single" w:color="0000ff"/>
           <w:rFonts w:ascii="Charis SIL Regular" w:hAnsi="Charis SIL Regular" w:eastAsia="Charis SIL Regular"/>
           <w:b w:val="0"/>
           <w:i w:val="0"/>
@@ -3467,7 +3455,7 @@
       </w:r>
       <w:r>
         <w:rPr>
-          <w:u w:val="single" w:color="0066cc"/>
+          <w:u w:val="single" w:color="0000ff"/>
           <w:rFonts w:ascii="Charis SIL Regular" w:hAnsi="Charis SIL Regular" w:eastAsia="Charis SIL Regular"/>
           <w:b w:val="0"/>
           <w:i w:val="0"/>
@@ -3485,7 +3473,7 @@
       </w:r>
       <w:r>
         <w:rPr>
-          <w:u w:val="single" w:color="0066cc"/>
+          <w:u w:val="single" w:color="0000ff"/>
           <w:rFonts w:ascii="Charis SIL Regular" w:hAnsi="Charis SIL Regular" w:eastAsia="Charis SIL Regular"/>
           <w:b w:val="0"/>
           <w:i w:val="0"/>
@@ -3503,7 +3491,7 @@
       </w:r>
       <w:r>
         <w:rPr>
-          <w:u w:val="single" w:color="0066cc"/>
+          <w:u w:val="single" w:color="0000ff"/>
           <w:rFonts w:ascii="Charis SIL Regular" w:hAnsi="Charis SIL Regular" w:eastAsia="Charis SIL Regular"/>
           <w:b w:val="0"/>
           <w:i w:val="0"/>
@@ -3521,7 +3509,7 @@
       </w:r>
       <w:r>
         <w:rPr>
-          <w:u w:val="single" w:color="0066cc"/>
+          <w:u w:val="single" w:color="0000ff"/>
           <w:rFonts w:ascii="Charis SIL Regular" w:hAnsi="Charis SIL Regular" w:eastAsia="Charis SIL Regular"/>
           <w:b w:val="0"/>
           <w:i w:val="0"/>
@@ -3539,7 +3527,7 @@
       </w:r>
       <w:r>
         <w:rPr>
-          <w:u w:val="single" w:color="0066cc"/>
+          <w:u w:val="single" w:color="0000ff"/>
           <w:rFonts w:ascii="Charis SIL Regular" w:hAnsi="Charis SIL Regular" w:eastAsia="Charis SIL Regular"/>
           <w:b w:val="0"/>
           <w:i w:val="0"/>
@@ -3550,7 +3538,7 @@
       </w:r>
       <w:r>
         <w:rPr>
-          <w:u w:val="single" w:color="0066cc"/>
+          <w:u w:val="single" w:color="0000ff"/>
           <w:rFonts w:ascii="Charis SIL Regular" w:hAnsi="Charis SIL Regular" w:eastAsia="Charis SIL Regular"/>
           <w:b w:val="0"/>
           <w:i w:val="0"/>
@@ -3568,7 +3556,7 @@
       </w:r>
       <w:r>
         <w:rPr>
-          <w:u w:val="single" w:color="0066cc"/>
+          <w:u w:val="single" w:color="0000ff"/>
           <w:rFonts w:ascii="Charis SIL Regular" w:hAnsi="Charis SIL Regular" w:eastAsia="Charis SIL Regular"/>
           <w:b w:val="0"/>
           <w:i w:val="0"/>
@@ -3586,7 +3574,7 @@
       </w:r>
       <w:r>
         <w:rPr>
-          <w:u w:val="single" w:color="0066cc"/>
+          <w:u w:val="single" w:color="0000ff"/>
           <w:rFonts w:ascii="Charis SIL Regular" w:hAnsi="Charis SIL Regular" w:eastAsia="Charis SIL Regular"/>
           <w:b w:val="0"/>
           <w:i w:val="0"/>
@@ -3604,7 +3592,7 @@
       </w:r>
       <w:r>
         <w:rPr>
-          <w:u w:val="single" w:color="0066cc"/>
+          <w:u w:val="single" w:color="0000ff"/>
           <w:rFonts w:ascii="Charis SIL Regular" w:hAnsi="Charis SIL Regular" w:eastAsia="Charis SIL Regular"/>
           <w:b w:val="0"/>
           <w:i w:val="0"/>
@@ -3632,7 +3620,7 @@
       </w:r>
       <w:r>
         <w:rPr>
-          <w:u w:val="single" w:color="0066cc"/>
+          <w:u w:val="single" w:color="0000ff"/>
           <w:rFonts w:ascii="Charis SIL Regular" w:hAnsi="Charis SIL Regular" w:eastAsia="Charis SIL Regular"/>
           <w:b w:val="0"/>
           <w:i w:val="0"/>
@@ -3650,57 +3638,21 @@
       </w:r>
       <w:r>
         <w:rPr>
-          <w:u w:val="single" w:color="0066cc"/>
+          <w:u w:val="single" w:color="0000ff"/>
           <w:rFonts w:ascii="Charis SIL Regular" w:hAnsi="Charis SIL Regular" w:eastAsia="Charis SIL Regular"/>
           <w:b w:val="0"/>
           <w:i w:val="0"/>
           <w:color w:val="000000"/>
           <w:sz w:val="24"/>
         </w:rPr>
-        <w:t xml:space="preserve"> </w:t>
-      </w:r>
-      <w:r>
-        <w:rPr>
-          <w:u w:val="single" w:color="0066cc"/>
-          <w:rFonts w:ascii="Charis SIL Regular" w:hAnsi="Charis SIL Regular" w:eastAsia="Charis SIL Regular"/>
-          <w:b w:val="0"/>
-          <w:i w:val="0"/>
-          <w:color w:val="000000"/>
-          <w:sz w:val="24"/>
-        </w:rPr>
-        <w:hyperlink r:id="rId23" w:history="1">
-          <w:r>
-            <w:rPr>
-              <w:rStyle w:val="Hyperlink"/>
-            </w:rPr>
-            <w:t>fotocolle</w:t>
-          </w:r>
-        </w:hyperlink>
-      </w:r>
-      <w:r>
-        <w:rPr>
-          <w:u w:val="single" w:color="0066cc"/>
-          <w:rFonts w:ascii="Charis SIL Regular" w:hAnsi="Charis SIL Regular" w:eastAsia="Charis SIL Regular"/>
-          <w:b w:val="0"/>
-          <w:i w:val="0"/>
-          <w:color w:val="000000"/>
-          <w:sz w:val="24"/>
-        </w:rPr>
-        <w:hyperlink r:id="rId23" w:history="1">
-          <w:r>
-            <w:rPr>
-              <w:rStyle w:val="Hyperlink"/>
-            </w:rPr>
-            <w:t xml:space="preserve">ctie van </w:t>
-          </w:r>
-        </w:hyperlink>
-      </w:r>
-      <w:r>
-        <w:rPr>
-          <w:rFonts w:ascii="Charis SIL Regular" w:hAnsi="Charis SIL Regular" w:eastAsia="Charis SIL Regular"/>
-          <w:b w:val="0"/>
-          <w:i w:val="0"/>
-          <w:color w:val="0066CC"/>
+        <w:t xml:space="preserve"> fotocollectie van </w:t>
+      </w:r>
+      <w:r>
+        <w:rPr>
+          <w:rFonts w:ascii="Charis SIL Regular" w:hAnsi="Charis SIL Regular" w:eastAsia="Charis SIL Regular"/>
+          <w:b w:val="0"/>
+          <w:i w:val="0"/>
+          <w:color w:val="0000FF"/>
           <w:sz w:val="24"/>
           <w:u w:val="single"/>
         </w:rPr>
@@ -3718,7 +3670,7 @@
           <w:rFonts w:ascii="Charis SIL Regular" w:hAnsi="Charis SIL Regular" w:eastAsia="Charis SIL Regular"/>
           <w:b w:val="0"/>
           <w:i w:val="0"/>
-          <w:color w:val="0066CC"/>
+          <w:color w:val="0000FF"/>
           <w:sz w:val="24"/>
           <w:u w:val="single"/>
         </w:rPr>
@@ -3736,7 +3688,7 @@
           <w:rFonts w:ascii="Charis SIL Regular" w:hAnsi="Charis SIL Regular" w:eastAsia="Charis SIL Regular"/>
           <w:b w:val="0"/>
           <w:i w:val="0"/>
-          <w:color w:val="0066CC"/>
+          <w:color w:val="0000FF"/>
           <w:sz w:val="24"/>
           <w:u w:val="single"/>
         </w:rPr>
@@ -3754,7 +3706,7 @@
           <w:rFonts w:ascii="Charis SIL Regular" w:hAnsi="Charis SIL Regular" w:eastAsia="Charis SIL Regular"/>
           <w:b w:val="0"/>
           <w:i w:val="0"/>
-          <w:color w:val="0066CC"/>
+          <w:color w:val="0000FF"/>
           <w:sz w:val="24"/>
           <w:u w:val="single"/>
         </w:rPr>
@@ -3772,7 +3724,7 @@
           <w:rFonts w:ascii="Charis SIL Regular" w:hAnsi="Charis SIL Regular" w:eastAsia="Charis SIL Regular"/>
           <w:b w:val="0"/>
           <w:i w:val="0"/>
-          <w:color w:val="0066CC"/>
+          <w:color w:val="0000FF"/>
           <w:sz w:val="24"/>
           <w:u w:val="single"/>
         </w:rPr>
@@ -3783,7 +3735,7 @@
           <w:rFonts w:ascii="Charis SIL Regular" w:hAnsi="Charis SIL Regular" w:eastAsia="Charis SIL Regular"/>
           <w:b w:val="0"/>
           <w:i w:val="0"/>
-          <w:color w:val="0066CC"/>
+          <w:color w:val="0000FF"/>
           <w:sz w:val="24"/>
           <w:u w:val="single"/>
         </w:rPr>
@@ -3821,28 +3773,21 @@
       </w:r>
       <w:r>
         <w:rPr>
-          <w:u w:val="single" w:color="0066cc"/>
+          <w:u w:val="single" w:color="0000ff"/>
           <w:rFonts w:ascii="Charis SIL Regular" w:hAnsi="Charis SIL Regular" w:eastAsia="Charis SIL Regular"/>
           <w:b w:val="0"/>
           <w:i w:val="0"/>
           <w:color w:val="000000"/>
           <w:sz w:val="24"/>
         </w:rPr>
-        <w:hyperlink r:id="rId24" w:history="1">
-          <w:r>
-            <w:rPr>
-              <w:rStyle w:val="Hyperlink"/>
-            </w:rPr>
-            <w:t xml:space="preserve">vat een </w:t>
-          </w:r>
-        </w:hyperlink>
-      </w:r>
-      <w:r>
-        <w:rPr>
-          <w:rFonts w:ascii="Charis SIL Regular" w:hAnsi="Charis SIL Regular" w:eastAsia="Charis SIL Regular"/>
-          <w:b w:val="0"/>
-          <w:i w:val="0"/>
-          <w:color w:val="0066CC"/>
+        <w:t xml:space="preserve">vat een </w:t>
+      </w:r>
+      <w:r>
+        <w:rPr>
+          <w:rFonts w:ascii="Charis SIL Regular" w:hAnsi="Charis SIL Regular" w:eastAsia="Charis SIL Regular"/>
+          <w:b w:val="0"/>
+          <w:i w:val="0"/>
+          <w:color w:val="0000FF"/>
           <w:sz w:val="24"/>
           <w:u w:val="single"/>
         </w:rPr>
@@ -3860,7 +3805,7 @@
           <w:rFonts w:ascii="Charis SIL Regular" w:hAnsi="Charis SIL Regular" w:eastAsia="Charis SIL Regular"/>
           <w:b w:val="0"/>
           <w:i w:val="0"/>
-          <w:color w:val="0066CC"/>
+          <w:color w:val="0000FF"/>
           <w:sz w:val="24"/>
           <w:u w:val="single"/>
         </w:rPr>
@@ -3871,7 +3816,7 @@
           <w:rFonts w:ascii="Charis SIL Regular" w:hAnsi="Charis SIL Regular" w:eastAsia="Charis SIL Regular"/>
           <w:b w:val="0"/>
           <w:i w:val="0"/>
-          <w:color w:val="0066CC"/>
+          <w:color w:val="0000FF"/>
           <w:sz w:val="24"/>
           <w:u w:val="single"/>
         </w:rPr>
@@ -3889,7 +3834,7 @@
           <w:rFonts w:ascii="Charis SIL Regular" w:hAnsi="Charis SIL Regular" w:eastAsia="Charis SIL Regular"/>
           <w:b w:val="0"/>
           <w:i w:val="0"/>
-          <w:color w:val="0066CC"/>
+          <w:color w:val="0000FF"/>
           <w:sz w:val="24"/>
           <w:u w:val="single"/>
         </w:rPr>
@@ -3907,7 +3852,7 @@
           <w:rFonts w:ascii="Charis SIL Regular" w:hAnsi="Charis SIL Regular" w:eastAsia="Charis SIL Regular"/>
           <w:b w:val="0"/>
           <w:i w:val="0"/>
-          <w:color w:val="0066CC"/>
+          <w:color w:val="0000FF"/>
           <w:sz w:val="24"/>
           <w:u w:val="single"/>
         </w:rPr>
@@ -3918,7 +3863,7 @@
           <w:rFonts w:ascii="Charis SIL Regular" w:hAnsi="Charis SIL Regular" w:eastAsia="Charis SIL Regular"/>
           <w:b w:val="0"/>
           <w:i w:val="0"/>
-          <w:color w:val="0066CC"/>
+          <w:color w:val="0000FF"/>
           <w:sz w:val="24"/>
           <w:u w:val="single"/>
         </w:rPr>
@@ -3936,7 +3881,7 @@
           <w:rFonts w:ascii="Charis SIL Regular" w:hAnsi="Charis SIL Regular" w:eastAsia="Charis SIL Regular"/>
           <w:b w:val="0"/>
           <w:i w:val="0"/>
-          <w:color w:val="0066CC"/>
+          <w:color w:val="0000FF"/>
           <w:sz w:val="24"/>
           <w:u w:val="single"/>
         </w:rPr>
@@ -3947,7 +3892,7 @@
           <w:rFonts w:ascii="Charis SIL Regular" w:hAnsi="Charis SIL Regular" w:eastAsia="Charis SIL Regular"/>
           <w:b w:val="0"/>
           <w:i w:val="0"/>
-          <w:color w:val="0066CC"/>
+          <w:color w:val="0000FF"/>
           <w:sz w:val="24"/>
           <w:u w:val="single"/>
         </w:rPr>
@@ -3965,7 +3910,7 @@
           <w:rFonts w:ascii="Charis SIL Regular" w:hAnsi="Charis SIL Regular" w:eastAsia="Charis SIL Regular"/>
           <w:b w:val="0"/>
           <w:i w:val="0"/>
-          <w:color w:val="0066CC"/>
+          <w:color w:val="0000FF"/>
           <w:sz w:val="24"/>
           <w:u w:val="single"/>
         </w:rPr>
@@ -3976,7 +3921,7 @@
           <w:rFonts w:ascii="Charis SIL Regular" w:hAnsi="Charis SIL Regular" w:eastAsia="Charis SIL Regular"/>
           <w:b w:val="0"/>
           <w:i w:val="0"/>
-          <w:color w:val="0066CC"/>
+          <w:color w:val="0000FF"/>
           <w:sz w:val="24"/>
           <w:u w:val="single"/>
         </w:rPr>
@@ -3994,7 +3939,7 @@
           <w:rFonts w:ascii="Charis SIL Regular" w:hAnsi="Charis SIL Regular" w:eastAsia="Charis SIL Regular"/>
           <w:b w:val="0"/>
           <w:i w:val="0"/>
-          <w:color w:val="0066CC"/>
+          <w:color w:val="0000FF"/>
           <w:sz w:val="24"/>
           <w:u w:val="single"/>
         </w:rPr>
@@ -4005,7 +3950,7 @@
           <w:rFonts w:ascii="Charis SIL Regular" w:hAnsi="Charis SIL Regular" w:eastAsia="Charis SIL Regular"/>
           <w:b w:val="0"/>
           <w:i w:val="0"/>
-          <w:color w:val="0066CC"/>
+          <w:color w:val="0000FF"/>
           <w:sz w:val="24"/>
           <w:u w:val="single"/>
         </w:rPr>
@@ -4023,7 +3968,7 @@
           <w:rFonts w:ascii="Charis SIL Regular" w:hAnsi="Charis SIL Regular" w:eastAsia="Charis SIL Regular"/>
           <w:b w:val="0"/>
           <w:i w:val="0"/>
-          <w:color w:val="0066CC"/>
+          <w:color w:val="0000FF"/>
           <w:sz w:val="24"/>
           <w:u w:val="single"/>
         </w:rPr>
@@ -4034,7 +3979,7 @@
           <w:rFonts w:ascii="Charis SIL Regular" w:hAnsi="Charis SIL Regular" w:eastAsia="Charis SIL Regular"/>
           <w:b w:val="0"/>
           <w:i w:val="0"/>
-          <w:color w:val="0066CC"/>
+          <w:color w:val="0000FF"/>
           <w:sz w:val="24"/>
           <w:u w:val="single"/>
         </w:rPr>
@@ -4052,7 +3997,7 @@
           <w:rFonts w:ascii="Charis SIL Regular" w:hAnsi="Charis SIL Regular" w:eastAsia="Charis SIL Regular"/>
           <w:b w:val="0"/>
           <w:i w:val="0"/>
-          <w:color w:val="0066CC"/>
+          <w:color w:val="0000FF"/>
           <w:sz w:val="24"/>
           <w:u w:val="single"/>
         </w:rPr>
@@ -4063,7 +4008,7 @@
           <w:rFonts w:ascii="Charis SIL Regular" w:hAnsi="Charis SIL Regular" w:eastAsia="Charis SIL Regular"/>
           <w:b w:val="0"/>
           <w:i w:val="0"/>
-          <w:color w:val="0066CC"/>
+          <w:color w:val="0000FF"/>
           <w:sz w:val="24"/>
           <w:u w:val="single"/>
         </w:rPr>
@@ -4098,7 +4043,7 @@
       </w:r>
       <w:r>
         <w:rPr>
-          <w:u w:val="single" w:color="0066cc"/>
+          <w:u w:val="single" w:color="0000ff"/>
           <w:rFonts w:ascii="Charis SIL Regular" w:hAnsi="Charis SIL Regular" w:eastAsia="Charis SIL Regular"/>
           <w:b w:val="0"/>
           <w:i w:val="0"/>
@@ -4116,7 +4061,7 @@
       </w:r>
       <w:r>
         <w:rPr>
-          <w:u w:val="single" w:color="0066cc"/>
+          <w:u w:val="single" w:color="0000ff"/>
           <w:rFonts w:ascii="Charis SIL Regular" w:hAnsi="Charis SIL Regular" w:eastAsia="Charis SIL Regular"/>
           <w:b w:val="0"/>
           <w:i w:val="0"/>
@@ -4134,7 +4079,7 @@
       </w:r>
       <w:r>
         <w:rPr>
-          <w:u w:val="single" w:color="0066cc"/>
+          <w:u w:val="single" w:color="0000ff"/>
           <w:rFonts w:ascii="Charis SIL Regular" w:hAnsi="Charis SIL Regular" w:eastAsia="Charis SIL Regular"/>
           <w:b w:val="0"/>
           <w:i w:val="0"/>
@@ -4152,7 +4097,7 @@
       </w:r>
       <w:r>
         <w:rPr>
-          <w:u w:val="single" w:color="0066cc"/>
+          <w:u w:val="single" w:color="0000ff"/>
           <w:rFonts w:ascii="Charis SIL Regular" w:hAnsi="Charis SIL Regular" w:eastAsia="Charis SIL Regular"/>
           <w:b w:val="0"/>
           <w:i w:val="0"/>
@@ -4170,7 +4115,7 @@
       </w:r>
       <w:r>
         <w:rPr>
-          <w:u w:val="single" w:color="0066cc"/>
+          <w:u w:val="single" w:color="0000ff"/>
           <w:rFonts w:ascii="Charis SIL Regular" w:hAnsi="Charis SIL Regular" w:eastAsia="Charis SIL Regular"/>
           <w:b w:val="0"/>
           <w:i w:val="0"/>
@@ -4188,7 +4133,7 @@
       </w:r>
       <w:r>
         <w:rPr>
-          <w:u w:val="single" w:color="0066cc"/>
+          <w:u w:val="single" w:color="0000ff"/>
           <w:rFonts w:ascii="Charis SIL Regular" w:hAnsi="Charis SIL Regular" w:eastAsia="Charis SIL Regular"/>
           <w:b w:val="0"/>
           <w:i w:val="0"/>
@@ -4206,7 +4151,7 @@
       </w:r>
       <w:r>
         <w:rPr>
-          <w:u w:val="single" w:color="0066cc"/>
+          <w:u w:val="single" w:color="0000ff"/>
           <w:rFonts w:ascii="Charis SIL Regular" w:hAnsi="Charis SIL Regular" w:eastAsia="Charis SIL Regular"/>
           <w:b w:val="0"/>
           <w:i w:val="0"/>
@@ -4224,7 +4169,7 @@
       </w:r>
       <w:r>
         <w:rPr>
-          <w:u w:val="single" w:color="0066cc"/>
+          <w:u w:val="single" w:color="0000ff"/>
           <w:rFonts w:ascii="Charis SIL Regular" w:hAnsi="Charis SIL Regular" w:eastAsia="Charis SIL Regular"/>
           <w:b w:val="0"/>
           <w:i w:val="0"/>
@@ -4242,7 +4187,7 @@
       </w:r>
       <w:r>
         <w:rPr>
-          <w:u w:val="single" w:color="0066cc"/>
+          <w:u w:val="single" w:color="0000ff"/>
           <w:rFonts w:ascii="Charis SIL Regular" w:hAnsi="Charis SIL Regular" w:eastAsia="Charis SIL Regular"/>
           <w:b w:val="0"/>
           <w:i w:val="0"/>
@@ -4260,7 +4205,7 @@
       </w:r>
       <w:r>
         <w:rPr>
-          <w:u w:val="single" w:color="0066cc"/>
+          <w:u w:val="single" w:color="0000ff"/>
           <w:rFonts w:ascii="Charis SIL Regular" w:hAnsi="Charis SIL Regular" w:eastAsia="Charis SIL Regular"/>
           <w:b w:val="0"/>
           <w:i w:val="0"/>
@@ -4278,7 +4223,7 @@
       </w:r>
       <w:r>
         <w:rPr>
-          <w:u w:val="single" w:color="0066cc"/>
+          <w:u w:val="single" w:color="0000ff"/>
           <w:rFonts w:ascii="Charis SIL Regular" w:hAnsi="Charis SIL Regular" w:eastAsia="Charis SIL Regular"/>
           <w:b w:val="0"/>
           <w:i w:val="0"/>
@@ -4296,7 +4241,7 @@
       </w:r>
       <w:r>
         <w:rPr>
-          <w:u w:val="single" w:color="0066cc"/>
+          <w:u w:val="single" w:color="0000ff"/>
           <w:rFonts w:ascii="Charis SIL Regular" w:hAnsi="Charis SIL Regular" w:eastAsia="Charis SIL Regular"/>
           <w:b w:val="0"/>
           <w:i w:val="0"/>
@@ -4314,7 +4259,7 @@
       </w:r>
       <w:r>
         <w:rPr>
-          <w:u w:val="single" w:color="0066cc"/>
+          <w:u w:val="single" w:color="0000ff"/>
           <w:rFonts w:ascii="Charis SIL Regular" w:hAnsi="Charis SIL Regular" w:eastAsia="Charis SIL Regular"/>
           <w:b w:val="0"/>
           <w:i w:val="0"/>
@@ -4385,7 +4330,7 @@
           <w:rFonts w:ascii="Charis SIL Regular" w:hAnsi="Charis SIL Regular" w:eastAsia="Charis SIL Regular"/>
           <w:b w:val="0"/>
           <w:i w:val="0"/>
-          <w:color w:val="0066CC"/>
+          <w:color w:val="0000FF"/>
           <w:sz w:val="24"/>
           <w:u w:val="single"/>
         </w:rPr>
@@ -4420,7 +4365,7 @@
       </w:r>
       <w:r>
         <w:rPr>
-          <w:u w:val="single" w:color="0066cc"/>
+          <w:u w:val="single" w:color="0000ff"/>
           <w:rFonts w:ascii="Charis SIL Regular" w:hAnsi="Charis SIL Regular" w:eastAsia="Charis SIL Regular"/>
           <w:b w:val="0"/>
           <w:i w:val="0"/>
@@ -4511,7 +4456,7 @@
           <w:rFonts w:ascii="Charis SIL Regular" w:hAnsi="Charis SIL Regular" w:eastAsia="Charis SIL Regular"/>
           <w:b w:val="0"/>
           <w:i w:val="0"/>
-          <w:color w:val="0066CC"/>
+          <w:color w:val="0000FF"/>
           <w:sz w:val="24"/>
           <w:u w:val="single"/>
         </w:rPr>
@@ -4535,7 +4480,7 @@
           <w:rFonts w:ascii="Charis SIL Regular" w:hAnsi="Charis SIL Regular" w:eastAsia="Charis SIL Regular"/>
           <w:b w:val="0"/>
           <w:i w:val="0"/>
-          <w:color w:val="0066CC"/>
+          <w:color w:val="0000FF"/>
           <w:sz w:val="24"/>
           <w:u w:val="single"/>
         </w:rPr>
@@ -4546,7 +4491,7 @@
           <w:rFonts w:ascii="Charis SIL Regular" w:hAnsi="Charis SIL Regular" w:eastAsia="Charis SIL Regular"/>
           <w:b w:val="0"/>
           <w:i w:val="0"/>
-          <w:color w:val="0066CC"/>
+          <w:color w:val="0000FF"/>
           <w:sz w:val="24"/>
           <w:u w:val="single"/>
         </w:rPr>
@@ -4567,7 +4512,7 @@
           <w:rFonts w:ascii="Charis SIL Regular" w:hAnsi="Charis SIL Regular" w:eastAsia="Charis SIL Regular"/>
           <w:b w:val="0"/>
           <w:i w:val="0"/>
-          <w:color w:val="0066CC"/>
+          <w:color w:val="0000FF"/>
           <w:sz w:val="24"/>
           <w:u w:val="single"/>
         </w:rPr>
@@ -4591,7 +4536,7 @@
           <w:rFonts w:ascii="Charis SIL Regular" w:hAnsi="Charis SIL Regular" w:eastAsia="Charis SIL Regular"/>
           <w:b w:val="0"/>
           <w:i w:val="0"/>
-          <w:color w:val="0066CC"/>
+          <w:color w:val="0000FF"/>
           <w:sz w:val="24"/>
           <w:u w:val="single"/>
         </w:rPr>
@@ -4602,7 +4547,7 @@
           <w:rFonts w:ascii="Charis SIL Regular" w:hAnsi="Charis SIL Regular" w:eastAsia="Charis SIL Regular"/>
           <w:b w:val="0"/>
           <w:i w:val="0"/>
-          <w:color w:val="0066CC"/>
+          <w:color w:val="0000FF"/>
           <w:sz w:val="24"/>
           <w:u w:val="single"/>
         </w:rPr>
@@ -4613,7 +4558,7 @@
           <w:rFonts w:ascii="Charis SIL Regular" w:hAnsi="Charis SIL Regular" w:eastAsia="Charis SIL Regular"/>
           <w:b w:val="0"/>
           <w:i w:val="0"/>
-          <w:color w:val="0066CC"/>
+          <w:color w:val="0000FF"/>
           <w:sz w:val="24"/>
         </w:rPr>
         <w:t>s</w:t>
@@ -4636,7 +4581,7 @@
           <w:rFonts w:ascii="Charis SIL Regular" w:hAnsi="Charis SIL Regular" w:eastAsia="Charis SIL Regular"/>
           <w:b w:val="0"/>
           <w:i w:val="0"/>
-          <w:color w:val="0066CC"/>
+          <w:color w:val="0000FF"/>
           <w:sz w:val="24"/>
           <w:u w:val="single"/>
         </w:rPr>
@@ -4660,7 +4605,7 @@
           <w:rFonts w:ascii="Charis SIL Regular" w:hAnsi="Charis SIL Regular" w:eastAsia="Charis SIL Regular"/>
           <w:b w:val="0"/>
           <w:i w:val="0"/>
-          <w:color w:val="0066CC"/>
+          <w:color w:val="0000FF"/>
           <w:sz w:val="24"/>
           <w:u w:val="single"/>
         </w:rPr>
@@ -4684,7 +4629,7 @@
           <w:rFonts w:ascii="Charis SIL Regular" w:hAnsi="Charis SIL Regular" w:eastAsia="Charis SIL Regular"/>
           <w:b w:val="0"/>
           <w:i w:val="0"/>
-          <w:color w:val="0066CC"/>
+          <w:color w:val="0000FF"/>
           <w:sz w:val="24"/>
           <w:u w:val="single"/>
         </w:rPr>
@@ -4695,7 +4640,7 @@
           <w:rFonts w:ascii="Charis SIL Regular" w:hAnsi="Charis SIL Regular" w:eastAsia="Charis SIL Regular"/>
           <w:b w:val="0"/>
           <w:i w:val="0"/>
-          <w:color w:val="0066CC"/>
+          <w:color w:val="0000FF"/>
           <w:sz w:val="24"/>
           <w:u w:val="single"/>
         </w:rPr>
@@ -4745,7 +4690,7 @@
           <w:rFonts w:ascii="Charis SIL Regular" w:hAnsi="Charis SIL Regular" w:eastAsia="Charis SIL Regular"/>
           <w:b w:val="0"/>
           <w:i w:val="0"/>
-          <w:color w:val="0066CC"/>
+          <w:color w:val="0000FF"/>
           <w:sz w:val="24"/>
           <w:u w:val="single"/>
         </w:rPr>
@@ -4769,7 +4714,7 @@
           <w:rFonts w:ascii="Charis SIL Regular" w:hAnsi="Charis SIL Regular" w:eastAsia="Charis SIL Regular"/>
           <w:b w:val="0"/>
           <w:i w:val="0"/>
-          <w:color w:val="0066CC"/>
+          <w:color w:val="0000FF"/>
           <w:sz w:val="24"/>
           <w:u w:val="single"/>
         </w:rPr>
@@ -4793,7 +4738,7 @@
           <w:rFonts w:ascii="Charis SIL Regular" w:hAnsi="Charis SIL Regular" w:eastAsia="Charis SIL Regular"/>
           <w:b w:val="0"/>
           <w:i w:val="0"/>
-          <w:color w:val="0066CC"/>
+          <w:color w:val="0000FF"/>
           <w:sz w:val="24"/>
           <w:u w:val="single"/>
         </w:rPr>
@@ -4804,7 +4749,7 @@
           <w:rFonts w:ascii="Charis SIL Regular" w:hAnsi="Charis SIL Regular" w:eastAsia="Charis SIL Regular"/>
           <w:b w:val="0"/>
           <w:i w:val="0"/>
-          <w:color w:val="0066CC"/>
+          <w:color w:val="0000FF"/>
           <w:sz w:val="24"/>
           <w:u w:val="single"/>
         </w:rPr>
@@ -4828,7 +4773,7 @@
           <w:rFonts w:ascii="Charis SIL Regular" w:hAnsi="Charis SIL Regular" w:eastAsia="Charis SIL Regular"/>
           <w:b w:val="0"/>
           <w:i w:val="0"/>
-          <w:color w:val="0066CC"/>
+          <w:color w:val="0000FF"/>
           <w:sz w:val="24"/>
           <w:u w:val="single"/>
         </w:rPr>
@@ -4992,7 +4937,7 @@
           <w:rFonts w:ascii="Charis SIL Regular" w:hAnsi="Charis SIL Regular" w:eastAsia="Charis SIL Regular"/>
           <w:b w:val="0"/>
           <w:i w:val="0"/>
-          <w:color w:val="0066CC"/>
+          <w:color w:val="0000FF"/>
           <w:sz w:val="24"/>
           <w:u w:val="single"/>
         </w:rPr>
@@ -5010,7 +4955,7 @@
           <w:rFonts w:ascii="Charis SIL Regular" w:hAnsi="Charis SIL Regular" w:eastAsia="Charis SIL Regular"/>
           <w:b w:val="0"/>
           <w:i w:val="0"/>
-          <w:color w:val="0066CC"/>
+          <w:color w:val="0000FF"/>
           <w:sz w:val="24"/>
           <w:u w:val="single"/>
         </w:rPr>
@@ -5028,7 +4973,7 @@
           <w:rFonts w:ascii="Charis SIL Regular" w:hAnsi="Charis SIL Regular" w:eastAsia="Charis SIL Regular"/>
           <w:b w:val="0"/>
           <w:i w:val="0"/>
-          <w:color w:val="0066CC"/>
+          <w:color w:val="0000FF"/>
           <w:sz w:val="24"/>
           <w:u w:val="single"/>
         </w:rPr>
@@ -5046,7 +4991,7 @@
           <w:rFonts w:ascii="Charis SIL Regular" w:hAnsi="Charis SIL Regular" w:eastAsia="Charis SIL Regular"/>
           <w:b w:val="0"/>
           <w:i w:val="0"/>
-          <w:color w:val="0066CC"/>
+          <w:color w:val="0000FF"/>
           <w:sz w:val="24"/>
           <w:u w:val="single"/>
         </w:rPr>
@@ -5064,7 +5009,7 @@
           <w:rFonts w:ascii="Charis SIL Regular" w:hAnsi="Charis SIL Regular" w:eastAsia="Charis SIL Regular"/>
           <w:b w:val="0"/>
           <w:i w:val="0"/>
-          <w:color w:val="0066CC"/>
+          <w:color w:val="0000FF"/>
           <w:sz w:val="24"/>
           <w:u w:val="single"/>
         </w:rPr>
@@ -5082,7 +5027,7 @@
           <w:rFonts w:ascii="Charis SIL Regular" w:hAnsi="Charis SIL Regular" w:eastAsia="Charis SIL Regular"/>
           <w:b w:val="0"/>
           <w:i w:val="0"/>
-          <w:color w:val="0066CC"/>
+          <w:color w:val="0000FF"/>
           <w:sz w:val="24"/>
           <w:u w:val="single"/>
         </w:rPr>
@@ -5100,7 +5045,7 @@
           <w:rFonts w:ascii="Charis SIL Regular" w:hAnsi="Charis SIL Regular" w:eastAsia="Charis SIL Regular"/>
           <w:b w:val="0"/>
           <w:i w:val="0"/>
-          <w:color w:val="0066CC"/>
+          <w:color w:val="0000FF"/>
           <w:sz w:val="24"/>
           <w:u w:val="single"/>
         </w:rPr>
@@ -5118,7 +5063,7 @@
           <w:rFonts w:ascii="Charis SIL Regular" w:hAnsi="Charis SIL Regular" w:eastAsia="Charis SIL Regular"/>
           <w:b w:val="0"/>
           <w:i w:val="0"/>
-          <w:color w:val="0066CC"/>
+          <w:color w:val="0000FF"/>
           <w:sz w:val="24"/>
           <w:u w:val="single"/>
         </w:rPr>
@@ -5136,7 +5081,7 @@
           <w:rFonts w:ascii="Charis SIL Regular" w:hAnsi="Charis SIL Regular" w:eastAsia="Charis SIL Regular"/>
           <w:b w:val="0"/>
           <w:i w:val="0"/>
-          <w:color w:val="0066CC"/>
+          <w:color w:val="0000FF"/>
           <w:sz w:val="24"/>
           <w:u w:val="single"/>
         </w:rPr>
@@ -5267,7 +5212,7 @@
           <w:rFonts w:ascii="Charis SIL Regular" w:hAnsi="Charis SIL Regular" w:eastAsia="Charis SIL Regular"/>
           <w:b w:val="0"/>
           <w:i w:val="0"/>
-          <w:color w:val="0066CC"/>
+          <w:color w:val="0000FF"/>
           <w:sz w:val="24"/>
           <w:u w:val="single"/>
         </w:rPr>
@@ -5285,7 +5230,7 @@
           <w:rFonts w:ascii="Charis SIL Regular" w:hAnsi="Charis SIL Regular" w:eastAsia="Charis SIL Regular"/>
           <w:b w:val="0"/>
           <w:i w:val="0"/>
-          <w:color w:val="0066CC"/>
+          <w:color w:val="0000FF"/>
           <w:sz w:val="24"/>
           <w:u w:val="single"/>
         </w:rPr>
@@ -5303,7 +5248,7 @@
           <w:rFonts w:ascii="Charis SIL Regular" w:hAnsi="Charis SIL Regular" w:eastAsia="Charis SIL Regular"/>
           <w:b w:val="0"/>
           <w:i w:val="0"/>
-          <w:color w:val="0066CC"/>
+          <w:color w:val="0000FF"/>
           <w:sz w:val="24"/>
           <w:u w:val="single"/>
         </w:rPr>
@@ -5321,7 +5266,7 @@
           <w:rFonts w:ascii="Charis SIL Regular" w:hAnsi="Charis SIL Regular" w:eastAsia="Charis SIL Regular"/>
           <w:b w:val="0"/>
           <w:i w:val="0"/>
-          <w:color w:val="0066CC"/>
+          <w:color w:val="0000FF"/>
           <w:sz w:val="24"/>
           <w:u w:val="single"/>
         </w:rPr>
@@ -5330,7 +5275,7 @@
             <w:rPr>
               <w:rStyle w:val="Hyperlink"/>
             </w:rPr>
-            <w:t>file/49d013d5-0786</w:t>
+            <w:t>file/49d013d5-078</w:t>
           </w:r>
         </w:hyperlink>
       </w:r>
@@ -5339,27 +5284,15 @@
           <w:rFonts w:ascii="Charis SIL Regular" w:hAnsi="Charis SIL Regular" w:eastAsia="Charis SIL Regular"/>
           <w:b w:val="0"/>
           <w:i w:val="0"/>
-          <w:color w:val="0066CC"/>
-          <w:sz w:val="24"/>
-          <w:u w:val="single"/>
-        </w:rPr>
-        <w:t>-</w:t>
-      </w:r>
-      <w:r>
-        <w:rPr>
-          <w:rFonts w:ascii="Charis SIL Regular" w:hAnsi="Charis SIL Regular" w:eastAsia="Charis SIL Regular"/>
-          <w:b w:val="0"/>
-          <w:i w:val="0"/>
-          <w:color w:val="0066CC"/>
-          <w:sz w:val="24"/>
-          <w:u w:val="single"/>
+          <w:color w:val="0000FF"/>
+          <w:sz w:val="24"/>
         </w:rPr>
         <w:hyperlink r:id="rId27" w:history="1">
           <w:r>
             <w:rPr>
               <w:rStyle w:val="Hyperlink"/>
             </w:rPr>
-            <w:t>db08</w:t>
+            <w:t>6</w:t>
           </w:r>
         </w:hyperlink>
       </w:r>
@@ -5368,7 +5301,7 @@
           <w:rFonts w:ascii="Charis SIL Regular" w:hAnsi="Charis SIL Regular" w:eastAsia="Charis SIL Regular"/>
           <w:b w:val="0"/>
           <w:i w:val="0"/>
-          <w:color w:val="0066CC"/>
+          <w:color w:val="0000FF"/>
           <w:sz w:val="24"/>
         </w:rPr>
         <w:t>-</w:t>
@@ -5378,7 +5311,25 @@
           <w:rFonts w:ascii="Charis SIL Regular" w:hAnsi="Charis SIL Regular" w:eastAsia="Charis SIL Regular"/>
           <w:b w:val="0"/>
           <w:i w:val="0"/>
-          <w:color w:val="0066CC"/>
+          <w:color w:val="0000FF"/>
+          <w:sz w:val="24"/>
+          <w:u w:val="single"/>
+        </w:rPr>
+        <w:hyperlink r:id="rId27" w:history="1">
+          <w:r>
+            <w:rPr>
+              <w:rStyle w:val="Hyperlink"/>
+            </w:rPr>
+            <w:t>db08-</w:t>
+          </w:r>
+        </w:hyperlink>
+      </w:r>
+      <w:r>
+        <w:rPr>
+          <w:rFonts w:ascii="Charis SIL Regular" w:hAnsi="Charis SIL Regular" w:eastAsia="Charis SIL Regular"/>
+          <w:b w:val="0"/>
+          <w:i w:val="0"/>
+          <w:color w:val="0000FF"/>
           <w:sz w:val="24"/>
           <w:u w:val="single"/>
         </w:rPr>
@@ -5396,7 +5347,7 @@
           <w:rFonts w:ascii="Charis SIL Regular" w:hAnsi="Charis SIL Regular" w:eastAsia="Charis SIL Regular"/>
           <w:b w:val="0"/>
           <w:i w:val="0"/>
-          <w:color w:val="0066CC"/>
+          <w:color w:val="0000FF"/>
           <w:sz w:val="24"/>
           <w:u w:val="single"/>
         </w:rPr>
@@ -5574,7 +5525,7 @@
           <w:rFonts w:ascii="Charis SIL Regular" w:hAnsi="Charis SIL Regular" w:eastAsia="Charis SIL Regular"/>
           <w:b w:val="0"/>
           <w:i w:val="0"/>
-          <w:color w:val="0066CC"/>
+          <w:color w:val="0000FF"/>
           <w:sz w:val="24"/>
           <w:u w:val="single"/>
         </w:rPr>
@@ -5592,7 +5543,7 @@
           <w:rFonts w:ascii="Charis SIL Regular" w:hAnsi="Charis SIL Regular" w:eastAsia="Charis SIL Regular"/>
           <w:b w:val="0"/>
           <w:i w:val="0"/>
-          <w:color w:val="0066CC"/>
+          <w:color w:val="0000FF"/>
           <w:sz w:val="24"/>
           <w:u w:val="single"/>
         </w:rPr>
@@ -5610,7 +5561,7 @@
           <w:rFonts w:ascii="Charis SIL Regular" w:hAnsi="Charis SIL Regular" w:eastAsia="Charis SIL Regular"/>
           <w:b w:val="0"/>
           <w:i w:val="0"/>
-          <w:color w:val="0066CC"/>
+          <w:color w:val="0000FF"/>
           <w:sz w:val="24"/>
           <w:u w:val="single"/>
         </w:rPr>
@@ -5638,7 +5589,7 @@
           <w:rFonts w:ascii="Charis SIL Regular" w:hAnsi="Charis SIL Regular" w:eastAsia="Charis SIL Regular"/>
           <w:b w:val="0"/>
           <w:i w:val="0"/>
-          <w:color w:val="0066CC"/>
+          <w:color w:val="0000FF"/>
           <w:sz w:val="24"/>
           <w:u w:val="single"/>
         </w:rPr>
@@ -5656,7 +5607,7 @@
           <w:rFonts w:ascii="Charis SIL Regular" w:hAnsi="Charis SIL Regular" w:eastAsia="Charis SIL Regular"/>
           <w:b w:val="0"/>
           <w:i w:val="0"/>
-          <w:color w:val="0066CC"/>
+          <w:color w:val="0000FF"/>
           <w:sz w:val="24"/>
           <w:u w:val="single"/>
         </w:rPr>
@@ -5667,7 +5618,7 @@
           <w:rFonts w:ascii="Charis SIL Regular" w:hAnsi="Charis SIL Regular" w:eastAsia="Charis SIL Regular"/>
           <w:b w:val="0"/>
           <w:i w:val="0"/>
-          <w:color w:val="0066CC"/>
+          <w:color w:val="0000FF"/>
           <w:sz w:val="24"/>
           <w:u w:val="single"/>
         </w:rPr>
@@ -5834,7 +5785,7 @@
           <w:rFonts w:ascii="Charis SIL Regular" w:hAnsi="Charis SIL Regular" w:eastAsia="Charis SIL Regular"/>
           <w:b w:val="0"/>
           <w:i w:val="0"/>
-          <w:color w:val="0066CC"/>
+          <w:color w:val="0000FF"/>
           <w:sz w:val="24"/>
           <w:u w:val="single"/>
         </w:rPr>
@@ -5852,7 +5803,7 @@
           <w:rFonts w:ascii="Charis SIL Regular" w:hAnsi="Charis SIL Regular" w:eastAsia="Charis SIL Regular"/>
           <w:b w:val="0"/>
           <w:i w:val="0"/>
-          <w:color w:val="0066CC"/>
+          <w:color w:val="0000FF"/>
           <w:sz w:val="24"/>
           <w:u w:val="single"/>
         </w:rPr>
@@ -5870,7 +5821,7 @@
           <w:rFonts w:ascii="Charis SIL Regular" w:hAnsi="Charis SIL Regular" w:eastAsia="Charis SIL Regular"/>
           <w:b w:val="0"/>
           <w:i w:val="0"/>
-          <w:color w:val="0066CC"/>
+          <w:color w:val="0000FF"/>
           <w:sz w:val="24"/>
           <w:u w:val="single"/>
         </w:rPr>
@@ -5888,7 +5839,7 @@
           <w:rFonts w:ascii="Charis SIL Regular" w:hAnsi="Charis SIL Regular" w:eastAsia="Charis SIL Regular"/>
           <w:b w:val="0"/>
           <w:i w:val="0"/>
-          <w:color w:val="0066CC"/>
+          <w:color w:val="0000FF"/>
           <w:sz w:val="24"/>
           <w:u w:val="single"/>
         </w:rPr>
@@ -5916,7 +5867,7 @@
           <w:rFonts w:ascii="Charis SIL Regular" w:hAnsi="Charis SIL Regular" w:eastAsia="Charis SIL Regular"/>
           <w:b w:val="0"/>
           <w:i w:val="0"/>
-          <w:color w:val="0066CC"/>
+          <w:color w:val="0000FF"/>
           <w:sz w:val="24"/>
           <w:u w:val="single"/>
         </w:rPr>
@@ -5934,7 +5885,7 @@
           <w:rFonts w:ascii="Charis SIL Regular" w:hAnsi="Charis SIL Regular" w:eastAsia="Charis SIL Regular"/>
           <w:b w:val="0"/>
           <w:i w:val="0"/>
-          <w:color w:val="0066CC"/>
+          <w:color w:val="0000FF"/>
           <w:sz w:val="24"/>
           <w:u w:val="single"/>
         </w:rPr>
@@ -5945,7 +5896,7 @@
           <w:rFonts w:ascii="Charis SIL Regular" w:hAnsi="Charis SIL Regular" w:eastAsia="Charis SIL Regular"/>
           <w:b w:val="0"/>
           <w:i w:val="0"/>
-          <w:color w:val="0066CC"/>
+          <w:color w:val="0000FF"/>
           <w:sz w:val="24"/>
           <w:u w:val="single"/>
         </w:rPr>
@@ -5970,7 +5921,7 @@
       </w:r>
       <w:r>
         <w:rPr>
-          <w:u w:val="single" w:color="0066cc"/>
+          <w:u w:val="single" w:color="0000ff"/>
           <w:rFonts w:ascii="Charis SIL Regular" w:hAnsi="Charis SIL Regular" w:eastAsia="Charis SIL Regular"/>
           <w:b w:val="0"/>
           <w:i w:val="0"/>
@@ -5988,7 +5939,7 @@
       </w:r>
       <w:r>
         <w:rPr>
-          <w:u w:val="single" w:color="0066cc"/>
+          <w:u w:val="single" w:color="0000ff"/>
           <w:rFonts w:ascii="Charis SIL Regular" w:hAnsi="Charis SIL Regular" w:eastAsia="Charis SIL Regular"/>
           <w:b w:val="0"/>
           <w:i w:val="0"/>
@@ -6006,7 +5957,7 @@
       </w:r>
       <w:r>
         <w:rPr>
-          <w:u w:val="single" w:color="0066cc"/>
+          <w:u w:val="single" w:color="0000ff"/>
           <w:rFonts w:ascii="Charis SIL Regular" w:hAnsi="Charis SIL Regular" w:eastAsia="Charis SIL Regular"/>
           <w:b w:val="0"/>
           <w:i w:val="0"/>
@@ -6120,7 +6071,7 @@
           <w:rFonts w:ascii="Charis SIL Regular" w:hAnsi="Charis SIL Regular" w:eastAsia="Charis SIL Regular"/>
           <w:b w:val="0"/>
           <w:i w:val="0"/>
-          <w:color w:val="0066CC"/>
+          <w:color w:val="0000FF"/>
           <w:sz w:val="24"/>
           <w:u w:val="single"/>
         </w:rPr>
@@ -6138,7 +6089,7 @@
           <w:rFonts w:ascii="Charis SIL Regular" w:hAnsi="Charis SIL Regular" w:eastAsia="Charis SIL Regular"/>
           <w:b w:val="0"/>
           <w:i w:val="0"/>
-          <w:color w:val="0066CC"/>
+          <w:color w:val="0000FF"/>
           <w:sz w:val="24"/>
           <w:u w:val="single"/>
         </w:rPr>
@@ -6156,7 +6107,7 @@
           <w:rFonts w:ascii="Charis SIL Regular" w:hAnsi="Charis SIL Regular" w:eastAsia="Charis SIL Regular"/>
           <w:b w:val="0"/>
           <w:i w:val="0"/>
-          <w:color w:val="0066CC"/>
+          <w:color w:val="0000FF"/>
           <w:sz w:val="24"/>
           <w:u w:val="single"/>
         </w:rPr>
@@ -6184,7 +6135,7 @@
           <w:rFonts w:ascii="Charis SIL Regular" w:hAnsi="Charis SIL Regular" w:eastAsia="Charis SIL Regular"/>
           <w:b w:val="0"/>
           <w:i w:val="0"/>
-          <w:color w:val="0066CC"/>
+          <w:color w:val="0000FF"/>
           <w:sz w:val="24"/>
           <w:u w:val="single"/>
         </w:rPr>
@@ -6202,7 +6153,7 @@
           <w:rFonts w:ascii="Charis SIL Regular" w:hAnsi="Charis SIL Regular" w:eastAsia="Charis SIL Regular"/>
           <w:b w:val="0"/>
           <w:i w:val="0"/>
-          <w:color w:val="0066CC"/>
+          <w:color w:val="0000FF"/>
           <w:sz w:val="24"/>
           <w:u w:val="single"/>
         </w:rPr>
@@ -6213,7 +6164,7 @@
           <w:rFonts w:ascii="Charis SIL Regular" w:hAnsi="Charis SIL Regular" w:eastAsia="Charis SIL Regular"/>
           <w:b w:val="0"/>
           <w:i w:val="0"/>
-          <w:color w:val="0066CC"/>
+          <w:color w:val="0000FF"/>
           <w:sz w:val="24"/>
           <w:u w:val="single"/>
         </w:rPr>
@@ -6344,7 +6295,7 @@
           <w:rFonts w:ascii="Charis SIL Regular" w:hAnsi="Charis SIL Regular" w:eastAsia="Charis SIL Regular"/>
           <w:b w:val="0"/>
           <w:i w:val="0"/>
-          <w:color w:val="0066CC"/>
+          <w:color w:val="0000FF"/>
           <w:sz w:val="24"/>
           <w:u w:val="single"/>
         </w:rPr>
@@ -6362,7 +6313,7 @@
           <w:rFonts w:ascii="Charis SIL Regular" w:hAnsi="Charis SIL Regular" w:eastAsia="Charis SIL Regular"/>
           <w:b w:val="0"/>
           <w:i w:val="0"/>
-          <w:color w:val="0066CC"/>
+          <w:color w:val="0000FF"/>
           <w:sz w:val="24"/>
           <w:u w:val="single"/>
         </w:rPr>
@@ -6380,7 +6331,7 @@
           <w:rFonts w:ascii="Charis SIL Regular" w:hAnsi="Charis SIL Regular" w:eastAsia="Charis SIL Regular"/>
           <w:b w:val="0"/>
           <w:i w:val="0"/>
-          <w:color w:val="0066CC"/>
+          <w:color w:val="0000FF"/>
           <w:sz w:val="24"/>
           <w:u w:val="single"/>
         </w:rPr>
@@ -6398,7 +6349,7 @@
           <w:rFonts w:ascii="Charis SIL Regular" w:hAnsi="Charis SIL Regular" w:eastAsia="Charis SIL Regular"/>
           <w:b w:val="0"/>
           <w:i w:val="0"/>
-          <w:color w:val="0066CC"/>
+          <w:color w:val="0000FF"/>
           <w:sz w:val="24"/>
           <w:u w:val="single"/>
         </w:rPr>
@@ -6416,7 +6367,7 @@
           <w:rFonts w:ascii="Charis SIL Regular" w:hAnsi="Charis SIL Regular" w:eastAsia="Charis SIL Regular"/>
           <w:b w:val="0"/>
           <w:i w:val="0"/>
-          <w:color w:val="0066CC"/>
+          <w:color w:val="0000FF"/>
           <w:sz w:val="24"/>
         </w:rPr>
         <w:hyperlink r:id="rId16" w:history="1">
@@ -6433,7 +6384,7 @@
           <w:rFonts w:ascii="Charis SIL Regular" w:hAnsi="Charis SIL Regular" w:eastAsia="Charis SIL Regular"/>
           <w:b w:val="0"/>
           <w:i w:val="0"/>
-          <w:color w:val="0066CC"/>
+          <w:color w:val="0000FF"/>
           <w:sz w:val="24"/>
         </w:rPr>
         <w:t>-</w:t>
@@ -6443,7 +6394,7 @@
           <w:rFonts w:ascii="Charis SIL Regular" w:hAnsi="Charis SIL Regular" w:eastAsia="Charis SIL Regular"/>
           <w:b w:val="0"/>
           <w:i w:val="0"/>
-          <w:color w:val="0066CC"/>
+          <w:color w:val="0000FF"/>
           <w:sz w:val="24"/>
           <w:u w:val="single"/>
         </w:rPr>
@@ -6461,7 +6412,7 @@
           <w:rFonts w:ascii="Charis SIL Regular" w:hAnsi="Charis SIL Regular" w:eastAsia="Charis SIL Regular"/>
           <w:b w:val="0"/>
           <w:i w:val="0"/>
-          <w:color w:val="0066CC"/>
+          <w:color w:val="0000FF"/>
           <w:sz w:val="24"/>
           <w:u w:val="single"/>
         </w:rPr>
@@ -6476,7 +6427,7 @@
       </w:r>
       <w:r>
         <w:rPr>
-          <w:u w:val="single" w:color="0066cc"/>
+          <w:u w:val="single" w:color="0000ff"/>
           <w:rFonts w:ascii="Charis SIL Regular" w:hAnsi="Charis SIL Regular" w:eastAsia="Charis SIL Regular"/>
           <w:b w:val="0"/>
           <w:i w:val="0"/>
@@ -6497,7 +6448,7 @@
           <w:rFonts w:ascii="Charis SIL Regular" w:hAnsi="Charis SIL Regular" w:eastAsia="Charis SIL Regular"/>
           <w:b w:val="0"/>
           <w:i w:val="0"/>
-          <w:color w:val="0066CC"/>
+          <w:color w:val="0000FF"/>
           <w:sz w:val="24"/>
           <w:u w:val="single"/>
         </w:rPr>
@@ -6515,7 +6466,7 @@
           <w:rFonts w:ascii="Charis SIL Regular" w:hAnsi="Charis SIL Regular" w:eastAsia="Charis SIL Regular"/>
           <w:b w:val="0"/>
           <w:i w:val="0"/>
-          <w:color w:val="0066CC"/>
+          <w:color w:val="0000FF"/>
           <w:sz w:val="24"/>
           <w:u w:val="single"/>
         </w:rPr>
@@ -6533,7 +6484,7 @@
           <w:rFonts w:ascii="Charis SIL Regular" w:hAnsi="Charis SIL Regular" w:eastAsia="Charis SIL Regular"/>
           <w:b w:val="0"/>
           <w:i w:val="0"/>
-          <w:color w:val="0066CC"/>
+          <w:color w:val="0000FF"/>
           <w:sz w:val="24"/>
           <w:u w:val="single"/>
         </w:rPr>
@@ -6544,7 +6495,7 @@
           <w:rFonts w:ascii="Charis SIL Regular" w:hAnsi="Charis SIL Regular" w:eastAsia="Charis SIL Regular"/>
           <w:b w:val="0"/>
           <w:i w:val="0"/>
-          <w:color w:val="0066CC"/>
+          <w:color w:val="0000FF"/>
           <w:sz w:val="24"/>
           <w:u w:val="single"/>
         </w:rPr>
@@ -6642,7 +6593,7 @@
           <w:rFonts w:ascii="Charis SIL Regular" w:hAnsi="Charis SIL Regular" w:eastAsia="Charis SIL Regular"/>
           <w:b w:val="0"/>
           <w:i w:val="0"/>
-          <w:color w:val="0066CC"/>
+          <w:color w:val="0000FF"/>
           <w:sz w:val="24"/>
         </w:rPr>
         <w:hyperlink r:id="rId32" w:history="1">
@@ -6659,7 +6610,7 @@
           <w:rFonts w:ascii="Charis SIL Regular" w:hAnsi="Charis SIL Regular" w:eastAsia="Charis SIL Regular"/>
           <w:b w:val="0"/>
           <w:i w:val="0"/>
-          <w:color w:val="0066CC"/>
+          <w:color w:val="0000FF"/>
           <w:sz w:val="24"/>
         </w:rPr>
         <w:hyperlink r:id="rId32" w:history="1">
@@ -6676,7 +6627,7 @@
           <w:rFonts w:ascii="Charis SIL Regular" w:hAnsi="Charis SIL Regular" w:eastAsia="Charis SIL Regular"/>
           <w:b w:val="0"/>
           <w:i w:val="0"/>
-          <w:color w:val="0066CC"/>
+          <w:color w:val="0000FF"/>
           <w:sz w:val="24"/>
         </w:rPr>
         <w:hyperlink r:id="rId32" w:history="1">
@@ -6693,7 +6644,7 @@
           <w:rFonts w:ascii="Charis SIL Regular" w:hAnsi="Charis SIL Regular" w:eastAsia="Charis SIL Regular"/>
           <w:b w:val="0"/>
           <w:i w:val="0"/>
-          <w:color w:val="0066CC"/>
+          <w:color w:val="0000FF"/>
           <w:sz w:val="24"/>
         </w:rPr>
         <w:hyperlink r:id="rId32" w:history="1">
@@ -6710,7 +6661,7 @@
           <w:rFonts w:ascii="Charis SIL Regular" w:hAnsi="Charis SIL Regular" w:eastAsia="Charis SIL Regular"/>
           <w:b w:val="0"/>
           <w:i w:val="0"/>
-          <w:color w:val="0066CC"/>
+          <w:color w:val="0000FF"/>
           <w:sz w:val="24"/>
         </w:rPr>
         <w:hyperlink r:id="rId32" w:history="1">

--- a/EXPORTS/DOCX/published/niveau3/Dutch/Wereldtentoonstelling1883.docx
+++ b/EXPORTS/DOCX/published/niveau3/Dutch/Wereldtentoonstelling1883.docx
@@ -1120,13 +1120,21 @@
       </w:r>
       <w:r>
         <w:rPr>
+          <w:u w:val="single" w:color="0000ff"/>
           <w:rFonts w:ascii="Charis SIL Regular" w:hAnsi="Charis SIL Regular" w:eastAsia="Charis SIL Regular"/>
           <w:b w:val="0"/>
           <w:i w:val="0"/>
           <w:color w:val="000000"/>
           <w:sz w:val="24"/>
         </w:rPr>
-        <w:t>verantwoor</w:t>
+        <w:hyperlink r:id="rId13" w:history="1">
+          <w:r>
+            <w:rPr>
+              <w:rStyle w:val="Hyperlink"/>
+            </w:rPr>
+            <w:t>verantwoor</w:t>
+          </w:r>
+        </w:hyperlink>
       </w:r>
       <w:r>
         <w:rPr>
@@ -1545,13 +1553,24 @@
       </w:r>
       <w:r>
         <w:rPr>
+          <w:u w:val="single" w:color="0000ff"/>
           <w:rFonts w:ascii="Charis SIL Regular" w:hAnsi="Charis SIL Regular" w:eastAsia="Charis SIL Regular"/>
           <w:b w:val="0"/>
           <w:i w:val="0"/>
           <w:color w:val="000000"/>
           <w:sz w:val="24"/>
         </w:rPr>
-        <w:t>over wat ande</w:t>
+        <w:t>o</w:t>
+      </w:r>
+      <w:r>
+        <w:rPr>
+          <w:rFonts w:ascii="Charis SIL Regular" w:hAnsi="Charis SIL Regular" w:eastAsia="Charis SIL Regular"/>
+          <w:b w:val="0"/>
+          <w:i w:val="0"/>
+          <w:color w:val="000000"/>
+          <w:sz w:val="24"/>
+        </w:rPr>
+        <w:t>ver wat ande</w:t>
       </w:r>
       <w:r>
         <w:rPr>
@@ -2104,7 +2123,7 @@
             <w:rPr>
               <w:rStyle w:val="Hyperlink"/>
             </w:rPr>
-            <w:t>Etnografis</w:t>
+            <w:t>Etnografisc</w:t>
           </w:r>
         </w:hyperlink>
       </w:r>
@@ -2115,23 +2134,7 @@
           <w:i w:val="0"/>
           <w:color w:val="0000FF"/>
           <w:sz w:val="24"/>
-        </w:rPr>
-        <w:hyperlink r:id="rId20" w:history="1">
-          <w:r>
-            <w:rPr>
-              <w:rStyle w:val="Hyperlink"/>
-            </w:rPr>
-            <w:t>c</w:t>
-          </w:r>
-        </w:hyperlink>
-      </w:r>
-      <w:r>
-        <w:rPr>
-          <w:rFonts w:ascii="Charis SIL Regular" w:hAnsi="Charis SIL Regular" w:eastAsia="Charis SIL Regular"/>
-          <w:b w:val="0"/>
-          <w:i w:val="0"/>
-          <w:color w:val="0000FF"/>
-          <w:sz w:val="24"/>
+          <w:u w:val="single"/>
         </w:rPr>
         <w:t>h</w:t>
       </w:r>
@@ -2189,9 +2192,19 @@
             <w:rPr>
               <w:rStyle w:val="Hyperlink"/>
             </w:rPr>
-            <w:t>Artis</w:t>
+            <w:t>Arti</w:t>
           </w:r>
         </w:hyperlink>
+      </w:r>
+      <w:r>
+        <w:rPr>
+          <w:rFonts w:ascii="Charis SIL Regular" w:hAnsi="Charis SIL Regular" w:eastAsia="Charis SIL Regular"/>
+          <w:b w:val="0"/>
+          <w:i w:val="0"/>
+          <w:color w:val="0000FF"/>
+          <w:sz w:val="24"/>
+        </w:rPr>
+        <w:t>s</w:t>
       </w:r>
       <w:r>
         <w:rPr>
@@ -6427,21 +6440,13 @@
       </w:r>
       <w:r>
         <w:rPr>
-          <w:u w:val="single" w:color="0000ff"/>
           <w:rFonts w:ascii="Charis SIL Regular" w:hAnsi="Charis SIL Regular" w:eastAsia="Charis SIL Regular"/>
           <w:b w:val="0"/>
           <w:i w:val="0"/>
           <w:color w:val="000000"/>
           <w:sz w:val="24"/>
         </w:rPr>
-        <w:hyperlink r:id="rId16" w:history="1">
-          <w:r>
-            <w:rPr>
-              <w:rStyle w:val="Hyperlink"/>
-            </w:rPr>
-            <w:t xml:space="preserve">, </w:t>
-          </w:r>
-        </w:hyperlink>
+        <w:t xml:space="preserve">, </w:t>
       </w:r>
       <w:r>
         <w:rPr>
@@ -6452,7 +6457,7 @@
           <w:sz w:val="24"/>
           <w:u w:val="single"/>
         </w:rPr>
-        <w:hyperlink r:id="rId16" w:history="1">
+        <w:hyperlink r:id="rId32" w:history="1">
           <w:r>
             <w:rPr>
               <w:rStyle w:val="Hyperlink"/>
@@ -6470,7 +6475,7 @@
           <w:sz w:val="24"/>
           <w:u w:val="single"/>
         </w:rPr>
-        <w:hyperlink r:id="rId16" w:history="1">
+        <w:hyperlink r:id="rId32" w:history="1">
           <w:r>
             <w:rPr>
               <w:rStyle w:val="Hyperlink"/>
@@ -6499,7 +6504,7 @@
           <w:sz w:val="24"/>
           <w:u w:val="single"/>
         </w:rPr>
-        <w:hyperlink r:id="rId16" w:history="1">
+        <w:hyperlink r:id="rId32" w:history="1">
           <w:r>
             <w:rPr>
               <w:rStyle w:val="Hyperlink"/>
@@ -6596,7 +6601,7 @@
           <w:color w:val="0000FF"/>
           <w:sz w:val="24"/>
         </w:rPr>
-        <w:hyperlink r:id="rId32" w:history="1">
+        <w:hyperlink r:id="rId33" w:history="1">
           <w:r>
             <w:rPr>
               <w:rStyle w:val="Hyperlink"/>
@@ -6613,7 +6618,7 @@
           <w:color w:val="0000FF"/>
           <w:sz w:val="24"/>
         </w:rPr>
-        <w:hyperlink r:id="rId32" w:history="1">
+        <w:hyperlink r:id="rId33" w:history="1">
           <w:r>
             <w:rPr>
               <w:rStyle w:val="Hyperlink"/>
@@ -6630,7 +6635,7 @@
           <w:color w:val="0000FF"/>
           <w:sz w:val="24"/>
         </w:rPr>
-        <w:hyperlink r:id="rId32" w:history="1">
+        <w:hyperlink r:id="rId33" w:history="1">
           <w:r>
             <w:rPr>
               <w:rStyle w:val="Hyperlink"/>
@@ -6647,7 +6652,7 @@
           <w:color w:val="0000FF"/>
           <w:sz w:val="24"/>
         </w:rPr>
-        <w:hyperlink r:id="rId32" w:history="1">
+        <w:hyperlink r:id="rId33" w:history="1">
           <w:r>
             <w:rPr>
               <w:rStyle w:val="Hyperlink"/>
@@ -6664,7 +6669,7 @@
           <w:color w:val="0000FF"/>
           <w:sz w:val="24"/>
         </w:rPr>
-        <w:hyperlink r:id="rId32" w:history="1">
+        <w:hyperlink r:id="rId33" w:history="1">
           <w:r>
             <w:rPr>
               <w:rStyle w:val="Hyperlink"/>

--- a/EXPORTS/DOCX/published/niveau3/Dutch/Wereldtentoonstelling1883.docx
+++ b/EXPORTS/DOCX/published/niveau3/Dutch/Wereldtentoonstelling1883.docx
@@ -1062,7 +1062,7 @@
           <w:sz w:val="24"/>
           <w:u w:val="single"/>
         </w:rPr>
-        <w:hyperlink r:id="rId14" w:history="1">
+        <w:hyperlink r:id="rId13" w:history="1">
           <w:r>
             <w:rPr>
               <w:rStyle w:val="Hyperlink"/>
@@ -1091,7 +1091,7 @@
           <w:sz w:val="24"/>
           <w:u w:val="single"/>
         </w:rPr>
-        <w:hyperlink r:id="rId14" w:history="1">
+        <w:hyperlink r:id="rId13" w:history="1">
           <w:r>
             <w:rPr>
               <w:rStyle w:val="Hyperlink"/>
@@ -2006,6 +2006,7 @@
           <w:i w:val="0"/>
           <w:color w:val="0000FF"/>
           <w:sz w:val="24"/>
+          <w:u w:val="single"/>
         </w:rPr>
         <w:hyperlink r:id="rId19" w:history="1">
           <w:r>
@@ -2123,7 +2124,7 @@
             <w:rPr>
               <w:rStyle w:val="Hyperlink"/>
             </w:rPr>
-            <w:t>Etnografisc</w:t>
+            <w:t>Etnografis</w:t>
           </w:r>
         </w:hyperlink>
       </w:r>
@@ -2134,7 +2135,23 @@
           <w:i w:val="0"/>
           <w:color w:val="0000FF"/>
           <w:sz w:val="24"/>
-          <w:u w:val="single"/>
+        </w:rPr>
+        <w:hyperlink r:id="rId20" w:history="1">
+          <w:r>
+            <w:rPr>
+              <w:rStyle w:val="Hyperlink"/>
+            </w:rPr>
+            <w:t>c</w:t>
+          </w:r>
+        </w:hyperlink>
+      </w:r>
+      <w:r>
+        <w:rPr>
+          <w:rFonts w:ascii="Charis SIL Regular" w:hAnsi="Charis SIL Regular" w:eastAsia="Charis SIL Regular"/>
+          <w:b w:val="0"/>
+          <w:i w:val="0"/>
+          <w:color w:val="0000FF"/>
+          <w:sz w:val="24"/>
         </w:rPr>
         <w:t>h</w:t>
       </w:r>
@@ -2192,19 +2209,9 @@
             <w:rPr>
               <w:rStyle w:val="Hyperlink"/>
             </w:rPr>
-            <w:t>Arti</w:t>
+            <w:t>Artis</w:t>
           </w:r>
         </w:hyperlink>
-      </w:r>
-      <w:r>
-        <w:rPr>
-          <w:rFonts w:ascii="Charis SIL Regular" w:hAnsi="Charis SIL Regular" w:eastAsia="Charis SIL Regular"/>
-          <w:b w:val="0"/>
-          <w:i w:val="0"/>
-          <w:color w:val="0000FF"/>
-          <w:sz w:val="24"/>
-        </w:rPr>
-        <w:t>s</w:t>
       </w:r>
       <w:r>
         <w:rPr>
@@ -2327,7 +2334,25 @@
             <w:rPr>
               <w:rStyle w:val="Hyperlink"/>
             </w:rPr>
-            <w:t>Museu</w:t>
+            <w:t>Muse</w:t>
+          </w:r>
+        </w:hyperlink>
+      </w:r>
+      <w:r>
+        <w:rPr>
+          <w:rFonts w:ascii="Charis SIL Regular" w:hAnsi="Charis SIL Regular" w:eastAsia="Charis SIL Regular"/>
+          <w:b w:val="0"/>
+          <w:i w:val="0"/>
+          <w:color w:val="0000FF"/>
+          <w:sz w:val="24"/>
+          <w:u w:val="single"/>
+        </w:rPr>
+        <w:hyperlink r:id="rId12" w:history="1">
+          <w:r>
+            <w:rPr>
+              <w:rStyle w:val="Hyperlink"/>
+            </w:rPr>
+            <w:t>u</w:t>
           </w:r>
         </w:hyperlink>
       </w:r>
@@ -3658,7 +3683,43 @@
           <w:color w:val="000000"/>
           <w:sz w:val="24"/>
         </w:rPr>
-        <w:t xml:space="preserve"> fotocollectie van </w:t>
+        <w:t xml:space="preserve"> </w:t>
+      </w:r>
+      <w:r>
+        <w:rPr>
+          <w:u w:val="single" w:color="0000ff"/>
+          <w:rFonts w:ascii="Charis SIL Regular" w:hAnsi="Charis SIL Regular" w:eastAsia="Charis SIL Regular"/>
+          <w:b w:val="0"/>
+          <w:i w:val="0"/>
+          <w:color w:val="000000"/>
+          <w:sz w:val="24"/>
+        </w:rPr>
+        <w:hyperlink r:id="rId23" w:history="1">
+          <w:r>
+            <w:rPr>
+              <w:rStyle w:val="Hyperlink"/>
+            </w:rPr>
+            <w:t>fotocolle</w:t>
+          </w:r>
+        </w:hyperlink>
+      </w:r>
+      <w:r>
+        <w:rPr>
+          <w:u w:val="single" w:color="0000ff"/>
+          <w:rFonts w:ascii="Charis SIL Regular" w:hAnsi="Charis SIL Regular" w:eastAsia="Charis SIL Regular"/>
+          <w:b w:val="0"/>
+          <w:i w:val="0"/>
+          <w:color w:val="000000"/>
+          <w:sz w:val="24"/>
+        </w:rPr>
+        <w:hyperlink r:id="rId23" w:history="1">
+          <w:r>
+            <w:rPr>
+              <w:rStyle w:val="Hyperlink"/>
+            </w:rPr>
+            <w:t xml:space="preserve">ctie van </w:t>
+          </w:r>
+        </w:hyperlink>
       </w:r>
       <w:r>
         <w:rPr>
@@ -3793,7 +3854,14 @@
           <w:color w:val="000000"/>
           <w:sz w:val="24"/>
         </w:rPr>
-        <w:t xml:space="preserve">vat een </w:t>
+        <w:hyperlink r:id="rId24" w:history="1">
+          <w:r>
+            <w:rPr>
+              <w:rStyle w:val="Hyperlink"/>
+            </w:rPr>
+            <w:t xml:space="preserve">vat een </w:t>
+          </w:r>
+        </w:hyperlink>
       </w:r>
       <w:r>
         <w:rPr>
@@ -6382,15 +6450,9 @@
           <w:i w:val="0"/>
           <w:color w:val="0000FF"/>
           <w:sz w:val="24"/>
-        </w:rPr>
-        <w:hyperlink r:id="rId16" w:history="1">
-          <w:r>
-            <w:rPr>
-              <w:rStyle w:val="Hyperlink"/>
-            </w:rPr>
-            <w:t>d</w:t>
-          </w:r>
-        </w:hyperlink>
+          <w:u w:val="single"/>
+        </w:rPr>
+        <w:t>d</w:t>
       </w:r>
       <w:r>
         <w:rPr>
@@ -6440,13 +6502,21 @@
       </w:r>
       <w:r>
         <w:rPr>
+          <w:u w:val="single" w:color="0000ff"/>
           <w:rFonts w:ascii="Charis SIL Regular" w:hAnsi="Charis SIL Regular" w:eastAsia="Charis SIL Regular"/>
           <w:b w:val="0"/>
           <w:i w:val="0"/>
           <w:color w:val="000000"/>
           <w:sz w:val="24"/>
         </w:rPr>
-        <w:t xml:space="preserve">, </w:t>
+        <w:hyperlink r:id="rId16" w:history="1">
+          <w:r>
+            <w:rPr>
+              <w:rStyle w:val="Hyperlink"/>
+            </w:rPr>
+            <w:t xml:space="preserve">, </w:t>
+          </w:r>
+        </w:hyperlink>
       </w:r>
       <w:r>
         <w:rPr>
@@ -6457,7 +6527,7 @@
           <w:sz w:val="24"/>
           <w:u w:val="single"/>
         </w:rPr>
-        <w:hyperlink r:id="rId32" w:history="1">
+        <w:hyperlink r:id="rId16" w:history="1">
           <w:r>
             <w:rPr>
               <w:rStyle w:val="Hyperlink"/>
@@ -6475,7 +6545,7 @@
           <w:sz w:val="24"/>
           <w:u w:val="single"/>
         </w:rPr>
-        <w:hyperlink r:id="rId32" w:history="1">
+        <w:hyperlink r:id="rId16" w:history="1">
           <w:r>
             <w:rPr>
               <w:rStyle w:val="Hyperlink"/>
@@ -6504,7 +6574,7 @@
           <w:sz w:val="24"/>
           <w:u w:val="single"/>
         </w:rPr>
-        <w:hyperlink r:id="rId32" w:history="1">
+        <w:hyperlink r:id="rId16" w:history="1">
           <w:r>
             <w:rPr>
               <w:rStyle w:val="Hyperlink"/>
@@ -6601,7 +6671,7 @@
           <w:color w:val="0000FF"/>
           <w:sz w:val="24"/>
         </w:rPr>
-        <w:hyperlink r:id="rId33" w:history="1">
+        <w:hyperlink r:id="rId32" w:history="1">
           <w:r>
             <w:rPr>
               <w:rStyle w:val="Hyperlink"/>
@@ -6618,7 +6688,7 @@
           <w:color w:val="0000FF"/>
           <w:sz w:val="24"/>
         </w:rPr>
-        <w:hyperlink r:id="rId33" w:history="1">
+        <w:hyperlink r:id="rId32" w:history="1">
           <w:r>
             <w:rPr>
               <w:rStyle w:val="Hyperlink"/>
@@ -6635,7 +6705,7 @@
           <w:color w:val="0000FF"/>
           <w:sz w:val="24"/>
         </w:rPr>
-        <w:hyperlink r:id="rId33" w:history="1">
+        <w:hyperlink r:id="rId32" w:history="1">
           <w:r>
             <w:rPr>
               <w:rStyle w:val="Hyperlink"/>
@@ -6652,7 +6722,7 @@
           <w:color w:val="0000FF"/>
           <w:sz w:val="24"/>
         </w:rPr>
-        <w:hyperlink r:id="rId33" w:history="1">
+        <w:hyperlink r:id="rId32" w:history="1">
           <w:r>
             <w:rPr>
               <w:rStyle w:val="Hyperlink"/>
@@ -6669,7 +6739,7 @@
           <w:color w:val="0000FF"/>
           <w:sz w:val="24"/>
         </w:rPr>
-        <w:hyperlink r:id="rId33" w:history="1">
+        <w:hyperlink r:id="rId32" w:history="1">
           <w:r>
             <w:rPr>
               <w:rStyle w:val="Hyperlink"/>

--- a/EXPORTS/DOCX/published/niveau3/Dutch/Wereldtentoonstelling1883.docx
+++ b/EXPORTS/DOCX/published/niveau3/Dutch/Wereldtentoonstelling1883.docx
@@ -1553,24 +1553,13 @@
       </w:r>
       <w:r>
         <w:rPr>
-          <w:u w:val="single" w:color="0000ff"/>
           <w:rFonts w:ascii="Charis SIL Regular" w:hAnsi="Charis SIL Regular" w:eastAsia="Charis SIL Regular"/>
           <w:b w:val="0"/>
           <w:i w:val="0"/>
           <w:color w:val="000000"/>
           <w:sz w:val="24"/>
         </w:rPr>
-        <w:t>o</w:t>
-      </w:r>
-      <w:r>
-        <w:rPr>
-          <w:rFonts w:ascii="Charis SIL Regular" w:hAnsi="Charis SIL Regular" w:eastAsia="Charis SIL Regular"/>
-          <w:b w:val="0"/>
-          <w:i w:val="0"/>
-          <w:color w:val="000000"/>
-          <w:sz w:val="24"/>
-        </w:rPr>
-        <w:t>ver wat ande</w:t>
+        <w:t>over wat ande</w:t>
       </w:r>
       <w:r>
         <w:rPr>
@@ -2006,7 +1995,6 @@
           <w:i w:val="0"/>
           <w:color w:val="0000FF"/>
           <w:sz w:val="24"/>
-          <w:u w:val="single"/>
         </w:rPr>
         <w:hyperlink r:id="rId19" w:history="1">
           <w:r>
@@ -2334,25 +2322,7 @@
             <w:rPr>
               <w:rStyle w:val="Hyperlink"/>
             </w:rPr>
-            <w:t>Muse</w:t>
-          </w:r>
-        </w:hyperlink>
-      </w:r>
-      <w:r>
-        <w:rPr>
-          <w:rFonts w:ascii="Charis SIL Regular" w:hAnsi="Charis SIL Regular" w:eastAsia="Charis SIL Regular"/>
-          <w:b w:val="0"/>
-          <w:i w:val="0"/>
-          <w:color w:val="0000FF"/>
-          <w:sz w:val="24"/>
-          <w:u w:val="single"/>
-        </w:rPr>
-        <w:hyperlink r:id="rId12" w:history="1">
-          <w:r>
-            <w:rPr>
-              <w:rStyle w:val="Hyperlink"/>
-            </w:rPr>
-            <w:t>u</w:t>
+            <w:t>Museu</w:t>
           </w:r>
         </w:hyperlink>
       </w:r>
@@ -3676,50 +3646,13 @@
       </w:r>
       <w:r>
         <w:rPr>
-          <w:u w:val="single" w:color="0000ff"/>
           <w:rFonts w:ascii="Charis SIL Regular" w:hAnsi="Charis SIL Regular" w:eastAsia="Charis SIL Regular"/>
           <w:b w:val="0"/>
           <w:i w:val="0"/>
           <w:color w:val="000000"/>
           <w:sz w:val="24"/>
         </w:rPr>
-        <w:t xml:space="preserve"> </w:t>
-      </w:r>
-      <w:r>
-        <w:rPr>
-          <w:u w:val="single" w:color="0000ff"/>
-          <w:rFonts w:ascii="Charis SIL Regular" w:hAnsi="Charis SIL Regular" w:eastAsia="Charis SIL Regular"/>
-          <w:b w:val="0"/>
-          <w:i w:val="0"/>
-          <w:color w:val="000000"/>
-          <w:sz w:val="24"/>
-        </w:rPr>
-        <w:hyperlink r:id="rId23" w:history="1">
-          <w:r>
-            <w:rPr>
-              <w:rStyle w:val="Hyperlink"/>
-            </w:rPr>
-            <w:t>fotocolle</w:t>
-          </w:r>
-        </w:hyperlink>
-      </w:r>
-      <w:r>
-        <w:rPr>
-          <w:u w:val="single" w:color="0000ff"/>
-          <w:rFonts w:ascii="Charis SIL Regular" w:hAnsi="Charis SIL Regular" w:eastAsia="Charis SIL Regular"/>
-          <w:b w:val="0"/>
-          <w:i w:val="0"/>
-          <w:color w:val="000000"/>
-          <w:sz w:val="24"/>
-        </w:rPr>
-        <w:hyperlink r:id="rId23" w:history="1">
-          <w:r>
-            <w:rPr>
-              <w:rStyle w:val="Hyperlink"/>
-            </w:rPr>
-            <w:t xml:space="preserve">ctie van </w:t>
-          </w:r>
-        </w:hyperlink>
+        <w:t xml:space="preserve"> fotocollectie van </w:t>
       </w:r>
       <w:r>
         <w:rPr>
@@ -3854,14 +3787,7 @@
           <w:color w:val="000000"/>
           <w:sz w:val="24"/>
         </w:rPr>
-        <w:hyperlink r:id="rId24" w:history="1">
-          <w:r>
-            <w:rPr>
-              <w:rStyle w:val="Hyperlink"/>
-            </w:rPr>
-            <w:t xml:space="preserve">vat een </w:t>
-          </w:r>
-        </w:hyperlink>
+        <w:t xml:space="preserve">vat een </w:t>
       </w:r>
       <w:r>
         <w:rPr>

--- a/EXPORTS/DOCX/published/niveau3/Dutch/Wereldtentoonstelling1883.docx
+++ b/EXPORTS/DOCX/published/niveau3/Dutch/Wereldtentoonstelling1883.docx
@@ -6376,9 +6376,15 @@
           <w:i w:val="0"/>
           <w:color w:val="0000FF"/>
           <w:sz w:val="24"/>
-          <w:u w:val="single"/>
-        </w:rPr>
-        <w:t>d</w:t>
+        </w:rPr>
+        <w:hyperlink r:id="rId16" w:history="1">
+          <w:r>
+            <w:rPr>
+              <w:rStyle w:val="Hyperlink"/>
+            </w:rPr>
+            <w:t>d</w:t>
+          </w:r>
+        </w:hyperlink>
       </w:r>
       <w:r>
         <w:rPr>
@@ -6428,21 +6434,13 @@
       </w:r>
       <w:r>
         <w:rPr>
-          <w:u w:val="single" w:color="0000ff"/>
           <w:rFonts w:ascii="Charis SIL Regular" w:hAnsi="Charis SIL Regular" w:eastAsia="Charis SIL Regular"/>
           <w:b w:val="0"/>
           <w:i w:val="0"/>
           <w:color w:val="000000"/>
           <w:sz w:val="24"/>
         </w:rPr>
-        <w:hyperlink r:id="rId16" w:history="1">
-          <w:r>
-            <w:rPr>
-              <w:rStyle w:val="Hyperlink"/>
-            </w:rPr>
-            <w:t xml:space="preserve">, </w:t>
-          </w:r>
-        </w:hyperlink>
+        <w:t xml:space="preserve">, </w:t>
       </w:r>
       <w:r>
         <w:rPr>
@@ -6453,7 +6451,7 @@
           <w:sz w:val="24"/>
           <w:u w:val="single"/>
         </w:rPr>
-        <w:hyperlink r:id="rId16" w:history="1">
+        <w:hyperlink r:id="rId32" w:history="1">
           <w:r>
             <w:rPr>
               <w:rStyle w:val="Hyperlink"/>
@@ -6597,7 +6595,7 @@
           <w:color w:val="0000FF"/>
           <w:sz w:val="24"/>
         </w:rPr>
-        <w:hyperlink r:id="rId32" w:history="1">
+        <w:hyperlink r:id="rId33" w:history="1">
           <w:r>
             <w:rPr>
               <w:rStyle w:val="Hyperlink"/>
@@ -6614,7 +6612,7 @@
           <w:color w:val="0000FF"/>
           <w:sz w:val="24"/>
         </w:rPr>
-        <w:hyperlink r:id="rId32" w:history="1">
+        <w:hyperlink r:id="rId33" w:history="1">
           <w:r>
             <w:rPr>
               <w:rStyle w:val="Hyperlink"/>
@@ -6631,7 +6629,7 @@
           <w:color w:val="0000FF"/>
           <w:sz w:val="24"/>
         </w:rPr>
-        <w:hyperlink r:id="rId32" w:history="1">
+        <w:hyperlink r:id="rId33" w:history="1">
           <w:r>
             <w:rPr>
               <w:rStyle w:val="Hyperlink"/>
@@ -6648,7 +6646,7 @@
           <w:color w:val="0000FF"/>
           <w:sz w:val="24"/>
         </w:rPr>
-        <w:hyperlink r:id="rId32" w:history="1">
+        <w:hyperlink r:id="rId33" w:history="1">
           <w:r>
             <w:rPr>
               <w:rStyle w:val="Hyperlink"/>
@@ -6665,7 +6663,7 @@
           <w:color w:val="0000FF"/>
           <w:sz w:val="24"/>
         </w:rPr>
-        <w:hyperlink r:id="rId32" w:history="1">
+        <w:hyperlink r:id="rId33" w:history="1">
           <w:r>
             <w:rPr>
               <w:rStyle w:val="Hyperlink"/>

--- a/EXPORTS/DOCX/published/niveau3/Dutch/Wereldtentoonstelling1883.docx
+++ b/EXPORTS/DOCX/published/niveau3/Dutch/Wereldtentoonstelling1883.docx
@@ -1062,7 +1062,7 @@
           <w:sz w:val="24"/>
           <w:u w:val="single"/>
         </w:rPr>
-        <w:hyperlink r:id="rId13" w:history="1">
+        <w:hyperlink r:id="rId14" w:history="1">
           <w:r>
             <w:rPr>
               <w:rStyle w:val="Hyperlink"/>
@@ -1091,7 +1091,7 @@
           <w:sz w:val="24"/>
           <w:u w:val="single"/>
         </w:rPr>
-        <w:hyperlink r:id="rId13" w:history="1">
+        <w:hyperlink r:id="rId14" w:history="1">
           <w:r>
             <w:rPr>
               <w:rStyle w:val="Hyperlink"/>
@@ -1120,21 +1120,13 @@
       </w:r>
       <w:r>
         <w:rPr>
-          <w:u w:val="single" w:color="0000ff"/>
           <w:rFonts w:ascii="Charis SIL Regular" w:hAnsi="Charis SIL Regular" w:eastAsia="Charis SIL Regular"/>
           <w:b w:val="0"/>
           <w:i w:val="0"/>
           <w:color w:val="000000"/>
           <w:sz w:val="24"/>
         </w:rPr>
-        <w:hyperlink r:id="rId13" w:history="1">
-          <w:r>
-            <w:rPr>
-              <w:rStyle w:val="Hyperlink"/>
-            </w:rPr>
-            <w:t>verantwoor</w:t>
-          </w:r>
-        </w:hyperlink>
+        <w:t>verantwoor</w:t>
       </w:r>
       <w:r>
         <w:rPr>
@@ -1553,13 +1545,24 @@
       </w:r>
       <w:r>
         <w:rPr>
+          <w:u w:val="single" w:color="0000ff"/>
           <w:rFonts w:ascii="Charis SIL Regular" w:hAnsi="Charis SIL Regular" w:eastAsia="Charis SIL Regular"/>
           <w:b w:val="0"/>
           <w:i w:val="0"/>
           <w:color w:val="000000"/>
           <w:sz w:val="24"/>
         </w:rPr>
-        <w:t>over wat ande</w:t>
+        <w:t>o</w:t>
+      </w:r>
+      <w:r>
+        <w:rPr>
+          <w:rFonts w:ascii="Charis SIL Regular" w:hAnsi="Charis SIL Regular" w:eastAsia="Charis SIL Regular"/>
+          <w:b w:val="0"/>
+          <w:i w:val="0"/>
+          <w:color w:val="000000"/>
+          <w:sz w:val="24"/>
+        </w:rPr>
+        <w:t>ver wat ande</w:t>
       </w:r>
       <w:r>
         <w:rPr>
@@ -3646,6 +3649,7 @@
       </w:r>
       <w:r>
         <w:rPr>
+          <w:u w:val="single" w:color="0000ff"/>
           <w:rFonts w:ascii="Charis SIL Regular" w:hAnsi="Charis SIL Regular" w:eastAsia="Charis SIL Regular"/>
           <w:b w:val="0"/>
           <w:i w:val="0"/>

--- a/EXPORTS/DOCX/published/niveau3/Dutch/Wereldtentoonstelling1883.docx
+++ b/EXPORTS/DOCX/published/niveau3/Dutch/Wereldtentoonstelling1883.docx
@@ -1062,7 +1062,7 @@
           <w:sz w:val="24"/>
           <w:u w:val="single"/>
         </w:rPr>
-        <w:hyperlink r:id="rId14" w:history="1">
+        <w:hyperlink r:id="rId13" w:history="1">
           <w:r>
             <w:rPr>
               <w:rStyle w:val="Hyperlink"/>
@@ -1091,7 +1091,7 @@
           <w:sz w:val="24"/>
           <w:u w:val="single"/>
         </w:rPr>
-        <w:hyperlink r:id="rId14" w:history="1">
+        <w:hyperlink r:id="rId13" w:history="1">
           <w:r>
             <w:rPr>
               <w:rStyle w:val="Hyperlink"/>
@@ -1120,13 +1120,21 @@
       </w:r>
       <w:r>
         <w:rPr>
+          <w:u w:val="single" w:color="0000ff"/>
           <w:rFonts w:ascii="Charis SIL Regular" w:hAnsi="Charis SIL Regular" w:eastAsia="Charis SIL Regular"/>
           <w:b w:val="0"/>
           <w:i w:val="0"/>
           <w:color w:val="000000"/>
           <w:sz w:val="24"/>
         </w:rPr>
-        <w:t>verantwoor</w:t>
+        <w:hyperlink r:id="rId13" w:history="1">
+          <w:r>
+            <w:rPr>
+              <w:rStyle w:val="Hyperlink"/>
+            </w:rPr>
+            <w:t>verantwoor</w:t>
+          </w:r>
+        </w:hyperlink>
       </w:r>
       <w:r>
         <w:rPr>
@@ -1545,24 +1553,13 @@
       </w:r>
       <w:r>
         <w:rPr>
-          <w:u w:val="single" w:color="0000ff"/>
           <w:rFonts w:ascii="Charis SIL Regular" w:hAnsi="Charis SIL Regular" w:eastAsia="Charis SIL Regular"/>
           <w:b w:val="0"/>
           <w:i w:val="0"/>
           <w:color w:val="000000"/>
           <w:sz w:val="24"/>
         </w:rPr>
-        <w:t>o</w:t>
-      </w:r>
-      <w:r>
-        <w:rPr>
-          <w:rFonts w:ascii="Charis SIL Regular" w:hAnsi="Charis SIL Regular" w:eastAsia="Charis SIL Regular"/>
-          <w:b w:val="0"/>
-          <w:i w:val="0"/>
-          <w:color w:val="000000"/>
-          <w:sz w:val="24"/>
-        </w:rPr>
-        <w:t>ver wat ande</w:t>
+        <w:t>over wat ande</w:t>
       </w:r>
       <w:r>
         <w:rPr>
@@ -3656,7 +3653,36 @@
           <w:color w:val="000000"/>
           <w:sz w:val="24"/>
         </w:rPr>
-        <w:t xml:space="preserve"> fotocollectie van </w:t>
+        <w:t xml:space="preserve"> </w:t>
+      </w:r>
+      <w:r>
+        <w:rPr>
+          <w:u w:val="single" w:color="0000ff"/>
+          <w:rFonts w:ascii="Charis SIL Regular" w:hAnsi="Charis SIL Regular" w:eastAsia="Charis SIL Regular"/>
+          <w:b w:val="0"/>
+          <w:i w:val="0"/>
+          <w:color w:val="000000"/>
+          <w:sz w:val="24"/>
+        </w:rPr>
+        <w:hyperlink r:id="rId23" w:history="1">
+          <w:r>
+            <w:rPr>
+              <w:rStyle w:val="Hyperlink"/>
+            </w:rPr>
+            <w:t>fotocolle</w:t>
+          </w:r>
+        </w:hyperlink>
+      </w:r>
+      <w:r>
+        <w:rPr>
+          <w:u w:val="single" w:color="0000ff"/>
+          <w:rFonts w:ascii="Charis SIL Regular" w:hAnsi="Charis SIL Regular" w:eastAsia="Charis SIL Regular"/>
+          <w:b w:val="0"/>
+          <w:i w:val="0"/>
+          <w:color w:val="000000"/>
+          <w:sz w:val="24"/>
+        </w:rPr>
+        <w:t xml:space="preserve">ctie van </w:t>
       </w:r>
       <w:r>
         <w:rPr>
@@ -6380,15 +6406,9 @@
           <w:i w:val="0"/>
           <w:color w:val="0000FF"/>
           <w:sz w:val="24"/>
-        </w:rPr>
-        <w:hyperlink r:id="rId16" w:history="1">
-          <w:r>
-            <w:rPr>
-              <w:rStyle w:val="Hyperlink"/>
-            </w:rPr>
-            <w:t>d</w:t>
-          </w:r>
-        </w:hyperlink>
+          <w:u w:val="single"/>
+        </w:rPr>
+        <w:t>d</w:t>
       </w:r>
       <w:r>
         <w:rPr>
@@ -6438,13 +6458,21 @@
       </w:r>
       <w:r>
         <w:rPr>
+          <w:u w:val="single" w:color="0000ff"/>
           <w:rFonts w:ascii="Charis SIL Regular" w:hAnsi="Charis SIL Regular" w:eastAsia="Charis SIL Regular"/>
           <w:b w:val="0"/>
           <w:i w:val="0"/>
           <w:color w:val="000000"/>
           <w:sz w:val="24"/>
         </w:rPr>
-        <w:t xml:space="preserve">, </w:t>
+        <w:hyperlink r:id="rId16" w:history="1">
+          <w:r>
+            <w:rPr>
+              <w:rStyle w:val="Hyperlink"/>
+            </w:rPr>
+            <w:t xml:space="preserve">, </w:t>
+          </w:r>
+        </w:hyperlink>
       </w:r>
       <w:r>
         <w:rPr>
@@ -6455,7 +6483,7 @@
           <w:sz w:val="24"/>
           <w:u w:val="single"/>
         </w:rPr>
-        <w:hyperlink r:id="rId32" w:history="1">
+        <w:hyperlink r:id="rId16" w:history="1">
           <w:r>
             <w:rPr>
               <w:rStyle w:val="Hyperlink"/>
@@ -6599,7 +6627,7 @@
           <w:color w:val="0000FF"/>
           <w:sz w:val="24"/>
         </w:rPr>
-        <w:hyperlink r:id="rId33" w:history="1">
+        <w:hyperlink r:id="rId32" w:history="1">
           <w:r>
             <w:rPr>
               <w:rStyle w:val="Hyperlink"/>
@@ -6616,7 +6644,7 @@
           <w:color w:val="0000FF"/>
           <w:sz w:val="24"/>
         </w:rPr>
-        <w:hyperlink r:id="rId33" w:history="1">
+        <w:hyperlink r:id="rId32" w:history="1">
           <w:r>
             <w:rPr>
               <w:rStyle w:val="Hyperlink"/>
@@ -6633,7 +6661,7 @@
           <w:color w:val="0000FF"/>
           <w:sz w:val="24"/>
         </w:rPr>
-        <w:hyperlink r:id="rId33" w:history="1">
+        <w:hyperlink r:id="rId32" w:history="1">
           <w:r>
             <w:rPr>
               <w:rStyle w:val="Hyperlink"/>
@@ -6650,7 +6678,7 @@
           <w:color w:val="0000FF"/>
           <w:sz w:val="24"/>
         </w:rPr>
-        <w:hyperlink r:id="rId33" w:history="1">
+        <w:hyperlink r:id="rId32" w:history="1">
           <w:r>
             <w:rPr>
               <w:rStyle w:val="Hyperlink"/>
@@ -6667,7 +6695,7 @@
           <w:color w:val="0000FF"/>
           <w:sz w:val="24"/>
         </w:rPr>
-        <w:hyperlink r:id="rId33" w:history="1">
+        <w:hyperlink r:id="rId32" w:history="1">
           <w:r>
             <w:rPr>
               <w:rStyle w:val="Hyperlink"/>

--- a/EXPORTS/DOCX/published/niveau3/Dutch/Wereldtentoonstelling1883.docx
+++ b/EXPORTS/DOCX/published/niveau3/Dutch/Wereldtentoonstelling1883.docx
@@ -1062,7 +1062,7 @@
           <w:sz w:val="24"/>
           <w:u w:val="single"/>
         </w:rPr>
-        <w:hyperlink r:id="rId13" w:history="1">
+        <w:hyperlink r:id="rId14" w:history="1">
           <w:r>
             <w:rPr>
               <w:rStyle w:val="Hyperlink"/>
@@ -1091,7 +1091,7 @@
           <w:sz w:val="24"/>
           <w:u w:val="single"/>
         </w:rPr>
-        <w:hyperlink r:id="rId13" w:history="1">
+        <w:hyperlink r:id="rId14" w:history="1">
           <w:r>
             <w:rPr>
               <w:rStyle w:val="Hyperlink"/>
@@ -3628,61 +3628,13 @@
       </w:r>
       <w:r>
         <w:rPr>
-          <w:u w:val="single" w:color="0000ff"/>
           <w:rFonts w:ascii="Charis SIL Regular" w:hAnsi="Charis SIL Regular" w:eastAsia="Charis SIL Regular"/>
           <w:b w:val="0"/>
           <w:i w:val="0"/>
           <w:color w:val="000000"/>
           <w:sz w:val="24"/>
         </w:rPr>
-        <w:hyperlink r:id="rId23" w:history="1">
-          <w:r>
-            <w:rPr>
-              <w:rStyle w:val="Hyperlink"/>
-            </w:rPr>
-            <w:t>Leiden. De</w:t>
-          </w:r>
-        </w:hyperlink>
-      </w:r>
-      <w:r>
-        <w:rPr>
-          <w:u w:val="single" w:color="0000ff"/>
-          <w:rFonts w:ascii="Charis SIL Regular" w:hAnsi="Charis SIL Regular" w:eastAsia="Charis SIL Regular"/>
-          <w:b w:val="0"/>
-          <w:i w:val="0"/>
-          <w:color w:val="000000"/>
-          <w:sz w:val="24"/>
-        </w:rPr>
-        <w:t xml:space="preserve"> </w:t>
-      </w:r>
-      <w:r>
-        <w:rPr>
-          <w:u w:val="single" w:color="0000ff"/>
-          <w:rFonts w:ascii="Charis SIL Regular" w:hAnsi="Charis SIL Regular" w:eastAsia="Charis SIL Regular"/>
-          <w:b w:val="0"/>
-          <w:i w:val="0"/>
-          <w:color w:val="000000"/>
-          <w:sz w:val="24"/>
-        </w:rPr>
-        <w:hyperlink r:id="rId23" w:history="1">
-          <w:r>
-            <w:rPr>
-              <w:rStyle w:val="Hyperlink"/>
-            </w:rPr>
-            <w:t>fotocolle</w:t>
-          </w:r>
-        </w:hyperlink>
-      </w:r>
-      <w:r>
-        <w:rPr>
-          <w:u w:val="single" w:color="0000ff"/>
-          <w:rFonts w:ascii="Charis SIL Regular" w:hAnsi="Charis SIL Regular" w:eastAsia="Charis SIL Regular"/>
-          <w:b w:val="0"/>
-          <w:i w:val="0"/>
-          <w:color w:val="000000"/>
-          <w:sz w:val="24"/>
-        </w:rPr>
-        <w:t xml:space="preserve">ctie van </w:t>
+        <w:t xml:space="preserve">Leiden. De fotocollectie van </w:t>
       </w:r>
       <w:r>
         <w:rPr>
@@ -6458,21 +6410,13 @@
       </w:r>
       <w:r>
         <w:rPr>
-          <w:u w:val="single" w:color="0000ff"/>
           <w:rFonts w:ascii="Charis SIL Regular" w:hAnsi="Charis SIL Regular" w:eastAsia="Charis SIL Regular"/>
           <w:b w:val="0"/>
           <w:i w:val="0"/>
           <w:color w:val="000000"/>
           <w:sz w:val="24"/>
         </w:rPr>
-        <w:hyperlink r:id="rId16" w:history="1">
-          <w:r>
-            <w:rPr>
-              <w:rStyle w:val="Hyperlink"/>
-            </w:rPr>
-            <w:t xml:space="preserve">, </w:t>
-          </w:r>
-        </w:hyperlink>
+        <w:t xml:space="preserve">, </w:t>
       </w:r>
       <w:r>
         <w:rPr>
@@ -6530,7 +6474,7 @@
           <w:sz w:val="24"/>
           <w:u w:val="single"/>
         </w:rPr>
-        <w:hyperlink r:id="rId16" w:history="1">
+        <w:hyperlink r:id="rId32" w:history="1">
           <w:r>
             <w:rPr>
               <w:rStyle w:val="Hyperlink"/>
@@ -6627,7 +6571,7 @@
           <w:color w:val="0000FF"/>
           <w:sz w:val="24"/>
         </w:rPr>
-        <w:hyperlink r:id="rId32" w:history="1">
+        <w:hyperlink r:id="rId33" w:history="1">
           <w:r>
             <w:rPr>
               <w:rStyle w:val="Hyperlink"/>
@@ -6644,7 +6588,7 @@
           <w:color w:val="0000FF"/>
           <w:sz w:val="24"/>
         </w:rPr>
-        <w:hyperlink r:id="rId32" w:history="1">
+        <w:hyperlink r:id="rId33" w:history="1">
           <w:r>
             <w:rPr>
               <w:rStyle w:val="Hyperlink"/>
@@ -6661,7 +6605,7 @@
           <w:color w:val="0000FF"/>
           <w:sz w:val="24"/>
         </w:rPr>
-        <w:hyperlink r:id="rId32" w:history="1">
+        <w:hyperlink r:id="rId33" w:history="1">
           <w:r>
             <w:rPr>
               <w:rStyle w:val="Hyperlink"/>
@@ -6678,7 +6622,7 @@
           <w:color w:val="0000FF"/>
           <w:sz w:val="24"/>
         </w:rPr>
-        <w:hyperlink r:id="rId32" w:history="1">
+        <w:hyperlink r:id="rId33" w:history="1">
           <w:r>
             <w:rPr>
               <w:rStyle w:val="Hyperlink"/>
@@ -6695,7 +6639,7 @@
           <w:color w:val="0000FF"/>
           <w:sz w:val="24"/>
         </w:rPr>
-        <w:hyperlink r:id="rId32" w:history="1">
+        <w:hyperlink r:id="rId33" w:history="1">
           <w:r>
             <w:rPr>
               <w:rStyle w:val="Hyperlink"/>

--- a/EXPORTS/DOCX/published/niveau3/Dutch/Wereldtentoonstelling1883.docx
+++ b/EXPORTS/DOCX/published/niveau3/Dutch/Wereldtentoonstelling1883.docx
@@ -1062,7 +1062,7 @@
           <w:sz w:val="24"/>
           <w:u w:val="single"/>
         </w:rPr>
-        <w:hyperlink r:id="rId14" w:history="1">
+        <w:hyperlink r:id="rId13" w:history="1">
           <w:r>
             <w:rPr>
               <w:rStyle w:val="Hyperlink"/>
@@ -1553,13 +1553,24 @@
       </w:r>
       <w:r>
         <w:rPr>
+          <w:u w:val="single" w:color="0000ff"/>
           <w:rFonts w:ascii="Charis SIL Regular" w:hAnsi="Charis SIL Regular" w:eastAsia="Charis SIL Regular"/>
           <w:b w:val="0"/>
           <w:i w:val="0"/>
           <w:color w:val="000000"/>
           <w:sz w:val="24"/>
         </w:rPr>
-        <w:t>over wat ande</w:t>
+        <w:t>o</w:t>
+      </w:r>
+      <w:r>
+        <w:rPr>
+          <w:rFonts w:ascii="Charis SIL Regular" w:hAnsi="Charis SIL Regular" w:eastAsia="Charis SIL Regular"/>
+          <w:b w:val="0"/>
+          <w:i w:val="0"/>
+          <w:color w:val="000000"/>
+          <w:sz w:val="24"/>
+        </w:rPr>
+        <w:t>ver wat ande</w:t>
       </w:r>
       <w:r>
         <w:rPr>
@@ -3628,13 +3639,32 @@
       </w:r>
       <w:r>
         <w:rPr>
+          <w:u w:val="single" w:color="0000ff"/>
           <w:rFonts w:ascii="Charis SIL Regular" w:hAnsi="Charis SIL Regular" w:eastAsia="Charis SIL Regular"/>
           <w:b w:val="0"/>
           <w:i w:val="0"/>
           <w:color w:val="000000"/>
           <w:sz w:val="24"/>
         </w:rPr>
-        <w:t xml:space="preserve">Leiden. De fotocollectie van </w:t>
+        <w:hyperlink r:id="rId23" w:history="1">
+          <w:r>
+            <w:rPr>
+              <w:rStyle w:val="Hyperlink"/>
+            </w:rPr>
+            <w:t>Leiden. De</w:t>
+          </w:r>
+        </w:hyperlink>
+      </w:r>
+      <w:r>
+        <w:rPr>
+          <w:u w:val="single" w:color="0000ff"/>
+          <w:rFonts w:ascii="Charis SIL Regular" w:hAnsi="Charis SIL Regular" w:eastAsia="Charis SIL Regular"/>
+          <w:b w:val="0"/>
+          <w:i w:val="0"/>
+          <w:color w:val="000000"/>
+          <w:sz w:val="24"/>
+        </w:rPr>
+        <w:t xml:space="preserve"> fotocollectie van </w:t>
       </w:r>
       <w:r>
         <w:rPr>
@@ -6416,7 +6446,14 @@
           <w:color w:val="000000"/>
           <w:sz w:val="24"/>
         </w:rPr>
-        <w:t xml:space="preserve">, </w:t>
+        <w:hyperlink r:id="rId16" w:history="1">
+          <w:r>
+            <w:rPr>
+              <w:rStyle w:val="Hyperlink"/>
+            </w:rPr>
+            <w:t xml:space="preserve">, </w:t>
+          </w:r>
+        </w:hyperlink>
       </w:r>
       <w:r>
         <w:rPr>
@@ -6427,7 +6464,7 @@
           <w:sz w:val="24"/>
           <w:u w:val="single"/>
         </w:rPr>
-        <w:hyperlink r:id="rId16" w:history="1">
+        <w:hyperlink r:id="rId32" w:history="1">
           <w:r>
             <w:rPr>
               <w:rStyle w:val="Hyperlink"/>
@@ -6445,7 +6482,7 @@
           <w:sz w:val="24"/>
           <w:u w:val="single"/>
         </w:rPr>
-        <w:hyperlink r:id="rId16" w:history="1">
+        <w:hyperlink r:id="rId32" w:history="1">
           <w:r>
             <w:rPr>
               <w:rStyle w:val="Hyperlink"/>

--- a/EXPORTS/DOCX/published/niveau3/Dutch/Wereldtentoonstelling1883.docx
+++ b/EXPORTS/DOCX/published/niveau3/Dutch/Wereldtentoonstelling1883.docx
@@ -1091,7 +1091,7 @@
           <w:sz w:val="24"/>
           <w:u w:val="single"/>
         </w:rPr>
-        <w:hyperlink r:id="rId14" w:history="1">
+        <w:hyperlink r:id="rId13" w:history="1">
           <w:r>
             <w:rPr>
               <w:rStyle w:val="Hyperlink"/>
@@ -2006,6 +2006,7 @@
           <w:i w:val="0"/>
           <w:color w:val="0000FF"/>
           <w:sz w:val="24"/>
+          <w:u w:val="single"/>
         </w:rPr>
         <w:hyperlink r:id="rId19" w:history="1">
           <w:r>
@@ -2123,7 +2124,7 @@
             <w:rPr>
               <w:rStyle w:val="Hyperlink"/>
             </w:rPr>
-            <w:t>Etnografis</w:t>
+            <w:t>Etnografisc</w:t>
           </w:r>
         </w:hyperlink>
       </w:r>
@@ -2134,23 +2135,7 @@
           <w:i w:val="0"/>
           <w:color w:val="0000FF"/>
           <w:sz w:val="24"/>
-        </w:rPr>
-        <w:hyperlink r:id="rId20" w:history="1">
-          <w:r>
-            <w:rPr>
-              <w:rStyle w:val="Hyperlink"/>
-            </w:rPr>
-            <w:t>c</w:t>
-          </w:r>
-        </w:hyperlink>
-      </w:r>
-      <w:r>
-        <w:rPr>
-          <w:rFonts w:ascii="Charis SIL Regular" w:hAnsi="Charis SIL Regular" w:eastAsia="Charis SIL Regular"/>
-          <w:b w:val="0"/>
-          <w:i w:val="0"/>
-          <w:color w:val="0000FF"/>
-          <w:sz w:val="24"/>
+          <w:u w:val="single"/>
         </w:rPr>
         <w:t>h</w:t>
       </w:r>
@@ -2190,7 +2175,6 @@
           <w:i w:val="0"/>
           <w:color w:val="0000FF"/>
           <w:sz w:val="24"/>
-          <w:u w:val="single"/>
         </w:rPr>
         <w:t xml:space="preserve"> </w:t>
       </w:r>
@@ -2230,7 +2214,18 @@
           <w:color w:val="000000"/>
           <w:sz w:val="24"/>
         </w:rPr>
-        <w:t xml:space="preserve">ging naar het </w:t>
+        <w:t>ging naar h</w:t>
+      </w:r>
+      <w:r>
+        <w:rPr>
+          <w:u w:val="single" w:color="0000ff"/>
+          <w:rFonts w:ascii="Charis SIL Regular" w:hAnsi="Charis SIL Regular" w:eastAsia="Charis SIL Regular"/>
+          <w:b w:val="0"/>
+          <w:i w:val="0"/>
+          <w:color w:val="000000"/>
+          <w:sz w:val="24"/>
+        </w:rPr>
+        <w:t xml:space="preserve">et </w:t>
       </w:r>
       <w:r>
         <w:rPr>
@@ -2241,7 +2236,7 @@
           <w:sz w:val="24"/>
           <w:u w:val="single"/>
         </w:rPr>
-        <w:hyperlink r:id="rId19" w:history="1">
+        <w:hyperlink r:id="rId12" w:history="1">
           <w:r>
             <w:rPr>
               <w:rStyle w:val="Hyperlink"/>
@@ -2270,7 +2265,7 @@
           <w:sz w:val="24"/>
           <w:u w:val="single"/>
         </w:rPr>
-        <w:hyperlink r:id="rId19" w:history="1">
+        <w:hyperlink r:id="rId12" w:history="1">
           <w:r>
             <w:rPr>
               <w:rStyle w:val="Hyperlink"/>
@@ -2288,23 +2283,12 @@
           <w:sz w:val="24"/>
           <w:u w:val="single"/>
         </w:rPr>
-        <w:t>fi</w:t>
-      </w:r>
-      <w:r>
-        <w:rPr>
-          <w:rFonts w:ascii="Charis SIL Regular" w:hAnsi="Charis SIL Regular" w:eastAsia="Charis SIL Regular"/>
-          <w:b w:val="0"/>
-          <w:i w:val="0"/>
-          <w:color w:val="0000FF"/>
-          <w:sz w:val="24"/>
-          <w:u w:val="single"/>
-        </w:rPr>
-        <w:hyperlink r:id="rId19" w:history="1">
+        <w:hyperlink r:id="rId12" w:history="1">
           <w:r>
             <w:rPr>
               <w:rStyle w:val="Hyperlink"/>
             </w:rPr>
-            <w:t>sch</w:t>
+            <w:t>fi</w:t>
           </w:r>
         </w:hyperlink>
       </w:r>
@@ -2317,6 +2301,51 @@
           <w:sz w:val="24"/>
           <w:u w:val="single"/>
         </w:rPr>
+        <w:hyperlink r:id="rId12" w:history="1">
+          <w:r>
+            <w:rPr>
+              <w:rStyle w:val="Hyperlink"/>
+            </w:rPr>
+            <w:t>s</w:t>
+          </w:r>
+        </w:hyperlink>
+      </w:r>
+      <w:r>
+        <w:rPr>
+          <w:rFonts w:ascii="Charis SIL Regular" w:hAnsi="Charis SIL Regular" w:eastAsia="Charis SIL Regular"/>
+          <w:b w:val="0"/>
+          <w:i w:val="0"/>
+          <w:color w:val="0000FF"/>
+          <w:sz w:val="24"/>
+        </w:rPr>
+        <w:hyperlink r:id="rId12" w:history="1">
+          <w:r>
+            <w:rPr>
+              <w:rStyle w:val="Hyperlink"/>
+            </w:rPr>
+            <w:t>c</w:t>
+          </w:r>
+        </w:hyperlink>
+      </w:r>
+      <w:r>
+        <w:rPr>
+          <w:rFonts w:ascii="Charis SIL Regular" w:hAnsi="Charis SIL Regular" w:eastAsia="Charis SIL Regular"/>
+          <w:b w:val="0"/>
+          <w:i w:val="0"/>
+          <w:color w:val="0000FF"/>
+          <w:sz w:val="24"/>
+        </w:rPr>
+        <w:t>h</w:t>
+      </w:r>
+      <w:r>
+        <w:rPr>
+          <w:rFonts w:ascii="Charis SIL Regular" w:hAnsi="Charis SIL Regular" w:eastAsia="Charis SIL Regular"/>
+          <w:b w:val="0"/>
+          <w:i w:val="0"/>
+          <w:color w:val="0000FF"/>
+          <w:sz w:val="24"/>
+          <w:u w:val="single"/>
+        </w:rPr>
         <w:t xml:space="preserve"> </w:t>
       </w:r>
       <w:r>
@@ -2328,7 +2357,7 @@
           <w:sz w:val="24"/>
           <w:u w:val="single"/>
         </w:rPr>
-        <w:hyperlink r:id="rId19" w:history="1">
+        <w:hyperlink r:id="rId12" w:history="1">
           <w:r>
             <w:rPr>
               <w:rStyle w:val="Hyperlink"/>
@@ -2344,8 +2373,16 @@
           <w:i w:val="0"/>
           <w:color w:val="0000FF"/>
           <w:sz w:val="24"/>
-        </w:rPr>
-        <w:t>m</w:t>
+          <w:u w:val="single"/>
+        </w:rPr>
+        <w:hyperlink r:id="rId12" w:history="1">
+          <w:r>
+            <w:rPr>
+              <w:rStyle w:val="Hyperlink"/>
+            </w:rPr>
+            <w:t>m</w:t>
+          </w:r>
+        </w:hyperlink>
       </w:r>
       <w:r>
         <w:rPr>
@@ -6388,9 +6425,15 @@
           <w:i w:val="0"/>
           <w:color w:val="0000FF"/>
           <w:sz w:val="24"/>
-          <w:u w:val="single"/>
-        </w:rPr>
-        <w:t>d</w:t>
+        </w:rPr>
+        <w:hyperlink r:id="rId16" w:history="1">
+          <w:r>
+            <w:rPr>
+              <w:rStyle w:val="Hyperlink"/>
+            </w:rPr>
+            <w:t>d</w:t>
+          </w:r>
+        </w:hyperlink>
       </w:r>
       <w:r>
         <w:rPr>
@@ -6446,14 +6489,7 @@
           <w:color w:val="000000"/>
           <w:sz w:val="24"/>
         </w:rPr>
-        <w:hyperlink r:id="rId16" w:history="1">
-          <w:r>
-            <w:rPr>
-              <w:rStyle w:val="Hyperlink"/>
-            </w:rPr>
-            <w:t xml:space="preserve">, </w:t>
-          </w:r>
-        </w:hyperlink>
+        <w:t xml:space="preserve">, </w:t>
       </w:r>
       <w:r>
         <w:rPr>
@@ -6482,7 +6518,7 @@
           <w:sz w:val="24"/>
           <w:u w:val="single"/>
         </w:rPr>
-        <w:hyperlink r:id="rId32" w:history="1">
+        <w:hyperlink r:id="rId16" w:history="1">
           <w:r>
             <w:rPr>
               <w:rStyle w:val="Hyperlink"/>
@@ -6511,7 +6547,7 @@
           <w:sz w:val="24"/>
           <w:u w:val="single"/>
         </w:rPr>
-        <w:hyperlink r:id="rId32" w:history="1">
+        <w:hyperlink r:id="rId16" w:history="1">
           <w:r>
             <w:rPr>
               <w:rStyle w:val="Hyperlink"/>

--- a/EXPORTS/DOCX/published/niveau3/Dutch/Wereldtentoonstelling1883.docx
+++ b/EXPORTS/DOCX/published/niveau3/Dutch/Wereldtentoonstelling1883.docx
@@ -2006,7 +2006,6 @@
           <w:i w:val="0"/>
           <w:color w:val="0000FF"/>
           <w:sz w:val="24"/>
-          <w:u w:val="single"/>
         </w:rPr>
         <w:hyperlink r:id="rId19" w:history="1">
           <w:r>
@@ -2124,7 +2123,7 @@
             <w:rPr>
               <w:rStyle w:val="Hyperlink"/>
             </w:rPr>
-            <w:t>Etnografisc</w:t>
+            <w:t>Etnografis</w:t>
           </w:r>
         </w:hyperlink>
       </w:r>
@@ -2135,7 +2134,23 @@
           <w:i w:val="0"/>
           <w:color w:val="0000FF"/>
           <w:sz w:val="24"/>
-          <w:u w:val="single"/>
+        </w:rPr>
+        <w:hyperlink r:id="rId20" w:history="1">
+          <w:r>
+            <w:rPr>
+              <w:rStyle w:val="Hyperlink"/>
+            </w:rPr>
+            <w:t>c</w:t>
+          </w:r>
+        </w:hyperlink>
+      </w:r>
+      <w:r>
+        <w:rPr>
+          <w:rFonts w:ascii="Charis SIL Regular" w:hAnsi="Charis SIL Regular" w:eastAsia="Charis SIL Regular"/>
+          <w:b w:val="0"/>
+          <w:i w:val="0"/>
+          <w:color w:val="0000FF"/>
+          <w:sz w:val="24"/>
         </w:rPr>
         <w:t>h</w:t>
       </w:r>
@@ -2175,6 +2190,7 @@
           <w:i w:val="0"/>
           <w:color w:val="0000FF"/>
           <w:sz w:val="24"/>
+          <w:u w:val="single"/>
         </w:rPr>
         <w:t xml:space="preserve"> </w:t>
       </w:r>
@@ -2214,18 +2230,7 @@
           <w:color w:val="000000"/>
           <w:sz w:val="24"/>
         </w:rPr>
-        <w:t>ging naar h</w:t>
-      </w:r>
-      <w:r>
-        <w:rPr>
-          <w:u w:val="single" w:color="0000ff"/>
-          <w:rFonts w:ascii="Charis SIL Regular" w:hAnsi="Charis SIL Regular" w:eastAsia="Charis SIL Regular"/>
-          <w:b w:val="0"/>
-          <w:i w:val="0"/>
-          <w:color w:val="000000"/>
-          <w:sz w:val="24"/>
-        </w:rPr>
-        <w:t xml:space="preserve">et </w:t>
+        <w:t xml:space="preserve">ging naar het </w:t>
       </w:r>
       <w:r>
         <w:rPr>
@@ -2236,7 +2241,7 @@
           <w:sz w:val="24"/>
           <w:u w:val="single"/>
         </w:rPr>
-        <w:hyperlink r:id="rId12" w:history="1">
+        <w:hyperlink r:id="rId19" w:history="1">
           <w:r>
             <w:rPr>
               <w:rStyle w:val="Hyperlink"/>
@@ -2265,7 +2270,7 @@
           <w:sz w:val="24"/>
           <w:u w:val="single"/>
         </w:rPr>
-        <w:hyperlink r:id="rId12" w:history="1">
+        <w:hyperlink r:id="rId19" w:history="1">
           <w:r>
             <w:rPr>
               <w:rStyle w:val="Hyperlink"/>
@@ -2283,12 +2288,23 @@
           <w:sz w:val="24"/>
           <w:u w:val="single"/>
         </w:rPr>
-        <w:hyperlink r:id="rId12" w:history="1">
+        <w:t>fi</w:t>
+      </w:r>
+      <w:r>
+        <w:rPr>
+          <w:rFonts w:ascii="Charis SIL Regular" w:hAnsi="Charis SIL Regular" w:eastAsia="Charis SIL Regular"/>
+          <w:b w:val="0"/>
+          <w:i w:val="0"/>
+          <w:color w:val="0000FF"/>
+          <w:sz w:val="24"/>
+          <w:u w:val="single"/>
+        </w:rPr>
+        <w:hyperlink r:id="rId19" w:history="1">
           <w:r>
             <w:rPr>
               <w:rStyle w:val="Hyperlink"/>
             </w:rPr>
-            <w:t>fi</w:t>
+            <w:t>sch</w:t>
           </w:r>
         </w:hyperlink>
       </w:r>
@@ -2301,14 +2317,7 @@
           <w:sz w:val="24"/>
           <w:u w:val="single"/>
         </w:rPr>
-        <w:hyperlink r:id="rId12" w:history="1">
-          <w:r>
-            <w:rPr>
-              <w:rStyle w:val="Hyperlink"/>
-            </w:rPr>
-            <w:t>s</w:t>
-          </w:r>
-        </w:hyperlink>
+        <w:t xml:space="preserve"> </w:t>
       </w:r>
       <w:r>
         <w:rPr>
@@ -2317,47 +2326,9 @@
           <w:i w:val="0"/>
           <w:color w:val="0000FF"/>
           <w:sz w:val="24"/>
-        </w:rPr>
-        <w:hyperlink r:id="rId12" w:history="1">
-          <w:r>
-            <w:rPr>
-              <w:rStyle w:val="Hyperlink"/>
-            </w:rPr>
-            <w:t>c</w:t>
-          </w:r>
-        </w:hyperlink>
-      </w:r>
-      <w:r>
-        <w:rPr>
-          <w:rFonts w:ascii="Charis SIL Regular" w:hAnsi="Charis SIL Regular" w:eastAsia="Charis SIL Regular"/>
-          <w:b w:val="0"/>
-          <w:i w:val="0"/>
-          <w:color w:val="0000FF"/>
-          <w:sz w:val="24"/>
-        </w:rPr>
-        <w:t>h</w:t>
-      </w:r>
-      <w:r>
-        <w:rPr>
-          <w:rFonts w:ascii="Charis SIL Regular" w:hAnsi="Charis SIL Regular" w:eastAsia="Charis SIL Regular"/>
-          <w:b w:val="0"/>
-          <w:i w:val="0"/>
-          <w:color w:val="0000FF"/>
-          <w:sz w:val="24"/>
           <w:u w:val="single"/>
         </w:rPr>
-        <w:t xml:space="preserve"> </w:t>
-      </w:r>
-      <w:r>
-        <w:rPr>
-          <w:rFonts w:ascii="Charis SIL Regular" w:hAnsi="Charis SIL Regular" w:eastAsia="Charis SIL Regular"/>
-          <w:b w:val="0"/>
-          <w:i w:val="0"/>
-          <w:color w:val="0000FF"/>
-          <w:sz w:val="24"/>
-          <w:u w:val="single"/>
-        </w:rPr>
-        <w:hyperlink r:id="rId12" w:history="1">
+        <w:hyperlink r:id="rId19" w:history="1">
           <w:r>
             <w:rPr>
               <w:rStyle w:val="Hyperlink"/>
@@ -2373,16 +2344,8 @@
           <w:i w:val="0"/>
           <w:color w:val="0000FF"/>
           <w:sz w:val="24"/>
-          <w:u w:val="single"/>
-        </w:rPr>
-        <w:hyperlink r:id="rId12" w:history="1">
-          <w:r>
-            <w:rPr>
-              <w:rStyle w:val="Hyperlink"/>
-            </w:rPr>
-            <w:t>m</w:t>
-          </w:r>
-        </w:hyperlink>
+        </w:rPr>
+        <w:t>m</w:t>
       </w:r>
       <w:r>
         <w:rPr>
@@ -3683,25 +3646,7 @@
           <w:color w:val="000000"/>
           <w:sz w:val="24"/>
         </w:rPr>
-        <w:hyperlink r:id="rId23" w:history="1">
-          <w:r>
-            <w:rPr>
-              <w:rStyle w:val="Hyperlink"/>
-            </w:rPr>
-            <w:t>Leiden. De</w:t>
-          </w:r>
-        </w:hyperlink>
-      </w:r>
-      <w:r>
-        <w:rPr>
-          <w:u w:val="single" w:color="0000ff"/>
-          <w:rFonts w:ascii="Charis SIL Regular" w:hAnsi="Charis SIL Regular" w:eastAsia="Charis SIL Regular"/>
-          <w:b w:val="0"/>
-          <w:i w:val="0"/>
-          <w:color w:val="000000"/>
-          <w:sz w:val="24"/>
-        </w:rPr>
-        <w:t xml:space="preserve"> fotocollectie van </w:t>
+        <w:t xml:space="preserve">Leiden. De fotocollectie van </w:t>
       </w:r>
       <w:r>
         <w:rPr>
@@ -6425,15 +6370,9 @@
           <w:i w:val="0"/>
           <w:color w:val="0000FF"/>
           <w:sz w:val="24"/>
-        </w:rPr>
-        <w:hyperlink r:id="rId16" w:history="1">
-          <w:r>
-            <w:rPr>
-              <w:rStyle w:val="Hyperlink"/>
-            </w:rPr>
-            <w:t>d</w:t>
-          </w:r>
-        </w:hyperlink>
+          <w:u w:val="single"/>
+        </w:rPr>
+        <w:t>d</w:t>
       </w:r>
       <w:r>
         <w:rPr>
@@ -6518,7 +6457,7 @@
           <w:sz w:val="24"/>
           <w:u w:val="single"/>
         </w:rPr>
-        <w:hyperlink r:id="rId16" w:history="1">
+        <w:hyperlink r:id="rId32" w:history="1">
           <w:r>
             <w:rPr>
               <w:rStyle w:val="Hyperlink"/>
@@ -6547,7 +6486,7 @@
           <w:sz w:val="24"/>
           <w:u w:val="single"/>
         </w:rPr>
-        <w:hyperlink r:id="rId16" w:history="1">
+        <w:hyperlink r:id="rId32" w:history="1">
           <w:r>
             <w:rPr>
               <w:rStyle w:val="Hyperlink"/>

--- a/EXPORTS/DOCX/published/niveau3/Dutch/Wereldtentoonstelling1883.docx
+++ b/EXPORTS/DOCX/published/niveau3/Dutch/Wereldtentoonstelling1883.docx
@@ -2006,6 +2006,7 @@
           <w:i w:val="0"/>
           <w:color w:val="0000FF"/>
           <w:sz w:val="24"/>
+          <w:u w:val="single"/>
         </w:rPr>
         <w:hyperlink r:id="rId19" w:history="1">
           <w:r>
@@ -2123,7 +2124,7 @@
             <w:rPr>
               <w:rStyle w:val="Hyperlink"/>
             </w:rPr>
-            <w:t>Etnografis</w:t>
+            <w:t>Etnografisc</w:t>
           </w:r>
         </w:hyperlink>
       </w:r>
@@ -2134,23 +2135,7 @@
           <w:i w:val="0"/>
           <w:color w:val="0000FF"/>
           <w:sz w:val="24"/>
-        </w:rPr>
-        <w:hyperlink r:id="rId20" w:history="1">
-          <w:r>
-            <w:rPr>
-              <w:rStyle w:val="Hyperlink"/>
-            </w:rPr>
-            <w:t>c</w:t>
-          </w:r>
-        </w:hyperlink>
-      </w:r>
-      <w:r>
-        <w:rPr>
-          <w:rFonts w:ascii="Charis SIL Regular" w:hAnsi="Charis SIL Regular" w:eastAsia="Charis SIL Regular"/>
-          <w:b w:val="0"/>
-          <w:i w:val="0"/>
-          <w:color w:val="0000FF"/>
-          <w:sz w:val="24"/>
+          <w:u w:val="single"/>
         </w:rPr>
         <w:t>h</w:t>
       </w:r>
@@ -2208,9 +2193,19 @@
             <w:rPr>
               <w:rStyle w:val="Hyperlink"/>
             </w:rPr>
-            <w:t>Artis</w:t>
+            <w:t>Arti</w:t>
           </w:r>
         </w:hyperlink>
+      </w:r>
+      <w:r>
+        <w:rPr>
+          <w:rFonts w:ascii="Charis SIL Regular" w:hAnsi="Charis SIL Regular" w:eastAsia="Charis SIL Regular"/>
+          <w:b w:val="0"/>
+          <w:i w:val="0"/>
+          <w:color w:val="0000FF"/>
+          <w:sz w:val="24"/>
+        </w:rPr>
+        <w:t>s</w:t>
       </w:r>
       <w:r>
         <w:rPr>
@@ -3646,7 +3641,53 @@
           <w:color w:val="000000"/>
           <w:sz w:val="24"/>
         </w:rPr>
-        <w:t xml:space="preserve">Leiden. De fotocollectie van </w:t>
+        <w:hyperlink r:id="rId23" w:history="1">
+          <w:r>
+            <w:rPr>
+              <w:rStyle w:val="Hyperlink"/>
+            </w:rPr>
+            <w:t>Leiden. De</w:t>
+          </w:r>
+        </w:hyperlink>
+      </w:r>
+      <w:r>
+        <w:rPr>
+          <w:u w:val="single" w:color="0000ff"/>
+          <w:rFonts w:ascii="Charis SIL Regular" w:hAnsi="Charis SIL Regular" w:eastAsia="Charis SIL Regular"/>
+          <w:b w:val="0"/>
+          <w:i w:val="0"/>
+          <w:color w:val="000000"/>
+          <w:sz w:val="24"/>
+        </w:rPr>
+        <w:t xml:space="preserve"> </w:t>
+      </w:r>
+      <w:r>
+        <w:rPr>
+          <w:u w:val="single" w:color="0000ff"/>
+          <w:rFonts w:ascii="Charis SIL Regular" w:hAnsi="Charis SIL Regular" w:eastAsia="Charis SIL Regular"/>
+          <w:b w:val="0"/>
+          <w:i w:val="0"/>
+          <w:color w:val="000000"/>
+          <w:sz w:val="24"/>
+        </w:rPr>
+        <w:hyperlink r:id="rId23" w:history="1">
+          <w:r>
+            <w:rPr>
+              <w:rStyle w:val="Hyperlink"/>
+            </w:rPr>
+            <w:t>fotocolle</w:t>
+          </w:r>
+        </w:hyperlink>
+      </w:r>
+      <w:r>
+        <w:rPr>
+          <w:rFonts w:ascii="Charis SIL Regular" w:hAnsi="Charis SIL Regular" w:eastAsia="Charis SIL Regular"/>
+          <w:b w:val="0"/>
+          <w:i w:val="0"/>
+          <w:color w:val="000000"/>
+          <w:sz w:val="24"/>
+        </w:rPr>
+        <w:t xml:space="preserve">ctie van </w:t>
       </w:r>
       <w:r>
         <w:rPr>
@@ -3781,7 +3822,14 @@
           <w:color w:val="000000"/>
           <w:sz w:val="24"/>
         </w:rPr>
-        <w:t xml:space="preserve">vat een </w:t>
+        <w:hyperlink r:id="rId24" w:history="1">
+          <w:r>
+            <w:rPr>
+              <w:rStyle w:val="Hyperlink"/>
+            </w:rPr>
+            <w:t xml:space="preserve">vat een </w:t>
+          </w:r>
+        </w:hyperlink>
       </w:r>
       <w:r>
         <w:rPr>
@@ -6422,13 +6470,21 @@
       </w:r>
       <w:r>
         <w:rPr>
+          <w:u w:val="single" w:color="0000ff"/>
           <w:rFonts w:ascii="Charis SIL Regular" w:hAnsi="Charis SIL Regular" w:eastAsia="Charis SIL Regular"/>
           <w:b w:val="0"/>
           <w:i w:val="0"/>
           <w:color w:val="000000"/>
           <w:sz w:val="24"/>
         </w:rPr>
-        <w:t xml:space="preserve">, </w:t>
+        <w:hyperlink r:id="rId16" w:history="1">
+          <w:r>
+            <w:rPr>
+              <w:rStyle w:val="Hyperlink"/>
+            </w:rPr>
+            <w:t xml:space="preserve">, </w:t>
+          </w:r>
+        </w:hyperlink>
       </w:r>
       <w:r>
         <w:rPr>
@@ -6439,7 +6495,7 @@
           <w:sz w:val="24"/>
           <w:u w:val="single"/>
         </w:rPr>
-        <w:hyperlink r:id="rId32" w:history="1">
+        <w:hyperlink r:id="rId16" w:history="1">
           <w:r>
             <w:rPr>
               <w:rStyle w:val="Hyperlink"/>
@@ -6457,7 +6513,7 @@
           <w:sz w:val="24"/>
           <w:u w:val="single"/>
         </w:rPr>
-        <w:hyperlink r:id="rId32" w:history="1">
+        <w:hyperlink r:id="rId16" w:history="1">
           <w:r>
             <w:rPr>
               <w:rStyle w:val="Hyperlink"/>
@@ -6486,7 +6542,7 @@
           <w:sz w:val="24"/>
           <w:u w:val="single"/>
         </w:rPr>
-        <w:hyperlink r:id="rId32" w:history="1">
+        <w:hyperlink r:id="rId16" w:history="1">
           <w:r>
             <w:rPr>
               <w:rStyle w:val="Hyperlink"/>
@@ -6583,7 +6639,7 @@
           <w:color w:val="0000FF"/>
           <w:sz w:val="24"/>
         </w:rPr>
-        <w:hyperlink r:id="rId33" w:history="1">
+        <w:hyperlink r:id="rId32" w:history="1">
           <w:r>
             <w:rPr>
               <w:rStyle w:val="Hyperlink"/>
@@ -6600,7 +6656,7 @@
           <w:color w:val="0000FF"/>
           <w:sz w:val="24"/>
         </w:rPr>
-        <w:hyperlink r:id="rId33" w:history="1">
+        <w:hyperlink r:id="rId32" w:history="1">
           <w:r>
             <w:rPr>
               <w:rStyle w:val="Hyperlink"/>
@@ -6617,7 +6673,7 @@
           <w:color w:val="0000FF"/>
           <w:sz w:val="24"/>
         </w:rPr>
-        <w:hyperlink r:id="rId33" w:history="1">
+        <w:hyperlink r:id="rId32" w:history="1">
           <w:r>
             <w:rPr>
               <w:rStyle w:val="Hyperlink"/>
@@ -6634,7 +6690,7 @@
           <w:color w:val="0000FF"/>
           <w:sz w:val="24"/>
         </w:rPr>
-        <w:hyperlink r:id="rId33" w:history="1">
+        <w:hyperlink r:id="rId32" w:history="1">
           <w:r>
             <w:rPr>
               <w:rStyle w:val="Hyperlink"/>
@@ -6651,7 +6707,7 @@
           <w:color w:val="0000FF"/>
           <w:sz w:val="24"/>
         </w:rPr>
-        <w:hyperlink r:id="rId33" w:history="1">
+        <w:hyperlink r:id="rId32" w:history="1">
           <w:r>
             <w:rPr>
               <w:rStyle w:val="Hyperlink"/>

--- a/EXPORTS/DOCX/published/niveau3/Dutch/Wereldtentoonstelling1883.docx
+++ b/EXPORTS/DOCX/published/niveau3/Dutch/Wereldtentoonstelling1883.docx
@@ -2006,7 +2006,6 @@
           <w:i w:val="0"/>
           <w:color w:val="0000FF"/>
           <w:sz w:val="24"/>
-          <w:u w:val="single"/>
         </w:rPr>
         <w:hyperlink r:id="rId19" w:history="1">
           <w:r>
@@ -2124,7 +2123,7 @@
             <w:rPr>
               <w:rStyle w:val="Hyperlink"/>
             </w:rPr>
-            <w:t>Etnografisc</w:t>
+            <w:t>Etnografis</w:t>
           </w:r>
         </w:hyperlink>
       </w:r>
@@ -2135,7 +2134,23 @@
           <w:i w:val="0"/>
           <w:color w:val="0000FF"/>
           <w:sz w:val="24"/>
-          <w:u w:val="single"/>
+        </w:rPr>
+        <w:hyperlink r:id="rId20" w:history="1">
+          <w:r>
+            <w:rPr>
+              <w:rStyle w:val="Hyperlink"/>
+            </w:rPr>
+            <w:t>c</w:t>
+          </w:r>
+        </w:hyperlink>
+      </w:r>
+      <w:r>
+        <w:rPr>
+          <w:rFonts w:ascii="Charis SIL Regular" w:hAnsi="Charis SIL Regular" w:eastAsia="Charis SIL Regular"/>
+          <w:b w:val="0"/>
+          <w:i w:val="0"/>
+          <w:color w:val="0000FF"/>
+          <w:sz w:val="24"/>
         </w:rPr>
         <w:t>h</w:t>
       </w:r>
@@ -2193,7 +2208,7 @@
             <w:rPr>
               <w:rStyle w:val="Hyperlink"/>
             </w:rPr>
-            <w:t>Arti</w:t>
+            <w:t>Artis</w:t>
           </w:r>
         </w:hyperlink>
       </w:r>
@@ -2202,16 +2217,6 @@
           <w:rFonts w:ascii="Charis SIL Regular" w:hAnsi="Charis SIL Regular" w:eastAsia="Charis SIL Regular"/>
           <w:b w:val="0"/>
           <w:i w:val="0"/>
-          <w:color w:val="0000FF"/>
-          <w:sz w:val="24"/>
-        </w:rPr>
-        <w:t>s</w:t>
-      </w:r>
-      <w:r>
-        <w:rPr>
-          <w:rFonts w:ascii="Charis SIL Regular" w:hAnsi="Charis SIL Regular" w:eastAsia="Charis SIL Regular"/>
-          <w:b w:val="0"/>
-          <w:i w:val="0"/>
           <w:color w:val="000000"/>
           <w:sz w:val="24"/>
         </w:rPr>
@@ -2225,7 +2230,36 @@
           <w:color w:val="000000"/>
           <w:sz w:val="24"/>
         </w:rPr>
-        <w:t xml:space="preserve">ging naar het </w:t>
+        <w:t>ging naar h</w:t>
+      </w:r>
+      <w:r>
+        <w:rPr>
+          <w:u w:val="single" w:color="0000ff"/>
+          <w:rFonts w:ascii="Charis SIL Regular" w:hAnsi="Charis SIL Regular" w:eastAsia="Charis SIL Regular"/>
+          <w:b w:val="0"/>
+          <w:i w:val="0"/>
+          <w:color w:val="000000"/>
+          <w:sz w:val="24"/>
+        </w:rPr>
+        <w:t>e</w:t>
+      </w:r>
+      <w:r>
+        <w:rPr>
+          <w:u w:val="single" w:color="0000ff"/>
+          <w:rFonts w:ascii="Charis SIL Regular" w:hAnsi="Charis SIL Regular" w:eastAsia="Charis SIL Regular"/>
+          <w:b w:val="0"/>
+          <w:i w:val="0"/>
+          <w:color w:val="000000"/>
+          <w:sz w:val="24"/>
+        </w:rPr>
+        <w:hyperlink r:id="rId19" w:history="1">
+          <w:r>
+            <w:rPr>
+              <w:rStyle w:val="Hyperlink"/>
+            </w:rPr>
+            <w:t xml:space="preserve">t </w:t>
+          </w:r>
+        </w:hyperlink>
       </w:r>
       <w:r>
         <w:rPr>
@@ -2281,7 +2315,6 @@
           <w:i w:val="0"/>
           <w:color w:val="0000FF"/>
           <w:sz w:val="24"/>
-          <w:u w:val="single"/>
         </w:rPr>
         <w:t>fi</w:t>
       </w:r>
@@ -2339,8 +2372,16 @@
           <w:i w:val="0"/>
           <w:color w:val="0000FF"/>
           <w:sz w:val="24"/>
-        </w:rPr>
-        <w:t>m</w:t>
+          <w:u w:val="single"/>
+        </w:rPr>
+        <w:hyperlink r:id="rId12" w:history="1">
+          <w:r>
+            <w:rPr>
+              <w:rStyle w:val="Hyperlink"/>
+            </w:rPr>
+            <w:t>m</w:t>
+          </w:r>
+        </w:hyperlink>
       </w:r>
       <w:r>
         <w:rPr>
@@ -3634,6 +3675,16 @@
       </w:r>
       <w:r>
         <w:rPr>
+          <w:rFonts w:ascii="Charis SIL Regular" w:hAnsi="Charis SIL Regular" w:eastAsia="Charis SIL Regular"/>
+          <w:b w:val="0"/>
+          <w:i w:val="0"/>
+          <w:color w:val="000000"/>
+          <w:sz w:val="24"/>
+        </w:rPr>
+        <w:t>Leiden. De fotocolle</w:t>
+      </w:r>
+      <w:r>
+        <w:rPr>
           <w:u w:val="single" w:color="0000ff"/>
           <w:rFonts w:ascii="Charis SIL Regular" w:hAnsi="Charis SIL Regular" w:eastAsia="Charis SIL Regular"/>
           <w:b w:val="0"/>
@@ -3646,48 +3697,9 @@
             <w:rPr>
               <w:rStyle w:val="Hyperlink"/>
             </w:rPr>
-            <w:t>Leiden. De</w:t>
+            <w:t xml:space="preserve">ctie van </w:t>
           </w:r>
         </w:hyperlink>
-      </w:r>
-      <w:r>
-        <w:rPr>
-          <w:u w:val="single" w:color="0000ff"/>
-          <w:rFonts w:ascii="Charis SIL Regular" w:hAnsi="Charis SIL Regular" w:eastAsia="Charis SIL Regular"/>
-          <w:b w:val="0"/>
-          <w:i w:val="0"/>
-          <w:color w:val="000000"/>
-          <w:sz w:val="24"/>
-        </w:rPr>
-        <w:t xml:space="preserve"> </w:t>
-      </w:r>
-      <w:r>
-        <w:rPr>
-          <w:u w:val="single" w:color="0000ff"/>
-          <w:rFonts w:ascii="Charis SIL Regular" w:hAnsi="Charis SIL Regular" w:eastAsia="Charis SIL Regular"/>
-          <w:b w:val="0"/>
-          <w:i w:val="0"/>
-          <w:color w:val="000000"/>
-          <w:sz w:val="24"/>
-        </w:rPr>
-        <w:hyperlink r:id="rId23" w:history="1">
-          <w:r>
-            <w:rPr>
-              <w:rStyle w:val="Hyperlink"/>
-            </w:rPr>
-            <w:t>fotocolle</w:t>
-          </w:r>
-        </w:hyperlink>
-      </w:r>
-      <w:r>
-        <w:rPr>
-          <w:rFonts w:ascii="Charis SIL Regular" w:hAnsi="Charis SIL Regular" w:eastAsia="Charis SIL Regular"/>
-          <w:b w:val="0"/>
-          <w:i w:val="0"/>
-          <w:color w:val="000000"/>
-          <w:sz w:val="24"/>
-        </w:rPr>
-        <w:t xml:space="preserve">ctie van </w:t>
       </w:r>
       <w:r>
         <w:rPr>
@@ -6495,7 +6507,7 @@
           <w:sz w:val="24"/>
           <w:u w:val="single"/>
         </w:rPr>
-        <w:hyperlink r:id="rId16" w:history="1">
+        <w:hyperlink r:id="rId32" w:history="1">
           <w:r>
             <w:rPr>
               <w:rStyle w:val="Hyperlink"/>
@@ -6513,7 +6525,7 @@
           <w:sz w:val="24"/>
           <w:u w:val="single"/>
         </w:rPr>
-        <w:hyperlink r:id="rId16" w:history="1">
+        <w:hyperlink r:id="rId32" w:history="1">
           <w:r>
             <w:rPr>
               <w:rStyle w:val="Hyperlink"/>
@@ -6542,7 +6554,7 @@
           <w:sz w:val="24"/>
           <w:u w:val="single"/>
         </w:rPr>
-        <w:hyperlink r:id="rId16" w:history="1">
+        <w:hyperlink r:id="rId32" w:history="1">
           <w:r>
             <w:rPr>
               <w:rStyle w:val="Hyperlink"/>
@@ -6639,7 +6651,7 @@
           <w:color w:val="0000FF"/>
           <w:sz w:val="24"/>
         </w:rPr>
-        <w:hyperlink r:id="rId32" w:history="1">
+        <w:hyperlink r:id="rId33" w:history="1">
           <w:r>
             <w:rPr>
               <w:rStyle w:val="Hyperlink"/>
@@ -6656,7 +6668,7 @@
           <w:color w:val="0000FF"/>
           <w:sz w:val="24"/>
         </w:rPr>
-        <w:hyperlink r:id="rId32" w:history="1">
+        <w:hyperlink r:id="rId33" w:history="1">
           <w:r>
             <w:rPr>
               <w:rStyle w:val="Hyperlink"/>
@@ -6673,7 +6685,7 @@
           <w:color w:val="0000FF"/>
           <w:sz w:val="24"/>
         </w:rPr>
-        <w:hyperlink r:id="rId32" w:history="1">
+        <w:hyperlink r:id="rId33" w:history="1">
           <w:r>
             <w:rPr>
               <w:rStyle w:val="Hyperlink"/>
@@ -6690,7 +6702,7 @@
           <w:color w:val="0000FF"/>
           <w:sz w:val="24"/>
         </w:rPr>
-        <w:hyperlink r:id="rId32" w:history="1">
+        <w:hyperlink r:id="rId33" w:history="1">
           <w:r>
             <w:rPr>
               <w:rStyle w:val="Hyperlink"/>
@@ -6707,7 +6719,7 @@
           <w:color w:val="0000FF"/>
           <w:sz w:val="24"/>
         </w:rPr>
-        <w:hyperlink r:id="rId32" w:history="1">
+        <w:hyperlink r:id="rId33" w:history="1">
           <w:r>
             <w:rPr>
               <w:rStyle w:val="Hyperlink"/>

--- a/EXPORTS/DOCX/published/niveau3/Dutch/Wereldtentoonstelling1883.docx
+++ b/EXPORTS/DOCX/published/niveau3/Dutch/Wereldtentoonstelling1883.docx
@@ -3675,13 +3675,50 @@
       </w:r>
       <w:r>
         <w:rPr>
+          <w:u w:val="single" w:color="0000ff"/>
           <w:rFonts w:ascii="Charis SIL Regular" w:hAnsi="Charis SIL Regular" w:eastAsia="Charis SIL Regular"/>
           <w:b w:val="0"/>
           <w:i w:val="0"/>
           <w:color w:val="000000"/>
           <w:sz w:val="24"/>
         </w:rPr>
-        <w:t>Leiden. De fotocolle</w:t>
+        <w:hyperlink r:id="rId23" w:history="1">
+          <w:r>
+            <w:rPr>
+              <w:rStyle w:val="Hyperlink"/>
+            </w:rPr>
+            <w:t>Leiden. De</w:t>
+          </w:r>
+        </w:hyperlink>
+      </w:r>
+      <w:r>
+        <w:rPr>
+          <w:u w:val="single" w:color="0000ff"/>
+          <w:rFonts w:ascii="Charis SIL Regular" w:hAnsi="Charis SIL Regular" w:eastAsia="Charis SIL Regular"/>
+          <w:b w:val="0"/>
+          <w:i w:val="0"/>
+          <w:color w:val="000000"/>
+          <w:sz w:val="24"/>
+        </w:rPr>
+        <w:t xml:space="preserve"> </w:t>
+      </w:r>
+      <w:r>
+        <w:rPr>
+          <w:u w:val="single" w:color="0000ff"/>
+          <w:rFonts w:ascii="Charis SIL Regular" w:hAnsi="Charis SIL Regular" w:eastAsia="Charis SIL Regular"/>
+          <w:b w:val="0"/>
+          <w:i w:val="0"/>
+          <w:color w:val="000000"/>
+          <w:sz w:val="24"/>
+        </w:rPr>
+        <w:hyperlink r:id="rId23" w:history="1">
+          <w:r>
+            <w:rPr>
+              <w:rStyle w:val="Hyperlink"/>
+            </w:rPr>
+            <w:t>fotocolle</w:t>
+          </w:r>
+        </w:hyperlink>
       </w:r>
       <w:r>
         <w:rPr>
@@ -3823,25 +3860,7 @@
           <w:color w:val="000000"/>
           <w:sz w:val="24"/>
         </w:rPr>
-        <w:t>Nederlands Fotomuseum, be</w:t>
-      </w:r>
-      <w:r>
-        <w:rPr>
-          <w:u w:val="single" w:color="0000ff"/>
-          <w:rFonts w:ascii="Charis SIL Regular" w:hAnsi="Charis SIL Regular" w:eastAsia="Charis SIL Regular"/>
-          <w:b w:val="0"/>
-          <w:i w:val="0"/>
-          <w:color w:val="000000"/>
-          <w:sz w:val="24"/>
-        </w:rPr>
-        <w:hyperlink r:id="rId24" w:history="1">
-          <w:r>
-            <w:rPr>
-              <w:rStyle w:val="Hyperlink"/>
-            </w:rPr>
-            <w:t xml:space="preserve">vat een </w:t>
-          </w:r>
-        </w:hyperlink>
+        <w:t xml:space="preserve">Nederlands Fotomuseum, bevat een </w:t>
       </w:r>
       <w:r>
         <w:rPr>
@@ -5364,6 +5383,7 @@
           <w:i w:val="0"/>
           <w:color w:val="0000FF"/>
           <w:sz w:val="24"/>
+          <w:u w:val="single"/>
         </w:rPr>
         <w:t>-</w:t>
       </w:r>
@@ -6507,7 +6527,7 @@
           <w:sz w:val="24"/>
           <w:u w:val="single"/>
         </w:rPr>
-        <w:hyperlink r:id="rId32" w:history="1">
+        <w:hyperlink r:id="rId16" w:history="1">
           <w:r>
             <w:rPr>
               <w:rStyle w:val="Hyperlink"/>
@@ -6525,7 +6545,7 @@
           <w:sz w:val="24"/>
           <w:u w:val="single"/>
         </w:rPr>
-        <w:hyperlink r:id="rId32" w:history="1">
+        <w:hyperlink r:id="rId16" w:history="1">
           <w:r>
             <w:rPr>
               <w:rStyle w:val="Hyperlink"/>
@@ -6554,7 +6574,7 @@
           <w:sz w:val="24"/>
           <w:u w:val="single"/>
         </w:rPr>
-        <w:hyperlink r:id="rId32" w:history="1">
+        <w:hyperlink r:id="rId16" w:history="1">
           <w:r>
             <w:rPr>
               <w:rStyle w:val="Hyperlink"/>
@@ -6651,7 +6671,7 @@
           <w:color w:val="0000FF"/>
           <w:sz w:val="24"/>
         </w:rPr>
-        <w:hyperlink r:id="rId33" w:history="1">
+        <w:hyperlink r:id="rId32" w:history="1">
           <w:r>
             <w:rPr>
               <w:rStyle w:val="Hyperlink"/>
@@ -6668,7 +6688,7 @@
           <w:color w:val="0000FF"/>
           <w:sz w:val="24"/>
         </w:rPr>
-        <w:hyperlink r:id="rId33" w:history="1">
+        <w:hyperlink r:id="rId32" w:history="1">
           <w:r>
             <w:rPr>
               <w:rStyle w:val="Hyperlink"/>
@@ -6685,7 +6705,7 @@
           <w:color w:val="0000FF"/>
           <w:sz w:val="24"/>
         </w:rPr>
-        <w:hyperlink r:id="rId33" w:history="1">
+        <w:hyperlink r:id="rId32" w:history="1">
           <w:r>
             <w:rPr>
               <w:rStyle w:val="Hyperlink"/>
@@ -6702,7 +6722,7 @@
           <w:color w:val="0000FF"/>
           <w:sz w:val="24"/>
         </w:rPr>
-        <w:hyperlink r:id="rId33" w:history="1">
+        <w:hyperlink r:id="rId32" w:history="1">
           <w:r>
             <w:rPr>
               <w:rStyle w:val="Hyperlink"/>
@@ -6719,7 +6739,7 @@
           <w:color w:val="0000FF"/>
           <w:sz w:val="24"/>
         </w:rPr>
-        <w:hyperlink r:id="rId33" w:history="1">
+        <w:hyperlink r:id="rId32" w:history="1">
           <w:r>
             <w:rPr>
               <w:rStyle w:val="Hyperlink"/>

--- a/EXPORTS/DOCX/published/niveau3/Dutch/Wereldtentoonstelling1883.docx
+++ b/EXPORTS/DOCX/published/niveau3/Dutch/Wereldtentoonstelling1883.docx
@@ -538,71 +538,7 @@
           <w:color w:val="000000"/>
           <w:sz w:val="24"/>
         </w:rPr>
-        <w:t>, een Nederlands geograaf en etnoloog. Van zijn hand verscheen nad</w:t>
-      </w:r>
-      <w:r>
-        <w:rPr>
-          <w:u w:val="single" w:color="0000ff"/>
-          <w:rFonts w:ascii="Charis SIL Regular" w:hAnsi="Charis SIL Regular" w:eastAsia="Charis SIL Regular"/>
-          <w:b w:val="0"/>
-          <w:i w:val="0"/>
-          <w:color w:val="000000"/>
-          <w:sz w:val="24"/>
-        </w:rPr>
-        <w:hyperlink r:id="rId10" w:history="1">
-          <w:r>
-            <w:rPr>
-              <w:rStyle w:val="Hyperlink"/>
-            </w:rPr>
-            <w:t xml:space="preserve">at de </w:t>
-          </w:r>
-        </w:hyperlink>
-      </w:r>
-      <w:r>
-        <w:rPr>
-          <w:u w:val="single" w:color="0000ff"/>
-          <w:rFonts w:ascii="Charis SIL Regular" w:hAnsi="Charis SIL Regular" w:eastAsia="Charis SIL Regular"/>
-          <w:b w:val="0"/>
-          <w:i w:val="0"/>
-          <w:color w:val="000000"/>
-          <w:sz w:val="24"/>
-        </w:rPr>
-        <w:hyperlink r:id="rId10" w:history="1">
-          <w:r>
-            <w:rPr>
-              <w:rStyle w:val="Hyperlink"/>
-            </w:rPr>
-            <w:t>t</w:t>
-          </w:r>
-        </w:hyperlink>
-      </w:r>
-      <w:r>
-        <w:rPr>
-          <w:u w:val="single" w:color="0000ff"/>
-          <w:rFonts w:ascii="Charis SIL Regular" w:hAnsi="Charis SIL Regular" w:eastAsia="Charis SIL Regular"/>
-          <w:b w:val="0"/>
-          <w:i w:val="0"/>
-          <w:color w:val="000000"/>
-          <w:sz w:val="24"/>
-        </w:rPr>
-        <w:hyperlink r:id="rId10" w:history="1">
-          <w:r>
-            <w:rPr>
-              <w:rStyle w:val="Hyperlink"/>
-            </w:rPr>
-            <w:t>entoonste</w:t>
-          </w:r>
-        </w:hyperlink>
-      </w:r>
-      <w:r>
-        <w:rPr>
-          <w:rFonts w:ascii="Charis SIL Regular" w:hAnsi="Charis SIL Regular" w:eastAsia="Charis SIL Regular"/>
-          <w:b w:val="0"/>
-          <w:i w:val="0"/>
-          <w:color w:val="000000"/>
-          <w:sz w:val="24"/>
-        </w:rPr>
-        <w:t xml:space="preserve">lling </w:t>
+        <w:t xml:space="preserve">, een Nederlands geograaf en etnoloog. Van zijn hand verscheen nadat de tentoonstelling </w:t>
       </w:r>
       <w:r>
         <w:rPr>
@@ -1062,7 +998,7 @@
           <w:sz w:val="24"/>
           <w:u w:val="single"/>
         </w:rPr>
-        <w:hyperlink r:id="rId13" w:history="1">
+        <w:hyperlink r:id="rId14" w:history="1">
           <w:r>
             <w:rPr>
               <w:rStyle w:val="Hyperlink"/>
@@ -1091,7 +1027,7 @@
           <w:sz w:val="24"/>
           <w:u w:val="single"/>
         </w:rPr>
-        <w:hyperlink r:id="rId13" w:history="1">
+        <w:hyperlink r:id="rId14" w:history="1">
           <w:r>
             <w:rPr>
               <w:rStyle w:val="Hyperlink"/>
@@ -1120,21 +1056,13 @@
       </w:r>
       <w:r>
         <w:rPr>
-          <w:u w:val="single" w:color="0000ff"/>
           <w:rFonts w:ascii="Charis SIL Regular" w:hAnsi="Charis SIL Regular" w:eastAsia="Charis SIL Regular"/>
           <w:b w:val="0"/>
           <w:i w:val="0"/>
           <w:color w:val="000000"/>
           <w:sz w:val="24"/>
         </w:rPr>
-        <w:hyperlink r:id="rId13" w:history="1">
-          <w:r>
-            <w:rPr>
-              <w:rStyle w:val="Hyperlink"/>
-            </w:rPr>
-            <w:t>verantwoor</w:t>
-          </w:r>
-        </w:hyperlink>
+        <w:t>verantwoor</w:t>
       </w:r>
       <w:r>
         <w:rPr>
@@ -2006,6 +1934,7 @@
           <w:i w:val="0"/>
           <w:color w:val="0000FF"/>
           <w:sz w:val="24"/>
+          <w:u w:val="single"/>
         </w:rPr>
         <w:hyperlink r:id="rId19" w:history="1">
           <w:r>
@@ -2123,7 +2052,7 @@
             <w:rPr>
               <w:rStyle w:val="Hyperlink"/>
             </w:rPr>
-            <w:t>Etnografis</w:t>
+            <w:t>Etnografisc</w:t>
           </w:r>
         </w:hyperlink>
       </w:r>
@@ -2134,23 +2063,7 @@
           <w:i w:val="0"/>
           <w:color w:val="0000FF"/>
           <w:sz w:val="24"/>
-        </w:rPr>
-        <w:hyperlink r:id="rId20" w:history="1">
-          <w:r>
-            <w:rPr>
-              <w:rStyle w:val="Hyperlink"/>
-            </w:rPr>
-            <w:t>c</w:t>
-          </w:r>
-        </w:hyperlink>
-      </w:r>
-      <w:r>
-        <w:rPr>
-          <w:rFonts w:ascii="Charis SIL Regular" w:hAnsi="Charis SIL Regular" w:eastAsia="Charis SIL Regular"/>
-          <w:b w:val="0"/>
-          <w:i w:val="0"/>
-          <w:color w:val="0000FF"/>
-          <w:sz w:val="24"/>
+          <w:u w:val="single"/>
         </w:rPr>
         <w:t>h</w:t>
       </w:r>
@@ -2208,7 +2121,7 @@
             <w:rPr>
               <w:rStyle w:val="Hyperlink"/>
             </w:rPr>
-            <w:t>Artis</w:t>
+            <w:t>Arti</w:t>
           </w:r>
         </w:hyperlink>
       </w:r>
@@ -2217,6 +2130,16 @@
           <w:rFonts w:ascii="Charis SIL Regular" w:hAnsi="Charis SIL Regular" w:eastAsia="Charis SIL Regular"/>
           <w:b w:val="0"/>
           <w:i w:val="0"/>
+          <w:color w:val="0000FF"/>
+          <w:sz w:val="24"/>
+        </w:rPr>
+        <w:t>s</w:t>
+      </w:r>
+      <w:r>
+        <w:rPr>
+          <w:rFonts w:ascii="Charis SIL Regular" w:hAnsi="Charis SIL Regular" w:eastAsia="Charis SIL Regular"/>
+          <w:b w:val="0"/>
+          <w:i w:val="0"/>
           <w:color w:val="000000"/>
           <w:sz w:val="24"/>
         </w:rPr>
@@ -2241,25 +2164,7 @@
           <w:color w:val="000000"/>
           <w:sz w:val="24"/>
         </w:rPr>
-        <w:t>e</w:t>
-      </w:r>
-      <w:r>
-        <w:rPr>
-          <w:u w:val="single" w:color="0000ff"/>
-          <w:rFonts w:ascii="Charis SIL Regular" w:hAnsi="Charis SIL Regular" w:eastAsia="Charis SIL Regular"/>
-          <w:b w:val="0"/>
-          <w:i w:val="0"/>
-          <w:color w:val="000000"/>
-          <w:sz w:val="24"/>
-        </w:rPr>
-        <w:hyperlink r:id="rId19" w:history="1">
-          <w:r>
-            <w:rPr>
-              <w:rStyle w:val="Hyperlink"/>
-            </w:rPr>
-            <w:t xml:space="preserve">t </w:t>
-          </w:r>
-        </w:hyperlink>
+        <w:t xml:space="preserve">et </w:t>
       </w:r>
       <w:r>
         <w:rPr>
@@ -2299,7 +2204,7 @@
           <w:sz w:val="24"/>
           <w:u w:val="single"/>
         </w:rPr>
-        <w:hyperlink r:id="rId19" w:history="1">
+        <w:hyperlink r:id="rId12" w:history="1">
           <w:r>
             <w:rPr>
               <w:rStyle w:val="Hyperlink"/>
@@ -2315,24 +2220,14 @@
           <w:i w:val="0"/>
           <w:color w:val="0000FF"/>
           <w:sz w:val="24"/>
-        </w:rPr>
-        <w:t>fi</w:t>
-      </w:r>
-      <w:r>
-        <w:rPr>
-          <w:rFonts w:ascii="Charis SIL Regular" w:hAnsi="Charis SIL Regular" w:eastAsia="Charis SIL Regular"/>
-          <w:b w:val="0"/>
-          <w:i w:val="0"/>
-          <w:color w:val="0000FF"/>
-          <w:sz w:val="24"/>
           <w:u w:val="single"/>
         </w:rPr>
-        <w:hyperlink r:id="rId19" w:history="1">
+        <w:hyperlink r:id="rId12" w:history="1">
           <w:r>
             <w:rPr>
               <w:rStyle w:val="Hyperlink"/>
             </w:rPr>
-            <w:t>sch</w:t>
+            <w:t>fi</w:t>
           </w:r>
         </w:hyperlink>
       </w:r>
@@ -2345,6 +2240,51 @@
           <w:sz w:val="24"/>
           <w:u w:val="single"/>
         </w:rPr>
+        <w:hyperlink r:id="rId12" w:history="1">
+          <w:r>
+            <w:rPr>
+              <w:rStyle w:val="Hyperlink"/>
+            </w:rPr>
+            <w:t>s</w:t>
+          </w:r>
+        </w:hyperlink>
+      </w:r>
+      <w:r>
+        <w:rPr>
+          <w:rFonts w:ascii="Charis SIL Regular" w:hAnsi="Charis SIL Regular" w:eastAsia="Charis SIL Regular"/>
+          <w:b w:val="0"/>
+          <w:i w:val="0"/>
+          <w:color w:val="0000FF"/>
+          <w:sz w:val="24"/>
+        </w:rPr>
+        <w:hyperlink r:id="rId12" w:history="1">
+          <w:r>
+            <w:rPr>
+              <w:rStyle w:val="Hyperlink"/>
+            </w:rPr>
+            <w:t>c</w:t>
+          </w:r>
+        </w:hyperlink>
+      </w:r>
+      <w:r>
+        <w:rPr>
+          <w:rFonts w:ascii="Charis SIL Regular" w:hAnsi="Charis SIL Regular" w:eastAsia="Charis SIL Regular"/>
+          <w:b w:val="0"/>
+          <w:i w:val="0"/>
+          <w:color w:val="0000FF"/>
+          <w:sz w:val="24"/>
+        </w:rPr>
+        <w:t>h</w:t>
+      </w:r>
+      <w:r>
+        <w:rPr>
+          <w:rFonts w:ascii="Charis SIL Regular" w:hAnsi="Charis SIL Regular" w:eastAsia="Charis SIL Regular"/>
+          <w:b w:val="0"/>
+          <w:i w:val="0"/>
+          <w:color w:val="0000FF"/>
+          <w:sz w:val="24"/>
+          <w:u w:val="single"/>
+        </w:rPr>
         <w:t xml:space="preserve"> </w:t>
       </w:r>
       <w:r>
@@ -2356,7 +2296,7 @@
           <w:sz w:val="24"/>
           <w:u w:val="single"/>
         </w:rPr>
-        <w:hyperlink r:id="rId19" w:history="1">
+        <w:hyperlink r:id="rId12" w:history="1">
           <w:r>
             <w:rPr>
               <w:rStyle w:val="Hyperlink"/>
@@ -2494,25 +2434,7 @@
           <w:color w:val="000000"/>
           <w:sz w:val="24"/>
         </w:rPr>
-        <w:t>tijdens de We</w:t>
-      </w:r>
-      <w:r>
-        <w:rPr>
-          <w:u w:val="single" w:color="0000ff"/>
-          <w:rFonts w:ascii="Charis SIL Regular" w:hAnsi="Charis SIL Regular" w:eastAsia="Charis SIL Regular"/>
-          <w:b w:val="0"/>
-          <w:i w:val="0"/>
-          <w:color w:val="000000"/>
-          <w:sz w:val="24"/>
-        </w:rPr>
-        <w:hyperlink r:id="rId12" w:history="1">
-          <w:r>
-            <w:rPr>
-              <w:rStyle w:val="Hyperlink"/>
-            </w:rPr>
-            <w:t>reldte</w:t>
-          </w:r>
-        </w:hyperlink>
+        <w:t>tijdens de Wereldte</w:t>
       </w:r>
       <w:r>
         <w:rPr>
@@ -3700,43 +3622,7 @@
           <w:color w:val="000000"/>
           <w:sz w:val="24"/>
         </w:rPr>
-        <w:t xml:space="preserve"> </w:t>
-      </w:r>
-      <w:r>
-        <w:rPr>
-          <w:u w:val="single" w:color="0000ff"/>
-          <w:rFonts w:ascii="Charis SIL Regular" w:hAnsi="Charis SIL Regular" w:eastAsia="Charis SIL Regular"/>
-          <w:b w:val="0"/>
-          <w:i w:val="0"/>
-          <w:color w:val="000000"/>
-          <w:sz w:val="24"/>
-        </w:rPr>
-        <w:hyperlink r:id="rId23" w:history="1">
-          <w:r>
-            <w:rPr>
-              <w:rStyle w:val="Hyperlink"/>
-            </w:rPr>
-            <w:t>fotocolle</w:t>
-          </w:r>
-        </w:hyperlink>
-      </w:r>
-      <w:r>
-        <w:rPr>
-          <w:u w:val="single" w:color="0000ff"/>
-          <w:rFonts w:ascii="Charis SIL Regular" w:hAnsi="Charis SIL Regular" w:eastAsia="Charis SIL Regular"/>
-          <w:b w:val="0"/>
-          <w:i w:val="0"/>
-          <w:color w:val="000000"/>
-          <w:sz w:val="24"/>
-        </w:rPr>
-        <w:hyperlink r:id="rId23" w:history="1">
-          <w:r>
-            <w:rPr>
-              <w:rStyle w:val="Hyperlink"/>
-            </w:rPr>
-            <w:t xml:space="preserve">ctie van </w:t>
-          </w:r>
-        </w:hyperlink>
+        <w:t xml:space="preserve"> fotocollectie van </w:t>
       </w:r>
       <w:r>
         <w:rPr>
@@ -3860,7 +3746,18 @@
           <w:color w:val="000000"/>
           <w:sz w:val="24"/>
         </w:rPr>
-        <w:t xml:space="preserve">Nederlands Fotomuseum, bevat een </w:t>
+        <w:t>Nederlands Fotomuseum, be</w:t>
+      </w:r>
+      <w:r>
+        <w:rPr>
+          <w:u w:val="single" w:color="0000ff"/>
+          <w:rFonts w:ascii="Charis SIL Regular" w:hAnsi="Charis SIL Regular" w:eastAsia="Charis SIL Regular"/>
+          <w:b w:val="0"/>
+          <w:i w:val="0"/>
+          <w:color w:val="000000"/>
+          <w:sz w:val="24"/>
+        </w:rPr>
+        <w:t xml:space="preserve">vat een </w:t>
       </w:r>
       <w:r>
         <w:rPr>
@@ -5355,7 +5252,7 @@
             <w:rPr>
               <w:rStyle w:val="Hyperlink"/>
             </w:rPr>
-            <w:t>file/49d013d5-078</w:t>
+            <w:t>file/49d013d5-0786</w:t>
           </w:r>
         </w:hyperlink>
       </w:r>
@@ -5366,13 +5263,25 @@
           <w:i w:val="0"/>
           <w:color w:val="0000FF"/>
           <w:sz w:val="24"/>
+          <w:u w:val="single"/>
+        </w:rPr>
+        <w:t>-</w:t>
+      </w:r>
+      <w:r>
+        <w:rPr>
+          <w:rFonts w:ascii="Charis SIL Regular" w:hAnsi="Charis SIL Regular" w:eastAsia="Charis SIL Regular"/>
+          <w:b w:val="0"/>
+          <w:i w:val="0"/>
+          <w:color w:val="0000FF"/>
+          <w:sz w:val="24"/>
+          <w:u w:val="single"/>
         </w:rPr>
         <w:hyperlink r:id="rId27" w:history="1">
           <w:r>
             <w:rPr>
               <w:rStyle w:val="Hyperlink"/>
             </w:rPr>
-            <w:t>6</w:t>
+            <w:t>db08</w:t>
           </w:r>
         </w:hyperlink>
       </w:r>
@@ -5383,27 +5292,8 @@
           <w:i w:val="0"/>
           <w:color w:val="0000FF"/>
           <w:sz w:val="24"/>
-          <w:u w:val="single"/>
         </w:rPr>
         <w:t>-</w:t>
-      </w:r>
-      <w:r>
-        <w:rPr>
-          <w:rFonts w:ascii="Charis SIL Regular" w:hAnsi="Charis SIL Regular" w:eastAsia="Charis SIL Regular"/>
-          <w:b w:val="0"/>
-          <w:i w:val="0"/>
-          <w:color w:val="0000FF"/>
-          <w:sz w:val="24"/>
-          <w:u w:val="single"/>
-        </w:rPr>
-        <w:hyperlink r:id="rId27" w:history="1">
-          <w:r>
-            <w:rPr>
-              <w:rStyle w:val="Hyperlink"/>
-            </w:rPr>
-            <w:t>db08-</w:t>
-          </w:r>
-        </w:hyperlink>
       </w:r>
       <w:r>
         <w:rPr>
@@ -6450,9 +6340,15 @@
           <w:i w:val="0"/>
           <w:color w:val="0000FF"/>
           <w:sz w:val="24"/>
-          <w:u w:val="single"/>
-        </w:rPr>
-        <w:t>d</w:t>
+        </w:rPr>
+        <w:hyperlink r:id="rId16" w:history="1">
+          <w:r>
+            <w:rPr>
+              <w:rStyle w:val="Hyperlink"/>
+            </w:rPr>
+            <w:t>d</w:t>
+          </w:r>
+        </w:hyperlink>
       </w:r>
       <w:r>
         <w:rPr>

--- a/EXPORTS/DOCX/published/niveau3/Dutch/Wereldtentoonstelling1883.docx
+++ b/EXPORTS/DOCX/published/niveau3/Dutch/Wereldtentoonstelling1883.docx
@@ -538,7 +538,71 @@
           <w:color w:val="000000"/>
           <w:sz w:val="24"/>
         </w:rPr>
-        <w:t xml:space="preserve">, een Nederlands geograaf en etnoloog. Van zijn hand verscheen nadat de tentoonstelling </w:t>
+        <w:t>, een Nederlands geograaf en etnoloog. Van zijn hand verscheen nad</w:t>
+      </w:r>
+      <w:r>
+        <w:rPr>
+          <w:u w:val="single" w:color="0000ff"/>
+          <w:rFonts w:ascii="Charis SIL Regular" w:hAnsi="Charis SIL Regular" w:eastAsia="Charis SIL Regular"/>
+          <w:b w:val="0"/>
+          <w:i w:val="0"/>
+          <w:color w:val="000000"/>
+          <w:sz w:val="24"/>
+        </w:rPr>
+        <w:hyperlink r:id="rId10" w:history="1">
+          <w:r>
+            <w:rPr>
+              <w:rStyle w:val="Hyperlink"/>
+            </w:rPr>
+            <w:t xml:space="preserve">at de </w:t>
+          </w:r>
+        </w:hyperlink>
+      </w:r>
+      <w:r>
+        <w:rPr>
+          <w:u w:val="single" w:color="0000ff"/>
+          <w:rFonts w:ascii="Charis SIL Regular" w:hAnsi="Charis SIL Regular" w:eastAsia="Charis SIL Regular"/>
+          <w:b w:val="0"/>
+          <w:i w:val="0"/>
+          <w:color w:val="000000"/>
+          <w:sz w:val="24"/>
+        </w:rPr>
+        <w:hyperlink r:id="rId10" w:history="1">
+          <w:r>
+            <w:rPr>
+              <w:rStyle w:val="Hyperlink"/>
+            </w:rPr>
+            <w:t>t</w:t>
+          </w:r>
+        </w:hyperlink>
+      </w:r>
+      <w:r>
+        <w:rPr>
+          <w:u w:val="single" w:color="0000ff"/>
+          <w:rFonts w:ascii="Charis SIL Regular" w:hAnsi="Charis SIL Regular" w:eastAsia="Charis SIL Regular"/>
+          <w:b w:val="0"/>
+          <w:i w:val="0"/>
+          <w:color w:val="000000"/>
+          <w:sz w:val="24"/>
+        </w:rPr>
+        <w:hyperlink r:id="rId10" w:history="1">
+          <w:r>
+            <w:rPr>
+              <w:rStyle w:val="Hyperlink"/>
+            </w:rPr>
+            <w:t>entoonste</w:t>
+          </w:r>
+        </w:hyperlink>
+      </w:r>
+      <w:r>
+        <w:rPr>
+          <w:rFonts w:ascii="Charis SIL Regular" w:hAnsi="Charis SIL Regular" w:eastAsia="Charis SIL Regular"/>
+          <w:b w:val="0"/>
+          <w:i w:val="0"/>
+          <w:color w:val="000000"/>
+          <w:sz w:val="24"/>
+        </w:rPr>
+        <w:t xml:space="preserve">lling </w:t>
       </w:r>
       <w:r>
         <w:rPr>
@@ -998,7 +1062,7 @@
           <w:sz w:val="24"/>
           <w:u w:val="single"/>
         </w:rPr>
-        <w:hyperlink r:id="rId14" w:history="1">
+        <w:hyperlink r:id="rId13" w:history="1">
           <w:r>
             <w:rPr>
               <w:rStyle w:val="Hyperlink"/>
@@ -1062,53 +1126,7 @@
           <w:color w:val="000000"/>
           <w:sz w:val="24"/>
         </w:rPr>
-        <w:t>verantwoor</w:t>
-      </w:r>
-      <w:r>
-        <w:rPr>
-          <w:u w:val="single" w:color="0000ff"/>
-          <w:rFonts w:ascii="Charis SIL Regular" w:hAnsi="Charis SIL Regular" w:eastAsia="Charis SIL Regular"/>
-          <w:b w:val="0"/>
-          <w:i w:val="0"/>
-          <w:color w:val="000000"/>
-          <w:sz w:val="24"/>
-        </w:rPr>
-        <w:hyperlink r:id="rId13" w:history="1">
-          <w:r>
-            <w:rPr>
-              <w:rStyle w:val="Hyperlink"/>
-            </w:rPr>
-            <w:t>delijk vo</w:t>
-          </w:r>
-        </w:hyperlink>
-      </w:r>
-      <w:r>
-        <w:rPr>
-          <w:rFonts w:ascii="Charis SIL Regular" w:hAnsi="Charis SIL Regular" w:eastAsia="Charis SIL Regular"/>
-          <w:b w:val="0"/>
-          <w:i w:val="0"/>
-          <w:color w:val="000000"/>
-          <w:sz w:val="24"/>
-        </w:rPr>
-        <w:t>or het verzamelen van objecten in Nederlands-I</w:t>
-      </w:r>
-      <w:r>
-        <w:rPr>
-          <w:u w:val="single" w:color="0000ff"/>
-          <w:rFonts w:ascii="Charis SIL Regular" w:hAnsi="Charis SIL Regular" w:eastAsia="Charis SIL Regular"/>
-          <w:b w:val="0"/>
-          <w:i w:val="0"/>
-          <w:color w:val="000000"/>
-          <w:sz w:val="24"/>
-        </w:rPr>
-        <w:hyperlink r:id="rId14" w:history="1">
-          <w:r>
-            <w:rPr>
-              <w:rStyle w:val="Hyperlink"/>
-            </w:rPr>
-            <w:t>ndië. V</w:t>
-          </w:r>
-        </w:hyperlink>
+        <w:t>verantwoordelijk voor het verzamelen van objecten in Nederlands-Indië. V</w:t>
       </w:r>
       <w:r>
         <w:rPr>
@@ -2204,7 +2222,7 @@
           <w:sz w:val="24"/>
           <w:u w:val="single"/>
         </w:rPr>
-        <w:hyperlink r:id="rId12" w:history="1">
+        <w:hyperlink r:id="rId19" w:history="1">
           <w:r>
             <w:rPr>
               <w:rStyle w:val="Hyperlink"/>
@@ -2222,14 +2240,65 @@
           <w:sz w:val="24"/>
           <w:u w:val="single"/>
         </w:rPr>
+        <w:t>fi</w:t>
+      </w:r>
+      <w:r>
+        <w:rPr>
+          <w:rFonts w:ascii="Charis SIL Regular" w:hAnsi="Charis SIL Regular" w:eastAsia="Charis SIL Regular"/>
+          <w:b w:val="0"/>
+          <w:i w:val="0"/>
+          <w:color w:val="0000FF"/>
+          <w:sz w:val="24"/>
+          <w:u w:val="single"/>
+        </w:rPr>
+        <w:hyperlink r:id="rId19" w:history="1">
+          <w:r>
+            <w:rPr>
+              <w:rStyle w:val="Hyperlink"/>
+            </w:rPr>
+            <w:t>sch</w:t>
+          </w:r>
+        </w:hyperlink>
+      </w:r>
+      <w:r>
+        <w:rPr>
+          <w:rFonts w:ascii="Charis SIL Regular" w:hAnsi="Charis SIL Regular" w:eastAsia="Charis SIL Regular"/>
+          <w:b w:val="0"/>
+          <w:i w:val="0"/>
+          <w:color w:val="0000FF"/>
+          <w:sz w:val="24"/>
+          <w:u w:val="single"/>
+        </w:rPr>
+        <w:t xml:space="preserve"> </w:t>
+      </w:r>
+      <w:r>
+        <w:rPr>
+          <w:rFonts w:ascii="Charis SIL Regular" w:hAnsi="Charis SIL Regular" w:eastAsia="Charis SIL Regular"/>
+          <w:b w:val="0"/>
+          <w:i w:val="0"/>
+          <w:color w:val="0000FF"/>
+          <w:sz w:val="24"/>
+          <w:u w:val="single"/>
+        </w:rPr>
         <w:hyperlink r:id="rId12" w:history="1">
           <w:r>
             <w:rPr>
               <w:rStyle w:val="Hyperlink"/>
             </w:rPr>
-            <w:t>fi</w:t>
+            <w:t>Mus</w:t>
           </w:r>
         </w:hyperlink>
+      </w:r>
+      <w:r>
+        <w:rPr>
+          <w:rFonts w:ascii="Charis SIL Regular" w:hAnsi="Charis SIL Regular" w:eastAsia="Charis SIL Regular"/>
+          <w:b w:val="0"/>
+          <w:i w:val="0"/>
+          <w:color w:val="0000FF"/>
+          <w:sz w:val="24"/>
+          <w:u w:val="single"/>
+        </w:rPr>
+        <w:t>e</w:t>
       </w:r>
       <w:r>
         <w:rPr>
@@ -2245,81 +2314,7 @@
             <w:rPr>
               <w:rStyle w:val="Hyperlink"/>
             </w:rPr>
-            <w:t>s</w:t>
-          </w:r>
-        </w:hyperlink>
-      </w:r>
-      <w:r>
-        <w:rPr>
-          <w:rFonts w:ascii="Charis SIL Regular" w:hAnsi="Charis SIL Regular" w:eastAsia="Charis SIL Regular"/>
-          <w:b w:val="0"/>
-          <w:i w:val="0"/>
-          <w:color w:val="0000FF"/>
-          <w:sz w:val="24"/>
-        </w:rPr>
-        <w:hyperlink r:id="rId12" w:history="1">
-          <w:r>
-            <w:rPr>
-              <w:rStyle w:val="Hyperlink"/>
-            </w:rPr>
-            <w:t>c</w:t>
-          </w:r>
-        </w:hyperlink>
-      </w:r>
-      <w:r>
-        <w:rPr>
-          <w:rFonts w:ascii="Charis SIL Regular" w:hAnsi="Charis SIL Regular" w:eastAsia="Charis SIL Regular"/>
-          <w:b w:val="0"/>
-          <w:i w:val="0"/>
-          <w:color w:val="0000FF"/>
-          <w:sz w:val="24"/>
-        </w:rPr>
-        <w:t>h</w:t>
-      </w:r>
-      <w:r>
-        <w:rPr>
-          <w:rFonts w:ascii="Charis SIL Regular" w:hAnsi="Charis SIL Regular" w:eastAsia="Charis SIL Regular"/>
-          <w:b w:val="0"/>
-          <w:i w:val="0"/>
-          <w:color w:val="0000FF"/>
-          <w:sz w:val="24"/>
-          <w:u w:val="single"/>
-        </w:rPr>
-        <w:t xml:space="preserve"> </w:t>
-      </w:r>
-      <w:r>
-        <w:rPr>
-          <w:rFonts w:ascii="Charis SIL Regular" w:hAnsi="Charis SIL Regular" w:eastAsia="Charis SIL Regular"/>
-          <w:b w:val="0"/>
-          <w:i w:val="0"/>
-          <w:color w:val="0000FF"/>
-          <w:sz w:val="24"/>
-          <w:u w:val="single"/>
-        </w:rPr>
-        <w:hyperlink r:id="rId12" w:history="1">
-          <w:r>
-            <w:rPr>
-              <w:rStyle w:val="Hyperlink"/>
-            </w:rPr>
-            <w:t>Museu</w:t>
-          </w:r>
-        </w:hyperlink>
-      </w:r>
-      <w:r>
-        <w:rPr>
-          <w:rFonts w:ascii="Charis SIL Regular" w:hAnsi="Charis SIL Regular" w:eastAsia="Charis SIL Regular"/>
-          <w:b w:val="0"/>
-          <w:i w:val="0"/>
-          <w:color w:val="0000FF"/>
-          <w:sz w:val="24"/>
-          <w:u w:val="single"/>
-        </w:rPr>
-        <w:hyperlink r:id="rId12" w:history="1">
-          <w:r>
-            <w:rPr>
-              <w:rStyle w:val="Hyperlink"/>
-            </w:rPr>
-            <w:t>m</w:t>
+            <w:t>um</w:t>
           </w:r>
         </w:hyperlink>
       </w:r>
@@ -2434,7 +2429,25 @@
           <w:color w:val="000000"/>
           <w:sz w:val="24"/>
         </w:rPr>
-        <w:t>tijdens de Wereldte</w:t>
+        <w:t>tijdens de We</w:t>
+      </w:r>
+      <w:r>
+        <w:rPr>
+          <w:u w:val="single" w:color="0000ff"/>
+          <w:rFonts w:ascii="Charis SIL Regular" w:hAnsi="Charis SIL Regular" w:eastAsia="Charis SIL Regular"/>
+          <w:b w:val="0"/>
+          <w:i w:val="0"/>
+          <w:color w:val="000000"/>
+          <w:sz w:val="24"/>
+        </w:rPr>
+        <w:hyperlink r:id="rId12" w:history="1">
+          <w:r>
+            <w:rPr>
+              <w:rStyle w:val="Hyperlink"/>
+            </w:rPr>
+            <w:t>reldte</w:t>
+          </w:r>
+        </w:hyperlink>
       </w:r>
       <w:r>
         <w:rPr>
@@ -3604,25 +3617,7 @@
           <w:color w:val="000000"/>
           <w:sz w:val="24"/>
         </w:rPr>
-        <w:hyperlink r:id="rId23" w:history="1">
-          <w:r>
-            <w:rPr>
-              <w:rStyle w:val="Hyperlink"/>
-            </w:rPr>
-            <w:t>Leiden. De</w:t>
-          </w:r>
-        </w:hyperlink>
-      </w:r>
-      <w:r>
-        <w:rPr>
-          <w:u w:val="single" w:color="0000ff"/>
-          <w:rFonts w:ascii="Charis SIL Regular" w:hAnsi="Charis SIL Regular" w:eastAsia="Charis SIL Regular"/>
-          <w:b w:val="0"/>
-          <w:i w:val="0"/>
-          <w:color w:val="000000"/>
-          <w:sz w:val="24"/>
-        </w:rPr>
-        <w:t xml:space="preserve"> fotocollectie van </w:t>
+        <w:t xml:space="preserve">Leiden. De fotocollectie van </w:t>
       </w:r>
       <w:r>
         <w:rPr>
@@ -5252,7 +5247,7 @@
             <w:rPr>
               <w:rStyle w:val="Hyperlink"/>
             </w:rPr>
-            <w:t>file/49d013d5-0786</w:t>
+            <w:t>file/49d013d5-078</w:t>
           </w:r>
         </w:hyperlink>
       </w:r>
@@ -5263,25 +5258,13 @@
           <w:i w:val="0"/>
           <w:color w:val="0000FF"/>
           <w:sz w:val="24"/>
-          <w:u w:val="single"/>
-        </w:rPr>
-        <w:t>-</w:t>
-      </w:r>
-      <w:r>
-        <w:rPr>
-          <w:rFonts w:ascii="Charis SIL Regular" w:hAnsi="Charis SIL Regular" w:eastAsia="Charis SIL Regular"/>
-          <w:b w:val="0"/>
-          <w:i w:val="0"/>
-          <w:color w:val="0000FF"/>
-          <w:sz w:val="24"/>
-          <w:u w:val="single"/>
         </w:rPr>
         <w:hyperlink r:id="rId27" w:history="1">
           <w:r>
             <w:rPr>
               <w:rStyle w:val="Hyperlink"/>
             </w:rPr>
-            <w:t>db08</w:t>
+            <w:t>6</w:t>
           </w:r>
         </w:hyperlink>
       </w:r>
@@ -5294,6 +5277,24 @@
           <w:sz w:val="24"/>
         </w:rPr>
         <w:t>-</w:t>
+      </w:r>
+      <w:r>
+        <w:rPr>
+          <w:rFonts w:ascii="Charis SIL Regular" w:hAnsi="Charis SIL Regular" w:eastAsia="Charis SIL Regular"/>
+          <w:b w:val="0"/>
+          <w:i w:val="0"/>
+          <w:color w:val="0000FF"/>
+          <w:sz w:val="24"/>
+          <w:u w:val="single"/>
+        </w:rPr>
+        <w:hyperlink r:id="rId27" w:history="1">
+          <w:r>
+            <w:rPr>
+              <w:rStyle w:val="Hyperlink"/>
+            </w:rPr>
+            <w:t>db08-</w:t>
+          </w:r>
+        </w:hyperlink>
       </w:r>
       <w:r>
         <w:rPr>
@@ -6398,21 +6399,13 @@
       </w:r>
       <w:r>
         <w:rPr>
-          <w:u w:val="single" w:color="0000ff"/>
           <w:rFonts w:ascii="Charis SIL Regular" w:hAnsi="Charis SIL Regular" w:eastAsia="Charis SIL Regular"/>
           <w:b w:val="0"/>
           <w:i w:val="0"/>
           <w:color w:val="000000"/>
           <w:sz w:val="24"/>
         </w:rPr>
-        <w:hyperlink r:id="rId16" w:history="1">
-          <w:r>
-            <w:rPr>
-              <w:rStyle w:val="Hyperlink"/>
-            </w:rPr>
-            <w:t xml:space="preserve">, </w:t>
-          </w:r>
-        </w:hyperlink>
+        <w:t xml:space="preserve">, </w:t>
       </w:r>
       <w:r>
         <w:rPr>
@@ -6470,7 +6463,7 @@
           <w:sz w:val="24"/>
           <w:u w:val="single"/>
         </w:rPr>
-        <w:hyperlink r:id="rId16" w:history="1">
+        <w:hyperlink r:id="rId32" w:history="1">
           <w:r>
             <w:rPr>
               <w:rStyle w:val="Hyperlink"/>
@@ -6567,7 +6560,7 @@
           <w:color w:val="0000FF"/>
           <w:sz w:val="24"/>
         </w:rPr>
-        <w:hyperlink r:id="rId32" w:history="1">
+        <w:hyperlink r:id="rId33" w:history="1">
           <w:r>
             <w:rPr>
               <w:rStyle w:val="Hyperlink"/>
@@ -6584,7 +6577,7 @@
           <w:color w:val="0000FF"/>
           <w:sz w:val="24"/>
         </w:rPr>
-        <w:hyperlink r:id="rId32" w:history="1">
+        <w:hyperlink r:id="rId33" w:history="1">
           <w:r>
             <w:rPr>
               <w:rStyle w:val="Hyperlink"/>
@@ -6601,7 +6594,7 @@
           <w:color w:val="0000FF"/>
           <w:sz w:val="24"/>
         </w:rPr>
-        <w:hyperlink r:id="rId32" w:history="1">
+        <w:hyperlink r:id="rId33" w:history="1">
           <w:r>
             <w:rPr>
               <w:rStyle w:val="Hyperlink"/>
@@ -6618,7 +6611,7 @@
           <w:color w:val="0000FF"/>
           <w:sz w:val="24"/>
         </w:rPr>
-        <w:hyperlink r:id="rId32" w:history="1">
+        <w:hyperlink r:id="rId33" w:history="1">
           <w:r>
             <w:rPr>
               <w:rStyle w:val="Hyperlink"/>
@@ -6635,7 +6628,7 @@
           <w:color w:val="0000FF"/>
           <w:sz w:val="24"/>
         </w:rPr>
-        <w:hyperlink r:id="rId32" w:history="1">
+        <w:hyperlink r:id="rId33" w:history="1">
           <w:r>
             <w:rPr>
               <w:rStyle w:val="Hyperlink"/>

--- a/EXPORTS/DOCX/published/niveau3/Dutch/Wereldtentoonstelling1883.docx
+++ b/EXPORTS/DOCX/published/niveau3/Dutch/Wereldtentoonstelling1883.docx
@@ -1062,7 +1062,7 @@
           <w:sz w:val="24"/>
           <w:u w:val="single"/>
         </w:rPr>
-        <w:hyperlink r:id="rId13" w:history="1">
+        <w:hyperlink r:id="rId14" w:history="1">
           <w:r>
             <w:rPr>
               <w:rStyle w:val="Hyperlink"/>
@@ -1120,13 +1120,67 @@
       </w:r>
       <w:r>
         <w:rPr>
+          <w:u w:val="single" w:color="0000ff"/>
           <w:rFonts w:ascii="Charis SIL Regular" w:hAnsi="Charis SIL Regular" w:eastAsia="Charis SIL Regular"/>
           <w:b w:val="0"/>
           <w:i w:val="0"/>
           <w:color w:val="000000"/>
           <w:sz w:val="24"/>
         </w:rPr>
-        <w:t>verantwoordelijk voor het verzamelen van objecten in Nederlands-Indië. V</w:t>
+        <w:hyperlink r:id="rId13" w:history="1">
+          <w:r>
+            <w:rPr>
+              <w:rStyle w:val="Hyperlink"/>
+            </w:rPr>
+            <w:t>verantwoor</w:t>
+          </w:r>
+        </w:hyperlink>
+      </w:r>
+      <w:r>
+        <w:rPr>
+          <w:u w:val="single" w:color="0000ff"/>
+          <w:rFonts w:ascii="Charis SIL Regular" w:hAnsi="Charis SIL Regular" w:eastAsia="Charis SIL Regular"/>
+          <w:b w:val="0"/>
+          <w:i w:val="0"/>
+          <w:color w:val="000000"/>
+          <w:sz w:val="24"/>
+        </w:rPr>
+        <w:hyperlink r:id="rId13" w:history="1">
+          <w:r>
+            <w:rPr>
+              <w:rStyle w:val="Hyperlink"/>
+            </w:rPr>
+            <w:t>delijk vo</w:t>
+          </w:r>
+        </w:hyperlink>
+      </w:r>
+      <w:r>
+        <w:rPr>
+          <w:rFonts w:ascii="Charis SIL Regular" w:hAnsi="Charis SIL Regular" w:eastAsia="Charis SIL Regular"/>
+          <w:b w:val="0"/>
+          <w:i w:val="0"/>
+          <w:color w:val="000000"/>
+          <w:sz w:val="24"/>
+        </w:rPr>
+        <w:t>or het verzamelen van objecten in Nederlands-I</w:t>
+      </w:r>
+      <w:r>
+        <w:rPr>
+          <w:u w:val="single" w:color="0000ff"/>
+          <w:rFonts w:ascii="Charis SIL Regular" w:hAnsi="Charis SIL Regular" w:eastAsia="Charis SIL Regular"/>
+          <w:b w:val="0"/>
+          <w:i w:val="0"/>
+          <w:color w:val="000000"/>
+          <w:sz w:val="24"/>
+        </w:rPr>
+        <w:hyperlink r:id="rId14" w:history="1">
+          <w:r>
+            <w:rPr>
+              <w:rStyle w:val="Hyperlink"/>
+            </w:rPr>
+            <w:t>ndië. V</w:t>
+          </w:r>
+        </w:hyperlink>
       </w:r>
       <w:r>
         <w:rPr>
@@ -2280,7 +2334,7 @@
           <w:sz w:val="24"/>
           <w:u w:val="single"/>
         </w:rPr>
-        <w:hyperlink r:id="rId12" w:history="1">
+        <w:hyperlink r:id="rId19" w:history="1">
           <w:r>
             <w:rPr>
               <w:rStyle w:val="Hyperlink"/>
@@ -3617,7 +3671,25 @@
           <w:color w:val="000000"/>
           <w:sz w:val="24"/>
         </w:rPr>
-        <w:t xml:space="preserve">Leiden. De fotocollectie van </w:t>
+        <w:hyperlink r:id="rId23" w:history="1">
+          <w:r>
+            <w:rPr>
+              <w:rStyle w:val="Hyperlink"/>
+            </w:rPr>
+            <w:t>Leiden. De</w:t>
+          </w:r>
+        </w:hyperlink>
+      </w:r>
+      <w:r>
+        <w:rPr>
+          <w:u w:val="single" w:color="0000ff"/>
+          <w:rFonts w:ascii="Charis SIL Regular" w:hAnsi="Charis SIL Regular" w:eastAsia="Charis SIL Regular"/>
+          <w:b w:val="0"/>
+          <w:i w:val="0"/>
+          <w:color w:val="000000"/>
+          <w:sz w:val="24"/>
+        </w:rPr>
+        <w:t xml:space="preserve"> fotocollectie van </w:t>
       </w:r>
       <w:r>
         <w:rPr>
@@ -6341,15 +6413,9 @@
           <w:i w:val="0"/>
           <w:color w:val="0000FF"/>
           <w:sz w:val="24"/>
-        </w:rPr>
-        <w:hyperlink r:id="rId16" w:history="1">
-          <w:r>
-            <w:rPr>
-              <w:rStyle w:val="Hyperlink"/>
-            </w:rPr>
-            <w:t>d</w:t>
-          </w:r>
-        </w:hyperlink>
+          <w:u w:val="single"/>
+        </w:rPr>
+        <w:t>d</w:t>
       </w:r>
       <w:r>
         <w:rPr>
@@ -6416,7 +6482,7 @@
           <w:sz w:val="24"/>
           <w:u w:val="single"/>
         </w:rPr>
-        <w:hyperlink r:id="rId16" w:history="1">
+        <w:hyperlink r:id="rId32" w:history="1">
           <w:r>
             <w:rPr>
               <w:rStyle w:val="Hyperlink"/>
@@ -6434,7 +6500,7 @@
           <w:sz w:val="24"/>
           <w:u w:val="single"/>
         </w:rPr>
-        <w:hyperlink r:id="rId16" w:history="1">
+        <w:hyperlink r:id="rId32" w:history="1">
           <w:r>
             <w:rPr>
               <w:rStyle w:val="Hyperlink"/>

--- a/EXPORTS/DOCX/published/niveau3/Dutch/Wereldtentoonstelling1883.docx
+++ b/EXPORTS/DOCX/published/niveau3/Dutch/Wereldtentoonstelling1883.docx
@@ -2006,7 +2006,6 @@
           <w:i w:val="0"/>
           <w:color w:val="0000FF"/>
           <w:sz w:val="24"/>
-          <w:u w:val="single"/>
         </w:rPr>
         <w:hyperlink r:id="rId19" w:history="1">
           <w:r>
@@ -2124,7 +2123,7 @@
             <w:rPr>
               <w:rStyle w:val="Hyperlink"/>
             </w:rPr>
-            <w:t>Etnografisc</w:t>
+            <w:t>Etnografis</w:t>
           </w:r>
         </w:hyperlink>
       </w:r>
@@ -2135,7 +2134,23 @@
           <w:i w:val="0"/>
           <w:color w:val="0000FF"/>
           <w:sz w:val="24"/>
-          <w:u w:val="single"/>
+        </w:rPr>
+        <w:hyperlink r:id="rId20" w:history="1">
+          <w:r>
+            <w:rPr>
+              <w:rStyle w:val="Hyperlink"/>
+            </w:rPr>
+            <w:t>c</w:t>
+          </w:r>
+        </w:hyperlink>
+      </w:r>
+      <w:r>
+        <w:rPr>
+          <w:rFonts w:ascii="Charis SIL Regular" w:hAnsi="Charis SIL Regular" w:eastAsia="Charis SIL Regular"/>
+          <w:b w:val="0"/>
+          <w:i w:val="0"/>
+          <w:color w:val="0000FF"/>
+          <w:sz w:val="24"/>
         </w:rPr>
         <w:t>h</w:t>
       </w:r>
@@ -2193,7 +2208,7 @@
             <w:rPr>
               <w:rStyle w:val="Hyperlink"/>
             </w:rPr>
-            <w:t>Arti</w:t>
+            <w:t>Artis</w:t>
           </w:r>
         </w:hyperlink>
       </w:r>
@@ -2202,16 +2217,6 @@
           <w:rFonts w:ascii="Charis SIL Regular" w:hAnsi="Charis SIL Regular" w:eastAsia="Charis SIL Regular"/>
           <w:b w:val="0"/>
           <w:i w:val="0"/>
-          <w:color w:val="0000FF"/>
-          <w:sz w:val="24"/>
-        </w:rPr>
-        <w:t>s</w:t>
-      </w:r>
-      <w:r>
-        <w:rPr>
-          <w:rFonts w:ascii="Charis SIL Regular" w:hAnsi="Charis SIL Regular" w:eastAsia="Charis SIL Regular"/>
-          <w:b w:val="0"/>
-          <w:i w:val="0"/>
           <w:color w:val="000000"/>
           <w:sz w:val="24"/>
         </w:rPr>
@@ -2225,18 +2230,7 @@
           <w:color w:val="000000"/>
           <w:sz w:val="24"/>
         </w:rPr>
-        <w:t>ging naar h</w:t>
-      </w:r>
-      <w:r>
-        <w:rPr>
-          <w:u w:val="single" w:color="0000ff"/>
-          <w:rFonts w:ascii="Charis SIL Regular" w:hAnsi="Charis SIL Regular" w:eastAsia="Charis SIL Regular"/>
-          <w:b w:val="0"/>
-          <w:i w:val="0"/>
-          <w:color w:val="000000"/>
-          <w:sz w:val="24"/>
-        </w:rPr>
-        <w:t xml:space="preserve">et </w:t>
+        <w:t xml:space="preserve">ging naar het </w:t>
       </w:r>
       <w:r>
         <w:rPr>
@@ -2339,7 +2333,7 @@
             <w:rPr>
               <w:rStyle w:val="Hyperlink"/>
             </w:rPr>
-            <w:t>Mus</w:t>
+            <w:t>Museu</w:t>
           </w:r>
         </w:hyperlink>
       </w:r>
@@ -2350,27 +2344,8 @@
           <w:i w:val="0"/>
           <w:color w:val="0000FF"/>
           <w:sz w:val="24"/>
-          <w:u w:val="single"/>
-        </w:rPr>
-        <w:t>e</w:t>
-      </w:r>
-      <w:r>
-        <w:rPr>
-          <w:rFonts w:ascii="Charis SIL Regular" w:hAnsi="Charis SIL Regular" w:eastAsia="Charis SIL Regular"/>
-          <w:b w:val="0"/>
-          <w:i w:val="0"/>
-          <w:color w:val="0000FF"/>
-          <w:sz w:val="24"/>
-          <w:u w:val="single"/>
-        </w:rPr>
-        <w:hyperlink r:id="rId12" w:history="1">
-          <w:r>
-            <w:rPr>
-              <w:rStyle w:val="Hyperlink"/>
-            </w:rPr>
-            <w:t>um</w:t>
-          </w:r>
-        </w:hyperlink>
+        </w:rPr>
+        <w:t>m</w:t>
       </w:r>
       <w:r>
         <w:rPr>
@@ -3671,25 +3646,7 @@
           <w:color w:val="000000"/>
           <w:sz w:val="24"/>
         </w:rPr>
-        <w:hyperlink r:id="rId23" w:history="1">
-          <w:r>
-            <w:rPr>
-              <w:rStyle w:val="Hyperlink"/>
-            </w:rPr>
-            <w:t>Leiden. De</w:t>
-          </w:r>
-        </w:hyperlink>
-      </w:r>
-      <w:r>
-        <w:rPr>
-          <w:u w:val="single" w:color="0000ff"/>
-          <w:rFonts w:ascii="Charis SIL Regular" w:hAnsi="Charis SIL Regular" w:eastAsia="Charis SIL Regular"/>
-          <w:b w:val="0"/>
-          <w:i w:val="0"/>
-          <w:color w:val="000000"/>
-          <w:sz w:val="24"/>
-        </w:rPr>
-        <w:t xml:space="preserve"> fotocollectie van </w:t>
+        <w:t xml:space="preserve">Leiden. De fotocollectie van </w:t>
       </w:r>
       <w:r>
         <w:rPr>
@@ -6465,13 +6422,21 @@
       </w:r>
       <w:r>
         <w:rPr>
+          <w:u w:val="single" w:color="0000ff"/>
           <w:rFonts w:ascii="Charis SIL Regular" w:hAnsi="Charis SIL Regular" w:eastAsia="Charis SIL Regular"/>
           <w:b w:val="0"/>
           <w:i w:val="0"/>
           <w:color w:val="000000"/>
           <w:sz w:val="24"/>
         </w:rPr>
-        <w:t xml:space="preserve">, </w:t>
+        <w:hyperlink r:id="rId16" w:history="1">
+          <w:r>
+            <w:rPr>
+              <w:rStyle w:val="Hyperlink"/>
+            </w:rPr>
+            <w:t xml:space="preserve">, </w:t>
+          </w:r>
+        </w:hyperlink>
       </w:r>
       <w:r>
         <w:rPr>
@@ -6482,7 +6447,7 @@
           <w:sz w:val="24"/>
           <w:u w:val="single"/>
         </w:rPr>
-        <w:hyperlink r:id="rId32" w:history="1">
+        <w:hyperlink r:id="rId16" w:history="1">
           <w:r>
             <w:rPr>
               <w:rStyle w:val="Hyperlink"/>
@@ -6500,7 +6465,7 @@
           <w:sz w:val="24"/>
           <w:u w:val="single"/>
         </w:rPr>
-        <w:hyperlink r:id="rId32" w:history="1">
+        <w:hyperlink r:id="rId16" w:history="1">
           <w:r>
             <w:rPr>
               <w:rStyle w:val="Hyperlink"/>
@@ -6529,7 +6494,7 @@
           <w:sz w:val="24"/>
           <w:u w:val="single"/>
         </w:rPr>
-        <w:hyperlink r:id="rId32" w:history="1">
+        <w:hyperlink r:id="rId16" w:history="1">
           <w:r>
             <w:rPr>
               <w:rStyle w:val="Hyperlink"/>
@@ -6626,7 +6591,7 @@
           <w:color w:val="0000FF"/>
           <w:sz w:val="24"/>
         </w:rPr>
-        <w:hyperlink r:id="rId33" w:history="1">
+        <w:hyperlink r:id="rId32" w:history="1">
           <w:r>
             <w:rPr>
               <w:rStyle w:val="Hyperlink"/>
@@ -6643,7 +6608,7 @@
           <w:color w:val="0000FF"/>
           <w:sz w:val="24"/>
         </w:rPr>
-        <w:hyperlink r:id="rId33" w:history="1">
+        <w:hyperlink r:id="rId32" w:history="1">
           <w:r>
             <w:rPr>
               <w:rStyle w:val="Hyperlink"/>
@@ -6660,7 +6625,7 @@
           <w:color w:val="0000FF"/>
           <w:sz w:val="24"/>
         </w:rPr>
-        <w:hyperlink r:id="rId33" w:history="1">
+        <w:hyperlink r:id="rId32" w:history="1">
           <w:r>
             <w:rPr>
               <w:rStyle w:val="Hyperlink"/>
@@ -6677,7 +6642,7 @@
           <w:color w:val="0000FF"/>
           <w:sz w:val="24"/>
         </w:rPr>
-        <w:hyperlink r:id="rId33" w:history="1">
+        <w:hyperlink r:id="rId32" w:history="1">
           <w:r>
             <w:rPr>
               <w:rStyle w:val="Hyperlink"/>
@@ -6694,7 +6659,7 @@
           <w:color w:val="0000FF"/>
           <w:sz w:val="24"/>
         </w:rPr>
-        <w:hyperlink r:id="rId33" w:history="1">
+        <w:hyperlink r:id="rId32" w:history="1">
           <w:r>
             <w:rPr>
               <w:rStyle w:val="Hyperlink"/>

--- a/EXPORTS/DOCX/published/niveau3/Dutch/Wereldtentoonstelling1883.docx
+++ b/EXPORTS/DOCX/published/niveau3/Dutch/Wereldtentoonstelling1883.docx
@@ -1062,7 +1062,7 @@
           <w:sz w:val="24"/>
           <w:u w:val="single"/>
         </w:rPr>
-        <w:hyperlink r:id="rId14" w:history="1">
+        <w:hyperlink r:id="rId13" w:history="1">
           <w:r>
             <w:rPr>
               <w:rStyle w:val="Hyperlink"/>
@@ -1120,67 +1120,13 @@
       </w:r>
       <w:r>
         <w:rPr>
-          <w:u w:val="single" w:color="0000ff"/>
           <w:rFonts w:ascii="Charis SIL Regular" w:hAnsi="Charis SIL Regular" w:eastAsia="Charis SIL Regular"/>
           <w:b w:val="0"/>
           <w:i w:val="0"/>
           <w:color w:val="000000"/>
           <w:sz w:val="24"/>
         </w:rPr>
-        <w:hyperlink r:id="rId13" w:history="1">
-          <w:r>
-            <w:rPr>
-              <w:rStyle w:val="Hyperlink"/>
-            </w:rPr>
-            <w:t>verantwoor</w:t>
-          </w:r>
-        </w:hyperlink>
-      </w:r>
-      <w:r>
-        <w:rPr>
-          <w:u w:val="single" w:color="0000ff"/>
-          <w:rFonts w:ascii="Charis SIL Regular" w:hAnsi="Charis SIL Regular" w:eastAsia="Charis SIL Regular"/>
-          <w:b w:val="0"/>
-          <w:i w:val="0"/>
-          <w:color w:val="000000"/>
-          <w:sz w:val="24"/>
-        </w:rPr>
-        <w:hyperlink r:id="rId13" w:history="1">
-          <w:r>
-            <w:rPr>
-              <w:rStyle w:val="Hyperlink"/>
-            </w:rPr>
-            <w:t>delijk vo</w:t>
-          </w:r>
-        </w:hyperlink>
-      </w:r>
-      <w:r>
-        <w:rPr>
-          <w:rFonts w:ascii="Charis SIL Regular" w:hAnsi="Charis SIL Regular" w:eastAsia="Charis SIL Regular"/>
-          <w:b w:val="0"/>
-          <w:i w:val="0"/>
-          <w:color w:val="000000"/>
-          <w:sz w:val="24"/>
-        </w:rPr>
-        <w:t>or het verzamelen van objecten in Nederlands-I</w:t>
-      </w:r>
-      <w:r>
-        <w:rPr>
-          <w:u w:val="single" w:color="0000ff"/>
-          <w:rFonts w:ascii="Charis SIL Regular" w:hAnsi="Charis SIL Regular" w:eastAsia="Charis SIL Regular"/>
-          <w:b w:val="0"/>
-          <w:i w:val="0"/>
-          <w:color w:val="000000"/>
-          <w:sz w:val="24"/>
-        </w:rPr>
-        <w:hyperlink r:id="rId14" w:history="1">
-          <w:r>
-            <w:rPr>
-              <w:rStyle w:val="Hyperlink"/>
-            </w:rPr>
-            <w:t>ndië. V</w:t>
-          </w:r>
-        </w:hyperlink>
+        <w:t>verantwoordelijk voor het verzamelen van objecten in Nederlands-Indië. V</w:t>
       </w:r>
       <w:r>
         <w:rPr>
@@ -2865,144 +2811,7 @@
           <w:color w:val="000000"/>
           <w:sz w:val="24"/>
         </w:rPr>
-        <w:t xml:space="preserve"> die betrekking heeft op etnografische objecten d</w:t>
-      </w:r>
-      <w:r>
-        <w:rPr>
-          <w:u w:val="single" w:color="0000ff"/>
-          <w:rFonts w:ascii="Charis SIL Regular" w:hAnsi="Charis SIL Regular" w:eastAsia="Charis SIL Regular"/>
-          <w:b w:val="0"/>
-          <w:i w:val="0"/>
-          <w:color w:val="000000"/>
-          <w:sz w:val="24"/>
-        </w:rPr>
-        <w:hyperlink r:id="rId22" w:history="1">
-          <w:r>
-            <w:rPr>
-              <w:rStyle w:val="Hyperlink"/>
-            </w:rPr>
-            <w:t>ie buiten</w:t>
-          </w:r>
-        </w:hyperlink>
-      </w:r>
-      <w:r>
-        <w:rPr>
-          <w:u w:val="single" w:color="0000ff"/>
-          <w:rFonts w:ascii="Charis SIL Regular" w:hAnsi="Charis SIL Regular" w:eastAsia="Charis SIL Regular"/>
-          <w:b w:val="0"/>
-          <w:i w:val="0"/>
-          <w:color w:val="000000"/>
-          <w:sz w:val="24"/>
-        </w:rPr>
-        <w:t xml:space="preserve"> </w:t>
-      </w:r>
-      <w:r>
-        <w:rPr>
-          <w:u w:val="single" w:color="0000ff"/>
-          <w:rFonts w:ascii="Charis SIL Regular" w:hAnsi="Charis SIL Regular" w:eastAsia="Charis SIL Regular"/>
-          <w:b w:val="0"/>
-          <w:i w:val="0"/>
-          <w:color w:val="000000"/>
-          <w:sz w:val="24"/>
-        </w:rPr>
-        <w:hyperlink r:id="rId22" w:history="1">
-          <w:r>
-            <w:rPr>
-              <w:rStyle w:val="Hyperlink"/>
-            </w:rPr>
-            <w:t xml:space="preserve">het </w:t>
-          </w:r>
-        </w:hyperlink>
-      </w:r>
-      <w:r>
-        <w:rPr>
-          <w:u w:val="single" w:color="0000ff"/>
-          <w:rFonts w:ascii="Charis SIL Regular" w:hAnsi="Charis SIL Regular" w:eastAsia="Charis SIL Regular"/>
-          <w:b w:val="0"/>
-          <w:i w:val="0"/>
-          <w:color w:val="000000"/>
-          <w:sz w:val="24"/>
-        </w:rPr>
-        <w:hyperlink r:id="rId22" w:history="1">
-          <w:r>
-            <w:rPr>
-              <w:rStyle w:val="Hyperlink"/>
-            </w:rPr>
-            <w:t>k</w:t>
-          </w:r>
-        </w:hyperlink>
-      </w:r>
-      <w:r>
-        <w:rPr>
-          <w:u w:val="single" w:color="0000ff"/>
-          <w:rFonts w:ascii="Charis SIL Regular" w:hAnsi="Charis SIL Regular" w:eastAsia="Charis SIL Regular"/>
-          <w:b w:val="0"/>
-          <w:i w:val="0"/>
-          <w:color w:val="000000"/>
-          <w:sz w:val="24"/>
-        </w:rPr>
-        <w:hyperlink r:id="rId22" w:history="1">
-          <w:r>
-            <w:rPr>
-              <w:rStyle w:val="Hyperlink"/>
-            </w:rPr>
-            <w:t>ol</w:t>
-          </w:r>
-        </w:hyperlink>
-      </w:r>
-      <w:r>
-        <w:rPr>
-          <w:u w:val="single" w:color="0000ff"/>
-          <w:rFonts w:ascii="Charis SIL Regular" w:hAnsi="Charis SIL Regular" w:eastAsia="Charis SIL Regular"/>
-          <w:b w:val="0"/>
-          <w:i w:val="0"/>
-          <w:color w:val="000000"/>
-          <w:sz w:val="24"/>
-        </w:rPr>
-        <w:hyperlink r:id="rId22" w:history="1">
-          <w:r>
-            <w:rPr>
-              <w:rStyle w:val="Hyperlink"/>
-            </w:rPr>
-            <w:t>onial</w:t>
-          </w:r>
-        </w:hyperlink>
-      </w:r>
-      <w:r>
-        <w:rPr>
-          <w:u w:val="single" w:color="0000ff"/>
-          <w:rFonts w:ascii="Charis SIL Regular" w:hAnsi="Charis SIL Regular" w:eastAsia="Charis SIL Regular"/>
-          <w:b w:val="0"/>
-          <w:i w:val="0"/>
-          <w:color w:val="000000"/>
-          <w:sz w:val="24"/>
-        </w:rPr>
-        <w:hyperlink r:id="rId22" w:history="1">
-          <w:r>
-            <w:rPr>
-              <w:rStyle w:val="Hyperlink"/>
-            </w:rPr>
-            <w:t>e</w:t>
-          </w:r>
-        </w:hyperlink>
-      </w:r>
-      <w:r>
-        <w:rPr>
-          <w:u w:val="single" w:color="0000ff"/>
-          <w:rFonts w:ascii="Charis SIL Regular" w:hAnsi="Charis SIL Regular" w:eastAsia="Charis SIL Regular"/>
-          <w:b w:val="0"/>
-          <w:i w:val="0"/>
-          <w:color w:val="000000"/>
-          <w:sz w:val="24"/>
-        </w:rPr>
-        <w:hyperlink r:id="rId22" w:history="1">
-          <w:r>
-            <w:rPr>
-              <w:rStyle w:val="Hyperlink"/>
-            </w:rPr>
-            <w:t xml:space="preserve"> pav</w:t>
-          </w:r>
-        </w:hyperlink>
+        <w:t xml:space="preserve"> die betrekking heeft op etnografische objecten die buiten het koloniale pav</w:t>
       </w:r>
       <w:r>
         <w:rPr>
@@ -3646,7 +3455,25 @@
           <w:color w:val="000000"/>
           <w:sz w:val="24"/>
         </w:rPr>
-        <w:t xml:space="preserve">Leiden. De fotocollectie van </w:t>
+        <w:hyperlink r:id="rId23" w:history="1">
+          <w:r>
+            <w:rPr>
+              <w:rStyle w:val="Hyperlink"/>
+            </w:rPr>
+            <w:t>Leiden. De</w:t>
+          </w:r>
+        </w:hyperlink>
+      </w:r>
+      <w:r>
+        <w:rPr>
+          <w:u w:val="single" w:color="0000ff"/>
+          <w:rFonts w:ascii="Charis SIL Regular" w:hAnsi="Charis SIL Regular" w:eastAsia="Charis SIL Regular"/>
+          <w:b w:val="0"/>
+          <w:i w:val="0"/>
+          <w:color w:val="000000"/>
+          <w:sz w:val="24"/>
+        </w:rPr>
+        <w:t xml:space="preserve"> fotocollectie van </w:t>
       </w:r>
       <w:r>
         <w:rPr>
@@ -5287,15 +5114,9 @@
           <w:i w:val="0"/>
           <w:color w:val="0000FF"/>
           <w:sz w:val="24"/>
-        </w:rPr>
-        <w:hyperlink r:id="rId27" w:history="1">
-          <w:r>
-            <w:rPr>
-              <w:rStyle w:val="Hyperlink"/>
-            </w:rPr>
-            <w:t>6</w:t>
-          </w:r>
-        </w:hyperlink>
+          <w:u w:val="single"/>
+        </w:rPr>
+        <w:t>6</w:t>
       </w:r>
       <w:r>
         <w:rPr>

--- a/EXPORTS/DOCX/published/niveau3/Dutch/Wereldtentoonstelling1883.docx
+++ b/EXPORTS/DOCX/published/niveau3/Dutch/Wereldtentoonstelling1883.docx
@@ -1062,7 +1062,7 @@
           <w:sz w:val="24"/>
           <w:u w:val="single"/>
         </w:rPr>
-        <w:hyperlink r:id="rId13" w:history="1">
+        <w:hyperlink r:id="rId14" w:history="1">
           <w:r>
             <w:rPr>
               <w:rStyle w:val="Hyperlink"/>
@@ -1126,7 +1126,25 @@
           <w:color w:val="000000"/>
           <w:sz w:val="24"/>
         </w:rPr>
-        <w:t>verantwoordelijk voor het verzamelen van objecten in Nederlands-Indië. V</w:t>
+        <w:t>verantwoordelijk voor het verzamelen van objecten in Nederlands-I</w:t>
+      </w:r>
+      <w:r>
+        <w:rPr>
+          <w:u w:val="single" w:color="0000ff"/>
+          <w:rFonts w:ascii="Charis SIL Regular" w:hAnsi="Charis SIL Regular" w:eastAsia="Charis SIL Regular"/>
+          <w:b w:val="0"/>
+          <w:i w:val="0"/>
+          <w:color w:val="000000"/>
+          <w:sz w:val="24"/>
+        </w:rPr>
+        <w:hyperlink r:id="rId14" w:history="1">
+          <w:r>
+            <w:rPr>
+              <w:rStyle w:val="Hyperlink"/>
+            </w:rPr>
+            <w:t>ndië. V</w:t>
+          </w:r>
+        </w:hyperlink>
       </w:r>
       <w:r>
         <w:rPr>
@@ -2176,7 +2194,36 @@
           <w:color w:val="000000"/>
           <w:sz w:val="24"/>
         </w:rPr>
-        <w:t xml:space="preserve">ging naar het </w:t>
+        <w:t>ging naar h</w:t>
+      </w:r>
+      <w:r>
+        <w:rPr>
+          <w:u w:val="single" w:color="0000ff"/>
+          <w:rFonts w:ascii="Charis SIL Regular" w:hAnsi="Charis SIL Regular" w:eastAsia="Charis SIL Regular"/>
+          <w:b w:val="0"/>
+          <w:i w:val="0"/>
+          <w:color w:val="000000"/>
+          <w:sz w:val="24"/>
+        </w:rPr>
+        <w:t>e</w:t>
+      </w:r>
+      <w:r>
+        <w:rPr>
+          <w:u w:val="single" w:color="0000ff"/>
+          <w:rFonts w:ascii="Charis SIL Regular" w:hAnsi="Charis SIL Regular" w:eastAsia="Charis SIL Regular"/>
+          <w:b w:val="0"/>
+          <w:i w:val="0"/>
+          <w:color w:val="000000"/>
+          <w:sz w:val="24"/>
+        </w:rPr>
+        <w:hyperlink r:id="rId19" w:history="1">
+          <w:r>
+            <w:rPr>
+              <w:rStyle w:val="Hyperlink"/>
+            </w:rPr>
+            <w:t xml:space="preserve">t </w:t>
+          </w:r>
+        </w:hyperlink>
       </w:r>
       <w:r>
         <w:rPr>
@@ -2232,7 +2279,6 @@
           <w:i w:val="0"/>
           <w:color w:val="0000FF"/>
           <w:sz w:val="24"/>
-          <w:u w:val="single"/>
         </w:rPr>
         <w:t>fi</w:t>
       </w:r>
@@ -2290,8 +2336,16 @@
           <w:i w:val="0"/>
           <w:color w:val="0000FF"/>
           <w:sz w:val="24"/>
-        </w:rPr>
-        <w:t>m</w:t>
+          <w:u w:val="single"/>
+        </w:rPr>
+        <w:hyperlink r:id="rId12" w:history="1">
+          <w:r>
+            <w:rPr>
+              <w:rStyle w:val="Hyperlink"/>
+            </w:rPr>
+            <w:t>m</w:t>
+          </w:r>
+        </w:hyperlink>
       </w:r>
       <w:r>
         <w:rPr>
@@ -2811,7 +2865,144 @@
           <w:color w:val="000000"/>
           <w:sz w:val="24"/>
         </w:rPr>
-        <w:t xml:space="preserve"> die betrekking heeft op etnografische objecten die buiten het koloniale pav</w:t>
+        <w:t xml:space="preserve"> die betrekking heeft op etnografische objecten d</w:t>
+      </w:r>
+      <w:r>
+        <w:rPr>
+          <w:u w:val="single" w:color="0000ff"/>
+          <w:rFonts w:ascii="Charis SIL Regular" w:hAnsi="Charis SIL Regular" w:eastAsia="Charis SIL Regular"/>
+          <w:b w:val="0"/>
+          <w:i w:val="0"/>
+          <w:color w:val="000000"/>
+          <w:sz w:val="24"/>
+        </w:rPr>
+        <w:hyperlink r:id="rId22" w:history="1">
+          <w:r>
+            <w:rPr>
+              <w:rStyle w:val="Hyperlink"/>
+            </w:rPr>
+            <w:t>ie buiten</w:t>
+          </w:r>
+        </w:hyperlink>
+      </w:r>
+      <w:r>
+        <w:rPr>
+          <w:u w:val="single" w:color="0000ff"/>
+          <w:rFonts w:ascii="Charis SIL Regular" w:hAnsi="Charis SIL Regular" w:eastAsia="Charis SIL Regular"/>
+          <w:b w:val="0"/>
+          <w:i w:val="0"/>
+          <w:color w:val="000000"/>
+          <w:sz w:val="24"/>
+        </w:rPr>
+        <w:t xml:space="preserve"> </w:t>
+      </w:r>
+      <w:r>
+        <w:rPr>
+          <w:u w:val="single" w:color="0000ff"/>
+          <w:rFonts w:ascii="Charis SIL Regular" w:hAnsi="Charis SIL Regular" w:eastAsia="Charis SIL Regular"/>
+          <w:b w:val="0"/>
+          <w:i w:val="0"/>
+          <w:color w:val="000000"/>
+          <w:sz w:val="24"/>
+        </w:rPr>
+        <w:hyperlink r:id="rId22" w:history="1">
+          <w:r>
+            <w:rPr>
+              <w:rStyle w:val="Hyperlink"/>
+            </w:rPr>
+            <w:t xml:space="preserve">het </w:t>
+          </w:r>
+        </w:hyperlink>
+      </w:r>
+      <w:r>
+        <w:rPr>
+          <w:u w:val="single" w:color="0000ff"/>
+          <w:rFonts w:ascii="Charis SIL Regular" w:hAnsi="Charis SIL Regular" w:eastAsia="Charis SIL Regular"/>
+          <w:b w:val="0"/>
+          <w:i w:val="0"/>
+          <w:color w:val="000000"/>
+          <w:sz w:val="24"/>
+        </w:rPr>
+        <w:hyperlink r:id="rId22" w:history="1">
+          <w:r>
+            <w:rPr>
+              <w:rStyle w:val="Hyperlink"/>
+            </w:rPr>
+            <w:t>k</w:t>
+          </w:r>
+        </w:hyperlink>
+      </w:r>
+      <w:r>
+        <w:rPr>
+          <w:u w:val="single" w:color="0000ff"/>
+          <w:rFonts w:ascii="Charis SIL Regular" w:hAnsi="Charis SIL Regular" w:eastAsia="Charis SIL Regular"/>
+          <w:b w:val="0"/>
+          <w:i w:val="0"/>
+          <w:color w:val="000000"/>
+          <w:sz w:val="24"/>
+        </w:rPr>
+        <w:hyperlink r:id="rId22" w:history="1">
+          <w:r>
+            <w:rPr>
+              <w:rStyle w:val="Hyperlink"/>
+            </w:rPr>
+            <w:t>ol</w:t>
+          </w:r>
+        </w:hyperlink>
+      </w:r>
+      <w:r>
+        <w:rPr>
+          <w:u w:val="single" w:color="0000ff"/>
+          <w:rFonts w:ascii="Charis SIL Regular" w:hAnsi="Charis SIL Regular" w:eastAsia="Charis SIL Regular"/>
+          <w:b w:val="0"/>
+          <w:i w:val="0"/>
+          <w:color w:val="000000"/>
+          <w:sz w:val="24"/>
+        </w:rPr>
+        <w:hyperlink r:id="rId22" w:history="1">
+          <w:r>
+            <w:rPr>
+              <w:rStyle w:val="Hyperlink"/>
+            </w:rPr>
+            <w:t>onial</w:t>
+          </w:r>
+        </w:hyperlink>
+      </w:r>
+      <w:r>
+        <w:rPr>
+          <w:u w:val="single" w:color="0000ff"/>
+          <w:rFonts w:ascii="Charis SIL Regular" w:hAnsi="Charis SIL Regular" w:eastAsia="Charis SIL Regular"/>
+          <w:b w:val="0"/>
+          <w:i w:val="0"/>
+          <w:color w:val="000000"/>
+          <w:sz w:val="24"/>
+        </w:rPr>
+        <w:hyperlink r:id="rId22" w:history="1">
+          <w:r>
+            <w:rPr>
+              <w:rStyle w:val="Hyperlink"/>
+            </w:rPr>
+            <w:t>e</w:t>
+          </w:r>
+        </w:hyperlink>
+      </w:r>
+      <w:r>
+        <w:rPr>
+          <w:u w:val="single" w:color="0000ff"/>
+          <w:rFonts w:ascii="Charis SIL Regular" w:hAnsi="Charis SIL Regular" w:eastAsia="Charis SIL Regular"/>
+          <w:b w:val="0"/>
+          <w:i w:val="0"/>
+          <w:color w:val="000000"/>
+          <w:sz w:val="24"/>
+        </w:rPr>
+        <w:hyperlink r:id="rId22" w:history="1">
+          <w:r>
+            <w:rPr>
+              <w:rStyle w:val="Hyperlink"/>
+            </w:rPr>
+            <w:t xml:space="preserve"> pav</w:t>
+          </w:r>
+        </w:hyperlink>
       </w:r>
       <w:r>
         <w:rPr>
@@ -3484,7 +3675,7 @@
           <w:sz w:val="24"/>
           <w:u w:val="single"/>
         </w:rPr>
-        <w:hyperlink r:id="rId23" w:history="1">
+        <w:hyperlink r:id="rId24" w:history="1">
           <w:r>
             <w:rPr>
               <w:rStyle w:val="Hyperlink"/>
@@ -3502,7 +3693,7 @@
           <w:sz w:val="24"/>
           <w:u w:val="single"/>
         </w:rPr>
-        <w:hyperlink r:id="rId23" w:history="1">
+        <w:hyperlink r:id="rId24" w:history="1">
           <w:r>
             <w:rPr>
               <w:rStyle w:val="Hyperlink"/>
@@ -3520,7 +3711,7 @@
           <w:sz w:val="24"/>
           <w:u w:val="single"/>
         </w:rPr>
-        <w:hyperlink r:id="rId23" w:history="1">
+        <w:hyperlink r:id="rId24" w:history="1">
           <w:r>
             <w:rPr>
               <w:rStyle w:val="Hyperlink"/>
@@ -3608,7 +3799,14 @@
           <w:color w:val="000000"/>
           <w:sz w:val="24"/>
         </w:rPr>
-        <w:t xml:space="preserve">vat een </w:t>
+        <w:hyperlink r:id="rId24" w:history="1">
+          <w:r>
+            <w:rPr>
+              <w:rStyle w:val="Hyperlink"/>
+            </w:rPr>
+            <w:t xml:space="preserve">vat een </w:t>
+          </w:r>
+        </w:hyperlink>
       </w:r>
       <w:r>
         <w:rPr>
@@ -5114,9 +5312,15 @@
           <w:i w:val="0"/>
           <w:color w:val="0000FF"/>
           <w:sz w:val="24"/>
-          <w:u w:val="single"/>
-        </w:rPr>
-        <w:t>6</w:t>
+        </w:rPr>
+        <w:hyperlink r:id="rId27" w:history="1">
+          <w:r>
+            <w:rPr>
+              <w:rStyle w:val="Hyperlink"/>
+            </w:rPr>
+            <w:t>6</w:t>
+          </w:r>
+        </w:hyperlink>
       </w:r>
       <w:r>
         <w:rPr>

--- a/EXPORTS/DOCX/published/niveau3/Dutch/Wereldtentoonstelling1883.docx
+++ b/EXPORTS/DOCX/published/niveau3/Dutch/Wereldtentoonstelling1883.docx
@@ -1459,43 +1459,7 @@
           <w:color w:val="000000"/>
           <w:sz w:val="24"/>
         </w:rPr>
-        <w:t xml:space="preserve">Bloembergen </w:t>
-      </w:r>
-      <w:r>
-        <w:rPr>
-          <w:u w:val="single" w:color="0000ff"/>
-          <w:rFonts w:ascii="Charis SIL Regular" w:hAnsi="Charis SIL Regular" w:eastAsia="Charis SIL Regular"/>
-          <w:b w:val="0"/>
-          <w:i w:val="0"/>
-          <w:color w:val="000000"/>
-          <w:sz w:val="24"/>
-        </w:rPr>
-        <w:hyperlink r:id="rId15" w:history="1">
-          <w:r>
-            <w:rPr>
-              <w:rStyle w:val="Hyperlink"/>
-            </w:rPr>
-            <w:t>is meer i</w:t>
-          </w:r>
-        </w:hyperlink>
-      </w:r>
-      <w:r>
-        <w:rPr>
-          <w:u w:val="single" w:color="0000ff"/>
-          <w:rFonts w:ascii="Charis SIL Regular" w:hAnsi="Charis SIL Regular" w:eastAsia="Charis SIL Regular"/>
-          <w:b w:val="0"/>
-          <w:i w:val="0"/>
-          <w:color w:val="000000"/>
-          <w:sz w:val="24"/>
-        </w:rPr>
-        <w:hyperlink r:id="rId15" w:history="1">
-          <w:r>
-            <w:rPr>
-              <w:rStyle w:val="Hyperlink"/>
-            </w:rPr>
-            <w:t>nformatie bes</w:t>
-          </w:r>
-        </w:hyperlink>
+        <w:t>Bloembergen is meer informatie bes</w:t>
       </w:r>
       <w:r>
         <w:rPr>
@@ -1517,24 +1481,13 @@
       </w:r>
       <w:r>
         <w:rPr>
-          <w:u w:val="single" w:color="0000ff"/>
           <w:rFonts w:ascii="Charis SIL Regular" w:hAnsi="Charis SIL Regular" w:eastAsia="Charis SIL Regular"/>
           <w:b w:val="0"/>
           <w:i w:val="0"/>
           <w:color w:val="000000"/>
           <w:sz w:val="24"/>
         </w:rPr>
-        <w:t>o</w:t>
-      </w:r>
-      <w:r>
-        <w:rPr>
-          <w:rFonts w:ascii="Charis SIL Regular" w:hAnsi="Charis SIL Regular" w:eastAsia="Charis SIL Regular"/>
-          <w:b w:val="0"/>
-          <w:i w:val="0"/>
-          <w:color w:val="000000"/>
-          <w:sz w:val="24"/>
-        </w:rPr>
-        <w:t>ver wat ande</w:t>
+        <w:t>over wat ande</w:t>
       </w:r>
       <w:r>
         <w:rPr>
@@ -3639,43 +3592,24 @@
       </w:r>
       <w:r>
         <w:rPr>
-          <w:u w:val="single" w:color="0000ff"/>
           <w:rFonts w:ascii="Charis SIL Regular" w:hAnsi="Charis SIL Regular" w:eastAsia="Charis SIL Regular"/>
           <w:b w:val="0"/>
           <w:i w:val="0"/>
           <w:color w:val="000000"/>
           <w:sz w:val="24"/>
         </w:rPr>
+        <w:t xml:space="preserve">Leiden. De fotocollectie van </w:t>
+      </w:r>
+      <w:r>
+        <w:rPr>
+          <w:rFonts w:ascii="Charis SIL Regular" w:hAnsi="Charis SIL Regular" w:eastAsia="Charis SIL Regular"/>
+          <w:b w:val="0"/>
+          <w:i w:val="0"/>
+          <w:color w:val="0000FF"/>
+          <w:sz w:val="24"/>
+          <w:u w:val="single"/>
+        </w:rPr>
         <w:hyperlink r:id="rId23" w:history="1">
-          <w:r>
-            <w:rPr>
-              <w:rStyle w:val="Hyperlink"/>
-            </w:rPr>
-            <w:t>Leiden. De</w:t>
-          </w:r>
-        </w:hyperlink>
-      </w:r>
-      <w:r>
-        <w:rPr>
-          <w:u w:val="single" w:color="0000ff"/>
-          <w:rFonts w:ascii="Charis SIL Regular" w:hAnsi="Charis SIL Regular" w:eastAsia="Charis SIL Regular"/>
-          <w:b w:val="0"/>
-          <w:i w:val="0"/>
-          <w:color w:val="000000"/>
-          <w:sz w:val="24"/>
-        </w:rPr>
-        <w:t xml:space="preserve"> fotocollectie van </w:t>
-      </w:r>
-      <w:r>
-        <w:rPr>
-          <w:rFonts w:ascii="Charis SIL Regular" w:hAnsi="Charis SIL Regular" w:eastAsia="Charis SIL Regular"/>
-          <w:b w:val="0"/>
-          <w:i w:val="0"/>
-          <w:color w:val="0000FF"/>
-          <w:sz w:val="24"/>
-          <w:u w:val="single"/>
-        </w:rPr>
-        <w:hyperlink r:id="rId24" w:history="1">
           <w:r>
             <w:rPr>
               <w:rStyle w:val="Hyperlink"/>
@@ -3693,7 +3627,7 @@
           <w:sz w:val="24"/>
           <w:u w:val="single"/>
         </w:rPr>
-        <w:hyperlink r:id="rId24" w:history="1">
+        <w:hyperlink r:id="rId23" w:history="1">
           <w:r>
             <w:rPr>
               <w:rStyle w:val="Hyperlink"/>
@@ -3711,7 +3645,7 @@
           <w:sz w:val="24"/>
           <w:u w:val="single"/>
         </w:rPr>
-        <w:hyperlink r:id="rId24" w:history="1">
+        <w:hyperlink r:id="rId23" w:history="1">
           <w:r>
             <w:rPr>
               <w:rStyle w:val="Hyperlink"/>
@@ -3799,14 +3733,7 @@
           <w:color w:val="000000"/>
           <w:sz w:val="24"/>
         </w:rPr>
-        <w:hyperlink r:id="rId24" w:history="1">
-          <w:r>
-            <w:rPr>
-              <w:rStyle w:val="Hyperlink"/>
-            </w:rPr>
-            <w:t xml:space="preserve">vat een </w:t>
-          </w:r>
-        </w:hyperlink>
+        <w:t xml:space="preserve">vat een </w:t>
       </w:r>
       <w:r>
         <w:rPr>
@@ -6447,21 +6374,13 @@
       </w:r>
       <w:r>
         <w:rPr>
-          <w:u w:val="single" w:color="0000ff"/>
           <w:rFonts w:ascii="Charis SIL Regular" w:hAnsi="Charis SIL Regular" w:eastAsia="Charis SIL Regular"/>
           <w:b w:val="0"/>
           <w:i w:val="0"/>
           <w:color w:val="000000"/>
           <w:sz w:val="24"/>
         </w:rPr>
-        <w:hyperlink r:id="rId16" w:history="1">
-          <w:r>
-            <w:rPr>
-              <w:rStyle w:val="Hyperlink"/>
-            </w:rPr>
-            <w:t xml:space="preserve">, </w:t>
-          </w:r>
-        </w:hyperlink>
+        <w:t xml:space="preserve">, </w:t>
       </w:r>
       <w:r>
         <w:rPr>
@@ -6472,7 +6391,7 @@
           <w:sz w:val="24"/>
           <w:u w:val="single"/>
         </w:rPr>
-        <w:hyperlink r:id="rId16" w:history="1">
+        <w:hyperlink r:id="rId32" w:history="1">
           <w:r>
             <w:rPr>
               <w:rStyle w:val="Hyperlink"/>
@@ -6490,7 +6409,7 @@
           <w:sz w:val="24"/>
           <w:u w:val="single"/>
         </w:rPr>
-        <w:hyperlink r:id="rId16" w:history="1">
+        <w:hyperlink r:id="rId32" w:history="1">
           <w:r>
             <w:rPr>
               <w:rStyle w:val="Hyperlink"/>
@@ -6616,7 +6535,7 @@
           <w:color w:val="0000FF"/>
           <w:sz w:val="24"/>
         </w:rPr>
-        <w:hyperlink r:id="rId32" w:history="1">
+        <w:hyperlink r:id="rId33" w:history="1">
           <w:r>
             <w:rPr>
               <w:rStyle w:val="Hyperlink"/>
@@ -6633,7 +6552,7 @@
           <w:color w:val="0000FF"/>
           <w:sz w:val="24"/>
         </w:rPr>
-        <w:hyperlink r:id="rId32" w:history="1">
+        <w:hyperlink r:id="rId33" w:history="1">
           <w:r>
             <w:rPr>
               <w:rStyle w:val="Hyperlink"/>
@@ -6650,7 +6569,7 @@
           <w:color w:val="0000FF"/>
           <w:sz w:val="24"/>
         </w:rPr>
-        <w:hyperlink r:id="rId32" w:history="1">
+        <w:hyperlink r:id="rId33" w:history="1">
           <w:r>
             <w:rPr>
               <w:rStyle w:val="Hyperlink"/>
@@ -6667,7 +6586,7 @@
           <w:color w:val="0000FF"/>
           <w:sz w:val="24"/>
         </w:rPr>
-        <w:hyperlink r:id="rId32" w:history="1">
+        <w:hyperlink r:id="rId33" w:history="1">
           <w:r>
             <w:rPr>
               <w:rStyle w:val="Hyperlink"/>
@@ -6684,7 +6603,7 @@
           <w:color w:val="0000FF"/>
           <w:sz w:val="24"/>
         </w:rPr>
-        <w:hyperlink r:id="rId32" w:history="1">
+        <w:hyperlink r:id="rId33" w:history="1">
           <w:r>
             <w:rPr>
               <w:rStyle w:val="Hyperlink"/>

--- a/EXPORTS/DOCX/published/niveau3/Dutch/Wereldtentoonstelling1883.docx
+++ b/EXPORTS/DOCX/published/niveau3/Dutch/Wereldtentoonstelling1883.docx
@@ -787,103 +787,13 @@
       </w:r>
       <w:r>
         <w:rPr>
-          <w:u w:val="single" w:color="0000ff"/>
           <w:rFonts w:ascii="Charis SIL Regular" w:hAnsi="Charis SIL Regular" w:eastAsia="Charis SIL Regular"/>
           <w:b w:val="0"/>
           <w:i w:val="0"/>
           <w:color w:val="000000"/>
           <w:sz w:val="24"/>
         </w:rPr>
-        <w:hyperlink r:id="rId11" w:history="1">
-          <w:r>
-            <w:rPr>
-              <w:rStyle w:val="Hyperlink"/>
-            </w:rPr>
-            <w:t>Leiden</w:t>
-          </w:r>
-        </w:hyperlink>
-      </w:r>
-      <w:r>
-        <w:rPr>
-          <w:u w:val="single" w:color="0000ff"/>
-          <w:rFonts w:ascii="Charis SIL Regular" w:hAnsi="Charis SIL Regular" w:eastAsia="Charis SIL Regular"/>
-          <w:b w:val="0"/>
-          <w:i w:val="0"/>
-          <w:color w:val="000000"/>
-          <w:sz w:val="24"/>
-        </w:rPr>
-        <w:hyperlink r:id="rId11" w:history="1">
-          <w:r>
-            <w:rPr>
-              <w:rStyle w:val="Hyperlink"/>
-            </w:rPr>
-            <w:t>)</w:t>
-          </w:r>
-        </w:hyperlink>
-      </w:r>
-      <w:r>
-        <w:rPr>
-          <w:u w:val="single" w:color="0000ff"/>
-          <w:rFonts w:ascii="Charis SIL Regular" w:hAnsi="Charis SIL Regular" w:eastAsia="Charis SIL Regular"/>
-          <w:b w:val="0"/>
-          <w:i w:val="0"/>
-          <w:color w:val="000000"/>
-          <w:sz w:val="24"/>
-        </w:rPr>
-        <w:hyperlink r:id="rId11" w:history="1">
-          <w:r>
-            <w:rPr>
-              <w:rStyle w:val="Hyperlink"/>
-            </w:rPr>
-            <w:t xml:space="preserve"> en Fred</w:t>
-          </w:r>
-        </w:hyperlink>
-      </w:r>
-      <w:r>
-        <w:rPr>
-          <w:rFonts w:ascii="Charis SIL Regular" w:hAnsi="Charis SIL Regular" w:eastAsia="Charis SIL Regular"/>
-          <w:b w:val="0"/>
-          <w:i w:val="0"/>
-          <w:color w:val="000000"/>
-          <w:sz w:val="24"/>
-        </w:rPr>
-        <w:t>ericus An</w:t>
-      </w:r>
-      <w:r>
-        <w:rPr>
-          <w:u w:val="single" w:color="0000ff"/>
-          <w:rFonts w:ascii="Charis SIL Regular" w:hAnsi="Charis SIL Regular" w:eastAsia="Charis SIL Regular"/>
-          <w:b w:val="0"/>
-          <w:i w:val="0"/>
-          <w:color w:val="000000"/>
-          <w:sz w:val="24"/>
-        </w:rPr>
-        <w:hyperlink r:id="rId12" w:history="1">
-          <w:r>
-            <w:rPr>
-              <w:rStyle w:val="Hyperlink"/>
-            </w:rPr>
-            <w:t>na Je</w:t>
-          </w:r>
-        </w:hyperlink>
-      </w:r>
-      <w:r>
-        <w:rPr>
-          <w:u w:val="single" w:color="0000ff"/>
-          <w:rFonts w:ascii="Charis SIL Regular" w:hAnsi="Charis SIL Regular" w:eastAsia="Charis SIL Regular"/>
-          <w:b w:val="0"/>
-          <w:i w:val="0"/>
-          <w:color w:val="000000"/>
-          <w:sz w:val="24"/>
-        </w:rPr>
-        <w:hyperlink r:id="rId12" w:history="1">
-          <w:r>
-            <w:rPr>
-              <w:rStyle w:val="Hyperlink"/>
-            </w:rPr>
-            <w:t>ntink van het t</w:t>
-          </w:r>
-        </w:hyperlink>
+        <w:t>Leiden) en Fredericus Anna Jentink van het t</w:t>
       </w:r>
       <w:r>
         <w:rPr>
@@ -1062,7 +972,7 @@
           <w:sz w:val="24"/>
           <w:u w:val="single"/>
         </w:rPr>
-        <w:hyperlink r:id="rId14" w:history="1">
+        <w:hyperlink r:id="rId13" w:history="1">
           <w:r>
             <w:rPr>
               <w:rStyle w:val="Hyperlink"/>
@@ -1091,7 +1001,7 @@
           <w:sz w:val="24"/>
           <w:u w:val="single"/>
         </w:rPr>
-        <w:hyperlink r:id="rId14" w:history="1">
+        <w:hyperlink r:id="rId13" w:history="1">
           <w:r>
             <w:rPr>
               <w:rStyle w:val="Hyperlink"/>
@@ -1120,13 +1030,49 @@
       </w:r>
       <w:r>
         <w:rPr>
+          <w:u w:val="single" w:color="0000ff"/>
           <w:rFonts w:ascii="Charis SIL Regular" w:hAnsi="Charis SIL Regular" w:eastAsia="Charis SIL Regular"/>
           <w:b w:val="0"/>
           <w:i w:val="0"/>
           <w:color w:val="000000"/>
           <w:sz w:val="24"/>
         </w:rPr>
-        <w:t>verantwoordelijk voor het verzamelen van objecten in Nederlands-I</w:t>
+        <w:hyperlink r:id="rId13" w:history="1">
+          <w:r>
+            <w:rPr>
+              <w:rStyle w:val="Hyperlink"/>
+            </w:rPr>
+            <w:t>verantwoor</w:t>
+          </w:r>
+        </w:hyperlink>
+      </w:r>
+      <w:r>
+        <w:rPr>
+          <w:u w:val="single" w:color="0000ff"/>
+          <w:rFonts w:ascii="Charis SIL Regular" w:hAnsi="Charis SIL Regular" w:eastAsia="Charis SIL Regular"/>
+          <w:b w:val="0"/>
+          <w:i w:val="0"/>
+          <w:color w:val="000000"/>
+          <w:sz w:val="24"/>
+        </w:rPr>
+        <w:hyperlink r:id="rId13" w:history="1">
+          <w:r>
+            <w:rPr>
+              <w:rStyle w:val="Hyperlink"/>
+            </w:rPr>
+            <w:t>delijk vo</w:t>
+          </w:r>
+        </w:hyperlink>
+      </w:r>
+      <w:r>
+        <w:rPr>
+          <w:rFonts w:ascii="Charis SIL Regular" w:hAnsi="Charis SIL Regular" w:eastAsia="Charis SIL Regular"/>
+          <w:b w:val="0"/>
+          <w:i w:val="0"/>
+          <w:color w:val="000000"/>
+          <w:sz w:val="24"/>
+        </w:rPr>
+        <w:t>or het verzamelen van objecten in Nederlands-I</w:t>
       </w:r>
       <w:r>
         <w:rPr>
@@ -1459,7 +1405,7 @@
           <w:color w:val="000000"/>
           <w:sz w:val="24"/>
         </w:rPr>
-        <w:t>Bloembergen is meer informatie bes</w:t>
+        <w:t xml:space="preserve">Bloembergen </w:t>
       </w:r>
       <w:r>
         <w:rPr>
@@ -1475,19 +1421,37 @@
             <w:rPr>
               <w:rStyle w:val="Hyperlink"/>
             </w:rPr>
-            <w:t xml:space="preserve">chikbaar </w:t>
+            <w:t>is meer i</w:t>
           </w:r>
         </w:hyperlink>
       </w:r>
       <w:r>
         <w:rPr>
+          <w:u w:val="single" w:color="0000ff"/>
           <w:rFonts w:ascii="Charis SIL Regular" w:hAnsi="Charis SIL Regular" w:eastAsia="Charis SIL Regular"/>
           <w:b w:val="0"/>
           <w:i w:val="0"/>
           <w:color w:val="000000"/>
           <w:sz w:val="24"/>
         </w:rPr>
-        <w:t>over wat ande</w:t>
+        <w:hyperlink r:id="rId15" w:history="1">
+          <w:r>
+            <w:rPr>
+              <w:rStyle w:val="Hyperlink"/>
+            </w:rPr>
+            <w:t>nformatie bes</w:t>
+          </w:r>
+        </w:hyperlink>
+      </w:r>
+      <w:r>
+        <w:rPr>
+          <w:rFonts w:ascii="Charis SIL Regular" w:hAnsi="Charis SIL Regular" w:eastAsia="Charis SIL Regular"/>
+          <w:b w:val="0"/>
+          <w:i w:val="0"/>
+          <w:color w:val="000000"/>
+          <w:sz w:val="24"/>
+        </w:rPr>
+        <w:t>chikbaar over wat ande</w:t>
       </w:r>
       <w:r>
         <w:rPr>
@@ -1989,7 +1953,7 @@
           <w:sz w:val="24"/>
           <w:u w:val="single"/>
         </w:rPr>
-        <w:hyperlink r:id="rId18" w:history="1">
+        <w:hyperlink r:id="rId19" w:history="1">
           <w:r>
             <w:rPr>
               <w:rStyle w:val="Hyperlink"/>
@@ -3398,14 +3362,36 @@
           <w:color w:val="000000"/>
           <w:sz w:val="24"/>
         </w:rPr>
+        <w:t xml:space="preserve"> dat tevens besc</w:t>
+      </w:r>
+      <w:r>
+        <w:rPr>
+          <w:u w:val="single" w:color="0000ff"/>
+          <w:rFonts w:ascii="Charis SIL Regular" w:hAnsi="Charis SIL Regular" w:eastAsia="Charis SIL Regular"/>
+          <w:b w:val="0"/>
+          <w:i w:val="0"/>
+          <w:color w:val="000000"/>
+          <w:sz w:val="24"/>
+        </w:rPr>
         <w:hyperlink r:id="rId23" w:history="1">
           <w:r>
             <w:rPr>
               <w:rStyle w:val="Hyperlink"/>
             </w:rPr>
-            <w:t xml:space="preserve"> da</w:t>
+            <w:t>hikbaar is</w:t>
           </w:r>
         </w:hyperlink>
+      </w:r>
+      <w:r>
+        <w:rPr>
+          <w:u w:val="single" w:color="0000ff"/>
+          <w:rFonts w:ascii="Charis SIL Regular" w:hAnsi="Charis SIL Regular" w:eastAsia="Charis SIL Regular"/>
+          <w:b w:val="0"/>
+          <w:i w:val="0"/>
+          <w:color w:val="000000"/>
+          <w:sz w:val="24"/>
+        </w:rPr>
+        <w:t xml:space="preserve"> </w:t>
       </w:r>
       <w:r>
         <w:rPr>
@@ -3421,25 +3407,7 @@
             <w:rPr>
               <w:rStyle w:val="Hyperlink"/>
             </w:rPr>
-            <w:t>t</w:t>
-          </w:r>
-        </w:hyperlink>
-      </w:r>
-      <w:r>
-        <w:rPr>
-          <w:u w:val="single" w:color="0000ff"/>
-          <w:rFonts w:ascii="Charis SIL Regular" w:hAnsi="Charis SIL Regular" w:eastAsia="Charis SIL Regular"/>
-          <w:b w:val="0"/>
-          <w:i w:val="0"/>
-          <w:color w:val="000000"/>
-          <w:sz w:val="24"/>
-        </w:rPr>
-        <w:hyperlink r:id="rId23" w:history="1">
-          <w:r>
-            <w:rPr>
-              <w:rStyle w:val="Hyperlink"/>
-            </w:rPr>
-            <w:t xml:space="preserve"> tevens b</w:t>
+            <w:t>via d</w:t>
           </w:r>
         </w:hyperlink>
       </w:r>
@@ -3475,89 +3443,6 @@
             <w:rPr>
               <w:rStyle w:val="Hyperlink"/>
             </w:rPr>
-            <w:t>sc</w:t>
-          </w:r>
-        </w:hyperlink>
-      </w:r>
-      <w:r>
-        <w:rPr>
-          <w:u w:val="single" w:color="0000ff"/>
-          <w:rFonts w:ascii="Charis SIL Regular" w:hAnsi="Charis SIL Regular" w:eastAsia="Charis SIL Regular"/>
-          <w:b w:val="0"/>
-          <w:i w:val="0"/>
-          <w:color w:val="000000"/>
-          <w:sz w:val="24"/>
-        </w:rPr>
-        <w:hyperlink r:id="rId23" w:history="1">
-          <w:r>
-            <w:rPr>
-              <w:rStyle w:val="Hyperlink"/>
-            </w:rPr>
-            <w:t>hikbaar is</w:t>
-          </w:r>
-        </w:hyperlink>
-      </w:r>
-      <w:r>
-        <w:rPr>
-          <w:u w:val="single" w:color="0000ff"/>
-          <w:rFonts w:ascii="Charis SIL Regular" w:hAnsi="Charis SIL Regular" w:eastAsia="Charis SIL Regular"/>
-          <w:b w:val="0"/>
-          <w:i w:val="0"/>
-          <w:color w:val="000000"/>
-          <w:sz w:val="24"/>
-        </w:rPr>
-        <w:t xml:space="preserve"> </w:t>
-      </w:r>
-      <w:r>
-        <w:rPr>
-          <w:u w:val="single" w:color="0000ff"/>
-          <w:rFonts w:ascii="Charis SIL Regular" w:hAnsi="Charis SIL Regular" w:eastAsia="Charis SIL Regular"/>
-          <w:b w:val="0"/>
-          <w:i w:val="0"/>
-          <w:color w:val="000000"/>
-          <w:sz w:val="24"/>
-        </w:rPr>
-        <w:hyperlink r:id="rId23" w:history="1">
-          <w:r>
-            <w:rPr>
-              <w:rStyle w:val="Hyperlink"/>
-            </w:rPr>
-            <w:t>via d</w:t>
-          </w:r>
-        </w:hyperlink>
-      </w:r>
-      <w:r>
-        <w:rPr>
-          <w:u w:val="single" w:color="0000ff"/>
-          <w:rFonts w:ascii="Charis SIL Regular" w:hAnsi="Charis SIL Regular" w:eastAsia="Charis SIL Regular"/>
-          <w:b w:val="0"/>
-          <w:i w:val="0"/>
-          <w:color w:val="000000"/>
-          <w:sz w:val="24"/>
-        </w:rPr>
-        <w:hyperlink r:id="rId23" w:history="1">
-          <w:r>
-            <w:rPr>
-              <w:rStyle w:val="Hyperlink"/>
-            </w:rPr>
-            <w:t>e</w:t>
-          </w:r>
-        </w:hyperlink>
-      </w:r>
-      <w:r>
-        <w:rPr>
-          <w:u w:val="single" w:color="0000ff"/>
-          <w:rFonts w:ascii="Charis SIL Regular" w:hAnsi="Charis SIL Regular" w:eastAsia="Charis SIL Regular"/>
-          <w:b w:val="0"/>
-          <w:i w:val="0"/>
-          <w:color w:val="000000"/>
-          <w:sz w:val="24"/>
-        </w:rPr>
-        <w:hyperlink r:id="rId23" w:history="1">
-          <w:r>
-            <w:rPr>
-              <w:rStyle w:val="Hyperlink"/>
-            </w:rPr>
             <w:t xml:space="preserve"> Universi</w:t>
           </w:r>
         </w:hyperlink>
@@ -3592,13 +3477,31 @@
       </w:r>
       <w:r>
         <w:rPr>
+          <w:u w:val="single" w:color="0000ff"/>
           <w:rFonts w:ascii="Charis SIL Regular" w:hAnsi="Charis SIL Regular" w:eastAsia="Charis SIL Regular"/>
           <w:b w:val="0"/>
           <w:i w:val="0"/>
           <w:color w:val="000000"/>
           <w:sz w:val="24"/>
         </w:rPr>
-        <w:t xml:space="preserve">Leiden. De fotocollectie van </w:t>
+        <w:hyperlink r:id="rId23" w:history="1">
+          <w:r>
+            <w:rPr>
+              <w:rStyle w:val="Hyperlink"/>
+            </w:rPr>
+            <w:t>Leiden. De</w:t>
+          </w:r>
+        </w:hyperlink>
+      </w:r>
+      <w:r>
+        <w:rPr>
+          <w:rFonts w:ascii="Charis SIL Regular" w:hAnsi="Charis SIL Regular" w:eastAsia="Charis SIL Regular"/>
+          <w:b w:val="0"/>
+          <w:i w:val="0"/>
+          <w:color w:val="000000"/>
+          <w:sz w:val="24"/>
+        </w:rPr>
+        <w:t xml:space="preserve"> fotocollectie van </w:t>
       </w:r>
       <w:r>
         <w:rPr>
@@ -6374,6 +6277,7 @@
       </w:r>
       <w:r>
         <w:rPr>
+          <w:u w:val="single" w:color="0000ff"/>
           <w:rFonts w:ascii="Charis SIL Regular" w:hAnsi="Charis SIL Regular" w:eastAsia="Charis SIL Regular"/>
           <w:b w:val="0"/>
           <w:i w:val="0"/>
@@ -6438,7 +6342,7 @@
           <w:sz w:val="24"/>
           <w:u w:val="single"/>
         </w:rPr>
-        <w:hyperlink r:id="rId16" w:history="1">
+        <w:hyperlink r:id="rId32" w:history="1">
           <w:r>
             <w:rPr>
               <w:rStyle w:val="Hyperlink"/>

--- a/EXPORTS/DOCX/published/niveau3/Dutch/Wereldtentoonstelling1883.docx
+++ b/EXPORTS/DOCX/published/niveau3/Dutch/Wereldtentoonstelling1883.docx
@@ -787,13 +787,103 @@
       </w:r>
       <w:r>
         <w:rPr>
+          <w:u w:val="single" w:color="0000ff"/>
           <w:rFonts w:ascii="Charis SIL Regular" w:hAnsi="Charis SIL Regular" w:eastAsia="Charis SIL Regular"/>
           <w:b w:val="0"/>
           <w:i w:val="0"/>
           <w:color w:val="000000"/>
           <w:sz w:val="24"/>
         </w:rPr>
-        <w:t>Leiden) en Fredericus Anna Jentink van het t</w:t>
+        <w:hyperlink r:id="rId11" w:history="1">
+          <w:r>
+            <w:rPr>
+              <w:rStyle w:val="Hyperlink"/>
+            </w:rPr>
+            <w:t>Leiden</w:t>
+          </w:r>
+        </w:hyperlink>
+      </w:r>
+      <w:r>
+        <w:rPr>
+          <w:u w:val="single" w:color="0000ff"/>
+          <w:rFonts w:ascii="Charis SIL Regular" w:hAnsi="Charis SIL Regular" w:eastAsia="Charis SIL Regular"/>
+          <w:b w:val="0"/>
+          <w:i w:val="0"/>
+          <w:color w:val="000000"/>
+          <w:sz w:val="24"/>
+        </w:rPr>
+        <w:hyperlink r:id="rId11" w:history="1">
+          <w:r>
+            <w:rPr>
+              <w:rStyle w:val="Hyperlink"/>
+            </w:rPr>
+            <w:t>)</w:t>
+          </w:r>
+        </w:hyperlink>
+      </w:r>
+      <w:r>
+        <w:rPr>
+          <w:u w:val="single" w:color="0000ff"/>
+          <w:rFonts w:ascii="Charis SIL Regular" w:hAnsi="Charis SIL Regular" w:eastAsia="Charis SIL Regular"/>
+          <w:b w:val="0"/>
+          <w:i w:val="0"/>
+          <w:color w:val="000000"/>
+          <w:sz w:val="24"/>
+        </w:rPr>
+        <w:hyperlink r:id="rId11" w:history="1">
+          <w:r>
+            <w:rPr>
+              <w:rStyle w:val="Hyperlink"/>
+            </w:rPr>
+            <w:t xml:space="preserve"> en Fred</w:t>
+          </w:r>
+        </w:hyperlink>
+      </w:r>
+      <w:r>
+        <w:rPr>
+          <w:rFonts w:ascii="Charis SIL Regular" w:hAnsi="Charis SIL Regular" w:eastAsia="Charis SIL Regular"/>
+          <w:b w:val="0"/>
+          <w:i w:val="0"/>
+          <w:color w:val="000000"/>
+          <w:sz w:val="24"/>
+        </w:rPr>
+        <w:t>ericus An</w:t>
+      </w:r>
+      <w:r>
+        <w:rPr>
+          <w:u w:val="single" w:color="0000ff"/>
+          <w:rFonts w:ascii="Charis SIL Regular" w:hAnsi="Charis SIL Regular" w:eastAsia="Charis SIL Regular"/>
+          <w:b w:val="0"/>
+          <w:i w:val="0"/>
+          <w:color w:val="000000"/>
+          <w:sz w:val="24"/>
+        </w:rPr>
+        <w:hyperlink r:id="rId12" w:history="1">
+          <w:r>
+            <w:rPr>
+              <w:rStyle w:val="Hyperlink"/>
+            </w:rPr>
+            <w:t>na Je</w:t>
+          </w:r>
+        </w:hyperlink>
+      </w:r>
+      <w:r>
+        <w:rPr>
+          <w:u w:val="single" w:color="0000ff"/>
+          <w:rFonts w:ascii="Charis SIL Regular" w:hAnsi="Charis SIL Regular" w:eastAsia="Charis SIL Regular"/>
+          <w:b w:val="0"/>
+          <w:i w:val="0"/>
+          <w:color w:val="000000"/>
+          <w:sz w:val="24"/>
+        </w:rPr>
+        <w:hyperlink r:id="rId12" w:history="1">
+          <w:r>
+            <w:rPr>
+              <w:rStyle w:val="Hyperlink"/>
+            </w:rPr>
+            <w:t>ntink van het t</w:t>
+          </w:r>
+        </w:hyperlink>
       </w:r>
       <w:r>
         <w:rPr>
@@ -1445,13 +1535,42 @@
       </w:r>
       <w:r>
         <w:rPr>
+          <w:u w:val="single" w:color="0000ff"/>
           <w:rFonts w:ascii="Charis SIL Regular" w:hAnsi="Charis SIL Regular" w:eastAsia="Charis SIL Regular"/>
           <w:b w:val="0"/>
           <w:i w:val="0"/>
           <w:color w:val="000000"/>
           <w:sz w:val="24"/>
         </w:rPr>
-        <w:t>chikbaar over wat ande</w:t>
+        <w:hyperlink r:id="rId15" w:history="1">
+          <w:r>
+            <w:rPr>
+              <w:rStyle w:val="Hyperlink"/>
+            </w:rPr>
+            <w:t xml:space="preserve">chikbaar </w:t>
+          </w:r>
+        </w:hyperlink>
+      </w:r>
+      <w:r>
+        <w:rPr>
+          <w:u w:val="single" w:color="0000ff"/>
+          <w:rFonts w:ascii="Charis SIL Regular" w:hAnsi="Charis SIL Regular" w:eastAsia="Charis SIL Regular"/>
+          <w:b w:val="0"/>
+          <w:i w:val="0"/>
+          <w:color w:val="000000"/>
+          <w:sz w:val="24"/>
+        </w:rPr>
+        <w:t>o</w:t>
+      </w:r>
+      <w:r>
+        <w:rPr>
+          <w:rFonts w:ascii="Charis SIL Regular" w:hAnsi="Charis SIL Regular" w:eastAsia="Charis SIL Regular"/>
+          <w:b w:val="0"/>
+          <w:i w:val="0"/>
+          <w:color w:val="000000"/>
+          <w:sz w:val="24"/>
+        </w:rPr>
+        <w:t>ver wat ande</w:t>
       </w:r>
       <w:r>
         <w:rPr>
@@ -1953,7 +2072,7 @@
           <w:sz w:val="24"/>
           <w:u w:val="single"/>
         </w:rPr>
-        <w:hyperlink r:id="rId19" w:history="1">
+        <w:hyperlink r:id="rId18" w:history="1">
           <w:r>
             <w:rPr>
               <w:rStyle w:val="Hyperlink"/>
@@ -2004,7 +2123,7 @@
             <w:rPr>
               <w:rStyle w:val="Hyperlink"/>
             </w:rPr>
-            <w:t>Etnografis</w:t>
+            <w:t>Etnografisc</w:t>
           </w:r>
         </w:hyperlink>
       </w:r>
@@ -2015,23 +2134,7 @@
           <w:i w:val="0"/>
           <w:color w:val="0000FF"/>
           <w:sz w:val="24"/>
-        </w:rPr>
-        <w:hyperlink r:id="rId20" w:history="1">
-          <w:r>
-            <w:rPr>
-              <w:rStyle w:val="Hyperlink"/>
-            </w:rPr>
-            <w:t>c</w:t>
-          </w:r>
-        </w:hyperlink>
-      </w:r>
-      <w:r>
-        <w:rPr>
-          <w:rFonts w:ascii="Charis SIL Regular" w:hAnsi="Charis SIL Regular" w:eastAsia="Charis SIL Regular"/>
-          <w:b w:val="0"/>
-          <w:i w:val="0"/>
-          <w:color w:val="0000FF"/>
-          <w:sz w:val="24"/>
+          <w:u w:val="single"/>
         </w:rPr>
         <w:t>h</w:t>
       </w:r>
@@ -2089,7 +2192,7 @@
             <w:rPr>
               <w:rStyle w:val="Hyperlink"/>
             </w:rPr>
-            <w:t>Artis</w:t>
+            <w:t>Arti</w:t>
           </w:r>
         </w:hyperlink>
       </w:r>
@@ -2098,6 +2201,16 @@
           <w:rFonts w:ascii="Charis SIL Regular" w:hAnsi="Charis SIL Regular" w:eastAsia="Charis SIL Regular"/>
           <w:b w:val="0"/>
           <w:i w:val="0"/>
+          <w:color w:val="0000FF"/>
+          <w:sz w:val="24"/>
+        </w:rPr>
+        <w:t>s</w:t>
+      </w:r>
+      <w:r>
+        <w:rPr>
+          <w:rFonts w:ascii="Charis SIL Regular" w:hAnsi="Charis SIL Regular" w:eastAsia="Charis SIL Regular"/>
+          <w:b w:val="0"/>
+          <w:i w:val="0"/>
           <w:color w:val="000000"/>
           <w:sz w:val="24"/>
         </w:rPr>
@@ -2111,36 +2224,7 @@
           <w:color w:val="000000"/>
           <w:sz w:val="24"/>
         </w:rPr>
-        <w:t>ging naar h</w:t>
-      </w:r>
-      <w:r>
-        <w:rPr>
-          <w:u w:val="single" w:color="0000ff"/>
-          <w:rFonts w:ascii="Charis SIL Regular" w:hAnsi="Charis SIL Regular" w:eastAsia="Charis SIL Regular"/>
-          <w:b w:val="0"/>
-          <w:i w:val="0"/>
-          <w:color w:val="000000"/>
-          <w:sz w:val="24"/>
-        </w:rPr>
-        <w:t>e</w:t>
-      </w:r>
-      <w:r>
-        <w:rPr>
-          <w:u w:val="single" w:color="0000ff"/>
-          <w:rFonts w:ascii="Charis SIL Regular" w:hAnsi="Charis SIL Regular" w:eastAsia="Charis SIL Regular"/>
-          <w:b w:val="0"/>
-          <w:i w:val="0"/>
-          <w:color w:val="000000"/>
-          <w:sz w:val="24"/>
-        </w:rPr>
-        <w:hyperlink r:id="rId19" w:history="1">
-          <w:r>
-            <w:rPr>
-              <w:rStyle w:val="Hyperlink"/>
-            </w:rPr>
-            <w:t xml:space="preserve">t </w:t>
-          </w:r>
-        </w:hyperlink>
+        <w:t xml:space="preserve">ging naar het </w:t>
       </w:r>
       <w:r>
         <w:rPr>
@@ -2196,6 +2280,7 @@
           <w:i w:val="0"/>
           <w:color w:val="0000FF"/>
           <w:sz w:val="24"/>
+          <w:u w:val="single"/>
         </w:rPr>
         <w:t>fi</w:t>
       </w:r>
@@ -2253,16 +2338,8 @@
           <w:i w:val="0"/>
           <w:color w:val="0000FF"/>
           <w:sz w:val="24"/>
-          <w:u w:val="single"/>
-        </w:rPr>
-        <w:hyperlink r:id="rId12" w:history="1">
-          <w:r>
-            <w:rPr>
-              <w:rStyle w:val="Hyperlink"/>
-            </w:rPr>
-            <w:t>m</w:t>
-          </w:r>
-        </w:hyperlink>
+        </w:rPr>
+        <w:t>m</w:t>
       </w:r>
       <w:r>
         <w:rPr>
@@ -3362,7 +3439,86 @@
           <w:color w:val="000000"/>
           <w:sz w:val="24"/>
         </w:rPr>
-        <w:t xml:space="preserve"> dat tevens besc</w:t>
+        <w:hyperlink r:id="rId23" w:history="1">
+          <w:r>
+            <w:rPr>
+              <w:rStyle w:val="Hyperlink"/>
+            </w:rPr>
+            <w:t xml:space="preserve"> da</w:t>
+          </w:r>
+        </w:hyperlink>
+      </w:r>
+      <w:r>
+        <w:rPr>
+          <w:u w:val="single" w:color="0000ff"/>
+          <w:rFonts w:ascii="Charis SIL Regular" w:hAnsi="Charis SIL Regular" w:eastAsia="Charis SIL Regular"/>
+          <w:b w:val="0"/>
+          <w:i w:val="0"/>
+          <w:color w:val="000000"/>
+          <w:sz w:val="24"/>
+        </w:rPr>
+        <w:hyperlink r:id="rId23" w:history="1">
+          <w:r>
+            <w:rPr>
+              <w:rStyle w:val="Hyperlink"/>
+            </w:rPr>
+            <w:t>t</w:t>
+          </w:r>
+        </w:hyperlink>
+      </w:r>
+      <w:r>
+        <w:rPr>
+          <w:u w:val="single" w:color="0000ff"/>
+          <w:rFonts w:ascii="Charis SIL Regular" w:hAnsi="Charis SIL Regular" w:eastAsia="Charis SIL Regular"/>
+          <w:b w:val="0"/>
+          <w:i w:val="0"/>
+          <w:color w:val="000000"/>
+          <w:sz w:val="24"/>
+        </w:rPr>
+        <w:hyperlink r:id="rId23" w:history="1">
+          <w:r>
+            <w:rPr>
+              <w:rStyle w:val="Hyperlink"/>
+            </w:rPr>
+            <w:t xml:space="preserve"> tevens b</w:t>
+          </w:r>
+        </w:hyperlink>
+      </w:r>
+      <w:r>
+        <w:rPr>
+          <w:u w:val="single" w:color="0000ff"/>
+          <w:rFonts w:ascii="Charis SIL Regular" w:hAnsi="Charis SIL Regular" w:eastAsia="Charis SIL Regular"/>
+          <w:b w:val="0"/>
+          <w:i w:val="0"/>
+          <w:color w:val="000000"/>
+          <w:sz w:val="24"/>
+        </w:rPr>
+        <w:hyperlink r:id="rId23" w:history="1">
+          <w:r>
+            <w:rPr>
+              <w:rStyle w:val="Hyperlink"/>
+            </w:rPr>
+            <w:t>e</w:t>
+          </w:r>
+        </w:hyperlink>
+      </w:r>
+      <w:r>
+        <w:rPr>
+          <w:u w:val="single" w:color="0000ff"/>
+          <w:rFonts w:ascii="Charis SIL Regular" w:hAnsi="Charis SIL Regular" w:eastAsia="Charis SIL Regular"/>
+          <w:b w:val="0"/>
+          <w:i w:val="0"/>
+          <w:color w:val="000000"/>
+          <w:sz w:val="24"/>
+        </w:rPr>
+        <w:hyperlink r:id="rId23" w:history="1">
+          <w:r>
+            <w:rPr>
+              <w:rStyle w:val="Hyperlink"/>
+            </w:rPr>
+            <w:t>sc</w:t>
+          </w:r>
+        </w:hyperlink>
       </w:r>
       <w:r>
         <w:rPr>
@@ -3495,6 +3651,7 @@
       </w:r>
       <w:r>
         <w:rPr>
+          <w:u w:val="single" w:color="0000ff"/>
           <w:rFonts w:ascii="Charis SIL Regular" w:hAnsi="Charis SIL Regular" w:eastAsia="Charis SIL Regular"/>
           <w:b w:val="0"/>
           <w:i w:val="0"/>
@@ -6284,7 +6441,14 @@
           <w:color w:val="000000"/>
           <w:sz w:val="24"/>
         </w:rPr>
-        <w:t xml:space="preserve">, </w:t>
+        <w:hyperlink r:id="rId16" w:history="1">
+          <w:r>
+            <w:rPr>
+              <w:rStyle w:val="Hyperlink"/>
+            </w:rPr>
+            <w:t xml:space="preserve">, </w:t>
+          </w:r>
+        </w:hyperlink>
       </w:r>
       <w:r>
         <w:rPr>
@@ -6295,7 +6459,7 @@
           <w:sz w:val="24"/>
           <w:u w:val="single"/>
         </w:rPr>
-        <w:hyperlink r:id="rId32" w:history="1">
+        <w:hyperlink r:id="rId16" w:history="1">
           <w:r>
             <w:rPr>
               <w:rStyle w:val="Hyperlink"/>
@@ -6313,7 +6477,7 @@
           <w:sz w:val="24"/>
           <w:u w:val="single"/>
         </w:rPr>
-        <w:hyperlink r:id="rId32" w:history="1">
+        <w:hyperlink r:id="rId16" w:history="1">
           <w:r>
             <w:rPr>
               <w:rStyle w:val="Hyperlink"/>

--- a/EXPORTS/DOCX/published/niveau3/Dutch/Wereldtentoonstelling1883.docx
+++ b/EXPORTS/DOCX/published/niveau3/Dutch/Wereldtentoonstelling1883.docx
@@ -1062,7 +1062,7 @@
           <w:sz w:val="24"/>
           <w:u w:val="single"/>
         </w:rPr>
-        <w:hyperlink r:id="rId13" w:history="1">
+        <w:hyperlink r:id="rId14" w:history="1">
           <w:r>
             <w:rPr>
               <w:rStyle w:val="Hyperlink"/>
@@ -1091,7 +1091,7 @@
           <w:sz w:val="24"/>
           <w:u w:val="single"/>
         </w:rPr>
-        <w:hyperlink r:id="rId13" w:history="1">
+        <w:hyperlink r:id="rId14" w:history="1">
           <w:r>
             <w:rPr>
               <w:rStyle w:val="Hyperlink"/>
@@ -1553,24 +1553,13 @@
       </w:r>
       <w:r>
         <w:rPr>
-          <w:u w:val="single" w:color="0000ff"/>
           <w:rFonts w:ascii="Charis SIL Regular" w:hAnsi="Charis SIL Regular" w:eastAsia="Charis SIL Regular"/>
           <w:b w:val="0"/>
           <w:i w:val="0"/>
           <w:color w:val="000000"/>
           <w:sz w:val="24"/>
         </w:rPr>
-        <w:t>o</w:t>
-      </w:r>
-      <w:r>
-        <w:rPr>
-          <w:rFonts w:ascii="Charis SIL Regular" w:hAnsi="Charis SIL Regular" w:eastAsia="Charis SIL Regular"/>
-          <w:b w:val="0"/>
-          <w:i w:val="0"/>
-          <w:color w:val="000000"/>
-          <w:sz w:val="24"/>
-        </w:rPr>
-        <w:t>ver wat ande</w:t>
+        <w:t>over wat ande</w:t>
       </w:r>
       <w:r>
         <w:rPr>
@@ -2123,7 +2112,7 @@
             <w:rPr>
               <w:rStyle w:val="Hyperlink"/>
             </w:rPr>
-            <w:t>Etnografisc</w:t>
+            <w:t>Etnografis</w:t>
           </w:r>
         </w:hyperlink>
       </w:r>
@@ -2134,7 +2123,23 @@
           <w:i w:val="0"/>
           <w:color w:val="0000FF"/>
           <w:sz w:val="24"/>
-          <w:u w:val="single"/>
+        </w:rPr>
+        <w:hyperlink r:id="rId20" w:history="1">
+          <w:r>
+            <w:rPr>
+              <w:rStyle w:val="Hyperlink"/>
+            </w:rPr>
+            <w:t>c</w:t>
+          </w:r>
+        </w:hyperlink>
+      </w:r>
+      <w:r>
+        <w:rPr>
+          <w:rFonts w:ascii="Charis SIL Regular" w:hAnsi="Charis SIL Regular" w:eastAsia="Charis SIL Regular"/>
+          <w:b w:val="0"/>
+          <w:i w:val="0"/>
+          <w:color w:val="0000FF"/>
+          <w:sz w:val="24"/>
         </w:rPr>
         <w:t>h</w:t>
       </w:r>
@@ -2192,19 +2197,9 @@
             <w:rPr>
               <w:rStyle w:val="Hyperlink"/>
             </w:rPr>
-            <w:t>Arti</w:t>
+            <w:t>Artis</w:t>
           </w:r>
         </w:hyperlink>
-      </w:r>
-      <w:r>
-        <w:rPr>
-          <w:rFonts w:ascii="Charis SIL Regular" w:hAnsi="Charis SIL Regular" w:eastAsia="Charis SIL Regular"/>
-          <w:b w:val="0"/>
-          <w:i w:val="0"/>
-          <w:color w:val="0000FF"/>
-          <w:sz w:val="24"/>
-        </w:rPr>
-        <w:t>s</w:t>
       </w:r>
       <w:r>
         <w:rPr>
@@ -3633,32 +3628,13 @@
       </w:r>
       <w:r>
         <w:rPr>
-          <w:u w:val="single" w:color="0000ff"/>
           <w:rFonts w:ascii="Charis SIL Regular" w:hAnsi="Charis SIL Regular" w:eastAsia="Charis SIL Regular"/>
           <w:b w:val="0"/>
           <w:i w:val="0"/>
           <w:color w:val="000000"/>
           <w:sz w:val="24"/>
         </w:rPr>
-        <w:hyperlink r:id="rId23" w:history="1">
-          <w:r>
-            <w:rPr>
-              <w:rStyle w:val="Hyperlink"/>
-            </w:rPr>
-            <w:t>Leiden. De</w:t>
-          </w:r>
-        </w:hyperlink>
-      </w:r>
-      <w:r>
-        <w:rPr>
-          <w:u w:val="single" w:color="0000ff"/>
-          <w:rFonts w:ascii="Charis SIL Regular" w:hAnsi="Charis SIL Regular" w:eastAsia="Charis SIL Regular"/>
-          <w:b w:val="0"/>
-          <w:i w:val="0"/>
-          <w:color w:val="000000"/>
-          <w:sz w:val="24"/>
-        </w:rPr>
-        <w:t xml:space="preserve"> fotocollectie van </w:t>
+        <w:t xml:space="preserve">Leiden. De fotocollectie van </w:t>
       </w:r>
       <w:r>
         <w:rPr>
@@ -6459,7 +6435,7 @@
           <w:sz w:val="24"/>
           <w:u w:val="single"/>
         </w:rPr>
-        <w:hyperlink r:id="rId16" w:history="1">
+        <w:hyperlink r:id="rId32" w:history="1">
           <w:r>
             <w:rPr>
               <w:rStyle w:val="Hyperlink"/>
@@ -6477,7 +6453,7 @@
           <w:sz w:val="24"/>
           <w:u w:val="single"/>
         </w:rPr>
-        <w:hyperlink r:id="rId16" w:history="1">
+        <w:hyperlink r:id="rId32" w:history="1">
           <w:r>
             <w:rPr>
               <w:rStyle w:val="Hyperlink"/>

--- a/EXPORTS/DOCX/published/niveau3/Dutch/Wereldtentoonstelling1883.docx
+++ b/EXPORTS/DOCX/published/niveau3/Dutch/Wereldtentoonstelling1883.docx
@@ -1062,7 +1062,7 @@
           <w:sz w:val="24"/>
           <w:u w:val="single"/>
         </w:rPr>
-        <w:hyperlink r:id="rId14" w:history="1">
+        <w:hyperlink r:id="rId13" w:history="1">
           <w:r>
             <w:rPr>
               <w:rStyle w:val="Hyperlink"/>
@@ -1091,7 +1091,7 @@
           <w:sz w:val="24"/>
           <w:u w:val="single"/>
         </w:rPr>
-        <w:hyperlink r:id="rId14" w:history="1">
+        <w:hyperlink r:id="rId13" w:history="1">
           <w:r>
             <w:rPr>
               <w:rStyle w:val="Hyperlink"/>
@@ -1553,13 +1553,24 @@
       </w:r>
       <w:r>
         <w:rPr>
+          <w:u w:val="single" w:color="0000ff"/>
           <w:rFonts w:ascii="Charis SIL Regular" w:hAnsi="Charis SIL Regular" w:eastAsia="Charis SIL Regular"/>
           <w:b w:val="0"/>
           <w:i w:val="0"/>
           <w:color w:val="000000"/>
           <w:sz w:val="24"/>
         </w:rPr>
-        <w:t>over wat ande</w:t>
+        <w:t>o</w:t>
+      </w:r>
+      <w:r>
+        <w:rPr>
+          <w:rFonts w:ascii="Charis SIL Regular" w:hAnsi="Charis SIL Regular" w:eastAsia="Charis SIL Regular"/>
+          <w:b w:val="0"/>
+          <w:i w:val="0"/>
+          <w:color w:val="000000"/>
+          <w:sz w:val="24"/>
+        </w:rPr>
+        <w:t>ver wat ande</w:t>
       </w:r>
       <w:r>
         <w:rPr>
@@ -2014,7 +2025,7 @@
           <w:sz w:val="24"/>
           <w:u w:val="single"/>
         </w:rPr>
-        <w:hyperlink r:id="rId18" w:history="1">
+        <w:hyperlink r:id="rId19" w:history="1">
           <w:r>
             <w:rPr>
               <w:rStyle w:val="Hyperlink"/>
@@ -2032,7 +2043,7 @@
           <w:sz w:val="24"/>
           <w:u w:val="single"/>
         </w:rPr>
-        <w:hyperlink r:id="rId18" w:history="1">
+        <w:hyperlink r:id="rId19" w:history="1">
           <w:r>
             <w:rPr>
               <w:rStyle w:val="Hyperlink"/>
@@ -3628,13 +3639,61 @@
       </w:r>
       <w:r>
         <w:rPr>
+          <w:u w:val="single" w:color="0000ff"/>
           <w:rFonts w:ascii="Charis SIL Regular" w:hAnsi="Charis SIL Regular" w:eastAsia="Charis SIL Regular"/>
           <w:b w:val="0"/>
           <w:i w:val="0"/>
           <w:color w:val="000000"/>
           <w:sz w:val="24"/>
         </w:rPr>
-        <w:t xml:space="preserve">Leiden. De fotocollectie van </w:t>
+        <w:hyperlink r:id="rId23" w:history="1">
+          <w:r>
+            <w:rPr>
+              <w:rStyle w:val="Hyperlink"/>
+            </w:rPr>
+            <w:t>Leiden. De</w:t>
+          </w:r>
+        </w:hyperlink>
+      </w:r>
+      <w:r>
+        <w:rPr>
+          <w:u w:val="single" w:color="0000ff"/>
+          <w:rFonts w:ascii="Charis SIL Regular" w:hAnsi="Charis SIL Regular" w:eastAsia="Charis SIL Regular"/>
+          <w:b w:val="0"/>
+          <w:i w:val="0"/>
+          <w:color w:val="000000"/>
+          <w:sz w:val="24"/>
+        </w:rPr>
+        <w:t xml:space="preserve"> </w:t>
+      </w:r>
+      <w:r>
+        <w:rPr>
+          <w:u w:val="single" w:color="0000ff"/>
+          <w:rFonts w:ascii="Charis SIL Regular" w:hAnsi="Charis SIL Regular" w:eastAsia="Charis SIL Regular"/>
+          <w:b w:val="0"/>
+          <w:i w:val="0"/>
+          <w:color w:val="000000"/>
+          <w:sz w:val="24"/>
+        </w:rPr>
+        <w:hyperlink r:id="rId23" w:history="1">
+          <w:r>
+            <w:rPr>
+              <w:rStyle w:val="Hyperlink"/>
+            </w:rPr>
+            <w:t>fotocolle</w:t>
+          </w:r>
+        </w:hyperlink>
+      </w:r>
+      <w:r>
+        <w:rPr>
+          <w:u w:val="single" w:color="0000ff"/>
+          <w:rFonts w:ascii="Charis SIL Regular" w:hAnsi="Charis SIL Regular" w:eastAsia="Charis SIL Regular"/>
+          <w:b w:val="0"/>
+          <w:i w:val="0"/>
+          <w:color w:val="000000"/>
+          <w:sz w:val="24"/>
+        </w:rPr>
+        <w:t xml:space="preserve">ctie van </w:t>
       </w:r>
       <w:r>
         <w:rPr>
@@ -5264,7 +5323,7 @@
             <w:rPr>
               <w:rStyle w:val="Hyperlink"/>
             </w:rPr>
-            <w:t>file/49d013d5-078</w:t>
+            <w:t>file/49d013d5-0786</w:t>
           </w:r>
         </w:hyperlink>
       </w:r>
@@ -5275,13 +5334,25 @@
           <w:i w:val="0"/>
           <w:color w:val="0000FF"/>
           <w:sz w:val="24"/>
+          <w:u w:val="single"/>
+        </w:rPr>
+        <w:t>-</w:t>
+      </w:r>
+      <w:r>
+        <w:rPr>
+          <w:rFonts w:ascii="Charis SIL Regular" w:hAnsi="Charis SIL Regular" w:eastAsia="Charis SIL Regular"/>
+          <w:b w:val="0"/>
+          <w:i w:val="0"/>
+          <w:color w:val="0000FF"/>
+          <w:sz w:val="24"/>
+          <w:u w:val="single"/>
         </w:rPr>
         <w:hyperlink r:id="rId27" w:history="1">
           <w:r>
             <w:rPr>
               <w:rStyle w:val="Hyperlink"/>
             </w:rPr>
-            <w:t>6</w:t>
+            <w:t>db08</w:t>
           </w:r>
         </w:hyperlink>
       </w:r>
@@ -5294,24 +5365,6 @@
           <w:sz w:val="24"/>
         </w:rPr>
         <w:t>-</w:t>
-      </w:r>
-      <w:r>
-        <w:rPr>
-          <w:rFonts w:ascii="Charis SIL Regular" w:hAnsi="Charis SIL Regular" w:eastAsia="Charis SIL Regular"/>
-          <w:b w:val="0"/>
-          <w:i w:val="0"/>
-          <w:color w:val="0000FF"/>
-          <w:sz w:val="24"/>
-          <w:u w:val="single"/>
-        </w:rPr>
-        <w:hyperlink r:id="rId27" w:history="1">
-          <w:r>
-            <w:rPr>
-              <w:rStyle w:val="Hyperlink"/>
-            </w:rPr>
-            <w:t>db08-</w:t>
-          </w:r>
-        </w:hyperlink>
       </w:r>
       <w:r>
         <w:rPr>

--- a/EXPORTS/DOCX/published/niveau3/Dutch/Wereldtentoonstelling1883.docx
+++ b/EXPORTS/DOCX/published/niveau3/Dutch/Wereldtentoonstelling1883.docx
@@ -1062,7 +1062,7 @@
           <w:sz w:val="24"/>
           <w:u w:val="single"/>
         </w:rPr>
-        <w:hyperlink r:id="rId13" w:history="1">
+        <w:hyperlink r:id="rId14" w:history="1">
           <w:r>
             <w:rPr>
               <w:rStyle w:val="Hyperlink"/>
@@ -1091,7 +1091,7 @@
           <w:sz w:val="24"/>
           <w:u w:val="single"/>
         </w:rPr>
-        <w:hyperlink r:id="rId13" w:history="1">
+        <w:hyperlink r:id="rId14" w:history="1">
           <w:r>
             <w:rPr>
               <w:rStyle w:val="Hyperlink"/>
@@ -1120,21 +1120,13 @@
       </w:r>
       <w:r>
         <w:rPr>
-          <w:u w:val="single" w:color="0000ff"/>
           <w:rFonts w:ascii="Charis SIL Regular" w:hAnsi="Charis SIL Regular" w:eastAsia="Charis SIL Regular"/>
           <w:b w:val="0"/>
           <w:i w:val="0"/>
           <w:color w:val="000000"/>
           <w:sz w:val="24"/>
         </w:rPr>
-        <w:hyperlink r:id="rId13" w:history="1">
-          <w:r>
-            <w:rPr>
-              <w:rStyle w:val="Hyperlink"/>
-            </w:rPr>
-            <w:t>verantwoor</w:t>
-          </w:r>
-        </w:hyperlink>
+        <w:t>verantwoor</w:t>
       </w:r>
       <w:r>
         <w:rPr>
@@ -2006,6 +1998,7 @@
           <w:i w:val="0"/>
           <w:color w:val="0000FF"/>
           <w:sz w:val="24"/>
+          <w:u w:val="single"/>
         </w:rPr>
         <w:hyperlink r:id="rId19" w:history="1">
           <w:r>
@@ -2025,7 +2018,7 @@
           <w:sz w:val="24"/>
           <w:u w:val="single"/>
         </w:rPr>
-        <w:hyperlink r:id="rId19" w:history="1">
+        <w:hyperlink r:id="rId18" w:history="1">
           <w:r>
             <w:rPr>
               <w:rStyle w:val="Hyperlink"/>
@@ -2043,7 +2036,7 @@
           <w:sz w:val="24"/>
           <w:u w:val="single"/>
         </w:rPr>
-        <w:hyperlink r:id="rId19" w:history="1">
+        <w:hyperlink r:id="rId18" w:history="1">
           <w:r>
             <w:rPr>
               <w:rStyle w:val="Hyperlink"/>
@@ -2123,7 +2116,7 @@
             <w:rPr>
               <w:rStyle w:val="Hyperlink"/>
             </w:rPr>
-            <w:t>Etnografis</w:t>
+            <w:t>Etnografisc</w:t>
           </w:r>
         </w:hyperlink>
       </w:r>
@@ -2134,23 +2127,7 @@
           <w:i w:val="0"/>
           <w:color w:val="0000FF"/>
           <w:sz w:val="24"/>
-        </w:rPr>
-        <w:hyperlink r:id="rId20" w:history="1">
-          <w:r>
-            <w:rPr>
-              <w:rStyle w:val="Hyperlink"/>
-            </w:rPr>
-            <w:t>c</w:t>
-          </w:r>
-        </w:hyperlink>
-      </w:r>
-      <w:r>
-        <w:rPr>
-          <w:rFonts w:ascii="Charis SIL Regular" w:hAnsi="Charis SIL Regular" w:eastAsia="Charis SIL Regular"/>
-          <w:b w:val="0"/>
-          <w:i w:val="0"/>
-          <w:color w:val="0000FF"/>
-          <w:sz w:val="24"/>
+          <w:u w:val="single"/>
         </w:rPr>
         <w:t>h</w:t>
       </w:r>
@@ -2208,7 +2185,7 @@
             <w:rPr>
               <w:rStyle w:val="Hyperlink"/>
             </w:rPr>
-            <w:t>Artis</w:t>
+            <w:t>Arti</w:t>
           </w:r>
         </w:hyperlink>
       </w:r>
@@ -2217,6 +2194,16 @@
           <w:rFonts w:ascii="Charis SIL Regular" w:hAnsi="Charis SIL Regular" w:eastAsia="Charis SIL Regular"/>
           <w:b w:val="0"/>
           <w:i w:val="0"/>
+          <w:color w:val="0000FF"/>
+          <w:sz w:val="24"/>
+        </w:rPr>
+        <w:t>s</w:t>
+      </w:r>
+      <w:r>
+        <w:rPr>
+          <w:rFonts w:ascii="Charis SIL Regular" w:hAnsi="Charis SIL Regular" w:eastAsia="Charis SIL Regular"/>
+          <w:b w:val="0"/>
+          <w:i w:val="0"/>
           <w:color w:val="000000"/>
           <w:sz w:val="24"/>
         </w:rPr>
@@ -2230,7 +2217,18 @@
           <w:color w:val="000000"/>
           <w:sz w:val="24"/>
         </w:rPr>
-        <w:t xml:space="preserve">ging naar het </w:t>
+        <w:t>ging naar h</w:t>
+      </w:r>
+      <w:r>
+        <w:rPr>
+          <w:u w:val="single" w:color="0000ff"/>
+          <w:rFonts w:ascii="Charis SIL Regular" w:hAnsi="Charis SIL Regular" w:eastAsia="Charis SIL Regular"/>
+          <w:b w:val="0"/>
+          <w:i w:val="0"/>
+          <w:color w:val="000000"/>
+          <w:sz w:val="24"/>
+        </w:rPr>
+        <w:t xml:space="preserve">et </w:t>
       </w:r>
       <w:r>
         <w:rPr>
@@ -2270,7 +2268,7 @@
           <w:sz w:val="24"/>
           <w:u w:val="single"/>
         </w:rPr>
-        <w:hyperlink r:id="rId19" w:history="1">
+        <w:hyperlink r:id="rId12" w:history="1">
           <w:r>
             <w:rPr>
               <w:rStyle w:val="Hyperlink"/>
@@ -2288,23 +2286,12 @@
           <w:sz w:val="24"/>
           <w:u w:val="single"/>
         </w:rPr>
-        <w:t>fi</w:t>
-      </w:r>
-      <w:r>
-        <w:rPr>
-          <w:rFonts w:ascii="Charis SIL Regular" w:hAnsi="Charis SIL Regular" w:eastAsia="Charis SIL Regular"/>
-          <w:b w:val="0"/>
-          <w:i w:val="0"/>
-          <w:color w:val="0000FF"/>
-          <w:sz w:val="24"/>
-          <w:u w:val="single"/>
-        </w:rPr>
-        <w:hyperlink r:id="rId19" w:history="1">
+        <w:hyperlink r:id="rId12" w:history="1">
           <w:r>
             <w:rPr>
               <w:rStyle w:val="Hyperlink"/>
             </w:rPr>
-            <w:t>sch</w:t>
+            <w:t>fi</w:t>
           </w:r>
         </w:hyperlink>
       </w:r>
@@ -2317,6 +2304,51 @@
           <w:sz w:val="24"/>
           <w:u w:val="single"/>
         </w:rPr>
+        <w:hyperlink r:id="rId12" w:history="1">
+          <w:r>
+            <w:rPr>
+              <w:rStyle w:val="Hyperlink"/>
+            </w:rPr>
+            <w:t>s</w:t>
+          </w:r>
+        </w:hyperlink>
+      </w:r>
+      <w:r>
+        <w:rPr>
+          <w:rFonts w:ascii="Charis SIL Regular" w:hAnsi="Charis SIL Regular" w:eastAsia="Charis SIL Regular"/>
+          <w:b w:val="0"/>
+          <w:i w:val="0"/>
+          <w:color w:val="0000FF"/>
+          <w:sz w:val="24"/>
+        </w:rPr>
+        <w:hyperlink r:id="rId12" w:history="1">
+          <w:r>
+            <w:rPr>
+              <w:rStyle w:val="Hyperlink"/>
+            </w:rPr>
+            <w:t>c</w:t>
+          </w:r>
+        </w:hyperlink>
+      </w:r>
+      <w:r>
+        <w:rPr>
+          <w:rFonts w:ascii="Charis SIL Regular" w:hAnsi="Charis SIL Regular" w:eastAsia="Charis SIL Regular"/>
+          <w:b w:val="0"/>
+          <w:i w:val="0"/>
+          <w:color w:val="0000FF"/>
+          <w:sz w:val="24"/>
+        </w:rPr>
+        <w:t>h</w:t>
+      </w:r>
+      <w:r>
+        <w:rPr>
+          <w:rFonts w:ascii="Charis SIL Regular" w:hAnsi="Charis SIL Regular" w:eastAsia="Charis SIL Regular"/>
+          <w:b w:val="0"/>
+          <w:i w:val="0"/>
+          <w:color w:val="0000FF"/>
+          <w:sz w:val="24"/>
+          <w:u w:val="single"/>
+        </w:rPr>
         <w:t xml:space="preserve"> </w:t>
       </w:r>
       <w:r>
@@ -2328,7 +2360,7 @@
           <w:sz w:val="24"/>
           <w:u w:val="single"/>
         </w:rPr>
-        <w:hyperlink r:id="rId19" w:history="1">
+        <w:hyperlink r:id="rId12" w:history="1">
           <w:r>
             <w:rPr>
               <w:rStyle w:val="Hyperlink"/>
@@ -2344,8 +2376,16 @@
           <w:i w:val="0"/>
           <w:color w:val="0000FF"/>
           <w:sz w:val="24"/>
-        </w:rPr>
-        <w:t>m</w:t>
+          <w:u w:val="single"/>
+        </w:rPr>
+        <w:hyperlink r:id="rId12" w:history="1">
+          <w:r>
+            <w:rPr>
+              <w:rStyle w:val="Hyperlink"/>
+            </w:rPr>
+            <w:t>m</w:t>
+          </w:r>
+        </w:hyperlink>
       </w:r>
       <w:r>
         <w:rPr>
@@ -3664,36 +3704,7 @@
           <w:color w:val="000000"/>
           <w:sz w:val="24"/>
         </w:rPr>
-        <w:t xml:space="preserve"> </w:t>
-      </w:r>
-      <w:r>
-        <w:rPr>
-          <w:u w:val="single" w:color="0000ff"/>
-          <w:rFonts w:ascii="Charis SIL Regular" w:hAnsi="Charis SIL Regular" w:eastAsia="Charis SIL Regular"/>
-          <w:b w:val="0"/>
-          <w:i w:val="0"/>
-          <w:color w:val="000000"/>
-          <w:sz w:val="24"/>
-        </w:rPr>
-        <w:hyperlink r:id="rId23" w:history="1">
-          <w:r>
-            <w:rPr>
-              <w:rStyle w:val="Hyperlink"/>
-            </w:rPr>
-            <w:t>fotocolle</w:t>
-          </w:r>
-        </w:hyperlink>
-      </w:r>
-      <w:r>
-        <w:rPr>
-          <w:u w:val="single" w:color="0000ff"/>
-          <w:rFonts w:ascii="Charis SIL Regular" w:hAnsi="Charis SIL Regular" w:eastAsia="Charis SIL Regular"/>
-          <w:b w:val="0"/>
-          <w:i w:val="0"/>
-          <w:color w:val="000000"/>
-          <w:sz w:val="24"/>
-        </w:rPr>
-        <w:t xml:space="preserve">ctie van </w:t>
+        <w:t xml:space="preserve"> fotocollectie van </w:t>
       </w:r>
       <w:r>
         <w:rPr>
@@ -5323,7 +5334,7 @@
             <w:rPr>
               <w:rStyle w:val="Hyperlink"/>
             </w:rPr>
-            <w:t>file/49d013d5-0786</w:t>
+            <w:t>file/49d013d5-078</w:t>
           </w:r>
         </w:hyperlink>
       </w:r>
@@ -5334,25 +5345,13 @@
           <w:i w:val="0"/>
           <w:color w:val="0000FF"/>
           <w:sz w:val="24"/>
-          <w:u w:val="single"/>
-        </w:rPr>
-        <w:t>-</w:t>
-      </w:r>
-      <w:r>
-        <w:rPr>
-          <w:rFonts w:ascii="Charis SIL Regular" w:hAnsi="Charis SIL Regular" w:eastAsia="Charis SIL Regular"/>
-          <w:b w:val="0"/>
-          <w:i w:val="0"/>
-          <w:color w:val="0000FF"/>
-          <w:sz w:val="24"/>
-          <w:u w:val="single"/>
         </w:rPr>
         <w:hyperlink r:id="rId27" w:history="1">
           <w:r>
             <w:rPr>
               <w:rStyle w:val="Hyperlink"/>
             </w:rPr>
-            <w:t>db08</w:t>
+            <w:t>6</w:t>
           </w:r>
         </w:hyperlink>
       </w:r>
@@ -5365,6 +5364,24 @@
           <w:sz w:val="24"/>
         </w:rPr>
         <w:t>-</w:t>
+      </w:r>
+      <w:r>
+        <w:rPr>
+          <w:rFonts w:ascii="Charis SIL Regular" w:hAnsi="Charis SIL Regular" w:eastAsia="Charis SIL Regular"/>
+          <w:b w:val="0"/>
+          <w:i w:val="0"/>
+          <w:color w:val="0000FF"/>
+          <w:sz w:val="24"/>
+          <w:u w:val="single"/>
+        </w:rPr>
+        <w:hyperlink r:id="rId27" w:history="1">
+          <w:r>
+            <w:rPr>
+              <w:rStyle w:val="Hyperlink"/>
+            </w:rPr>
+            <w:t>db08-</w:t>
+          </w:r>
+        </w:hyperlink>
       </w:r>
       <w:r>
         <w:rPr>
@@ -6411,9 +6428,15 @@
           <w:i w:val="0"/>
           <w:color w:val="0000FF"/>
           <w:sz w:val="24"/>
-          <w:u w:val="single"/>
-        </w:rPr>
-        <w:t>d</w:t>
+        </w:rPr>
+        <w:hyperlink r:id="rId16" w:history="1">
+          <w:r>
+            <w:rPr>
+              <w:rStyle w:val="Hyperlink"/>
+            </w:rPr>
+            <w:t>d</w:t>
+          </w:r>
+        </w:hyperlink>
       </w:r>
       <w:r>
         <w:rPr>
@@ -6488,7 +6511,7 @@
           <w:sz w:val="24"/>
           <w:u w:val="single"/>
         </w:rPr>
-        <w:hyperlink r:id="rId32" w:history="1">
+        <w:hyperlink r:id="rId16" w:history="1">
           <w:r>
             <w:rPr>
               <w:rStyle w:val="Hyperlink"/>
@@ -6506,7 +6529,7 @@
           <w:sz w:val="24"/>
           <w:u w:val="single"/>
         </w:rPr>
-        <w:hyperlink r:id="rId32" w:history="1">
+        <w:hyperlink r:id="rId16" w:history="1">
           <w:r>
             <w:rPr>
               <w:rStyle w:val="Hyperlink"/>
@@ -6535,7 +6558,7 @@
           <w:sz w:val="24"/>
           <w:u w:val="single"/>
         </w:rPr>
-        <w:hyperlink r:id="rId32" w:history="1">
+        <w:hyperlink r:id="rId16" w:history="1">
           <w:r>
             <w:rPr>
               <w:rStyle w:val="Hyperlink"/>
@@ -6632,7 +6655,7 @@
           <w:color w:val="0000FF"/>
           <w:sz w:val="24"/>
         </w:rPr>
-        <w:hyperlink r:id="rId33" w:history="1">
+        <w:hyperlink r:id="rId32" w:history="1">
           <w:r>
             <w:rPr>
               <w:rStyle w:val="Hyperlink"/>
@@ -6649,7 +6672,7 @@
           <w:color w:val="0000FF"/>
           <w:sz w:val="24"/>
         </w:rPr>
-        <w:hyperlink r:id="rId33" w:history="1">
+        <w:hyperlink r:id="rId32" w:history="1">
           <w:r>
             <w:rPr>
               <w:rStyle w:val="Hyperlink"/>
@@ -6666,7 +6689,7 @@
           <w:color w:val="0000FF"/>
           <w:sz w:val="24"/>
         </w:rPr>
-        <w:hyperlink r:id="rId33" w:history="1">
+        <w:hyperlink r:id="rId32" w:history="1">
           <w:r>
             <w:rPr>
               <w:rStyle w:val="Hyperlink"/>
@@ -6683,7 +6706,7 @@
           <w:color w:val="0000FF"/>
           <w:sz w:val="24"/>
         </w:rPr>
-        <w:hyperlink r:id="rId33" w:history="1">
+        <w:hyperlink r:id="rId32" w:history="1">
           <w:r>
             <w:rPr>
               <w:rStyle w:val="Hyperlink"/>
@@ -6700,7 +6723,7 @@
           <w:color w:val="0000FF"/>
           <w:sz w:val="24"/>
         </w:rPr>
-        <w:hyperlink r:id="rId33" w:history="1">
+        <w:hyperlink r:id="rId32" w:history="1">
           <w:r>
             <w:rPr>
               <w:rStyle w:val="Hyperlink"/>

--- a/EXPORTS/DOCX/published/niveau3/Dutch/Wereldtentoonstelling1883.docx
+++ b/EXPORTS/DOCX/published/niveau3/Dutch/Wereldtentoonstelling1883.docx
@@ -538,71 +538,7 @@
           <w:color w:val="000000"/>
           <w:sz w:val="24"/>
         </w:rPr>
-        <w:t>, een Nederlands geograaf en etnoloog. Van zijn hand verscheen nad</w:t>
-      </w:r>
-      <w:r>
-        <w:rPr>
-          <w:u w:val="single" w:color="0000ff"/>
-          <w:rFonts w:ascii="Charis SIL Regular" w:hAnsi="Charis SIL Regular" w:eastAsia="Charis SIL Regular"/>
-          <w:b w:val="0"/>
-          <w:i w:val="0"/>
-          <w:color w:val="000000"/>
-          <w:sz w:val="24"/>
-        </w:rPr>
-        <w:hyperlink r:id="rId10" w:history="1">
-          <w:r>
-            <w:rPr>
-              <w:rStyle w:val="Hyperlink"/>
-            </w:rPr>
-            <w:t xml:space="preserve">at de </w:t>
-          </w:r>
-        </w:hyperlink>
-      </w:r>
-      <w:r>
-        <w:rPr>
-          <w:u w:val="single" w:color="0000ff"/>
-          <w:rFonts w:ascii="Charis SIL Regular" w:hAnsi="Charis SIL Regular" w:eastAsia="Charis SIL Regular"/>
-          <w:b w:val="0"/>
-          <w:i w:val="0"/>
-          <w:color w:val="000000"/>
-          <w:sz w:val="24"/>
-        </w:rPr>
-        <w:hyperlink r:id="rId10" w:history="1">
-          <w:r>
-            <w:rPr>
-              <w:rStyle w:val="Hyperlink"/>
-            </w:rPr>
-            <w:t>t</w:t>
-          </w:r>
-        </w:hyperlink>
-      </w:r>
-      <w:r>
-        <w:rPr>
-          <w:u w:val="single" w:color="0000ff"/>
-          <w:rFonts w:ascii="Charis SIL Regular" w:hAnsi="Charis SIL Regular" w:eastAsia="Charis SIL Regular"/>
-          <w:b w:val="0"/>
-          <w:i w:val="0"/>
-          <w:color w:val="000000"/>
-          <w:sz w:val="24"/>
-        </w:rPr>
-        <w:hyperlink r:id="rId10" w:history="1">
-          <w:r>
-            <w:rPr>
-              <w:rStyle w:val="Hyperlink"/>
-            </w:rPr>
-            <w:t>entoonste</w:t>
-          </w:r>
-        </w:hyperlink>
-      </w:r>
-      <w:r>
-        <w:rPr>
-          <w:rFonts w:ascii="Charis SIL Regular" w:hAnsi="Charis SIL Regular" w:eastAsia="Charis SIL Regular"/>
-          <w:b w:val="0"/>
-          <w:i w:val="0"/>
-          <w:color w:val="000000"/>
-          <w:sz w:val="24"/>
-        </w:rPr>
-        <w:t xml:space="preserve">lling </w:t>
+        <w:t xml:space="preserve">, een Nederlands geograaf en etnoloog. Van zijn hand verscheen nadat de tentoonstelling </w:t>
       </w:r>
       <w:r>
         <w:rPr>
@@ -1062,7 +998,7 @@
           <w:sz w:val="24"/>
           <w:u w:val="single"/>
         </w:rPr>
-        <w:hyperlink r:id="rId13" w:history="1">
+        <w:hyperlink r:id="rId14" w:history="1">
           <w:r>
             <w:rPr>
               <w:rStyle w:val="Hyperlink"/>
@@ -2006,7 +1942,6 @@
           <w:i w:val="0"/>
           <w:color w:val="0000FF"/>
           <w:sz w:val="24"/>
-          <w:u w:val="single"/>
         </w:rPr>
         <w:hyperlink r:id="rId19" w:history="1">
           <w:r>
@@ -2026,7 +1961,7 @@
           <w:sz w:val="24"/>
           <w:u w:val="single"/>
         </w:rPr>
-        <w:hyperlink r:id="rId19" w:history="1">
+        <w:hyperlink r:id="rId18" w:history="1">
           <w:r>
             <w:rPr>
               <w:rStyle w:val="Hyperlink"/>
@@ -3471,208 +3406,7 @@
           <w:color w:val="000000"/>
           <w:sz w:val="24"/>
         </w:rPr>
-        <w:t>,</w:t>
-      </w:r>
-      <w:r>
-        <w:rPr>
-          <w:u w:val="single" w:color="0000ff"/>
-          <w:rFonts w:ascii="Charis SIL Regular" w:hAnsi="Charis SIL Regular" w:eastAsia="Charis SIL Regular"/>
-          <w:b w:val="0"/>
-          <w:i w:val="0"/>
-          <w:color w:val="000000"/>
-          <w:sz w:val="24"/>
-        </w:rPr>
-        <w:hyperlink r:id="rId23" w:history="1">
-          <w:r>
-            <w:rPr>
-              <w:rStyle w:val="Hyperlink"/>
-            </w:rPr>
-            <w:t xml:space="preserve"> da</w:t>
-          </w:r>
-        </w:hyperlink>
-      </w:r>
-      <w:r>
-        <w:rPr>
-          <w:u w:val="single" w:color="0000ff"/>
-          <w:rFonts w:ascii="Charis SIL Regular" w:hAnsi="Charis SIL Regular" w:eastAsia="Charis SIL Regular"/>
-          <w:b w:val="0"/>
-          <w:i w:val="0"/>
-          <w:color w:val="000000"/>
-          <w:sz w:val="24"/>
-        </w:rPr>
-        <w:hyperlink r:id="rId23" w:history="1">
-          <w:r>
-            <w:rPr>
-              <w:rStyle w:val="Hyperlink"/>
-            </w:rPr>
-            <w:t>t</w:t>
-          </w:r>
-        </w:hyperlink>
-      </w:r>
-      <w:r>
-        <w:rPr>
-          <w:u w:val="single" w:color="0000ff"/>
-          <w:rFonts w:ascii="Charis SIL Regular" w:hAnsi="Charis SIL Regular" w:eastAsia="Charis SIL Regular"/>
-          <w:b w:val="0"/>
-          <w:i w:val="0"/>
-          <w:color w:val="000000"/>
-          <w:sz w:val="24"/>
-        </w:rPr>
-        <w:hyperlink r:id="rId23" w:history="1">
-          <w:r>
-            <w:rPr>
-              <w:rStyle w:val="Hyperlink"/>
-            </w:rPr>
-            <w:t xml:space="preserve"> tevens b</w:t>
-          </w:r>
-        </w:hyperlink>
-      </w:r>
-      <w:r>
-        <w:rPr>
-          <w:u w:val="single" w:color="0000ff"/>
-          <w:rFonts w:ascii="Charis SIL Regular" w:hAnsi="Charis SIL Regular" w:eastAsia="Charis SIL Regular"/>
-          <w:b w:val="0"/>
-          <w:i w:val="0"/>
-          <w:color w:val="000000"/>
-          <w:sz w:val="24"/>
-        </w:rPr>
-        <w:hyperlink r:id="rId23" w:history="1">
-          <w:r>
-            <w:rPr>
-              <w:rStyle w:val="Hyperlink"/>
-            </w:rPr>
-            <w:t>e</w:t>
-          </w:r>
-        </w:hyperlink>
-      </w:r>
-      <w:r>
-        <w:rPr>
-          <w:u w:val="single" w:color="0000ff"/>
-          <w:rFonts w:ascii="Charis SIL Regular" w:hAnsi="Charis SIL Regular" w:eastAsia="Charis SIL Regular"/>
-          <w:b w:val="0"/>
-          <w:i w:val="0"/>
-          <w:color w:val="000000"/>
-          <w:sz w:val="24"/>
-        </w:rPr>
-        <w:hyperlink r:id="rId23" w:history="1">
-          <w:r>
-            <w:rPr>
-              <w:rStyle w:val="Hyperlink"/>
-            </w:rPr>
-            <w:t>sc</w:t>
-          </w:r>
-        </w:hyperlink>
-      </w:r>
-      <w:r>
-        <w:rPr>
-          <w:u w:val="single" w:color="0000ff"/>
-          <w:rFonts w:ascii="Charis SIL Regular" w:hAnsi="Charis SIL Regular" w:eastAsia="Charis SIL Regular"/>
-          <w:b w:val="0"/>
-          <w:i w:val="0"/>
-          <w:color w:val="000000"/>
-          <w:sz w:val="24"/>
-        </w:rPr>
-        <w:hyperlink r:id="rId23" w:history="1">
-          <w:r>
-            <w:rPr>
-              <w:rStyle w:val="Hyperlink"/>
-            </w:rPr>
-            <w:t>hikbaar is</w:t>
-          </w:r>
-        </w:hyperlink>
-      </w:r>
-      <w:r>
-        <w:rPr>
-          <w:u w:val="single" w:color="0000ff"/>
-          <w:rFonts w:ascii="Charis SIL Regular" w:hAnsi="Charis SIL Regular" w:eastAsia="Charis SIL Regular"/>
-          <w:b w:val="0"/>
-          <w:i w:val="0"/>
-          <w:color w:val="000000"/>
-          <w:sz w:val="24"/>
-        </w:rPr>
-        <w:t xml:space="preserve"> </w:t>
-      </w:r>
-      <w:r>
-        <w:rPr>
-          <w:u w:val="single" w:color="0000ff"/>
-          <w:rFonts w:ascii="Charis SIL Regular" w:hAnsi="Charis SIL Regular" w:eastAsia="Charis SIL Regular"/>
-          <w:b w:val="0"/>
-          <w:i w:val="0"/>
-          <w:color w:val="000000"/>
-          <w:sz w:val="24"/>
-        </w:rPr>
-        <w:hyperlink r:id="rId23" w:history="1">
-          <w:r>
-            <w:rPr>
-              <w:rStyle w:val="Hyperlink"/>
-            </w:rPr>
-            <w:t>via d</w:t>
-          </w:r>
-        </w:hyperlink>
-      </w:r>
-      <w:r>
-        <w:rPr>
-          <w:u w:val="single" w:color="0000ff"/>
-          <w:rFonts w:ascii="Charis SIL Regular" w:hAnsi="Charis SIL Regular" w:eastAsia="Charis SIL Regular"/>
-          <w:b w:val="0"/>
-          <w:i w:val="0"/>
-          <w:color w:val="000000"/>
-          <w:sz w:val="24"/>
-        </w:rPr>
-        <w:hyperlink r:id="rId23" w:history="1">
-          <w:r>
-            <w:rPr>
-              <w:rStyle w:val="Hyperlink"/>
-            </w:rPr>
-            <w:t>e</w:t>
-          </w:r>
-        </w:hyperlink>
-      </w:r>
-      <w:r>
-        <w:rPr>
-          <w:u w:val="single" w:color="0000ff"/>
-          <w:rFonts w:ascii="Charis SIL Regular" w:hAnsi="Charis SIL Regular" w:eastAsia="Charis SIL Regular"/>
-          <w:b w:val="0"/>
-          <w:i w:val="0"/>
-          <w:color w:val="000000"/>
-          <w:sz w:val="24"/>
-        </w:rPr>
-        <w:hyperlink r:id="rId23" w:history="1">
-          <w:r>
-            <w:rPr>
-              <w:rStyle w:val="Hyperlink"/>
-            </w:rPr>
-            <w:t xml:space="preserve"> Universi</w:t>
-          </w:r>
-        </w:hyperlink>
-      </w:r>
-      <w:r>
-        <w:rPr>
-          <w:u w:val="single" w:color="0000ff"/>
-          <w:rFonts w:ascii="Charis SIL Regular" w:hAnsi="Charis SIL Regular" w:eastAsia="Charis SIL Regular"/>
-          <w:b w:val="0"/>
-          <w:i w:val="0"/>
-          <w:color w:val="000000"/>
-          <w:sz w:val="24"/>
-        </w:rPr>
-        <w:hyperlink r:id="rId23" w:history="1">
-          <w:r>
-            <w:rPr>
-              <w:rStyle w:val="Hyperlink"/>
-            </w:rPr>
-            <w:t>te</w:t>
-          </w:r>
-        </w:hyperlink>
-      </w:r>
-      <w:r>
-        <w:rPr>
-          <w:rFonts w:ascii="Charis SIL Regular" w:hAnsi="Charis SIL Regular" w:eastAsia="Charis SIL Regular"/>
-          <w:b w:val="0"/>
-          <w:i w:val="0"/>
-          <w:color w:val="000000"/>
-          <w:sz w:val="24"/>
-        </w:rPr>
-        <w:t xml:space="preserve">it </w:t>
+        <w:t xml:space="preserve">, dat tevens beschikbaar is via de Universiteit </w:t>
       </w:r>
       <w:r>
         <w:rPr>
@@ -3712,7 +3446,32 @@
           <w:color w:val="000000"/>
           <w:sz w:val="24"/>
         </w:rPr>
-        <w:t xml:space="preserve">fotocollectie van </w:t>
+        <w:hyperlink r:id="rId23" w:history="1">
+          <w:r>
+            <w:rPr>
+              <w:rStyle w:val="Hyperlink"/>
+            </w:rPr>
+            <w:t>fotocolle</w:t>
+          </w:r>
+        </w:hyperlink>
+      </w:r>
+      <w:r>
+        <w:rPr>
+          <w:u w:val="single" w:color="0000ff"/>
+          <w:rFonts w:ascii="Charis SIL Regular" w:hAnsi="Charis SIL Regular" w:eastAsia="Charis SIL Regular"/>
+          <w:b w:val="0"/>
+          <w:i w:val="0"/>
+          <w:color w:val="000000"/>
+          <w:sz w:val="24"/>
+        </w:rPr>
+        <w:hyperlink r:id="rId23" w:history="1">
+          <w:r>
+            <w:rPr>
+              <w:rStyle w:val="Hyperlink"/>
+            </w:rPr>
+            <w:t xml:space="preserve">ctie van </w:t>
+          </w:r>
+        </w:hyperlink>
       </w:r>
       <w:r>
         <w:rPr>
@@ -3721,9 +3480,8 @@
           <w:i w:val="0"/>
           <w:color w:val="0000FF"/>
           <w:sz w:val="24"/>
-          <w:u w:val="single"/>
-        </w:rPr>
-        <w:hyperlink r:id="rId23" w:history="1">
+        </w:rPr>
+        <w:hyperlink r:id="rId24" w:history="1">
           <w:r>
             <w:rPr>
               <w:rStyle w:val="Hyperlink"/>
@@ -3847,7 +3605,14 @@
           <w:color w:val="000000"/>
           <w:sz w:val="24"/>
         </w:rPr>
-        <w:t xml:space="preserve">vat een </w:t>
+        <w:hyperlink r:id="rId24" w:history="1">
+          <w:r>
+            <w:rPr>
+              <w:rStyle w:val="Hyperlink"/>
+            </w:rPr>
+            <w:t xml:space="preserve">vat een </w:t>
+          </w:r>
+        </w:hyperlink>
       </w:r>
       <w:r>
         <w:rPr>
@@ -3858,7 +3623,7 @@
           <w:sz w:val="24"/>
           <w:u w:val="single"/>
         </w:rPr>
-        <w:hyperlink r:id="rId25" w:history="1">
+        <w:hyperlink r:id="rId24" w:history="1">
           <w:r>
             <w:rPr>
               <w:rStyle w:val="Hyperlink"/>
@@ -3887,7 +3652,7 @@
           <w:sz w:val="24"/>
           <w:u w:val="single"/>
         </w:rPr>
-        <w:hyperlink r:id="rId25" w:history="1">
+        <w:hyperlink r:id="rId24" w:history="1">
           <w:r>
             <w:rPr>
               <w:rStyle w:val="Hyperlink"/>
@@ -3905,7 +3670,7 @@
           <w:sz w:val="24"/>
           <w:u w:val="single"/>
         </w:rPr>
-        <w:hyperlink r:id="rId25" w:history="1">
+        <w:hyperlink r:id="rId24" w:history="1">
           <w:r>
             <w:rPr>
               <w:rStyle w:val="Hyperlink"/>
@@ -3934,7 +3699,7 @@
           <w:sz w:val="24"/>
           <w:u w:val="single"/>
         </w:rPr>
-        <w:hyperlink r:id="rId25" w:history="1">
+        <w:hyperlink r:id="rId24" w:history="1">
           <w:r>
             <w:rPr>
               <w:rStyle w:val="Hyperlink"/>
@@ -5342,7 +5107,7 @@
             <w:rPr>
               <w:rStyle w:val="Hyperlink"/>
             </w:rPr>
-            <w:t>file/49d013d5-0786</w:t>
+            <w:t>file/49d013d5-078</w:t>
           </w:r>
         </w:hyperlink>
       </w:r>
@@ -5353,25 +5118,13 @@
           <w:i w:val="0"/>
           <w:color w:val="0000FF"/>
           <w:sz w:val="24"/>
-          <w:u w:val="single"/>
-        </w:rPr>
-        <w:t>-</w:t>
-      </w:r>
-      <w:r>
-        <w:rPr>
-          <w:rFonts w:ascii="Charis SIL Regular" w:hAnsi="Charis SIL Regular" w:eastAsia="Charis SIL Regular"/>
-          <w:b w:val="0"/>
-          <w:i w:val="0"/>
-          <w:color w:val="0000FF"/>
-          <w:sz w:val="24"/>
-          <w:u w:val="single"/>
         </w:rPr>
         <w:hyperlink r:id="rId27" w:history="1">
           <w:r>
             <w:rPr>
               <w:rStyle w:val="Hyperlink"/>
             </w:rPr>
-            <w:t>db08</w:t>
+            <w:t>6</w:t>
           </w:r>
         </w:hyperlink>
       </w:r>
@@ -5382,8 +5135,27 @@
           <w:i w:val="0"/>
           <w:color w:val="0000FF"/>
           <w:sz w:val="24"/>
+          <w:u w:val="single"/>
         </w:rPr>
         <w:t>-</w:t>
+      </w:r>
+      <w:r>
+        <w:rPr>
+          <w:rFonts w:ascii="Charis SIL Regular" w:hAnsi="Charis SIL Regular" w:eastAsia="Charis SIL Regular"/>
+          <w:b w:val="0"/>
+          <w:i w:val="0"/>
+          <w:color w:val="0000FF"/>
+          <w:sz w:val="24"/>
+          <w:u w:val="single"/>
+        </w:rPr>
+        <w:hyperlink r:id="rId27" w:history="1">
+          <w:r>
+            <w:rPr>
+              <w:rStyle w:val="Hyperlink"/>
+            </w:rPr>
+            <w:t>db08-</w:t>
+          </w:r>
+        </w:hyperlink>
       </w:r>
       <w:r>
         <w:rPr>
@@ -6430,9 +6202,15 @@
           <w:i w:val="0"/>
           <w:color w:val="0000FF"/>
           <w:sz w:val="24"/>
-          <w:u w:val="single"/>
-        </w:rPr>
-        <w:t>d</w:t>
+        </w:rPr>
+        <w:hyperlink r:id="rId16" w:history="1">
+          <w:r>
+            <w:rPr>
+              <w:rStyle w:val="Hyperlink"/>
+            </w:rPr>
+            <w:t>d</w:t>
+          </w:r>
+        </w:hyperlink>
       </w:r>
       <w:r>
         <w:rPr>
@@ -6482,7 +6260,6 @@
       </w:r>
       <w:r>
         <w:rPr>
-          <w:u w:val="single" w:color="0000ff"/>
           <w:rFonts w:ascii="Charis SIL Regular" w:hAnsi="Charis SIL Regular" w:eastAsia="Charis SIL Regular"/>
           <w:b w:val="0"/>
           <w:i w:val="0"/>
@@ -6507,7 +6284,7 @@
           <w:sz w:val="24"/>
           <w:u w:val="single"/>
         </w:rPr>
-        <w:hyperlink r:id="rId32" w:history="1">
+        <w:hyperlink r:id="rId16" w:history="1">
           <w:r>
             <w:rPr>
               <w:rStyle w:val="Hyperlink"/>
@@ -6525,7 +6302,7 @@
           <w:sz w:val="24"/>
           <w:u w:val="single"/>
         </w:rPr>
-        <w:hyperlink r:id="rId32" w:history="1">
+        <w:hyperlink r:id="rId16" w:history="1">
           <w:r>
             <w:rPr>
               <w:rStyle w:val="Hyperlink"/>
@@ -6554,7 +6331,7 @@
           <w:sz w:val="24"/>
           <w:u w:val="single"/>
         </w:rPr>
-        <w:hyperlink r:id="rId32" w:history="1">
+        <w:hyperlink r:id="rId16" w:history="1">
           <w:r>
             <w:rPr>
               <w:rStyle w:val="Hyperlink"/>
@@ -6651,7 +6428,7 @@
           <w:color w:val="0000FF"/>
           <w:sz w:val="24"/>
         </w:rPr>
-        <w:hyperlink r:id="rId33" w:history="1">
+        <w:hyperlink r:id="rId32" w:history="1">
           <w:r>
             <w:rPr>
               <w:rStyle w:val="Hyperlink"/>
@@ -6668,7 +6445,7 @@
           <w:color w:val="0000FF"/>
           <w:sz w:val="24"/>
         </w:rPr>
-        <w:hyperlink r:id="rId33" w:history="1">
+        <w:hyperlink r:id="rId32" w:history="1">
           <w:r>
             <w:rPr>
               <w:rStyle w:val="Hyperlink"/>
@@ -6685,7 +6462,7 @@
           <w:color w:val="0000FF"/>
           <w:sz w:val="24"/>
         </w:rPr>
-        <w:hyperlink r:id="rId33" w:history="1">
+        <w:hyperlink r:id="rId32" w:history="1">
           <w:r>
             <w:rPr>
               <w:rStyle w:val="Hyperlink"/>
@@ -6702,7 +6479,7 @@
           <w:color w:val="0000FF"/>
           <w:sz w:val="24"/>
         </w:rPr>
-        <w:hyperlink r:id="rId33" w:history="1">
+        <w:hyperlink r:id="rId32" w:history="1">
           <w:r>
             <w:rPr>
               <w:rStyle w:val="Hyperlink"/>
@@ -6719,7 +6496,7 @@
           <w:color w:val="0000FF"/>
           <w:sz w:val="24"/>
         </w:rPr>
-        <w:hyperlink r:id="rId33" w:history="1">
+        <w:hyperlink r:id="rId32" w:history="1">
           <w:r>
             <w:rPr>
               <w:rStyle w:val="Hyperlink"/>

--- a/EXPORTS/DOCX/published/niveau3/Dutch/Wereldtentoonstelling1883.docx
+++ b/EXPORTS/DOCX/published/niveau3/Dutch/Wereldtentoonstelling1883.docx
@@ -538,7 +538,71 @@
           <w:color w:val="000000"/>
           <w:sz w:val="24"/>
         </w:rPr>
-        <w:t xml:space="preserve">, een Nederlands geograaf en etnoloog. Van zijn hand verscheen nadat de tentoonstelling </w:t>
+        <w:t>, een Nederlands geograaf en etnoloog. Van zijn hand verscheen nad</w:t>
+      </w:r>
+      <w:r>
+        <w:rPr>
+          <w:u w:val="single" w:color="0000ff"/>
+          <w:rFonts w:ascii="Charis SIL Regular" w:hAnsi="Charis SIL Regular" w:eastAsia="Charis SIL Regular"/>
+          <w:b w:val="0"/>
+          <w:i w:val="0"/>
+          <w:color w:val="000000"/>
+          <w:sz w:val="24"/>
+        </w:rPr>
+        <w:hyperlink r:id="rId10" w:history="1">
+          <w:r>
+            <w:rPr>
+              <w:rStyle w:val="Hyperlink"/>
+            </w:rPr>
+            <w:t xml:space="preserve">at de </w:t>
+          </w:r>
+        </w:hyperlink>
+      </w:r>
+      <w:r>
+        <w:rPr>
+          <w:u w:val="single" w:color="0000ff"/>
+          <w:rFonts w:ascii="Charis SIL Regular" w:hAnsi="Charis SIL Regular" w:eastAsia="Charis SIL Regular"/>
+          <w:b w:val="0"/>
+          <w:i w:val="0"/>
+          <w:color w:val="000000"/>
+          <w:sz w:val="24"/>
+        </w:rPr>
+        <w:hyperlink r:id="rId10" w:history="1">
+          <w:r>
+            <w:rPr>
+              <w:rStyle w:val="Hyperlink"/>
+            </w:rPr>
+            <w:t>t</w:t>
+          </w:r>
+        </w:hyperlink>
+      </w:r>
+      <w:r>
+        <w:rPr>
+          <w:u w:val="single" w:color="0000ff"/>
+          <w:rFonts w:ascii="Charis SIL Regular" w:hAnsi="Charis SIL Regular" w:eastAsia="Charis SIL Regular"/>
+          <w:b w:val="0"/>
+          <w:i w:val="0"/>
+          <w:color w:val="000000"/>
+          <w:sz w:val="24"/>
+        </w:rPr>
+        <w:hyperlink r:id="rId10" w:history="1">
+          <w:r>
+            <w:rPr>
+              <w:rStyle w:val="Hyperlink"/>
+            </w:rPr>
+            <w:t>entoonste</w:t>
+          </w:r>
+        </w:hyperlink>
+      </w:r>
+      <w:r>
+        <w:rPr>
+          <w:rFonts w:ascii="Charis SIL Regular" w:hAnsi="Charis SIL Regular" w:eastAsia="Charis SIL Regular"/>
+          <w:b w:val="0"/>
+          <w:i w:val="0"/>
+          <w:color w:val="000000"/>
+          <w:sz w:val="24"/>
+        </w:rPr>
+        <w:t xml:space="preserve">lling </w:t>
       </w:r>
       <w:r>
         <w:rPr>
@@ -1056,21 +1120,13 @@
       </w:r>
       <w:r>
         <w:rPr>
-          <w:u w:val="single" w:color="0000ff"/>
           <w:rFonts w:ascii="Charis SIL Regular" w:hAnsi="Charis SIL Regular" w:eastAsia="Charis SIL Regular"/>
           <w:b w:val="0"/>
           <w:i w:val="0"/>
           <w:color w:val="000000"/>
           <w:sz w:val="24"/>
         </w:rPr>
-        <w:hyperlink r:id="rId13" w:history="1">
-          <w:r>
-            <w:rPr>
-              <w:rStyle w:val="Hyperlink"/>
-            </w:rPr>
-            <w:t>verantwoor</w:t>
-          </w:r>
-        </w:hyperlink>
+        <w:t>verantwoor</w:t>
       </w:r>
       <w:r>
         <w:rPr>
@@ -3406,7 +3462,7 @@
           <w:color w:val="000000"/>
           <w:sz w:val="24"/>
         </w:rPr>
-        <w:t xml:space="preserve">, dat tevens beschikbaar is via de Universiteit </w:t>
+        <w:t>,</w:t>
       </w:r>
       <w:r>
         <w:rPr>
@@ -3422,20 +3478,9 @@
             <w:rPr>
               <w:rStyle w:val="Hyperlink"/>
             </w:rPr>
-            <w:t>Leiden. De</w:t>
+            <w:t xml:space="preserve"> da</w:t>
           </w:r>
         </w:hyperlink>
-      </w:r>
-      <w:r>
-        <w:rPr>
-          <w:u w:val="single" w:color="0000ff"/>
-          <w:rFonts w:ascii="Charis SIL Regular" w:hAnsi="Charis SIL Regular" w:eastAsia="Charis SIL Regular"/>
-          <w:b w:val="0"/>
-          <w:i w:val="0"/>
-          <w:color w:val="000000"/>
-          <w:sz w:val="24"/>
-        </w:rPr>
-        <w:t xml:space="preserve"> </w:t>
       </w:r>
       <w:r>
         <w:rPr>
@@ -3451,9 +3496,184 @@
             <w:rPr>
               <w:rStyle w:val="Hyperlink"/>
             </w:rPr>
-            <w:t>fotocolle</w:t>
+            <w:t>t</w:t>
           </w:r>
         </w:hyperlink>
+      </w:r>
+      <w:r>
+        <w:rPr>
+          <w:u w:val="single" w:color="0000ff"/>
+          <w:rFonts w:ascii="Charis SIL Regular" w:hAnsi="Charis SIL Regular" w:eastAsia="Charis SIL Regular"/>
+          <w:b w:val="0"/>
+          <w:i w:val="0"/>
+          <w:color w:val="000000"/>
+          <w:sz w:val="24"/>
+        </w:rPr>
+        <w:hyperlink r:id="rId23" w:history="1">
+          <w:r>
+            <w:rPr>
+              <w:rStyle w:val="Hyperlink"/>
+            </w:rPr>
+            <w:t xml:space="preserve"> tevens b</w:t>
+          </w:r>
+        </w:hyperlink>
+      </w:r>
+      <w:r>
+        <w:rPr>
+          <w:u w:val="single" w:color="0000ff"/>
+          <w:rFonts w:ascii="Charis SIL Regular" w:hAnsi="Charis SIL Regular" w:eastAsia="Charis SIL Regular"/>
+          <w:b w:val="0"/>
+          <w:i w:val="0"/>
+          <w:color w:val="000000"/>
+          <w:sz w:val="24"/>
+        </w:rPr>
+        <w:hyperlink r:id="rId23" w:history="1">
+          <w:r>
+            <w:rPr>
+              <w:rStyle w:val="Hyperlink"/>
+            </w:rPr>
+            <w:t>e</w:t>
+          </w:r>
+        </w:hyperlink>
+      </w:r>
+      <w:r>
+        <w:rPr>
+          <w:u w:val="single" w:color="0000ff"/>
+          <w:rFonts w:ascii="Charis SIL Regular" w:hAnsi="Charis SIL Regular" w:eastAsia="Charis SIL Regular"/>
+          <w:b w:val="0"/>
+          <w:i w:val="0"/>
+          <w:color w:val="000000"/>
+          <w:sz w:val="24"/>
+        </w:rPr>
+        <w:hyperlink r:id="rId23" w:history="1">
+          <w:r>
+            <w:rPr>
+              <w:rStyle w:val="Hyperlink"/>
+            </w:rPr>
+            <w:t>sc</w:t>
+          </w:r>
+        </w:hyperlink>
+      </w:r>
+      <w:r>
+        <w:rPr>
+          <w:u w:val="single" w:color="0000ff"/>
+          <w:rFonts w:ascii="Charis SIL Regular" w:hAnsi="Charis SIL Regular" w:eastAsia="Charis SIL Regular"/>
+          <w:b w:val="0"/>
+          <w:i w:val="0"/>
+          <w:color w:val="000000"/>
+          <w:sz w:val="24"/>
+        </w:rPr>
+        <w:hyperlink r:id="rId23" w:history="1">
+          <w:r>
+            <w:rPr>
+              <w:rStyle w:val="Hyperlink"/>
+            </w:rPr>
+            <w:t>hikbaar is</w:t>
+          </w:r>
+        </w:hyperlink>
+      </w:r>
+      <w:r>
+        <w:rPr>
+          <w:u w:val="single" w:color="0000ff"/>
+          <w:rFonts w:ascii="Charis SIL Regular" w:hAnsi="Charis SIL Regular" w:eastAsia="Charis SIL Regular"/>
+          <w:b w:val="0"/>
+          <w:i w:val="0"/>
+          <w:color w:val="000000"/>
+          <w:sz w:val="24"/>
+        </w:rPr>
+        <w:t xml:space="preserve"> </w:t>
+      </w:r>
+      <w:r>
+        <w:rPr>
+          <w:u w:val="single" w:color="0000ff"/>
+          <w:rFonts w:ascii="Charis SIL Regular" w:hAnsi="Charis SIL Regular" w:eastAsia="Charis SIL Regular"/>
+          <w:b w:val="0"/>
+          <w:i w:val="0"/>
+          <w:color w:val="000000"/>
+          <w:sz w:val="24"/>
+        </w:rPr>
+        <w:hyperlink r:id="rId23" w:history="1">
+          <w:r>
+            <w:rPr>
+              <w:rStyle w:val="Hyperlink"/>
+            </w:rPr>
+            <w:t>via d</w:t>
+          </w:r>
+        </w:hyperlink>
+      </w:r>
+      <w:r>
+        <w:rPr>
+          <w:u w:val="single" w:color="0000ff"/>
+          <w:rFonts w:ascii="Charis SIL Regular" w:hAnsi="Charis SIL Regular" w:eastAsia="Charis SIL Regular"/>
+          <w:b w:val="0"/>
+          <w:i w:val="0"/>
+          <w:color w:val="000000"/>
+          <w:sz w:val="24"/>
+        </w:rPr>
+        <w:hyperlink r:id="rId23" w:history="1">
+          <w:r>
+            <w:rPr>
+              <w:rStyle w:val="Hyperlink"/>
+            </w:rPr>
+            <w:t>e</w:t>
+          </w:r>
+        </w:hyperlink>
+      </w:r>
+      <w:r>
+        <w:rPr>
+          <w:u w:val="single" w:color="0000ff"/>
+          <w:rFonts w:ascii="Charis SIL Regular" w:hAnsi="Charis SIL Regular" w:eastAsia="Charis SIL Regular"/>
+          <w:b w:val="0"/>
+          <w:i w:val="0"/>
+          <w:color w:val="000000"/>
+          <w:sz w:val="24"/>
+        </w:rPr>
+        <w:hyperlink r:id="rId23" w:history="1">
+          <w:r>
+            <w:rPr>
+              <w:rStyle w:val="Hyperlink"/>
+            </w:rPr>
+            <w:t xml:space="preserve"> Universi</w:t>
+          </w:r>
+        </w:hyperlink>
+      </w:r>
+      <w:r>
+        <w:rPr>
+          <w:u w:val="single" w:color="0000ff"/>
+          <w:rFonts w:ascii="Charis SIL Regular" w:hAnsi="Charis SIL Regular" w:eastAsia="Charis SIL Regular"/>
+          <w:b w:val="0"/>
+          <w:i w:val="0"/>
+          <w:color w:val="000000"/>
+          <w:sz w:val="24"/>
+        </w:rPr>
+        <w:hyperlink r:id="rId23" w:history="1">
+          <w:r>
+            <w:rPr>
+              <w:rStyle w:val="Hyperlink"/>
+            </w:rPr>
+            <w:t>te</w:t>
+          </w:r>
+        </w:hyperlink>
+      </w:r>
+      <w:r>
+        <w:rPr>
+          <w:rFonts w:ascii="Charis SIL Regular" w:hAnsi="Charis SIL Regular" w:eastAsia="Charis SIL Regular"/>
+          <w:b w:val="0"/>
+          <w:i w:val="0"/>
+          <w:color w:val="000000"/>
+          <w:sz w:val="24"/>
+        </w:rPr>
+        <w:t xml:space="preserve">it </w:t>
+      </w:r>
+      <w:r>
+        <w:rPr>
+          <w:rFonts w:ascii="Charis SIL Regular" w:hAnsi="Charis SIL Regular" w:eastAsia="Charis SIL Regular"/>
+          <w:b w:val="0"/>
+          <w:i w:val="0"/>
+          <w:color w:val="000000"/>
+          <w:sz w:val="24"/>
+        </w:rPr>
+        <w:t>Leiden. De fotocolle</w:t>
       </w:r>
       <w:r>
         <w:rPr>
@@ -3480,8 +3700,9 @@
           <w:i w:val="0"/>
           <w:color w:val="0000FF"/>
           <w:sz w:val="24"/>
-        </w:rPr>
-        <w:hyperlink r:id="rId24" w:history="1">
+          <w:u w:val="single"/>
+        </w:rPr>
+        <w:hyperlink r:id="rId23" w:history="1">
           <w:r>
             <w:rPr>
               <w:rStyle w:val="Hyperlink"/>
@@ -3594,25 +3815,7 @@
           <w:color w:val="000000"/>
           <w:sz w:val="24"/>
         </w:rPr>
-        <w:t>Nederlands Fotomuseum, be</w:t>
-      </w:r>
-      <w:r>
-        <w:rPr>
-          <w:u w:val="single" w:color="0000ff"/>
-          <w:rFonts w:ascii="Charis SIL Regular" w:hAnsi="Charis SIL Regular" w:eastAsia="Charis SIL Regular"/>
-          <w:b w:val="0"/>
-          <w:i w:val="0"/>
-          <w:color w:val="000000"/>
-          <w:sz w:val="24"/>
-        </w:rPr>
-        <w:hyperlink r:id="rId24" w:history="1">
-          <w:r>
-            <w:rPr>
-              <w:rStyle w:val="Hyperlink"/>
-            </w:rPr>
-            <w:t xml:space="preserve">vat een </w:t>
-          </w:r>
-        </w:hyperlink>
+        <w:t xml:space="preserve">Nederlands Fotomuseum, bevat een </w:t>
       </w:r>
       <w:r>
         <w:rPr>
@@ -5118,15 +5321,9 @@
           <w:i w:val="0"/>
           <w:color w:val="0000FF"/>
           <w:sz w:val="24"/>
-        </w:rPr>
-        <w:hyperlink r:id="rId27" w:history="1">
-          <w:r>
-            <w:rPr>
-              <w:rStyle w:val="Hyperlink"/>
-            </w:rPr>
-            <w:t>6</w:t>
-          </w:r>
-        </w:hyperlink>
+          <w:u w:val="single"/>
+        </w:rPr>
+        <w:t>6</w:t>
       </w:r>
       <w:r>
         <w:rPr>
@@ -5135,7 +5332,6 @@
           <w:i w:val="0"/>
           <w:color w:val="0000FF"/>
           <w:sz w:val="24"/>
-          <w:u w:val="single"/>
         </w:rPr>
         <w:t>-</w:t>
       </w:r>
@@ -6202,15 +6398,9 @@
           <w:i w:val="0"/>
           <w:color w:val="0000FF"/>
           <w:sz w:val="24"/>
-        </w:rPr>
-        <w:hyperlink r:id="rId16" w:history="1">
-          <w:r>
-            <w:rPr>
-              <w:rStyle w:val="Hyperlink"/>
-            </w:rPr>
-            <w:t>d</w:t>
-          </w:r>
-        </w:hyperlink>
+          <w:u w:val="single"/>
+        </w:rPr>
+        <w:t>d</w:t>
       </w:r>
       <w:r>
         <w:rPr>
@@ -6302,7 +6492,7 @@
           <w:sz w:val="24"/>
           <w:u w:val="single"/>
         </w:rPr>
-        <w:hyperlink r:id="rId16" w:history="1">
+        <w:hyperlink r:id="rId32" w:history="1">
           <w:r>
             <w:rPr>
               <w:rStyle w:val="Hyperlink"/>
@@ -6331,7 +6521,7 @@
           <w:sz w:val="24"/>
           <w:u w:val="single"/>
         </w:rPr>
-        <w:hyperlink r:id="rId16" w:history="1">
+        <w:hyperlink r:id="rId32" w:history="1">
           <w:r>
             <w:rPr>
               <w:rStyle w:val="Hyperlink"/>
@@ -6428,7 +6618,7 @@
           <w:color w:val="0000FF"/>
           <w:sz w:val="24"/>
         </w:rPr>
-        <w:hyperlink r:id="rId32" w:history="1">
+        <w:hyperlink r:id="rId33" w:history="1">
           <w:r>
             <w:rPr>
               <w:rStyle w:val="Hyperlink"/>
@@ -6445,7 +6635,7 @@
           <w:color w:val="0000FF"/>
           <w:sz w:val="24"/>
         </w:rPr>
-        <w:hyperlink r:id="rId32" w:history="1">
+        <w:hyperlink r:id="rId33" w:history="1">
           <w:r>
             <w:rPr>
               <w:rStyle w:val="Hyperlink"/>
@@ -6462,7 +6652,7 @@
           <w:color w:val="0000FF"/>
           <w:sz w:val="24"/>
         </w:rPr>
-        <w:hyperlink r:id="rId32" w:history="1">
+        <w:hyperlink r:id="rId33" w:history="1">
           <w:r>
             <w:rPr>
               <w:rStyle w:val="Hyperlink"/>
@@ -6479,7 +6669,7 @@
           <w:color w:val="0000FF"/>
           <w:sz w:val="24"/>
         </w:rPr>
-        <w:hyperlink r:id="rId32" w:history="1">
+        <w:hyperlink r:id="rId33" w:history="1">
           <w:r>
             <w:rPr>
               <w:rStyle w:val="Hyperlink"/>
@@ -6496,7 +6686,7 @@
           <w:color w:val="0000FF"/>
           <w:sz w:val="24"/>
         </w:rPr>
-        <w:hyperlink r:id="rId32" w:history="1">
+        <w:hyperlink r:id="rId33" w:history="1">
           <w:r>
             <w:rPr>
               <w:rStyle w:val="Hyperlink"/>

--- a/EXPORTS/DOCX/published/niveau3/Dutch/Wereldtentoonstelling1883.docx
+++ b/EXPORTS/DOCX/published/niveau3/Dutch/Wereldtentoonstelling1883.docx
@@ -847,43 +847,7 @@
           <w:color w:val="000000"/>
           <w:sz w:val="24"/>
         </w:rPr>
-        <w:t>ericus An</w:t>
-      </w:r>
-      <w:r>
-        <w:rPr>
-          <w:u w:val="single" w:color="0000ff"/>
-          <w:rFonts w:ascii="Charis SIL Regular" w:hAnsi="Charis SIL Regular" w:eastAsia="Charis SIL Regular"/>
-          <w:b w:val="0"/>
-          <w:i w:val="0"/>
-          <w:color w:val="000000"/>
-          <w:sz w:val="24"/>
-        </w:rPr>
-        <w:hyperlink r:id="rId12" w:history="1">
-          <w:r>
-            <w:rPr>
-              <w:rStyle w:val="Hyperlink"/>
-            </w:rPr>
-            <w:t>na Je</w:t>
-          </w:r>
-        </w:hyperlink>
-      </w:r>
-      <w:r>
-        <w:rPr>
-          <w:u w:val="single" w:color="0000ff"/>
-          <w:rFonts w:ascii="Charis SIL Regular" w:hAnsi="Charis SIL Regular" w:eastAsia="Charis SIL Regular"/>
-          <w:b w:val="0"/>
-          <w:i w:val="0"/>
-          <w:color w:val="000000"/>
-          <w:sz w:val="24"/>
-        </w:rPr>
-        <w:hyperlink r:id="rId12" w:history="1">
-          <w:r>
-            <w:rPr>
-              <w:rStyle w:val="Hyperlink"/>
-            </w:rPr>
-            <w:t>ntink van het t</w:t>
-          </w:r>
-        </w:hyperlink>
+        <w:t>ericus Anna Jentink van het t</w:t>
       </w:r>
       <w:r>
         <w:rPr>
@@ -1062,7 +1026,7 @@
           <w:sz w:val="24"/>
           <w:u w:val="single"/>
         </w:rPr>
-        <w:hyperlink r:id="rId14" w:history="1">
+        <w:hyperlink r:id="rId13" w:history="1">
           <w:r>
             <w:rPr>
               <w:rStyle w:val="Hyperlink"/>
@@ -1091,7 +1055,7 @@
           <w:sz w:val="24"/>
           <w:u w:val="single"/>
         </w:rPr>
-        <w:hyperlink r:id="rId14" w:history="1">
+        <w:hyperlink r:id="rId13" w:history="1">
           <w:r>
             <w:rPr>
               <w:rStyle w:val="Hyperlink"/>
@@ -1120,13 +1084,21 @@
       </w:r>
       <w:r>
         <w:rPr>
+          <w:u w:val="single" w:color="0000ff"/>
           <w:rFonts w:ascii="Charis SIL Regular" w:hAnsi="Charis SIL Regular" w:eastAsia="Charis SIL Regular"/>
           <w:b w:val="0"/>
           <w:i w:val="0"/>
           <w:color w:val="000000"/>
           <w:sz w:val="24"/>
         </w:rPr>
-        <w:t>verantwoor</w:t>
+        <w:hyperlink r:id="rId13" w:history="1">
+          <w:r>
+            <w:rPr>
+              <w:rStyle w:val="Hyperlink"/>
+            </w:rPr>
+            <w:t>verantwoor</w:t>
+          </w:r>
+        </w:hyperlink>
       </w:r>
       <w:r>
         <w:rPr>
@@ -2115,7 +2087,7 @@
             <w:rPr>
               <w:rStyle w:val="Hyperlink"/>
             </w:rPr>
-            <w:t>Etnografis</w:t>
+            <w:t>Etnografisc</w:t>
           </w:r>
         </w:hyperlink>
       </w:r>
@@ -2126,23 +2098,7 @@
           <w:i w:val="0"/>
           <w:color w:val="0000FF"/>
           <w:sz w:val="24"/>
-        </w:rPr>
-        <w:hyperlink r:id="rId20" w:history="1">
-          <w:r>
-            <w:rPr>
-              <w:rStyle w:val="Hyperlink"/>
-            </w:rPr>
-            <w:t>c</w:t>
-          </w:r>
-        </w:hyperlink>
-      </w:r>
-      <w:r>
-        <w:rPr>
-          <w:rFonts w:ascii="Charis SIL Regular" w:hAnsi="Charis SIL Regular" w:eastAsia="Charis SIL Regular"/>
-          <w:b w:val="0"/>
-          <w:i w:val="0"/>
-          <w:color w:val="0000FF"/>
-          <w:sz w:val="24"/>
+          <w:u w:val="single"/>
         </w:rPr>
         <w:t>h</w:t>
       </w:r>
@@ -2200,7 +2156,7 @@
             <w:rPr>
               <w:rStyle w:val="Hyperlink"/>
             </w:rPr>
-            <w:t>Artis</w:t>
+            <w:t>Arti</w:t>
           </w:r>
         </w:hyperlink>
       </w:r>
@@ -2209,6 +2165,16 @@
           <w:rFonts w:ascii="Charis SIL Regular" w:hAnsi="Charis SIL Regular" w:eastAsia="Charis SIL Regular"/>
           <w:b w:val="0"/>
           <w:i w:val="0"/>
+          <w:color w:val="0000FF"/>
+          <w:sz w:val="24"/>
+        </w:rPr>
+        <w:t>s</w:t>
+      </w:r>
+      <w:r>
+        <w:rPr>
+          <w:rFonts w:ascii="Charis SIL Regular" w:hAnsi="Charis SIL Regular" w:eastAsia="Charis SIL Regular"/>
+          <w:b w:val="0"/>
+          <w:i w:val="0"/>
           <w:color w:val="000000"/>
           <w:sz w:val="24"/>
         </w:rPr>
@@ -2222,36 +2188,7 @@
           <w:color w:val="000000"/>
           <w:sz w:val="24"/>
         </w:rPr>
-        <w:t>ging naar h</w:t>
-      </w:r>
-      <w:r>
-        <w:rPr>
-          <w:u w:val="single" w:color="0000ff"/>
-          <w:rFonts w:ascii="Charis SIL Regular" w:hAnsi="Charis SIL Regular" w:eastAsia="Charis SIL Regular"/>
-          <w:b w:val="0"/>
-          <w:i w:val="0"/>
-          <w:color w:val="000000"/>
-          <w:sz w:val="24"/>
-        </w:rPr>
-        <w:t>e</w:t>
-      </w:r>
-      <w:r>
-        <w:rPr>
-          <w:u w:val="single" w:color="0000ff"/>
-          <w:rFonts w:ascii="Charis SIL Regular" w:hAnsi="Charis SIL Regular" w:eastAsia="Charis SIL Regular"/>
-          <w:b w:val="0"/>
-          <w:i w:val="0"/>
-          <w:color w:val="000000"/>
-          <w:sz w:val="24"/>
-        </w:rPr>
-        <w:hyperlink r:id="rId19" w:history="1">
-          <w:r>
-            <w:rPr>
-              <w:rStyle w:val="Hyperlink"/>
-            </w:rPr>
-            <w:t xml:space="preserve">t </w:t>
-          </w:r>
-        </w:hyperlink>
+        <w:t xml:space="preserve">ging naar het </w:t>
       </w:r>
       <w:r>
         <w:rPr>
@@ -2307,6 +2244,7 @@
           <w:i w:val="0"/>
           <w:color w:val="0000FF"/>
           <w:sz w:val="24"/>
+          <w:u w:val="single"/>
         </w:rPr>
         <w:t>fi</w:t>
       </w:r>
@@ -2364,16 +2302,8 @@
           <w:i w:val="0"/>
           <w:color w:val="0000FF"/>
           <w:sz w:val="24"/>
-          <w:u w:val="single"/>
-        </w:rPr>
-        <w:hyperlink r:id="rId12" w:history="1">
-          <w:r>
-            <w:rPr>
-              <w:rStyle w:val="Hyperlink"/>
-            </w:rPr>
-            <w:t>m</w:t>
-          </w:r>
-        </w:hyperlink>
+        </w:rPr>
+        <w:t>m</w:t>
       </w:r>
       <w:r>
         <w:rPr>
@@ -3667,31 +3597,14 @@
       </w:r>
       <w:r>
         <w:rPr>
+          <w:u w:val="single" w:color="0000ff"/>
           <w:rFonts w:ascii="Charis SIL Regular" w:hAnsi="Charis SIL Regular" w:eastAsia="Charis SIL Regular"/>
           <w:b w:val="0"/>
           <w:i w:val="0"/>
           <w:color w:val="000000"/>
           <w:sz w:val="24"/>
         </w:rPr>
-        <w:t>Leiden. De fotocolle</w:t>
-      </w:r>
-      <w:r>
-        <w:rPr>
-          <w:u w:val="single" w:color="0000ff"/>
-          <w:rFonts w:ascii="Charis SIL Regular" w:hAnsi="Charis SIL Regular" w:eastAsia="Charis SIL Regular"/>
-          <w:b w:val="0"/>
-          <w:i w:val="0"/>
-          <w:color w:val="000000"/>
-          <w:sz w:val="24"/>
-        </w:rPr>
-        <w:hyperlink r:id="rId23" w:history="1">
-          <w:r>
-            <w:rPr>
-              <w:rStyle w:val="Hyperlink"/>
-            </w:rPr>
-            <w:t xml:space="preserve">ctie van </w:t>
-          </w:r>
-        </w:hyperlink>
+        <w:t xml:space="preserve">Leiden. De fotocollectie van </w:t>
       </w:r>
       <w:r>
         <w:rPr>
@@ -3815,7 +3728,18 @@
           <w:color w:val="000000"/>
           <w:sz w:val="24"/>
         </w:rPr>
-        <w:t xml:space="preserve">Nederlands Fotomuseum, bevat een </w:t>
+        <w:t>Nederlands Fotomuseum, be</w:t>
+      </w:r>
+      <w:r>
+        <w:rPr>
+          <w:u w:val="single" w:color="0000ff"/>
+          <w:rFonts w:ascii="Charis SIL Regular" w:hAnsi="Charis SIL Regular" w:eastAsia="Charis SIL Regular"/>
+          <w:b w:val="0"/>
+          <w:i w:val="0"/>
+          <w:color w:val="000000"/>
+          <w:sz w:val="24"/>
+        </w:rPr>
+        <w:t xml:space="preserve">vat een </w:t>
       </w:r>
       <w:r>
         <w:rPr>
@@ -5321,9 +5245,15 @@
           <w:i w:val="0"/>
           <w:color w:val="0000FF"/>
           <w:sz w:val="24"/>
-          <w:u w:val="single"/>
-        </w:rPr>
-        <w:t>6</w:t>
+        </w:rPr>
+        <w:hyperlink r:id="rId27" w:history="1">
+          <w:r>
+            <w:rPr>
+              <w:rStyle w:val="Hyperlink"/>
+            </w:rPr>
+            <w:t>6</w:t>
+          </w:r>
+        </w:hyperlink>
       </w:r>
       <w:r>
         <w:rPr>
@@ -6450,6 +6380,7 @@
       </w:r>
       <w:r>
         <w:rPr>
+          <w:u w:val="single" w:color="0000ff"/>
           <w:rFonts w:ascii="Charis SIL Regular" w:hAnsi="Charis SIL Regular" w:eastAsia="Charis SIL Regular"/>
           <w:b w:val="0"/>
           <w:i w:val="0"/>
@@ -6492,7 +6423,7 @@
           <w:sz w:val="24"/>
           <w:u w:val="single"/>
         </w:rPr>
-        <w:hyperlink r:id="rId32" w:history="1">
+        <w:hyperlink r:id="rId16" w:history="1">
           <w:r>
             <w:rPr>
               <w:rStyle w:val="Hyperlink"/>
@@ -6521,7 +6452,7 @@
           <w:sz w:val="24"/>
           <w:u w:val="single"/>
         </w:rPr>
-        <w:hyperlink r:id="rId32" w:history="1">
+        <w:hyperlink r:id="rId16" w:history="1">
           <w:r>
             <w:rPr>
               <w:rStyle w:val="Hyperlink"/>
@@ -6618,7 +6549,7 @@
           <w:color w:val="0000FF"/>
           <w:sz w:val="24"/>
         </w:rPr>
-        <w:hyperlink r:id="rId33" w:history="1">
+        <w:hyperlink r:id="rId32" w:history="1">
           <w:r>
             <w:rPr>
               <w:rStyle w:val="Hyperlink"/>
@@ -6635,7 +6566,7 @@
           <w:color w:val="0000FF"/>
           <w:sz w:val="24"/>
         </w:rPr>
-        <w:hyperlink r:id="rId33" w:history="1">
+        <w:hyperlink r:id="rId32" w:history="1">
           <w:r>
             <w:rPr>
               <w:rStyle w:val="Hyperlink"/>
@@ -6652,7 +6583,7 @@
           <w:color w:val="0000FF"/>
           <w:sz w:val="24"/>
         </w:rPr>
-        <w:hyperlink r:id="rId33" w:history="1">
+        <w:hyperlink r:id="rId32" w:history="1">
           <w:r>
             <w:rPr>
               <w:rStyle w:val="Hyperlink"/>
@@ -6669,7 +6600,7 @@
           <w:color w:val="0000FF"/>
           <w:sz w:val="24"/>
         </w:rPr>
-        <w:hyperlink r:id="rId33" w:history="1">
+        <w:hyperlink r:id="rId32" w:history="1">
           <w:r>
             <w:rPr>
               <w:rStyle w:val="Hyperlink"/>
@@ -6686,7 +6617,7 @@
           <w:color w:val="0000FF"/>
           <w:sz w:val="24"/>
         </w:rPr>
-        <w:hyperlink r:id="rId33" w:history="1">
+        <w:hyperlink r:id="rId32" w:history="1">
           <w:r>
             <w:rPr>
               <w:rStyle w:val="Hyperlink"/>

--- a/EXPORTS/DOCX/published/niveau3/Dutch/Wereldtentoonstelling1883.docx
+++ b/EXPORTS/DOCX/published/niveau3/Dutch/Wereldtentoonstelling1883.docx
@@ -787,67 +787,13 @@
       </w:r>
       <w:r>
         <w:rPr>
-          <w:u w:val="single" w:color="0000ff"/>
           <w:rFonts w:ascii="Charis SIL Regular" w:hAnsi="Charis SIL Regular" w:eastAsia="Charis SIL Regular"/>
           <w:b w:val="0"/>
           <w:i w:val="0"/>
           <w:color w:val="000000"/>
           <w:sz w:val="24"/>
         </w:rPr>
-        <w:hyperlink r:id="rId11" w:history="1">
-          <w:r>
-            <w:rPr>
-              <w:rStyle w:val="Hyperlink"/>
-            </w:rPr>
-            <w:t>Leiden</w:t>
-          </w:r>
-        </w:hyperlink>
-      </w:r>
-      <w:r>
-        <w:rPr>
-          <w:u w:val="single" w:color="0000ff"/>
-          <w:rFonts w:ascii="Charis SIL Regular" w:hAnsi="Charis SIL Regular" w:eastAsia="Charis SIL Regular"/>
-          <w:b w:val="0"/>
-          <w:i w:val="0"/>
-          <w:color w:val="000000"/>
-          <w:sz w:val="24"/>
-        </w:rPr>
-        <w:hyperlink r:id="rId11" w:history="1">
-          <w:r>
-            <w:rPr>
-              <w:rStyle w:val="Hyperlink"/>
-            </w:rPr>
-            <w:t>)</w:t>
-          </w:r>
-        </w:hyperlink>
-      </w:r>
-      <w:r>
-        <w:rPr>
-          <w:u w:val="single" w:color="0000ff"/>
-          <w:rFonts w:ascii="Charis SIL Regular" w:hAnsi="Charis SIL Regular" w:eastAsia="Charis SIL Regular"/>
-          <w:b w:val="0"/>
-          <w:i w:val="0"/>
-          <w:color w:val="000000"/>
-          <w:sz w:val="24"/>
-        </w:rPr>
-        <w:hyperlink r:id="rId11" w:history="1">
-          <w:r>
-            <w:rPr>
-              <w:rStyle w:val="Hyperlink"/>
-            </w:rPr>
-            <w:t xml:space="preserve"> en Fred</w:t>
-          </w:r>
-        </w:hyperlink>
-      </w:r>
-      <w:r>
-        <w:rPr>
-          <w:rFonts w:ascii="Charis SIL Regular" w:hAnsi="Charis SIL Regular" w:eastAsia="Charis SIL Regular"/>
-          <w:b w:val="0"/>
-          <w:i w:val="0"/>
-          <w:color w:val="000000"/>
-          <w:sz w:val="24"/>
-        </w:rPr>
-        <w:t>ericus Anna Jentink van het t</w:t>
+        <w:t>Leiden) en Fredericus Anna Jentink van het t</w:t>
       </w:r>
       <w:r>
         <w:rPr>
@@ -1517,24 +1463,13 @@
       </w:r>
       <w:r>
         <w:rPr>
-          <w:u w:val="single" w:color="0000ff"/>
           <w:rFonts w:ascii="Charis SIL Regular" w:hAnsi="Charis SIL Regular" w:eastAsia="Charis SIL Regular"/>
           <w:b w:val="0"/>
           <w:i w:val="0"/>
           <w:color w:val="000000"/>
           <w:sz w:val="24"/>
         </w:rPr>
-        <w:t>o</w:t>
-      </w:r>
-      <w:r>
-        <w:rPr>
-          <w:rFonts w:ascii="Charis SIL Regular" w:hAnsi="Charis SIL Regular" w:eastAsia="Charis SIL Regular"/>
-          <w:b w:val="0"/>
-          <w:i w:val="0"/>
-          <w:color w:val="000000"/>
-          <w:sz w:val="24"/>
-        </w:rPr>
-        <w:t>ver wat ande</w:t>
+        <w:t>over wat ande</w:t>
       </w:r>
       <w:r>
         <w:rPr>
@@ -2087,7 +2022,7 @@
             <w:rPr>
               <w:rStyle w:val="Hyperlink"/>
             </w:rPr>
-            <w:t>Etnografisc</w:t>
+            <w:t>Etnografis</w:t>
           </w:r>
         </w:hyperlink>
       </w:r>
@@ -2098,7 +2033,23 @@
           <w:i w:val="0"/>
           <w:color w:val="0000FF"/>
           <w:sz w:val="24"/>
-          <w:u w:val="single"/>
+        </w:rPr>
+        <w:hyperlink r:id="rId20" w:history="1">
+          <w:r>
+            <w:rPr>
+              <w:rStyle w:val="Hyperlink"/>
+            </w:rPr>
+            <w:t>c</w:t>
+          </w:r>
+        </w:hyperlink>
+      </w:r>
+      <w:r>
+        <w:rPr>
+          <w:rFonts w:ascii="Charis SIL Regular" w:hAnsi="Charis SIL Regular" w:eastAsia="Charis SIL Regular"/>
+          <w:b w:val="0"/>
+          <w:i w:val="0"/>
+          <w:color w:val="0000FF"/>
+          <w:sz w:val="24"/>
         </w:rPr>
         <w:t>h</w:t>
       </w:r>
@@ -2156,7 +2107,7 @@
             <w:rPr>
               <w:rStyle w:val="Hyperlink"/>
             </w:rPr>
-            <w:t>Arti</w:t>
+            <w:t>Artis</w:t>
           </w:r>
         </w:hyperlink>
       </w:r>
@@ -2165,16 +2116,6 @@
           <w:rFonts w:ascii="Charis SIL Regular" w:hAnsi="Charis SIL Regular" w:eastAsia="Charis SIL Regular"/>
           <w:b w:val="0"/>
           <w:i w:val="0"/>
-          <w:color w:val="0000FF"/>
-          <w:sz w:val="24"/>
-        </w:rPr>
-        <w:t>s</w:t>
-      </w:r>
-      <w:r>
-        <w:rPr>
-          <w:rFonts w:ascii="Charis SIL Regular" w:hAnsi="Charis SIL Regular" w:eastAsia="Charis SIL Regular"/>
-          <w:b w:val="0"/>
-          <w:i w:val="0"/>
           <w:color w:val="000000"/>
           <w:sz w:val="24"/>
         </w:rPr>
@@ -2188,7 +2129,36 @@
           <w:color w:val="000000"/>
           <w:sz w:val="24"/>
         </w:rPr>
-        <w:t xml:space="preserve">ging naar het </w:t>
+        <w:t>ging naar h</w:t>
+      </w:r>
+      <w:r>
+        <w:rPr>
+          <w:u w:val="single" w:color="0000ff"/>
+          <w:rFonts w:ascii="Charis SIL Regular" w:hAnsi="Charis SIL Regular" w:eastAsia="Charis SIL Regular"/>
+          <w:b w:val="0"/>
+          <w:i w:val="0"/>
+          <w:color w:val="000000"/>
+          <w:sz w:val="24"/>
+        </w:rPr>
+        <w:t>e</w:t>
+      </w:r>
+      <w:r>
+        <w:rPr>
+          <w:u w:val="single" w:color="0000ff"/>
+          <w:rFonts w:ascii="Charis SIL Regular" w:hAnsi="Charis SIL Regular" w:eastAsia="Charis SIL Regular"/>
+          <w:b w:val="0"/>
+          <w:i w:val="0"/>
+          <w:color w:val="000000"/>
+          <w:sz w:val="24"/>
+        </w:rPr>
+        <w:hyperlink r:id="rId19" w:history="1">
+          <w:r>
+            <w:rPr>
+              <w:rStyle w:val="Hyperlink"/>
+            </w:rPr>
+            <w:t xml:space="preserve">t </w:t>
+          </w:r>
+        </w:hyperlink>
       </w:r>
       <w:r>
         <w:rPr>
@@ -2244,7 +2214,6 @@
           <w:i w:val="0"/>
           <w:color w:val="0000FF"/>
           <w:sz w:val="24"/>
-          <w:u w:val="single"/>
         </w:rPr>
         <w:t>fi</w:t>
       </w:r>
@@ -2302,8 +2271,16 @@
           <w:i w:val="0"/>
           <w:color w:val="0000FF"/>
           <w:sz w:val="24"/>
-        </w:rPr>
-        <w:t>m</w:t>
+          <w:u w:val="single"/>
+        </w:rPr>
+        <w:hyperlink r:id="rId12" w:history="1">
+          <w:r>
+            <w:rPr>
+              <w:rStyle w:val="Hyperlink"/>
+            </w:rPr>
+            <w:t>m</w:t>
+          </w:r>
+        </w:hyperlink>
       </w:r>
       <w:r>
         <w:rPr>
@@ -3604,7 +3581,35 @@
           <w:color w:val="000000"/>
           <w:sz w:val="24"/>
         </w:rPr>
-        <w:t xml:space="preserve">Leiden. De fotocollectie van </w:t>
+        <w:hyperlink r:id="rId23" w:history="1">
+          <w:r>
+            <w:rPr>
+              <w:rStyle w:val="Hyperlink"/>
+            </w:rPr>
+            <w:t>Leiden. De</w:t>
+          </w:r>
+        </w:hyperlink>
+      </w:r>
+      <w:r>
+        <w:rPr>
+          <w:u w:val="single" w:color="0000ff"/>
+          <w:rFonts w:ascii="Charis SIL Regular" w:hAnsi="Charis SIL Regular" w:eastAsia="Charis SIL Regular"/>
+          <w:b w:val="0"/>
+          <w:i w:val="0"/>
+          <w:color w:val="000000"/>
+          <w:sz w:val="24"/>
+        </w:rPr>
+        <w:t xml:space="preserve"> </w:t>
+      </w:r>
+      <w:r>
+        <w:rPr>
+          <w:rFonts w:ascii="Charis SIL Regular" w:hAnsi="Charis SIL Regular" w:eastAsia="Charis SIL Regular"/>
+          <w:b w:val="0"/>
+          <w:i w:val="0"/>
+          <w:color w:val="000000"/>
+          <w:sz w:val="24"/>
+        </w:rPr>
+        <w:t xml:space="preserve">fotocollectie van </w:t>
       </w:r>
       <w:r>
         <w:rPr>
@@ -6328,9 +6333,15 @@
           <w:i w:val="0"/>
           <w:color w:val="0000FF"/>
           <w:sz w:val="24"/>
-          <w:u w:val="single"/>
-        </w:rPr>
-        <w:t>d</w:t>
+        </w:rPr>
+        <w:hyperlink r:id="rId16" w:history="1">
+          <w:r>
+            <w:rPr>
+              <w:rStyle w:val="Hyperlink"/>
+            </w:rPr>
+            <w:t>d</w:t>
+          </w:r>
+        </w:hyperlink>
       </w:r>
       <w:r>
         <w:rPr>
@@ -6380,7 +6391,6 @@
       </w:r>
       <w:r>
         <w:rPr>
-          <w:u w:val="single" w:color="0000ff"/>
           <w:rFonts w:ascii="Charis SIL Regular" w:hAnsi="Charis SIL Regular" w:eastAsia="Charis SIL Regular"/>
           <w:b w:val="0"/>
           <w:i w:val="0"/>
@@ -6452,7 +6462,7 @@
           <w:sz w:val="24"/>
           <w:u w:val="single"/>
         </w:rPr>
-        <w:hyperlink r:id="rId16" w:history="1">
+        <w:hyperlink r:id="rId32" w:history="1">
           <w:r>
             <w:rPr>
               <w:rStyle w:val="Hyperlink"/>
@@ -6549,7 +6559,7 @@
           <w:color w:val="0000FF"/>
           <w:sz w:val="24"/>
         </w:rPr>
-        <w:hyperlink r:id="rId32" w:history="1">
+        <w:hyperlink r:id="rId33" w:history="1">
           <w:r>
             <w:rPr>
               <w:rStyle w:val="Hyperlink"/>
@@ -6566,7 +6576,7 @@
           <w:color w:val="0000FF"/>
           <w:sz w:val="24"/>
         </w:rPr>
-        <w:hyperlink r:id="rId32" w:history="1">
+        <w:hyperlink r:id="rId33" w:history="1">
           <w:r>
             <w:rPr>
               <w:rStyle w:val="Hyperlink"/>
@@ -6583,7 +6593,7 @@
           <w:color w:val="0000FF"/>
           <w:sz w:val="24"/>
         </w:rPr>
-        <w:hyperlink r:id="rId32" w:history="1">
+        <w:hyperlink r:id="rId33" w:history="1">
           <w:r>
             <w:rPr>
               <w:rStyle w:val="Hyperlink"/>
@@ -6600,7 +6610,7 @@
           <w:color w:val="0000FF"/>
           <w:sz w:val="24"/>
         </w:rPr>
-        <w:hyperlink r:id="rId32" w:history="1">
+        <w:hyperlink r:id="rId33" w:history="1">
           <w:r>
             <w:rPr>
               <w:rStyle w:val="Hyperlink"/>
@@ -6617,7 +6627,7 @@
           <w:color w:val="0000FF"/>
           <w:sz w:val="24"/>
         </w:rPr>
-        <w:hyperlink r:id="rId32" w:history="1">
+        <w:hyperlink r:id="rId33" w:history="1">
           <w:r>
             <w:rPr>
               <w:rStyle w:val="Hyperlink"/>

--- a/EXPORTS/DOCX/published/niveau3/Dutch/Wereldtentoonstelling1883.docx
+++ b/EXPORTS/DOCX/published/niveau3/Dutch/Wereldtentoonstelling1883.docx
@@ -793,7 +793,25 @@
           <w:color w:val="000000"/>
           <w:sz w:val="24"/>
         </w:rPr>
-        <w:t>Leiden) en Fredericus Anna Jentink van het t</w:t>
+        <w:t>Leiden) en Fredericus Anna Je</w:t>
+      </w:r>
+      <w:r>
+        <w:rPr>
+          <w:u w:val="single" w:color="0000ff"/>
+          <w:rFonts w:ascii="Charis SIL Regular" w:hAnsi="Charis SIL Regular" w:eastAsia="Charis SIL Regular"/>
+          <w:b w:val="0"/>
+          <w:i w:val="0"/>
+          <w:color w:val="000000"/>
+          <w:sz w:val="24"/>
+        </w:rPr>
+        <w:hyperlink r:id="rId12" w:history="1">
+          <w:r>
+            <w:rPr>
+              <w:rStyle w:val="Hyperlink"/>
+            </w:rPr>
+            <w:t>ntink van het t</w:t>
+          </w:r>
+        </w:hyperlink>
       </w:r>
       <w:r>
         <w:rPr>
@@ -1463,13 +1481,24 @@
       </w:r>
       <w:r>
         <w:rPr>
+          <w:u w:val="single" w:color="0000ff"/>
           <w:rFonts w:ascii="Charis SIL Regular" w:hAnsi="Charis SIL Regular" w:eastAsia="Charis SIL Regular"/>
           <w:b w:val="0"/>
           <w:i w:val="0"/>
           <w:color w:val="000000"/>
           <w:sz w:val="24"/>
         </w:rPr>
-        <w:t>over wat ande</w:t>
+        <w:t>o</w:t>
+      </w:r>
+      <w:r>
+        <w:rPr>
+          <w:rFonts w:ascii="Charis SIL Regular" w:hAnsi="Charis SIL Regular" w:eastAsia="Charis SIL Regular"/>
+          <w:b w:val="0"/>
+          <w:i w:val="0"/>
+          <w:color w:val="000000"/>
+          <w:sz w:val="24"/>
+        </w:rPr>
+        <w:t>ver wat ande</w:t>
       </w:r>
       <w:r>
         <w:rPr>
@@ -3369,208 +3398,7 @@
           <w:color w:val="000000"/>
           <w:sz w:val="24"/>
         </w:rPr>
-        <w:t>,</w:t>
-      </w:r>
-      <w:r>
-        <w:rPr>
-          <w:u w:val="single" w:color="0000ff"/>
-          <w:rFonts w:ascii="Charis SIL Regular" w:hAnsi="Charis SIL Regular" w:eastAsia="Charis SIL Regular"/>
-          <w:b w:val="0"/>
-          <w:i w:val="0"/>
-          <w:color w:val="000000"/>
-          <w:sz w:val="24"/>
-        </w:rPr>
-        <w:hyperlink r:id="rId23" w:history="1">
-          <w:r>
-            <w:rPr>
-              <w:rStyle w:val="Hyperlink"/>
-            </w:rPr>
-            <w:t xml:space="preserve"> da</w:t>
-          </w:r>
-        </w:hyperlink>
-      </w:r>
-      <w:r>
-        <w:rPr>
-          <w:u w:val="single" w:color="0000ff"/>
-          <w:rFonts w:ascii="Charis SIL Regular" w:hAnsi="Charis SIL Regular" w:eastAsia="Charis SIL Regular"/>
-          <w:b w:val="0"/>
-          <w:i w:val="0"/>
-          <w:color w:val="000000"/>
-          <w:sz w:val="24"/>
-        </w:rPr>
-        <w:hyperlink r:id="rId23" w:history="1">
-          <w:r>
-            <w:rPr>
-              <w:rStyle w:val="Hyperlink"/>
-            </w:rPr>
-            <w:t>t</w:t>
-          </w:r>
-        </w:hyperlink>
-      </w:r>
-      <w:r>
-        <w:rPr>
-          <w:u w:val="single" w:color="0000ff"/>
-          <w:rFonts w:ascii="Charis SIL Regular" w:hAnsi="Charis SIL Regular" w:eastAsia="Charis SIL Regular"/>
-          <w:b w:val="0"/>
-          <w:i w:val="0"/>
-          <w:color w:val="000000"/>
-          <w:sz w:val="24"/>
-        </w:rPr>
-        <w:hyperlink r:id="rId23" w:history="1">
-          <w:r>
-            <w:rPr>
-              <w:rStyle w:val="Hyperlink"/>
-            </w:rPr>
-            <w:t xml:space="preserve"> tevens b</w:t>
-          </w:r>
-        </w:hyperlink>
-      </w:r>
-      <w:r>
-        <w:rPr>
-          <w:u w:val="single" w:color="0000ff"/>
-          <w:rFonts w:ascii="Charis SIL Regular" w:hAnsi="Charis SIL Regular" w:eastAsia="Charis SIL Regular"/>
-          <w:b w:val="0"/>
-          <w:i w:val="0"/>
-          <w:color w:val="000000"/>
-          <w:sz w:val="24"/>
-        </w:rPr>
-        <w:hyperlink r:id="rId23" w:history="1">
-          <w:r>
-            <w:rPr>
-              <w:rStyle w:val="Hyperlink"/>
-            </w:rPr>
-            <w:t>e</w:t>
-          </w:r>
-        </w:hyperlink>
-      </w:r>
-      <w:r>
-        <w:rPr>
-          <w:u w:val="single" w:color="0000ff"/>
-          <w:rFonts w:ascii="Charis SIL Regular" w:hAnsi="Charis SIL Regular" w:eastAsia="Charis SIL Regular"/>
-          <w:b w:val="0"/>
-          <w:i w:val="0"/>
-          <w:color w:val="000000"/>
-          <w:sz w:val="24"/>
-        </w:rPr>
-        <w:hyperlink r:id="rId23" w:history="1">
-          <w:r>
-            <w:rPr>
-              <w:rStyle w:val="Hyperlink"/>
-            </w:rPr>
-            <w:t>sc</w:t>
-          </w:r>
-        </w:hyperlink>
-      </w:r>
-      <w:r>
-        <w:rPr>
-          <w:u w:val="single" w:color="0000ff"/>
-          <w:rFonts w:ascii="Charis SIL Regular" w:hAnsi="Charis SIL Regular" w:eastAsia="Charis SIL Regular"/>
-          <w:b w:val="0"/>
-          <w:i w:val="0"/>
-          <w:color w:val="000000"/>
-          <w:sz w:val="24"/>
-        </w:rPr>
-        <w:hyperlink r:id="rId23" w:history="1">
-          <w:r>
-            <w:rPr>
-              <w:rStyle w:val="Hyperlink"/>
-            </w:rPr>
-            <w:t>hikbaar is</w:t>
-          </w:r>
-        </w:hyperlink>
-      </w:r>
-      <w:r>
-        <w:rPr>
-          <w:u w:val="single" w:color="0000ff"/>
-          <w:rFonts w:ascii="Charis SIL Regular" w:hAnsi="Charis SIL Regular" w:eastAsia="Charis SIL Regular"/>
-          <w:b w:val="0"/>
-          <w:i w:val="0"/>
-          <w:color w:val="000000"/>
-          <w:sz w:val="24"/>
-        </w:rPr>
-        <w:t xml:space="preserve"> </w:t>
-      </w:r>
-      <w:r>
-        <w:rPr>
-          <w:u w:val="single" w:color="0000ff"/>
-          <w:rFonts w:ascii="Charis SIL Regular" w:hAnsi="Charis SIL Regular" w:eastAsia="Charis SIL Regular"/>
-          <w:b w:val="0"/>
-          <w:i w:val="0"/>
-          <w:color w:val="000000"/>
-          <w:sz w:val="24"/>
-        </w:rPr>
-        <w:hyperlink r:id="rId23" w:history="1">
-          <w:r>
-            <w:rPr>
-              <w:rStyle w:val="Hyperlink"/>
-            </w:rPr>
-            <w:t>via d</w:t>
-          </w:r>
-        </w:hyperlink>
-      </w:r>
-      <w:r>
-        <w:rPr>
-          <w:u w:val="single" w:color="0000ff"/>
-          <w:rFonts w:ascii="Charis SIL Regular" w:hAnsi="Charis SIL Regular" w:eastAsia="Charis SIL Regular"/>
-          <w:b w:val="0"/>
-          <w:i w:val="0"/>
-          <w:color w:val="000000"/>
-          <w:sz w:val="24"/>
-        </w:rPr>
-        <w:hyperlink r:id="rId23" w:history="1">
-          <w:r>
-            <w:rPr>
-              <w:rStyle w:val="Hyperlink"/>
-            </w:rPr>
-            <w:t>e</w:t>
-          </w:r>
-        </w:hyperlink>
-      </w:r>
-      <w:r>
-        <w:rPr>
-          <w:u w:val="single" w:color="0000ff"/>
-          <w:rFonts w:ascii="Charis SIL Regular" w:hAnsi="Charis SIL Regular" w:eastAsia="Charis SIL Regular"/>
-          <w:b w:val="0"/>
-          <w:i w:val="0"/>
-          <w:color w:val="000000"/>
-          <w:sz w:val="24"/>
-        </w:rPr>
-        <w:hyperlink r:id="rId23" w:history="1">
-          <w:r>
-            <w:rPr>
-              <w:rStyle w:val="Hyperlink"/>
-            </w:rPr>
-            <w:t xml:space="preserve"> Universi</w:t>
-          </w:r>
-        </w:hyperlink>
-      </w:r>
-      <w:r>
-        <w:rPr>
-          <w:u w:val="single" w:color="0000ff"/>
-          <w:rFonts w:ascii="Charis SIL Regular" w:hAnsi="Charis SIL Regular" w:eastAsia="Charis SIL Regular"/>
-          <w:b w:val="0"/>
-          <w:i w:val="0"/>
-          <w:color w:val="000000"/>
-          <w:sz w:val="24"/>
-        </w:rPr>
-        <w:hyperlink r:id="rId23" w:history="1">
-          <w:r>
-            <w:rPr>
-              <w:rStyle w:val="Hyperlink"/>
-            </w:rPr>
-            <w:t>te</w:t>
-          </w:r>
-        </w:hyperlink>
-      </w:r>
-      <w:r>
-        <w:rPr>
-          <w:rFonts w:ascii="Charis SIL Regular" w:hAnsi="Charis SIL Regular" w:eastAsia="Charis SIL Regular"/>
-          <w:b w:val="0"/>
-          <w:i w:val="0"/>
-          <w:color w:val="000000"/>
-          <w:sz w:val="24"/>
-        </w:rPr>
-        <w:t xml:space="preserve">it </w:t>
+        <w:t xml:space="preserve">, dat tevens beschikbaar is via de Universiteit </w:t>
       </w:r>
       <w:r>
         <w:rPr>
@@ -3592,24 +3420,13 @@
       </w:r>
       <w:r>
         <w:rPr>
-          <w:u w:val="single" w:color="0000ff"/>
           <w:rFonts w:ascii="Charis SIL Regular" w:hAnsi="Charis SIL Regular" w:eastAsia="Charis SIL Regular"/>
           <w:b w:val="0"/>
           <w:i w:val="0"/>
           <w:color w:val="000000"/>
           <w:sz w:val="24"/>
         </w:rPr>
-        <w:t xml:space="preserve"> </w:t>
-      </w:r>
-      <w:r>
-        <w:rPr>
-          <w:rFonts w:ascii="Charis SIL Regular" w:hAnsi="Charis SIL Regular" w:eastAsia="Charis SIL Regular"/>
-          <w:b w:val="0"/>
-          <w:i w:val="0"/>
-          <w:color w:val="000000"/>
-          <w:sz w:val="24"/>
-        </w:rPr>
-        <w:t xml:space="preserve">fotocollectie van </w:t>
+        <w:t xml:space="preserve"> fotocollectie van </w:t>
       </w:r>
       <w:r>
         <w:rPr>
@@ -6333,15 +6150,9 @@
           <w:i w:val="0"/>
           <w:color w:val="0000FF"/>
           <w:sz w:val="24"/>
-        </w:rPr>
-        <w:hyperlink r:id="rId16" w:history="1">
-          <w:r>
-            <w:rPr>
-              <w:rStyle w:val="Hyperlink"/>
-            </w:rPr>
-            <w:t>d</w:t>
-          </w:r>
-        </w:hyperlink>
+          <w:u w:val="single"/>
+        </w:rPr>
+        <w:t>d</w:t>
       </w:r>
       <w:r>
         <w:rPr>
@@ -6391,6 +6202,7 @@
       </w:r>
       <w:r>
         <w:rPr>
+          <w:u w:val="single" w:color="0000ff"/>
           <w:rFonts w:ascii="Charis SIL Regular" w:hAnsi="Charis SIL Regular" w:eastAsia="Charis SIL Regular"/>
           <w:b w:val="0"/>
           <w:i w:val="0"/>
@@ -6462,7 +6274,7 @@
           <w:sz w:val="24"/>
           <w:u w:val="single"/>
         </w:rPr>
-        <w:hyperlink r:id="rId32" w:history="1">
+        <w:hyperlink r:id="rId16" w:history="1">
           <w:r>
             <w:rPr>
               <w:rStyle w:val="Hyperlink"/>
@@ -6559,7 +6371,7 @@
           <w:color w:val="0000FF"/>
           <w:sz w:val="24"/>
         </w:rPr>
-        <w:hyperlink r:id="rId33" w:history="1">
+        <w:hyperlink r:id="rId32" w:history="1">
           <w:r>
             <w:rPr>
               <w:rStyle w:val="Hyperlink"/>
@@ -6576,7 +6388,7 @@
           <w:color w:val="0000FF"/>
           <w:sz w:val="24"/>
         </w:rPr>
-        <w:hyperlink r:id="rId33" w:history="1">
+        <w:hyperlink r:id="rId32" w:history="1">
           <w:r>
             <w:rPr>
               <w:rStyle w:val="Hyperlink"/>
@@ -6593,7 +6405,7 @@
           <w:color w:val="0000FF"/>
           <w:sz w:val="24"/>
         </w:rPr>
-        <w:hyperlink r:id="rId33" w:history="1">
+        <w:hyperlink r:id="rId32" w:history="1">
           <w:r>
             <w:rPr>
               <w:rStyle w:val="Hyperlink"/>
@@ -6610,7 +6422,7 @@
           <w:color w:val="0000FF"/>
           <w:sz w:val="24"/>
         </w:rPr>
-        <w:hyperlink r:id="rId33" w:history="1">
+        <w:hyperlink r:id="rId32" w:history="1">
           <w:r>
             <w:rPr>
               <w:rStyle w:val="Hyperlink"/>
@@ -6627,7 +6439,7 @@
           <w:color w:val="0000FF"/>
           <w:sz w:val="24"/>
         </w:rPr>
-        <w:hyperlink r:id="rId33" w:history="1">
+        <w:hyperlink r:id="rId32" w:history="1">
           <w:r>
             <w:rPr>
               <w:rStyle w:val="Hyperlink"/>

--- a/EXPORTS/DOCX/published/niveau3/Dutch/Wereldtentoonstelling1883.docx
+++ b/EXPORTS/DOCX/published/niveau3/Dutch/Wereldtentoonstelling1883.docx
@@ -787,31 +787,67 @@
       </w:r>
       <w:r>
         <w:rPr>
+          <w:u w:val="single" w:color="0000ff"/>
           <w:rFonts w:ascii="Charis SIL Regular" w:hAnsi="Charis SIL Regular" w:eastAsia="Charis SIL Regular"/>
           <w:b w:val="0"/>
           <w:i w:val="0"/>
           <w:color w:val="000000"/>
           <w:sz w:val="24"/>
         </w:rPr>
-        <w:t>Leiden) en Fredericus Anna Je</w:t>
-      </w:r>
-      <w:r>
-        <w:rPr>
-          <w:u w:val="single" w:color="0000ff"/>
-          <w:rFonts w:ascii="Charis SIL Regular" w:hAnsi="Charis SIL Regular" w:eastAsia="Charis SIL Regular"/>
-          <w:b w:val="0"/>
-          <w:i w:val="0"/>
-          <w:color w:val="000000"/>
-          <w:sz w:val="24"/>
-        </w:rPr>
-        <w:hyperlink r:id="rId12" w:history="1">
+        <w:hyperlink r:id="rId11" w:history="1">
           <w:r>
             <w:rPr>
               <w:rStyle w:val="Hyperlink"/>
             </w:rPr>
-            <w:t>ntink van het t</w:t>
+            <w:t>Leiden</w:t>
           </w:r>
         </w:hyperlink>
+      </w:r>
+      <w:r>
+        <w:rPr>
+          <w:u w:val="single" w:color="0000ff"/>
+          <w:rFonts w:ascii="Charis SIL Regular" w:hAnsi="Charis SIL Regular" w:eastAsia="Charis SIL Regular"/>
+          <w:b w:val="0"/>
+          <w:i w:val="0"/>
+          <w:color w:val="000000"/>
+          <w:sz w:val="24"/>
+        </w:rPr>
+        <w:hyperlink r:id="rId11" w:history="1">
+          <w:r>
+            <w:rPr>
+              <w:rStyle w:val="Hyperlink"/>
+            </w:rPr>
+            <w:t>)</w:t>
+          </w:r>
+        </w:hyperlink>
+      </w:r>
+      <w:r>
+        <w:rPr>
+          <w:u w:val="single" w:color="0000ff"/>
+          <w:rFonts w:ascii="Charis SIL Regular" w:hAnsi="Charis SIL Regular" w:eastAsia="Charis SIL Regular"/>
+          <w:b w:val="0"/>
+          <w:i w:val="0"/>
+          <w:color w:val="000000"/>
+          <w:sz w:val="24"/>
+        </w:rPr>
+        <w:hyperlink r:id="rId11" w:history="1">
+          <w:r>
+            <w:rPr>
+              <w:rStyle w:val="Hyperlink"/>
+            </w:rPr>
+            <w:t xml:space="preserve"> en Fred</w:t>
+          </w:r>
+        </w:hyperlink>
+      </w:r>
+      <w:r>
+        <w:rPr>
+          <w:rFonts w:ascii="Charis SIL Regular" w:hAnsi="Charis SIL Regular" w:eastAsia="Charis SIL Regular"/>
+          <w:b w:val="0"/>
+          <w:i w:val="0"/>
+          <w:color w:val="000000"/>
+          <w:sz w:val="24"/>
+        </w:rPr>
+        <w:t>ericus Anna Jentink van het t</w:t>
       </w:r>
       <w:r>
         <w:rPr>
@@ -1934,6 +1970,7 @@
           <w:i w:val="0"/>
           <w:color w:val="0000FF"/>
           <w:sz w:val="24"/>
+          <w:u w:val="single"/>
         </w:rPr>
         <w:hyperlink r:id="rId19" w:history="1">
           <w:r>
@@ -2169,25 +2206,7 @@
           <w:color w:val="000000"/>
           <w:sz w:val="24"/>
         </w:rPr>
-        <w:t>e</w:t>
-      </w:r>
-      <w:r>
-        <w:rPr>
-          <w:u w:val="single" w:color="0000ff"/>
-          <w:rFonts w:ascii="Charis SIL Regular" w:hAnsi="Charis SIL Regular" w:eastAsia="Charis SIL Regular"/>
-          <w:b w:val="0"/>
-          <w:i w:val="0"/>
-          <w:color w:val="000000"/>
-          <w:sz w:val="24"/>
-        </w:rPr>
-        <w:hyperlink r:id="rId19" w:history="1">
-          <w:r>
-            <w:rPr>
-              <w:rStyle w:val="Hyperlink"/>
-            </w:rPr>
-            <w:t xml:space="preserve">t </w:t>
-          </w:r>
-        </w:hyperlink>
+        <w:t xml:space="preserve">et </w:t>
       </w:r>
       <w:r>
         <w:rPr>
@@ -2198,7 +2217,7 @@
           <w:sz w:val="24"/>
           <w:u w:val="single"/>
         </w:rPr>
-        <w:hyperlink r:id="rId19" w:history="1">
+        <w:hyperlink r:id="rId12" w:history="1">
           <w:r>
             <w:rPr>
               <w:rStyle w:val="Hyperlink"/>
@@ -2227,7 +2246,7 @@
           <w:sz w:val="24"/>
           <w:u w:val="single"/>
         </w:rPr>
-        <w:hyperlink r:id="rId19" w:history="1">
+        <w:hyperlink r:id="rId12" w:history="1">
           <w:r>
             <w:rPr>
               <w:rStyle w:val="Hyperlink"/>
@@ -2243,24 +2262,14 @@
           <w:i w:val="0"/>
           <w:color w:val="0000FF"/>
           <w:sz w:val="24"/>
-        </w:rPr>
-        <w:t>fi</w:t>
-      </w:r>
-      <w:r>
-        <w:rPr>
-          <w:rFonts w:ascii="Charis SIL Regular" w:hAnsi="Charis SIL Regular" w:eastAsia="Charis SIL Regular"/>
-          <w:b w:val="0"/>
-          <w:i w:val="0"/>
-          <w:color w:val="0000FF"/>
-          <w:sz w:val="24"/>
           <w:u w:val="single"/>
         </w:rPr>
-        <w:hyperlink r:id="rId19" w:history="1">
+        <w:hyperlink r:id="rId12" w:history="1">
           <w:r>
             <w:rPr>
               <w:rStyle w:val="Hyperlink"/>
             </w:rPr>
-            <w:t>sch</w:t>
+            <w:t>fi</w:t>
           </w:r>
         </w:hyperlink>
       </w:r>
@@ -2273,6 +2282,51 @@
           <w:sz w:val="24"/>
           <w:u w:val="single"/>
         </w:rPr>
+        <w:hyperlink r:id="rId12" w:history="1">
+          <w:r>
+            <w:rPr>
+              <w:rStyle w:val="Hyperlink"/>
+            </w:rPr>
+            <w:t>s</w:t>
+          </w:r>
+        </w:hyperlink>
+      </w:r>
+      <w:r>
+        <w:rPr>
+          <w:rFonts w:ascii="Charis SIL Regular" w:hAnsi="Charis SIL Regular" w:eastAsia="Charis SIL Regular"/>
+          <w:b w:val="0"/>
+          <w:i w:val="0"/>
+          <w:color w:val="0000FF"/>
+          <w:sz w:val="24"/>
+        </w:rPr>
+        <w:hyperlink r:id="rId12" w:history="1">
+          <w:r>
+            <w:rPr>
+              <w:rStyle w:val="Hyperlink"/>
+            </w:rPr>
+            <w:t>c</w:t>
+          </w:r>
+        </w:hyperlink>
+      </w:r>
+      <w:r>
+        <w:rPr>
+          <w:rFonts w:ascii="Charis SIL Regular" w:hAnsi="Charis SIL Regular" w:eastAsia="Charis SIL Regular"/>
+          <w:b w:val="0"/>
+          <w:i w:val="0"/>
+          <w:color w:val="0000FF"/>
+          <w:sz w:val="24"/>
+        </w:rPr>
+        <w:t>h</w:t>
+      </w:r>
+      <w:r>
+        <w:rPr>
+          <w:rFonts w:ascii="Charis SIL Regular" w:hAnsi="Charis SIL Regular" w:eastAsia="Charis SIL Regular"/>
+          <w:b w:val="0"/>
+          <w:i w:val="0"/>
+          <w:color w:val="0000FF"/>
+          <w:sz w:val="24"/>
+          <w:u w:val="single"/>
+        </w:rPr>
         <w:t xml:space="preserve"> </w:t>
       </w:r>
       <w:r>
@@ -2284,7 +2338,7 @@
           <w:sz w:val="24"/>
           <w:u w:val="single"/>
         </w:rPr>
-        <w:hyperlink r:id="rId19" w:history="1">
+        <w:hyperlink r:id="rId12" w:history="1">
           <w:r>
             <w:rPr>
               <w:rStyle w:val="Hyperlink"/>
@@ -3398,7 +3452,208 @@
           <w:color w:val="000000"/>
           <w:sz w:val="24"/>
         </w:rPr>
-        <w:t xml:space="preserve">, dat tevens beschikbaar is via de Universiteit </w:t>
+        <w:t>,</w:t>
+      </w:r>
+      <w:r>
+        <w:rPr>
+          <w:u w:val="single" w:color="0000ff"/>
+          <w:rFonts w:ascii="Charis SIL Regular" w:hAnsi="Charis SIL Regular" w:eastAsia="Charis SIL Regular"/>
+          <w:b w:val="0"/>
+          <w:i w:val="0"/>
+          <w:color w:val="000000"/>
+          <w:sz w:val="24"/>
+        </w:rPr>
+        <w:hyperlink r:id="rId23" w:history="1">
+          <w:r>
+            <w:rPr>
+              <w:rStyle w:val="Hyperlink"/>
+            </w:rPr>
+            <w:t xml:space="preserve"> da</w:t>
+          </w:r>
+        </w:hyperlink>
+      </w:r>
+      <w:r>
+        <w:rPr>
+          <w:u w:val="single" w:color="0000ff"/>
+          <w:rFonts w:ascii="Charis SIL Regular" w:hAnsi="Charis SIL Regular" w:eastAsia="Charis SIL Regular"/>
+          <w:b w:val="0"/>
+          <w:i w:val="0"/>
+          <w:color w:val="000000"/>
+          <w:sz w:val="24"/>
+        </w:rPr>
+        <w:hyperlink r:id="rId23" w:history="1">
+          <w:r>
+            <w:rPr>
+              <w:rStyle w:val="Hyperlink"/>
+            </w:rPr>
+            <w:t>t</w:t>
+          </w:r>
+        </w:hyperlink>
+      </w:r>
+      <w:r>
+        <w:rPr>
+          <w:u w:val="single" w:color="0000ff"/>
+          <w:rFonts w:ascii="Charis SIL Regular" w:hAnsi="Charis SIL Regular" w:eastAsia="Charis SIL Regular"/>
+          <w:b w:val="0"/>
+          <w:i w:val="0"/>
+          <w:color w:val="000000"/>
+          <w:sz w:val="24"/>
+        </w:rPr>
+        <w:hyperlink r:id="rId23" w:history="1">
+          <w:r>
+            <w:rPr>
+              <w:rStyle w:val="Hyperlink"/>
+            </w:rPr>
+            <w:t xml:space="preserve"> tevens b</w:t>
+          </w:r>
+        </w:hyperlink>
+      </w:r>
+      <w:r>
+        <w:rPr>
+          <w:u w:val="single" w:color="0000ff"/>
+          <w:rFonts w:ascii="Charis SIL Regular" w:hAnsi="Charis SIL Regular" w:eastAsia="Charis SIL Regular"/>
+          <w:b w:val="0"/>
+          <w:i w:val="0"/>
+          <w:color w:val="000000"/>
+          <w:sz w:val="24"/>
+        </w:rPr>
+        <w:hyperlink r:id="rId23" w:history="1">
+          <w:r>
+            <w:rPr>
+              <w:rStyle w:val="Hyperlink"/>
+            </w:rPr>
+            <w:t>e</w:t>
+          </w:r>
+        </w:hyperlink>
+      </w:r>
+      <w:r>
+        <w:rPr>
+          <w:u w:val="single" w:color="0000ff"/>
+          <w:rFonts w:ascii="Charis SIL Regular" w:hAnsi="Charis SIL Regular" w:eastAsia="Charis SIL Regular"/>
+          <w:b w:val="0"/>
+          <w:i w:val="0"/>
+          <w:color w:val="000000"/>
+          <w:sz w:val="24"/>
+        </w:rPr>
+        <w:hyperlink r:id="rId23" w:history="1">
+          <w:r>
+            <w:rPr>
+              <w:rStyle w:val="Hyperlink"/>
+            </w:rPr>
+            <w:t>sc</w:t>
+          </w:r>
+        </w:hyperlink>
+      </w:r>
+      <w:r>
+        <w:rPr>
+          <w:u w:val="single" w:color="0000ff"/>
+          <w:rFonts w:ascii="Charis SIL Regular" w:hAnsi="Charis SIL Regular" w:eastAsia="Charis SIL Regular"/>
+          <w:b w:val="0"/>
+          <w:i w:val="0"/>
+          <w:color w:val="000000"/>
+          <w:sz w:val="24"/>
+        </w:rPr>
+        <w:hyperlink r:id="rId23" w:history="1">
+          <w:r>
+            <w:rPr>
+              <w:rStyle w:val="Hyperlink"/>
+            </w:rPr>
+            <w:t>hikbaar is</w:t>
+          </w:r>
+        </w:hyperlink>
+      </w:r>
+      <w:r>
+        <w:rPr>
+          <w:u w:val="single" w:color="0000ff"/>
+          <w:rFonts w:ascii="Charis SIL Regular" w:hAnsi="Charis SIL Regular" w:eastAsia="Charis SIL Regular"/>
+          <w:b w:val="0"/>
+          <w:i w:val="0"/>
+          <w:color w:val="000000"/>
+          <w:sz w:val="24"/>
+        </w:rPr>
+        <w:t xml:space="preserve"> </w:t>
+      </w:r>
+      <w:r>
+        <w:rPr>
+          <w:u w:val="single" w:color="0000ff"/>
+          <w:rFonts w:ascii="Charis SIL Regular" w:hAnsi="Charis SIL Regular" w:eastAsia="Charis SIL Regular"/>
+          <w:b w:val="0"/>
+          <w:i w:val="0"/>
+          <w:color w:val="000000"/>
+          <w:sz w:val="24"/>
+        </w:rPr>
+        <w:hyperlink r:id="rId23" w:history="1">
+          <w:r>
+            <w:rPr>
+              <w:rStyle w:val="Hyperlink"/>
+            </w:rPr>
+            <w:t>via d</w:t>
+          </w:r>
+        </w:hyperlink>
+      </w:r>
+      <w:r>
+        <w:rPr>
+          <w:u w:val="single" w:color="0000ff"/>
+          <w:rFonts w:ascii="Charis SIL Regular" w:hAnsi="Charis SIL Regular" w:eastAsia="Charis SIL Regular"/>
+          <w:b w:val="0"/>
+          <w:i w:val="0"/>
+          <w:color w:val="000000"/>
+          <w:sz w:val="24"/>
+        </w:rPr>
+        <w:hyperlink r:id="rId23" w:history="1">
+          <w:r>
+            <w:rPr>
+              <w:rStyle w:val="Hyperlink"/>
+            </w:rPr>
+            <w:t>e</w:t>
+          </w:r>
+        </w:hyperlink>
+      </w:r>
+      <w:r>
+        <w:rPr>
+          <w:u w:val="single" w:color="0000ff"/>
+          <w:rFonts w:ascii="Charis SIL Regular" w:hAnsi="Charis SIL Regular" w:eastAsia="Charis SIL Regular"/>
+          <w:b w:val="0"/>
+          <w:i w:val="0"/>
+          <w:color w:val="000000"/>
+          <w:sz w:val="24"/>
+        </w:rPr>
+        <w:hyperlink r:id="rId23" w:history="1">
+          <w:r>
+            <w:rPr>
+              <w:rStyle w:val="Hyperlink"/>
+            </w:rPr>
+            <w:t xml:space="preserve"> Universi</w:t>
+          </w:r>
+        </w:hyperlink>
+      </w:r>
+      <w:r>
+        <w:rPr>
+          <w:u w:val="single" w:color="0000ff"/>
+          <w:rFonts w:ascii="Charis SIL Regular" w:hAnsi="Charis SIL Regular" w:eastAsia="Charis SIL Regular"/>
+          <w:b w:val="0"/>
+          <w:i w:val="0"/>
+          <w:color w:val="000000"/>
+          <w:sz w:val="24"/>
+        </w:rPr>
+        <w:hyperlink r:id="rId23" w:history="1">
+          <w:r>
+            <w:rPr>
+              <w:rStyle w:val="Hyperlink"/>
+            </w:rPr>
+            <w:t>te</w:t>
+          </w:r>
+        </w:hyperlink>
+      </w:r>
+      <w:r>
+        <w:rPr>
+          <w:rFonts w:ascii="Charis SIL Regular" w:hAnsi="Charis SIL Regular" w:eastAsia="Charis SIL Regular"/>
+          <w:b w:val="0"/>
+          <w:i w:val="0"/>
+          <w:color w:val="000000"/>
+          <w:sz w:val="24"/>
+        </w:rPr>
+        <w:t xml:space="preserve">it </w:t>
       </w:r>
       <w:r>
         <w:rPr>
@@ -3420,6 +3675,7 @@
       </w:r>
       <w:r>
         <w:rPr>
+          <w:u w:val="single" w:color="0000ff"/>
           <w:rFonts w:ascii="Charis SIL Regular" w:hAnsi="Charis SIL Regular" w:eastAsia="Charis SIL Regular"/>
           <w:b w:val="0"/>
           <w:i w:val="0"/>
@@ -3648,7 +3904,7 @@
           <w:sz w:val="24"/>
           <w:u w:val="single"/>
         </w:rPr>
-        <w:hyperlink r:id="rId24" w:history="1">
+        <w:hyperlink r:id="rId25" w:history="1">
           <w:r>
             <w:rPr>
               <w:rStyle w:val="Hyperlink"/>
@@ -5056,7 +5312,7 @@
             <w:rPr>
               <w:rStyle w:val="Hyperlink"/>
             </w:rPr>
-            <w:t>file/49d013d5-078</w:t>
+            <w:t>file/49d013d5-0786</w:t>
           </w:r>
         </w:hyperlink>
       </w:r>
@@ -5067,13 +5323,25 @@
           <w:i w:val="0"/>
           <w:color w:val="0000FF"/>
           <w:sz w:val="24"/>
+          <w:u w:val="single"/>
+        </w:rPr>
+        <w:t>-</w:t>
+      </w:r>
+      <w:r>
+        <w:rPr>
+          <w:rFonts w:ascii="Charis SIL Regular" w:hAnsi="Charis SIL Regular" w:eastAsia="Charis SIL Regular"/>
+          <w:b w:val="0"/>
+          <w:i w:val="0"/>
+          <w:color w:val="0000FF"/>
+          <w:sz w:val="24"/>
+          <w:u w:val="single"/>
         </w:rPr>
         <w:hyperlink r:id="rId27" w:history="1">
           <w:r>
             <w:rPr>
               <w:rStyle w:val="Hyperlink"/>
             </w:rPr>
-            <w:t>6</w:t>
+            <w:t>db08</w:t>
           </w:r>
         </w:hyperlink>
       </w:r>
@@ -5086,24 +5354,6 @@
           <w:sz w:val="24"/>
         </w:rPr>
         <w:t>-</w:t>
-      </w:r>
-      <w:r>
-        <w:rPr>
-          <w:rFonts w:ascii="Charis SIL Regular" w:hAnsi="Charis SIL Regular" w:eastAsia="Charis SIL Regular"/>
-          <w:b w:val="0"/>
-          <w:i w:val="0"/>
-          <w:color w:val="0000FF"/>
-          <w:sz w:val="24"/>
-          <w:u w:val="single"/>
-        </w:rPr>
-        <w:hyperlink r:id="rId27" w:history="1">
-          <w:r>
-            <w:rPr>
-              <w:rStyle w:val="Hyperlink"/>
-            </w:rPr>
-            <w:t>db08-</w:t>
-          </w:r>
-        </w:hyperlink>
       </w:r>
       <w:r>
         <w:rPr>
@@ -6202,21 +6452,13 @@
       </w:r>
       <w:r>
         <w:rPr>
-          <w:u w:val="single" w:color="0000ff"/>
           <w:rFonts w:ascii="Charis SIL Regular" w:hAnsi="Charis SIL Regular" w:eastAsia="Charis SIL Regular"/>
           <w:b w:val="0"/>
           <w:i w:val="0"/>
           <w:color w:val="000000"/>
           <w:sz w:val="24"/>
         </w:rPr>
-        <w:hyperlink r:id="rId16" w:history="1">
-          <w:r>
-            <w:rPr>
-              <w:rStyle w:val="Hyperlink"/>
-            </w:rPr>
-            <w:t xml:space="preserve">, </w:t>
-          </w:r>
-        </w:hyperlink>
+        <w:t xml:space="preserve">, </w:t>
       </w:r>
       <w:r>
         <w:rPr>
@@ -6245,7 +6487,7 @@
           <w:sz w:val="24"/>
           <w:u w:val="single"/>
         </w:rPr>
-        <w:hyperlink r:id="rId16" w:history="1">
+        <w:hyperlink r:id="rId32" w:history="1">
           <w:r>
             <w:rPr>
               <w:rStyle w:val="Hyperlink"/>
@@ -6274,7 +6516,7 @@
           <w:sz w:val="24"/>
           <w:u w:val="single"/>
         </w:rPr>
-        <w:hyperlink r:id="rId16" w:history="1">
+        <w:hyperlink r:id="rId32" w:history="1">
           <w:r>
             <w:rPr>
               <w:rStyle w:val="Hyperlink"/>
@@ -6371,7 +6613,7 @@
           <w:color w:val="0000FF"/>
           <w:sz w:val="24"/>
         </w:rPr>
-        <w:hyperlink r:id="rId32" w:history="1">
+        <w:hyperlink r:id="rId33" w:history="1">
           <w:r>
             <w:rPr>
               <w:rStyle w:val="Hyperlink"/>
@@ -6388,7 +6630,7 @@
           <w:color w:val="0000FF"/>
           <w:sz w:val="24"/>
         </w:rPr>
-        <w:hyperlink r:id="rId32" w:history="1">
+        <w:hyperlink r:id="rId33" w:history="1">
           <w:r>
             <w:rPr>
               <w:rStyle w:val="Hyperlink"/>
@@ -6405,7 +6647,7 @@
           <w:color w:val="0000FF"/>
           <w:sz w:val="24"/>
         </w:rPr>
-        <w:hyperlink r:id="rId32" w:history="1">
+        <w:hyperlink r:id="rId33" w:history="1">
           <w:r>
             <w:rPr>
               <w:rStyle w:val="Hyperlink"/>
@@ -6422,7 +6664,7 @@
           <w:color w:val="0000FF"/>
           <w:sz w:val="24"/>
         </w:rPr>
-        <w:hyperlink r:id="rId32" w:history="1">
+        <w:hyperlink r:id="rId33" w:history="1">
           <w:r>
             <w:rPr>
               <w:rStyle w:val="Hyperlink"/>
@@ -6439,7 +6681,7 @@
           <w:color w:val="0000FF"/>
           <w:sz w:val="24"/>
         </w:rPr>
-        <w:hyperlink r:id="rId32" w:history="1">
+        <w:hyperlink r:id="rId33" w:history="1">
           <w:r>
             <w:rPr>
               <w:rStyle w:val="Hyperlink"/>

--- a/EXPORTS/DOCX/published/niveau3/Dutch/Wereldtentoonstelling1883.docx
+++ b/EXPORTS/DOCX/published/niveau3/Dutch/Wereldtentoonstelling1883.docx
@@ -847,7 +847,43 @@
           <w:color w:val="000000"/>
           <w:sz w:val="24"/>
         </w:rPr>
-        <w:t>ericus Anna Jentink van het t</w:t>
+        <w:t>ericus An</w:t>
+      </w:r>
+      <w:r>
+        <w:rPr>
+          <w:u w:val="single" w:color="0000ff"/>
+          <w:rFonts w:ascii="Charis SIL Regular" w:hAnsi="Charis SIL Regular" w:eastAsia="Charis SIL Regular"/>
+          <w:b w:val="0"/>
+          <w:i w:val="0"/>
+          <w:color w:val="000000"/>
+          <w:sz w:val="24"/>
+        </w:rPr>
+        <w:hyperlink r:id="rId12" w:history="1">
+          <w:r>
+            <w:rPr>
+              <w:rStyle w:val="Hyperlink"/>
+            </w:rPr>
+            <w:t>na Je</w:t>
+          </w:r>
+        </w:hyperlink>
+      </w:r>
+      <w:r>
+        <w:rPr>
+          <w:u w:val="single" w:color="0000ff"/>
+          <w:rFonts w:ascii="Charis SIL Regular" w:hAnsi="Charis SIL Regular" w:eastAsia="Charis SIL Regular"/>
+          <w:b w:val="0"/>
+          <w:i w:val="0"/>
+          <w:color w:val="000000"/>
+          <w:sz w:val="24"/>
+        </w:rPr>
+        <w:hyperlink r:id="rId12" w:history="1">
+          <w:r>
+            <w:rPr>
+              <w:rStyle w:val="Hyperlink"/>
+            </w:rPr>
+            <w:t>ntink van het t</w:t>
+          </w:r>
+        </w:hyperlink>
       </w:r>
       <w:r>
         <w:rPr>
@@ -1026,7 +1062,7 @@
           <w:sz w:val="24"/>
           <w:u w:val="single"/>
         </w:rPr>
-        <w:hyperlink r:id="rId13" w:history="1">
+        <w:hyperlink r:id="rId14" w:history="1">
           <w:r>
             <w:rPr>
               <w:rStyle w:val="Hyperlink"/>
@@ -1055,7 +1091,7 @@
           <w:sz w:val="24"/>
           <w:u w:val="single"/>
         </w:rPr>
-        <w:hyperlink r:id="rId13" w:history="1">
+        <w:hyperlink r:id="rId14" w:history="1">
           <w:r>
             <w:rPr>
               <w:rStyle w:val="Hyperlink"/>
@@ -2099,15 +2135,9 @@
           <w:i w:val="0"/>
           <w:color w:val="0000FF"/>
           <w:sz w:val="24"/>
-        </w:rPr>
-        <w:hyperlink r:id="rId20" w:history="1">
-          <w:r>
-            <w:rPr>
-              <w:rStyle w:val="Hyperlink"/>
-            </w:rPr>
-            <w:t>c</w:t>
-          </w:r>
-        </w:hyperlink>
+          <w:u w:val="single"/>
+        </w:rPr>
+        <w:t>c</w:t>
       </w:r>
       <w:r>
         <w:rPr>
@@ -3904,7 +3934,7 @@
           <w:sz w:val="24"/>
           <w:u w:val="single"/>
         </w:rPr>
-        <w:hyperlink r:id="rId25" w:history="1">
+        <w:hyperlink r:id="rId24" w:history="1">
           <w:r>
             <w:rPr>
               <w:rStyle w:val="Hyperlink"/>
@@ -6452,6 +6482,7 @@
       </w:r>
       <w:r>
         <w:rPr>
+          <w:u w:val="single" w:color="0000ff"/>
           <w:rFonts w:ascii="Charis SIL Regular" w:hAnsi="Charis SIL Regular" w:eastAsia="Charis SIL Regular"/>
           <w:b w:val="0"/>
           <w:i w:val="0"/>
@@ -6469,7 +6500,7 @@
           <w:sz w:val="24"/>
           <w:u w:val="single"/>
         </w:rPr>
-        <w:hyperlink r:id="rId16" w:history="1">
+        <w:hyperlink r:id="rId32" w:history="1">
           <w:r>
             <w:rPr>
               <w:rStyle w:val="Hyperlink"/>
@@ -6487,7 +6518,7 @@
           <w:sz w:val="24"/>
           <w:u w:val="single"/>
         </w:rPr>
-        <w:hyperlink r:id="rId32" w:history="1">
+        <w:hyperlink r:id="rId16" w:history="1">
           <w:r>
             <w:rPr>
               <w:rStyle w:val="Hyperlink"/>

--- a/EXPORTS/DOCX/published/niveau3/Dutch/Wereldtentoonstelling1883.docx
+++ b/EXPORTS/DOCX/published/niveau3/Dutch/Wereldtentoonstelling1883.docx
@@ -1062,7 +1062,7 @@
           <w:sz w:val="24"/>
           <w:u w:val="single"/>
         </w:rPr>
-        <w:hyperlink r:id="rId14" w:history="1">
+        <w:hyperlink r:id="rId13" w:history="1">
           <w:r>
             <w:rPr>
               <w:rStyle w:val="Hyperlink"/>
@@ -1120,6 +1120,16 @@
       </w:r>
       <w:r>
         <w:rPr>
+          <w:rFonts w:ascii="Charis SIL Regular" w:hAnsi="Charis SIL Regular" w:eastAsia="Charis SIL Regular"/>
+          <w:b w:val="0"/>
+          <w:i w:val="0"/>
+          <w:color w:val="000000"/>
+          <w:sz w:val="24"/>
+        </w:rPr>
+        <w:t>verantwoordelijk voor het verzamelen van objecten in Nederlands-I</w:t>
+      </w:r>
+      <w:r>
+        <w:rPr>
           <w:u w:val="single" w:color="0000ff"/>
           <w:rFonts w:ascii="Charis SIL Regular" w:hAnsi="Charis SIL Regular" w:eastAsia="Charis SIL Regular"/>
           <w:b w:val="0"/>
@@ -1127,60 +1137,7 @@
           <w:color w:val="000000"/>
           <w:sz w:val="24"/>
         </w:rPr>
-        <w:hyperlink r:id="rId13" w:history="1">
-          <w:r>
-            <w:rPr>
-              <w:rStyle w:val="Hyperlink"/>
-            </w:rPr>
-            <w:t>verantwoor</w:t>
-          </w:r>
-        </w:hyperlink>
-      </w:r>
-      <w:r>
-        <w:rPr>
-          <w:u w:val="single" w:color="0000ff"/>
-          <w:rFonts w:ascii="Charis SIL Regular" w:hAnsi="Charis SIL Regular" w:eastAsia="Charis SIL Regular"/>
-          <w:b w:val="0"/>
-          <w:i w:val="0"/>
-          <w:color w:val="000000"/>
-          <w:sz w:val="24"/>
-        </w:rPr>
-        <w:hyperlink r:id="rId13" w:history="1">
-          <w:r>
-            <w:rPr>
-              <w:rStyle w:val="Hyperlink"/>
-            </w:rPr>
-            <w:t>delijk vo</w:t>
-          </w:r>
-        </w:hyperlink>
-      </w:r>
-      <w:r>
-        <w:rPr>
-          <w:rFonts w:ascii="Charis SIL Regular" w:hAnsi="Charis SIL Regular" w:eastAsia="Charis SIL Regular"/>
-          <w:b w:val="0"/>
-          <w:i w:val="0"/>
-          <w:color w:val="000000"/>
-          <w:sz w:val="24"/>
-        </w:rPr>
-        <w:t>or het verzamelen van objecten in Nederlands-I</w:t>
-      </w:r>
-      <w:r>
-        <w:rPr>
-          <w:u w:val="single" w:color="0000ff"/>
-          <w:rFonts w:ascii="Charis SIL Regular" w:hAnsi="Charis SIL Regular" w:eastAsia="Charis SIL Regular"/>
-          <w:b w:val="0"/>
-          <w:i w:val="0"/>
-          <w:color w:val="000000"/>
-          <w:sz w:val="24"/>
-        </w:rPr>
-        <w:hyperlink r:id="rId14" w:history="1">
-          <w:r>
-            <w:rPr>
-              <w:rStyle w:val="Hyperlink"/>
-            </w:rPr>
-            <w:t>ndië. V</w:t>
-          </w:r>
-        </w:hyperlink>
+        <w:t>ndië. V</w:t>
       </w:r>
       <w:r>
         <w:rPr>
@@ -1506,32 +1463,7 @@
           <w:color w:val="000000"/>
           <w:sz w:val="24"/>
         </w:rPr>
-        <w:hyperlink r:id="rId15" w:history="1">
-          <w:r>
-            <w:rPr>
-              <w:rStyle w:val="Hyperlink"/>
-            </w:rPr>
-            <w:t>is meer i</w:t>
-          </w:r>
-        </w:hyperlink>
-      </w:r>
-      <w:r>
-        <w:rPr>
-          <w:u w:val="single" w:color="0000ff"/>
-          <w:rFonts w:ascii="Charis SIL Regular" w:hAnsi="Charis SIL Regular" w:eastAsia="Charis SIL Regular"/>
-          <w:b w:val="0"/>
-          <w:i w:val="0"/>
-          <w:color w:val="000000"/>
-          <w:sz w:val="24"/>
-        </w:rPr>
-        <w:hyperlink r:id="rId15" w:history="1">
-          <w:r>
-            <w:rPr>
-              <w:rStyle w:val="Hyperlink"/>
-            </w:rPr>
-            <w:t>nformatie bes</w:t>
-          </w:r>
-        </w:hyperlink>
+        <w:t>is meer informatie bes</w:t>
       </w:r>
       <w:r>
         <w:rPr>
@@ -2006,7 +1938,6 @@
           <w:i w:val="0"/>
           <w:color w:val="0000FF"/>
           <w:sz w:val="24"/>
-          <w:u w:val="single"/>
         </w:rPr>
         <w:hyperlink r:id="rId19" w:history="1">
           <w:r>
@@ -2044,7 +1975,7 @@
           <w:sz w:val="24"/>
           <w:u w:val="single"/>
         </w:rPr>
-        <w:hyperlink r:id="rId18" w:history="1">
+        <w:hyperlink r:id="rId19" w:history="1">
           <w:r>
             <w:rPr>
               <w:rStyle w:val="Hyperlink"/>
@@ -2073,7 +2004,7 @@
           <w:sz w:val="24"/>
           <w:u w:val="single"/>
         </w:rPr>
-        <w:hyperlink r:id="rId18" w:history="1">
+        <w:hyperlink r:id="rId19" w:history="1">
           <w:r>
             <w:rPr>
               <w:rStyle w:val="Hyperlink"/>
@@ -2135,9 +2066,15 @@
           <w:i w:val="0"/>
           <w:color w:val="0000FF"/>
           <w:sz w:val="24"/>
-          <w:u w:val="single"/>
-        </w:rPr>
-        <w:t>c</w:t>
+        </w:rPr>
+        <w:hyperlink r:id="rId20" w:history="1">
+          <w:r>
+            <w:rPr>
+              <w:rStyle w:val="Hyperlink"/>
+            </w:rPr>
+            <w:t>c</w:t>
+          </w:r>
+        </w:hyperlink>
       </w:r>
       <w:r>
         <w:rPr>
@@ -2225,18 +2162,7 @@
           <w:color w:val="000000"/>
           <w:sz w:val="24"/>
         </w:rPr>
-        <w:t>ging naar h</w:t>
-      </w:r>
-      <w:r>
-        <w:rPr>
-          <w:u w:val="single" w:color="0000ff"/>
-          <w:rFonts w:ascii="Charis SIL Regular" w:hAnsi="Charis SIL Regular" w:eastAsia="Charis SIL Regular"/>
-          <w:b w:val="0"/>
-          <w:i w:val="0"/>
-          <w:color w:val="000000"/>
-          <w:sz w:val="24"/>
-        </w:rPr>
-        <w:t xml:space="preserve">et </w:t>
+        <w:t xml:space="preserve">ging naar het </w:t>
       </w:r>
       <w:r>
         <w:rPr>
@@ -2247,12 +2173,33 @@
           <w:sz w:val="24"/>
           <w:u w:val="single"/>
         </w:rPr>
-        <w:hyperlink r:id="rId12" w:history="1">
+        <w:t>Rijks Etnograf</w:t>
+      </w:r>
+      <w:r>
+        <w:rPr>
+          <w:rFonts w:ascii="Charis SIL Regular" w:hAnsi="Charis SIL Regular" w:eastAsia="Charis SIL Regular"/>
+          <w:b w:val="0"/>
+          <w:i w:val="0"/>
+          <w:color w:val="0000FF"/>
+          <w:sz w:val="24"/>
+        </w:rPr>
+        <w:t>i</w:t>
+      </w:r>
+      <w:r>
+        <w:rPr>
+          <w:rFonts w:ascii="Charis SIL Regular" w:hAnsi="Charis SIL Regular" w:eastAsia="Charis SIL Regular"/>
+          <w:b w:val="0"/>
+          <w:i w:val="0"/>
+          <w:color w:val="0000FF"/>
+          <w:sz w:val="24"/>
+          <w:u w:val="single"/>
+        </w:rPr>
+        <w:hyperlink r:id="rId19" w:history="1">
           <w:r>
             <w:rPr>
               <w:rStyle w:val="Hyperlink"/>
             </w:rPr>
-            <w:t>Rijks</w:t>
+            <w:t>sch</w:t>
           </w:r>
         </w:hyperlink>
       </w:r>
@@ -2276,99 +2223,7 @@
           <w:sz w:val="24"/>
           <w:u w:val="single"/>
         </w:rPr>
-        <w:hyperlink r:id="rId12" w:history="1">
-          <w:r>
-            <w:rPr>
-              <w:rStyle w:val="Hyperlink"/>
-            </w:rPr>
-            <w:t>Etnogra</w:t>
-          </w:r>
-        </w:hyperlink>
-      </w:r>
-      <w:r>
-        <w:rPr>
-          <w:rFonts w:ascii="Charis SIL Regular" w:hAnsi="Charis SIL Regular" w:eastAsia="Charis SIL Regular"/>
-          <w:b w:val="0"/>
-          <w:i w:val="0"/>
-          <w:color w:val="0000FF"/>
-          <w:sz w:val="24"/>
-          <w:u w:val="single"/>
-        </w:rPr>
-        <w:hyperlink r:id="rId12" w:history="1">
-          <w:r>
-            <w:rPr>
-              <w:rStyle w:val="Hyperlink"/>
-            </w:rPr>
-            <w:t>fi</w:t>
-          </w:r>
-        </w:hyperlink>
-      </w:r>
-      <w:r>
-        <w:rPr>
-          <w:rFonts w:ascii="Charis SIL Regular" w:hAnsi="Charis SIL Regular" w:eastAsia="Charis SIL Regular"/>
-          <w:b w:val="0"/>
-          <w:i w:val="0"/>
-          <w:color w:val="0000FF"/>
-          <w:sz w:val="24"/>
-          <w:u w:val="single"/>
-        </w:rPr>
-        <w:hyperlink r:id="rId12" w:history="1">
-          <w:r>
-            <w:rPr>
-              <w:rStyle w:val="Hyperlink"/>
-            </w:rPr>
-            <w:t>s</w:t>
-          </w:r>
-        </w:hyperlink>
-      </w:r>
-      <w:r>
-        <w:rPr>
-          <w:rFonts w:ascii="Charis SIL Regular" w:hAnsi="Charis SIL Regular" w:eastAsia="Charis SIL Regular"/>
-          <w:b w:val="0"/>
-          <w:i w:val="0"/>
-          <w:color w:val="0000FF"/>
-          <w:sz w:val="24"/>
-        </w:rPr>
-        <w:hyperlink r:id="rId12" w:history="1">
-          <w:r>
-            <w:rPr>
-              <w:rStyle w:val="Hyperlink"/>
-            </w:rPr>
-            <w:t>c</w:t>
-          </w:r>
-        </w:hyperlink>
-      </w:r>
-      <w:r>
-        <w:rPr>
-          <w:rFonts w:ascii="Charis SIL Regular" w:hAnsi="Charis SIL Regular" w:eastAsia="Charis SIL Regular"/>
-          <w:b w:val="0"/>
-          <w:i w:val="0"/>
-          <w:color w:val="0000FF"/>
-          <w:sz w:val="24"/>
-        </w:rPr>
-        <w:t>h</w:t>
-      </w:r>
-      <w:r>
-        <w:rPr>
-          <w:rFonts w:ascii="Charis SIL Regular" w:hAnsi="Charis SIL Regular" w:eastAsia="Charis SIL Regular"/>
-          <w:b w:val="0"/>
-          <w:i w:val="0"/>
-          <w:color w:val="0000FF"/>
-          <w:sz w:val="24"/>
-          <w:u w:val="single"/>
-        </w:rPr>
-        <w:t xml:space="preserve"> </w:t>
-      </w:r>
-      <w:r>
-        <w:rPr>
-          <w:rFonts w:ascii="Charis SIL Regular" w:hAnsi="Charis SIL Regular" w:eastAsia="Charis SIL Regular"/>
-          <w:b w:val="0"/>
-          <w:i w:val="0"/>
-          <w:color w:val="0000FF"/>
-          <w:sz w:val="24"/>
-          <w:u w:val="single"/>
-        </w:rPr>
-        <w:hyperlink r:id="rId12" w:history="1">
+        <w:hyperlink r:id="rId19" w:history="1">
           <w:r>
             <w:rPr>
               <w:rStyle w:val="Hyperlink"/>
@@ -2535,14 +2390,7 @@
           <w:color w:val="000000"/>
           <w:sz w:val="24"/>
         </w:rPr>
-        <w:hyperlink r:id="rId12" w:history="1">
-          <w:r>
-            <w:rPr>
-              <w:rStyle w:val="Hyperlink"/>
-            </w:rPr>
-            <w:t>ntoonstelling</w:t>
-          </w:r>
-        </w:hyperlink>
+        <w:t>ntoonstelling</w:t>
       </w:r>
       <w:r>
         <w:rPr>
@@ -3025,32 +2873,7 @@
           <w:color w:val="000000"/>
           <w:sz w:val="24"/>
         </w:rPr>
-        <w:hyperlink r:id="rId22" w:history="1">
-          <w:r>
-            <w:rPr>
-              <w:rStyle w:val="Hyperlink"/>
-            </w:rPr>
-            <w:t>e</w:t>
-          </w:r>
-        </w:hyperlink>
-      </w:r>
-      <w:r>
-        <w:rPr>
-          <w:u w:val="single" w:color="0000ff"/>
-          <w:rFonts w:ascii="Charis SIL Regular" w:hAnsi="Charis SIL Regular" w:eastAsia="Charis SIL Regular"/>
-          <w:b w:val="0"/>
-          <w:i w:val="0"/>
-          <w:color w:val="000000"/>
-          <w:sz w:val="24"/>
-        </w:rPr>
-        <w:hyperlink r:id="rId22" w:history="1">
-          <w:r>
-            <w:rPr>
-              <w:rStyle w:val="Hyperlink"/>
-            </w:rPr>
-            <w:t xml:space="preserve"> pav</w:t>
-          </w:r>
-        </w:hyperlink>
+        <w:t>e pav</w:t>
       </w:r>
       <w:r>
         <w:rPr>
@@ -5342,7 +5165,7 @@
             <w:rPr>
               <w:rStyle w:val="Hyperlink"/>
             </w:rPr>
-            <w:t>file/49d013d5-0786</w:t>
+            <w:t>file/49d013d5-078</w:t>
           </w:r>
         </w:hyperlink>
       </w:r>
@@ -5354,6 +5177,16 @@
           <w:color w:val="0000FF"/>
           <w:sz w:val="24"/>
           <w:u w:val="single"/>
+        </w:rPr>
+        <w:t>6</w:t>
+      </w:r>
+      <w:r>
+        <w:rPr>
+          <w:rFonts w:ascii="Charis SIL Regular" w:hAnsi="Charis SIL Regular" w:eastAsia="Charis SIL Regular"/>
+          <w:b w:val="0"/>
+          <w:i w:val="0"/>
+          <w:color w:val="0000FF"/>
+          <w:sz w:val="24"/>
         </w:rPr>
         <w:t>-</w:t>
       </w:r>
@@ -5371,19 +5204,9 @@
             <w:rPr>
               <w:rStyle w:val="Hyperlink"/>
             </w:rPr>
-            <w:t>db08</w:t>
+            <w:t>db08-</w:t>
           </w:r>
         </w:hyperlink>
-      </w:r>
-      <w:r>
-        <w:rPr>
-          <w:rFonts w:ascii="Charis SIL Regular" w:hAnsi="Charis SIL Regular" w:eastAsia="Charis SIL Regular"/>
-          <w:b w:val="0"/>
-          <w:i w:val="0"/>
-          <w:color w:val="0000FF"/>
-          <w:sz w:val="24"/>
-        </w:rPr>
-        <w:t>-</w:t>
       </w:r>
       <w:r>
         <w:rPr>
@@ -6430,9 +6253,15 @@
           <w:i w:val="0"/>
           <w:color w:val="0000FF"/>
           <w:sz w:val="24"/>
-          <w:u w:val="single"/>
-        </w:rPr>
-        <w:t>d</w:t>
+        </w:rPr>
+        <w:hyperlink r:id="rId16" w:history="1">
+          <w:r>
+            <w:rPr>
+              <w:rStyle w:val="Hyperlink"/>
+            </w:rPr>
+            <w:t>d</w:t>
+          </w:r>
+        </w:hyperlink>
       </w:r>
       <w:r>
         <w:rPr>
@@ -6489,7 +6318,14 @@
           <w:color w:val="000000"/>
           <w:sz w:val="24"/>
         </w:rPr>
-        <w:t xml:space="preserve">, </w:t>
+        <w:hyperlink r:id="rId16" w:history="1">
+          <w:r>
+            <w:rPr>
+              <w:rStyle w:val="Hyperlink"/>
+            </w:rPr>
+            <w:t xml:space="preserve">, </w:t>
+          </w:r>
+        </w:hyperlink>
       </w:r>
       <w:r>
         <w:rPr>
@@ -6518,7 +6354,7 @@
           <w:sz w:val="24"/>
           <w:u w:val="single"/>
         </w:rPr>
-        <w:hyperlink r:id="rId16" w:history="1">
+        <w:hyperlink r:id="rId32" w:history="1">
           <w:r>
             <w:rPr>
               <w:rStyle w:val="Hyperlink"/>

--- a/EXPORTS/DOCX/published/niveau3/Dutch/Wereldtentoonstelling1883.docx
+++ b/EXPORTS/DOCX/published/niveau3/Dutch/Wereldtentoonstelling1883.docx
@@ -1062,7 +1062,7 @@
           <w:sz w:val="24"/>
           <w:u w:val="single"/>
         </w:rPr>
-        <w:hyperlink r:id="rId13" w:history="1">
+        <w:hyperlink r:id="rId14" w:history="1">
           <w:r>
             <w:rPr>
               <w:rStyle w:val="Hyperlink"/>
@@ -1126,7 +1126,7 @@
           <w:color w:val="000000"/>
           <w:sz w:val="24"/>
         </w:rPr>
-        <w:t>verantwoordelijk voor het verzamelen van objecten in Nederlands-I</w:t>
+        <w:t>verantwoor</w:t>
       </w:r>
       <w:r>
         <w:rPr>
@@ -1137,7 +1137,42 @@
           <w:color w:val="000000"/>
           <w:sz w:val="24"/>
         </w:rPr>
-        <w:t>ndië. V</w:t>
+        <w:hyperlink r:id="rId13" w:history="1">
+          <w:r>
+            <w:rPr>
+              <w:rStyle w:val="Hyperlink"/>
+            </w:rPr>
+            <w:t>delijk vo</w:t>
+          </w:r>
+        </w:hyperlink>
+      </w:r>
+      <w:r>
+        <w:rPr>
+          <w:rFonts w:ascii="Charis SIL Regular" w:hAnsi="Charis SIL Regular" w:eastAsia="Charis SIL Regular"/>
+          <w:b w:val="0"/>
+          <w:i w:val="0"/>
+          <w:color w:val="000000"/>
+          <w:sz w:val="24"/>
+        </w:rPr>
+        <w:t>or het verzamelen van objecten in Nederlands-I</w:t>
+      </w:r>
+      <w:r>
+        <w:rPr>
+          <w:u w:val="single" w:color="0000ff"/>
+          <w:rFonts w:ascii="Charis SIL Regular" w:hAnsi="Charis SIL Regular" w:eastAsia="Charis SIL Regular"/>
+          <w:b w:val="0"/>
+          <w:i w:val="0"/>
+          <w:color w:val="000000"/>
+          <w:sz w:val="24"/>
+        </w:rPr>
+        <w:hyperlink r:id="rId14" w:history="1">
+          <w:r>
+            <w:rPr>
+              <w:rStyle w:val="Hyperlink"/>
+            </w:rPr>
+            <w:t>ndië. V</w:t>
+          </w:r>
+        </w:hyperlink>
       </w:r>
       <w:r>
         <w:rPr>
@@ -1463,7 +1498,32 @@
           <w:color w:val="000000"/>
           <w:sz w:val="24"/>
         </w:rPr>
-        <w:t>is meer informatie bes</w:t>
+        <w:hyperlink r:id="rId15" w:history="1">
+          <w:r>
+            <w:rPr>
+              <w:rStyle w:val="Hyperlink"/>
+            </w:rPr>
+            <w:t>is meer i</w:t>
+          </w:r>
+        </w:hyperlink>
+      </w:r>
+      <w:r>
+        <w:rPr>
+          <w:u w:val="single" w:color="0000ff"/>
+          <w:rFonts w:ascii="Charis SIL Regular" w:hAnsi="Charis SIL Regular" w:eastAsia="Charis SIL Regular"/>
+          <w:b w:val="0"/>
+          <w:i w:val="0"/>
+          <w:color w:val="000000"/>
+          <w:sz w:val="24"/>
+        </w:rPr>
+        <w:hyperlink r:id="rId15" w:history="1">
+          <w:r>
+            <w:rPr>
+              <w:rStyle w:val="Hyperlink"/>
+            </w:rPr>
+            <w:t>nformatie bes</w:t>
+          </w:r>
+        </w:hyperlink>
       </w:r>
       <w:r>
         <w:rPr>
@@ -1485,24 +1545,13 @@
       </w:r>
       <w:r>
         <w:rPr>
-          <w:u w:val="single" w:color="0000ff"/>
           <w:rFonts w:ascii="Charis SIL Regular" w:hAnsi="Charis SIL Regular" w:eastAsia="Charis SIL Regular"/>
           <w:b w:val="0"/>
           <w:i w:val="0"/>
           <w:color w:val="000000"/>
           <w:sz w:val="24"/>
         </w:rPr>
-        <w:t>o</w:t>
-      </w:r>
-      <w:r>
-        <w:rPr>
-          <w:rFonts w:ascii="Charis SIL Regular" w:hAnsi="Charis SIL Regular" w:eastAsia="Charis SIL Regular"/>
-          <w:b w:val="0"/>
-          <w:i w:val="0"/>
-          <w:color w:val="000000"/>
-          <w:sz w:val="24"/>
-        </w:rPr>
-        <w:t>ver wat ande</w:t>
+        <w:t>over wat ande</w:t>
       </w:r>
       <w:r>
         <w:rPr>
@@ -1975,7 +2024,7 @@
           <w:sz w:val="24"/>
           <w:u w:val="single"/>
         </w:rPr>
-        <w:hyperlink r:id="rId19" w:history="1">
+        <w:hyperlink r:id="rId18" w:history="1">
           <w:r>
             <w:rPr>
               <w:rStyle w:val="Hyperlink"/>
@@ -2004,7 +2053,7 @@
           <w:sz w:val="24"/>
           <w:u w:val="single"/>
         </w:rPr>
-        <w:hyperlink r:id="rId19" w:history="1">
+        <w:hyperlink r:id="rId18" w:history="1">
           <w:r>
             <w:rPr>
               <w:rStyle w:val="Hyperlink"/>
@@ -2173,7 +2222,14 @@
           <w:sz w:val="24"/>
           <w:u w:val="single"/>
         </w:rPr>
-        <w:t>Rijks Etnograf</w:t>
+        <w:hyperlink r:id="rId19" w:history="1">
+          <w:r>
+            <w:rPr>
+              <w:rStyle w:val="Hyperlink"/>
+            </w:rPr>
+            <w:t>Rijks</w:t>
+          </w:r>
+        </w:hyperlink>
       </w:r>
       <w:r>
         <w:rPr>
@@ -2182,8 +2238,38 @@
           <w:i w:val="0"/>
           <w:color w:val="0000FF"/>
           <w:sz w:val="24"/>
-        </w:rPr>
-        <w:t>i</w:t>
+          <w:u w:val="single"/>
+        </w:rPr>
+        <w:t xml:space="preserve"> </w:t>
+      </w:r>
+      <w:r>
+        <w:rPr>
+          <w:rFonts w:ascii="Charis SIL Regular" w:hAnsi="Charis SIL Regular" w:eastAsia="Charis SIL Regular"/>
+          <w:b w:val="0"/>
+          <w:i w:val="0"/>
+          <w:color w:val="0000FF"/>
+          <w:sz w:val="24"/>
+          <w:u w:val="single"/>
+        </w:rPr>
+        <w:hyperlink r:id="rId19" w:history="1">
+          <w:r>
+            <w:rPr>
+              <w:rStyle w:val="Hyperlink"/>
+            </w:rPr>
+            <w:t>Etnogra</w:t>
+          </w:r>
+        </w:hyperlink>
+      </w:r>
+      <w:r>
+        <w:rPr>
+          <w:rFonts w:ascii="Charis SIL Regular" w:hAnsi="Charis SIL Regular" w:eastAsia="Charis SIL Regular"/>
+          <w:b w:val="0"/>
+          <w:i w:val="0"/>
+          <w:color w:val="0000FF"/>
+          <w:sz w:val="24"/>
+          <w:u w:val="single"/>
+        </w:rPr>
+        <w:t>fi</w:t>
       </w:r>
       <w:r>
         <w:rPr>
@@ -2239,16 +2325,8 @@
           <w:i w:val="0"/>
           <w:color w:val="0000FF"/>
           <w:sz w:val="24"/>
-          <w:u w:val="single"/>
-        </w:rPr>
-        <w:hyperlink r:id="rId12" w:history="1">
-          <w:r>
-            <w:rPr>
-              <w:rStyle w:val="Hyperlink"/>
-            </w:rPr>
-            <w:t>m</w:t>
-          </w:r>
-        </w:hyperlink>
+        </w:rPr>
+        <w:t>m</w:t>
       </w:r>
       <w:r>
         <w:rPr>
@@ -2390,7 +2468,14 @@
           <w:color w:val="000000"/>
           <w:sz w:val="24"/>
         </w:rPr>
-        <w:t>ntoonstelling</w:t>
+        <w:hyperlink r:id="rId12" w:history="1">
+          <w:r>
+            <w:rPr>
+              <w:rStyle w:val="Hyperlink"/>
+            </w:rPr>
+            <w:t>ntoonstelling</w:t>
+          </w:r>
+        </w:hyperlink>
       </w:r>
       <w:r>
         <w:rPr>
@@ -2873,7 +2958,32 @@
           <w:color w:val="000000"/>
           <w:sz w:val="24"/>
         </w:rPr>
-        <w:t>e pav</w:t>
+        <w:hyperlink r:id="rId22" w:history="1">
+          <w:r>
+            <w:rPr>
+              <w:rStyle w:val="Hyperlink"/>
+            </w:rPr>
+            <w:t>e</w:t>
+          </w:r>
+        </w:hyperlink>
+      </w:r>
+      <w:r>
+        <w:rPr>
+          <w:u w:val="single" w:color="0000ff"/>
+          <w:rFonts w:ascii="Charis SIL Regular" w:hAnsi="Charis SIL Regular" w:eastAsia="Charis SIL Regular"/>
+          <w:b w:val="0"/>
+          <w:i w:val="0"/>
+          <w:color w:val="000000"/>
+          <w:sz w:val="24"/>
+        </w:rPr>
+        <w:hyperlink r:id="rId22" w:history="1">
+          <w:r>
+            <w:rPr>
+              <w:rStyle w:val="Hyperlink"/>
+            </w:rPr>
+            <w:t xml:space="preserve"> pav</w:t>
+          </w:r>
+        </w:hyperlink>
       </w:r>
       <w:r>
         <w:rPr>
@@ -3535,7 +3645,42 @@
           <w:color w:val="000000"/>
           <w:sz w:val="24"/>
         </w:rPr>
-        <w:t xml:space="preserve"> fotocollectie van </w:t>
+        <w:t xml:space="preserve"> </w:t>
+      </w:r>
+      <w:r>
+        <w:rPr>
+          <w:u w:val="single" w:color="0000ff"/>
+          <w:rFonts w:ascii="Charis SIL Regular" w:hAnsi="Charis SIL Regular" w:eastAsia="Charis SIL Regular"/>
+          <w:b w:val="0"/>
+          <w:i w:val="0"/>
+          <w:color w:val="000000"/>
+          <w:sz w:val="24"/>
+        </w:rPr>
+        <w:hyperlink r:id="rId23" w:history="1">
+          <w:r>
+            <w:rPr>
+              <w:rStyle w:val="Hyperlink"/>
+            </w:rPr>
+            <w:t>fotocolle</w:t>
+          </w:r>
+        </w:hyperlink>
+      </w:r>
+      <w:r>
+        <w:rPr>
+          <w:rFonts w:ascii="Charis SIL Regular" w:hAnsi="Charis SIL Regular" w:eastAsia="Charis SIL Regular"/>
+          <w:b w:val="0"/>
+          <w:i w:val="0"/>
+          <w:color w:val="000000"/>
+          <w:sz w:val="24"/>
+        </w:rPr>
+        <w:hyperlink r:id="rId23" w:history="1">
+          <w:r>
+            <w:rPr>
+              <w:rStyle w:val="Hyperlink"/>
+            </w:rPr>
+            <w:t xml:space="preserve">ctie van </w:t>
+          </w:r>
+        </w:hyperlink>
       </w:r>
       <w:r>
         <w:rPr>
@@ -3670,7 +3815,14 @@
           <w:color w:val="000000"/>
           <w:sz w:val="24"/>
         </w:rPr>
-        <w:t xml:space="preserve">vat een </w:t>
+        <w:hyperlink r:id="rId24" w:history="1">
+          <w:r>
+            <w:rPr>
+              <w:rStyle w:val="Hyperlink"/>
+            </w:rPr>
+            <w:t xml:space="preserve">vat een </w:t>
+          </w:r>
+        </w:hyperlink>
       </w:r>
       <w:r>
         <w:rPr>
@@ -5176,9 +5328,15 @@
           <w:i w:val="0"/>
           <w:color w:val="0000FF"/>
           <w:sz w:val="24"/>
-          <w:u w:val="single"/>
-        </w:rPr>
-        <w:t>6</w:t>
+        </w:rPr>
+        <w:hyperlink r:id="rId27" w:history="1">
+          <w:r>
+            <w:rPr>
+              <w:rStyle w:val="Hyperlink"/>
+            </w:rPr>
+            <w:t>6</w:t>
+          </w:r>
+        </w:hyperlink>
       </w:r>
       <w:r>
         <w:rPr>
@@ -6318,14 +6476,7 @@
           <w:color w:val="000000"/>
           <w:sz w:val="24"/>
         </w:rPr>
-        <w:hyperlink r:id="rId16" w:history="1">
-          <w:r>
-            <w:rPr>
-              <w:rStyle w:val="Hyperlink"/>
-            </w:rPr>
-            <w:t xml:space="preserve">, </w:t>
-          </w:r>
-        </w:hyperlink>
+        <w:t xml:space="preserve">, </w:t>
       </w:r>
       <w:r>
         <w:rPr>
@@ -6354,7 +6505,7 @@
           <w:sz w:val="24"/>
           <w:u w:val="single"/>
         </w:rPr>
-        <w:hyperlink r:id="rId32" w:history="1">
+        <w:hyperlink r:id="rId16" w:history="1">
           <w:r>
             <w:rPr>
               <w:rStyle w:val="Hyperlink"/>
@@ -6383,7 +6534,7 @@
           <w:sz w:val="24"/>
           <w:u w:val="single"/>
         </w:rPr>
-        <w:hyperlink r:id="rId32" w:history="1">
+        <w:hyperlink r:id="rId16" w:history="1">
           <w:r>
             <w:rPr>
               <w:rStyle w:val="Hyperlink"/>

--- a/EXPORTS/DOCX/published/niveau3/Dutch/Wereldtentoonstelling1883.docx
+++ b/EXPORTS/DOCX/published/niveau3/Dutch/Wereldtentoonstelling1883.docx
@@ -1062,7 +1062,7 @@
           <w:sz w:val="24"/>
           <w:u w:val="single"/>
         </w:rPr>
-        <w:hyperlink r:id="rId14" w:history="1">
+        <w:hyperlink r:id="rId13" w:history="1">
           <w:r>
             <w:rPr>
               <w:rStyle w:val="Hyperlink"/>
@@ -1091,7 +1091,7 @@
           <w:sz w:val="24"/>
           <w:u w:val="single"/>
         </w:rPr>
-        <w:hyperlink r:id="rId14" w:history="1">
+        <w:hyperlink r:id="rId13" w:history="1">
           <w:r>
             <w:rPr>
               <w:rStyle w:val="Hyperlink"/>
@@ -1120,13 +1120,21 @@
       </w:r>
       <w:r>
         <w:rPr>
+          <w:u w:val="single" w:color="0000ff"/>
           <w:rFonts w:ascii="Charis SIL Regular" w:hAnsi="Charis SIL Regular" w:eastAsia="Charis SIL Regular"/>
           <w:b w:val="0"/>
           <w:i w:val="0"/>
           <w:color w:val="000000"/>
           <w:sz w:val="24"/>
         </w:rPr>
-        <w:t>verantwoor</w:t>
+        <w:hyperlink r:id="rId13" w:history="1">
+          <w:r>
+            <w:rPr>
+              <w:rStyle w:val="Hyperlink"/>
+            </w:rPr>
+            <w:t>verantwoor</w:t>
+          </w:r>
+        </w:hyperlink>
       </w:r>
       <w:r>
         <w:rPr>
@@ -1545,13 +1553,24 @@
       </w:r>
       <w:r>
         <w:rPr>
+          <w:u w:val="single" w:color="0000ff"/>
           <w:rFonts w:ascii="Charis SIL Regular" w:hAnsi="Charis SIL Regular" w:eastAsia="Charis SIL Regular"/>
           <w:b w:val="0"/>
           <w:i w:val="0"/>
           <w:color w:val="000000"/>
           <w:sz w:val="24"/>
         </w:rPr>
-        <w:t>over wat ande</w:t>
+        <w:t>o</w:t>
+      </w:r>
+      <w:r>
+        <w:rPr>
+          <w:rFonts w:ascii="Charis SIL Regular" w:hAnsi="Charis SIL Regular" w:eastAsia="Charis SIL Regular"/>
+          <w:b w:val="0"/>
+          <w:i w:val="0"/>
+          <w:color w:val="000000"/>
+          <w:sz w:val="24"/>
+        </w:rPr>
+        <w:t>ver wat ande</w:t>
       </w:r>
       <w:r>
         <w:rPr>
@@ -1987,6 +2006,7 @@
           <w:i w:val="0"/>
           <w:color w:val="0000FF"/>
           <w:sz w:val="24"/>
+          <w:u w:val="single"/>
         </w:rPr>
         <w:hyperlink r:id="rId19" w:history="1">
           <w:r>
@@ -2006,7 +2026,7 @@
           <w:sz w:val="24"/>
           <w:u w:val="single"/>
         </w:rPr>
-        <w:hyperlink r:id="rId18" w:history="1">
+        <w:hyperlink r:id="rId19" w:history="1">
           <w:r>
             <w:rPr>
               <w:rStyle w:val="Hyperlink"/>
@@ -2024,7 +2044,7 @@
           <w:sz w:val="24"/>
           <w:u w:val="single"/>
         </w:rPr>
-        <w:hyperlink r:id="rId18" w:history="1">
+        <w:hyperlink r:id="rId19" w:history="1">
           <w:r>
             <w:rPr>
               <w:rStyle w:val="Hyperlink"/>
@@ -2053,7 +2073,7 @@
           <w:sz w:val="24"/>
           <w:u w:val="single"/>
         </w:rPr>
-        <w:hyperlink r:id="rId18" w:history="1">
+        <w:hyperlink r:id="rId19" w:history="1">
           <w:r>
             <w:rPr>
               <w:rStyle w:val="Hyperlink"/>
@@ -2211,7 +2231,36 @@
           <w:color w:val="000000"/>
           <w:sz w:val="24"/>
         </w:rPr>
-        <w:t xml:space="preserve">ging naar het </w:t>
+        <w:t>ging naar h</w:t>
+      </w:r>
+      <w:r>
+        <w:rPr>
+          <w:u w:val="single" w:color="0000ff"/>
+          <w:rFonts w:ascii="Charis SIL Regular" w:hAnsi="Charis SIL Regular" w:eastAsia="Charis SIL Regular"/>
+          <w:b w:val="0"/>
+          <w:i w:val="0"/>
+          <w:color w:val="000000"/>
+          <w:sz w:val="24"/>
+        </w:rPr>
+        <w:t>e</w:t>
+      </w:r>
+      <w:r>
+        <w:rPr>
+          <w:u w:val="single" w:color="0000ff"/>
+          <w:rFonts w:ascii="Charis SIL Regular" w:hAnsi="Charis SIL Regular" w:eastAsia="Charis SIL Regular"/>
+          <w:b w:val="0"/>
+          <w:i w:val="0"/>
+          <w:color w:val="000000"/>
+          <w:sz w:val="24"/>
+        </w:rPr>
+        <w:hyperlink r:id="rId19" w:history="1">
+          <w:r>
+            <w:rPr>
+              <w:rStyle w:val="Hyperlink"/>
+            </w:rPr>
+            <w:t xml:space="preserve">t </w:t>
+          </w:r>
+        </w:hyperlink>
       </w:r>
       <w:r>
         <w:rPr>
@@ -2267,7 +2316,6 @@
           <w:i w:val="0"/>
           <w:color w:val="0000FF"/>
           <w:sz w:val="24"/>
-          <w:u w:val="single"/>
         </w:rPr>
         <w:t>fi</w:t>
       </w:r>
@@ -2325,8 +2373,16 @@
           <w:i w:val="0"/>
           <w:color w:val="0000FF"/>
           <w:sz w:val="24"/>
-        </w:rPr>
-        <w:t>m</w:t>
+          <w:u w:val="single"/>
+        </w:rPr>
+        <w:hyperlink r:id="rId12" w:history="1">
+          <w:r>
+            <w:rPr>
+              <w:rStyle w:val="Hyperlink"/>
+            </w:rPr>
+            <w:t>m</w:t>
+          </w:r>
+        </w:hyperlink>
       </w:r>
       <w:r>
         <w:rPr>
@@ -3645,42 +3701,7 @@
           <w:color w:val="000000"/>
           <w:sz w:val="24"/>
         </w:rPr>
-        <w:t xml:space="preserve"> </w:t>
-      </w:r>
-      <w:r>
-        <w:rPr>
-          <w:u w:val="single" w:color="0000ff"/>
-          <w:rFonts w:ascii="Charis SIL Regular" w:hAnsi="Charis SIL Regular" w:eastAsia="Charis SIL Regular"/>
-          <w:b w:val="0"/>
-          <w:i w:val="0"/>
-          <w:color w:val="000000"/>
-          <w:sz w:val="24"/>
-        </w:rPr>
-        <w:hyperlink r:id="rId23" w:history="1">
-          <w:r>
-            <w:rPr>
-              <w:rStyle w:val="Hyperlink"/>
-            </w:rPr>
-            <w:t>fotocolle</w:t>
-          </w:r>
-        </w:hyperlink>
-      </w:r>
-      <w:r>
-        <w:rPr>
-          <w:rFonts w:ascii="Charis SIL Regular" w:hAnsi="Charis SIL Regular" w:eastAsia="Charis SIL Regular"/>
-          <w:b w:val="0"/>
-          <w:i w:val="0"/>
-          <w:color w:val="000000"/>
-          <w:sz w:val="24"/>
-        </w:rPr>
-        <w:hyperlink r:id="rId23" w:history="1">
-          <w:r>
-            <w:rPr>
-              <w:rStyle w:val="Hyperlink"/>
-            </w:rPr>
-            <w:t xml:space="preserve">ctie van </w:t>
-          </w:r>
-        </w:hyperlink>
+        <w:t xml:space="preserve"> fotocollectie van </w:t>
       </w:r>
       <w:r>
         <w:rPr>
@@ -3815,14 +3836,7 @@
           <w:color w:val="000000"/>
           <w:sz w:val="24"/>
         </w:rPr>
-        <w:hyperlink r:id="rId24" w:history="1">
-          <w:r>
-            <w:rPr>
-              <w:rStyle w:val="Hyperlink"/>
-            </w:rPr>
-            <w:t xml:space="preserve">vat een </w:t>
-          </w:r>
-        </w:hyperlink>
+        <w:t xml:space="preserve">vat een </w:t>
       </w:r>
       <w:r>
         <w:rPr>
@@ -3909,7 +3923,7 @@
           <w:sz w:val="24"/>
           <w:u w:val="single"/>
         </w:rPr>
-        <w:hyperlink r:id="rId24" w:history="1">
+        <w:hyperlink r:id="rId25" w:history="1">
           <w:r>
             <w:rPr>
               <w:rStyle w:val="Hyperlink"/>
@@ -5317,7 +5331,7 @@
             <w:rPr>
               <w:rStyle w:val="Hyperlink"/>
             </w:rPr>
-            <w:t>file/49d013d5-078</w:t>
+            <w:t>file/49d013d5-0786</w:t>
           </w:r>
         </w:hyperlink>
       </w:r>
@@ -5328,13 +5342,25 @@
           <w:i w:val="0"/>
           <w:color w:val="0000FF"/>
           <w:sz w:val="24"/>
+          <w:u w:val="single"/>
+        </w:rPr>
+        <w:t>-</w:t>
+      </w:r>
+      <w:r>
+        <w:rPr>
+          <w:rFonts w:ascii="Charis SIL Regular" w:hAnsi="Charis SIL Regular" w:eastAsia="Charis SIL Regular"/>
+          <w:b w:val="0"/>
+          <w:i w:val="0"/>
+          <w:color w:val="0000FF"/>
+          <w:sz w:val="24"/>
+          <w:u w:val="single"/>
         </w:rPr>
         <w:hyperlink r:id="rId27" w:history="1">
           <w:r>
             <w:rPr>
               <w:rStyle w:val="Hyperlink"/>
             </w:rPr>
-            <w:t>6</w:t>
+            <w:t>db08</w:t>
           </w:r>
         </w:hyperlink>
       </w:r>
@@ -5347,24 +5373,6 @@
           <w:sz w:val="24"/>
         </w:rPr>
         <w:t>-</w:t>
-      </w:r>
-      <w:r>
-        <w:rPr>
-          <w:rFonts w:ascii="Charis SIL Regular" w:hAnsi="Charis SIL Regular" w:eastAsia="Charis SIL Regular"/>
-          <w:b w:val="0"/>
-          <w:i w:val="0"/>
-          <w:color w:val="0000FF"/>
-          <w:sz w:val="24"/>
-          <w:u w:val="single"/>
-        </w:rPr>
-        <w:hyperlink r:id="rId27" w:history="1">
-          <w:r>
-            <w:rPr>
-              <w:rStyle w:val="Hyperlink"/>
-            </w:rPr>
-            <w:t>db08-</w:t>
-          </w:r>
-        </w:hyperlink>
       </w:r>
       <w:r>
         <w:rPr>
@@ -6411,15 +6419,9 @@
           <w:i w:val="0"/>
           <w:color w:val="0000FF"/>
           <w:sz w:val="24"/>
-        </w:rPr>
-        <w:hyperlink r:id="rId16" w:history="1">
-          <w:r>
-            <w:rPr>
-              <w:rStyle w:val="Hyperlink"/>
-            </w:rPr>
-            <w:t>d</w:t>
-          </w:r>
-        </w:hyperlink>
+          <w:u w:val="single"/>
+        </w:rPr>
+        <w:t>d</w:t>
       </w:r>
       <w:r>
         <w:rPr>
@@ -6476,7 +6478,14 @@
           <w:color w:val="000000"/>
           <w:sz w:val="24"/>
         </w:rPr>
-        <w:t xml:space="preserve">, </w:t>
+        <w:hyperlink r:id="rId16" w:history="1">
+          <w:r>
+            <w:rPr>
+              <w:rStyle w:val="Hyperlink"/>
+            </w:rPr>
+            <w:t xml:space="preserve">, </w:t>
+          </w:r>
+        </w:hyperlink>
       </w:r>
       <w:r>
         <w:rPr>
@@ -6487,7 +6496,7 @@
           <w:sz w:val="24"/>
           <w:u w:val="single"/>
         </w:rPr>
-        <w:hyperlink r:id="rId32" w:history="1">
+        <w:hyperlink r:id="rId16" w:history="1">
           <w:r>
             <w:rPr>
               <w:rStyle w:val="Hyperlink"/>
@@ -6534,7 +6543,7 @@
           <w:sz w:val="24"/>
           <w:u w:val="single"/>
         </w:rPr>
-        <w:hyperlink r:id="rId16" w:history="1">
+        <w:hyperlink r:id="rId32" w:history="1">
           <w:r>
             <w:rPr>
               <w:rStyle w:val="Hyperlink"/>

--- a/EXPORTS/DOCX/published/niveau3/Dutch/Wereldtentoonstelling1883.docx
+++ b/EXPORTS/DOCX/published/niveau3/Dutch/Wereldtentoonstelling1883.docx
@@ -1091,7 +1091,7 @@
           <w:sz w:val="24"/>
           <w:u w:val="single"/>
         </w:rPr>
-        <w:hyperlink r:id="rId13" w:history="1">
+        <w:hyperlink r:id="rId14" w:history="1">
           <w:r>
             <w:rPr>
               <w:rStyle w:val="Hyperlink"/>
@@ -1120,6 +1120,16 @@
       </w:r>
       <w:r>
         <w:rPr>
+          <w:rFonts w:ascii="Charis SIL Regular" w:hAnsi="Charis SIL Regular" w:eastAsia="Charis SIL Regular"/>
+          <w:b w:val="0"/>
+          <w:i w:val="0"/>
+          <w:color w:val="000000"/>
+          <w:sz w:val="24"/>
+        </w:rPr>
+        <w:t>verantwoordelijk voor het verzamelen van objecten in Nederlands-I</w:t>
+      </w:r>
+      <w:r>
+        <w:rPr>
           <w:u w:val="single" w:color="0000ff"/>
           <w:rFonts w:ascii="Charis SIL Regular" w:hAnsi="Charis SIL Regular" w:eastAsia="Charis SIL Regular"/>
           <w:b w:val="0"/>
@@ -1127,60 +1137,7 @@
           <w:color w:val="000000"/>
           <w:sz w:val="24"/>
         </w:rPr>
-        <w:hyperlink r:id="rId13" w:history="1">
-          <w:r>
-            <w:rPr>
-              <w:rStyle w:val="Hyperlink"/>
-            </w:rPr>
-            <w:t>verantwoor</w:t>
-          </w:r>
-        </w:hyperlink>
-      </w:r>
-      <w:r>
-        <w:rPr>
-          <w:u w:val="single" w:color="0000ff"/>
-          <w:rFonts w:ascii="Charis SIL Regular" w:hAnsi="Charis SIL Regular" w:eastAsia="Charis SIL Regular"/>
-          <w:b w:val="0"/>
-          <w:i w:val="0"/>
-          <w:color w:val="000000"/>
-          <w:sz w:val="24"/>
-        </w:rPr>
-        <w:hyperlink r:id="rId13" w:history="1">
-          <w:r>
-            <w:rPr>
-              <w:rStyle w:val="Hyperlink"/>
-            </w:rPr>
-            <w:t>delijk vo</w:t>
-          </w:r>
-        </w:hyperlink>
-      </w:r>
-      <w:r>
-        <w:rPr>
-          <w:rFonts w:ascii="Charis SIL Regular" w:hAnsi="Charis SIL Regular" w:eastAsia="Charis SIL Regular"/>
-          <w:b w:val="0"/>
-          <w:i w:val="0"/>
-          <w:color w:val="000000"/>
-          <w:sz w:val="24"/>
-        </w:rPr>
-        <w:t>or het verzamelen van objecten in Nederlands-I</w:t>
-      </w:r>
-      <w:r>
-        <w:rPr>
-          <w:u w:val="single" w:color="0000ff"/>
-          <w:rFonts w:ascii="Charis SIL Regular" w:hAnsi="Charis SIL Regular" w:eastAsia="Charis SIL Regular"/>
-          <w:b w:val="0"/>
-          <w:i w:val="0"/>
-          <w:color w:val="000000"/>
-          <w:sz w:val="24"/>
-        </w:rPr>
-        <w:hyperlink r:id="rId14" w:history="1">
-          <w:r>
-            <w:rPr>
-              <w:rStyle w:val="Hyperlink"/>
-            </w:rPr>
-            <w:t>ndië. V</w:t>
-          </w:r>
-        </w:hyperlink>
+        <w:t>ndië. V</w:t>
       </w:r>
       <w:r>
         <w:rPr>
@@ -1553,24 +1510,13 @@
       </w:r>
       <w:r>
         <w:rPr>
-          <w:u w:val="single" w:color="0000ff"/>
           <w:rFonts w:ascii="Charis SIL Regular" w:hAnsi="Charis SIL Regular" w:eastAsia="Charis SIL Regular"/>
           <w:b w:val="0"/>
           <w:i w:val="0"/>
           <w:color w:val="000000"/>
           <w:sz w:val="24"/>
         </w:rPr>
-        <w:t>o</w:t>
-      </w:r>
-      <w:r>
-        <w:rPr>
-          <w:rFonts w:ascii="Charis SIL Regular" w:hAnsi="Charis SIL Regular" w:eastAsia="Charis SIL Regular"/>
-          <w:b w:val="0"/>
-          <w:i w:val="0"/>
-          <w:color w:val="000000"/>
-          <w:sz w:val="24"/>
-        </w:rPr>
-        <w:t>ver wat ande</w:t>
+        <w:t>over wat ande</w:t>
       </w:r>
       <w:r>
         <w:rPr>
@@ -2006,7 +1952,6 @@
           <w:i w:val="0"/>
           <w:color w:val="0000FF"/>
           <w:sz w:val="24"/>
-          <w:u w:val="single"/>
         </w:rPr>
         <w:hyperlink r:id="rId19" w:history="1">
           <w:r>
@@ -2026,7 +1971,7 @@
           <w:sz w:val="24"/>
           <w:u w:val="single"/>
         </w:rPr>
-        <w:hyperlink r:id="rId19" w:history="1">
+        <w:hyperlink r:id="rId18" w:history="1">
           <w:r>
             <w:rPr>
               <w:rStyle w:val="Hyperlink"/>
@@ -2044,7 +1989,7 @@
           <w:sz w:val="24"/>
           <w:u w:val="single"/>
         </w:rPr>
-        <w:hyperlink r:id="rId19" w:history="1">
+        <w:hyperlink r:id="rId18" w:history="1">
           <w:r>
             <w:rPr>
               <w:rStyle w:val="Hyperlink"/>
@@ -2073,7 +2018,7 @@
           <w:sz w:val="24"/>
           <w:u w:val="single"/>
         </w:rPr>
-        <w:hyperlink r:id="rId19" w:history="1">
+        <w:hyperlink r:id="rId18" w:history="1">
           <w:r>
             <w:rPr>
               <w:rStyle w:val="Hyperlink"/>
@@ -2231,36 +2176,7 @@
           <w:color w:val="000000"/>
           <w:sz w:val="24"/>
         </w:rPr>
-        <w:t>ging naar h</w:t>
-      </w:r>
-      <w:r>
-        <w:rPr>
-          <w:u w:val="single" w:color="0000ff"/>
-          <w:rFonts w:ascii="Charis SIL Regular" w:hAnsi="Charis SIL Regular" w:eastAsia="Charis SIL Regular"/>
-          <w:b w:val="0"/>
-          <w:i w:val="0"/>
-          <w:color w:val="000000"/>
-          <w:sz w:val="24"/>
-        </w:rPr>
-        <w:t>e</w:t>
-      </w:r>
-      <w:r>
-        <w:rPr>
-          <w:u w:val="single" w:color="0000ff"/>
-          <w:rFonts w:ascii="Charis SIL Regular" w:hAnsi="Charis SIL Regular" w:eastAsia="Charis SIL Regular"/>
-          <w:b w:val="0"/>
-          <w:i w:val="0"/>
-          <w:color w:val="000000"/>
-          <w:sz w:val="24"/>
-        </w:rPr>
-        <w:hyperlink r:id="rId19" w:history="1">
-          <w:r>
-            <w:rPr>
-              <w:rStyle w:val="Hyperlink"/>
-            </w:rPr>
-            <w:t xml:space="preserve">t </w:t>
-          </w:r>
-        </w:hyperlink>
+        <w:t xml:space="preserve">ging naar het </w:t>
       </w:r>
       <w:r>
         <w:rPr>
@@ -2316,6 +2232,7 @@
           <w:i w:val="0"/>
           <w:color w:val="0000FF"/>
           <w:sz w:val="24"/>
+          <w:u w:val="single"/>
         </w:rPr>
         <w:t>fi</w:t>
       </w:r>
@@ -2373,16 +2290,8 @@
           <w:i w:val="0"/>
           <w:color w:val="0000FF"/>
           <w:sz w:val="24"/>
-          <w:u w:val="single"/>
-        </w:rPr>
-        <w:hyperlink r:id="rId12" w:history="1">
-          <w:r>
-            <w:rPr>
-              <w:rStyle w:val="Hyperlink"/>
-            </w:rPr>
-            <w:t>m</w:t>
-          </w:r>
-        </w:hyperlink>
+        </w:rPr>
+        <w:t>m</w:t>
       </w:r>
       <w:r>
         <w:rPr>
@@ -3923,7 +3832,7 @@
           <w:sz w:val="24"/>
           <w:u w:val="single"/>
         </w:rPr>
-        <w:hyperlink r:id="rId25" w:history="1">
+        <w:hyperlink r:id="rId24" w:history="1">
           <w:r>
             <w:rPr>
               <w:rStyle w:val="Hyperlink"/>
@@ -5331,7 +5240,7 @@
             <w:rPr>
               <w:rStyle w:val="Hyperlink"/>
             </w:rPr>
-            <w:t>file/49d013d5-0786</w:t>
+            <w:t>file/49d013d5-078</w:t>
           </w:r>
         </w:hyperlink>
       </w:r>
@@ -5342,25 +5251,13 @@
           <w:i w:val="0"/>
           <w:color w:val="0000FF"/>
           <w:sz w:val="24"/>
-          <w:u w:val="single"/>
-        </w:rPr>
-        <w:t>-</w:t>
-      </w:r>
-      <w:r>
-        <w:rPr>
-          <w:rFonts w:ascii="Charis SIL Regular" w:hAnsi="Charis SIL Regular" w:eastAsia="Charis SIL Regular"/>
-          <w:b w:val="0"/>
-          <w:i w:val="0"/>
-          <w:color w:val="0000FF"/>
-          <w:sz w:val="24"/>
-          <w:u w:val="single"/>
         </w:rPr>
         <w:hyperlink r:id="rId27" w:history="1">
           <w:r>
             <w:rPr>
               <w:rStyle w:val="Hyperlink"/>
             </w:rPr>
-            <w:t>db08</w:t>
+            <w:t>6</w:t>
           </w:r>
         </w:hyperlink>
       </w:r>
@@ -5373,6 +5270,24 @@
           <w:sz w:val="24"/>
         </w:rPr>
         <w:t>-</w:t>
+      </w:r>
+      <w:r>
+        <w:rPr>
+          <w:rFonts w:ascii="Charis SIL Regular" w:hAnsi="Charis SIL Regular" w:eastAsia="Charis SIL Regular"/>
+          <w:b w:val="0"/>
+          <w:i w:val="0"/>
+          <w:color w:val="0000FF"/>
+          <w:sz w:val="24"/>
+          <w:u w:val="single"/>
+        </w:rPr>
+        <w:hyperlink r:id="rId27" w:history="1">
+          <w:r>
+            <w:rPr>
+              <w:rStyle w:val="Hyperlink"/>
+            </w:rPr>
+            <w:t>db08-</w:t>
+          </w:r>
+        </w:hyperlink>
       </w:r>
       <w:r>
         <w:rPr>
@@ -6419,9 +6334,15 @@
           <w:i w:val="0"/>
           <w:color w:val="0000FF"/>
           <w:sz w:val="24"/>
-          <w:u w:val="single"/>
-        </w:rPr>
-        <w:t>d</w:t>
+        </w:rPr>
+        <w:hyperlink r:id="rId16" w:history="1">
+          <w:r>
+            <w:rPr>
+              <w:rStyle w:val="Hyperlink"/>
+            </w:rPr>
+            <w:t>d</w:t>
+          </w:r>
+        </w:hyperlink>
       </w:r>
       <w:r>
         <w:rPr>
@@ -6471,7 +6392,6 @@
       </w:r>
       <w:r>
         <w:rPr>
-          <w:u w:val="single" w:color="0000ff"/>
           <w:rFonts w:ascii="Charis SIL Regular" w:hAnsi="Charis SIL Regular" w:eastAsia="Charis SIL Regular"/>
           <w:b w:val="0"/>
           <w:i w:val="0"/>
@@ -6543,7 +6463,7 @@
           <w:sz w:val="24"/>
           <w:u w:val="single"/>
         </w:rPr>
-        <w:hyperlink r:id="rId32" w:history="1">
+        <w:hyperlink r:id="rId16" w:history="1">
           <w:r>
             <w:rPr>
               <w:rStyle w:val="Hyperlink"/>
@@ -6640,7 +6560,7 @@
           <w:color w:val="0000FF"/>
           <w:sz w:val="24"/>
         </w:rPr>
-        <w:hyperlink r:id="rId33" w:history="1">
+        <w:hyperlink r:id="rId32" w:history="1">
           <w:r>
             <w:rPr>
               <w:rStyle w:val="Hyperlink"/>
@@ -6657,7 +6577,7 @@
           <w:color w:val="0000FF"/>
           <w:sz w:val="24"/>
         </w:rPr>
-        <w:hyperlink r:id="rId33" w:history="1">
+        <w:hyperlink r:id="rId32" w:history="1">
           <w:r>
             <w:rPr>
               <w:rStyle w:val="Hyperlink"/>
@@ -6674,7 +6594,7 @@
           <w:color w:val="0000FF"/>
           <w:sz w:val="24"/>
         </w:rPr>
-        <w:hyperlink r:id="rId33" w:history="1">
+        <w:hyperlink r:id="rId32" w:history="1">
           <w:r>
             <w:rPr>
               <w:rStyle w:val="Hyperlink"/>
@@ -6691,7 +6611,7 @@
           <w:color w:val="0000FF"/>
           <w:sz w:val="24"/>
         </w:rPr>
-        <w:hyperlink r:id="rId33" w:history="1">
+        <w:hyperlink r:id="rId32" w:history="1">
           <w:r>
             <w:rPr>
               <w:rStyle w:val="Hyperlink"/>
@@ -6708,7 +6628,7 @@
           <w:color w:val="0000FF"/>
           <w:sz w:val="24"/>
         </w:rPr>
-        <w:hyperlink r:id="rId33" w:history="1">
+        <w:hyperlink r:id="rId32" w:history="1">
           <w:r>
             <w:rPr>
               <w:rStyle w:val="Hyperlink"/>

--- a/EXPORTS/DOCX/published/niveau3/Dutch/Wereldtentoonstelling1883.docx
+++ b/EXPORTS/DOCX/published/niveau3/Dutch/Wereldtentoonstelling1883.docx
@@ -585,14 +585,7 @@
           <w:color w:val="000000"/>
           <w:sz w:val="24"/>
         </w:rPr>
-        <w:hyperlink r:id="rId10" w:history="1">
-          <w:r>
-            <w:rPr>
-              <w:rStyle w:val="Hyperlink"/>
-            </w:rPr>
-            <w:t>entoonste</w:t>
-          </w:r>
-        </w:hyperlink>
+        <w:t>entoonste</w:t>
       </w:r>
       <w:r>
         <w:rPr>
@@ -847,43 +840,7 @@
           <w:color w:val="000000"/>
           <w:sz w:val="24"/>
         </w:rPr>
-        <w:t>ericus An</w:t>
-      </w:r>
-      <w:r>
-        <w:rPr>
-          <w:u w:val="single" w:color="0000ff"/>
-          <w:rFonts w:ascii="Charis SIL Regular" w:hAnsi="Charis SIL Regular" w:eastAsia="Charis SIL Regular"/>
-          <w:b w:val="0"/>
-          <w:i w:val="0"/>
-          <w:color w:val="000000"/>
-          <w:sz w:val="24"/>
-        </w:rPr>
-        <w:hyperlink r:id="rId12" w:history="1">
-          <w:r>
-            <w:rPr>
-              <w:rStyle w:val="Hyperlink"/>
-            </w:rPr>
-            <w:t>na Je</w:t>
-          </w:r>
-        </w:hyperlink>
-      </w:r>
-      <w:r>
-        <w:rPr>
-          <w:u w:val="single" w:color="0000ff"/>
-          <w:rFonts w:ascii="Charis SIL Regular" w:hAnsi="Charis SIL Regular" w:eastAsia="Charis SIL Regular"/>
-          <w:b w:val="0"/>
-          <w:i w:val="0"/>
-          <w:color w:val="000000"/>
-          <w:sz w:val="24"/>
-        </w:rPr>
-        <w:hyperlink r:id="rId12" w:history="1">
-          <w:r>
-            <w:rPr>
-              <w:rStyle w:val="Hyperlink"/>
-            </w:rPr>
-            <w:t>ntink van het t</w:t>
-          </w:r>
-        </w:hyperlink>
+        <w:t>ericus Anna Jentink van het t</w:t>
       </w:r>
       <w:r>
         <w:rPr>
@@ -1062,7 +1019,7 @@
           <w:sz w:val="24"/>
           <w:u w:val="single"/>
         </w:rPr>
-        <w:hyperlink r:id="rId13" w:history="1">
+        <w:hyperlink r:id="rId14" w:history="1">
           <w:r>
             <w:rPr>
               <w:rStyle w:val="Hyperlink"/>
@@ -1126,7 +1083,7 @@
           <w:color w:val="000000"/>
           <w:sz w:val="24"/>
         </w:rPr>
-        <w:t>verantwoordelijk voor het verzamelen van objecten in Nederlands-I</w:t>
+        <w:t>verantwoor</w:t>
       </w:r>
       <w:r>
         <w:rPr>
@@ -1137,7 +1094,24 @@
           <w:color w:val="000000"/>
           <w:sz w:val="24"/>
         </w:rPr>
-        <w:t>ndië. V</w:t>
+        <w:hyperlink r:id="rId13" w:history="1">
+          <w:r>
+            <w:rPr>
+              <w:rStyle w:val="Hyperlink"/>
+            </w:rPr>
+            <w:t>delijk vo</w:t>
+          </w:r>
+        </w:hyperlink>
+      </w:r>
+      <w:r>
+        <w:rPr>
+          <w:rFonts w:ascii="Charis SIL Regular" w:hAnsi="Charis SIL Regular" w:eastAsia="Charis SIL Regular"/>
+          <w:b w:val="0"/>
+          <w:i w:val="0"/>
+          <w:color w:val="000000"/>
+          <w:sz w:val="24"/>
+        </w:rPr>
+        <w:t>or het verzamelen van objecten in Nederlands-Indië. V</w:t>
       </w:r>
       <w:r>
         <w:rPr>
@@ -1510,13 +1484,24 @@
       </w:r>
       <w:r>
         <w:rPr>
+          <w:u w:val="single" w:color="0000ff"/>
           <w:rFonts w:ascii="Charis SIL Regular" w:hAnsi="Charis SIL Regular" w:eastAsia="Charis SIL Regular"/>
           <w:b w:val="0"/>
           <w:i w:val="0"/>
           <w:color w:val="000000"/>
           <w:sz w:val="24"/>
         </w:rPr>
-        <w:t>over wat ande</w:t>
+        <w:t>o</w:t>
+      </w:r>
+      <w:r>
+        <w:rPr>
+          <w:rFonts w:ascii="Charis SIL Regular" w:hAnsi="Charis SIL Regular" w:eastAsia="Charis SIL Regular"/>
+          <w:b w:val="0"/>
+          <w:i w:val="0"/>
+          <w:color w:val="000000"/>
+          <w:sz w:val="24"/>
+        </w:rPr>
+        <w:t>ver wat ande</w:t>
       </w:r>
       <w:r>
         <w:rPr>
@@ -1952,6 +1937,7 @@
           <w:i w:val="0"/>
           <w:color w:val="0000FF"/>
           <w:sz w:val="24"/>
+          <w:u w:val="single"/>
         </w:rPr>
         <w:hyperlink r:id="rId19" w:history="1">
           <w:r>
@@ -2069,7 +2055,7 @@
             <w:rPr>
               <w:rStyle w:val="Hyperlink"/>
             </w:rPr>
-            <w:t>Etnografis</w:t>
+            <w:t>Etnografisc</w:t>
           </w:r>
         </w:hyperlink>
       </w:r>
@@ -2080,23 +2066,7 @@
           <w:i w:val="0"/>
           <w:color w:val="0000FF"/>
           <w:sz w:val="24"/>
-        </w:rPr>
-        <w:hyperlink r:id="rId20" w:history="1">
-          <w:r>
-            <w:rPr>
-              <w:rStyle w:val="Hyperlink"/>
-            </w:rPr>
-            <w:t>c</w:t>
-          </w:r>
-        </w:hyperlink>
-      </w:r>
-      <w:r>
-        <w:rPr>
-          <w:rFonts w:ascii="Charis SIL Regular" w:hAnsi="Charis SIL Regular" w:eastAsia="Charis SIL Regular"/>
-          <w:b w:val="0"/>
-          <w:i w:val="0"/>
-          <w:color w:val="0000FF"/>
-          <w:sz w:val="24"/>
+          <w:u w:val="single"/>
         </w:rPr>
         <w:t>h</w:t>
       </w:r>
@@ -2154,7 +2124,7 @@
             <w:rPr>
               <w:rStyle w:val="Hyperlink"/>
             </w:rPr>
-            <w:t>Artis</w:t>
+            <w:t>Arti</w:t>
           </w:r>
         </w:hyperlink>
       </w:r>
@@ -2163,6 +2133,16 @@
           <w:rFonts w:ascii="Charis SIL Regular" w:hAnsi="Charis SIL Regular" w:eastAsia="Charis SIL Regular"/>
           <w:b w:val="0"/>
           <w:i w:val="0"/>
+          <w:color w:val="0000FF"/>
+          <w:sz w:val="24"/>
+        </w:rPr>
+        <w:t>s</w:t>
+      </w:r>
+      <w:r>
+        <w:rPr>
+          <w:rFonts w:ascii="Charis SIL Regular" w:hAnsi="Charis SIL Regular" w:eastAsia="Charis SIL Regular"/>
+          <w:b w:val="0"/>
+          <w:i w:val="0"/>
           <w:color w:val="000000"/>
           <w:sz w:val="24"/>
         </w:rPr>
@@ -2176,7 +2156,18 @@
           <w:color w:val="000000"/>
           <w:sz w:val="24"/>
         </w:rPr>
-        <w:t xml:space="preserve">ging naar het </w:t>
+        <w:t>ging naar h</w:t>
+      </w:r>
+      <w:r>
+        <w:rPr>
+          <w:u w:val="single" w:color="0000ff"/>
+          <w:rFonts w:ascii="Charis SIL Regular" w:hAnsi="Charis SIL Regular" w:eastAsia="Charis SIL Regular"/>
+          <w:b w:val="0"/>
+          <w:i w:val="0"/>
+          <w:color w:val="000000"/>
+          <w:sz w:val="24"/>
+        </w:rPr>
+        <w:t xml:space="preserve">et </w:t>
       </w:r>
       <w:r>
         <w:rPr>
@@ -2279,7 +2270,7 @@
             <w:rPr>
               <w:rStyle w:val="Hyperlink"/>
             </w:rPr>
-            <w:t>Museu</w:t>
+            <w:t>Mus</w:t>
           </w:r>
         </w:hyperlink>
       </w:r>
@@ -2290,8 +2281,27 @@
           <w:i w:val="0"/>
           <w:color w:val="0000FF"/>
           <w:sz w:val="24"/>
-        </w:rPr>
-        <w:t>m</w:t>
+          <w:u w:val="single"/>
+        </w:rPr>
+        <w:t>e</w:t>
+      </w:r>
+      <w:r>
+        <w:rPr>
+          <w:rFonts w:ascii="Charis SIL Regular" w:hAnsi="Charis SIL Regular" w:eastAsia="Charis SIL Regular"/>
+          <w:b w:val="0"/>
+          <w:i w:val="0"/>
+          <w:color w:val="0000FF"/>
+          <w:sz w:val="24"/>
+          <w:u w:val="single"/>
+        </w:rPr>
+        <w:hyperlink r:id="rId12" w:history="1">
+          <w:r>
+            <w:rPr>
+              <w:rStyle w:val="Hyperlink"/>
+            </w:rPr>
+            <w:t>um</w:t>
+          </w:r>
+        </w:hyperlink>
       </w:r>
       <w:r>
         <w:rPr>
@@ -6334,15 +6344,9 @@
           <w:i w:val="0"/>
           <w:color w:val="0000FF"/>
           <w:sz w:val="24"/>
-        </w:rPr>
-        <w:hyperlink r:id="rId16" w:history="1">
-          <w:r>
-            <w:rPr>
-              <w:rStyle w:val="Hyperlink"/>
-            </w:rPr>
-            <w:t>d</w:t>
-          </w:r>
-        </w:hyperlink>
+          <w:u w:val="single"/>
+        </w:rPr>
+        <w:t>d</w:t>
       </w:r>
       <w:r>
         <w:rPr>
@@ -6392,6 +6396,7 @@
       </w:r>
       <w:r>
         <w:rPr>
+          <w:u w:val="single" w:color="0000ff"/>
           <w:rFonts w:ascii="Charis SIL Regular" w:hAnsi="Charis SIL Regular" w:eastAsia="Charis SIL Regular"/>
           <w:b w:val="0"/>
           <w:i w:val="0"/>
@@ -6416,7 +6421,7 @@
           <w:sz w:val="24"/>
           <w:u w:val="single"/>
         </w:rPr>
-        <w:hyperlink r:id="rId16" w:history="1">
+        <w:hyperlink r:id="rId32" w:history="1">
           <w:r>
             <w:rPr>
               <w:rStyle w:val="Hyperlink"/>
@@ -6434,7 +6439,7 @@
           <w:sz w:val="24"/>
           <w:u w:val="single"/>
         </w:rPr>
-        <w:hyperlink r:id="rId16" w:history="1">
+        <w:hyperlink r:id="rId32" w:history="1">
           <w:r>
             <w:rPr>
               <w:rStyle w:val="Hyperlink"/>
@@ -6560,7 +6565,7 @@
           <w:color w:val="0000FF"/>
           <w:sz w:val="24"/>
         </w:rPr>
-        <w:hyperlink r:id="rId32" w:history="1">
+        <w:hyperlink r:id="rId33" w:history="1">
           <w:r>
             <w:rPr>
               <w:rStyle w:val="Hyperlink"/>
@@ -6577,7 +6582,7 @@
           <w:color w:val="0000FF"/>
           <w:sz w:val="24"/>
         </w:rPr>
-        <w:hyperlink r:id="rId32" w:history="1">
+        <w:hyperlink r:id="rId33" w:history="1">
           <w:r>
             <w:rPr>
               <w:rStyle w:val="Hyperlink"/>
@@ -6594,7 +6599,7 @@
           <w:color w:val="0000FF"/>
           <w:sz w:val="24"/>
         </w:rPr>
-        <w:hyperlink r:id="rId32" w:history="1">
+        <w:hyperlink r:id="rId33" w:history="1">
           <w:r>
             <w:rPr>
               <w:rStyle w:val="Hyperlink"/>
@@ -6611,7 +6616,7 @@
           <w:color w:val="0000FF"/>
           <w:sz w:val="24"/>
         </w:rPr>
-        <w:hyperlink r:id="rId32" w:history="1">
+        <w:hyperlink r:id="rId33" w:history="1">
           <w:r>
             <w:rPr>
               <w:rStyle w:val="Hyperlink"/>
@@ -6628,7 +6633,7 @@
           <w:color w:val="0000FF"/>
           <w:sz w:val="24"/>
         </w:rPr>
-        <w:hyperlink r:id="rId32" w:history="1">
+        <w:hyperlink r:id="rId33" w:history="1">
           <w:r>
             <w:rPr>
               <w:rStyle w:val="Hyperlink"/>

--- a/EXPORTS/DOCX/published/niveau3/Dutch/Wereldtentoonstelling1883.docx
+++ b/EXPORTS/DOCX/published/niveau3/Dutch/Wereldtentoonstelling1883.docx
@@ -585,7 +585,14 @@
           <w:color w:val="000000"/>
           <w:sz w:val="24"/>
         </w:rPr>
-        <w:t>entoonste</w:t>
+        <w:hyperlink r:id="rId10" w:history="1">
+          <w:r>
+            <w:rPr>
+              <w:rStyle w:val="Hyperlink"/>
+            </w:rPr>
+            <w:t>entoonste</w:t>
+          </w:r>
+        </w:hyperlink>
       </w:r>
       <w:r>
         <w:rPr>
@@ -840,7 +847,43 @@
           <w:color w:val="000000"/>
           <w:sz w:val="24"/>
         </w:rPr>
-        <w:t>ericus Anna Jentink van het t</w:t>
+        <w:t>ericus An</w:t>
+      </w:r>
+      <w:r>
+        <w:rPr>
+          <w:u w:val="single" w:color="0000ff"/>
+          <w:rFonts w:ascii="Charis SIL Regular" w:hAnsi="Charis SIL Regular" w:eastAsia="Charis SIL Regular"/>
+          <w:b w:val="0"/>
+          <w:i w:val="0"/>
+          <w:color w:val="000000"/>
+          <w:sz w:val="24"/>
+        </w:rPr>
+        <w:hyperlink r:id="rId12" w:history="1">
+          <w:r>
+            <w:rPr>
+              <w:rStyle w:val="Hyperlink"/>
+            </w:rPr>
+            <w:t>na Je</w:t>
+          </w:r>
+        </w:hyperlink>
+      </w:r>
+      <w:r>
+        <w:rPr>
+          <w:u w:val="single" w:color="0000ff"/>
+          <w:rFonts w:ascii="Charis SIL Regular" w:hAnsi="Charis SIL Regular" w:eastAsia="Charis SIL Regular"/>
+          <w:b w:val="0"/>
+          <w:i w:val="0"/>
+          <w:color w:val="000000"/>
+          <w:sz w:val="24"/>
+        </w:rPr>
+        <w:hyperlink r:id="rId12" w:history="1">
+          <w:r>
+            <w:rPr>
+              <w:rStyle w:val="Hyperlink"/>
+            </w:rPr>
+            <w:t>ntink van het t</w:t>
+          </w:r>
+        </w:hyperlink>
       </w:r>
       <w:r>
         <w:rPr>
@@ -1077,13 +1120,21 @@
       </w:r>
       <w:r>
         <w:rPr>
+          <w:u w:val="single" w:color="0000ff"/>
           <w:rFonts w:ascii="Charis SIL Regular" w:hAnsi="Charis SIL Regular" w:eastAsia="Charis SIL Regular"/>
           <w:b w:val="0"/>
           <w:i w:val="0"/>
           <w:color w:val="000000"/>
           <w:sz w:val="24"/>
         </w:rPr>
-        <w:t>verantwoor</w:t>
+        <w:hyperlink r:id="rId13" w:history="1">
+          <w:r>
+            <w:rPr>
+              <w:rStyle w:val="Hyperlink"/>
+            </w:rPr>
+            <w:t>verantwoor</w:t>
+          </w:r>
+        </w:hyperlink>
       </w:r>
       <w:r>
         <w:rPr>
@@ -1111,7 +1162,25 @@
           <w:color w:val="000000"/>
           <w:sz w:val="24"/>
         </w:rPr>
-        <w:t>or het verzamelen van objecten in Nederlands-Indië. V</w:t>
+        <w:t>or het verzamelen van objecten in Nederlands-I</w:t>
+      </w:r>
+      <w:r>
+        <w:rPr>
+          <w:u w:val="single" w:color="0000ff"/>
+          <w:rFonts w:ascii="Charis SIL Regular" w:hAnsi="Charis SIL Regular" w:eastAsia="Charis SIL Regular"/>
+          <w:b w:val="0"/>
+          <w:i w:val="0"/>
+          <w:color w:val="000000"/>
+          <w:sz w:val="24"/>
+        </w:rPr>
+        <w:hyperlink r:id="rId14" w:history="1">
+          <w:r>
+            <w:rPr>
+              <w:rStyle w:val="Hyperlink"/>
+            </w:rPr>
+            <w:t>ndië. V</w:t>
+          </w:r>
+        </w:hyperlink>
       </w:r>
       <w:r>
         <w:rPr>
@@ -1484,24 +1553,13 @@
       </w:r>
       <w:r>
         <w:rPr>
-          <w:u w:val="single" w:color="0000ff"/>
           <w:rFonts w:ascii="Charis SIL Regular" w:hAnsi="Charis SIL Regular" w:eastAsia="Charis SIL Regular"/>
           <w:b w:val="0"/>
           <w:i w:val="0"/>
           <w:color w:val="000000"/>
           <w:sz w:val="24"/>
         </w:rPr>
-        <w:t>o</w:t>
-      </w:r>
-      <w:r>
-        <w:rPr>
-          <w:rFonts w:ascii="Charis SIL Regular" w:hAnsi="Charis SIL Regular" w:eastAsia="Charis SIL Regular"/>
-          <w:b w:val="0"/>
-          <w:i w:val="0"/>
-          <w:color w:val="000000"/>
-          <w:sz w:val="24"/>
-        </w:rPr>
-        <w:t>ver wat ande</w:t>
+        <w:t>over wat ande</w:t>
       </w:r>
       <w:r>
         <w:rPr>
@@ -1937,7 +1995,6 @@
           <w:i w:val="0"/>
           <w:color w:val="0000FF"/>
           <w:sz w:val="24"/>
-          <w:u w:val="single"/>
         </w:rPr>
         <w:hyperlink r:id="rId19" w:history="1">
           <w:r>
@@ -2055,7 +2112,7 @@
             <w:rPr>
               <w:rStyle w:val="Hyperlink"/>
             </w:rPr>
-            <w:t>Etnografisc</w:t>
+            <w:t>Etnografis</w:t>
           </w:r>
         </w:hyperlink>
       </w:r>
@@ -2066,7 +2123,23 @@
           <w:i w:val="0"/>
           <w:color w:val="0000FF"/>
           <w:sz w:val="24"/>
-          <w:u w:val="single"/>
+        </w:rPr>
+        <w:hyperlink r:id="rId20" w:history="1">
+          <w:r>
+            <w:rPr>
+              <w:rStyle w:val="Hyperlink"/>
+            </w:rPr>
+            <w:t>c</w:t>
+          </w:r>
+        </w:hyperlink>
+      </w:r>
+      <w:r>
+        <w:rPr>
+          <w:rFonts w:ascii="Charis SIL Regular" w:hAnsi="Charis SIL Regular" w:eastAsia="Charis SIL Regular"/>
+          <w:b w:val="0"/>
+          <w:i w:val="0"/>
+          <w:color w:val="0000FF"/>
+          <w:sz w:val="24"/>
         </w:rPr>
         <w:t>h</w:t>
       </w:r>
@@ -2124,7 +2197,7 @@
             <w:rPr>
               <w:rStyle w:val="Hyperlink"/>
             </w:rPr>
-            <w:t>Arti</w:t>
+            <w:t>Artis</w:t>
           </w:r>
         </w:hyperlink>
       </w:r>
@@ -2133,16 +2206,6 @@
           <w:rFonts w:ascii="Charis SIL Regular" w:hAnsi="Charis SIL Regular" w:eastAsia="Charis SIL Regular"/>
           <w:b w:val="0"/>
           <w:i w:val="0"/>
-          <w:color w:val="0000FF"/>
-          <w:sz w:val="24"/>
-        </w:rPr>
-        <w:t>s</w:t>
-      </w:r>
-      <w:r>
-        <w:rPr>
-          <w:rFonts w:ascii="Charis SIL Regular" w:hAnsi="Charis SIL Regular" w:eastAsia="Charis SIL Regular"/>
-          <w:b w:val="0"/>
-          <w:i w:val="0"/>
           <w:color w:val="000000"/>
           <w:sz w:val="24"/>
         </w:rPr>
@@ -2156,18 +2219,7 @@
           <w:color w:val="000000"/>
           <w:sz w:val="24"/>
         </w:rPr>
-        <w:t>ging naar h</w:t>
-      </w:r>
-      <w:r>
-        <w:rPr>
-          <w:u w:val="single" w:color="0000ff"/>
-          <w:rFonts w:ascii="Charis SIL Regular" w:hAnsi="Charis SIL Regular" w:eastAsia="Charis SIL Regular"/>
-          <w:b w:val="0"/>
-          <w:i w:val="0"/>
-          <w:color w:val="000000"/>
-          <w:sz w:val="24"/>
-        </w:rPr>
-        <w:t xml:space="preserve">et </w:t>
+        <w:t xml:space="preserve">ging naar het </w:t>
       </w:r>
       <w:r>
         <w:rPr>
@@ -2270,7 +2322,7 @@
             <w:rPr>
               <w:rStyle w:val="Hyperlink"/>
             </w:rPr>
-            <w:t>Mus</w:t>
+            <w:t>Museu</w:t>
           </w:r>
         </w:hyperlink>
       </w:r>
@@ -2281,27 +2333,8 @@
           <w:i w:val="0"/>
           <w:color w:val="0000FF"/>
           <w:sz w:val="24"/>
-          <w:u w:val="single"/>
-        </w:rPr>
-        <w:t>e</w:t>
-      </w:r>
-      <w:r>
-        <w:rPr>
-          <w:rFonts w:ascii="Charis SIL Regular" w:hAnsi="Charis SIL Regular" w:eastAsia="Charis SIL Regular"/>
-          <w:b w:val="0"/>
-          <w:i w:val="0"/>
-          <w:color w:val="0000FF"/>
-          <w:sz w:val="24"/>
-          <w:u w:val="single"/>
-        </w:rPr>
-        <w:hyperlink r:id="rId12" w:history="1">
-          <w:r>
-            <w:rPr>
-              <w:rStyle w:val="Hyperlink"/>
-            </w:rPr>
-            <w:t>um</w:t>
-          </w:r>
-        </w:hyperlink>
+        </w:rPr>
+        <w:t>m</w:t>
       </w:r>
       <w:r>
         <w:rPr>
@@ -5250,7 +5283,7 @@
             <w:rPr>
               <w:rStyle w:val="Hyperlink"/>
             </w:rPr>
-            <w:t>file/49d013d5-078</w:t>
+            <w:t>file/49d013d5-0786</w:t>
           </w:r>
         </w:hyperlink>
       </w:r>
@@ -5261,13 +5294,25 @@
           <w:i w:val="0"/>
           <w:color w:val="0000FF"/>
           <w:sz w:val="24"/>
+          <w:u w:val="single"/>
+        </w:rPr>
+        <w:t>-</w:t>
+      </w:r>
+      <w:r>
+        <w:rPr>
+          <w:rFonts w:ascii="Charis SIL Regular" w:hAnsi="Charis SIL Regular" w:eastAsia="Charis SIL Regular"/>
+          <w:b w:val="0"/>
+          <w:i w:val="0"/>
+          <w:color w:val="0000FF"/>
+          <w:sz w:val="24"/>
+          <w:u w:val="single"/>
         </w:rPr>
         <w:hyperlink r:id="rId27" w:history="1">
           <w:r>
             <w:rPr>
               <w:rStyle w:val="Hyperlink"/>
             </w:rPr>
-            <w:t>6</w:t>
+            <w:t>db08</w:t>
           </w:r>
         </w:hyperlink>
       </w:r>
@@ -5280,24 +5325,6 @@
           <w:sz w:val="24"/>
         </w:rPr>
         <w:t>-</w:t>
-      </w:r>
-      <w:r>
-        <w:rPr>
-          <w:rFonts w:ascii="Charis SIL Regular" w:hAnsi="Charis SIL Regular" w:eastAsia="Charis SIL Regular"/>
-          <w:b w:val="0"/>
-          <w:i w:val="0"/>
-          <w:color w:val="0000FF"/>
-          <w:sz w:val="24"/>
-          <w:u w:val="single"/>
-        </w:rPr>
-        <w:hyperlink r:id="rId27" w:history="1">
-          <w:r>
-            <w:rPr>
-              <w:rStyle w:val="Hyperlink"/>
-            </w:rPr>
-            <w:t>db08-</w:t>
-          </w:r>
-        </w:hyperlink>
       </w:r>
       <w:r>
         <w:rPr>
@@ -6421,7 +6448,7 @@
           <w:sz w:val="24"/>
           <w:u w:val="single"/>
         </w:rPr>
-        <w:hyperlink r:id="rId32" w:history="1">
+        <w:hyperlink r:id="rId16" w:history="1">
           <w:r>
             <w:rPr>
               <w:rStyle w:val="Hyperlink"/>
@@ -6439,7 +6466,7 @@
           <w:sz w:val="24"/>
           <w:u w:val="single"/>
         </w:rPr>
-        <w:hyperlink r:id="rId32" w:history="1">
+        <w:hyperlink r:id="rId16" w:history="1">
           <w:r>
             <w:rPr>
               <w:rStyle w:val="Hyperlink"/>
@@ -6468,7 +6495,7 @@
           <w:sz w:val="24"/>
           <w:u w:val="single"/>
         </w:rPr>
-        <w:hyperlink r:id="rId16" w:history="1">
+        <w:hyperlink r:id="rId32" w:history="1">
           <w:r>
             <w:rPr>
               <w:rStyle w:val="Hyperlink"/>

--- a/EXPORTS/DOCX/published/niveau3/Dutch/Wereldtentoonstelling1883.docx
+++ b/EXPORTS/DOCX/published/niveau3/Dutch/Wereldtentoonstelling1883.docx
@@ -1062,7 +1062,7 @@
           <w:sz w:val="24"/>
           <w:u w:val="single"/>
         </w:rPr>
-        <w:hyperlink r:id="rId14" w:history="1">
+        <w:hyperlink r:id="rId13" w:history="1">
           <w:r>
             <w:rPr>
               <w:rStyle w:val="Hyperlink"/>
@@ -1091,7 +1091,7 @@
           <w:sz w:val="24"/>
           <w:u w:val="single"/>
         </w:rPr>
-        <w:hyperlink r:id="rId14" w:history="1">
+        <w:hyperlink r:id="rId13" w:history="1">
           <w:r>
             <w:rPr>
               <w:rStyle w:val="Hyperlink"/>
@@ -1553,13 +1553,24 @@
       </w:r>
       <w:r>
         <w:rPr>
+          <w:u w:val="single" w:color="0000ff"/>
           <w:rFonts w:ascii="Charis SIL Regular" w:hAnsi="Charis SIL Regular" w:eastAsia="Charis SIL Regular"/>
           <w:b w:val="0"/>
           <w:i w:val="0"/>
           <w:color w:val="000000"/>
           <w:sz w:val="24"/>
         </w:rPr>
-        <w:t>over wat ande</w:t>
+        <w:t>o</w:t>
+      </w:r>
+      <w:r>
+        <w:rPr>
+          <w:rFonts w:ascii="Charis SIL Regular" w:hAnsi="Charis SIL Regular" w:eastAsia="Charis SIL Regular"/>
+          <w:b w:val="0"/>
+          <w:i w:val="0"/>
+          <w:color w:val="000000"/>
+          <w:sz w:val="24"/>
+        </w:rPr>
+        <w:t>ver wat ande</w:t>
       </w:r>
       <w:r>
         <w:rPr>
@@ -1995,6 +2006,7 @@
           <w:i w:val="0"/>
           <w:color w:val="0000FF"/>
           <w:sz w:val="24"/>
+          <w:u w:val="single"/>
         </w:rPr>
         <w:hyperlink r:id="rId19" w:history="1">
           <w:r>
@@ -2112,7 +2124,7 @@
             <w:rPr>
               <w:rStyle w:val="Hyperlink"/>
             </w:rPr>
-            <w:t>Etnografis</w:t>
+            <w:t>Etnografisc</w:t>
           </w:r>
         </w:hyperlink>
       </w:r>
@@ -2123,23 +2135,7 @@
           <w:i w:val="0"/>
           <w:color w:val="0000FF"/>
           <w:sz w:val="24"/>
-        </w:rPr>
-        <w:hyperlink r:id="rId20" w:history="1">
-          <w:r>
-            <w:rPr>
-              <w:rStyle w:val="Hyperlink"/>
-            </w:rPr>
-            <w:t>c</w:t>
-          </w:r>
-        </w:hyperlink>
-      </w:r>
-      <w:r>
-        <w:rPr>
-          <w:rFonts w:ascii="Charis SIL Regular" w:hAnsi="Charis SIL Regular" w:eastAsia="Charis SIL Regular"/>
-          <w:b w:val="0"/>
-          <w:i w:val="0"/>
-          <w:color w:val="0000FF"/>
-          <w:sz w:val="24"/>
+          <w:u w:val="single"/>
         </w:rPr>
         <w:t>h</w:t>
       </w:r>
@@ -2197,7 +2193,7 @@
             <w:rPr>
               <w:rStyle w:val="Hyperlink"/>
             </w:rPr>
-            <w:t>Artis</w:t>
+            <w:t>Arti</w:t>
           </w:r>
         </w:hyperlink>
       </w:r>
@@ -2206,6 +2202,16 @@
           <w:rFonts w:ascii="Charis SIL Regular" w:hAnsi="Charis SIL Regular" w:eastAsia="Charis SIL Regular"/>
           <w:b w:val="0"/>
           <w:i w:val="0"/>
+          <w:color w:val="0000FF"/>
+          <w:sz w:val="24"/>
+        </w:rPr>
+        <w:t>s</w:t>
+      </w:r>
+      <w:r>
+        <w:rPr>
+          <w:rFonts w:ascii="Charis SIL Regular" w:hAnsi="Charis SIL Regular" w:eastAsia="Charis SIL Regular"/>
+          <w:b w:val="0"/>
+          <w:i w:val="0"/>
           <w:color w:val="000000"/>
           <w:sz w:val="24"/>
         </w:rPr>
@@ -2219,7 +2225,18 @@
           <w:color w:val="000000"/>
           <w:sz w:val="24"/>
         </w:rPr>
-        <w:t xml:space="preserve">ging naar het </w:t>
+        <w:t>ging naar h</w:t>
+      </w:r>
+      <w:r>
+        <w:rPr>
+          <w:u w:val="single" w:color="0000ff"/>
+          <w:rFonts w:ascii="Charis SIL Regular" w:hAnsi="Charis SIL Regular" w:eastAsia="Charis SIL Regular"/>
+          <w:b w:val="0"/>
+          <w:i w:val="0"/>
+          <w:color w:val="000000"/>
+          <w:sz w:val="24"/>
+        </w:rPr>
+        <w:t xml:space="preserve">et </w:t>
       </w:r>
       <w:r>
         <w:rPr>
@@ -2322,7 +2339,7 @@
             <w:rPr>
               <w:rStyle w:val="Hyperlink"/>
             </w:rPr>
-            <w:t>Museu</w:t>
+            <w:t>Mus</w:t>
           </w:r>
         </w:hyperlink>
       </w:r>
@@ -2333,8 +2350,27 @@
           <w:i w:val="0"/>
           <w:color w:val="0000FF"/>
           <w:sz w:val="24"/>
-        </w:rPr>
-        <w:t>m</w:t>
+          <w:u w:val="single"/>
+        </w:rPr>
+        <w:t>e</w:t>
+      </w:r>
+      <w:r>
+        <w:rPr>
+          <w:rFonts w:ascii="Charis SIL Regular" w:hAnsi="Charis SIL Regular" w:eastAsia="Charis SIL Regular"/>
+          <w:b w:val="0"/>
+          <w:i w:val="0"/>
+          <w:color w:val="0000FF"/>
+          <w:sz w:val="24"/>
+          <w:u w:val="single"/>
+        </w:rPr>
+        <w:hyperlink r:id="rId12" w:history="1">
+          <w:r>
+            <w:rPr>
+              <w:rStyle w:val="Hyperlink"/>
+            </w:rPr>
+            <w:t>um</w:t>
+          </w:r>
+        </w:hyperlink>
       </w:r>
       <w:r>
         <w:rPr>
@@ -3653,41 +3689,58 @@
           <w:color w:val="000000"/>
           <w:sz w:val="24"/>
         </w:rPr>
-        <w:t xml:space="preserve"> fotocollectie van </w:t>
-      </w:r>
-      <w:r>
-        <w:rPr>
-          <w:rFonts w:ascii="Charis SIL Regular" w:hAnsi="Charis SIL Regular" w:eastAsia="Charis SIL Regular"/>
-          <w:b w:val="0"/>
-          <w:i w:val="0"/>
-          <w:color w:val="0000FF"/>
-          <w:sz w:val="24"/>
-          <w:u w:val="single"/>
+        <w:t xml:space="preserve"> </w:t>
+      </w:r>
+      <w:r>
+        <w:rPr>
+          <w:u w:val="single" w:color="0000ff"/>
+          <w:rFonts w:ascii="Charis SIL Regular" w:hAnsi="Charis SIL Regular" w:eastAsia="Charis SIL Regular"/>
+          <w:b w:val="0"/>
+          <w:i w:val="0"/>
+          <w:color w:val="000000"/>
+          <w:sz w:val="24"/>
         </w:rPr>
         <w:hyperlink r:id="rId23" w:history="1">
           <w:r>
             <w:rPr>
               <w:rStyle w:val="Hyperlink"/>
             </w:rPr>
-            <w:t>Wer</w:t>
+            <w:t>fotocolle</w:t>
           </w:r>
         </w:hyperlink>
       </w:r>
       <w:r>
         <w:rPr>
-          <w:rFonts w:ascii="Charis SIL Regular" w:hAnsi="Charis SIL Regular" w:eastAsia="Charis SIL Regular"/>
-          <w:b w:val="0"/>
-          <w:i w:val="0"/>
-          <w:color w:val="0000FF"/>
-          <w:sz w:val="24"/>
-          <w:u w:val="single"/>
+          <w:u w:val="single" w:color="0000ff"/>
+          <w:rFonts w:ascii="Charis SIL Regular" w:hAnsi="Charis SIL Regular" w:eastAsia="Charis SIL Regular"/>
+          <w:b w:val="0"/>
+          <w:i w:val="0"/>
+          <w:color w:val="000000"/>
+          <w:sz w:val="24"/>
         </w:rPr>
         <w:hyperlink r:id="rId23" w:history="1">
           <w:r>
             <w:rPr>
               <w:rStyle w:val="Hyperlink"/>
             </w:rPr>
-            <w:t>eld</w:t>
+            <w:t xml:space="preserve">ctie van </w:t>
+          </w:r>
+        </w:hyperlink>
+      </w:r>
+      <w:r>
+        <w:rPr>
+          <w:rFonts w:ascii="Charis SIL Regular" w:hAnsi="Charis SIL Regular" w:eastAsia="Charis SIL Regular"/>
+          <w:b w:val="0"/>
+          <w:i w:val="0"/>
+          <w:color w:val="0000FF"/>
+          <w:sz w:val="24"/>
+        </w:rPr>
+        <w:hyperlink r:id="rId24" w:history="1">
+          <w:r>
+            <w:rPr>
+              <w:rStyle w:val="Hyperlink"/>
+            </w:rPr>
+            <w:t>Wereld</w:t>
           </w:r>
         </w:hyperlink>
       </w:r>
@@ -3777,18 +3830,7 @@
           <w:color w:val="000000"/>
           <w:sz w:val="24"/>
         </w:rPr>
-        <w:t>Nederlands Fotomuseum, be</w:t>
-      </w:r>
-      <w:r>
-        <w:rPr>
-          <w:u w:val="single" w:color="0000ff"/>
-          <w:rFonts w:ascii="Charis SIL Regular" w:hAnsi="Charis SIL Regular" w:eastAsia="Charis SIL Regular"/>
-          <w:b w:val="0"/>
-          <w:i w:val="0"/>
-          <w:color w:val="000000"/>
-          <w:sz w:val="24"/>
-        </w:rPr>
-        <w:t xml:space="preserve">vat een </w:t>
+        <w:t xml:space="preserve">Nederlands Fotomuseum, bevat een </w:t>
       </w:r>
       <w:r>
         <w:rPr>
@@ -3875,7 +3917,7 @@
           <w:sz w:val="24"/>
           <w:u w:val="single"/>
         </w:rPr>
-        <w:hyperlink r:id="rId24" w:history="1">
+        <w:hyperlink r:id="rId25" w:history="1">
           <w:r>
             <w:rPr>
               <w:rStyle w:val="Hyperlink"/>
@@ -5283,7 +5325,7 @@
             <w:rPr>
               <w:rStyle w:val="Hyperlink"/>
             </w:rPr>
-            <w:t>file/49d013d5-0786</w:t>
+            <w:t>file/49d013d5-078</w:t>
           </w:r>
         </w:hyperlink>
       </w:r>
@@ -5294,25 +5336,13 @@
           <w:i w:val="0"/>
           <w:color w:val="0000FF"/>
           <w:sz w:val="24"/>
-          <w:u w:val="single"/>
-        </w:rPr>
-        <w:t>-</w:t>
-      </w:r>
-      <w:r>
-        <w:rPr>
-          <w:rFonts w:ascii="Charis SIL Regular" w:hAnsi="Charis SIL Regular" w:eastAsia="Charis SIL Regular"/>
-          <w:b w:val="0"/>
-          <w:i w:val="0"/>
-          <w:color w:val="0000FF"/>
-          <w:sz w:val="24"/>
-          <w:u w:val="single"/>
         </w:rPr>
         <w:hyperlink r:id="rId27" w:history="1">
           <w:r>
             <w:rPr>
               <w:rStyle w:val="Hyperlink"/>
             </w:rPr>
-            <w:t>db08</w:t>
+            <w:t>6</w:t>
           </w:r>
         </w:hyperlink>
       </w:r>
@@ -5325,6 +5355,24 @@
           <w:sz w:val="24"/>
         </w:rPr>
         <w:t>-</w:t>
+      </w:r>
+      <w:r>
+        <w:rPr>
+          <w:rFonts w:ascii="Charis SIL Regular" w:hAnsi="Charis SIL Regular" w:eastAsia="Charis SIL Regular"/>
+          <w:b w:val="0"/>
+          <w:i w:val="0"/>
+          <w:color w:val="0000FF"/>
+          <w:sz w:val="24"/>
+          <w:u w:val="single"/>
+        </w:rPr>
+        <w:hyperlink r:id="rId27" w:history="1">
+          <w:r>
+            <w:rPr>
+              <w:rStyle w:val="Hyperlink"/>
+            </w:rPr>
+            <w:t>db08-</w:t>
+          </w:r>
+        </w:hyperlink>
       </w:r>
       <w:r>
         <w:rPr>
@@ -6495,7 +6543,7 @@
           <w:sz w:val="24"/>
           <w:u w:val="single"/>
         </w:rPr>
-        <w:hyperlink r:id="rId32" w:history="1">
+        <w:hyperlink r:id="rId16" w:history="1">
           <w:r>
             <w:rPr>
               <w:rStyle w:val="Hyperlink"/>
@@ -6592,7 +6640,7 @@
           <w:color w:val="0000FF"/>
           <w:sz w:val="24"/>
         </w:rPr>
-        <w:hyperlink r:id="rId33" w:history="1">
+        <w:hyperlink r:id="rId32" w:history="1">
           <w:r>
             <w:rPr>
               <w:rStyle w:val="Hyperlink"/>
@@ -6609,7 +6657,7 @@
           <w:color w:val="0000FF"/>
           <w:sz w:val="24"/>
         </w:rPr>
-        <w:hyperlink r:id="rId33" w:history="1">
+        <w:hyperlink r:id="rId32" w:history="1">
           <w:r>
             <w:rPr>
               <w:rStyle w:val="Hyperlink"/>
@@ -6626,7 +6674,7 @@
           <w:color w:val="0000FF"/>
           <w:sz w:val="24"/>
         </w:rPr>
-        <w:hyperlink r:id="rId33" w:history="1">
+        <w:hyperlink r:id="rId32" w:history="1">
           <w:r>
             <w:rPr>
               <w:rStyle w:val="Hyperlink"/>
@@ -6643,7 +6691,7 @@
           <w:color w:val="0000FF"/>
           <w:sz w:val="24"/>
         </w:rPr>
-        <w:hyperlink r:id="rId33" w:history="1">
+        <w:hyperlink r:id="rId32" w:history="1">
           <w:r>
             <w:rPr>
               <w:rStyle w:val="Hyperlink"/>
@@ -6660,7 +6708,7 @@
           <w:color w:val="0000FF"/>
           <w:sz w:val="24"/>
         </w:rPr>
-        <w:hyperlink r:id="rId33" w:history="1">
+        <w:hyperlink r:id="rId32" w:history="1">
           <w:r>
             <w:rPr>
               <w:rStyle w:val="Hyperlink"/>

--- a/EXPORTS/DOCX/published/niveau3/Dutch/Wereldtentoonstelling1883.docx
+++ b/EXPORTS/DOCX/published/niveau3/Dutch/Wereldtentoonstelling1883.docx
@@ -1091,7 +1091,7 @@
           <w:sz w:val="24"/>
           <w:u w:val="single"/>
         </w:rPr>
-        <w:hyperlink r:id="rId13" w:history="1">
+        <w:hyperlink r:id="rId14" w:history="1">
           <w:r>
             <w:rPr>
               <w:rStyle w:val="Hyperlink"/>
@@ -1495,82 +1495,7 @@
           <w:color w:val="000000"/>
           <w:sz w:val="24"/>
         </w:rPr>
-        <w:t xml:space="preserve">Bloembergen </w:t>
-      </w:r>
-      <w:r>
-        <w:rPr>
-          <w:u w:val="single" w:color="0000ff"/>
-          <w:rFonts w:ascii="Charis SIL Regular" w:hAnsi="Charis SIL Regular" w:eastAsia="Charis SIL Regular"/>
-          <w:b w:val="0"/>
-          <w:i w:val="0"/>
-          <w:color w:val="000000"/>
-          <w:sz w:val="24"/>
-        </w:rPr>
-        <w:hyperlink r:id="rId15" w:history="1">
-          <w:r>
-            <w:rPr>
-              <w:rStyle w:val="Hyperlink"/>
-            </w:rPr>
-            <w:t>is meer i</w:t>
-          </w:r>
-        </w:hyperlink>
-      </w:r>
-      <w:r>
-        <w:rPr>
-          <w:u w:val="single" w:color="0000ff"/>
-          <w:rFonts w:ascii="Charis SIL Regular" w:hAnsi="Charis SIL Regular" w:eastAsia="Charis SIL Regular"/>
-          <w:b w:val="0"/>
-          <w:i w:val="0"/>
-          <w:color w:val="000000"/>
-          <w:sz w:val="24"/>
-        </w:rPr>
-        <w:hyperlink r:id="rId15" w:history="1">
-          <w:r>
-            <w:rPr>
-              <w:rStyle w:val="Hyperlink"/>
-            </w:rPr>
-            <w:t>nformatie bes</w:t>
-          </w:r>
-        </w:hyperlink>
-      </w:r>
-      <w:r>
-        <w:rPr>
-          <w:u w:val="single" w:color="0000ff"/>
-          <w:rFonts w:ascii="Charis SIL Regular" w:hAnsi="Charis SIL Regular" w:eastAsia="Charis SIL Regular"/>
-          <w:b w:val="0"/>
-          <w:i w:val="0"/>
-          <w:color w:val="000000"/>
-          <w:sz w:val="24"/>
-        </w:rPr>
-        <w:hyperlink r:id="rId15" w:history="1">
-          <w:r>
-            <w:rPr>
-              <w:rStyle w:val="Hyperlink"/>
-            </w:rPr>
-            <w:t xml:space="preserve">chikbaar </w:t>
-          </w:r>
-        </w:hyperlink>
-      </w:r>
-      <w:r>
-        <w:rPr>
-          <w:u w:val="single" w:color="0000ff"/>
-          <w:rFonts w:ascii="Charis SIL Regular" w:hAnsi="Charis SIL Regular" w:eastAsia="Charis SIL Regular"/>
-          <w:b w:val="0"/>
-          <w:i w:val="0"/>
-          <w:color w:val="000000"/>
-          <w:sz w:val="24"/>
-        </w:rPr>
-        <w:t>o</w:t>
-      </w:r>
-      <w:r>
-        <w:rPr>
-          <w:rFonts w:ascii="Charis SIL Regular" w:hAnsi="Charis SIL Regular" w:eastAsia="Charis SIL Regular"/>
-          <w:b w:val="0"/>
-          <w:i w:val="0"/>
-          <w:color w:val="000000"/>
-          <w:sz w:val="24"/>
-        </w:rPr>
-        <w:t>ver wat ande</w:t>
+        <w:t>Bloembergen is meer informatie beschikbaar over wat ande</w:t>
       </w:r>
       <w:r>
         <w:rPr>
@@ -2006,7 +1931,6 @@
           <w:i w:val="0"/>
           <w:color w:val="0000FF"/>
           <w:sz w:val="24"/>
-          <w:u w:val="single"/>
         </w:rPr>
         <w:hyperlink r:id="rId19" w:history="1">
           <w:r>
@@ -2124,7 +2048,7 @@
             <w:rPr>
               <w:rStyle w:val="Hyperlink"/>
             </w:rPr>
-            <w:t>Etnografisc</w:t>
+            <w:t>Etnografis</w:t>
           </w:r>
         </w:hyperlink>
       </w:r>
@@ -2135,7 +2059,23 @@
           <w:i w:val="0"/>
           <w:color w:val="0000FF"/>
           <w:sz w:val="24"/>
-          <w:u w:val="single"/>
+        </w:rPr>
+        <w:hyperlink r:id="rId20" w:history="1">
+          <w:r>
+            <w:rPr>
+              <w:rStyle w:val="Hyperlink"/>
+            </w:rPr>
+            <w:t>c</w:t>
+          </w:r>
+        </w:hyperlink>
+      </w:r>
+      <w:r>
+        <w:rPr>
+          <w:rFonts w:ascii="Charis SIL Regular" w:hAnsi="Charis SIL Regular" w:eastAsia="Charis SIL Regular"/>
+          <w:b w:val="0"/>
+          <w:i w:val="0"/>
+          <w:color w:val="0000FF"/>
+          <w:sz w:val="24"/>
         </w:rPr>
         <w:t>h</w:t>
       </w:r>
@@ -2193,7 +2133,7 @@
             <w:rPr>
               <w:rStyle w:val="Hyperlink"/>
             </w:rPr>
-            <w:t>Arti</w:t>
+            <w:t>Artis</w:t>
           </w:r>
         </w:hyperlink>
       </w:r>
@@ -2202,16 +2142,6 @@
           <w:rFonts w:ascii="Charis SIL Regular" w:hAnsi="Charis SIL Regular" w:eastAsia="Charis SIL Regular"/>
           <w:b w:val="0"/>
           <w:i w:val="0"/>
-          <w:color w:val="0000FF"/>
-          <w:sz w:val="24"/>
-        </w:rPr>
-        <w:t>s</w:t>
-      </w:r>
-      <w:r>
-        <w:rPr>
-          <w:rFonts w:ascii="Charis SIL Regular" w:hAnsi="Charis SIL Regular" w:eastAsia="Charis SIL Regular"/>
-          <w:b w:val="0"/>
-          <w:i w:val="0"/>
           <w:color w:val="000000"/>
           <w:sz w:val="24"/>
         </w:rPr>
@@ -2236,7 +2166,25 @@
           <w:color w:val="000000"/>
           <w:sz w:val="24"/>
         </w:rPr>
-        <w:t xml:space="preserve">et </w:t>
+        <w:t>e</w:t>
+      </w:r>
+      <w:r>
+        <w:rPr>
+          <w:u w:val="single" w:color="0000ff"/>
+          <w:rFonts w:ascii="Charis SIL Regular" w:hAnsi="Charis SIL Regular" w:eastAsia="Charis SIL Regular"/>
+          <w:b w:val="0"/>
+          <w:i w:val="0"/>
+          <w:color w:val="000000"/>
+          <w:sz w:val="24"/>
+        </w:rPr>
+        <w:hyperlink r:id="rId19" w:history="1">
+          <w:r>
+            <w:rPr>
+              <w:rStyle w:val="Hyperlink"/>
+            </w:rPr>
+            <w:t xml:space="preserve">t </w:t>
+          </w:r>
+        </w:hyperlink>
       </w:r>
       <w:r>
         <w:rPr>
@@ -2292,7 +2240,6 @@
           <w:i w:val="0"/>
           <w:color w:val="0000FF"/>
           <w:sz w:val="24"/>
-          <w:u w:val="single"/>
         </w:rPr>
         <w:t>fi</w:t>
       </w:r>
@@ -2339,20 +2286,9 @@
             <w:rPr>
               <w:rStyle w:val="Hyperlink"/>
             </w:rPr>
-            <w:t>Mus</w:t>
+            <w:t>Museu</w:t>
           </w:r>
         </w:hyperlink>
-      </w:r>
-      <w:r>
-        <w:rPr>
-          <w:rFonts w:ascii="Charis SIL Regular" w:hAnsi="Charis SIL Regular" w:eastAsia="Charis SIL Regular"/>
-          <w:b w:val="0"/>
-          <w:i w:val="0"/>
-          <w:color w:val="0000FF"/>
-          <w:sz w:val="24"/>
-          <w:u w:val="single"/>
-        </w:rPr>
-        <w:t>e</w:t>
       </w:r>
       <w:r>
         <w:rPr>
@@ -2368,7 +2304,7 @@
             <w:rPr>
               <w:rStyle w:val="Hyperlink"/>
             </w:rPr>
-            <w:t>um</w:t>
+            <w:t>m</w:t>
           </w:r>
         </w:hyperlink>
       </w:r>
@@ -3682,65 +3618,47 @@
       </w:r>
       <w:r>
         <w:rPr>
-          <w:u w:val="single" w:color="0000ff"/>
           <w:rFonts w:ascii="Charis SIL Regular" w:hAnsi="Charis SIL Regular" w:eastAsia="Charis SIL Regular"/>
           <w:b w:val="0"/>
           <w:i w:val="0"/>
           <w:color w:val="000000"/>
           <w:sz w:val="24"/>
         </w:rPr>
-        <w:t xml:space="preserve"> </w:t>
-      </w:r>
-      <w:r>
-        <w:rPr>
-          <w:u w:val="single" w:color="0000ff"/>
-          <w:rFonts w:ascii="Charis SIL Regular" w:hAnsi="Charis SIL Regular" w:eastAsia="Charis SIL Regular"/>
-          <w:b w:val="0"/>
-          <w:i w:val="0"/>
-          <w:color w:val="000000"/>
-          <w:sz w:val="24"/>
+        <w:t xml:space="preserve"> fotocollectie van </w:t>
+      </w:r>
+      <w:r>
+        <w:rPr>
+          <w:rFonts w:ascii="Charis SIL Regular" w:hAnsi="Charis SIL Regular" w:eastAsia="Charis SIL Regular"/>
+          <w:b w:val="0"/>
+          <w:i w:val="0"/>
+          <w:color w:val="0000FF"/>
+          <w:sz w:val="24"/>
+          <w:u w:val="single"/>
         </w:rPr>
         <w:hyperlink r:id="rId23" w:history="1">
           <w:r>
             <w:rPr>
               <w:rStyle w:val="Hyperlink"/>
             </w:rPr>
-            <w:t>fotocolle</w:t>
+            <w:t>Wer</w:t>
           </w:r>
         </w:hyperlink>
       </w:r>
       <w:r>
         <w:rPr>
-          <w:u w:val="single" w:color="0000ff"/>
-          <w:rFonts w:ascii="Charis SIL Regular" w:hAnsi="Charis SIL Regular" w:eastAsia="Charis SIL Regular"/>
-          <w:b w:val="0"/>
-          <w:i w:val="0"/>
-          <w:color w:val="000000"/>
-          <w:sz w:val="24"/>
+          <w:rFonts w:ascii="Charis SIL Regular" w:hAnsi="Charis SIL Regular" w:eastAsia="Charis SIL Regular"/>
+          <w:b w:val="0"/>
+          <w:i w:val="0"/>
+          <w:color w:val="0000FF"/>
+          <w:sz w:val="24"/>
+          <w:u w:val="single"/>
         </w:rPr>
         <w:hyperlink r:id="rId23" w:history="1">
           <w:r>
             <w:rPr>
               <w:rStyle w:val="Hyperlink"/>
             </w:rPr>
-            <w:t xml:space="preserve">ctie van </w:t>
-          </w:r>
-        </w:hyperlink>
-      </w:r>
-      <w:r>
-        <w:rPr>
-          <w:rFonts w:ascii="Charis SIL Regular" w:hAnsi="Charis SIL Regular" w:eastAsia="Charis SIL Regular"/>
-          <w:b w:val="0"/>
-          <w:i w:val="0"/>
-          <w:color w:val="0000FF"/>
-          <w:sz w:val="24"/>
-        </w:rPr>
-        <w:hyperlink r:id="rId24" w:history="1">
-          <w:r>
-            <w:rPr>
-              <w:rStyle w:val="Hyperlink"/>
-            </w:rPr>
-            <w:t>Wereld</w:t>
+            <w:t>eld</w:t>
           </w:r>
         </w:hyperlink>
       </w:r>
@@ -3830,7 +3748,18 @@
           <w:color w:val="000000"/>
           <w:sz w:val="24"/>
         </w:rPr>
-        <w:t xml:space="preserve">Nederlands Fotomuseum, bevat een </w:t>
+        <w:t>Nederlands Fotomuseum, be</w:t>
+      </w:r>
+      <w:r>
+        <w:rPr>
+          <w:u w:val="single" w:color="0000ff"/>
+          <w:rFonts w:ascii="Charis SIL Regular" w:hAnsi="Charis SIL Regular" w:eastAsia="Charis SIL Regular"/>
+          <w:b w:val="0"/>
+          <w:i w:val="0"/>
+          <w:color w:val="000000"/>
+          <w:sz w:val="24"/>
+        </w:rPr>
+        <w:t xml:space="preserve">vat een </w:t>
       </w:r>
       <w:r>
         <w:rPr>
@@ -3917,7 +3846,7 @@
           <w:sz w:val="24"/>
           <w:u w:val="single"/>
         </w:rPr>
-        <w:hyperlink r:id="rId25" w:history="1">
+        <w:hyperlink r:id="rId24" w:history="1">
           <w:r>
             <w:rPr>
               <w:rStyle w:val="Hyperlink"/>
@@ -6419,9 +6348,15 @@
           <w:i w:val="0"/>
           <w:color w:val="0000FF"/>
           <w:sz w:val="24"/>
-          <w:u w:val="single"/>
-        </w:rPr>
-        <w:t>d</w:t>
+        </w:rPr>
+        <w:hyperlink r:id="rId16" w:history="1">
+          <w:r>
+            <w:rPr>
+              <w:rStyle w:val="Hyperlink"/>
+            </w:rPr>
+            <w:t>d</w:t>
+          </w:r>
+        </w:hyperlink>
       </w:r>
       <w:r>
         <w:rPr>
@@ -6471,7 +6406,6 @@
       </w:r>
       <w:r>
         <w:rPr>
-          <w:u w:val="single" w:color="0000ff"/>
           <w:rFonts w:ascii="Charis SIL Regular" w:hAnsi="Charis SIL Regular" w:eastAsia="Charis SIL Regular"/>
           <w:b w:val="0"/>
           <w:i w:val="0"/>
@@ -6514,7 +6448,7 @@
           <w:sz w:val="24"/>
           <w:u w:val="single"/>
         </w:rPr>
-        <w:hyperlink r:id="rId16" w:history="1">
+        <w:hyperlink r:id="rId32" w:history="1">
           <w:r>
             <w:rPr>
               <w:rStyle w:val="Hyperlink"/>
@@ -6543,7 +6477,7 @@
           <w:sz w:val="24"/>
           <w:u w:val="single"/>
         </w:rPr>
-        <w:hyperlink r:id="rId16" w:history="1">
+        <w:hyperlink r:id="rId32" w:history="1">
           <w:r>
             <w:rPr>
               <w:rStyle w:val="Hyperlink"/>
@@ -6640,7 +6574,7 @@
           <w:color w:val="0000FF"/>
           <w:sz w:val="24"/>
         </w:rPr>
-        <w:hyperlink r:id="rId32" w:history="1">
+        <w:hyperlink r:id="rId33" w:history="1">
           <w:r>
             <w:rPr>
               <w:rStyle w:val="Hyperlink"/>
@@ -6657,7 +6591,7 @@
           <w:color w:val="0000FF"/>
           <w:sz w:val="24"/>
         </w:rPr>
-        <w:hyperlink r:id="rId32" w:history="1">
+        <w:hyperlink r:id="rId33" w:history="1">
           <w:r>
             <w:rPr>
               <w:rStyle w:val="Hyperlink"/>
@@ -6674,7 +6608,7 @@
           <w:color w:val="0000FF"/>
           <w:sz w:val="24"/>
         </w:rPr>
-        <w:hyperlink r:id="rId32" w:history="1">
+        <w:hyperlink r:id="rId33" w:history="1">
           <w:r>
             <w:rPr>
               <w:rStyle w:val="Hyperlink"/>
@@ -6691,7 +6625,7 @@
           <w:color w:val="0000FF"/>
           <w:sz w:val="24"/>
         </w:rPr>
-        <w:hyperlink r:id="rId32" w:history="1">
+        <w:hyperlink r:id="rId33" w:history="1">
           <w:r>
             <w:rPr>
               <w:rStyle w:val="Hyperlink"/>
@@ -6708,7 +6642,7 @@
           <w:color w:val="0000FF"/>
           <w:sz w:val="24"/>
         </w:rPr>
-        <w:hyperlink r:id="rId32" w:history="1">
+        <w:hyperlink r:id="rId33" w:history="1">
           <w:r>
             <w:rPr>
               <w:rStyle w:val="Hyperlink"/>

--- a/EXPORTS/DOCX/published/niveau3/Dutch/Wereldtentoonstelling1883.docx
+++ b/EXPORTS/DOCX/published/niveau3/Dutch/Wereldtentoonstelling1883.docx
@@ -1062,7 +1062,7 @@
           <w:sz w:val="24"/>
           <w:u w:val="single"/>
         </w:rPr>
-        <w:hyperlink r:id="rId13" w:history="1">
+        <w:hyperlink r:id="rId14" w:history="1">
           <w:r>
             <w:rPr>
               <w:rStyle w:val="Hyperlink"/>
@@ -1495,7 +1495,82 @@
           <w:color w:val="000000"/>
           <w:sz w:val="24"/>
         </w:rPr>
-        <w:t>Bloembergen is meer informatie beschikbaar over wat ande</w:t>
+        <w:t xml:space="preserve">Bloembergen </w:t>
+      </w:r>
+      <w:r>
+        <w:rPr>
+          <w:u w:val="single" w:color="0000ff"/>
+          <w:rFonts w:ascii="Charis SIL Regular" w:hAnsi="Charis SIL Regular" w:eastAsia="Charis SIL Regular"/>
+          <w:b w:val="0"/>
+          <w:i w:val="0"/>
+          <w:color w:val="000000"/>
+          <w:sz w:val="24"/>
+        </w:rPr>
+        <w:hyperlink r:id="rId15" w:history="1">
+          <w:r>
+            <w:rPr>
+              <w:rStyle w:val="Hyperlink"/>
+            </w:rPr>
+            <w:t>is meer i</w:t>
+          </w:r>
+        </w:hyperlink>
+      </w:r>
+      <w:r>
+        <w:rPr>
+          <w:u w:val="single" w:color="0000ff"/>
+          <w:rFonts w:ascii="Charis SIL Regular" w:hAnsi="Charis SIL Regular" w:eastAsia="Charis SIL Regular"/>
+          <w:b w:val="0"/>
+          <w:i w:val="0"/>
+          <w:color w:val="000000"/>
+          <w:sz w:val="24"/>
+        </w:rPr>
+        <w:hyperlink r:id="rId15" w:history="1">
+          <w:r>
+            <w:rPr>
+              <w:rStyle w:val="Hyperlink"/>
+            </w:rPr>
+            <w:t>nformatie bes</w:t>
+          </w:r>
+        </w:hyperlink>
+      </w:r>
+      <w:r>
+        <w:rPr>
+          <w:u w:val="single" w:color="0000ff"/>
+          <w:rFonts w:ascii="Charis SIL Regular" w:hAnsi="Charis SIL Regular" w:eastAsia="Charis SIL Regular"/>
+          <w:b w:val="0"/>
+          <w:i w:val="0"/>
+          <w:color w:val="000000"/>
+          <w:sz w:val="24"/>
+        </w:rPr>
+        <w:hyperlink r:id="rId15" w:history="1">
+          <w:r>
+            <w:rPr>
+              <w:rStyle w:val="Hyperlink"/>
+            </w:rPr>
+            <w:t xml:space="preserve">chikbaar </w:t>
+          </w:r>
+        </w:hyperlink>
+      </w:r>
+      <w:r>
+        <w:rPr>
+          <w:u w:val="single" w:color="0000ff"/>
+          <w:rFonts w:ascii="Charis SIL Regular" w:hAnsi="Charis SIL Regular" w:eastAsia="Charis SIL Regular"/>
+          <w:b w:val="0"/>
+          <w:i w:val="0"/>
+          <w:color w:val="000000"/>
+          <w:sz w:val="24"/>
+        </w:rPr>
+        <w:t>o</w:t>
+      </w:r>
+      <w:r>
+        <w:rPr>
+          <w:rFonts w:ascii="Charis SIL Regular" w:hAnsi="Charis SIL Regular" w:eastAsia="Charis SIL Regular"/>
+          <w:b w:val="0"/>
+          <w:i w:val="0"/>
+          <w:color w:val="000000"/>
+          <w:sz w:val="24"/>
+        </w:rPr>
+        <w:t>ver wat ande</w:t>
       </w:r>
       <w:r>
         <w:rPr>
@@ -3618,13 +3693,50 @@
       </w:r>
       <w:r>
         <w:rPr>
+          <w:u w:val="single" w:color="0000ff"/>
           <w:rFonts w:ascii="Charis SIL Regular" w:hAnsi="Charis SIL Regular" w:eastAsia="Charis SIL Regular"/>
           <w:b w:val="0"/>
           <w:i w:val="0"/>
           <w:color w:val="000000"/>
           <w:sz w:val="24"/>
         </w:rPr>
-        <w:t xml:space="preserve"> fotocollectie van </w:t>
+        <w:t xml:space="preserve"> </w:t>
+      </w:r>
+      <w:r>
+        <w:rPr>
+          <w:u w:val="single" w:color="0000ff"/>
+          <w:rFonts w:ascii="Charis SIL Regular" w:hAnsi="Charis SIL Regular" w:eastAsia="Charis SIL Regular"/>
+          <w:b w:val="0"/>
+          <w:i w:val="0"/>
+          <w:color w:val="000000"/>
+          <w:sz w:val="24"/>
+        </w:rPr>
+        <w:hyperlink r:id="rId23" w:history="1">
+          <w:r>
+            <w:rPr>
+              <w:rStyle w:val="Hyperlink"/>
+            </w:rPr>
+            <w:t>fotocolle</w:t>
+          </w:r>
+        </w:hyperlink>
+      </w:r>
+      <w:r>
+        <w:rPr>
+          <w:u w:val="single" w:color="0000ff"/>
+          <w:rFonts w:ascii="Charis SIL Regular" w:hAnsi="Charis SIL Regular" w:eastAsia="Charis SIL Regular"/>
+          <w:b w:val="0"/>
+          <w:i w:val="0"/>
+          <w:color w:val="000000"/>
+          <w:sz w:val="24"/>
+        </w:rPr>
+        <w:hyperlink r:id="rId23" w:history="1">
+          <w:r>
+            <w:rPr>
+              <w:rStyle w:val="Hyperlink"/>
+            </w:rPr>
+            <w:t xml:space="preserve">ctie van </w:t>
+          </w:r>
+        </w:hyperlink>
       </w:r>
       <w:r>
         <w:rPr>
@@ -3759,7 +3871,14 @@
           <w:color w:val="000000"/>
           <w:sz w:val="24"/>
         </w:rPr>
-        <w:t xml:space="preserve">vat een </w:t>
+        <w:hyperlink r:id="rId24" w:history="1">
+          <w:r>
+            <w:rPr>
+              <w:rStyle w:val="Hyperlink"/>
+            </w:rPr>
+            <w:t xml:space="preserve">vat een </w:t>
+          </w:r>
+        </w:hyperlink>
       </w:r>
       <w:r>
         <w:rPr>
@@ -5254,7 +5373,7 @@
             <w:rPr>
               <w:rStyle w:val="Hyperlink"/>
             </w:rPr>
-            <w:t>file/49d013d5-078</w:t>
+            <w:t>file/49d013d5-0786</w:t>
           </w:r>
         </w:hyperlink>
       </w:r>
@@ -5265,13 +5384,25 @@
           <w:i w:val="0"/>
           <w:color w:val="0000FF"/>
           <w:sz w:val="24"/>
+          <w:u w:val="single"/>
+        </w:rPr>
+        <w:t>-</w:t>
+      </w:r>
+      <w:r>
+        <w:rPr>
+          <w:rFonts w:ascii="Charis SIL Regular" w:hAnsi="Charis SIL Regular" w:eastAsia="Charis SIL Regular"/>
+          <w:b w:val="0"/>
+          <w:i w:val="0"/>
+          <w:color w:val="0000FF"/>
+          <w:sz w:val="24"/>
+          <w:u w:val="single"/>
         </w:rPr>
         <w:hyperlink r:id="rId27" w:history="1">
           <w:r>
             <w:rPr>
               <w:rStyle w:val="Hyperlink"/>
             </w:rPr>
-            <w:t>6</w:t>
+            <w:t>db08</w:t>
           </w:r>
         </w:hyperlink>
       </w:r>
@@ -5284,24 +5415,6 @@
           <w:sz w:val="24"/>
         </w:rPr>
         <w:t>-</w:t>
-      </w:r>
-      <w:r>
-        <w:rPr>
-          <w:rFonts w:ascii="Charis SIL Regular" w:hAnsi="Charis SIL Regular" w:eastAsia="Charis SIL Regular"/>
-          <w:b w:val="0"/>
-          <w:i w:val="0"/>
-          <w:color w:val="0000FF"/>
-          <w:sz w:val="24"/>
-          <w:u w:val="single"/>
-        </w:rPr>
-        <w:hyperlink r:id="rId27" w:history="1">
-          <w:r>
-            <w:rPr>
-              <w:rStyle w:val="Hyperlink"/>
-            </w:rPr>
-            <w:t>db08-</w:t>
-          </w:r>
-        </w:hyperlink>
       </w:r>
       <w:r>
         <w:rPr>
@@ -6348,15 +6461,9 @@
           <w:i w:val="0"/>
           <w:color w:val="0000FF"/>
           <w:sz w:val="24"/>
-        </w:rPr>
-        <w:hyperlink r:id="rId16" w:history="1">
-          <w:r>
-            <w:rPr>
-              <w:rStyle w:val="Hyperlink"/>
-            </w:rPr>
-            <w:t>d</w:t>
-          </w:r>
-        </w:hyperlink>
+          <w:u w:val="single"/>
+        </w:rPr>
+        <w:t>d</w:t>
       </w:r>
       <w:r>
         <w:rPr>
@@ -6406,6 +6513,7 @@
       </w:r>
       <w:r>
         <w:rPr>
+          <w:u w:val="single" w:color="0000ff"/>
           <w:rFonts w:ascii="Charis SIL Regular" w:hAnsi="Charis SIL Regular" w:eastAsia="Charis SIL Regular"/>
           <w:b w:val="0"/>
           <w:i w:val="0"/>
@@ -6448,7 +6556,7 @@
           <w:sz w:val="24"/>
           <w:u w:val="single"/>
         </w:rPr>
-        <w:hyperlink r:id="rId32" w:history="1">
+        <w:hyperlink r:id="rId16" w:history="1">
           <w:r>
             <w:rPr>
               <w:rStyle w:val="Hyperlink"/>

--- a/EXPORTS/DOCX/published/niveau3/Dutch/Wereldtentoonstelling1883.docx
+++ b/EXPORTS/DOCX/published/niveau3/Dutch/Wereldtentoonstelling1883.docx
@@ -2230,36 +2230,7 @@
           <w:color w:val="000000"/>
           <w:sz w:val="24"/>
         </w:rPr>
-        <w:t>ging naar h</w:t>
-      </w:r>
-      <w:r>
-        <w:rPr>
-          <w:u w:val="single" w:color="0000ff"/>
-          <w:rFonts w:ascii="Charis SIL Regular" w:hAnsi="Charis SIL Regular" w:eastAsia="Charis SIL Regular"/>
-          <w:b w:val="0"/>
-          <w:i w:val="0"/>
-          <w:color w:val="000000"/>
-          <w:sz w:val="24"/>
-        </w:rPr>
-        <w:t>e</w:t>
-      </w:r>
-      <w:r>
-        <w:rPr>
-          <w:u w:val="single" w:color="0000ff"/>
-          <w:rFonts w:ascii="Charis SIL Regular" w:hAnsi="Charis SIL Regular" w:eastAsia="Charis SIL Regular"/>
-          <w:b w:val="0"/>
-          <w:i w:val="0"/>
-          <w:color w:val="000000"/>
-          <w:sz w:val="24"/>
-        </w:rPr>
-        <w:hyperlink r:id="rId19" w:history="1">
-          <w:r>
-            <w:rPr>
-              <w:rStyle w:val="Hyperlink"/>
-            </w:rPr>
-            <w:t xml:space="preserve">t </w:t>
-          </w:r>
-        </w:hyperlink>
+        <w:t xml:space="preserve">ging naar het </w:t>
       </w:r>
       <w:r>
         <w:rPr>
@@ -2315,6 +2286,7 @@
           <w:i w:val="0"/>
           <w:color w:val="0000FF"/>
           <w:sz w:val="24"/>
+          <w:u w:val="single"/>
         </w:rPr>
         <w:t>fi</w:t>
       </w:r>
@@ -2372,16 +2344,8 @@
           <w:i w:val="0"/>
           <w:color w:val="0000FF"/>
           <w:sz w:val="24"/>
-          <w:u w:val="single"/>
-        </w:rPr>
-        <w:hyperlink r:id="rId12" w:history="1">
-          <w:r>
-            <w:rPr>
-              <w:rStyle w:val="Hyperlink"/>
-            </w:rPr>
-            <w:t>m</w:t>
-          </w:r>
-        </w:hyperlink>
+        </w:rPr>
+        <w:t>m</w:t>
       </w:r>
       <w:r>
         <w:rPr>
@@ -3700,43 +3664,7 @@
           <w:color w:val="000000"/>
           <w:sz w:val="24"/>
         </w:rPr>
-        <w:t xml:space="preserve"> </w:t>
-      </w:r>
-      <w:r>
-        <w:rPr>
-          <w:u w:val="single" w:color="0000ff"/>
-          <w:rFonts w:ascii="Charis SIL Regular" w:hAnsi="Charis SIL Regular" w:eastAsia="Charis SIL Regular"/>
-          <w:b w:val="0"/>
-          <w:i w:val="0"/>
-          <w:color w:val="000000"/>
-          <w:sz w:val="24"/>
-        </w:rPr>
-        <w:hyperlink r:id="rId23" w:history="1">
-          <w:r>
-            <w:rPr>
-              <w:rStyle w:val="Hyperlink"/>
-            </w:rPr>
-            <w:t>fotocolle</w:t>
-          </w:r>
-        </w:hyperlink>
-      </w:r>
-      <w:r>
-        <w:rPr>
-          <w:u w:val="single" w:color="0000ff"/>
-          <w:rFonts w:ascii="Charis SIL Regular" w:hAnsi="Charis SIL Regular" w:eastAsia="Charis SIL Regular"/>
-          <w:b w:val="0"/>
-          <w:i w:val="0"/>
-          <w:color w:val="000000"/>
-          <w:sz w:val="24"/>
-        </w:rPr>
-        <w:hyperlink r:id="rId23" w:history="1">
-          <w:r>
-            <w:rPr>
-              <w:rStyle w:val="Hyperlink"/>
-            </w:rPr>
-            <w:t xml:space="preserve">ctie van </w:t>
-          </w:r>
-        </w:hyperlink>
+        <w:t xml:space="preserve"> fotocollectie van </w:t>
       </w:r>
       <w:r>
         <w:rPr>
@@ -3871,14 +3799,7 @@
           <w:color w:val="000000"/>
           <w:sz w:val="24"/>
         </w:rPr>
-        <w:hyperlink r:id="rId24" w:history="1">
-          <w:r>
-            <w:rPr>
-              <w:rStyle w:val="Hyperlink"/>
-            </w:rPr>
-            <w:t xml:space="preserve">vat een </w:t>
-          </w:r>
-        </w:hyperlink>
+        <w:t xml:space="preserve">vat een </w:t>
       </w:r>
       <w:r>
         <w:rPr>
@@ -5373,7 +5294,7 @@
             <w:rPr>
               <w:rStyle w:val="Hyperlink"/>
             </w:rPr>
-            <w:t>file/49d013d5-0786</w:t>
+            <w:t>file/49d013d5-078</w:t>
           </w:r>
         </w:hyperlink>
       </w:r>
@@ -5384,25 +5305,13 @@
           <w:i w:val="0"/>
           <w:color w:val="0000FF"/>
           <w:sz w:val="24"/>
-          <w:u w:val="single"/>
-        </w:rPr>
-        <w:t>-</w:t>
-      </w:r>
-      <w:r>
-        <w:rPr>
-          <w:rFonts w:ascii="Charis SIL Regular" w:hAnsi="Charis SIL Regular" w:eastAsia="Charis SIL Regular"/>
-          <w:b w:val="0"/>
-          <w:i w:val="0"/>
-          <w:color w:val="0000FF"/>
-          <w:sz w:val="24"/>
-          <w:u w:val="single"/>
         </w:rPr>
         <w:hyperlink r:id="rId27" w:history="1">
           <w:r>
             <w:rPr>
               <w:rStyle w:val="Hyperlink"/>
             </w:rPr>
-            <w:t>db08</w:t>
+            <w:t>6</w:t>
           </w:r>
         </w:hyperlink>
       </w:r>
@@ -5415,6 +5324,24 @@
           <w:sz w:val="24"/>
         </w:rPr>
         <w:t>-</w:t>
+      </w:r>
+      <w:r>
+        <w:rPr>
+          <w:rFonts w:ascii="Charis SIL Regular" w:hAnsi="Charis SIL Regular" w:eastAsia="Charis SIL Regular"/>
+          <w:b w:val="0"/>
+          <w:i w:val="0"/>
+          <w:color w:val="0000FF"/>
+          <w:sz w:val="24"/>
+          <w:u w:val="single"/>
+        </w:rPr>
+        <w:hyperlink r:id="rId27" w:history="1">
+          <w:r>
+            <w:rPr>
+              <w:rStyle w:val="Hyperlink"/>
+            </w:rPr>
+            <w:t>db08-</w:t>
+          </w:r>
+        </w:hyperlink>
       </w:r>
       <w:r>
         <w:rPr>
@@ -6513,21 +6440,13 @@
       </w:r>
       <w:r>
         <w:rPr>
-          <w:u w:val="single" w:color="0000ff"/>
           <w:rFonts w:ascii="Charis SIL Regular" w:hAnsi="Charis SIL Regular" w:eastAsia="Charis SIL Regular"/>
           <w:b w:val="0"/>
           <w:i w:val="0"/>
           <w:color w:val="000000"/>
           <w:sz w:val="24"/>
         </w:rPr>
-        <w:hyperlink r:id="rId16" w:history="1">
-          <w:r>
-            <w:rPr>
-              <w:rStyle w:val="Hyperlink"/>
-            </w:rPr>
-            <w:t xml:space="preserve">, </w:t>
-          </w:r>
-        </w:hyperlink>
+        <w:t xml:space="preserve">, </w:t>
       </w:r>
       <w:r>
         <w:rPr>
@@ -6585,7 +6504,7 @@
           <w:sz w:val="24"/>
           <w:u w:val="single"/>
         </w:rPr>
-        <w:hyperlink r:id="rId32" w:history="1">
+        <w:hyperlink r:id="rId16" w:history="1">
           <w:r>
             <w:rPr>
               <w:rStyle w:val="Hyperlink"/>
@@ -6682,7 +6601,7 @@
           <w:color w:val="0000FF"/>
           <w:sz w:val="24"/>
         </w:rPr>
-        <w:hyperlink r:id="rId33" w:history="1">
+        <w:hyperlink r:id="rId32" w:history="1">
           <w:r>
             <w:rPr>
               <w:rStyle w:val="Hyperlink"/>
@@ -6699,7 +6618,7 @@
           <w:color w:val="0000FF"/>
           <w:sz w:val="24"/>
         </w:rPr>
-        <w:hyperlink r:id="rId33" w:history="1">
+        <w:hyperlink r:id="rId32" w:history="1">
           <w:r>
             <w:rPr>
               <w:rStyle w:val="Hyperlink"/>
@@ -6716,7 +6635,7 @@
           <w:color w:val="0000FF"/>
           <w:sz w:val="24"/>
         </w:rPr>
-        <w:hyperlink r:id="rId33" w:history="1">
+        <w:hyperlink r:id="rId32" w:history="1">
           <w:r>
             <w:rPr>
               <w:rStyle w:val="Hyperlink"/>
@@ -6733,7 +6652,7 @@
           <w:color w:val="0000FF"/>
           <w:sz w:val="24"/>
         </w:rPr>
-        <w:hyperlink r:id="rId33" w:history="1">
+        <w:hyperlink r:id="rId32" w:history="1">
           <w:r>
             <w:rPr>
               <w:rStyle w:val="Hyperlink"/>
@@ -6750,7 +6669,7 @@
           <w:color w:val="0000FF"/>
           <w:sz w:val="24"/>
         </w:rPr>
-        <w:hyperlink r:id="rId33" w:history="1">
+        <w:hyperlink r:id="rId32" w:history="1">
           <w:r>
             <w:rPr>
               <w:rStyle w:val="Hyperlink"/>

--- a/EXPORTS/DOCX/published/niveau3/Dutch/Wereldtentoonstelling1883.docx
+++ b/EXPORTS/DOCX/published/niveau3/Dutch/Wereldtentoonstelling1883.docx
@@ -2230,7 +2230,36 @@
           <w:color w:val="000000"/>
           <w:sz w:val="24"/>
         </w:rPr>
-        <w:t xml:space="preserve">ging naar het </w:t>
+        <w:t>ging naar h</w:t>
+      </w:r>
+      <w:r>
+        <w:rPr>
+          <w:u w:val="single" w:color="0000ff"/>
+          <w:rFonts w:ascii="Charis SIL Regular" w:hAnsi="Charis SIL Regular" w:eastAsia="Charis SIL Regular"/>
+          <w:b w:val="0"/>
+          <w:i w:val="0"/>
+          <w:color w:val="000000"/>
+          <w:sz w:val="24"/>
+        </w:rPr>
+        <w:t>e</w:t>
+      </w:r>
+      <w:r>
+        <w:rPr>
+          <w:u w:val="single" w:color="0000ff"/>
+          <w:rFonts w:ascii="Charis SIL Regular" w:hAnsi="Charis SIL Regular" w:eastAsia="Charis SIL Regular"/>
+          <w:b w:val="0"/>
+          <w:i w:val="0"/>
+          <w:color w:val="000000"/>
+          <w:sz w:val="24"/>
+        </w:rPr>
+        <w:hyperlink r:id="rId19" w:history="1">
+          <w:r>
+            <w:rPr>
+              <w:rStyle w:val="Hyperlink"/>
+            </w:rPr>
+            <w:t xml:space="preserve">t </w:t>
+          </w:r>
+        </w:hyperlink>
       </w:r>
       <w:r>
         <w:rPr>
@@ -2286,7 +2315,6 @@
           <w:i w:val="0"/>
           <w:color w:val="0000FF"/>
           <w:sz w:val="24"/>
-          <w:u w:val="single"/>
         </w:rPr>
         <w:t>fi</w:t>
       </w:r>
@@ -2344,8 +2372,16 @@
           <w:i w:val="0"/>
           <w:color w:val="0000FF"/>
           <w:sz w:val="24"/>
-        </w:rPr>
-        <w:t>m</w:t>
+          <w:u w:val="single"/>
+        </w:rPr>
+        <w:hyperlink r:id="rId12" w:history="1">
+          <w:r>
+            <w:rPr>
+              <w:rStyle w:val="Hyperlink"/>
+            </w:rPr>
+            <w:t>m</w:t>
+          </w:r>
+        </w:hyperlink>
       </w:r>
       <w:r>
         <w:rPr>
@@ -3675,7 +3711,7 @@
           <w:sz w:val="24"/>
           <w:u w:val="single"/>
         </w:rPr>
-        <w:hyperlink r:id="rId23" w:history="1">
+        <w:hyperlink r:id="rId24" w:history="1">
           <w:r>
             <w:rPr>
               <w:rStyle w:val="Hyperlink"/>
@@ -3693,7 +3729,7 @@
           <w:sz w:val="24"/>
           <w:u w:val="single"/>
         </w:rPr>
-        <w:hyperlink r:id="rId23" w:history="1">
+        <w:hyperlink r:id="rId24" w:history="1">
           <w:r>
             <w:rPr>
               <w:rStyle w:val="Hyperlink"/>
@@ -3711,7 +3747,7 @@
           <w:sz w:val="24"/>
           <w:u w:val="single"/>
         </w:rPr>
-        <w:hyperlink r:id="rId23" w:history="1">
+        <w:hyperlink r:id="rId24" w:history="1">
           <w:r>
             <w:rPr>
               <w:rStyle w:val="Hyperlink"/>
@@ -3799,7 +3835,14 @@
           <w:color w:val="000000"/>
           <w:sz w:val="24"/>
         </w:rPr>
-        <w:t xml:space="preserve">vat een </w:t>
+        <w:hyperlink r:id="rId24" w:history="1">
+          <w:r>
+            <w:rPr>
+              <w:rStyle w:val="Hyperlink"/>
+            </w:rPr>
+            <w:t xml:space="preserve">vat een </w:t>
+          </w:r>
+        </w:hyperlink>
       </w:r>
       <w:r>
         <w:rPr>
@@ -6388,9 +6431,15 @@
           <w:i w:val="0"/>
           <w:color w:val="0000FF"/>
           <w:sz w:val="24"/>
-          <w:u w:val="single"/>
-        </w:rPr>
-        <w:t>d</w:t>
+        </w:rPr>
+        <w:hyperlink r:id="rId16" w:history="1">
+          <w:r>
+            <w:rPr>
+              <w:rStyle w:val="Hyperlink"/>
+            </w:rPr>
+            <w:t>d</w:t>
+          </w:r>
+        </w:hyperlink>
       </w:r>
       <w:r>
         <w:rPr>
@@ -6446,7 +6495,14 @@
           <w:color w:val="000000"/>
           <w:sz w:val="24"/>
         </w:rPr>
-        <w:t xml:space="preserve">, </w:t>
+        <w:hyperlink r:id="rId16" w:history="1">
+          <w:r>
+            <w:rPr>
+              <w:rStyle w:val="Hyperlink"/>
+            </w:rPr>
+            <w:t xml:space="preserve">, </w:t>
+          </w:r>
+        </w:hyperlink>
       </w:r>
       <w:r>
         <w:rPr>

--- a/EXPORTS/DOCX/published/niveau3/Dutch/Wereldtentoonstelling1883.docx
+++ b/EXPORTS/DOCX/published/niveau3/Dutch/Wereldtentoonstelling1883.docx
@@ -1120,49 +1120,13 @@
       </w:r>
       <w:r>
         <w:rPr>
-          <w:u w:val="single" w:color="0000ff"/>
           <w:rFonts w:ascii="Charis SIL Regular" w:hAnsi="Charis SIL Regular" w:eastAsia="Charis SIL Regular"/>
           <w:b w:val="0"/>
           <w:i w:val="0"/>
           <w:color w:val="000000"/>
           <w:sz w:val="24"/>
         </w:rPr>
-        <w:hyperlink r:id="rId13" w:history="1">
-          <w:r>
-            <w:rPr>
-              <w:rStyle w:val="Hyperlink"/>
-            </w:rPr>
-            <w:t>verantwoor</w:t>
-          </w:r>
-        </w:hyperlink>
-      </w:r>
-      <w:r>
-        <w:rPr>
-          <w:u w:val="single" w:color="0000ff"/>
-          <w:rFonts w:ascii="Charis SIL Regular" w:hAnsi="Charis SIL Regular" w:eastAsia="Charis SIL Regular"/>
-          <w:b w:val="0"/>
-          <w:i w:val="0"/>
-          <w:color w:val="000000"/>
-          <w:sz w:val="24"/>
-        </w:rPr>
-        <w:hyperlink r:id="rId13" w:history="1">
-          <w:r>
-            <w:rPr>
-              <w:rStyle w:val="Hyperlink"/>
-            </w:rPr>
-            <w:t>delijk vo</w:t>
-          </w:r>
-        </w:hyperlink>
-      </w:r>
-      <w:r>
-        <w:rPr>
-          <w:rFonts w:ascii="Charis SIL Regular" w:hAnsi="Charis SIL Regular" w:eastAsia="Charis SIL Regular"/>
-          <w:b w:val="0"/>
-          <w:i w:val="0"/>
-          <w:color w:val="000000"/>
-          <w:sz w:val="24"/>
-        </w:rPr>
-        <w:t>or het verzamelen van objecten in Nederlands-I</w:t>
+        <w:t>verantwoordelijk voor het verzamelen van objecten in Nederlands-I</w:t>
       </w:r>
       <w:r>
         <w:rPr>
@@ -2006,6 +1970,7 @@
           <w:i w:val="0"/>
           <w:color w:val="0000FF"/>
           <w:sz w:val="24"/>
+          <w:u w:val="single"/>
         </w:rPr>
         <w:hyperlink r:id="rId19" w:history="1">
           <w:r>
@@ -2123,7 +2088,7 @@
             <w:rPr>
               <w:rStyle w:val="Hyperlink"/>
             </w:rPr>
-            <w:t>Etnografis</w:t>
+            <w:t>Etnografisc</w:t>
           </w:r>
         </w:hyperlink>
       </w:r>
@@ -2134,23 +2099,7 @@
           <w:i w:val="0"/>
           <w:color w:val="0000FF"/>
           <w:sz w:val="24"/>
-        </w:rPr>
-        <w:hyperlink r:id="rId20" w:history="1">
-          <w:r>
-            <w:rPr>
-              <w:rStyle w:val="Hyperlink"/>
-            </w:rPr>
-            <w:t>c</w:t>
-          </w:r>
-        </w:hyperlink>
-      </w:r>
-      <w:r>
-        <w:rPr>
-          <w:rFonts w:ascii="Charis SIL Regular" w:hAnsi="Charis SIL Regular" w:eastAsia="Charis SIL Regular"/>
-          <w:b w:val="0"/>
-          <w:i w:val="0"/>
-          <w:color w:val="0000FF"/>
-          <w:sz w:val="24"/>
+          <w:u w:val="single"/>
         </w:rPr>
         <w:t>h</w:t>
       </w:r>
@@ -2208,7 +2157,7 @@
             <w:rPr>
               <w:rStyle w:val="Hyperlink"/>
             </w:rPr>
-            <w:t>Artis</w:t>
+            <w:t>Arti</w:t>
           </w:r>
         </w:hyperlink>
       </w:r>
@@ -2217,6 +2166,16 @@
           <w:rFonts w:ascii="Charis SIL Regular" w:hAnsi="Charis SIL Regular" w:eastAsia="Charis SIL Regular"/>
           <w:b w:val="0"/>
           <w:i w:val="0"/>
+          <w:color w:val="0000FF"/>
+          <w:sz w:val="24"/>
+        </w:rPr>
+        <w:t>s</w:t>
+      </w:r>
+      <w:r>
+        <w:rPr>
+          <w:rFonts w:ascii="Charis SIL Regular" w:hAnsi="Charis SIL Regular" w:eastAsia="Charis SIL Regular"/>
+          <w:b w:val="0"/>
+          <w:i w:val="0"/>
           <w:color w:val="000000"/>
           <w:sz w:val="24"/>
         </w:rPr>
@@ -2241,25 +2200,7 @@
           <w:color w:val="000000"/>
           <w:sz w:val="24"/>
         </w:rPr>
-        <w:t>e</w:t>
-      </w:r>
-      <w:r>
-        <w:rPr>
-          <w:u w:val="single" w:color="0000ff"/>
-          <w:rFonts w:ascii="Charis SIL Regular" w:hAnsi="Charis SIL Regular" w:eastAsia="Charis SIL Regular"/>
-          <w:b w:val="0"/>
-          <w:i w:val="0"/>
-          <w:color w:val="000000"/>
-          <w:sz w:val="24"/>
-        </w:rPr>
-        <w:hyperlink r:id="rId19" w:history="1">
-          <w:r>
-            <w:rPr>
-              <w:rStyle w:val="Hyperlink"/>
-            </w:rPr>
-            <w:t xml:space="preserve">t </w:t>
-          </w:r>
-        </w:hyperlink>
+        <w:t xml:space="preserve">et </w:t>
       </w:r>
       <w:r>
         <w:rPr>
@@ -2299,7 +2240,7 @@
           <w:sz w:val="24"/>
           <w:u w:val="single"/>
         </w:rPr>
-        <w:hyperlink r:id="rId19" w:history="1">
+        <w:hyperlink r:id="rId12" w:history="1">
           <w:r>
             <w:rPr>
               <w:rStyle w:val="Hyperlink"/>
@@ -2315,24 +2256,14 @@
           <w:i w:val="0"/>
           <w:color w:val="0000FF"/>
           <w:sz w:val="24"/>
-        </w:rPr>
-        <w:t>fi</w:t>
-      </w:r>
-      <w:r>
-        <w:rPr>
-          <w:rFonts w:ascii="Charis SIL Regular" w:hAnsi="Charis SIL Regular" w:eastAsia="Charis SIL Regular"/>
-          <w:b w:val="0"/>
-          <w:i w:val="0"/>
-          <w:color w:val="0000FF"/>
-          <w:sz w:val="24"/>
           <w:u w:val="single"/>
         </w:rPr>
-        <w:hyperlink r:id="rId19" w:history="1">
+        <w:hyperlink r:id="rId12" w:history="1">
           <w:r>
             <w:rPr>
               <w:rStyle w:val="Hyperlink"/>
             </w:rPr>
-            <w:t>sch</w:t>
+            <w:t>fi</w:t>
           </w:r>
         </w:hyperlink>
       </w:r>
@@ -2345,6 +2276,51 @@
           <w:sz w:val="24"/>
           <w:u w:val="single"/>
         </w:rPr>
+        <w:hyperlink r:id="rId12" w:history="1">
+          <w:r>
+            <w:rPr>
+              <w:rStyle w:val="Hyperlink"/>
+            </w:rPr>
+            <w:t>s</w:t>
+          </w:r>
+        </w:hyperlink>
+      </w:r>
+      <w:r>
+        <w:rPr>
+          <w:rFonts w:ascii="Charis SIL Regular" w:hAnsi="Charis SIL Regular" w:eastAsia="Charis SIL Regular"/>
+          <w:b w:val="0"/>
+          <w:i w:val="0"/>
+          <w:color w:val="0000FF"/>
+          <w:sz w:val="24"/>
+        </w:rPr>
+        <w:hyperlink r:id="rId12" w:history="1">
+          <w:r>
+            <w:rPr>
+              <w:rStyle w:val="Hyperlink"/>
+            </w:rPr>
+            <w:t>c</w:t>
+          </w:r>
+        </w:hyperlink>
+      </w:r>
+      <w:r>
+        <w:rPr>
+          <w:rFonts w:ascii="Charis SIL Regular" w:hAnsi="Charis SIL Regular" w:eastAsia="Charis SIL Regular"/>
+          <w:b w:val="0"/>
+          <w:i w:val="0"/>
+          <w:color w:val="0000FF"/>
+          <w:sz w:val="24"/>
+        </w:rPr>
+        <w:t>h</w:t>
+      </w:r>
+      <w:r>
+        <w:rPr>
+          <w:rFonts w:ascii="Charis SIL Regular" w:hAnsi="Charis SIL Regular" w:eastAsia="Charis SIL Regular"/>
+          <w:b w:val="0"/>
+          <w:i w:val="0"/>
+          <w:color w:val="0000FF"/>
+          <w:sz w:val="24"/>
+          <w:u w:val="single"/>
+        </w:rPr>
         <w:t xml:space="preserve"> </w:t>
       </w:r>
       <w:r>
@@ -2356,7 +2332,7 @@
           <w:sz w:val="24"/>
           <w:u w:val="single"/>
         </w:rPr>
-        <w:hyperlink r:id="rId19" w:history="1">
+        <w:hyperlink r:id="rId12" w:history="1">
           <w:r>
             <w:rPr>
               <w:rStyle w:val="Hyperlink"/>
@@ -2494,25 +2470,7 @@
           <w:color w:val="000000"/>
           <w:sz w:val="24"/>
         </w:rPr>
-        <w:t>tijdens de We</w:t>
-      </w:r>
-      <w:r>
-        <w:rPr>
-          <w:u w:val="single" w:color="0000ff"/>
-          <w:rFonts w:ascii="Charis SIL Regular" w:hAnsi="Charis SIL Regular" w:eastAsia="Charis SIL Regular"/>
-          <w:b w:val="0"/>
-          <w:i w:val="0"/>
-          <w:color w:val="000000"/>
-          <w:sz w:val="24"/>
-        </w:rPr>
-        <w:hyperlink r:id="rId12" w:history="1">
-          <w:r>
-            <w:rPr>
-              <w:rStyle w:val="Hyperlink"/>
-            </w:rPr>
-            <w:t>reldte</w:t>
-          </w:r>
-        </w:hyperlink>
+        <w:t>tijdens de Wereldte</w:t>
       </w:r>
       <w:r>
         <w:rPr>
@@ -3711,7 +3669,7 @@
           <w:sz w:val="24"/>
           <w:u w:val="single"/>
         </w:rPr>
-        <w:hyperlink r:id="rId24" w:history="1">
+        <w:hyperlink r:id="rId23" w:history="1">
           <w:r>
             <w:rPr>
               <w:rStyle w:val="Hyperlink"/>
@@ -3729,7 +3687,7 @@
           <w:sz w:val="24"/>
           <w:u w:val="single"/>
         </w:rPr>
-        <w:hyperlink r:id="rId24" w:history="1">
+        <w:hyperlink r:id="rId23" w:history="1">
           <w:r>
             <w:rPr>
               <w:rStyle w:val="Hyperlink"/>
@@ -3747,7 +3705,7 @@
           <w:sz w:val="24"/>
           <w:u w:val="single"/>
         </w:rPr>
-        <w:hyperlink r:id="rId24" w:history="1">
+        <w:hyperlink r:id="rId23" w:history="1">
           <w:r>
             <w:rPr>
               <w:rStyle w:val="Hyperlink"/>
@@ -3835,14 +3793,7 @@
           <w:color w:val="000000"/>
           <w:sz w:val="24"/>
         </w:rPr>
-        <w:hyperlink r:id="rId24" w:history="1">
-          <w:r>
-            <w:rPr>
-              <w:rStyle w:val="Hyperlink"/>
-            </w:rPr>
-            <w:t xml:space="preserve">vat een </w:t>
-          </w:r>
-        </w:hyperlink>
+        <w:t xml:space="preserve">vat een </w:t>
       </w:r>
       <w:r>
         <w:rPr>
@@ -6489,20 +6440,14 @@
       </w:r>
       <w:r>
         <w:rPr>
+          <w:u w:val="single" w:color="0000ff"/>
           <w:rFonts w:ascii="Charis SIL Regular" w:hAnsi="Charis SIL Regular" w:eastAsia="Charis SIL Regular"/>
           <w:b w:val="0"/>
           <w:i w:val="0"/>
           <w:color w:val="000000"/>
           <w:sz w:val="24"/>
         </w:rPr>
-        <w:hyperlink r:id="rId16" w:history="1">
-          <w:r>
-            <w:rPr>
-              <w:rStyle w:val="Hyperlink"/>
-            </w:rPr>
-            <w:t xml:space="preserve">, </w:t>
-          </w:r>
-        </w:hyperlink>
+        <w:t xml:space="preserve">, </w:t>
       </w:r>
       <w:r>
         <w:rPr>
@@ -6513,7 +6458,7 @@
           <w:sz w:val="24"/>
           <w:u w:val="single"/>
         </w:rPr>
-        <w:hyperlink r:id="rId16" w:history="1">
+        <w:hyperlink r:id="rId32" w:history="1">
           <w:r>
             <w:rPr>
               <w:rStyle w:val="Hyperlink"/>
@@ -6657,7 +6602,7 @@
           <w:color w:val="0000FF"/>
           <w:sz w:val="24"/>
         </w:rPr>
-        <w:hyperlink r:id="rId32" w:history="1">
+        <w:hyperlink r:id="rId33" w:history="1">
           <w:r>
             <w:rPr>
               <w:rStyle w:val="Hyperlink"/>
@@ -6674,7 +6619,7 @@
           <w:color w:val="0000FF"/>
           <w:sz w:val="24"/>
         </w:rPr>
-        <w:hyperlink r:id="rId32" w:history="1">
+        <w:hyperlink r:id="rId33" w:history="1">
           <w:r>
             <w:rPr>
               <w:rStyle w:val="Hyperlink"/>
@@ -6691,7 +6636,7 @@
           <w:color w:val="0000FF"/>
           <w:sz w:val="24"/>
         </w:rPr>
-        <w:hyperlink r:id="rId32" w:history="1">
+        <w:hyperlink r:id="rId33" w:history="1">
           <w:r>
             <w:rPr>
               <w:rStyle w:val="Hyperlink"/>
@@ -6708,7 +6653,7 @@
           <w:color w:val="0000FF"/>
           <w:sz w:val="24"/>
         </w:rPr>
-        <w:hyperlink r:id="rId32" w:history="1">
+        <w:hyperlink r:id="rId33" w:history="1">
           <w:r>
             <w:rPr>
               <w:rStyle w:val="Hyperlink"/>
@@ -6725,7 +6670,7 @@
           <w:color w:val="0000FF"/>
           <w:sz w:val="24"/>
         </w:rPr>
-        <w:hyperlink r:id="rId32" w:history="1">
+        <w:hyperlink r:id="rId33" w:history="1">
           <w:r>
             <w:rPr>
               <w:rStyle w:val="Hyperlink"/>

--- a/EXPORTS/DOCX/published/niveau3/Dutch/Wereldtentoonstelling1883.docx
+++ b/EXPORTS/DOCX/published/niveau3/Dutch/Wereldtentoonstelling1883.docx
@@ -549,50 +549,7 @@
           <w:color w:val="000000"/>
           <w:sz w:val="24"/>
         </w:rPr>
-        <w:hyperlink r:id="rId10" w:history="1">
-          <w:r>
-            <w:rPr>
-              <w:rStyle w:val="Hyperlink"/>
-            </w:rPr>
-            <w:t xml:space="preserve">at de </w:t>
-          </w:r>
-        </w:hyperlink>
-      </w:r>
-      <w:r>
-        <w:rPr>
-          <w:u w:val="single" w:color="0000ff"/>
-          <w:rFonts w:ascii="Charis SIL Regular" w:hAnsi="Charis SIL Regular" w:eastAsia="Charis SIL Regular"/>
-          <w:b w:val="0"/>
-          <w:i w:val="0"/>
-          <w:color w:val="000000"/>
-          <w:sz w:val="24"/>
-        </w:rPr>
-        <w:hyperlink r:id="rId10" w:history="1">
-          <w:r>
-            <w:rPr>
-              <w:rStyle w:val="Hyperlink"/>
-            </w:rPr>
-            <w:t>t</w:t>
-          </w:r>
-        </w:hyperlink>
-      </w:r>
-      <w:r>
-        <w:rPr>
-          <w:u w:val="single" w:color="0000ff"/>
-          <w:rFonts w:ascii="Charis SIL Regular" w:hAnsi="Charis SIL Regular" w:eastAsia="Charis SIL Regular"/>
-          <w:b w:val="0"/>
-          <w:i w:val="0"/>
-          <w:color w:val="000000"/>
-          <w:sz w:val="24"/>
-        </w:rPr>
-        <w:hyperlink r:id="rId10" w:history="1">
-          <w:r>
-            <w:rPr>
-              <w:rStyle w:val="Hyperlink"/>
-            </w:rPr>
-            <w:t>entoonste</w:t>
-          </w:r>
-        </w:hyperlink>
+        <w:t>at de tentoonste</w:t>
       </w:r>
       <w:r>
         <w:rPr>
@@ -1120,13 +1077,49 @@
       </w:r>
       <w:r>
         <w:rPr>
+          <w:u w:val="single" w:color="0000ff"/>
           <w:rFonts w:ascii="Charis SIL Regular" w:hAnsi="Charis SIL Regular" w:eastAsia="Charis SIL Regular"/>
           <w:b w:val="0"/>
           <w:i w:val="0"/>
           <w:color w:val="000000"/>
           <w:sz w:val="24"/>
         </w:rPr>
-        <w:t>verantwoordelijk voor het verzamelen van objecten in Nederlands-I</w:t>
+        <w:hyperlink r:id="rId13" w:history="1">
+          <w:r>
+            <w:rPr>
+              <w:rStyle w:val="Hyperlink"/>
+            </w:rPr>
+            <w:t>verantwoor</w:t>
+          </w:r>
+        </w:hyperlink>
+      </w:r>
+      <w:r>
+        <w:rPr>
+          <w:u w:val="single" w:color="0000ff"/>
+          <w:rFonts w:ascii="Charis SIL Regular" w:hAnsi="Charis SIL Regular" w:eastAsia="Charis SIL Regular"/>
+          <w:b w:val="0"/>
+          <w:i w:val="0"/>
+          <w:color w:val="000000"/>
+          <w:sz w:val="24"/>
+        </w:rPr>
+        <w:hyperlink r:id="rId13" w:history="1">
+          <w:r>
+            <w:rPr>
+              <w:rStyle w:val="Hyperlink"/>
+            </w:rPr>
+            <w:t>delijk vo</w:t>
+          </w:r>
+        </w:hyperlink>
+      </w:r>
+      <w:r>
+        <w:rPr>
+          <w:rFonts w:ascii="Charis SIL Regular" w:hAnsi="Charis SIL Regular" w:eastAsia="Charis SIL Regular"/>
+          <w:b w:val="0"/>
+          <w:i w:val="0"/>
+          <w:color w:val="000000"/>
+          <w:sz w:val="24"/>
+        </w:rPr>
+        <w:t>or het verzamelen van objecten in Nederlands-I</w:t>
       </w:r>
       <w:r>
         <w:rPr>
@@ -1517,24 +1510,13 @@
       </w:r>
       <w:r>
         <w:rPr>
-          <w:u w:val="single" w:color="0000ff"/>
           <w:rFonts w:ascii="Charis SIL Regular" w:hAnsi="Charis SIL Regular" w:eastAsia="Charis SIL Regular"/>
           <w:b w:val="0"/>
           <w:i w:val="0"/>
           <w:color w:val="000000"/>
           <w:sz w:val="24"/>
         </w:rPr>
-        <w:t>o</w:t>
-      </w:r>
-      <w:r>
-        <w:rPr>
-          <w:rFonts w:ascii="Charis SIL Regular" w:hAnsi="Charis SIL Regular" w:eastAsia="Charis SIL Regular"/>
-          <w:b w:val="0"/>
-          <w:i w:val="0"/>
-          <w:color w:val="000000"/>
-          <w:sz w:val="24"/>
-        </w:rPr>
-        <w:t>ver wat ande</w:t>
+        <w:t>over wat ande</w:t>
       </w:r>
       <w:r>
         <w:rPr>
@@ -1970,7 +1952,6 @@
           <w:i w:val="0"/>
           <w:color w:val="0000FF"/>
           <w:sz w:val="24"/>
-          <w:u w:val="single"/>
         </w:rPr>
         <w:hyperlink r:id="rId19" w:history="1">
           <w:r>
@@ -2088,7 +2069,7 @@
             <w:rPr>
               <w:rStyle w:val="Hyperlink"/>
             </w:rPr>
-            <w:t>Etnografisc</w:t>
+            <w:t>Etnografis</w:t>
           </w:r>
         </w:hyperlink>
       </w:r>
@@ -2099,7 +2080,23 @@
           <w:i w:val="0"/>
           <w:color w:val="0000FF"/>
           <w:sz w:val="24"/>
-          <w:u w:val="single"/>
+        </w:rPr>
+        <w:hyperlink r:id="rId20" w:history="1">
+          <w:r>
+            <w:rPr>
+              <w:rStyle w:val="Hyperlink"/>
+            </w:rPr>
+            <w:t>c</w:t>
+          </w:r>
+        </w:hyperlink>
+      </w:r>
+      <w:r>
+        <w:rPr>
+          <w:rFonts w:ascii="Charis SIL Regular" w:hAnsi="Charis SIL Regular" w:eastAsia="Charis SIL Regular"/>
+          <w:b w:val="0"/>
+          <w:i w:val="0"/>
+          <w:color w:val="0000FF"/>
+          <w:sz w:val="24"/>
         </w:rPr>
         <w:t>h</w:t>
       </w:r>
@@ -2157,7 +2154,7 @@
             <w:rPr>
               <w:rStyle w:val="Hyperlink"/>
             </w:rPr>
-            <w:t>Arti</w:t>
+            <w:t>Artis</w:t>
           </w:r>
         </w:hyperlink>
       </w:r>
@@ -2166,16 +2163,6 @@
           <w:rFonts w:ascii="Charis SIL Regular" w:hAnsi="Charis SIL Regular" w:eastAsia="Charis SIL Regular"/>
           <w:b w:val="0"/>
           <w:i w:val="0"/>
-          <w:color w:val="0000FF"/>
-          <w:sz w:val="24"/>
-        </w:rPr>
-        <w:t>s</w:t>
-      </w:r>
-      <w:r>
-        <w:rPr>
-          <w:rFonts w:ascii="Charis SIL Regular" w:hAnsi="Charis SIL Regular" w:eastAsia="Charis SIL Regular"/>
-          <w:b w:val="0"/>
-          <w:i w:val="0"/>
           <w:color w:val="000000"/>
           <w:sz w:val="24"/>
         </w:rPr>
@@ -2200,7 +2187,25 @@
           <w:color w:val="000000"/>
           <w:sz w:val="24"/>
         </w:rPr>
-        <w:t xml:space="preserve">et </w:t>
+        <w:t>e</w:t>
+      </w:r>
+      <w:r>
+        <w:rPr>
+          <w:u w:val="single" w:color="0000ff"/>
+          <w:rFonts w:ascii="Charis SIL Regular" w:hAnsi="Charis SIL Regular" w:eastAsia="Charis SIL Regular"/>
+          <w:b w:val="0"/>
+          <w:i w:val="0"/>
+          <w:color w:val="000000"/>
+          <w:sz w:val="24"/>
+        </w:rPr>
+        <w:hyperlink r:id="rId19" w:history="1">
+          <w:r>
+            <w:rPr>
+              <w:rStyle w:val="Hyperlink"/>
+            </w:rPr>
+            <w:t xml:space="preserve">t </w:t>
+          </w:r>
+        </w:hyperlink>
       </w:r>
       <w:r>
         <w:rPr>
@@ -2240,7 +2245,7 @@
           <w:sz w:val="24"/>
           <w:u w:val="single"/>
         </w:rPr>
-        <w:hyperlink r:id="rId12" w:history="1">
+        <w:hyperlink r:id="rId19" w:history="1">
           <w:r>
             <w:rPr>
               <w:rStyle w:val="Hyperlink"/>
@@ -2256,14 +2261,24 @@
           <w:i w:val="0"/>
           <w:color w:val="0000FF"/>
           <w:sz w:val="24"/>
+        </w:rPr>
+        <w:t>fi</w:t>
+      </w:r>
+      <w:r>
+        <w:rPr>
+          <w:rFonts w:ascii="Charis SIL Regular" w:hAnsi="Charis SIL Regular" w:eastAsia="Charis SIL Regular"/>
+          <w:b w:val="0"/>
+          <w:i w:val="0"/>
+          <w:color w:val="0000FF"/>
+          <w:sz w:val="24"/>
           <w:u w:val="single"/>
         </w:rPr>
-        <w:hyperlink r:id="rId12" w:history="1">
+        <w:hyperlink r:id="rId19" w:history="1">
           <w:r>
             <w:rPr>
               <w:rStyle w:val="Hyperlink"/>
             </w:rPr>
-            <w:t>fi</w:t>
+            <w:t>sch</w:t>
           </w:r>
         </w:hyperlink>
       </w:r>
@@ -2276,14 +2291,7 @@
           <w:sz w:val="24"/>
           <w:u w:val="single"/>
         </w:rPr>
-        <w:hyperlink r:id="rId12" w:history="1">
-          <w:r>
-            <w:rPr>
-              <w:rStyle w:val="Hyperlink"/>
-            </w:rPr>
-            <w:t>s</w:t>
-          </w:r>
-        </w:hyperlink>
+        <w:t xml:space="preserve"> </w:t>
       </w:r>
       <w:r>
         <w:rPr>
@@ -2292,47 +2300,9 @@
           <w:i w:val="0"/>
           <w:color w:val="0000FF"/>
           <w:sz w:val="24"/>
-        </w:rPr>
-        <w:hyperlink r:id="rId12" w:history="1">
-          <w:r>
-            <w:rPr>
-              <w:rStyle w:val="Hyperlink"/>
-            </w:rPr>
-            <w:t>c</w:t>
-          </w:r>
-        </w:hyperlink>
-      </w:r>
-      <w:r>
-        <w:rPr>
-          <w:rFonts w:ascii="Charis SIL Regular" w:hAnsi="Charis SIL Regular" w:eastAsia="Charis SIL Regular"/>
-          <w:b w:val="0"/>
-          <w:i w:val="0"/>
-          <w:color w:val="0000FF"/>
-          <w:sz w:val="24"/>
-        </w:rPr>
-        <w:t>h</w:t>
-      </w:r>
-      <w:r>
-        <w:rPr>
-          <w:rFonts w:ascii="Charis SIL Regular" w:hAnsi="Charis SIL Regular" w:eastAsia="Charis SIL Regular"/>
-          <w:b w:val="0"/>
-          <w:i w:val="0"/>
-          <w:color w:val="0000FF"/>
-          <w:sz w:val="24"/>
           <w:u w:val="single"/>
         </w:rPr>
-        <w:t xml:space="preserve"> </w:t>
-      </w:r>
-      <w:r>
-        <w:rPr>
-          <w:rFonts w:ascii="Charis SIL Regular" w:hAnsi="Charis SIL Regular" w:eastAsia="Charis SIL Regular"/>
-          <w:b w:val="0"/>
-          <w:i w:val="0"/>
-          <w:color w:val="0000FF"/>
-          <w:sz w:val="24"/>
-          <w:u w:val="single"/>
-        </w:rPr>
-        <w:hyperlink r:id="rId12" w:history="1">
+        <w:hyperlink r:id="rId19" w:history="1">
           <w:r>
             <w:rPr>
               <w:rStyle w:val="Hyperlink"/>
@@ -2470,7 +2440,25 @@
           <w:color w:val="000000"/>
           <w:sz w:val="24"/>
         </w:rPr>
-        <w:t>tijdens de Wereldte</w:t>
+        <w:t>tijdens de We</w:t>
+      </w:r>
+      <w:r>
+        <w:rPr>
+          <w:u w:val="single" w:color="0000ff"/>
+          <w:rFonts w:ascii="Charis SIL Regular" w:hAnsi="Charis SIL Regular" w:eastAsia="Charis SIL Regular"/>
+          <w:b w:val="0"/>
+          <w:i w:val="0"/>
+          <w:color w:val="000000"/>
+          <w:sz w:val="24"/>
+        </w:rPr>
+        <w:hyperlink r:id="rId12" w:history="1">
+          <w:r>
+            <w:rPr>
+              <w:rStyle w:val="Hyperlink"/>
+            </w:rPr>
+            <w:t>reldte</w:t>
+          </w:r>
+        </w:hyperlink>
       </w:r>
       <w:r>
         <w:rPr>
@@ -3651,7 +3639,6 @@
       </w:r>
       <w:r>
         <w:rPr>
-          <w:u w:val="single" w:color="0000ff"/>
           <w:rFonts w:ascii="Charis SIL Regular" w:hAnsi="Charis SIL Regular" w:eastAsia="Charis SIL Regular"/>
           <w:b w:val="0"/>
           <w:i w:val="0"/>
@@ -5288,7 +5275,7 @@
             <w:rPr>
               <w:rStyle w:val="Hyperlink"/>
             </w:rPr>
-            <w:t>file/49d013d5-078</w:t>
+            <w:t>file/49d013d5-0786</w:t>
           </w:r>
         </w:hyperlink>
       </w:r>
@@ -5299,13 +5286,25 @@
           <w:i w:val="0"/>
           <w:color w:val="0000FF"/>
           <w:sz w:val="24"/>
+          <w:u w:val="single"/>
+        </w:rPr>
+        <w:t>-</w:t>
+      </w:r>
+      <w:r>
+        <w:rPr>
+          <w:rFonts w:ascii="Charis SIL Regular" w:hAnsi="Charis SIL Regular" w:eastAsia="Charis SIL Regular"/>
+          <w:b w:val="0"/>
+          <w:i w:val="0"/>
+          <w:color w:val="0000FF"/>
+          <w:sz w:val="24"/>
+          <w:u w:val="single"/>
         </w:rPr>
         <w:hyperlink r:id="rId27" w:history="1">
           <w:r>
             <w:rPr>
               <w:rStyle w:val="Hyperlink"/>
             </w:rPr>
-            <w:t>6</w:t>
+            <w:t>db08</w:t>
           </w:r>
         </w:hyperlink>
       </w:r>
@@ -5318,24 +5317,6 @@
           <w:sz w:val="24"/>
         </w:rPr>
         <w:t>-</w:t>
-      </w:r>
-      <w:r>
-        <w:rPr>
-          <w:rFonts w:ascii="Charis SIL Regular" w:hAnsi="Charis SIL Regular" w:eastAsia="Charis SIL Regular"/>
-          <w:b w:val="0"/>
-          <w:i w:val="0"/>
-          <w:color w:val="0000FF"/>
-          <w:sz w:val="24"/>
-          <w:u w:val="single"/>
-        </w:rPr>
-        <w:hyperlink r:id="rId27" w:history="1">
-          <w:r>
-            <w:rPr>
-              <w:rStyle w:val="Hyperlink"/>
-            </w:rPr>
-            <w:t>db08-</w:t>
-          </w:r>
-        </w:hyperlink>
       </w:r>
       <w:r>
         <w:rPr>
@@ -6382,15 +6363,9 @@
           <w:i w:val="0"/>
           <w:color w:val="0000FF"/>
           <w:sz w:val="24"/>
-        </w:rPr>
-        <w:hyperlink r:id="rId16" w:history="1">
-          <w:r>
-            <w:rPr>
-              <w:rStyle w:val="Hyperlink"/>
-            </w:rPr>
-            <w:t>d</w:t>
-          </w:r>
-        </w:hyperlink>
+          <w:u w:val="single"/>
+        </w:rPr>
+        <w:t>d</w:t>
       </w:r>
       <w:r>
         <w:rPr>
@@ -6440,14 +6415,20 @@
       </w:r>
       <w:r>
         <w:rPr>
-          <w:u w:val="single" w:color="0000ff"/>
           <w:rFonts w:ascii="Charis SIL Regular" w:hAnsi="Charis SIL Regular" w:eastAsia="Charis SIL Regular"/>
           <w:b w:val="0"/>
           <w:i w:val="0"/>
           <w:color w:val="000000"/>
           <w:sz w:val="24"/>
         </w:rPr>
-        <w:t xml:space="preserve">, </w:t>
+        <w:hyperlink r:id="rId16" w:history="1">
+          <w:r>
+            <w:rPr>
+              <w:rStyle w:val="Hyperlink"/>
+            </w:rPr>
+            <w:t xml:space="preserve">, </w:t>
+          </w:r>
+        </w:hyperlink>
       </w:r>
       <w:r>
         <w:rPr>
@@ -6458,7 +6439,7 @@
           <w:sz w:val="24"/>
           <w:u w:val="single"/>
         </w:rPr>
-        <w:hyperlink r:id="rId32" w:history="1">
+        <w:hyperlink r:id="rId16" w:history="1">
           <w:r>
             <w:rPr>
               <w:rStyle w:val="Hyperlink"/>
@@ -6476,7 +6457,7 @@
           <w:sz w:val="24"/>
           <w:u w:val="single"/>
         </w:rPr>
-        <w:hyperlink r:id="rId16" w:history="1">
+        <w:hyperlink r:id="rId32" w:history="1">
           <w:r>
             <w:rPr>
               <w:rStyle w:val="Hyperlink"/>
@@ -6505,7 +6486,7 @@
           <w:sz w:val="24"/>
           <w:u w:val="single"/>
         </w:rPr>
-        <w:hyperlink r:id="rId16" w:history="1">
+        <w:hyperlink r:id="rId32" w:history="1">
           <w:r>
             <w:rPr>
               <w:rStyle w:val="Hyperlink"/>

--- a/EXPORTS/DOCX/published/niveau3/Dutch/Wereldtentoonstelling1883.docx
+++ b/EXPORTS/DOCX/published/niveau3/Dutch/Wereldtentoonstelling1883.docx
@@ -549,7 +549,50 @@
           <w:color w:val="000000"/>
           <w:sz w:val="24"/>
         </w:rPr>
-        <w:t>at de tentoonste</w:t>
+        <w:hyperlink r:id="rId10" w:history="1">
+          <w:r>
+            <w:rPr>
+              <w:rStyle w:val="Hyperlink"/>
+            </w:rPr>
+            <w:t xml:space="preserve">at de </w:t>
+          </w:r>
+        </w:hyperlink>
+      </w:r>
+      <w:r>
+        <w:rPr>
+          <w:u w:val="single" w:color="0000ff"/>
+          <w:rFonts w:ascii="Charis SIL Regular" w:hAnsi="Charis SIL Regular" w:eastAsia="Charis SIL Regular"/>
+          <w:b w:val="0"/>
+          <w:i w:val="0"/>
+          <w:color w:val="000000"/>
+          <w:sz w:val="24"/>
+        </w:rPr>
+        <w:hyperlink r:id="rId10" w:history="1">
+          <w:r>
+            <w:rPr>
+              <w:rStyle w:val="Hyperlink"/>
+            </w:rPr>
+            <w:t>t</w:t>
+          </w:r>
+        </w:hyperlink>
+      </w:r>
+      <w:r>
+        <w:rPr>
+          <w:u w:val="single" w:color="0000ff"/>
+          <w:rFonts w:ascii="Charis SIL Regular" w:hAnsi="Charis SIL Regular" w:eastAsia="Charis SIL Regular"/>
+          <w:b w:val="0"/>
+          <w:i w:val="0"/>
+          <w:color w:val="000000"/>
+          <w:sz w:val="24"/>
+        </w:rPr>
+        <w:hyperlink r:id="rId10" w:history="1">
+          <w:r>
+            <w:rPr>
+              <w:rStyle w:val="Hyperlink"/>
+            </w:rPr>
+            <w:t>entoonste</w:t>
+          </w:r>
+        </w:hyperlink>
       </w:r>
       <w:r>
         <w:rPr>
@@ -1019,7 +1062,7 @@
           <w:sz w:val="24"/>
           <w:u w:val="single"/>
         </w:rPr>
-        <w:hyperlink r:id="rId14" w:history="1">
+        <w:hyperlink r:id="rId13" w:history="1">
           <w:r>
             <w:rPr>
               <w:rStyle w:val="Hyperlink"/>
@@ -1077,6 +1120,16 @@
       </w:r>
       <w:r>
         <w:rPr>
+          <w:rFonts w:ascii="Charis SIL Regular" w:hAnsi="Charis SIL Regular" w:eastAsia="Charis SIL Regular"/>
+          <w:b w:val="0"/>
+          <w:i w:val="0"/>
+          <w:color w:val="000000"/>
+          <w:sz w:val="24"/>
+        </w:rPr>
+        <w:t>verantwoordelijk voor het verzamelen van objecten in Nederlands-I</w:t>
+      </w:r>
+      <w:r>
+        <w:rPr>
           <w:u w:val="single" w:color="0000ff"/>
           <w:rFonts w:ascii="Charis SIL Regular" w:hAnsi="Charis SIL Regular" w:eastAsia="Charis SIL Regular"/>
           <w:b w:val="0"/>
@@ -1084,60 +1137,7 @@
           <w:color w:val="000000"/>
           <w:sz w:val="24"/>
         </w:rPr>
-        <w:hyperlink r:id="rId13" w:history="1">
-          <w:r>
-            <w:rPr>
-              <w:rStyle w:val="Hyperlink"/>
-            </w:rPr>
-            <w:t>verantwoor</w:t>
-          </w:r>
-        </w:hyperlink>
-      </w:r>
-      <w:r>
-        <w:rPr>
-          <w:u w:val="single" w:color="0000ff"/>
-          <w:rFonts w:ascii="Charis SIL Regular" w:hAnsi="Charis SIL Regular" w:eastAsia="Charis SIL Regular"/>
-          <w:b w:val="0"/>
-          <w:i w:val="0"/>
-          <w:color w:val="000000"/>
-          <w:sz w:val="24"/>
-        </w:rPr>
-        <w:hyperlink r:id="rId13" w:history="1">
-          <w:r>
-            <w:rPr>
-              <w:rStyle w:val="Hyperlink"/>
-            </w:rPr>
-            <w:t>delijk vo</w:t>
-          </w:r>
-        </w:hyperlink>
-      </w:r>
-      <w:r>
-        <w:rPr>
-          <w:rFonts w:ascii="Charis SIL Regular" w:hAnsi="Charis SIL Regular" w:eastAsia="Charis SIL Regular"/>
-          <w:b w:val="0"/>
-          <w:i w:val="0"/>
-          <w:color w:val="000000"/>
-          <w:sz w:val="24"/>
-        </w:rPr>
-        <w:t>or het verzamelen van objecten in Nederlands-I</w:t>
-      </w:r>
-      <w:r>
-        <w:rPr>
-          <w:u w:val="single" w:color="0000ff"/>
-          <w:rFonts w:ascii="Charis SIL Regular" w:hAnsi="Charis SIL Regular" w:eastAsia="Charis SIL Regular"/>
-          <w:b w:val="0"/>
-          <w:i w:val="0"/>
-          <w:color w:val="000000"/>
-          <w:sz w:val="24"/>
-        </w:rPr>
-        <w:hyperlink r:id="rId14" w:history="1">
-          <w:r>
-            <w:rPr>
-              <w:rStyle w:val="Hyperlink"/>
-            </w:rPr>
-            <w:t>ndië. V</w:t>
-          </w:r>
-        </w:hyperlink>
+        <w:t>ndië. V</w:t>
       </w:r>
       <w:r>
         <w:rPr>
@@ -1510,13 +1510,24 @@
       </w:r>
       <w:r>
         <w:rPr>
+          <w:u w:val="single" w:color="0000ff"/>
           <w:rFonts w:ascii="Charis SIL Regular" w:hAnsi="Charis SIL Regular" w:eastAsia="Charis SIL Regular"/>
           <w:b w:val="0"/>
           <w:i w:val="0"/>
           <w:color w:val="000000"/>
           <w:sz w:val="24"/>
         </w:rPr>
-        <w:t>over wat ande</w:t>
+        <w:t>o</w:t>
+      </w:r>
+      <w:r>
+        <w:rPr>
+          <w:rFonts w:ascii="Charis SIL Regular" w:hAnsi="Charis SIL Regular" w:eastAsia="Charis SIL Regular"/>
+          <w:b w:val="0"/>
+          <w:i w:val="0"/>
+          <w:color w:val="000000"/>
+          <w:sz w:val="24"/>
+        </w:rPr>
+        <w:t>ver wat ande</w:t>
       </w:r>
       <w:r>
         <w:rPr>
@@ -1952,6 +1963,7 @@
           <w:i w:val="0"/>
           <w:color w:val="0000FF"/>
           <w:sz w:val="24"/>
+          <w:u w:val="single"/>
         </w:rPr>
         <w:hyperlink r:id="rId19" w:history="1">
           <w:r>
@@ -2069,7 +2081,7 @@
             <w:rPr>
               <w:rStyle w:val="Hyperlink"/>
             </w:rPr>
-            <w:t>Etnografis</w:t>
+            <w:t>Etnografisc</w:t>
           </w:r>
         </w:hyperlink>
       </w:r>
@@ -2080,23 +2092,7 @@
           <w:i w:val="0"/>
           <w:color w:val="0000FF"/>
           <w:sz w:val="24"/>
-        </w:rPr>
-        <w:hyperlink r:id="rId20" w:history="1">
-          <w:r>
-            <w:rPr>
-              <w:rStyle w:val="Hyperlink"/>
-            </w:rPr>
-            <w:t>c</w:t>
-          </w:r>
-        </w:hyperlink>
-      </w:r>
-      <w:r>
-        <w:rPr>
-          <w:rFonts w:ascii="Charis SIL Regular" w:hAnsi="Charis SIL Regular" w:eastAsia="Charis SIL Regular"/>
-          <w:b w:val="0"/>
-          <w:i w:val="0"/>
-          <w:color w:val="0000FF"/>
-          <w:sz w:val="24"/>
+          <w:u w:val="single"/>
         </w:rPr>
         <w:t>h</w:t>
       </w:r>
@@ -2154,7 +2150,7 @@
             <w:rPr>
               <w:rStyle w:val="Hyperlink"/>
             </w:rPr>
-            <w:t>Artis</w:t>
+            <w:t>Arti</w:t>
           </w:r>
         </w:hyperlink>
       </w:r>
@@ -2163,6 +2159,16 @@
           <w:rFonts w:ascii="Charis SIL Regular" w:hAnsi="Charis SIL Regular" w:eastAsia="Charis SIL Regular"/>
           <w:b w:val="0"/>
           <w:i w:val="0"/>
+          <w:color w:val="0000FF"/>
+          <w:sz w:val="24"/>
+        </w:rPr>
+        <w:t>s</w:t>
+      </w:r>
+      <w:r>
+        <w:rPr>
+          <w:rFonts w:ascii="Charis SIL Regular" w:hAnsi="Charis SIL Regular" w:eastAsia="Charis SIL Regular"/>
+          <w:b w:val="0"/>
+          <w:i w:val="0"/>
           <w:color w:val="000000"/>
           <w:sz w:val="24"/>
         </w:rPr>
@@ -2187,25 +2193,7 @@
           <w:color w:val="000000"/>
           <w:sz w:val="24"/>
         </w:rPr>
-        <w:t>e</w:t>
-      </w:r>
-      <w:r>
-        <w:rPr>
-          <w:u w:val="single" w:color="0000ff"/>
-          <w:rFonts w:ascii="Charis SIL Regular" w:hAnsi="Charis SIL Regular" w:eastAsia="Charis SIL Regular"/>
-          <w:b w:val="0"/>
-          <w:i w:val="0"/>
-          <w:color w:val="000000"/>
-          <w:sz w:val="24"/>
-        </w:rPr>
-        <w:hyperlink r:id="rId19" w:history="1">
-          <w:r>
-            <w:rPr>
-              <w:rStyle w:val="Hyperlink"/>
-            </w:rPr>
-            <w:t xml:space="preserve">t </w:t>
-          </w:r>
-        </w:hyperlink>
+        <w:t xml:space="preserve">et </w:t>
       </w:r>
       <w:r>
         <w:rPr>
@@ -2245,7 +2233,7 @@
           <w:sz w:val="24"/>
           <w:u w:val="single"/>
         </w:rPr>
-        <w:hyperlink r:id="rId19" w:history="1">
+        <w:hyperlink r:id="rId12" w:history="1">
           <w:r>
             <w:rPr>
               <w:rStyle w:val="Hyperlink"/>
@@ -2261,24 +2249,14 @@
           <w:i w:val="0"/>
           <w:color w:val="0000FF"/>
           <w:sz w:val="24"/>
-        </w:rPr>
-        <w:t>fi</w:t>
-      </w:r>
-      <w:r>
-        <w:rPr>
-          <w:rFonts w:ascii="Charis SIL Regular" w:hAnsi="Charis SIL Regular" w:eastAsia="Charis SIL Regular"/>
-          <w:b w:val="0"/>
-          <w:i w:val="0"/>
-          <w:color w:val="0000FF"/>
-          <w:sz w:val="24"/>
           <w:u w:val="single"/>
         </w:rPr>
-        <w:hyperlink r:id="rId19" w:history="1">
+        <w:hyperlink r:id="rId12" w:history="1">
           <w:r>
             <w:rPr>
               <w:rStyle w:val="Hyperlink"/>
             </w:rPr>
-            <w:t>sch</w:t>
+            <w:t>fi</w:t>
           </w:r>
         </w:hyperlink>
       </w:r>
@@ -2291,6 +2269,45 @@
           <w:sz w:val="24"/>
           <w:u w:val="single"/>
         </w:rPr>
+        <w:hyperlink r:id="rId12" w:history="1">
+          <w:r>
+            <w:rPr>
+              <w:rStyle w:val="Hyperlink"/>
+            </w:rPr>
+            <w:t>s</w:t>
+          </w:r>
+        </w:hyperlink>
+      </w:r>
+      <w:r>
+        <w:rPr>
+          <w:rFonts w:ascii="Charis SIL Regular" w:hAnsi="Charis SIL Regular" w:eastAsia="Charis SIL Regular"/>
+          <w:b w:val="0"/>
+          <w:i w:val="0"/>
+          <w:color w:val="0000FF"/>
+          <w:sz w:val="24"/>
+          <w:u w:val="single"/>
+        </w:rPr>
+        <w:t>c</w:t>
+      </w:r>
+      <w:r>
+        <w:rPr>
+          <w:rFonts w:ascii="Charis SIL Regular" w:hAnsi="Charis SIL Regular" w:eastAsia="Charis SIL Regular"/>
+          <w:b w:val="0"/>
+          <w:i w:val="0"/>
+          <w:color w:val="0000FF"/>
+          <w:sz w:val="24"/>
+          <w:u w:val="single"/>
+        </w:rPr>
+        <w:t>h</w:t>
+      </w:r>
+      <w:r>
+        <w:rPr>
+          <w:rFonts w:ascii="Charis SIL Regular" w:hAnsi="Charis SIL Regular" w:eastAsia="Charis SIL Regular"/>
+          <w:b w:val="0"/>
+          <w:i w:val="0"/>
+          <w:color w:val="0000FF"/>
+          <w:sz w:val="24"/>
+        </w:rPr>
         <w:t xml:space="preserve"> </w:t>
       </w:r>
       <w:r>
@@ -2302,7 +2319,7 @@
           <w:sz w:val="24"/>
           <w:u w:val="single"/>
         </w:rPr>
-        <w:hyperlink r:id="rId19" w:history="1">
+        <w:hyperlink r:id="rId12" w:history="1">
           <w:r>
             <w:rPr>
               <w:rStyle w:val="Hyperlink"/>
@@ -2451,14 +2468,7 @@
           <w:color w:val="000000"/>
           <w:sz w:val="24"/>
         </w:rPr>
-        <w:hyperlink r:id="rId12" w:history="1">
-          <w:r>
-            <w:rPr>
-              <w:rStyle w:val="Hyperlink"/>
-            </w:rPr>
-            <w:t>reldte</w:t>
-          </w:r>
-        </w:hyperlink>
+        <w:t>reldte</w:t>
       </w:r>
       <w:r>
         <w:rPr>
@@ -3639,13 +3649,25 @@
       </w:r>
       <w:r>
         <w:rPr>
+          <w:u w:val="single" w:color="0000ff"/>
           <w:rFonts w:ascii="Charis SIL Regular" w:hAnsi="Charis SIL Regular" w:eastAsia="Charis SIL Regular"/>
           <w:b w:val="0"/>
           <w:i w:val="0"/>
           <w:color w:val="000000"/>
           <w:sz w:val="24"/>
         </w:rPr>
-        <w:t xml:space="preserve"> fotocollectie van </w:t>
+        <w:t xml:space="preserve"> </w:t>
+      </w:r>
+      <w:r>
+        <w:rPr>
+          <w:u w:val="single" w:color="0000ff"/>
+          <w:rFonts w:ascii="Charis SIL Regular" w:hAnsi="Charis SIL Regular" w:eastAsia="Charis SIL Regular"/>
+          <w:b w:val="0"/>
+          <w:i w:val="0"/>
+          <w:color w:val="000000"/>
+          <w:sz w:val="24"/>
+        </w:rPr>
+        <w:t xml:space="preserve">fotocollectie van </w:t>
       </w:r>
       <w:r>
         <w:rPr>
@@ -3656,14 +3678,7 @@
           <w:sz w:val="24"/>
           <w:u w:val="single"/>
         </w:rPr>
-        <w:hyperlink r:id="rId23" w:history="1">
-          <w:r>
-            <w:rPr>
-              <w:rStyle w:val="Hyperlink"/>
-            </w:rPr>
-            <w:t>Wer</w:t>
-          </w:r>
-        </w:hyperlink>
+        <w:t>Wer</w:t>
       </w:r>
       <w:r>
         <w:rPr>
@@ -5275,7 +5290,7 @@
             <w:rPr>
               <w:rStyle w:val="Hyperlink"/>
             </w:rPr>
-            <w:t>file/49d013d5-0786</w:t>
+            <w:t>file/49d013d5-078</w:t>
           </w:r>
         </w:hyperlink>
       </w:r>
@@ -5286,25 +5301,13 @@
           <w:i w:val="0"/>
           <w:color w:val="0000FF"/>
           <w:sz w:val="24"/>
-          <w:u w:val="single"/>
-        </w:rPr>
-        <w:t>-</w:t>
-      </w:r>
-      <w:r>
-        <w:rPr>
-          <w:rFonts w:ascii="Charis SIL Regular" w:hAnsi="Charis SIL Regular" w:eastAsia="Charis SIL Regular"/>
-          <w:b w:val="0"/>
-          <w:i w:val="0"/>
-          <w:color w:val="0000FF"/>
-          <w:sz w:val="24"/>
-          <w:u w:val="single"/>
         </w:rPr>
         <w:hyperlink r:id="rId27" w:history="1">
           <w:r>
             <w:rPr>
               <w:rStyle w:val="Hyperlink"/>
             </w:rPr>
-            <w:t>db08</w:t>
+            <w:t>6</w:t>
           </w:r>
         </w:hyperlink>
       </w:r>
@@ -5317,6 +5320,24 @@
           <w:sz w:val="24"/>
         </w:rPr>
         <w:t>-</w:t>
+      </w:r>
+      <w:r>
+        <w:rPr>
+          <w:rFonts w:ascii="Charis SIL Regular" w:hAnsi="Charis SIL Regular" w:eastAsia="Charis SIL Regular"/>
+          <w:b w:val="0"/>
+          <w:i w:val="0"/>
+          <w:color w:val="0000FF"/>
+          <w:sz w:val="24"/>
+          <w:u w:val="single"/>
+        </w:rPr>
+        <w:hyperlink r:id="rId27" w:history="1">
+          <w:r>
+            <w:rPr>
+              <w:rStyle w:val="Hyperlink"/>
+            </w:rPr>
+            <w:t>db08-</w:t>
+          </w:r>
+        </w:hyperlink>
       </w:r>
       <w:r>
         <w:rPr>
@@ -6415,6 +6436,7 @@
       </w:r>
       <w:r>
         <w:rPr>
+          <w:u w:val="single" w:color="0000ff"/>
           <w:rFonts w:ascii="Charis SIL Regular" w:hAnsi="Charis SIL Regular" w:eastAsia="Charis SIL Regular"/>
           <w:b w:val="0"/>
           <w:i w:val="0"/>
@@ -6457,7 +6479,7 @@
           <w:sz w:val="24"/>
           <w:u w:val="single"/>
         </w:rPr>
-        <w:hyperlink r:id="rId32" w:history="1">
+        <w:hyperlink r:id="rId16" w:history="1">
           <w:r>
             <w:rPr>
               <w:rStyle w:val="Hyperlink"/>

--- a/EXPORTS/DOCX/published/niveau3/Dutch/Wereldtentoonstelling1883.docx
+++ b/EXPORTS/DOCX/published/niveau3/Dutch/Wereldtentoonstelling1883.docx
@@ -1062,7 +1062,7 @@
           <w:sz w:val="24"/>
           <w:u w:val="single"/>
         </w:rPr>
-        <w:hyperlink r:id="rId13" w:history="1">
+        <w:hyperlink r:id="rId14" w:history="1">
           <w:r>
             <w:rPr>
               <w:rStyle w:val="Hyperlink"/>
@@ -1120,13 +1120,21 @@
       </w:r>
       <w:r>
         <w:rPr>
+          <w:u w:val="single" w:color="0000ff"/>
           <w:rFonts w:ascii="Charis SIL Regular" w:hAnsi="Charis SIL Regular" w:eastAsia="Charis SIL Regular"/>
           <w:b w:val="0"/>
           <w:i w:val="0"/>
           <w:color w:val="000000"/>
           <w:sz w:val="24"/>
         </w:rPr>
-        <w:t>verantwoordelijk voor het verzamelen van objecten in Nederlands-I</w:t>
+        <w:hyperlink r:id="rId13" w:history="1">
+          <w:r>
+            <w:rPr>
+              <w:rStyle w:val="Hyperlink"/>
+            </w:rPr>
+            <w:t>verantwoor</w:t>
+          </w:r>
+        </w:hyperlink>
       </w:r>
       <w:r>
         <w:rPr>
@@ -1137,7 +1145,42 @@
           <w:color w:val="000000"/>
           <w:sz w:val="24"/>
         </w:rPr>
-        <w:t>ndië. V</w:t>
+        <w:hyperlink r:id="rId13" w:history="1">
+          <w:r>
+            <w:rPr>
+              <w:rStyle w:val="Hyperlink"/>
+            </w:rPr>
+            <w:t>delijk vo</w:t>
+          </w:r>
+        </w:hyperlink>
+      </w:r>
+      <w:r>
+        <w:rPr>
+          <w:rFonts w:ascii="Charis SIL Regular" w:hAnsi="Charis SIL Regular" w:eastAsia="Charis SIL Regular"/>
+          <w:b w:val="0"/>
+          <w:i w:val="0"/>
+          <w:color w:val="000000"/>
+          <w:sz w:val="24"/>
+        </w:rPr>
+        <w:t>or het verzamelen van objecten in Nederlands-I</w:t>
+      </w:r>
+      <w:r>
+        <w:rPr>
+          <w:u w:val="single" w:color="0000ff"/>
+          <w:rFonts w:ascii="Charis SIL Regular" w:hAnsi="Charis SIL Regular" w:eastAsia="Charis SIL Regular"/>
+          <w:b w:val="0"/>
+          <w:i w:val="0"/>
+          <w:color w:val="000000"/>
+          <w:sz w:val="24"/>
+        </w:rPr>
+        <w:hyperlink r:id="rId14" w:history="1">
+          <w:r>
+            <w:rPr>
+              <w:rStyle w:val="Hyperlink"/>
+            </w:rPr>
+            <w:t>ndië. V</w:t>
+          </w:r>
+        </w:hyperlink>
       </w:r>
       <w:r>
         <w:rPr>
@@ -1452,43 +1495,7 @@
           <w:color w:val="000000"/>
           <w:sz w:val="24"/>
         </w:rPr>
-        <w:t xml:space="preserve">Bloembergen </w:t>
-      </w:r>
-      <w:r>
-        <w:rPr>
-          <w:u w:val="single" w:color="0000ff"/>
-          <w:rFonts w:ascii="Charis SIL Regular" w:hAnsi="Charis SIL Regular" w:eastAsia="Charis SIL Regular"/>
-          <w:b w:val="0"/>
-          <w:i w:val="0"/>
-          <w:color w:val="000000"/>
-          <w:sz w:val="24"/>
-        </w:rPr>
-        <w:hyperlink r:id="rId15" w:history="1">
-          <w:r>
-            <w:rPr>
-              <w:rStyle w:val="Hyperlink"/>
-            </w:rPr>
-            <w:t>is meer i</w:t>
-          </w:r>
-        </w:hyperlink>
-      </w:r>
-      <w:r>
-        <w:rPr>
-          <w:u w:val="single" w:color="0000ff"/>
-          <w:rFonts w:ascii="Charis SIL Regular" w:hAnsi="Charis SIL Regular" w:eastAsia="Charis SIL Regular"/>
-          <w:b w:val="0"/>
-          <w:i w:val="0"/>
-          <w:color w:val="000000"/>
-          <w:sz w:val="24"/>
-        </w:rPr>
-        <w:hyperlink r:id="rId15" w:history="1">
-          <w:r>
-            <w:rPr>
-              <w:rStyle w:val="Hyperlink"/>
-            </w:rPr>
-            <w:t>nformatie bes</w:t>
-          </w:r>
-        </w:hyperlink>
+        <w:t>Bloembergen is meer informatie bes</w:t>
       </w:r>
       <w:r>
         <w:rPr>
@@ -1510,24 +1517,13 @@
       </w:r>
       <w:r>
         <w:rPr>
-          <w:u w:val="single" w:color="0000ff"/>
           <w:rFonts w:ascii="Charis SIL Regular" w:hAnsi="Charis SIL Regular" w:eastAsia="Charis SIL Regular"/>
           <w:b w:val="0"/>
           <w:i w:val="0"/>
           <w:color w:val="000000"/>
           <w:sz w:val="24"/>
         </w:rPr>
-        <w:t>o</w:t>
-      </w:r>
-      <w:r>
-        <w:rPr>
-          <w:rFonts w:ascii="Charis SIL Regular" w:hAnsi="Charis SIL Regular" w:eastAsia="Charis SIL Regular"/>
-          <w:b w:val="0"/>
-          <w:i w:val="0"/>
-          <w:color w:val="000000"/>
-          <w:sz w:val="24"/>
-        </w:rPr>
-        <w:t>ver wat ande</w:t>
+        <w:t>over wat ande</w:t>
       </w:r>
       <w:r>
         <w:rPr>
@@ -1963,7 +1959,6 @@
           <w:i w:val="0"/>
           <w:color w:val="0000FF"/>
           <w:sz w:val="24"/>
-          <w:u w:val="single"/>
         </w:rPr>
         <w:hyperlink r:id="rId19" w:history="1">
           <w:r>
@@ -2081,7 +2076,7 @@
             <w:rPr>
               <w:rStyle w:val="Hyperlink"/>
             </w:rPr>
-            <w:t>Etnografisc</w:t>
+            <w:t>Etnografis</w:t>
           </w:r>
         </w:hyperlink>
       </w:r>
@@ -2092,7 +2087,23 @@
           <w:i w:val="0"/>
           <w:color w:val="0000FF"/>
           <w:sz w:val="24"/>
-          <w:u w:val="single"/>
+        </w:rPr>
+        <w:hyperlink r:id="rId20" w:history="1">
+          <w:r>
+            <w:rPr>
+              <w:rStyle w:val="Hyperlink"/>
+            </w:rPr>
+            <w:t>c</w:t>
+          </w:r>
+        </w:hyperlink>
+      </w:r>
+      <w:r>
+        <w:rPr>
+          <w:rFonts w:ascii="Charis SIL Regular" w:hAnsi="Charis SIL Regular" w:eastAsia="Charis SIL Regular"/>
+          <w:b w:val="0"/>
+          <w:i w:val="0"/>
+          <w:color w:val="0000FF"/>
+          <w:sz w:val="24"/>
         </w:rPr>
         <w:t>h</w:t>
       </w:r>
@@ -2150,7 +2161,7 @@
             <w:rPr>
               <w:rStyle w:val="Hyperlink"/>
             </w:rPr>
-            <w:t>Arti</w:t>
+            <w:t>Artis</w:t>
           </w:r>
         </w:hyperlink>
       </w:r>
@@ -2159,16 +2170,6 @@
           <w:rFonts w:ascii="Charis SIL Regular" w:hAnsi="Charis SIL Regular" w:eastAsia="Charis SIL Regular"/>
           <w:b w:val="0"/>
           <w:i w:val="0"/>
-          <w:color w:val="0000FF"/>
-          <w:sz w:val="24"/>
-        </w:rPr>
-        <w:t>s</w:t>
-      </w:r>
-      <w:r>
-        <w:rPr>
-          <w:rFonts w:ascii="Charis SIL Regular" w:hAnsi="Charis SIL Regular" w:eastAsia="Charis SIL Regular"/>
-          <w:b w:val="0"/>
-          <w:i w:val="0"/>
           <w:color w:val="000000"/>
           <w:sz w:val="24"/>
         </w:rPr>
@@ -2193,7 +2194,25 @@
           <w:color w:val="000000"/>
           <w:sz w:val="24"/>
         </w:rPr>
-        <w:t xml:space="preserve">et </w:t>
+        <w:t>e</w:t>
+      </w:r>
+      <w:r>
+        <w:rPr>
+          <w:u w:val="single" w:color="0000ff"/>
+          <w:rFonts w:ascii="Charis SIL Regular" w:hAnsi="Charis SIL Regular" w:eastAsia="Charis SIL Regular"/>
+          <w:b w:val="0"/>
+          <w:i w:val="0"/>
+          <w:color w:val="000000"/>
+          <w:sz w:val="24"/>
+        </w:rPr>
+        <w:hyperlink r:id="rId19" w:history="1">
+          <w:r>
+            <w:rPr>
+              <w:rStyle w:val="Hyperlink"/>
+            </w:rPr>
+            <w:t xml:space="preserve">t </w:t>
+          </w:r>
+        </w:hyperlink>
       </w:r>
       <w:r>
         <w:rPr>
@@ -2233,7 +2252,7 @@
           <w:sz w:val="24"/>
           <w:u w:val="single"/>
         </w:rPr>
-        <w:hyperlink r:id="rId12" w:history="1">
+        <w:hyperlink r:id="rId19" w:history="1">
           <w:r>
             <w:rPr>
               <w:rStyle w:val="Hyperlink"/>
@@ -2249,14 +2268,24 @@
           <w:i w:val="0"/>
           <w:color w:val="0000FF"/>
           <w:sz w:val="24"/>
+        </w:rPr>
+        <w:t>fi</w:t>
+      </w:r>
+      <w:r>
+        <w:rPr>
+          <w:rFonts w:ascii="Charis SIL Regular" w:hAnsi="Charis SIL Regular" w:eastAsia="Charis SIL Regular"/>
+          <w:b w:val="0"/>
+          <w:i w:val="0"/>
+          <w:color w:val="0000FF"/>
+          <w:sz w:val="24"/>
           <w:u w:val="single"/>
         </w:rPr>
-        <w:hyperlink r:id="rId12" w:history="1">
+        <w:hyperlink r:id="rId19" w:history="1">
           <w:r>
             <w:rPr>
               <w:rStyle w:val="Hyperlink"/>
             </w:rPr>
-            <w:t>fi</w:t>
+            <w:t>sch</w:t>
           </w:r>
         </w:hyperlink>
       </w:r>
@@ -2269,14 +2298,7 @@
           <w:sz w:val="24"/>
           <w:u w:val="single"/>
         </w:rPr>
-        <w:hyperlink r:id="rId12" w:history="1">
-          <w:r>
-            <w:rPr>
-              <w:rStyle w:val="Hyperlink"/>
-            </w:rPr>
-            <w:t>s</w:t>
-          </w:r>
-        </w:hyperlink>
+        <w:t xml:space="preserve"> </w:t>
       </w:r>
       <w:r>
         <w:rPr>
@@ -2287,39 +2309,7 @@
           <w:sz w:val="24"/>
           <w:u w:val="single"/>
         </w:rPr>
-        <w:t>c</w:t>
-      </w:r>
-      <w:r>
-        <w:rPr>
-          <w:rFonts w:ascii="Charis SIL Regular" w:hAnsi="Charis SIL Regular" w:eastAsia="Charis SIL Regular"/>
-          <w:b w:val="0"/>
-          <w:i w:val="0"/>
-          <w:color w:val="0000FF"/>
-          <w:sz w:val="24"/>
-          <w:u w:val="single"/>
-        </w:rPr>
-        <w:t>h</w:t>
-      </w:r>
-      <w:r>
-        <w:rPr>
-          <w:rFonts w:ascii="Charis SIL Regular" w:hAnsi="Charis SIL Regular" w:eastAsia="Charis SIL Regular"/>
-          <w:b w:val="0"/>
-          <w:i w:val="0"/>
-          <w:color w:val="0000FF"/>
-          <w:sz w:val="24"/>
-        </w:rPr>
-        <w:t xml:space="preserve"> </w:t>
-      </w:r>
-      <w:r>
-        <w:rPr>
-          <w:rFonts w:ascii="Charis SIL Regular" w:hAnsi="Charis SIL Regular" w:eastAsia="Charis SIL Regular"/>
-          <w:b w:val="0"/>
-          <w:i w:val="0"/>
-          <w:color w:val="0000FF"/>
-          <w:sz w:val="24"/>
-          <w:u w:val="single"/>
-        </w:rPr>
-        <w:hyperlink r:id="rId12" w:history="1">
+        <w:hyperlink r:id="rId19" w:history="1">
           <w:r>
             <w:rPr>
               <w:rStyle w:val="Hyperlink"/>
@@ -2468,7 +2458,14 @@
           <w:color w:val="000000"/>
           <w:sz w:val="24"/>
         </w:rPr>
-        <w:t>reldte</w:t>
+        <w:hyperlink r:id="rId12" w:history="1">
+          <w:r>
+            <w:rPr>
+              <w:rStyle w:val="Hyperlink"/>
+            </w:rPr>
+            <w:t>reldte</w:t>
+          </w:r>
+        </w:hyperlink>
       </w:r>
       <w:r>
         <w:rPr>
@@ -3649,25 +3646,13 @@
       </w:r>
       <w:r>
         <w:rPr>
-          <w:u w:val="single" w:color="0000ff"/>
           <w:rFonts w:ascii="Charis SIL Regular" w:hAnsi="Charis SIL Regular" w:eastAsia="Charis SIL Regular"/>
           <w:b w:val="0"/>
           <w:i w:val="0"/>
           <w:color w:val="000000"/>
           <w:sz w:val="24"/>
         </w:rPr>
-        <w:t xml:space="preserve"> </w:t>
-      </w:r>
-      <w:r>
-        <w:rPr>
-          <w:u w:val="single" w:color="0000ff"/>
-          <w:rFonts w:ascii="Charis SIL Regular" w:hAnsi="Charis SIL Regular" w:eastAsia="Charis SIL Regular"/>
-          <w:b w:val="0"/>
-          <w:i w:val="0"/>
-          <w:color w:val="000000"/>
-          <w:sz w:val="24"/>
-        </w:rPr>
-        <w:t xml:space="preserve">fotocollectie van </w:t>
+        <w:t xml:space="preserve"> fotocollectie van </w:t>
       </w:r>
       <w:r>
         <w:rPr>
@@ -3678,7 +3663,14 @@
           <w:sz w:val="24"/>
           <w:u w:val="single"/>
         </w:rPr>
-        <w:t>Wer</w:t>
+        <w:hyperlink r:id="rId23" w:history="1">
+          <w:r>
+            <w:rPr>
+              <w:rStyle w:val="Hyperlink"/>
+            </w:rPr>
+            <w:t>Wer</w:t>
+          </w:r>
+        </w:hyperlink>
       </w:r>
       <w:r>
         <w:rPr>
@@ -5290,7 +5282,7 @@
             <w:rPr>
               <w:rStyle w:val="Hyperlink"/>
             </w:rPr>
-            <w:t>file/49d013d5-078</w:t>
+            <w:t>file/49d013d5-0786</w:t>
           </w:r>
         </w:hyperlink>
       </w:r>
@@ -5301,13 +5293,25 @@
           <w:i w:val="0"/>
           <w:color w:val="0000FF"/>
           <w:sz w:val="24"/>
+          <w:u w:val="single"/>
+        </w:rPr>
+        <w:t>-</w:t>
+      </w:r>
+      <w:r>
+        <w:rPr>
+          <w:rFonts w:ascii="Charis SIL Regular" w:hAnsi="Charis SIL Regular" w:eastAsia="Charis SIL Regular"/>
+          <w:b w:val="0"/>
+          <w:i w:val="0"/>
+          <w:color w:val="0000FF"/>
+          <w:sz w:val="24"/>
+          <w:u w:val="single"/>
         </w:rPr>
         <w:hyperlink r:id="rId27" w:history="1">
           <w:r>
             <w:rPr>
               <w:rStyle w:val="Hyperlink"/>
             </w:rPr>
-            <w:t>6</w:t>
+            <w:t>db08</w:t>
           </w:r>
         </w:hyperlink>
       </w:r>
@@ -5320,24 +5324,6 @@
           <w:sz w:val="24"/>
         </w:rPr>
         <w:t>-</w:t>
-      </w:r>
-      <w:r>
-        <w:rPr>
-          <w:rFonts w:ascii="Charis SIL Regular" w:hAnsi="Charis SIL Regular" w:eastAsia="Charis SIL Regular"/>
-          <w:b w:val="0"/>
-          <w:i w:val="0"/>
-          <w:color w:val="0000FF"/>
-          <w:sz w:val="24"/>
-          <w:u w:val="single"/>
-        </w:rPr>
-        <w:hyperlink r:id="rId27" w:history="1">
-          <w:r>
-            <w:rPr>
-              <w:rStyle w:val="Hyperlink"/>
-            </w:rPr>
-            <w:t>db08-</w:t>
-          </w:r>
-        </w:hyperlink>
       </w:r>
       <w:r>
         <w:rPr>
@@ -6479,7 +6465,7 @@
           <w:sz w:val="24"/>
           <w:u w:val="single"/>
         </w:rPr>
-        <w:hyperlink r:id="rId16" w:history="1">
+        <w:hyperlink r:id="rId32" w:history="1">
           <w:r>
             <w:rPr>
               <w:rStyle w:val="Hyperlink"/>
@@ -6508,7 +6494,7 @@
           <w:sz w:val="24"/>
           <w:u w:val="single"/>
         </w:rPr>
-        <w:hyperlink r:id="rId32" w:history="1">
+        <w:hyperlink r:id="rId16" w:history="1">
           <w:r>
             <w:rPr>
               <w:rStyle w:val="Hyperlink"/>

--- a/EXPORTS/DOCX/published/niveau3/Dutch/Wereldtentoonstelling1883.docx
+++ b/EXPORTS/DOCX/published/niveau3/Dutch/Wereldtentoonstelling1883.docx
@@ -538,71 +538,7 @@
           <w:color w:val="000000"/>
           <w:sz w:val="24"/>
         </w:rPr>
-        <w:t>, een Nederlands geograaf en etnoloog. Van zijn hand verscheen nad</w:t>
-      </w:r>
-      <w:r>
-        <w:rPr>
-          <w:u w:val="single" w:color="0000ff"/>
-          <w:rFonts w:ascii="Charis SIL Regular" w:hAnsi="Charis SIL Regular" w:eastAsia="Charis SIL Regular"/>
-          <w:b w:val="0"/>
-          <w:i w:val="0"/>
-          <w:color w:val="000000"/>
-          <w:sz w:val="24"/>
-        </w:rPr>
-        <w:hyperlink r:id="rId10" w:history="1">
-          <w:r>
-            <w:rPr>
-              <w:rStyle w:val="Hyperlink"/>
-            </w:rPr>
-            <w:t xml:space="preserve">at de </w:t>
-          </w:r>
-        </w:hyperlink>
-      </w:r>
-      <w:r>
-        <w:rPr>
-          <w:u w:val="single" w:color="0000ff"/>
-          <w:rFonts w:ascii="Charis SIL Regular" w:hAnsi="Charis SIL Regular" w:eastAsia="Charis SIL Regular"/>
-          <w:b w:val="0"/>
-          <w:i w:val="0"/>
-          <w:color w:val="000000"/>
-          <w:sz w:val="24"/>
-        </w:rPr>
-        <w:hyperlink r:id="rId10" w:history="1">
-          <w:r>
-            <w:rPr>
-              <w:rStyle w:val="Hyperlink"/>
-            </w:rPr>
-            <w:t>t</w:t>
-          </w:r>
-        </w:hyperlink>
-      </w:r>
-      <w:r>
-        <w:rPr>
-          <w:u w:val="single" w:color="0000ff"/>
-          <w:rFonts w:ascii="Charis SIL Regular" w:hAnsi="Charis SIL Regular" w:eastAsia="Charis SIL Regular"/>
-          <w:b w:val="0"/>
-          <w:i w:val="0"/>
-          <w:color w:val="000000"/>
-          <w:sz w:val="24"/>
-        </w:rPr>
-        <w:hyperlink r:id="rId10" w:history="1">
-          <w:r>
-            <w:rPr>
-              <w:rStyle w:val="Hyperlink"/>
-            </w:rPr>
-            <w:t>entoonste</w:t>
-          </w:r>
-        </w:hyperlink>
-      </w:r>
-      <w:r>
-        <w:rPr>
-          <w:rFonts w:ascii="Charis SIL Regular" w:hAnsi="Charis SIL Regular" w:eastAsia="Charis SIL Regular"/>
-          <w:b w:val="0"/>
-          <w:i w:val="0"/>
-          <w:color w:val="000000"/>
-          <w:sz w:val="24"/>
-        </w:rPr>
-        <w:t xml:space="preserve">lling </w:t>
+        <w:t xml:space="preserve">, een Nederlands geograaf en etnoloog. Van zijn hand verscheen nadat de tentoonstelling </w:t>
       </w:r>
       <w:r>
         <w:rPr>
@@ -1120,21 +1056,13 @@
       </w:r>
       <w:r>
         <w:rPr>
-          <w:u w:val="single" w:color="0000ff"/>
           <w:rFonts w:ascii="Charis SIL Regular" w:hAnsi="Charis SIL Regular" w:eastAsia="Charis SIL Regular"/>
           <w:b w:val="0"/>
           <w:i w:val="0"/>
           <w:color w:val="000000"/>
           <w:sz w:val="24"/>
         </w:rPr>
-        <w:hyperlink r:id="rId13" w:history="1">
-          <w:r>
-            <w:rPr>
-              <w:rStyle w:val="Hyperlink"/>
-            </w:rPr>
-            <w:t>verantwoor</w:t>
-          </w:r>
-        </w:hyperlink>
+        <w:t>verantwoor</w:t>
       </w:r>
       <w:r>
         <w:rPr>
@@ -1495,7 +1423,43 @@
           <w:color w:val="000000"/>
           <w:sz w:val="24"/>
         </w:rPr>
-        <w:t>Bloembergen is meer informatie bes</w:t>
+        <w:t xml:space="preserve">Bloembergen </w:t>
+      </w:r>
+      <w:r>
+        <w:rPr>
+          <w:u w:val="single" w:color="0000ff"/>
+          <w:rFonts w:ascii="Charis SIL Regular" w:hAnsi="Charis SIL Regular" w:eastAsia="Charis SIL Regular"/>
+          <w:b w:val="0"/>
+          <w:i w:val="0"/>
+          <w:color w:val="000000"/>
+          <w:sz w:val="24"/>
+        </w:rPr>
+        <w:hyperlink r:id="rId15" w:history="1">
+          <w:r>
+            <w:rPr>
+              <w:rStyle w:val="Hyperlink"/>
+            </w:rPr>
+            <w:t>is meer i</w:t>
+          </w:r>
+        </w:hyperlink>
+      </w:r>
+      <w:r>
+        <w:rPr>
+          <w:u w:val="single" w:color="0000ff"/>
+          <w:rFonts w:ascii="Charis SIL Regular" w:hAnsi="Charis SIL Regular" w:eastAsia="Charis SIL Regular"/>
+          <w:b w:val="0"/>
+          <w:i w:val="0"/>
+          <w:color w:val="000000"/>
+          <w:sz w:val="24"/>
+        </w:rPr>
+        <w:hyperlink r:id="rId15" w:history="1">
+          <w:r>
+            <w:rPr>
+              <w:rStyle w:val="Hyperlink"/>
+            </w:rPr>
+            <w:t>nformatie bes</w:t>
+          </w:r>
+        </w:hyperlink>
       </w:r>
       <w:r>
         <w:rPr>
@@ -1517,13 +1481,24 @@
       </w:r>
       <w:r>
         <w:rPr>
+          <w:u w:val="single" w:color="0000ff"/>
           <w:rFonts w:ascii="Charis SIL Regular" w:hAnsi="Charis SIL Regular" w:eastAsia="Charis SIL Regular"/>
           <w:b w:val="0"/>
           <w:i w:val="0"/>
           <w:color w:val="000000"/>
           <w:sz w:val="24"/>
         </w:rPr>
-        <w:t>over wat ande</w:t>
+        <w:t>o</w:t>
+      </w:r>
+      <w:r>
+        <w:rPr>
+          <w:rFonts w:ascii="Charis SIL Regular" w:hAnsi="Charis SIL Regular" w:eastAsia="Charis SIL Regular"/>
+          <w:b w:val="0"/>
+          <w:i w:val="0"/>
+          <w:color w:val="000000"/>
+          <w:sz w:val="24"/>
+        </w:rPr>
+        <w:t>ver wat ande</w:t>
       </w:r>
       <w:r>
         <w:rPr>
@@ -1965,7 +1940,7 @@
             <w:rPr>
               <w:rStyle w:val="Hyperlink"/>
             </w:rPr>
-            <w:t>W</w:t>
+            <w:t>Wereldmus</w:t>
           </w:r>
         </w:hyperlink>
       </w:r>
@@ -1978,25 +1953,7 @@
           <w:sz w:val="24"/>
           <w:u w:val="single"/>
         </w:rPr>
-        <w:hyperlink r:id="rId18" w:history="1">
-          <w:r>
-            <w:rPr>
-              <w:rStyle w:val="Hyperlink"/>
-            </w:rPr>
-            <w:t>ereldmus</w:t>
-          </w:r>
-        </w:hyperlink>
-      </w:r>
-      <w:r>
-        <w:rPr>
-          <w:rFonts w:ascii="Charis SIL Regular" w:hAnsi="Charis SIL Regular" w:eastAsia="Charis SIL Regular"/>
-          <w:b w:val="0"/>
-          <w:i w:val="0"/>
-          <w:color w:val="0000FF"/>
-          <w:sz w:val="24"/>
-          <w:u w:val="single"/>
-        </w:rPr>
-        <w:hyperlink r:id="rId18" w:history="1">
+        <w:hyperlink r:id="rId19" w:history="1">
           <w:r>
             <w:rPr>
               <w:rStyle w:val="Hyperlink"/>
@@ -2183,36 +2140,7 @@
           <w:color w:val="000000"/>
           <w:sz w:val="24"/>
         </w:rPr>
-        <w:t>ging naar h</w:t>
-      </w:r>
-      <w:r>
-        <w:rPr>
-          <w:u w:val="single" w:color="0000ff"/>
-          <w:rFonts w:ascii="Charis SIL Regular" w:hAnsi="Charis SIL Regular" w:eastAsia="Charis SIL Regular"/>
-          <w:b w:val="0"/>
-          <w:i w:val="0"/>
-          <w:color w:val="000000"/>
-          <w:sz w:val="24"/>
-        </w:rPr>
-        <w:t>e</w:t>
-      </w:r>
-      <w:r>
-        <w:rPr>
-          <w:u w:val="single" w:color="0000ff"/>
-          <w:rFonts w:ascii="Charis SIL Regular" w:hAnsi="Charis SIL Regular" w:eastAsia="Charis SIL Regular"/>
-          <w:b w:val="0"/>
-          <w:i w:val="0"/>
-          <w:color w:val="000000"/>
-          <w:sz w:val="24"/>
-        </w:rPr>
-        <w:hyperlink r:id="rId19" w:history="1">
-          <w:r>
-            <w:rPr>
-              <w:rStyle w:val="Hyperlink"/>
-            </w:rPr>
-            <w:t xml:space="preserve">t </w:t>
-          </w:r>
-        </w:hyperlink>
+        <w:t xml:space="preserve">ging naar het </w:t>
       </w:r>
       <w:r>
         <w:rPr>
@@ -2268,6 +2196,7 @@
           <w:i w:val="0"/>
           <w:color w:val="0000FF"/>
           <w:sz w:val="24"/>
+          <w:u w:val="single"/>
         </w:rPr>
         <w:t>fi</w:t>
       </w:r>
@@ -2325,16 +2254,8 @@
           <w:i w:val="0"/>
           <w:color w:val="0000FF"/>
           <w:sz w:val="24"/>
-          <w:u w:val="single"/>
-        </w:rPr>
-        <w:hyperlink r:id="rId12" w:history="1">
-          <w:r>
-            <w:rPr>
-              <w:rStyle w:val="Hyperlink"/>
-            </w:rPr>
-            <w:t>m</w:t>
-          </w:r>
-        </w:hyperlink>
+        </w:rPr>
+        <w:t>m</w:t>
       </w:r>
       <w:r>
         <w:rPr>
@@ -2395,21 +2316,13 @@
       </w:r>
       <w:r>
         <w:rPr>
-          <w:u w:val="single" w:color="0000ff"/>
           <w:rFonts w:ascii="Charis SIL Regular" w:hAnsi="Charis SIL Regular" w:eastAsia="Charis SIL Regular"/>
           <w:b w:val="0"/>
           <w:i w:val="0"/>
           <w:color w:val="000000"/>
           <w:sz w:val="24"/>
         </w:rPr>
-        <w:hyperlink r:id="rId20" w:history="1">
-          <w:r>
-            <w:rPr>
-              <w:rStyle w:val="Hyperlink"/>
-            </w:rPr>
-            <w:t>t wist he</w:t>
-          </w:r>
-        </w:hyperlink>
+        <w:t>t wist he</w:t>
       </w:r>
       <w:r>
         <w:rPr>
@@ -2601,14 +2514,7 @@
           <w:color w:val="000000"/>
           <w:sz w:val="24"/>
         </w:rPr>
-        <w:hyperlink r:id="rId21" w:history="1">
-          <w:r>
-            <w:rPr>
-              <w:rStyle w:val="Hyperlink"/>
-            </w:rPr>
-            <w:t>jk de dr</w:t>
-          </w:r>
-        </w:hyperlink>
+        <w:t>jk de dr</w:t>
       </w:r>
       <w:r>
         <w:rPr>
@@ -2854,144 +2760,7 @@
           <w:color w:val="000000"/>
           <w:sz w:val="24"/>
         </w:rPr>
-        <w:t xml:space="preserve"> die betrekking heeft op etnografische objecten d</w:t>
-      </w:r>
-      <w:r>
-        <w:rPr>
-          <w:u w:val="single" w:color="0000ff"/>
-          <w:rFonts w:ascii="Charis SIL Regular" w:hAnsi="Charis SIL Regular" w:eastAsia="Charis SIL Regular"/>
-          <w:b w:val="0"/>
-          <w:i w:val="0"/>
-          <w:color w:val="000000"/>
-          <w:sz w:val="24"/>
-        </w:rPr>
-        <w:hyperlink r:id="rId22" w:history="1">
-          <w:r>
-            <w:rPr>
-              <w:rStyle w:val="Hyperlink"/>
-            </w:rPr>
-            <w:t>ie buiten</w:t>
-          </w:r>
-        </w:hyperlink>
-      </w:r>
-      <w:r>
-        <w:rPr>
-          <w:u w:val="single" w:color="0000ff"/>
-          <w:rFonts w:ascii="Charis SIL Regular" w:hAnsi="Charis SIL Regular" w:eastAsia="Charis SIL Regular"/>
-          <w:b w:val="0"/>
-          <w:i w:val="0"/>
-          <w:color w:val="000000"/>
-          <w:sz w:val="24"/>
-        </w:rPr>
-        <w:t xml:space="preserve"> </w:t>
-      </w:r>
-      <w:r>
-        <w:rPr>
-          <w:u w:val="single" w:color="0000ff"/>
-          <w:rFonts w:ascii="Charis SIL Regular" w:hAnsi="Charis SIL Regular" w:eastAsia="Charis SIL Regular"/>
-          <w:b w:val="0"/>
-          <w:i w:val="0"/>
-          <w:color w:val="000000"/>
-          <w:sz w:val="24"/>
-        </w:rPr>
-        <w:hyperlink r:id="rId22" w:history="1">
-          <w:r>
-            <w:rPr>
-              <w:rStyle w:val="Hyperlink"/>
-            </w:rPr>
-            <w:t xml:space="preserve">het </w:t>
-          </w:r>
-        </w:hyperlink>
-      </w:r>
-      <w:r>
-        <w:rPr>
-          <w:u w:val="single" w:color="0000ff"/>
-          <w:rFonts w:ascii="Charis SIL Regular" w:hAnsi="Charis SIL Regular" w:eastAsia="Charis SIL Regular"/>
-          <w:b w:val="0"/>
-          <w:i w:val="0"/>
-          <w:color w:val="000000"/>
-          <w:sz w:val="24"/>
-        </w:rPr>
-        <w:hyperlink r:id="rId22" w:history="1">
-          <w:r>
-            <w:rPr>
-              <w:rStyle w:val="Hyperlink"/>
-            </w:rPr>
-            <w:t>k</w:t>
-          </w:r>
-        </w:hyperlink>
-      </w:r>
-      <w:r>
-        <w:rPr>
-          <w:u w:val="single" w:color="0000ff"/>
-          <w:rFonts w:ascii="Charis SIL Regular" w:hAnsi="Charis SIL Regular" w:eastAsia="Charis SIL Regular"/>
-          <w:b w:val="0"/>
-          <w:i w:val="0"/>
-          <w:color w:val="000000"/>
-          <w:sz w:val="24"/>
-        </w:rPr>
-        <w:hyperlink r:id="rId22" w:history="1">
-          <w:r>
-            <w:rPr>
-              <w:rStyle w:val="Hyperlink"/>
-            </w:rPr>
-            <w:t>ol</w:t>
-          </w:r>
-        </w:hyperlink>
-      </w:r>
-      <w:r>
-        <w:rPr>
-          <w:u w:val="single" w:color="0000ff"/>
-          <w:rFonts w:ascii="Charis SIL Regular" w:hAnsi="Charis SIL Regular" w:eastAsia="Charis SIL Regular"/>
-          <w:b w:val="0"/>
-          <w:i w:val="0"/>
-          <w:color w:val="000000"/>
-          <w:sz w:val="24"/>
-        </w:rPr>
-        <w:hyperlink r:id="rId22" w:history="1">
-          <w:r>
-            <w:rPr>
-              <w:rStyle w:val="Hyperlink"/>
-            </w:rPr>
-            <w:t>onial</w:t>
-          </w:r>
-        </w:hyperlink>
-      </w:r>
-      <w:r>
-        <w:rPr>
-          <w:u w:val="single" w:color="0000ff"/>
-          <w:rFonts w:ascii="Charis SIL Regular" w:hAnsi="Charis SIL Regular" w:eastAsia="Charis SIL Regular"/>
-          <w:b w:val="0"/>
-          <w:i w:val="0"/>
-          <w:color w:val="000000"/>
-          <w:sz w:val="24"/>
-        </w:rPr>
-        <w:hyperlink r:id="rId22" w:history="1">
-          <w:r>
-            <w:rPr>
-              <w:rStyle w:val="Hyperlink"/>
-            </w:rPr>
-            <w:t>e</w:t>
-          </w:r>
-        </w:hyperlink>
-      </w:r>
-      <w:r>
-        <w:rPr>
-          <w:u w:val="single" w:color="0000ff"/>
-          <w:rFonts w:ascii="Charis SIL Regular" w:hAnsi="Charis SIL Regular" w:eastAsia="Charis SIL Regular"/>
-          <w:b w:val="0"/>
-          <w:i w:val="0"/>
-          <w:color w:val="000000"/>
-          <w:sz w:val="24"/>
-        </w:rPr>
-        <w:hyperlink r:id="rId22" w:history="1">
-          <w:r>
-            <w:rPr>
-              <w:rStyle w:val="Hyperlink"/>
-            </w:rPr>
-            <w:t xml:space="preserve"> pav</w:t>
-          </w:r>
-        </w:hyperlink>
+        <w:t xml:space="preserve"> die betrekking heeft op etnografische objecten die buiten het koloniale pav</w:t>
       </w:r>
       <w:r>
         <w:rPr>
@@ -3646,6 +3415,7 @@
       </w:r>
       <w:r>
         <w:rPr>
+          <w:u w:val="single" w:color="0000ff"/>
           <w:rFonts w:ascii="Charis SIL Regular" w:hAnsi="Charis SIL Regular" w:eastAsia="Charis SIL Regular"/>
           <w:b w:val="0"/>
           <w:i w:val="0"/>
@@ -5282,7 +5052,7 @@
             <w:rPr>
               <w:rStyle w:val="Hyperlink"/>
             </w:rPr>
-            <w:t>file/49d013d5-0786</w:t>
+            <w:t>file/49d013d5-078</w:t>
           </w:r>
         </w:hyperlink>
       </w:r>
@@ -5293,25 +5063,13 @@
           <w:i w:val="0"/>
           <w:color w:val="0000FF"/>
           <w:sz w:val="24"/>
-          <w:u w:val="single"/>
-        </w:rPr>
-        <w:t>-</w:t>
-      </w:r>
-      <w:r>
-        <w:rPr>
-          <w:rFonts w:ascii="Charis SIL Regular" w:hAnsi="Charis SIL Regular" w:eastAsia="Charis SIL Regular"/>
-          <w:b w:val="0"/>
-          <w:i w:val="0"/>
-          <w:color w:val="0000FF"/>
-          <w:sz w:val="24"/>
-          <w:u w:val="single"/>
         </w:rPr>
         <w:hyperlink r:id="rId27" w:history="1">
           <w:r>
             <w:rPr>
               <w:rStyle w:val="Hyperlink"/>
             </w:rPr>
-            <w:t>db08</w:t>
+            <w:t>6</w:t>
           </w:r>
         </w:hyperlink>
       </w:r>
@@ -5324,6 +5082,24 @@
           <w:sz w:val="24"/>
         </w:rPr>
         <w:t>-</w:t>
+      </w:r>
+      <w:r>
+        <w:rPr>
+          <w:rFonts w:ascii="Charis SIL Regular" w:hAnsi="Charis SIL Regular" w:eastAsia="Charis SIL Regular"/>
+          <w:b w:val="0"/>
+          <w:i w:val="0"/>
+          <w:color w:val="0000FF"/>
+          <w:sz w:val="24"/>
+          <w:u w:val="single"/>
+        </w:rPr>
+        <w:hyperlink r:id="rId27" w:history="1">
+          <w:r>
+            <w:rPr>
+              <w:rStyle w:val="Hyperlink"/>
+            </w:rPr>
+            <w:t>db08-</w:t>
+          </w:r>
+        </w:hyperlink>
       </w:r>
       <w:r>
         <w:rPr>
@@ -6370,9 +6146,15 @@
           <w:i w:val="0"/>
           <w:color w:val="0000FF"/>
           <w:sz w:val="24"/>
-          <w:u w:val="single"/>
-        </w:rPr>
-        <w:t>d</w:t>
+        </w:rPr>
+        <w:hyperlink r:id="rId16" w:history="1">
+          <w:r>
+            <w:rPr>
+              <w:rStyle w:val="Hyperlink"/>
+            </w:rPr>
+            <w:t>d</w:t>
+          </w:r>
+        </w:hyperlink>
       </w:r>
       <w:r>
         <w:rPr>
@@ -6422,7 +6204,6 @@
       </w:r>
       <w:r>
         <w:rPr>
-          <w:u w:val="single" w:color="0000ff"/>
           <w:rFonts w:ascii="Charis SIL Regular" w:hAnsi="Charis SIL Regular" w:eastAsia="Charis SIL Regular"/>
           <w:b w:val="0"/>
           <w:i w:val="0"/>
@@ -6465,7 +6246,7 @@
           <w:sz w:val="24"/>
           <w:u w:val="single"/>
         </w:rPr>
-        <w:hyperlink r:id="rId32" w:history="1">
+        <w:hyperlink r:id="rId16" w:history="1">
           <w:r>
             <w:rPr>
               <w:rStyle w:val="Hyperlink"/>
@@ -6591,7 +6372,7 @@
           <w:color w:val="0000FF"/>
           <w:sz w:val="24"/>
         </w:rPr>
-        <w:hyperlink r:id="rId33" w:history="1">
+        <w:hyperlink r:id="rId32" w:history="1">
           <w:r>
             <w:rPr>
               <w:rStyle w:val="Hyperlink"/>
@@ -6608,7 +6389,7 @@
           <w:color w:val="0000FF"/>
           <w:sz w:val="24"/>
         </w:rPr>
-        <w:hyperlink r:id="rId33" w:history="1">
+        <w:hyperlink r:id="rId32" w:history="1">
           <w:r>
             <w:rPr>
               <w:rStyle w:val="Hyperlink"/>
@@ -6625,7 +6406,7 @@
           <w:color w:val="0000FF"/>
           <w:sz w:val="24"/>
         </w:rPr>
-        <w:hyperlink r:id="rId33" w:history="1">
+        <w:hyperlink r:id="rId32" w:history="1">
           <w:r>
             <w:rPr>
               <w:rStyle w:val="Hyperlink"/>
@@ -6642,7 +6423,7 @@
           <w:color w:val="0000FF"/>
           <w:sz w:val="24"/>
         </w:rPr>
-        <w:hyperlink r:id="rId33" w:history="1">
+        <w:hyperlink r:id="rId32" w:history="1">
           <w:r>
             <w:rPr>
               <w:rStyle w:val="Hyperlink"/>
@@ -6659,7 +6440,7 @@
           <w:color w:val="0000FF"/>
           <w:sz w:val="24"/>
         </w:rPr>
-        <w:hyperlink r:id="rId33" w:history="1">
+        <w:hyperlink r:id="rId32" w:history="1">
           <w:r>
             <w:rPr>
               <w:rStyle w:val="Hyperlink"/>

--- a/EXPORTS/DOCX/published/niveau3/Dutch/Wereldtentoonstelling1883.docx
+++ b/EXPORTS/DOCX/published/niveau3/Dutch/Wereldtentoonstelling1883.docx
@@ -538,7 +538,71 @@
           <w:color w:val="000000"/>
           <w:sz w:val="24"/>
         </w:rPr>
-        <w:t xml:space="preserve">, een Nederlands geograaf en etnoloog. Van zijn hand verscheen nadat de tentoonstelling </w:t>
+        <w:t>, een Nederlands geograaf en etnoloog. Van zijn hand verscheen nad</w:t>
+      </w:r>
+      <w:r>
+        <w:rPr>
+          <w:u w:val="single" w:color="0000ff"/>
+          <w:rFonts w:ascii="Charis SIL Regular" w:hAnsi="Charis SIL Regular" w:eastAsia="Charis SIL Regular"/>
+          <w:b w:val="0"/>
+          <w:i w:val="0"/>
+          <w:color w:val="000000"/>
+          <w:sz w:val="24"/>
+        </w:rPr>
+        <w:hyperlink r:id="rId10" w:history="1">
+          <w:r>
+            <w:rPr>
+              <w:rStyle w:val="Hyperlink"/>
+            </w:rPr>
+            <w:t xml:space="preserve">at de </w:t>
+          </w:r>
+        </w:hyperlink>
+      </w:r>
+      <w:r>
+        <w:rPr>
+          <w:u w:val="single" w:color="0000ff"/>
+          <w:rFonts w:ascii="Charis SIL Regular" w:hAnsi="Charis SIL Regular" w:eastAsia="Charis SIL Regular"/>
+          <w:b w:val="0"/>
+          <w:i w:val="0"/>
+          <w:color w:val="000000"/>
+          <w:sz w:val="24"/>
+        </w:rPr>
+        <w:hyperlink r:id="rId10" w:history="1">
+          <w:r>
+            <w:rPr>
+              <w:rStyle w:val="Hyperlink"/>
+            </w:rPr>
+            <w:t>t</w:t>
+          </w:r>
+        </w:hyperlink>
+      </w:r>
+      <w:r>
+        <w:rPr>
+          <w:u w:val="single" w:color="0000ff"/>
+          <w:rFonts w:ascii="Charis SIL Regular" w:hAnsi="Charis SIL Regular" w:eastAsia="Charis SIL Regular"/>
+          <w:b w:val="0"/>
+          <w:i w:val="0"/>
+          <w:color w:val="000000"/>
+          <w:sz w:val="24"/>
+        </w:rPr>
+        <w:hyperlink r:id="rId10" w:history="1">
+          <w:r>
+            <w:rPr>
+              <w:rStyle w:val="Hyperlink"/>
+            </w:rPr>
+            <w:t>entoonste</w:t>
+          </w:r>
+        </w:hyperlink>
+      </w:r>
+      <w:r>
+        <w:rPr>
+          <w:rFonts w:ascii="Charis SIL Regular" w:hAnsi="Charis SIL Regular" w:eastAsia="Charis SIL Regular"/>
+          <w:b w:val="0"/>
+          <w:i w:val="0"/>
+          <w:color w:val="000000"/>
+          <w:sz w:val="24"/>
+        </w:rPr>
+        <w:t xml:space="preserve">lling </w:t>
       </w:r>
       <w:r>
         <w:rPr>
@@ -723,85 +787,13 @@
       </w:r>
       <w:r>
         <w:rPr>
-          <w:u w:val="single" w:color="0000ff"/>
           <w:rFonts w:ascii="Charis SIL Regular" w:hAnsi="Charis SIL Regular" w:eastAsia="Charis SIL Regular"/>
           <w:b w:val="0"/>
           <w:i w:val="0"/>
           <w:color w:val="000000"/>
           <w:sz w:val="24"/>
         </w:rPr>
-        <w:hyperlink r:id="rId11" w:history="1">
-          <w:r>
-            <w:rPr>
-              <w:rStyle w:val="Hyperlink"/>
-            </w:rPr>
-            <w:t>Leiden</w:t>
-          </w:r>
-        </w:hyperlink>
-      </w:r>
-      <w:r>
-        <w:rPr>
-          <w:u w:val="single" w:color="0000ff"/>
-          <w:rFonts w:ascii="Charis SIL Regular" w:hAnsi="Charis SIL Regular" w:eastAsia="Charis SIL Regular"/>
-          <w:b w:val="0"/>
-          <w:i w:val="0"/>
-          <w:color w:val="000000"/>
-          <w:sz w:val="24"/>
-        </w:rPr>
-        <w:hyperlink r:id="rId11" w:history="1">
-          <w:r>
-            <w:rPr>
-              <w:rStyle w:val="Hyperlink"/>
-            </w:rPr>
-            <w:t>)</w:t>
-          </w:r>
-        </w:hyperlink>
-      </w:r>
-      <w:r>
-        <w:rPr>
-          <w:u w:val="single" w:color="0000ff"/>
-          <w:rFonts w:ascii="Charis SIL Regular" w:hAnsi="Charis SIL Regular" w:eastAsia="Charis SIL Regular"/>
-          <w:b w:val="0"/>
-          <w:i w:val="0"/>
-          <w:color w:val="000000"/>
-          <w:sz w:val="24"/>
-        </w:rPr>
-        <w:hyperlink r:id="rId11" w:history="1">
-          <w:r>
-            <w:rPr>
-              <w:rStyle w:val="Hyperlink"/>
-            </w:rPr>
-            <w:t xml:space="preserve"> en Fred</w:t>
-          </w:r>
-        </w:hyperlink>
-      </w:r>
-      <w:r>
-        <w:rPr>
-          <w:rFonts w:ascii="Charis SIL Regular" w:hAnsi="Charis SIL Regular" w:eastAsia="Charis SIL Regular"/>
-          <w:b w:val="0"/>
-          <w:i w:val="0"/>
-          <w:color w:val="000000"/>
-          <w:sz w:val="24"/>
-        </w:rPr>
-        <w:t>ericus An</w:t>
-      </w:r>
-      <w:r>
-        <w:rPr>
-          <w:u w:val="single" w:color="0000ff"/>
-          <w:rFonts w:ascii="Charis SIL Regular" w:hAnsi="Charis SIL Regular" w:eastAsia="Charis SIL Regular"/>
-          <w:b w:val="0"/>
-          <w:i w:val="0"/>
-          <w:color w:val="000000"/>
-          <w:sz w:val="24"/>
-        </w:rPr>
-        <w:hyperlink r:id="rId12" w:history="1">
-          <w:r>
-            <w:rPr>
-              <w:rStyle w:val="Hyperlink"/>
-            </w:rPr>
-            <w:t>na Je</w:t>
-          </w:r>
-        </w:hyperlink>
+        <w:t>Leiden) en Fredericus Anna Je</w:t>
       </w:r>
       <w:r>
         <w:rPr>
@@ -998,7 +990,7 @@
           <w:sz w:val="24"/>
           <w:u w:val="single"/>
         </w:rPr>
-        <w:hyperlink r:id="rId14" w:history="1">
+        <w:hyperlink r:id="rId13" w:history="1">
           <w:r>
             <w:rPr>
               <w:rStyle w:val="Hyperlink"/>
@@ -1027,7 +1019,7 @@
           <w:sz w:val="24"/>
           <w:u w:val="single"/>
         </w:rPr>
-        <w:hyperlink r:id="rId14" w:history="1">
+        <w:hyperlink r:id="rId13" w:history="1">
           <w:r>
             <w:rPr>
               <w:rStyle w:val="Hyperlink"/>
@@ -1056,13 +1048,21 @@
       </w:r>
       <w:r>
         <w:rPr>
+          <w:u w:val="single" w:color="0000ff"/>
           <w:rFonts w:ascii="Charis SIL Regular" w:hAnsi="Charis SIL Regular" w:eastAsia="Charis SIL Regular"/>
           <w:b w:val="0"/>
           <w:i w:val="0"/>
           <w:color w:val="000000"/>
           <w:sz w:val="24"/>
         </w:rPr>
-        <w:t>verantwoor</w:t>
+        <w:hyperlink r:id="rId13" w:history="1">
+          <w:r>
+            <w:rPr>
+              <w:rStyle w:val="Hyperlink"/>
+            </w:rPr>
+            <w:t>verantwoor</w:t>
+          </w:r>
+        </w:hyperlink>
       </w:r>
       <w:r>
         <w:rPr>
@@ -1481,24 +1481,13 @@
       </w:r>
       <w:r>
         <w:rPr>
-          <w:u w:val="single" w:color="0000ff"/>
           <w:rFonts w:ascii="Charis SIL Regular" w:hAnsi="Charis SIL Regular" w:eastAsia="Charis SIL Regular"/>
           <w:b w:val="0"/>
           <w:i w:val="0"/>
           <w:color w:val="000000"/>
           <w:sz w:val="24"/>
         </w:rPr>
-        <w:t>o</w:t>
-      </w:r>
-      <w:r>
-        <w:rPr>
-          <w:rFonts w:ascii="Charis SIL Regular" w:hAnsi="Charis SIL Regular" w:eastAsia="Charis SIL Regular"/>
-          <w:b w:val="0"/>
-          <w:i w:val="0"/>
-          <w:color w:val="000000"/>
-          <w:sz w:val="24"/>
-        </w:rPr>
-        <w:t>ver wat ande</w:t>
+        <w:t>over wat ande</w:t>
       </w:r>
       <w:r>
         <w:rPr>
@@ -1940,7 +1929,7 @@
             <w:rPr>
               <w:rStyle w:val="Hyperlink"/>
             </w:rPr>
-            <w:t>Wereldmus</w:t>
+            <w:t>W</w:t>
           </w:r>
         </w:hyperlink>
       </w:r>
@@ -1953,7 +1942,25 @@
           <w:sz w:val="24"/>
           <w:u w:val="single"/>
         </w:rPr>
-        <w:hyperlink r:id="rId19" w:history="1">
+        <w:hyperlink r:id="rId18" w:history="1">
+          <w:r>
+            <w:rPr>
+              <w:rStyle w:val="Hyperlink"/>
+            </w:rPr>
+            <w:t>ereldmus</w:t>
+          </w:r>
+        </w:hyperlink>
+      </w:r>
+      <w:r>
+        <w:rPr>
+          <w:rFonts w:ascii="Charis SIL Regular" w:hAnsi="Charis SIL Regular" w:eastAsia="Charis SIL Regular"/>
+          <w:b w:val="0"/>
+          <w:i w:val="0"/>
+          <w:color w:val="0000FF"/>
+          <w:sz w:val="24"/>
+          <w:u w:val="single"/>
+        </w:rPr>
+        <w:hyperlink r:id="rId18" w:history="1">
           <w:r>
             <w:rPr>
               <w:rStyle w:val="Hyperlink"/>
@@ -2140,7 +2147,36 @@
           <w:color w:val="000000"/>
           <w:sz w:val="24"/>
         </w:rPr>
-        <w:t xml:space="preserve">ging naar het </w:t>
+        <w:t>ging naar h</w:t>
+      </w:r>
+      <w:r>
+        <w:rPr>
+          <w:u w:val="single" w:color="0000ff"/>
+          <w:rFonts w:ascii="Charis SIL Regular" w:hAnsi="Charis SIL Regular" w:eastAsia="Charis SIL Regular"/>
+          <w:b w:val="0"/>
+          <w:i w:val="0"/>
+          <w:color w:val="000000"/>
+          <w:sz w:val="24"/>
+        </w:rPr>
+        <w:t>e</w:t>
+      </w:r>
+      <w:r>
+        <w:rPr>
+          <w:u w:val="single" w:color="0000ff"/>
+          <w:rFonts w:ascii="Charis SIL Regular" w:hAnsi="Charis SIL Regular" w:eastAsia="Charis SIL Regular"/>
+          <w:b w:val="0"/>
+          <w:i w:val="0"/>
+          <w:color w:val="000000"/>
+          <w:sz w:val="24"/>
+        </w:rPr>
+        <w:hyperlink r:id="rId19" w:history="1">
+          <w:r>
+            <w:rPr>
+              <w:rStyle w:val="Hyperlink"/>
+            </w:rPr>
+            <w:t xml:space="preserve">t </w:t>
+          </w:r>
+        </w:hyperlink>
       </w:r>
       <w:r>
         <w:rPr>
@@ -2196,7 +2232,6 @@
           <w:i w:val="0"/>
           <w:color w:val="0000FF"/>
           <w:sz w:val="24"/>
-          <w:u w:val="single"/>
         </w:rPr>
         <w:t>fi</w:t>
       </w:r>
@@ -2254,8 +2289,16 @@
           <w:i w:val="0"/>
           <w:color w:val="0000FF"/>
           <w:sz w:val="24"/>
-        </w:rPr>
-        <w:t>m</w:t>
+          <w:u w:val="single"/>
+        </w:rPr>
+        <w:hyperlink r:id="rId12" w:history="1">
+          <w:r>
+            <w:rPr>
+              <w:rStyle w:val="Hyperlink"/>
+            </w:rPr>
+            <w:t>m</w:t>
+          </w:r>
+        </w:hyperlink>
       </w:r>
       <w:r>
         <w:rPr>
@@ -2316,13 +2359,21 @@
       </w:r>
       <w:r>
         <w:rPr>
+          <w:u w:val="single" w:color="0000ff"/>
           <w:rFonts w:ascii="Charis SIL Regular" w:hAnsi="Charis SIL Regular" w:eastAsia="Charis SIL Regular"/>
           <w:b w:val="0"/>
           <w:i w:val="0"/>
           <w:color w:val="000000"/>
           <w:sz w:val="24"/>
         </w:rPr>
-        <w:t>t wist he</w:t>
+        <w:hyperlink r:id="rId20" w:history="1">
+          <w:r>
+            <w:rPr>
+              <w:rStyle w:val="Hyperlink"/>
+            </w:rPr>
+            <w:t>t wist he</w:t>
+          </w:r>
+        </w:hyperlink>
       </w:r>
       <w:r>
         <w:rPr>
@@ -2514,7 +2565,14 @@
           <w:color w:val="000000"/>
           <w:sz w:val="24"/>
         </w:rPr>
-        <w:t>jk de dr</w:t>
+        <w:hyperlink r:id="rId21" w:history="1">
+          <w:r>
+            <w:rPr>
+              <w:rStyle w:val="Hyperlink"/>
+            </w:rPr>
+            <w:t>jk de dr</w:t>
+          </w:r>
+        </w:hyperlink>
       </w:r>
       <w:r>
         <w:rPr>
@@ -2760,7 +2818,144 @@
           <w:color w:val="000000"/>
           <w:sz w:val="24"/>
         </w:rPr>
-        <w:t xml:space="preserve"> die betrekking heeft op etnografische objecten die buiten het koloniale pav</w:t>
+        <w:t xml:space="preserve"> die betrekking heeft op etnografische objecten d</w:t>
+      </w:r>
+      <w:r>
+        <w:rPr>
+          <w:u w:val="single" w:color="0000ff"/>
+          <w:rFonts w:ascii="Charis SIL Regular" w:hAnsi="Charis SIL Regular" w:eastAsia="Charis SIL Regular"/>
+          <w:b w:val="0"/>
+          <w:i w:val="0"/>
+          <w:color w:val="000000"/>
+          <w:sz w:val="24"/>
+        </w:rPr>
+        <w:hyperlink r:id="rId22" w:history="1">
+          <w:r>
+            <w:rPr>
+              <w:rStyle w:val="Hyperlink"/>
+            </w:rPr>
+            <w:t>ie buiten</w:t>
+          </w:r>
+        </w:hyperlink>
+      </w:r>
+      <w:r>
+        <w:rPr>
+          <w:u w:val="single" w:color="0000ff"/>
+          <w:rFonts w:ascii="Charis SIL Regular" w:hAnsi="Charis SIL Regular" w:eastAsia="Charis SIL Regular"/>
+          <w:b w:val="0"/>
+          <w:i w:val="0"/>
+          <w:color w:val="000000"/>
+          <w:sz w:val="24"/>
+        </w:rPr>
+        <w:t xml:space="preserve"> </w:t>
+      </w:r>
+      <w:r>
+        <w:rPr>
+          <w:u w:val="single" w:color="0000ff"/>
+          <w:rFonts w:ascii="Charis SIL Regular" w:hAnsi="Charis SIL Regular" w:eastAsia="Charis SIL Regular"/>
+          <w:b w:val="0"/>
+          <w:i w:val="0"/>
+          <w:color w:val="000000"/>
+          <w:sz w:val="24"/>
+        </w:rPr>
+        <w:hyperlink r:id="rId22" w:history="1">
+          <w:r>
+            <w:rPr>
+              <w:rStyle w:val="Hyperlink"/>
+            </w:rPr>
+            <w:t xml:space="preserve">het </w:t>
+          </w:r>
+        </w:hyperlink>
+      </w:r>
+      <w:r>
+        <w:rPr>
+          <w:u w:val="single" w:color="0000ff"/>
+          <w:rFonts w:ascii="Charis SIL Regular" w:hAnsi="Charis SIL Regular" w:eastAsia="Charis SIL Regular"/>
+          <w:b w:val="0"/>
+          <w:i w:val="0"/>
+          <w:color w:val="000000"/>
+          <w:sz w:val="24"/>
+        </w:rPr>
+        <w:hyperlink r:id="rId22" w:history="1">
+          <w:r>
+            <w:rPr>
+              <w:rStyle w:val="Hyperlink"/>
+            </w:rPr>
+            <w:t>k</w:t>
+          </w:r>
+        </w:hyperlink>
+      </w:r>
+      <w:r>
+        <w:rPr>
+          <w:u w:val="single" w:color="0000ff"/>
+          <w:rFonts w:ascii="Charis SIL Regular" w:hAnsi="Charis SIL Regular" w:eastAsia="Charis SIL Regular"/>
+          <w:b w:val="0"/>
+          <w:i w:val="0"/>
+          <w:color w:val="000000"/>
+          <w:sz w:val="24"/>
+        </w:rPr>
+        <w:hyperlink r:id="rId22" w:history="1">
+          <w:r>
+            <w:rPr>
+              <w:rStyle w:val="Hyperlink"/>
+            </w:rPr>
+            <w:t>ol</w:t>
+          </w:r>
+        </w:hyperlink>
+      </w:r>
+      <w:r>
+        <w:rPr>
+          <w:u w:val="single" w:color="0000ff"/>
+          <w:rFonts w:ascii="Charis SIL Regular" w:hAnsi="Charis SIL Regular" w:eastAsia="Charis SIL Regular"/>
+          <w:b w:val="0"/>
+          <w:i w:val="0"/>
+          <w:color w:val="000000"/>
+          <w:sz w:val="24"/>
+        </w:rPr>
+        <w:hyperlink r:id="rId22" w:history="1">
+          <w:r>
+            <w:rPr>
+              <w:rStyle w:val="Hyperlink"/>
+            </w:rPr>
+            <w:t>onial</w:t>
+          </w:r>
+        </w:hyperlink>
+      </w:r>
+      <w:r>
+        <w:rPr>
+          <w:u w:val="single" w:color="0000ff"/>
+          <w:rFonts w:ascii="Charis SIL Regular" w:hAnsi="Charis SIL Regular" w:eastAsia="Charis SIL Regular"/>
+          <w:b w:val="0"/>
+          <w:i w:val="0"/>
+          <w:color w:val="000000"/>
+          <w:sz w:val="24"/>
+        </w:rPr>
+        <w:hyperlink r:id="rId22" w:history="1">
+          <w:r>
+            <w:rPr>
+              <w:rStyle w:val="Hyperlink"/>
+            </w:rPr>
+            <w:t>e</w:t>
+          </w:r>
+        </w:hyperlink>
+      </w:r>
+      <w:r>
+        <w:rPr>
+          <w:u w:val="single" w:color="0000ff"/>
+          <w:rFonts w:ascii="Charis SIL Regular" w:hAnsi="Charis SIL Regular" w:eastAsia="Charis SIL Regular"/>
+          <w:b w:val="0"/>
+          <w:i w:val="0"/>
+          <w:color w:val="000000"/>
+          <w:sz w:val="24"/>
+        </w:rPr>
+        <w:hyperlink r:id="rId22" w:history="1">
+          <w:r>
+            <w:rPr>
+              <w:rStyle w:val="Hyperlink"/>
+            </w:rPr>
+            <w:t xml:space="preserve"> pav</w:t>
+          </w:r>
+        </w:hyperlink>
       </w:r>
       <w:r>
         <w:rPr>
@@ -3415,7 +3610,6 @@
       </w:r>
       <w:r>
         <w:rPr>
-          <w:u w:val="single" w:color="0000ff"/>
           <w:rFonts w:ascii="Charis SIL Regular" w:hAnsi="Charis SIL Regular" w:eastAsia="Charis SIL Regular"/>
           <w:b w:val="0"/>
           <w:i w:val="0"/>
@@ -6146,15 +6340,9 @@
           <w:i w:val="0"/>
           <w:color w:val="0000FF"/>
           <w:sz w:val="24"/>
-        </w:rPr>
-        <w:hyperlink r:id="rId16" w:history="1">
-          <w:r>
-            <w:rPr>
-              <w:rStyle w:val="Hyperlink"/>
-            </w:rPr>
-            <w:t>d</w:t>
-          </w:r>
-        </w:hyperlink>
+          <w:u w:val="single"/>
+        </w:rPr>
+        <w:t>d</w:t>
       </w:r>
       <w:r>
         <w:rPr>
@@ -6204,20 +6392,14 @@
       </w:r>
       <w:r>
         <w:rPr>
+          <w:u w:val="single" w:color="0000ff"/>
           <w:rFonts w:ascii="Charis SIL Regular" w:hAnsi="Charis SIL Regular" w:eastAsia="Charis SIL Regular"/>
           <w:b w:val="0"/>
           <w:i w:val="0"/>
           <w:color w:val="000000"/>
           <w:sz w:val="24"/>
         </w:rPr>
-        <w:hyperlink r:id="rId16" w:history="1">
-          <w:r>
-            <w:rPr>
-              <w:rStyle w:val="Hyperlink"/>
-            </w:rPr>
-            <w:t xml:space="preserve">, </w:t>
-          </w:r>
-        </w:hyperlink>
+        <w:t xml:space="preserve">, </w:t>
       </w:r>
       <w:r>
         <w:rPr>
@@ -6228,7 +6410,7 @@
           <w:sz w:val="24"/>
           <w:u w:val="single"/>
         </w:rPr>
-        <w:hyperlink r:id="rId16" w:history="1">
+        <w:hyperlink r:id="rId32" w:history="1">
           <w:r>
             <w:rPr>
               <w:rStyle w:val="Hyperlink"/>
@@ -6246,7 +6428,7 @@
           <w:sz w:val="24"/>
           <w:u w:val="single"/>
         </w:rPr>
-        <w:hyperlink r:id="rId16" w:history="1">
+        <w:hyperlink r:id="rId32" w:history="1">
           <w:r>
             <w:rPr>
               <w:rStyle w:val="Hyperlink"/>
@@ -6275,7 +6457,7 @@
           <w:sz w:val="24"/>
           <w:u w:val="single"/>
         </w:rPr>
-        <w:hyperlink r:id="rId16" w:history="1">
+        <w:hyperlink r:id="rId32" w:history="1">
           <w:r>
             <w:rPr>
               <w:rStyle w:val="Hyperlink"/>
@@ -6372,7 +6554,7 @@
           <w:color w:val="0000FF"/>
           <w:sz w:val="24"/>
         </w:rPr>
-        <w:hyperlink r:id="rId32" w:history="1">
+        <w:hyperlink r:id="rId33" w:history="1">
           <w:r>
             <w:rPr>
               <w:rStyle w:val="Hyperlink"/>
@@ -6389,7 +6571,7 @@
           <w:color w:val="0000FF"/>
           <w:sz w:val="24"/>
         </w:rPr>
-        <w:hyperlink r:id="rId32" w:history="1">
+        <w:hyperlink r:id="rId33" w:history="1">
           <w:r>
             <w:rPr>
               <w:rStyle w:val="Hyperlink"/>
@@ -6406,7 +6588,7 @@
           <w:color w:val="0000FF"/>
           <w:sz w:val="24"/>
         </w:rPr>
-        <w:hyperlink r:id="rId32" w:history="1">
+        <w:hyperlink r:id="rId33" w:history="1">
           <w:r>
             <w:rPr>
               <w:rStyle w:val="Hyperlink"/>
@@ -6423,7 +6605,7 @@
           <w:color w:val="0000FF"/>
           <w:sz w:val="24"/>
         </w:rPr>
-        <w:hyperlink r:id="rId32" w:history="1">
+        <w:hyperlink r:id="rId33" w:history="1">
           <w:r>
             <w:rPr>
               <w:rStyle w:val="Hyperlink"/>
@@ -6440,7 +6622,7 @@
           <w:color w:val="0000FF"/>
           <w:sz w:val="24"/>
         </w:rPr>
-        <w:hyperlink r:id="rId32" w:history="1">
+        <w:hyperlink r:id="rId33" w:history="1">
           <w:r>
             <w:rPr>
               <w:rStyle w:val="Hyperlink"/>

--- a/EXPORTS/DOCX/published/niveau3/Dutch/Wereldtentoonstelling1883.docx
+++ b/EXPORTS/DOCX/published/niveau3/Dutch/Wereldtentoonstelling1883.docx
@@ -538,71 +538,7 @@
           <w:color w:val="000000"/>
           <w:sz w:val="24"/>
         </w:rPr>
-        <w:t>, een Nederlands geograaf en etnoloog. Van zijn hand verscheen nad</w:t>
-      </w:r>
-      <w:r>
-        <w:rPr>
-          <w:u w:val="single" w:color="0000ff"/>
-          <w:rFonts w:ascii="Charis SIL Regular" w:hAnsi="Charis SIL Regular" w:eastAsia="Charis SIL Regular"/>
-          <w:b w:val="0"/>
-          <w:i w:val="0"/>
-          <w:color w:val="000000"/>
-          <w:sz w:val="24"/>
-        </w:rPr>
-        <w:hyperlink r:id="rId10" w:history="1">
-          <w:r>
-            <w:rPr>
-              <w:rStyle w:val="Hyperlink"/>
-            </w:rPr>
-            <w:t xml:space="preserve">at de </w:t>
-          </w:r>
-        </w:hyperlink>
-      </w:r>
-      <w:r>
-        <w:rPr>
-          <w:u w:val="single" w:color="0000ff"/>
-          <w:rFonts w:ascii="Charis SIL Regular" w:hAnsi="Charis SIL Regular" w:eastAsia="Charis SIL Regular"/>
-          <w:b w:val="0"/>
-          <w:i w:val="0"/>
-          <w:color w:val="000000"/>
-          <w:sz w:val="24"/>
-        </w:rPr>
-        <w:hyperlink r:id="rId10" w:history="1">
-          <w:r>
-            <w:rPr>
-              <w:rStyle w:val="Hyperlink"/>
-            </w:rPr>
-            <w:t>t</w:t>
-          </w:r>
-        </w:hyperlink>
-      </w:r>
-      <w:r>
-        <w:rPr>
-          <w:u w:val="single" w:color="0000ff"/>
-          <w:rFonts w:ascii="Charis SIL Regular" w:hAnsi="Charis SIL Regular" w:eastAsia="Charis SIL Regular"/>
-          <w:b w:val="0"/>
-          <w:i w:val="0"/>
-          <w:color w:val="000000"/>
-          <w:sz w:val="24"/>
-        </w:rPr>
-        <w:hyperlink r:id="rId10" w:history="1">
-          <w:r>
-            <w:rPr>
-              <w:rStyle w:val="Hyperlink"/>
-            </w:rPr>
-            <w:t>entoonste</w:t>
-          </w:r>
-        </w:hyperlink>
-      </w:r>
-      <w:r>
-        <w:rPr>
-          <w:rFonts w:ascii="Charis SIL Regular" w:hAnsi="Charis SIL Regular" w:eastAsia="Charis SIL Regular"/>
-          <w:b w:val="0"/>
-          <w:i w:val="0"/>
-          <w:color w:val="000000"/>
-          <w:sz w:val="24"/>
-        </w:rPr>
-        <w:t xml:space="preserve">lling </w:t>
+        <w:t xml:space="preserve">, een Nederlands geograaf en etnoloog. Van zijn hand verscheen nadat de tentoonstelling </w:t>
       </w:r>
       <w:r>
         <w:rPr>
@@ -787,13 +723,85 @@
       </w:r>
       <w:r>
         <w:rPr>
+          <w:u w:val="single" w:color="0000ff"/>
           <w:rFonts w:ascii="Charis SIL Regular" w:hAnsi="Charis SIL Regular" w:eastAsia="Charis SIL Regular"/>
           <w:b w:val="0"/>
           <w:i w:val="0"/>
           <w:color w:val="000000"/>
           <w:sz w:val="24"/>
         </w:rPr>
-        <w:t>Leiden) en Fredericus Anna Je</w:t>
+        <w:hyperlink r:id="rId11" w:history="1">
+          <w:r>
+            <w:rPr>
+              <w:rStyle w:val="Hyperlink"/>
+            </w:rPr>
+            <w:t>Leiden</w:t>
+          </w:r>
+        </w:hyperlink>
+      </w:r>
+      <w:r>
+        <w:rPr>
+          <w:u w:val="single" w:color="0000ff"/>
+          <w:rFonts w:ascii="Charis SIL Regular" w:hAnsi="Charis SIL Regular" w:eastAsia="Charis SIL Regular"/>
+          <w:b w:val="0"/>
+          <w:i w:val="0"/>
+          <w:color w:val="000000"/>
+          <w:sz w:val="24"/>
+        </w:rPr>
+        <w:hyperlink r:id="rId11" w:history="1">
+          <w:r>
+            <w:rPr>
+              <w:rStyle w:val="Hyperlink"/>
+            </w:rPr>
+            <w:t>)</w:t>
+          </w:r>
+        </w:hyperlink>
+      </w:r>
+      <w:r>
+        <w:rPr>
+          <w:u w:val="single" w:color="0000ff"/>
+          <w:rFonts w:ascii="Charis SIL Regular" w:hAnsi="Charis SIL Regular" w:eastAsia="Charis SIL Regular"/>
+          <w:b w:val="0"/>
+          <w:i w:val="0"/>
+          <w:color w:val="000000"/>
+          <w:sz w:val="24"/>
+        </w:rPr>
+        <w:hyperlink r:id="rId11" w:history="1">
+          <w:r>
+            <w:rPr>
+              <w:rStyle w:val="Hyperlink"/>
+            </w:rPr>
+            <w:t xml:space="preserve"> en Fred</w:t>
+          </w:r>
+        </w:hyperlink>
+      </w:r>
+      <w:r>
+        <w:rPr>
+          <w:rFonts w:ascii="Charis SIL Regular" w:hAnsi="Charis SIL Regular" w:eastAsia="Charis SIL Regular"/>
+          <w:b w:val="0"/>
+          <w:i w:val="0"/>
+          <w:color w:val="000000"/>
+          <w:sz w:val="24"/>
+        </w:rPr>
+        <w:t>ericus An</w:t>
+      </w:r>
+      <w:r>
+        <w:rPr>
+          <w:u w:val="single" w:color="0000ff"/>
+          <w:rFonts w:ascii="Charis SIL Regular" w:hAnsi="Charis SIL Regular" w:eastAsia="Charis SIL Regular"/>
+          <w:b w:val="0"/>
+          <w:i w:val="0"/>
+          <w:color w:val="000000"/>
+          <w:sz w:val="24"/>
+        </w:rPr>
+        <w:hyperlink r:id="rId12" w:history="1">
+          <w:r>
+            <w:rPr>
+              <w:rStyle w:val="Hyperlink"/>
+            </w:rPr>
+            <w:t>na Je</w:t>
+          </w:r>
+        </w:hyperlink>
       </w:r>
       <w:r>
         <w:rPr>
@@ -990,7 +998,7 @@
           <w:sz w:val="24"/>
           <w:u w:val="single"/>
         </w:rPr>
-        <w:hyperlink r:id="rId13" w:history="1">
+        <w:hyperlink r:id="rId14" w:history="1">
           <w:r>
             <w:rPr>
               <w:rStyle w:val="Hyperlink"/>
@@ -1019,7 +1027,7 @@
           <w:sz w:val="24"/>
           <w:u w:val="single"/>
         </w:rPr>
-        <w:hyperlink r:id="rId13" w:history="1">
+        <w:hyperlink r:id="rId14" w:history="1">
           <w:r>
             <w:rPr>
               <w:rStyle w:val="Hyperlink"/>
@@ -1481,13 +1489,24 @@
       </w:r>
       <w:r>
         <w:rPr>
+          <w:u w:val="single" w:color="0000ff"/>
           <w:rFonts w:ascii="Charis SIL Regular" w:hAnsi="Charis SIL Regular" w:eastAsia="Charis SIL Regular"/>
           <w:b w:val="0"/>
           <w:i w:val="0"/>
           <w:color w:val="000000"/>
           <w:sz w:val="24"/>
         </w:rPr>
-        <w:t>over wat ande</w:t>
+        <w:t>o</w:t>
+      </w:r>
+      <w:r>
+        <w:rPr>
+          <w:rFonts w:ascii="Charis SIL Regular" w:hAnsi="Charis SIL Regular" w:eastAsia="Charis SIL Regular"/>
+          <w:b w:val="0"/>
+          <w:i w:val="0"/>
+          <w:color w:val="000000"/>
+          <w:sz w:val="24"/>
+        </w:rPr>
+        <w:t>ver wat ande</w:t>
       </w:r>
       <w:r>
         <w:rPr>
@@ -1923,6 +1942,7 @@
           <w:i w:val="0"/>
           <w:color w:val="0000FF"/>
           <w:sz w:val="24"/>
+          <w:u w:val="single"/>
         </w:rPr>
         <w:hyperlink r:id="rId19" w:history="1">
           <w:r>
@@ -2040,7 +2060,7 @@
             <w:rPr>
               <w:rStyle w:val="Hyperlink"/>
             </w:rPr>
-            <w:t>Etnografis</w:t>
+            <w:t>Etnografisc</w:t>
           </w:r>
         </w:hyperlink>
       </w:r>
@@ -2051,23 +2071,7 @@
           <w:i w:val="0"/>
           <w:color w:val="0000FF"/>
           <w:sz w:val="24"/>
-        </w:rPr>
-        <w:hyperlink r:id="rId20" w:history="1">
-          <w:r>
-            <w:rPr>
-              <w:rStyle w:val="Hyperlink"/>
-            </w:rPr>
-            <w:t>c</w:t>
-          </w:r>
-        </w:hyperlink>
-      </w:r>
-      <w:r>
-        <w:rPr>
-          <w:rFonts w:ascii="Charis SIL Regular" w:hAnsi="Charis SIL Regular" w:eastAsia="Charis SIL Regular"/>
-          <w:b w:val="0"/>
-          <w:i w:val="0"/>
-          <w:color w:val="0000FF"/>
-          <w:sz w:val="24"/>
+          <w:u w:val="single"/>
         </w:rPr>
         <w:t>h</w:t>
       </w:r>
@@ -2125,7 +2129,7 @@
             <w:rPr>
               <w:rStyle w:val="Hyperlink"/>
             </w:rPr>
-            <w:t>Artis</w:t>
+            <w:t>Arti</w:t>
           </w:r>
         </w:hyperlink>
       </w:r>
@@ -2134,6 +2138,16 @@
           <w:rFonts w:ascii="Charis SIL Regular" w:hAnsi="Charis SIL Regular" w:eastAsia="Charis SIL Regular"/>
           <w:b w:val="0"/>
           <w:i w:val="0"/>
+          <w:color w:val="0000FF"/>
+          <w:sz w:val="24"/>
+        </w:rPr>
+        <w:t>s</w:t>
+      </w:r>
+      <w:r>
+        <w:rPr>
+          <w:rFonts w:ascii="Charis SIL Regular" w:hAnsi="Charis SIL Regular" w:eastAsia="Charis SIL Regular"/>
+          <w:b w:val="0"/>
+          <w:i w:val="0"/>
           <w:color w:val="000000"/>
           <w:sz w:val="24"/>
         </w:rPr>
@@ -2158,25 +2172,7 @@
           <w:color w:val="000000"/>
           <w:sz w:val="24"/>
         </w:rPr>
-        <w:t>e</w:t>
-      </w:r>
-      <w:r>
-        <w:rPr>
-          <w:u w:val="single" w:color="0000ff"/>
-          <w:rFonts w:ascii="Charis SIL Regular" w:hAnsi="Charis SIL Regular" w:eastAsia="Charis SIL Regular"/>
-          <w:b w:val="0"/>
-          <w:i w:val="0"/>
-          <w:color w:val="000000"/>
-          <w:sz w:val="24"/>
-        </w:rPr>
-        <w:hyperlink r:id="rId19" w:history="1">
-          <w:r>
-            <w:rPr>
-              <w:rStyle w:val="Hyperlink"/>
-            </w:rPr>
-            <w:t xml:space="preserve">t </w:t>
-          </w:r>
-        </w:hyperlink>
+        <w:t xml:space="preserve">et </w:t>
       </w:r>
       <w:r>
         <w:rPr>
@@ -2232,6 +2228,7 @@
           <w:i w:val="0"/>
           <w:color w:val="0000FF"/>
           <w:sz w:val="24"/>
+          <w:u w:val="single"/>
         </w:rPr>
         <w:t>fi</w:t>
       </w:r>
@@ -2249,7 +2246,7 @@
             <w:rPr>
               <w:rStyle w:val="Hyperlink"/>
             </w:rPr>
-            <w:t>sch</w:t>
+            <w:t>s</w:t>
           </w:r>
         </w:hyperlink>
       </w:r>
@@ -2262,6 +2259,27 @@
           <w:sz w:val="24"/>
           <w:u w:val="single"/>
         </w:rPr>
+        <w:t>c</w:t>
+      </w:r>
+      <w:r>
+        <w:rPr>
+          <w:rFonts w:ascii="Charis SIL Regular" w:hAnsi="Charis SIL Regular" w:eastAsia="Charis SIL Regular"/>
+          <w:b w:val="0"/>
+          <w:i w:val="0"/>
+          <w:color w:val="0000FF"/>
+          <w:sz w:val="24"/>
+        </w:rPr>
+        <w:t>h</w:t>
+      </w:r>
+      <w:r>
+        <w:rPr>
+          <w:rFonts w:ascii="Charis SIL Regular" w:hAnsi="Charis SIL Regular" w:eastAsia="Charis SIL Regular"/>
+          <w:b w:val="0"/>
+          <w:i w:val="0"/>
+          <w:color w:val="0000FF"/>
+          <w:sz w:val="24"/>
+          <w:u w:val="single"/>
+        </w:rPr>
         <w:t xml:space="preserve"> </w:t>
       </w:r>
       <w:r>
@@ -2273,7 +2291,7 @@
           <w:sz w:val="24"/>
           <w:u w:val="single"/>
         </w:rPr>
-        <w:hyperlink r:id="rId19" w:history="1">
+        <w:hyperlink r:id="rId12" w:history="1">
           <w:r>
             <w:rPr>
               <w:rStyle w:val="Hyperlink"/>
@@ -2411,43 +2429,7 @@
           <w:color w:val="000000"/>
           <w:sz w:val="24"/>
         </w:rPr>
-        <w:t>tijdens de We</w:t>
-      </w:r>
-      <w:r>
-        <w:rPr>
-          <w:u w:val="single" w:color="0000ff"/>
-          <w:rFonts w:ascii="Charis SIL Regular" w:hAnsi="Charis SIL Regular" w:eastAsia="Charis SIL Regular"/>
-          <w:b w:val="0"/>
-          <w:i w:val="0"/>
-          <w:color w:val="000000"/>
-          <w:sz w:val="24"/>
-        </w:rPr>
-        <w:hyperlink r:id="rId12" w:history="1">
-          <w:r>
-            <w:rPr>
-              <w:rStyle w:val="Hyperlink"/>
-            </w:rPr>
-            <w:t>reldte</w:t>
-          </w:r>
-        </w:hyperlink>
-      </w:r>
-      <w:r>
-        <w:rPr>
-          <w:u w:val="single" w:color="0000ff"/>
-          <w:rFonts w:ascii="Charis SIL Regular" w:hAnsi="Charis SIL Regular" w:eastAsia="Charis SIL Regular"/>
-          <w:b w:val="0"/>
-          <w:i w:val="0"/>
-          <w:color w:val="000000"/>
-          <w:sz w:val="24"/>
-        </w:rPr>
-        <w:hyperlink r:id="rId12" w:history="1">
-          <w:r>
-            <w:rPr>
-              <w:rStyle w:val="Hyperlink"/>
-            </w:rPr>
-            <w:t>ntoonstelling</w:t>
-          </w:r>
-        </w:hyperlink>
+        <w:t>tijdens de Wereldtentoonstelling</w:t>
       </w:r>
       <w:r>
         <w:rPr>
@@ -3610,6 +3592,7 @@
       </w:r>
       <w:r>
         <w:rPr>
+          <w:u w:val="single" w:color="0000ff"/>
           <w:rFonts w:ascii="Charis SIL Regular" w:hAnsi="Charis SIL Regular" w:eastAsia="Charis SIL Regular"/>
           <w:b w:val="0"/>
           <w:i w:val="0"/>
@@ -5246,7 +5229,7 @@
             <w:rPr>
               <w:rStyle w:val="Hyperlink"/>
             </w:rPr>
-            <w:t>file/49d013d5-078</w:t>
+            <w:t>file/49d013d5-0786</w:t>
           </w:r>
         </w:hyperlink>
       </w:r>
@@ -5257,13 +5240,25 @@
           <w:i w:val="0"/>
           <w:color w:val="0000FF"/>
           <w:sz w:val="24"/>
+          <w:u w:val="single"/>
+        </w:rPr>
+        <w:t>-</w:t>
+      </w:r>
+      <w:r>
+        <w:rPr>
+          <w:rFonts w:ascii="Charis SIL Regular" w:hAnsi="Charis SIL Regular" w:eastAsia="Charis SIL Regular"/>
+          <w:b w:val="0"/>
+          <w:i w:val="0"/>
+          <w:color w:val="0000FF"/>
+          <w:sz w:val="24"/>
+          <w:u w:val="single"/>
         </w:rPr>
         <w:hyperlink r:id="rId27" w:history="1">
           <w:r>
             <w:rPr>
               <w:rStyle w:val="Hyperlink"/>
             </w:rPr>
-            <w:t>6</w:t>
+            <w:t>db08</w:t>
           </w:r>
         </w:hyperlink>
       </w:r>
@@ -5276,24 +5271,6 @@
           <w:sz w:val="24"/>
         </w:rPr>
         <w:t>-</w:t>
-      </w:r>
-      <w:r>
-        <w:rPr>
-          <w:rFonts w:ascii="Charis SIL Regular" w:hAnsi="Charis SIL Regular" w:eastAsia="Charis SIL Regular"/>
-          <w:b w:val="0"/>
-          <w:i w:val="0"/>
-          <w:color w:val="0000FF"/>
-          <w:sz w:val="24"/>
-          <w:u w:val="single"/>
-        </w:rPr>
-        <w:hyperlink r:id="rId27" w:history="1">
-          <w:r>
-            <w:rPr>
-              <w:rStyle w:val="Hyperlink"/>
-            </w:rPr>
-            <w:t>db08-</w:t>
-          </w:r>
-        </w:hyperlink>
       </w:r>
       <w:r>
         <w:rPr>
@@ -6399,7 +6376,14 @@
           <w:color w:val="000000"/>
           <w:sz w:val="24"/>
         </w:rPr>
-        <w:t xml:space="preserve">, </w:t>
+        <w:hyperlink r:id="rId16" w:history="1">
+          <w:r>
+            <w:rPr>
+              <w:rStyle w:val="Hyperlink"/>
+            </w:rPr>
+            <w:t xml:space="preserve">, </w:t>
+          </w:r>
+        </w:hyperlink>
       </w:r>
       <w:r>
         <w:rPr>
@@ -6410,7 +6394,7 @@
           <w:sz w:val="24"/>
           <w:u w:val="single"/>
         </w:rPr>
-        <w:hyperlink r:id="rId32" w:history="1">
+        <w:hyperlink r:id="rId16" w:history="1">
           <w:r>
             <w:rPr>
               <w:rStyle w:val="Hyperlink"/>
@@ -6428,7 +6412,7 @@
           <w:sz w:val="24"/>
           <w:u w:val="single"/>
         </w:rPr>
-        <w:hyperlink r:id="rId32" w:history="1">
+        <w:hyperlink r:id="rId16" w:history="1">
           <w:r>
             <w:rPr>
               <w:rStyle w:val="Hyperlink"/>

--- a/EXPORTS/DOCX/published/niveau3/Dutch/Wereldtentoonstelling1883.docx
+++ b/EXPORTS/DOCX/published/niveau3/Dutch/Wereldtentoonstelling1883.docx
@@ -538,7 +538,71 @@
           <w:color w:val="000000"/>
           <w:sz w:val="24"/>
         </w:rPr>
-        <w:t xml:space="preserve">, een Nederlands geograaf en etnoloog. Van zijn hand verscheen nadat de tentoonstelling </w:t>
+        <w:t>, een Nederlands geograaf en etnoloog. Van zijn hand verscheen nad</w:t>
+      </w:r>
+      <w:r>
+        <w:rPr>
+          <w:u w:val="single" w:color="0000ff"/>
+          <w:rFonts w:ascii="Charis SIL Regular" w:hAnsi="Charis SIL Regular" w:eastAsia="Charis SIL Regular"/>
+          <w:b w:val="0"/>
+          <w:i w:val="0"/>
+          <w:color w:val="000000"/>
+          <w:sz w:val="24"/>
+        </w:rPr>
+        <w:hyperlink r:id="rId10" w:history="1">
+          <w:r>
+            <w:rPr>
+              <w:rStyle w:val="Hyperlink"/>
+            </w:rPr>
+            <w:t xml:space="preserve">at de </w:t>
+          </w:r>
+        </w:hyperlink>
+      </w:r>
+      <w:r>
+        <w:rPr>
+          <w:u w:val="single" w:color="0000ff"/>
+          <w:rFonts w:ascii="Charis SIL Regular" w:hAnsi="Charis SIL Regular" w:eastAsia="Charis SIL Regular"/>
+          <w:b w:val="0"/>
+          <w:i w:val="0"/>
+          <w:color w:val="000000"/>
+          <w:sz w:val="24"/>
+        </w:rPr>
+        <w:hyperlink r:id="rId10" w:history="1">
+          <w:r>
+            <w:rPr>
+              <w:rStyle w:val="Hyperlink"/>
+            </w:rPr>
+            <w:t>t</w:t>
+          </w:r>
+        </w:hyperlink>
+      </w:r>
+      <w:r>
+        <w:rPr>
+          <w:u w:val="single" w:color="0000ff"/>
+          <w:rFonts w:ascii="Charis SIL Regular" w:hAnsi="Charis SIL Regular" w:eastAsia="Charis SIL Regular"/>
+          <w:b w:val="0"/>
+          <w:i w:val="0"/>
+          <w:color w:val="000000"/>
+          <w:sz w:val="24"/>
+        </w:rPr>
+        <w:hyperlink r:id="rId10" w:history="1">
+          <w:r>
+            <w:rPr>
+              <w:rStyle w:val="Hyperlink"/>
+            </w:rPr>
+            <w:t>entoonste</w:t>
+          </w:r>
+        </w:hyperlink>
+      </w:r>
+      <w:r>
+        <w:rPr>
+          <w:rFonts w:ascii="Charis SIL Regular" w:hAnsi="Charis SIL Regular" w:eastAsia="Charis SIL Regular"/>
+          <w:b w:val="0"/>
+          <w:i w:val="0"/>
+          <w:color w:val="000000"/>
+          <w:sz w:val="24"/>
+        </w:rPr>
+        <w:t xml:space="preserve">lling </w:t>
       </w:r>
       <w:r>
         <w:rPr>
@@ -723,85 +787,13 @@
       </w:r>
       <w:r>
         <w:rPr>
-          <w:u w:val="single" w:color="0000ff"/>
           <w:rFonts w:ascii="Charis SIL Regular" w:hAnsi="Charis SIL Regular" w:eastAsia="Charis SIL Regular"/>
           <w:b w:val="0"/>
           <w:i w:val="0"/>
           <w:color w:val="000000"/>
           <w:sz w:val="24"/>
         </w:rPr>
-        <w:hyperlink r:id="rId11" w:history="1">
-          <w:r>
-            <w:rPr>
-              <w:rStyle w:val="Hyperlink"/>
-            </w:rPr>
-            <w:t>Leiden</w:t>
-          </w:r>
-        </w:hyperlink>
-      </w:r>
-      <w:r>
-        <w:rPr>
-          <w:u w:val="single" w:color="0000ff"/>
-          <w:rFonts w:ascii="Charis SIL Regular" w:hAnsi="Charis SIL Regular" w:eastAsia="Charis SIL Regular"/>
-          <w:b w:val="0"/>
-          <w:i w:val="0"/>
-          <w:color w:val="000000"/>
-          <w:sz w:val="24"/>
-        </w:rPr>
-        <w:hyperlink r:id="rId11" w:history="1">
-          <w:r>
-            <w:rPr>
-              <w:rStyle w:val="Hyperlink"/>
-            </w:rPr>
-            <w:t>)</w:t>
-          </w:r>
-        </w:hyperlink>
-      </w:r>
-      <w:r>
-        <w:rPr>
-          <w:u w:val="single" w:color="0000ff"/>
-          <w:rFonts w:ascii="Charis SIL Regular" w:hAnsi="Charis SIL Regular" w:eastAsia="Charis SIL Regular"/>
-          <w:b w:val="0"/>
-          <w:i w:val="0"/>
-          <w:color w:val="000000"/>
-          <w:sz w:val="24"/>
-        </w:rPr>
-        <w:hyperlink r:id="rId11" w:history="1">
-          <w:r>
-            <w:rPr>
-              <w:rStyle w:val="Hyperlink"/>
-            </w:rPr>
-            <w:t xml:space="preserve"> en Fred</w:t>
-          </w:r>
-        </w:hyperlink>
-      </w:r>
-      <w:r>
-        <w:rPr>
-          <w:rFonts w:ascii="Charis SIL Regular" w:hAnsi="Charis SIL Regular" w:eastAsia="Charis SIL Regular"/>
-          <w:b w:val="0"/>
-          <w:i w:val="0"/>
-          <w:color w:val="000000"/>
-          <w:sz w:val="24"/>
-        </w:rPr>
-        <w:t>ericus An</w:t>
-      </w:r>
-      <w:r>
-        <w:rPr>
-          <w:u w:val="single" w:color="0000ff"/>
-          <w:rFonts w:ascii="Charis SIL Regular" w:hAnsi="Charis SIL Regular" w:eastAsia="Charis SIL Regular"/>
-          <w:b w:val="0"/>
-          <w:i w:val="0"/>
-          <w:color w:val="000000"/>
-          <w:sz w:val="24"/>
-        </w:rPr>
-        <w:hyperlink r:id="rId12" w:history="1">
-          <w:r>
-            <w:rPr>
-              <w:rStyle w:val="Hyperlink"/>
-            </w:rPr>
-            <w:t>na Je</w:t>
-          </w:r>
-        </w:hyperlink>
+        <w:t>Leiden) en Fredericus Anna Je</w:t>
       </w:r>
       <w:r>
         <w:rPr>
@@ -998,7 +990,7 @@
           <w:sz w:val="24"/>
           <w:u w:val="single"/>
         </w:rPr>
-        <w:hyperlink r:id="rId14" w:history="1">
+        <w:hyperlink r:id="rId13" w:history="1">
           <w:r>
             <w:rPr>
               <w:rStyle w:val="Hyperlink"/>
@@ -1027,7 +1019,7 @@
           <w:sz w:val="24"/>
           <w:u w:val="single"/>
         </w:rPr>
-        <w:hyperlink r:id="rId14" w:history="1">
+        <w:hyperlink r:id="rId13" w:history="1">
           <w:r>
             <w:rPr>
               <w:rStyle w:val="Hyperlink"/>
@@ -2060,7 +2052,7 @@
             <w:rPr>
               <w:rStyle w:val="Hyperlink"/>
             </w:rPr>
-            <w:t>Etnografisc</w:t>
+            <w:t>Etnografis</w:t>
           </w:r>
         </w:hyperlink>
       </w:r>
@@ -2071,7 +2063,23 @@
           <w:i w:val="0"/>
           <w:color w:val="0000FF"/>
           <w:sz w:val="24"/>
-          <w:u w:val="single"/>
+        </w:rPr>
+        <w:hyperlink r:id="rId20" w:history="1">
+          <w:r>
+            <w:rPr>
+              <w:rStyle w:val="Hyperlink"/>
+            </w:rPr>
+            <w:t>c</w:t>
+          </w:r>
+        </w:hyperlink>
+      </w:r>
+      <w:r>
+        <w:rPr>
+          <w:rFonts w:ascii="Charis SIL Regular" w:hAnsi="Charis SIL Regular" w:eastAsia="Charis SIL Regular"/>
+          <w:b w:val="0"/>
+          <w:i w:val="0"/>
+          <w:color w:val="0000FF"/>
+          <w:sz w:val="24"/>
         </w:rPr>
         <w:t>h</w:t>
       </w:r>
@@ -2129,7 +2137,7 @@
             <w:rPr>
               <w:rStyle w:val="Hyperlink"/>
             </w:rPr>
-            <w:t>Arti</w:t>
+            <w:t>Artis</w:t>
           </w:r>
         </w:hyperlink>
       </w:r>
@@ -2138,16 +2146,6 @@
           <w:rFonts w:ascii="Charis SIL Regular" w:hAnsi="Charis SIL Regular" w:eastAsia="Charis SIL Regular"/>
           <w:b w:val="0"/>
           <w:i w:val="0"/>
-          <w:color w:val="0000FF"/>
-          <w:sz w:val="24"/>
-        </w:rPr>
-        <w:t>s</w:t>
-      </w:r>
-      <w:r>
-        <w:rPr>
-          <w:rFonts w:ascii="Charis SIL Regular" w:hAnsi="Charis SIL Regular" w:eastAsia="Charis SIL Regular"/>
-          <w:b w:val="0"/>
-          <w:i w:val="0"/>
           <w:color w:val="000000"/>
           <w:sz w:val="24"/>
         </w:rPr>
@@ -2161,18 +2159,7 @@
           <w:color w:val="000000"/>
           <w:sz w:val="24"/>
         </w:rPr>
-        <w:t>ging naar h</w:t>
-      </w:r>
-      <w:r>
-        <w:rPr>
-          <w:u w:val="single" w:color="0000ff"/>
-          <w:rFonts w:ascii="Charis SIL Regular" w:hAnsi="Charis SIL Regular" w:eastAsia="Charis SIL Regular"/>
-          <w:b w:val="0"/>
-          <w:i w:val="0"/>
-          <w:color w:val="000000"/>
-          <w:sz w:val="24"/>
-        </w:rPr>
-        <w:t xml:space="preserve">et </w:t>
+        <w:t xml:space="preserve">ging naar het </w:t>
       </w:r>
       <w:r>
         <w:rPr>
@@ -3581,25 +3568,7 @@
           <w:color w:val="000000"/>
           <w:sz w:val="24"/>
         </w:rPr>
-        <w:hyperlink r:id="rId23" w:history="1">
-          <w:r>
-            <w:rPr>
-              <w:rStyle w:val="Hyperlink"/>
-            </w:rPr>
-            <w:t>Leiden. De</w:t>
-          </w:r>
-        </w:hyperlink>
-      </w:r>
-      <w:r>
-        <w:rPr>
-          <w:u w:val="single" w:color="0000ff"/>
-          <w:rFonts w:ascii="Charis SIL Regular" w:hAnsi="Charis SIL Regular" w:eastAsia="Charis SIL Regular"/>
-          <w:b w:val="0"/>
-          <w:i w:val="0"/>
-          <w:color w:val="000000"/>
-          <w:sz w:val="24"/>
-        </w:rPr>
-        <w:t xml:space="preserve"> fotocollectie van </w:t>
+        <w:t xml:space="preserve">Leiden. De fotocollectie van </w:t>
       </w:r>
       <w:r>
         <w:rPr>
@@ -5229,7 +5198,7 @@
             <w:rPr>
               <w:rStyle w:val="Hyperlink"/>
             </w:rPr>
-            <w:t>file/49d013d5-0786</w:t>
+            <w:t>file/49d013d5-078</w:t>
           </w:r>
         </w:hyperlink>
       </w:r>
@@ -5240,25 +5209,13 @@
           <w:i w:val="0"/>
           <w:color w:val="0000FF"/>
           <w:sz w:val="24"/>
-          <w:u w:val="single"/>
-        </w:rPr>
-        <w:t>-</w:t>
-      </w:r>
-      <w:r>
-        <w:rPr>
-          <w:rFonts w:ascii="Charis SIL Regular" w:hAnsi="Charis SIL Regular" w:eastAsia="Charis SIL Regular"/>
-          <w:b w:val="0"/>
-          <w:i w:val="0"/>
-          <w:color w:val="0000FF"/>
-          <w:sz w:val="24"/>
-          <w:u w:val="single"/>
         </w:rPr>
         <w:hyperlink r:id="rId27" w:history="1">
           <w:r>
             <w:rPr>
               <w:rStyle w:val="Hyperlink"/>
             </w:rPr>
-            <w:t>db08</w:t>
+            <w:t>6</w:t>
           </w:r>
         </w:hyperlink>
       </w:r>
@@ -5269,8 +5226,27 @@
           <w:i w:val="0"/>
           <w:color w:val="0000FF"/>
           <w:sz w:val="24"/>
+          <w:u w:val="single"/>
         </w:rPr>
         <w:t>-</w:t>
+      </w:r>
+      <w:r>
+        <w:rPr>
+          <w:rFonts w:ascii="Charis SIL Regular" w:hAnsi="Charis SIL Regular" w:eastAsia="Charis SIL Regular"/>
+          <w:b w:val="0"/>
+          <w:i w:val="0"/>
+          <w:color w:val="0000FF"/>
+          <w:sz w:val="24"/>
+          <w:u w:val="single"/>
+        </w:rPr>
+        <w:hyperlink r:id="rId27" w:history="1">
+          <w:r>
+            <w:rPr>
+              <w:rStyle w:val="Hyperlink"/>
+            </w:rPr>
+            <w:t>db08-</w:t>
+          </w:r>
+        </w:hyperlink>
       </w:r>
       <w:r>
         <w:rPr>
@@ -6441,7 +6417,7 @@
           <w:sz w:val="24"/>
           <w:u w:val="single"/>
         </w:rPr>
-        <w:hyperlink r:id="rId32" w:history="1">
+        <w:hyperlink r:id="rId16" w:history="1">
           <w:r>
             <w:rPr>
               <w:rStyle w:val="Hyperlink"/>
@@ -6538,7 +6514,7 @@
           <w:color w:val="0000FF"/>
           <w:sz w:val="24"/>
         </w:rPr>
-        <w:hyperlink r:id="rId33" w:history="1">
+        <w:hyperlink r:id="rId32" w:history="1">
           <w:r>
             <w:rPr>
               <w:rStyle w:val="Hyperlink"/>
@@ -6555,7 +6531,7 @@
           <w:color w:val="0000FF"/>
           <w:sz w:val="24"/>
         </w:rPr>
-        <w:hyperlink r:id="rId33" w:history="1">
+        <w:hyperlink r:id="rId32" w:history="1">
           <w:r>
             <w:rPr>
               <w:rStyle w:val="Hyperlink"/>
@@ -6572,7 +6548,7 @@
           <w:color w:val="0000FF"/>
           <w:sz w:val="24"/>
         </w:rPr>
-        <w:hyperlink r:id="rId33" w:history="1">
+        <w:hyperlink r:id="rId32" w:history="1">
           <w:r>
             <w:rPr>
               <w:rStyle w:val="Hyperlink"/>
@@ -6589,7 +6565,7 @@
           <w:color w:val="0000FF"/>
           <w:sz w:val="24"/>
         </w:rPr>
-        <w:hyperlink r:id="rId33" w:history="1">
+        <w:hyperlink r:id="rId32" w:history="1">
           <w:r>
             <w:rPr>
               <w:rStyle w:val="Hyperlink"/>
@@ -6606,7 +6582,7 @@
           <w:color w:val="0000FF"/>
           <w:sz w:val="24"/>
         </w:rPr>
-        <w:hyperlink r:id="rId33" w:history="1">
+        <w:hyperlink r:id="rId32" w:history="1">
           <w:r>
             <w:rPr>
               <w:rStyle w:val="Hyperlink"/>

--- a/EXPORTS/DOCX/published/niveau3/Dutch/Wereldtentoonstelling1883.docx
+++ b/EXPORTS/DOCX/published/niveau3/Dutch/Wereldtentoonstelling1883.docx
@@ -787,13 +787,85 @@
       </w:r>
       <w:r>
         <w:rPr>
+          <w:u w:val="single" w:color="0000ff"/>
           <w:rFonts w:ascii="Charis SIL Regular" w:hAnsi="Charis SIL Regular" w:eastAsia="Charis SIL Regular"/>
           <w:b w:val="0"/>
           <w:i w:val="0"/>
           <w:color w:val="000000"/>
           <w:sz w:val="24"/>
         </w:rPr>
-        <w:t>Leiden) en Fredericus Anna Je</w:t>
+        <w:hyperlink r:id="rId11" w:history="1">
+          <w:r>
+            <w:rPr>
+              <w:rStyle w:val="Hyperlink"/>
+            </w:rPr>
+            <w:t>Leiden</w:t>
+          </w:r>
+        </w:hyperlink>
+      </w:r>
+      <w:r>
+        <w:rPr>
+          <w:u w:val="single" w:color="0000ff"/>
+          <w:rFonts w:ascii="Charis SIL Regular" w:hAnsi="Charis SIL Regular" w:eastAsia="Charis SIL Regular"/>
+          <w:b w:val="0"/>
+          <w:i w:val="0"/>
+          <w:color w:val="000000"/>
+          <w:sz w:val="24"/>
+        </w:rPr>
+        <w:hyperlink r:id="rId11" w:history="1">
+          <w:r>
+            <w:rPr>
+              <w:rStyle w:val="Hyperlink"/>
+            </w:rPr>
+            <w:t>)</w:t>
+          </w:r>
+        </w:hyperlink>
+      </w:r>
+      <w:r>
+        <w:rPr>
+          <w:u w:val="single" w:color="0000ff"/>
+          <w:rFonts w:ascii="Charis SIL Regular" w:hAnsi="Charis SIL Regular" w:eastAsia="Charis SIL Regular"/>
+          <w:b w:val="0"/>
+          <w:i w:val="0"/>
+          <w:color w:val="000000"/>
+          <w:sz w:val="24"/>
+        </w:rPr>
+        <w:hyperlink r:id="rId11" w:history="1">
+          <w:r>
+            <w:rPr>
+              <w:rStyle w:val="Hyperlink"/>
+            </w:rPr>
+            <w:t xml:space="preserve"> en Fred</w:t>
+          </w:r>
+        </w:hyperlink>
+      </w:r>
+      <w:r>
+        <w:rPr>
+          <w:rFonts w:ascii="Charis SIL Regular" w:hAnsi="Charis SIL Regular" w:eastAsia="Charis SIL Regular"/>
+          <w:b w:val="0"/>
+          <w:i w:val="0"/>
+          <w:color w:val="000000"/>
+          <w:sz w:val="24"/>
+        </w:rPr>
+        <w:t>ericus An</w:t>
+      </w:r>
+      <w:r>
+        <w:rPr>
+          <w:u w:val="single" w:color="0000ff"/>
+          <w:rFonts w:ascii="Charis SIL Regular" w:hAnsi="Charis SIL Regular" w:eastAsia="Charis SIL Regular"/>
+          <w:b w:val="0"/>
+          <w:i w:val="0"/>
+          <w:color w:val="000000"/>
+          <w:sz w:val="24"/>
+        </w:rPr>
+        <w:hyperlink r:id="rId12" w:history="1">
+          <w:r>
+            <w:rPr>
+              <w:rStyle w:val="Hyperlink"/>
+            </w:rPr>
+            <w:t>na Je</w:t>
+          </w:r>
+        </w:hyperlink>
       </w:r>
       <w:r>
         <w:rPr>
@@ -990,7 +1062,7 @@
           <w:sz w:val="24"/>
           <w:u w:val="single"/>
         </w:rPr>
-        <w:hyperlink r:id="rId13" w:history="1">
+        <w:hyperlink r:id="rId14" w:history="1">
           <w:r>
             <w:rPr>
               <w:rStyle w:val="Hyperlink"/>
@@ -1019,7 +1091,7 @@
           <w:sz w:val="24"/>
           <w:u w:val="single"/>
         </w:rPr>
-        <w:hyperlink r:id="rId13" w:history="1">
+        <w:hyperlink r:id="rId14" w:history="1">
           <w:r>
             <w:rPr>
               <w:rStyle w:val="Hyperlink"/>
@@ -1048,21 +1120,13 @@
       </w:r>
       <w:r>
         <w:rPr>
-          <w:u w:val="single" w:color="0000ff"/>
           <w:rFonts w:ascii="Charis SIL Regular" w:hAnsi="Charis SIL Regular" w:eastAsia="Charis SIL Regular"/>
           <w:b w:val="0"/>
           <w:i w:val="0"/>
           <w:color w:val="000000"/>
           <w:sz w:val="24"/>
         </w:rPr>
-        <w:hyperlink r:id="rId13" w:history="1">
-          <w:r>
-            <w:rPr>
-              <w:rStyle w:val="Hyperlink"/>
-            </w:rPr>
-            <w:t>verantwoor</w:t>
-          </w:r>
-        </w:hyperlink>
+        <w:t>verantwoor</w:t>
       </w:r>
       <w:r>
         <w:rPr>
@@ -1934,7 +1998,6 @@
           <w:i w:val="0"/>
           <w:color w:val="0000FF"/>
           <w:sz w:val="24"/>
-          <w:u w:val="single"/>
         </w:rPr>
         <w:hyperlink r:id="rId19" w:history="1">
           <w:r>
@@ -2052,7 +2115,7 @@
             <w:rPr>
               <w:rStyle w:val="Hyperlink"/>
             </w:rPr>
-            <w:t>Etnografis</w:t>
+            <w:t>Etnografisc</w:t>
           </w:r>
         </w:hyperlink>
       </w:r>
@@ -2063,23 +2126,7 @@
           <w:i w:val="0"/>
           <w:color w:val="0000FF"/>
           <w:sz w:val="24"/>
-        </w:rPr>
-        <w:hyperlink r:id="rId20" w:history="1">
-          <w:r>
-            <w:rPr>
-              <w:rStyle w:val="Hyperlink"/>
-            </w:rPr>
-            <w:t>c</w:t>
-          </w:r>
-        </w:hyperlink>
-      </w:r>
-      <w:r>
-        <w:rPr>
-          <w:rFonts w:ascii="Charis SIL Regular" w:hAnsi="Charis SIL Regular" w:eastAsia="Charis SIL Regular"/>
-          <w:b w:val="0"/>
-          <w:i w:val="0"/>
-          <w:color w:val="0000FF"/>
-          <w:sz w:val="24"/>
+          <w:u w:val="single"/>
         </w:rPr>
         <w:t>h</w:t>
       </w:r>
@@ -2137,9 +2184,19 @@
             <w:rPr>
               <w:rStyle w:val="Hyperlink"/>
             </w:rPr>
-            <w:t>Artis</w:t>
+            <w:t>Arti</w:t>
           </w:r>
         </w:hyperlink>
+      </w:r>
+      <w:r>
+        <w:rPr>
+          <w:rFonts w:ascii="Charis SIL Regular" w:hAnsi="Charis SIL Regular" w:eastAsia="Charis SIL Regular"/>
+          <w:b w:val="0"/>
+          <w:i w:val="0"/>
+          <w:color w:val="0000FF"/>
+          <w:sz w:val="24"/>
+        </w:rPr>
+        <w:t>s</w:t>
       </w:r>
       <w:r>
         <w:rPr>
@@ -2233,7 +2290,7 @@
             <w:rPr>
               <w:rStyle w:val="Hyperlink"/>
             </w:rPr>
-            <w:t>s</w:t>
+            <w:t>sch</w:t>
           </w:r>
         </w:hyperlink>
       </w:r>
@@ -2246,7 +2303,7 @@
           <w:sz w:val="24"/>
           <w:u w:val="single"/>
         </w:rPr>
-        <w:t>c</w:t>
+        <w:t xml:space="preserve"> </w:t>
       </w:r>
       <w:r>
         <w:rPr>
@@ -2255,30 +2312,9 @@
           <w:i w:val="0"/>
           <w:color w:val="0000FF"/>
           <w:sz w:val="24"/>
-        </w:rPr>
-        <w:t>h</w:t>
-      </w:r>
-      <w:r>
-        <w:rPr>
-          <w:rFonts w:ascii="Charis SIL Regular" w:hAnsi="Charis SIL Regular" w:eastAsia="Charis SIL Regular"/>
-          <w:b w:val="0"/>
-          <w:i w:val="0"/>
-          <w:color w:val="0000FF"/>
-          <w:sz w:val="24"/>
           <w:u w:val="single"/>
         </w:rPr>
-        <w:t xml:space="preserve"> </w:t>
-      </w:r>
-      <w:r>
-        <w:rPr>
-          <w:rFonts w:ascii="Charis SIL Regular" w:hAnsi="Charis SIL Regular" w:eastAsia="Charis SIL Regular"/>
-          <w:b w:val="0"/>
-          <w:i w:val="0"/>
-          <w:color w:val="0000FF"/>
-          <w:sz w:val="24"/>
-          <w:u w:val="single"/>
-        </w:rPr>
-        <w:hyperlink r:id="rId12" w:history="1">
+        <w:hyperlink r:id="rId19" w:history="1">
           <w:r>
             <w:rPr>
               <w:rStyle w:val="Hyperlink"/>
@@ -2294,16 +2330,8 @@
           <w:i w:val="0"/>
           <w:color w:val="0000FF"/>
           <w:sz w:val="24"/>
-          <w:u w:val="single"/>
-        </w:rPr>
-        <w:hyperlink r:id="rId12" w:history="1">
-          <w:r>
-            <w:rPr>
-              <w:rStyle w:val="Hyperlink"/>
-            </w:rPr>
-            <w:t>m</w:t>
-          </w:r>
-        </w:hyperlink>
+        </w:rPr>
+        <w:t>m</w:t>
       </w:r>
       <w:r>
         <w:rPr>
@@ -2324,61 +2352,7 @@
           <w:color w:val="000000"/>
           <w:sz w:val="24"/>
         </w:rPr>
-        <w:t>d</w:t>
-      </w:r>
-      <w:r>
-        <w:rPr>
-          <w:u w:val="single" w:color="0000ff"/>
-          <w:rFonts w:ascii="Charis SIL Regular" w:hAnsi="Charis SIL Regular" w:eastAsia="Charis SIL Regular"/>
-          <w:b w:val="0"/>
-          <w:i w:val="0"/>
-          <w:color w:val="000000"/>
-          <w:sz w:val="24"/>
-        </w:rPr>
-        <w:hyperlink r:id="rId20" w:history="1">
-          <w:r>
-            <w:rPr>
-              <w:rStyle w:val="Hyperlink"/>
-            </w:rPr>
-            <w:t>en. Daarnaa</w:t>
-          </w:r>
-        </w:hyperlink>
-      </w:r>
-      <w:r>
-        <w:rPr>
-          <w:u w:val="single" w:color="0000ff"/>
-          <w:rFonts w:ascii="Charis SIL Regular" w:hAnsi="Charis SIL Regular" w:eastAsia="Charis SIL Regular"/>
-          <w:b w:val="0"/>
-          <w:i w:val="0"/>
-          <w:color w:val="000000"/>
-          <w:sz w:val="24"/>
-        </w:rPr>
-        <w:hyperlink r:id="rId20" w:history="1">
-          <w:r>
-            <w:rPr>
-              <w:rStyle w:val="Hyperlink"/>
-            </w:rPr>
-            <w:t>s</w:t>
-          </w:r>
-        </w:hyperlink>
-      </w:r>
-      <w:r>
-        <w:rPr>
-          <w:u w:val="single" w:color="0000ff"/>
-          <w:rFonts w:ascii="Charis SIL Regular" w:hAnsi="Charis SIL Regular" w:eastAsia="Charis SIL Regular"/>
-          <w:b w:val="0"/>
-          <w:i w:val="0"/>
-          <w:color w:val="000000"/>
-          <w:sz w:val="24"/>
-        </w:rPr>
-        <w:hyperlink r:id="rId20" w:history="1">
-          <w:r>
-            <w:rPr>
-              <w:rStyle w:val="Hyperlink"/>
-            </w:rPr>
-            <w:t>t wist he</w:t>
-          </w:r>
-        </w:hyperlink>
+        <w:t>den. Daarnaast wist he</w:t>
       </w:r>
       <w:r>
         <w:rPr>
@@ -2416,7 +2390,43 @@
           <w:color w:val="000000"/>
           <w:sz w:val="24"/>
         </w:rPr>
-        <w:t>tijdens de Wereldtentoonstelling</w:t>
+        <w:t>tijdens de We</w:t>
+      </w:r>
+      <w:r>
+        <w:rPr>
+          <w:u w:val="single" w:color="0000ff"/>
+          <w:rFonts w:ascii="Charis SIL Regular" w:hAnsi="Charis SIL Regular" w:eastAsia="Charis SIL Regular"/>
+          <w:b w:val="0"/>
+          <w:i w:val="0"/>
+          <w:color w:val="000000"/>
+          <w:sz w:val="24"/>
+        </w:rPr>
+        <w:hyperlink r:id="rId12" w:history="1">
+          <w:r>
+            <w:rPr>
+              <w:rStyle w:val="Hyperlink"/>
+            </w:rPr>
+            <w:t>reldte</w:t>
+          </w:r>
+        </w:hyperlink>
+      </w:r>
+      <w:r>
+        <w:rPr>
+          <w:u w:val="single" w:color="0000ff"/>
+          <w:rFonts w:ascii="Charis SIL Regular" w:hAnsi="Charis SIL Regular" w:eastAsia="Charis SIL Regular"/>
+          <w:b w:val="0"/>
+          <w:i w:val="0"/>
+          <w:color w:val="000000"/>
+          <w:sz w:val="24"/>
+        </w:rPr>
+        <w:hyperlink r:id="rId12" w:history="1">
+          <w:r>
+            <w:rPr>
+              <w:rStyle w:val="Hyperlink"/>
+            </w:rPr>
+            <w:t>ntoonstelling</w:t>
+          </w:r>
+        </w:hyperlink>
       </w:r>
       <w:r>
         <w:rPr>
@@ -3561,7 +3571,6 @@
       </w:r>
       <w:r>
         <w:rPr>
-          <w:u w:val="single" w:color="0000ff"/>
           <w:rFonts w:ascii="Charis SIL Regular" w:hAnsi="Charis SIL Regular" w:eastAsia="Charis SIL Regular"/>
           <w:b w:val="0"/>
           <w:i w:val="0"/>
@@ -3703,7 +3712,14 @@
           <w:color w:val="000000"/>
           <w:sz w:val="24"/>
         </w:rPr>
-        <w:t xml:space="preserve">vat een </w:t>
+        <w:hyperlink r:id="rId24" w:history="1">
+          <w:r>
+            <w:rPr>
+              <w:rStyle w:val="Hyperlink"/>
+            </w:rPr>
+            <w:t xml:space="preserve">vat een </w:t>
+          </w:r>
+        </w:hyperlink>
       </w:r>
       <w:r>
         <w:rPr>
@@ -5226,7 +5242,6 @@
           <w:i w:val="0"/>
           <w:color w:val="0000FF"/>
           <w:sz w:val="24"/>
-          <w:u w:val="single"/>
         </w:rPr>
         <w:t>-</w:t>
       </w:r>
@@ -6293,9 +6308,15 @@
           <w:i w:val="0"/>
           <w:color w:val="0000FF"/>
           <w:sz w:val="24"/>
-          <w:u w:val="single"/>
-        </w:rPr>
-        <w:t>d</w:t>
+        </w:rPr>
+        <w:hyperlink r:id="rId16" w:history="1">
+          <w:r>
+            <w:rPr>
+              <w:rStyle w:val="Hyperlink"/>
+            </w:rPr>
+            <w:t>d</w:t>
+          </w:r>
+        </w:hyperlink>
       </w:r>
       <w:r>
         <w:rPr>
@@ -6345,21 +6366,13 @@
       </w:r>
       <w:r>
         <w:rPr>
-          <w:u w:val="single" w:color="0000ff"/>
           <w:rFonts w:ascii="Charis SIL Regular" w:hAnsi="Charis SIL Regular" w:eastAsia="Charis SIL Regular"/>
           <w:b w:val="0"/>
           <w:i w:val="0"/>
           <w:color w:val="000000"/>
           <w:sz w:val="24"/>
         </w:rPr>
-        <w:hyperlink r:id="rId16" w:history="1">
-          <w:r>
-            <w:rPr>
-              <w:rStyle w:val="Hyperlink"/>
-            </w:rPr>
-            <w:t xml:space="preserve">, </w:t>
-          </w:r>
-        </w:hyperlink>
+        <w:t xml:space="preserve">, </w:t>
       </w:r>
       <w:r>
         <w:rPr>
@@ -6370,7 +6383,7 @@
           <w:sz w:val="24"/>
           <w:u w:val="single"/>
         </w:rPr>
-        <w:hyperlink r:id="rId16" w:history="1">
+        <w:hyperlink r:id="rId32" w:history="1">
           <w:r>
             <w:rPr>
               <w:rStyle w:val="Hyperlink"/>
@@ -6514,7 +6527,7 @@
           <w:color w:val="0000FF"/>
           <w:sz w:val="24"/>
         </w:rPr>
-        <w:hyperlink r:id="rId32" w:history="1">
+        <w:hyperlink r:id="rId33" w:history="1">
           <w:r>
             <w:rPr>
               <w:rStyle w:val="Hyperlink"/>
@@ -6531,7 +6544,7 @@
           <w:color w:val="0000FF"/>
           <w:sz w:val="24"/>
         </w:rPr>
-        <w:hyperlink r:id="rId32" w:history="1">
+        <w:hyperlink r:id="rId33" w:history="1">
           <w:r>
             <w:rPr>
               <w:rStyle w:val="Hyperlink"/>
@@ -6548,7 +6561,7 @@
           <w:color w:val="0000FF"/>
           <w:sz w:val="24"/>
         </w:rPr>
-        <w:hyperlink r:id="rId32" w:history="1">
+        <w:hyperlink r:id="rId33" w:history="1">
           <w:r>
             <w:rPr>
               <w:rStyle w:val="Hyperlink"/>
@@ -6565,7 +6578,7 @@
           <w:color w:val="0000FF"/>
           <w:sz w:val="24"/>
         </w:rPr>
-        <w:hyperlink r:id="rId32" w:history="1">
+        <w:hyperlink r:id="rId33" w:history="1">
           <w:r>
             <w:rPr>
               <w:rStyle w:val="Hyperlink"/>
@@ -6582,7 +6595,7 @@
           <w:color w:val="0000FF"/>
           <w:sz w:val="24"/>
         </w:rPr>
-        <w:hyperlink r:id="rId32" w:history="1">
+        <w:hyperlink r:id="rId33" w:history="1">
           <w:r>
             <w:rPr>
               <w:rStyle w:val="Hyperlink"/>

--- a/EXPORTS/DOCX/published/niveau3/Dutch/Wereldtentoonstelling1883.docx
+++ b/EXPORTS/DOCX/published/niveau3/Dutch/Wereldtentoonstelling1883.docx
@@ -538,71 +538,7 @@
           <w:color w:val="000000"/>
           <w:sz w:val="24"/>
         </w:rPr>
-        <w:t>, een Nederlands geograaf en etnoloog. Van zijn hand verscheen nad</w:t>
-      </w:r>
-      <w:r>
-        <w:rPr>
-          <w:u w:val="single" w:color="0000ff"/>
-          <w:rFonts w:ascii="Charis SIL Regular" w:hAnsi="Charis SIL Regular" w:eastAsia="Charis SIL Regular"/>
-          <w:b w:val="0"/>
-          <w:i w:val="0"/>
-          <w:color w:val="000000"/>
-          <w:sz w:val="24"/>
-        </w:rPr>
-        <w:hyperlink r:id="rId10" w:history="1">
-          <w:r>
-            <w:rPr>
-              <w:rStyle w:val="Hyperlink"/>
-            </w:rPr>
-            <w:t xml:space="preserve">at de </w:t>
-          </w:r>
-        </w:hyperlink>
-      </w:r>
-      <w:r>
-        <w:rPr>
-          <w:u w:val="single" w:color="0000ff"/>
-          <w:rFonts w:ascii="Charis SIL Regular" w:hAnsi="Charis SIL Regular" w:eastAsia="Charis SIL Regular"/>
-          <w:b w:val="0"/>
-          <w:i w:val="0"/>
-          <w:color w:val="000000"/>
-          <w:sz w:val="24"/>
-        </w:rPr>
-        <w:hyperlink r:id="rId10" w:history="1">
-          <w:r>
-            <w:rPr>
-              <w:rStyle w:val="Hyperlink"/>
-            </w:rPr>
-            <w:t>t</w:t>
-          </w:r>
-        </w:hyperlink>
-      </w:r>
-      <w:r>
-        <w:rPr>
-          <w:u w:val="single" w:color="0000ff"/>
-          <w:rFonts w:ascii="Charis SIL Regular" w:hAnsi="Charis SIL Regular" w:eastAsia="Charis SIL Regular"/>
-          <w:b w:val="0"/>
-          <w:i w:val="0"/>
-          <w:color w:val="000000"/>
-          <w:sz w:val="24"/>
-        </w:rPr>
-        <w:hyperlink r:id="rId10" w:history="1">
-          <w:r>
-            <w:rPr>
-              <w:rStyle w:val="Hyperlink"/>
-            </w:rPr>
-            <w:t>entoonste</w:t>
-          </w:r>
-        </w:hyperlink>
-      </w:r>
-      <w:r>
-        <w:rPr>
-          <w:rFonts w:ascii="Charis SIL Regular" w:hAnsi="Charis SIL Regular" w:eastAsia="Charis SIL Regular"/>
-          <w:b w:val="0"/>
-          <w:i w:val="0"/>
-          <w:color w:val="000000"/>
-          <w:sz w:val="24"/>
-        </w:rPr>
-        <w:t xml:space="preserve">lling </w:t>
+        <w:t xml:space="preserve">, een Nederlands geograaf en etnoloog. Van zijn hand verscheen nadat de tentoonstelling </w:t>
       </w:r>
       <w:r>
         <w:rPr>
@@ -1120,13 +1056,21 @@
       </w:r>
       <w:r>
         <w:rPr>
+          <w:u w:val="single" w:color="0000ff"/>
           <w:rFonts w:ascii="Charis SIL Regular" w:hAnsi="Charis SIL Regular" w:eastAsia="Charis SIL Regular"/>
           <w:b w:val="0"/>
           <w:i w:val="0"/>
           <w:color w:val="000000"/>
           <w:sz w:val="24"/>
         </w:rPr>
-        <w:t>verantwoor</w:t>
+        <w:hyperlink r:id="rId13" w:history="1">
+          <w:r>
+            <w:rPr>
+              <w:rStyle w:val="Hyperlink"/>
+            </w:rPr>
+            <w:t>verantwoor</w:t>
+          </w:r>
+        </w:hyperlink>
       </w:r>
       <w:r>
         <w:rPr>
@@ -2115,7 +2059,7 @@
             <w:rPr>
               <w:rStyle w:val="Hyperlink"/>
             </w:rPr>
-            <w:t>Etnografisc</w:t>
+            <w:t>Etnografis</w:t>
           </w:r>
         </w:hyperlink>
       </w:r>
@@ -2126,7 +2070,23 @@
           <w:i w:val="0"/>
           <w:color w:val="0000FF"/>
           <w:sz w:val="24"/>
-          <w:u w:val="single"/>
+        </w:rPr>
+        <w:hyperlink r:id="rId20" w:history="1">
+          <w:r>
+            <w:rPr>
+              <w:rStyle w:val="Hyperlink"/>
+            </w:rPr>
+            <w:t>c</w:t>
+          </w:r>
+        </w:hyperlink>
+      </w:r>
+      <w:r>
+        <w:rPr>
+          <w:rFonts w:ascii="Charis SIL Regular" w:hAnsi="Charis SIL Regular" w:eastAsia="Charis SIL Regular"/>
+          <w:b w:val="0"/>
+          <w:i w:val="0"/>
+          <w:color w:val="0000FF"/>
+          <w:sz w:val="24"/>
         </w:rPr>
         <w:t>h</w:t>
       </w:r>
@@ -2184,7 +2144,7 @@
             <w:rPr>
               <w:rStyle w:val="Hyperlink"/>
             </w:rPr>
-            <w:t>Arti</w:t>
+            <w:t>Artis</w:t>
           </w:r>
         </w:hyperlink>
       </w:r>
@@ -2193,16 +2153,6 @@
           <w:rFonts w:ascii="Charis SIL Regular" w:hAnsi="Charis SIL Regular" w:eastAsia="Charis SIL Regular"/>
           <w:b w:val="0"/>
           <w:i w:val="0"/>
-          <w:color w:val="0000FF"/>
-          <w:sz w:val="24"/>
-        </w:rPr>
-        <w:t>s</w:t>
-      </w:r>
-      <w:r>
-        <w:rPr>
-          <w:rFonts w:ascii="Charis SIL Regular" w:hAnsi="Charis SIL Regular" w:eastAsia="Charis SIL Regular"/>
-          <w:b w:val="0"/>
-          <w:i w:val="0"/>
           <w:color w:val="000000"/>
           <w:sz w:val="24"/>
         </w:rPr>
@@ -2216,7 +2166,36 @@
           <w:color w:val="000000"/>
           <w:sz w:val="24"/>
         </w:rPr>
-        <w:t xml:space="preserve">ging naar het </w:t>
+        <w:t>ging naar h</w:t>
+      </w:r>
+      <w:r>
+        <w:rPr>
+          <w:u w:val="single" w:color="0000ff"/>
+          <w:rFonts w:ascii="Charis SIL Regular" w:hAnsi="Charis SIL Regular" w:eastAsia="Charis SIL Regular"/>
+          <w:b w:val="0"/>
+          <w:i w:val="0"/>
+          <w:color w:val="000000"/>
+          <w:sz w:val="24"/>
+        </w:rPr>
+        <w:t>e</w:t>
+      </w:r>
+      <w:r>
+        <w:rPr>
+          <w:u w:val="single" w:color="0000ff"/>
+          <w:rFonts w:ascii="Charis SIL Regular" w:hAnsi="Charis SIL Regular" w:eastAsia="Charis SIL Regular"/>
+          <w:b w:val="0"/>
+          <w:i w:val="0"/>
+          <w:color w:val="000000"/>
+          <w:sz w:val="24"/>
+        </w:rPr>
+        <w:hyperlink r:id="rId19" w:history="1">
+          <w:r>
+            <w:rPr>
+              <w:rStyle w:val="Hyperlink"/>
+            </w:rPr>
+            <w:t xml:space="preserve">t </w:t>
+          </w:r>
+        </w:hyperlink>
       </w:r>
       <w:r>
         <w:rPr>
@@ -2272,7 +2251,6 @@
           <w:i w:val="0"/>
           <w:color w:val="0000FF"/>
           <w:sz w:val="24"/>
-          <w:u w:val="single"/>
         </w:rPr>
         <w:t>fi</w:t>
       </w:r>
@@ -2330,8 +2308,16 @@
           <w:i w:val="0"/>
           <w:color w:val="0000FF"/>
           <w:sz w:val="24"/>
-        </w:rPr>
-        <w:t>m</w:t>
+          <w:u w:val="single"/>
+        </w:rPr>
+        <w:hyperlink r:id="rId12" w:history="1">
+          <w:r>
+            <w:rPr>
+              <w:rStyle w:val="Hyperlink"/>
+            </w:rPr>
+            <w:t>m</w:t>
+          </w:r>
+        </w:hyperlink>
       </w:r>
       <w:r>
         <w:rPr>
@@ -2352,7 +2338,61 @@
           <w:color w:val="000000"/>
           <w:sz w:val="24"/>
         </w:rPr>
-        <w:t>den. Daarnaast wist he</w:t>
+        <w:t>d</w:t>
+      </w:r>
+      <w:r>
+        <w:rPr>
+          <w:u w:val="single" w:color="0000ff"/>
+          <w:rFonts w:ascii="Charis SIL Regular" w:hAnsi="Charis SIL Regular" w:eastAsia="Charis SIL Regular"/>
+          <w:b w:val="0"/>
+          <w:i w:val="0"/>
+          <w:color w:val="000000"/>
+          <w:sz w:val="24"/>
+        </w:rPr>
+        <w:hyperlink r:id="rId20" w:history="1">
+          <w:r>
+            <w:rPr>
+              <w:rStyle w:val="Hyperlink"/>
+            </w:rPr>
+            <w:t>en. Daarnaa</w:t>
+          </w:r>
+        </w:hyperlink>
+      </w:r>
+      <w:r>
+        <w:rPr>
+          <w:u w:val="single" w:color="0000ff"/>
+          <w:rFonts w:ascii="Charis SIL Regular" w:hAnsi="Charis SIL Regular" w:eastAsia="Charis SIL Regular"/>
+          <w:b w:val="0"/>
+          <w:i w:val="0"/>
+          <w:color w:val="000000"/>
+          <w:sz w:val="24"/>
+        </w:rPr>
+        <w:hyperlink r:id="rId20" w:history="1">
+          <w:r>
+            <w:rPr>
+              <w:rStyle w:val="Hyperlink"/>
+            </w:rPr>
+            <w:t>s</w:t>
+          </w:r>
+        </w:hyperlink>
+      </w:r>
+      <w:r>
+        <w:rPr>
+          <w:u w:val="single" w:color="0000ff"/>
+          <w:rFonts w:ascii="Charis SIL Regular" w:hAnsi="Charis SIL Regular" w:eastAsia="Charis SIL Regular"/>
+          <w:b w:val="0"/>
+          <w:i w:val="0"/>
+          <w:color w:val="000000"/>
+          <w:sz w:val="24"/>
+        </w:rPr>
+        <w:hyperlink r:id="rId20" w:history="1">
+          <w:r>
+            <w:rPr>
+              <w:rStyle w:val="Hyperlink"/>
+            </w:rPr>
+            <w:t>t wist he</w:t>
+          </w:r>
+        </w:hyperlink>
       </w:r>
       <w:r>
         <w:rPr>
@@ -3571,13 +3611,31 @@
       </w:r>
       <w:r>
         <w:rPr>
+          <w:u w:val="single" w:color="0000ff"/>
           <w:rFonts w:ascii="Charis SIL Regular" w:hAnsi="Charis SIL Regular" w:eastAsia="Charis SIL Regular"/>
           <w:b w:val="0"/>
           <w:i w:val="0"/>
           <w:color w:val="000000"/>
           <w:sz w:val="24"/>
         </w:rPr>
-        <w:t xml:space="preserve">Leiden. De fotocollectie van </w:t>
+        <w:hyperlink r:id="rId23" w:history="1">
+          <w:r>
+            <w:rPr>
+              <w:rStyle w:val="Hyperlink"/>
+            </w:rPr>
+            <w:t>Leiden. De</w:t>
+          </w:r>
+        </w:hyperlink>
+      </w:r>
+      <w:r>
+        <w:rPr>
+          <w:rFonts w:ascii="Charis SIL Regular" w:hAnsi="Charis SIL Regular" w:eastAsia="Charis SIL Regular"/>
+          <w:b w:val="0"/>
+          <w:i w:val="0"/>
+          <w:color w:val="000000"/>
+          <w:sz w:val="24"/>
+        </w:rPr>
+        <w:t xml:space="preserve"> fotocollectie van </w:t>
       </w:r>
       <w:r>
         <w:rPr>
@@ -3712,14 +3770,7 @@
           <w:color w:val="000000"/>
           <w:sz w:val="24"/>
         </w:rPr>
-        <w:hyperlink r:id="rId24" w:history="1">
-          <w:r>
-            <w:rPr>
-              <w:rStyle w:val="Hyperlink"/>
-            </w:rPr>
-            <w:t xml:space="preserve">vat een </w:t>
-          </w:r>
-        </w:hyperlink>
+        <w:t xml:space="preserve">vat een </w:t>
       </w:r>
       <w:r>
         <w:rPr>
@@ -6372,7 +6423,14 @@
           <w:color w:val="000000"/>
           <w:sz w:val="24"/>
         </w:rPr>
-        <w:t xml:space="preserve">, </w:t>
+        <w:hyperlink r:id="rId16" w:history="1">
+          <w:r>
+            <w:rPr>
+              <w:rStyle w:val="Hyperlink"/>
+            </w:rPr>
+            <w:t xml:space="preserve">, </w:t>
+          </w:r>
+        </w:hyperlink>
       </w:r>
       <w:r>
         <w:rPr>
@@ -6401,7 +6459,7 @@
           <w:sz w:val="24"/>
           <w:u w:val="single"/>
         </w:rPr>
-        <w:hyperlink r:id="rId16" w:history="1">
+        <w:hyperlink r:id="rId32" w:history="1">
           <w:r>
             <w:rPr>
               <w:rStyle w:val="Hyperlink"/>
@@ -6430,7 +6488,7 @@
           <w:sz w:val="24"/>
           <w:u w:val="single"/>
         </w:rPr>
-        <w:hyperlink r:id="rId16" w:history="1">
+        <w:hyperlink r:id="rId32" w:history="1">
           <w:r>
             <w:rPr>
               <w:rStyle w:val="Hyperlink"/>

--- a/EXPORTS/DOCX/published/niveau3/Dutch/Wereldtentoonstelling1883.docx
+++ b/EXPORTS/DOCX/published/niveau3/Dutch/Wereldtentoonstelling1883.docx
@@ -1995,6 +1995,7 @@
           <w:i w:val="0"/>
           <w:color w:val="0000FF"/>
           <w:sz w:val="24"/>
+          <w:u w:val="single"/>
         </w:rPr>
         <w:hyperlink r:id="rId19" w:history="1">
           <w:r>
@@ -2112,7 +2113,7 @@
             <w:rPr>
               <w:rStyle w:val="Hyperlink"/>
             </w:rPr>
-            <w:t>Etnografis</w:t>
+            <w:t>Etnografisc</w:t>
           </w:r>
         </w:hyperlink>
       </w:r>
@@ -2123,23 +2124,7 @@
           <w:i w:val="0"/>
           <w:color w:val="0000FF"/>
           <w:sz w:val="24"/>
-        </w:rPr>
-        <w:hyperlink r:id="rId20" w:history="1">
-          <w:r>
-            <w:rPr>
-              <w:rStyle w:val="Hyperlink"/>
-            </w:rPr>
-            <w:t>c</w:t>
-          </w:r>
-        </w:hyperlink>
-      </w:r>
-      <w:r>
-        <w:rPr>
-          <w:rFonts w:ascii="Charis SIL Regular" w:hAnsi="Charis SIL Regular" w:eastAsia="Charis SIL Regular"/>
-          <w:b w:val="0"/>
-          <w:i w:val="0"/>
-          <w:color w:val="0000FF"/>
-          <w:sz w:val="24"/>
+          <w:u w:val="single"/>
         </w:rPr>
         <w:t>h</w:t>
       </w:r>
@@ -2197,7 +2182,7 @@
             <w:rPr>
               <w:rStyle w:val="Hyperlink"/>
             </w:rPr>
-            <w:t>Artis</w:t>
+            <w:t>Arti</w:t>
           </w:r>
         </w:hyperlink>
       </w:r>
@@ -2206,6 +2191,16 @@
           <w:rFonts w:ascii="Charis SIL Regular" w:hAnsi="Charis SIL Regular" w:eastAsia="Charis SIL Regular"/>
           <w:b w:val="0"/>
           <w:i w:val="0"/>
+          <w:color w:val="0000FF"/>
+          <w:sz w:val="24"/>
+        </w:rPr>
+        <w:t>s</w:t>
+      </w:r>
+      <w:r>
+        <w:rPr>
+          <w:rFonts w:ascii="Charis SIL Regular" w:hAnsi="Charis SIL Regular" w:eastAsia="Charis SIL Regular"/>
+          <w:b w:val="0"/>
+          <w:i w:val="0"/>
           <w:color w:val="000000"/>
           <w:sz w:val="24"/>
         </w:rPr>
@@ -2230,25 +2225,7 @@
           <w:color w:val="000000"/>
           <w:sz w:val="24"/>
         </w:rPr>
-        <w:t>e</w:t>
-      </w:r>
-      <w:r>
-        <w:rPr>
-          <w:u w:val="single" w:color="0000ff"/>
-          <w:rFonts w:ascii="Charis SIL Regular" w:hAnsi="Charis SIL Regular" w:eastAsia="Charis SIL Regular"/>
-          <w:b w:val="0"/>
-          <w:i w:val="0"/>
-          <w:color w:val="000000"/>
-          <w:sz w:val="24"/>
-        </w:rPr>
-        <w:hyperlink r:id="rId19" w:history="1">
-          <w:r>
-            <w:rPr>
-              <w:rStyle w:val="Hyperlink"/>
-            </w:rPr>
-            <w:t xml:space="preserve">t </w:t>
-          </w:r>
-        </w:hyperlink>
+        <w:t xml:space="preserve">et </w:t>
       </w:r>
       <w:r>
         <w:rPr>
@@ -2288,7 +2265,7 @@
           <w:sz w:val="24"/>
           <w:u w:val="single"/>
         </w:rPr>
-        <w:hyperlink r:id="rId19" w:history="1">
+        <w:hyperlink r:id="rId12" w:history="1">
           <w:r>
             <w:rPr>
               <w:rStyle w:val="Hyperlink"/>
@@ -2304,24 +2281,14 @@
           <w:i w:val="0"/>
           <w:color w:val="0000FF"/>
           <w:sz w:val="24"/>
-        </w:rPr>
-        <w:t>fi</w:t>
-      </w:r>
-      <w:r>
-        <w:rPr>
-          <w:rFonts w:ascii="Charis SIL Regular" w:hAnsi="Charis SIL Regular" w:eastAsia="Charis SIL Regular"/>
-          <w:b w:val="0"/>
-          <w:i w:val="0"/>
-          <w:color w:val="0000FF"/>
-          <w:sz w:val="24"/>
           <w:u w:val="single"/>
         </w:rPr>
-        <w:hyperlink r:id="rId19" w:history="1">
+        <w:hyperlink r:id="rId12" w:history="1">
           <w:r>
             <w:rPr>
               <w:rStyle w:val="Hyperlink"/>
             </w:rPr>
-            <w:t>sch</w:t>
+            <w:t>fi</w:t>
           </w:r>
         </w:hyperlink>
       </w:r>
@@ -2334,6 +2301,51 @@
           <w:sz w:val="24"/>
           <w:u w:val="single"/>
         </w:rPr>
+        <w:hyperlink r:id="rId12" w:history="1">
+          <w:r>
+            <w:rPr>
+              <w:rStyle w:val="Hyperlink"/>
+            </w:rPr>
+            <w:t>s</w:t>
+          </w:r>
+        </w:hyperlink>
+      </w:r>
+      <w:r>
+        <w:rPr>
+          <w:rFonts w:ascii="Charis SIL Regular" w:hAnsi="Charis SIL Regular" w:eastAsia="Charis SIL Regular"/>
+          <w:b w:val="0"/>
+          <w:i w:val="0"/>
+          <w:color w:val="0000FF"/>
+          <w:sz w:val="24"/>
+        </w:rPr>
+        <w:hyperlink r:id="rId12" w:history="1">
+          <w:r>
+            <w:rPr>
+              <w:rStyle w:val="Hyperlink"/>
+            </w:rPr>
+            <w:t>c</w:t>
+          </w:r>
+        </w:hyperlink>
+      </w:r>
+      <w:r>
+        <w:rPr>
+          <w:rFonts w:ascii="Charis SIL Regular" w:hAnsi="Charis SIL Regular" w:eastAsia="Charis SIL Regular"/>
+          <w:b w:val="0"/>
+          <w:i w:val="0"/>
+          <w:color w:val="0000FF"/>
+          <w:sz w:val="24"/>
+        </w:rPr>
+        <w:t>h</w:t>
+      </w:r>
+      <w:r>
+        <w:rPr>
+          <w:rFonts w:ascii="Charis SIL Regular" w:hAnsi="Charis SIL Regular" w:eastAsia="Charis SIL Regular"/>
+          <w:b w:val="0"/>
+          <w:i w:val="0"/>
+          <w:color w:val="0000FF"/>
+          <w:sz w:val="24"/>
+          <w:u w:val="single"/>
+        </w:rPr>
         <w:t xml:space="preserve"> </w:t>
       </w:r>
       <w:r>
@@ -2345,7 +2357,7 @@
           <w:sz w:val="24"/>
           <w:u w:val="single"/>
         </w:rPr>
-        <w:hyperlink r:id="rId19" w:history="1">
+        <w:hyperlink r:id="rId12" w:history="1">
           <w:r>
             <w:rPr>
               <w:rStyle w:val="Hyperlink"/>
@@ -3689,35 +3701,7 @@
           <w:color w:val="000000"/>
           <w:sz w:val="24"/>
         </w:rPr>
-        <w:t xml:space="preserve"> </w:t>
-      </w:r>
-      <w:r>
-        <w:rPr>
-          <w:u w:val="single" w:color="0000ff"/>
-          <w:rFonts w:ascii="Charis SIL Regular" w:hAnsi="Charis SIL Regular" w:eastAsia="Charis SIL Regular"/>
-          <w:b w:val="0"/>
-          <w:i w:val="0"/>
-          <w:color w:val="000000"/>
-          <w:sz w:val="24"/>
-        </w:rPr>
-        <w:hyperlink r:id="rId23" w:history="1">
-          <w:r>
-            <w:rPr>
-              <w:rStyle w:val="Hyperlink"/>
-            </w:rPr>
-            <w:t>fotocolle</w:t>
-          </w:r>
-        </w:hyperlink>
-      </w:r>
-      <w:r>
-        <w:rPr>
-          <w:rFonts w:ascii="Charis SIL Regular" w:hAnsi="Charis SIL Regular" w:eastAsia="Charis SIL Regular"/>
-          <w:b w:val="0"/>
-          <w:i w:val="0"/>
-          <w:color w:val="000000"/>
-          <w:sz w:val="24"/>
-        </w:rPr>
-        <w:t xml:space="preserve">ctie van </w:t>
+        <w:t xml:space="preserve"> fotocollectie van </w:t>
       </w:r>
       <w:r>
         <w:rPr>
@@ -4111,223 +4095,7 @@
           <w:color w:val="000000"/>
           <w:sz w:val="24"/>
         </w:rPr>
-        <w:t>Let op: op deze foto's zijn ook de ten</w:t>
-      </w:r>
-      <w:r>
-        <w:rPr>
-          <w:u w:val="single" w:color="0000ff"/>
-          <w:rFonts w:ascii="Charis SIL Regular" w:hAnsi="Charis SIL Regular" w:eastAsia="Charis SIL Regular"/>
-          <w:b w:val="0"/>
-          <w:i w:val="0"/>
-          <w:color w:val="000000"/>
-          <w:sz w:val="24"/>
-        </w:rPr>
-        <w:hyperlink r:id="rId25" w:history="1">
-          <w:r>
-            <w:rPr>
-              <w:rStyle w:val="Hyperlink"/>
-            </w:rPr>
-            <w:t>toong</w:t>
-          </w:r>
-        </w:hyperlink>
-      </w:r>
-      <w:r>
-        <w:rPr>
-          <w:u w:val="single" w:color="0000ff"/>
-          <w:rFonts w:ascii="Charis SIL Regular" w:hAnsi="Charis SIL Regular" w:eastAsia="Charis SIL Regular"/>
-          <w:b w:val="0"/>
-          <w:i w:val="0"/>
-          <w:color w:val="000000"/>
-          <w:sz w:val="24"/>
-        </w:rPr>
-        <w:hyperlink r:id="rId25" w:history="1">
-          <w:r>
-            <w:rPr>
-              <w:rStyle w:val="Hyperlink"/>
-            </w:rPr>
-            <w:t>esteld</w:t>
-          </w:r>
-        </w:hyperlink>
-      </w:r>
-      <w:r>
-        <w:rPr>
-          <w:u w:val="single" w:color="0000ff"/>
-          <w:rFonts w:ascii="Charis SIL Regular" w:hAnsi="Charis SIL Regular" w:eastAsia="Charis SIL Regular"/>
-          <w:b w:val="0"/>
-          <w:i w:val="0"/>
-          <w:color w:val="000000"/>
-          <w:sz w:val="24"/>
-        </w:rPr>
-        <w:hyperlink r:id="rId25" w:history="1">
-          <w:r>
-            <w:rPr>
-              <w:rStyle w:val="Hyperlink"/>
-            </w:rPr>
-            <w:t>e</w:t>
-          </w:r>
-        </w:hyperlink>
-      </w:r>
-      <w:r>
-        <w:rPr>
-          <w:u w:val="single" w:color="0000ff"/>
-          <w:rFonts w:ascii="Charis SIL Regular" w:hAnsi="Charis SIL Regular" w:eastAsia="Charis SIL Regular"/>
-          <w:b w:val="0"/>
-          <w:i w:val="0"/>
-          <w:color w:val="000000"/>
-          <w:sz w:val="24"/>
-        </w:rPr>
-        <w:hyperlink r:id="rId25" w:history="1">
-          <w:r>
-            <w:rPr>
-              <w:rStyle w:val="Hyperlink"/>
-            </w:rPr>
-            <w:t xml:space="preserve"> men</w:t>
-          </w:r>
-        </w:hyperlink>
-      </w:r>
-      <w:r>
-        <w:rPr>
-          <w:u w:val="single" w:color="0000ff"/>
-          <w:rFonts w:ascii="Charis SIL Regular" w:hAnsi="Charis SIL Regular" w:eastAsia="Charis SIL Regular"/>
-          <w:b w:val="0"/>
-          <w:i w:val="0"/>
-          <w:color w:val="000000"/>
-          <w:sz w:val="24"/>
-        </w:rPr>
-        <w:hyperlink r:id="rId25" w:history="1">
-          <w:r>
-            <w:rPr>
-              <w:rStyle w:val="Hyperlink"/>
-            </w:rPr>
-            <w:t>s</w:t>
-          </w:r>
-        </w:hyperlink>
-      </w:r>
-      <w:r>
-        <w:rPr>
-          <w:u w:val="single" w:color="0000ff"/>
-          <w:rFonts w:ascii="Charis SIL Regular" w:hAnsi="Charis SIL Regular" w:eastAsia="Charis SIL Regular"/>
-          <w:b w:val="0"/>
-          <w:i w:val="0"/>
-          <w:color w:val="000000"/>
-          <w:sz w:val="24"/>
-        </w:rPr>
-        <w:hyperlink r:id="rId25" w:history="1">
-          <w:r>
-            <w:rPr>
-              <w:rStyle w:val="Hyperlink"/>
-            </w:rPr>
-            <w:t xml:space="preserve">en </w:t>
-          </w:r>
-        </w:hyperlink>
-      </w:r>
-      <w:r>
-        <w:rPr>
-          <w:u w:val="single" w:color="0000ff"/>
-          <w:rFonts w:ascii="Charis SIL Regular" w:hAnsi="Charis SIL Regular" w:eastAsia="Charis SIL Regular"/>
-          <w:b w:val="0"/>
-          <w:i w:val="0"/>
-          <w:color w:val="000000"/>
-          <w:sz w:val="24"/>
-        </w:rPr>
-        <w:hyperlink r:id="rId25" w:history="1">
-          <w:r>
-            <w:rPr>
-              <w:rStyle w:val="Hyperlink"/>
-            </w:rPr>
-            <w:t>u</w:t>
-          </w:r>
-        </w:hyperlink>
-      </w:r>
-      <w:r>
-        <w:rPr>
-          <w:u w:val="single" w:color="0000ff"/>
-          <w:rFonts w:ascii="Charis SIL Regular" w:hAnsi="Charis SIL Regular" w:eastAsia="Charis SIL Regular"/>
-          <w:b w:val="0"/>
-          <w:i w:val="0"/>
-          <w:color w:val="000000"/>
-          <w:sz w:val="24"/>
-        </w:rPr>
-        <w:hyperlink r:id="rId25" w:history="1">
-          <w:r>
-            <w:rPr>
-              <w:rStyle w:val="Hyperlink"/>
-            </w:rPr>
-            <w:t xml:space="preserve">it </w:t>
-          </w:r>
-        </w:hyperlink>
-      </w:r>
-      <w:r>
-        <w:rPr>
-          <w:u w:val="single" w:color="0000ff"/>
-          <w:rFonts w:ascii="Charis SIL Regular" w:hAnsi="Charis SIL Regular" w:eastAsia="Charis SIL Regular"/>
-          <w:b w:val="0"/>
-          <w:i w:val="0"/>
-          <w:color w:val="000000"/>
-          <w:sz w:val="24"/>
-        </w:rPr>
-        <w:hyperlink r:id="rId25" w:history="1">
-          <w:r>
-            <w:rPr>
-              <w:rStyle w:val="Hyperlink"/>
-            </w:rPr>
-            <w:t>v</w:t>
-          </w:r>
-        </w:hyperlink>
-      </w:r>
-      <w:r>
-        <w:rPr>
-          <w:u w:val="single" w:color="0000ff"/>
-          <w:rFonts w:ascii="Charis SIL Regular" w:hAnsi="Charis SIL Regular" w:eastAsia="Charis SIL Regular"/>
-          <w:b w:val="0"/>
-          <w:i w:val="0"/>
-          <w:color w:val="000000"/>
-          <w:sz w:val="24"/>
-        </w:rPr>
-        <w:hyperlink r:id="rId25" w:history="1">
-          <w:r>
-            <w:rPr>
-              <w:rStyle w:val="Hyperlink"/>
-            </w:rPr>
-            <w:t>oormalig Nederlands-</w:t>
-          </w:r>
-        </w:hyperlink>
-      </w:r>
-      <w:r>
-        <w:rPr>
-          <w:u w:val="single" w:color="0000ff"/>
-          <w:rFonts w:ascii="Charis SIL Regular" w:hAnsi="Charis SIL Regular" w:eastAsia="Charis SIL Regular"/>
-          <w:b w:val="0"/>
-          <w:i w:val="0"/>
-          <w:color w:val="000000"/>
-          <w:sz w:val="24"/>
-        </w:rPr>
-        <w:hyperlink r:id="rId25" w:history="1">
-          <w:r>
-            <w:rPr>
-              <w:rStyle w:val="Hyperlink"/>
-            </w:rPr>
-            <w:t>I</w:t>
-          </w:r>
-        </w:hyperlink>
-      </w:r>
-      <w:r>
-        <w:rPr>
-          <w:u w:val="single" w:color="0000ff"/>
-          <w:rFonts w:ascii="Charis SIL Regular" w:hAnsi="Charis SIL Regular" w:eastAsia="Charis SIL Regular"/>
-          <w:b w:val="0"/>
-          <w:i w:val="0"/>
-          <w:color w:val="000000"/>
-          <w:sz w:val="24"/>
-        </w:rPr>
-        <w:hyperlink r:id="rId25" w:history="1">
-          <w:r>
-            <w:rPr>
-              <w:rStyle w:val="Hyperlink"/>
-            </w:rPr>
-            <w:t>nd</w:t>
-          </w:r>
-        </w:hyperlink>
+        <w:t>Let op: op deze foto's zijn ook de tentoongestelde mensen uit voormalig Nederlands-Ind</w:t>
       </w:r>
       <w:r>
         <w:rPr>
@@ -6441,9 +6209,15 @@
           <w:i w:val="0"/>
           <w:color w:val="0000FF"/>
           <w:sz w:val="24"/>
-          <w:u w:val="single"/>
-        </w:rPr>
-        <w:t>d</w:t>
+        </w:rPr>
+        <w:hyperlink r:id="rId16" w:history="1">
+          <w:r>
+            <w:rPr>
+              <w:rStyle w:val="Hyperlink"/>
+            </w:rPr>
+            <w:t>d</w:t>
+          </w:r>
+        </w:hyperlink>
       </w:r>
       <w:r>
         <w:rPr>
@@ -6499,7 +6273,14 @@
           <w:color w:val="000000"/>
           <w:sz w:val="24"/>
         </w:rPr>
-        <w:t xml:space="preserve">, </w:t>
+        <w:hyperlink r:id="rId16" w:history="1">
+          <w:r>
+            <w:rPr>
+              <w:rStyle w:val="Hyperlink"/>
+            </w:rPr>
+            <w:t xml:space="preserve">, </w:t>
+          </w:r>
+        </w:hyperlink>
       </w:r>
       <w:r>
         <w:rPr>

--- a/EXPORTS/DOCX/published/niveau3/Dutch/Wereldtentoonstelling1883.docx
+++ b/EXPORTS/DOCX/published/niveau3/Dutch/Wereldtentoonstelling1883.docx
@@ -1062,7 +1062,7 @@
           <w:sz w:val="24"/>
           <w:u w:val="single"/>
         </w:rPr>
-        <w:hyperlink r:id="rId13" w:history="1">
+        <w:hyperlink r:id="rId14" w:history="1">
           <w:r>
             <w:rPr>
               <w:rStyle w:val="Hyperlink"/>
@@ -1091,7 +1091,7 @@
           <w:sz w:val="24"/>
           <w:u w:val="single"/>
         </w:rPr>
-        <w:hyperlink r:id="rId13" w:history="1">
+        <w:hyperlink r:id="rId14" w:history="1">
           <w:r>
             <w:rPr>
               <w:rStyle w:val="Hyperlink"/>
@@ -1120,49 +1120,13 @@
       </w:r>
       <w:r>
         <w:rPr>
-          <w:u w:val="single" w:color="0000ff"/>
           <w:rFonts w:ascii="Charis SIL Regular" w:hAnsi="Charis SIL Regular" w:eastAsia="Charis SIL Regular"/>
           <w:b w:val="0"/>
           <w:i w:val="0"/>
           <w:color w:val="000000"/>
           <w:sz w:val="24"/>
         </w:rPr>
-        <w:hyperlink r:id="rId13" w:history="1">
-          <w:r>
-            <w:rPr>
-              <w:rStyle w:val="Hyperlink"/>
-            </w:rPr>
-            <w:t>verantwoor</w:t>
-          </w:r>
-        </w:hyperlink>
-      </w:r>
-      <w:r>
-        <w:rPr>
-          <w:u w:val="single" w:color="0000ff"/>
-          <w:rFonts w:ascii="Charis SIL Regular" w:hAnsi="Charis SIL Regular" w:eastAsia="Charis SIL Regular"/>
-          <w:b w:val="0"/>
-          <w:i w:val="0"/>
-          <w:color w:val="000000"/>
-          <w:sz w:val="24"/>
-        </w:rPr>
-        <w:hyperlink r:id="rId13" w:history="1">
-          <w:r>
-            <w:rPr>
-              <w:rStyle w:val="Hyperlink"/>
-            </w:rPr>
-            <w:t>delijk vo</w:t>
-          </w:r>
-        </w:hyperlink>
-      </w:r>
-      <w:r>
-        <w:rPr>
-          <w:rFonts w:ascii="Charis SIL Regular" w:hAnsi="Charis SIL Regular" w:eastAsia="Charis SIL Regular"/>
-          <w:b w:val="0"/>
-          <w:i w:val="0"/>
-          <w:color w:val="000000"/>
-          <w:sz w:val="24"/>
-        </w:rPr>
-        <w:t>or het verzamelen van objecten in Nederlands-I</w:t>
+        <w:t>verantwoordelijk voor het verzamelen van objecten in Nederlands-I</w:t>
       </w:r>
       <w:r>
         <w:rPr>
@@ -1495,7 +1459,43 @@
           <w:color w:val="000000"/>
           <w:sz w:val="24"/>
         </w:rPr>
-        <w:t>Bloembergen is meer informatie bes</w:t>
+        <w:t xml:space="preserve">Bloembergen </w:t>
+      </w:r>
+      <w:r>
+        <w:rPr>
+          <w:u w:val="single" w:color="0000ff"/>
+          <w:rFonts w:ascii="Charis SIL Regular" w:hAnsi="Charis SIL Regular" w:eastAsia="Charis SIL Regular"/>
+          <w:b w:val="0"/>
+          <w:i w:val="0"/>
+          <w:color w:val="000000"/>
+          <w:sz w:val="24"/>
+        </w:rPr>
+        <w:hyperlink r:id="rId15" w:history="1">
+          <w:r>
+            <w:rPr>
+              <w:rStyle w:val="Hyperlink"/>
+            </w:rPr>
+            <w:t>is meer i</w:t>
+          </w:r>
+        </w:hyperlink>
+      </w:r>
+      <w:r>
+        <w:rPr>
+          <w:u w:val="single" w:color="0000ff"/>
+          <w:rFonts w:ascii="Charis SIL Regular" w:hAnsi="Charis SIL Regular" w:eastAsia="Charis SIL Regular"/>
+          <w:b w:val="0"/>
+          <w:i w:val="0"/>
+          <w:color w:val="000000"/>
+          <w:sz w:val="24"/>
+        </w:rPr>
+        <w:hyperlink r:id="rId15" w:history="1">
+          <w:r>
+            <w:rPr>
+              <w:rStyle w:val="Hyperlink"/>
+            </w:rPr>
+            <w:t>nformatie bes</w:t>
+          </w:r>
+        </w:hyperlink>
       </w:r>
       <w:r>
         <w:rPr>
@@ -1971,7 +1971,32 @@
           <w:color w:val="0000FF"/>
           <w:sz w:val="24"/>
         </w:rPr>
-        <w:t>Wereldmus</w:t>
+        <w:hyperlink r:id="rId19" w:history="1">
+          <w:r>
+            <w:rPr>
+              <w:rStyle w:val="Hyperlink"/>
+            </w:rPr>
+            <w:t>W</w:t>
+          </w:r>
+        </w:hyperlink>
+      </w:r>
+      <w:r>
+        <w:rPr>
+          <w:rFonts w:ascii="Charis SIL Regular" w:hAnsi="Charis SIL Regular" w:eastAsia="Charis SIL Regular"/>
+          <w:b w:val="0"/>
+          <w:i w:val="0"/>
+          <w:color w:val="0000FF"/>
+          <w:sz w:val="24"/>
+          <w:u w:val="single"/>
+        </w:rPr>
+        <w:hyperlink r:id="rId18" w:history="1">
+          <w:r>
+            <w:rPr>
+              <w:rStyle w:val="Hyperlink"/>
+            </w:rPr>
+            <w:t>ereldmus</w:t>
+          </w:r>
+        </w:hyperlink>
       </w:r>
       <w:r>
         <w:rPr>
@@ -2180,7 +2205,54 @@
           <w:sz w:val="24"/>
           <w:u w:val="single"/>
         </w:rPr>
-        <w:t>Rijks Etnografi</w:t>
+        <w:hyperlink r:id="rId19" w:history="1">
+          <w:r>
+            <w:rPr>
+              <w:rStyle w:val="Hyperlink"/>
+            </w:rPr>
+            <w:t>Rijks</w:t>
+          </w:r>
+        </w:hyperlink>
+      </w:r>
+      <w:r>
+        <w:rPr>
+          <w:rFonts w:ascii="Charis SIL Regular" w:hAnsi="Charis SIL Regular" w:eastAsia="Charis SIL Regular"/>
+          <w:b w:val="0"/>
+          <w:i w:val="0"/>
+          <w:color w:val="0000FF"/>
+          <w:sz w:val="24"/>
+          <w:u w:val="single"/>
+        </w:rPr>
+        <w:t xml:space="preserve"> </w:t>
+      </w:r>
+      <w:r>
+        <w:rPr>
+          <w:rFonts w:ascii="Charis SIL Regular" w:hAnsi="Charis SIL Regular" w:eastAsia="Charis SIL Regular"/>
+          <w:b w:val="0"/>
+          <w:i w:val="0"/>
+          <w:color w:val="0000FF"/>
+          <w:sz w:val="24"/>
+          <w:u w:val="single"/>
+        </w:rPr>
+        <w:hyperlink r:id="rId19" w:history="1">
+          <w:r>
+            <w:rPr>
+              <w:rStyle w:val="Hyperlink"/>
+            </w:rPr>
+            <w:t>Etnogra</w:t>
+          </w:r>
+        </w:hyperlink>
+      </w:r>
+      <w:r>
+        <w:rPr>
+          <w:rFonts w:ascii="Charis SIL Regular" w:hAnsi="Charis SIL Regular" w:eastAsia="Charis SIL Regular"/>
+          <w:b w:val="0"/>
+          <w:i w:val="0"/>
+          <w:color w:val="0000FF"/>
+          <w:sz w:val="24"/>
+          <w:u w:val="single"/>
+        </w:rPr>
+        <w:t>fi</w:t>
       </w:r>
       <w:r>
         <w:rPr>
@@ -2361,7 +2433,32 @@
           <w:color w:val="000000"/>
           <w:sz w:val="24"/>
         </w:rPr>
-        <w:t>reldtentoonstelling</w:t>
+        <w:hyperlink r:id="rId12" w:history="1">
+          <w:r>
+            <w:rPr>
+              <w:rStyle w:val="Hyperlink"/>
+            </w:rPr>
+            <w:t>reldte</w:t>
+          </w:r>
+        </w:hyperlink>
+      </w:r>
+      <w:r>
+        <w:rPr>
+          <w:u w:val="single" w:color="0000ff"/>
+          <w:rFonts w:ascii="Charis SIL Regular" w:hAnsi="Charis SIL Regular" w:eastAsia="Charis SIL Regular"/>
+          <w:b w:val="0"/>
+          <w:i w:val="0"/>
+          <w:color w:val="000000"/>
+          <w:sz w:val="24"/>
+        </w:rPr>
+        <w:hyperlink r:id="rId12" w:history="1">
+          <w:r>
+            <w:rPr>
+              <w:rStyle w:val="Hyperlink"/>
+            </w:rPr>
+            <w:t>ntoonstelling</w:t>
+          </w:r>
+        </w:hyperlink>
       </w:r>
       <w:r>
         <w:rPr>
@@ -2808,7 +2905,14 @@
           <w:color w:val="000000"/>
           <w:sz w:val="24"/>
         </w:rPr>
-        <w:t>ol</w:t>
+        <w:hyperlink r:id="rId22" w:history="1">
+          <w:r>
+            <w:rPr>
+              <w:rStyle w:val="Hyperlink"/>
+            </w:rPr>
+            <w:t>ol</w:t>
+          </w:r>
+        </w:hyperlink>
       </w:r>
       <w:r>
         <w:rPr>
@@ -2855,7 +2959,14 @@
           <w:color w:val="000000"/>
           <w:sz w:val="24"/>
         </w:rPr>
-        <w:t xml:space="preserve"> pav</w:t>
+        <w:hyperlink r:id="rId22" w:history="1">
+          <w:r>
+            <w:rPr>
+              <w:rStyle w:val="Hyperlink"/>
+            </w:rPr>
+            <w:t xml:space="preserve"> pav</w:t>
+          </w:r>
+        </w:hyperlink>
       </w:r>
       <w:r>
         <w:rPr>
@@ -3492,28 +3603,30 @@
       </w:r>
       <w:r>
         <w:rPr>
+          <w:u w:val="single" w:color="0000ff"/>
           <w:rFonts w:ascii="Charis SIL Regular" w:hAnsi="Charis SIL Regular" w:eastAsia="Charis SIL Regular"/>
           <w:b w:val="0"/>
           <w:i w:val="0"/>
           <w:color w:val="000000"/>
           <w:sz w:val="24"/>
         </w:rPr>
-        <w:t>Leiden. De fotocolle</w:t>
-      </w:r>
-      <w:r>
-        <w:rPr>
-          <w:rFonts w:ascii="Charis SIL Regular" w:hAnsi="Charis SIL Regular" w:eastAsia="Charis SIL Regular"/>
-          <w:b w:val="0"/>
-          <w:i w:val="0"/>
-          <w:color w:val="000000"/>
-          <w:sz w:val="24"/>
+        <w:t xml:space="preserve">Leiden. De fotocollectie van </w:t>
+      </w:r>
+      <w:r>
+        <w:rPr>
+          <w:rFonts w:ascii="Charis SIL Regular" w:hAnsi="Charis SIL Regular" w:eastAsia="Charis SIL Regular"/>
+          <w:b w:val="0"/>
+          <w:i w:val="0"/>
+          <w:color w:val="0000FF"/>
+          <w:sz w:val="24"/>
+          <w:u w:val="single"/>
         </w:rPr>
         <w:hyperlink r:id="rId23" w:history="1">
           <w:r>
             <w:rPr>
               <w:rStyle w:val="Hyperlink"/>
             </w:rPr>
-            <w:t xml:space="preserve">ctie van </w:t>
+            <w:t>Wer</w:t>
           </w:r>
         </w:hyperlink>
       </w:r>
@@ -3524,13 +3637,14 @@
           <w:i w:val="0"/>
           <w:color w:val="0000FF"/>
           <w:sz w:val="24"/>
-        </w:rPr>
-        <w:hyperlink r:id="rId24" w:history="1">
+          <w:u w:val="single"/>
+        </w:rPr>
+        <w:hyperlink r:id="rId23" w:history="1">
           <w:r>
             <w:rPr>
               <w:rStyle w:val="Hyperlink"/>
             </w:rPr>
-            <w:t>Wereld</w:t>
+            <w:t>eld</w:t>
           </w:r>
         </w:hyperlink>
       </w:r>
@@ -3543,7 +3657,7 @@
           <w:sz w:val="24"/>
           <w:u w:val="single"/>
         </w:rPr>
-        <w:hyperlink r:id="rId24" w:history="1">
+        <w:hyperlink r:id="rId23" w:history="1">
           <w:r>
             <w:rPr>
               <w:rStyle w:val="Hyperlink"/>
@@ -3631,14 +3745,7 @@
           <w:color w:val="000000"/>
           <w:sz w:val="24"/>
         </w:rPr>
-        <w:hyperlink r:id="rId24" w:history="1">
-          <w:r>
-            <w:rPr>
-              <w:rStyle w:val="Hyperlink"/>
-            </w:rPr>
-            <w:t xml:space="preserve">vat een </w:t>
-          </w:r>
-        </w:hyperlink>
+        <w:t xml:space="preserve">vat een </w:t>
       </w:r>
       <w:r>
         <w:rPr>
@@ -3897,7 +4004,25 @@
           <w:color w:val="000000"/>
           <w:sz w:val="24"/>
         </w:rPr>
-        <w:t>Let op: op deze foto's zijn ook de tentoong</w:t>
+        <w:t>Let op: op deze foto's zijn ook de ten</w:t>
+      </w:r>
+      <w:r>
+        <w:rPr>
+          <w:u w:val="single" w:color="0000ff"/>
+          <w:rFonts w:ascii="Charis SIL Regular" w:hAnsi="Charis SIL Regular" w:eastAsia="Charis SIL Regular"/>
+          <w:b w:val="0"/>
+          <w:i w:val="0"/>
+          <w:color w:val="000000"/>
+          <w:sz w:val="24"/>
+        </w:rPr>
+        <w:hyperlink r:id="rId25" w:history="1">
+          <w:r>
+            <w:rPr>
+              <w:rStyle w:val="Hyperlink"/>
+            </w:rPr>
+            <w:t>toong</w:t>
+          </w:r>
+        </w:hyperlink>
       </w:r>
       <w:r>
         <w:rPr>
@@ -6209,9 +6334,15 @@
           <w:i w:val="0"/>
           <w:color w:val="0000FF"/>
           <w:sz w:val="24"/>
-          <w:u w:val="single"/>
-        </w:rPr>
-        <w:t>d</w:t>
+        </w:rPr>
+        <w:hyperlink r:id="rId16" w:history="1">
+          <w:r>
+            <w:rPr>
+              <w:rStyle w:val="Hyperlink"/>
+            </w:rPr>
+            <w:t>d</w:t>
+          </w:r>
+        </w:hyperlink>
       </w:r>
       <w:r>
         <w:rPr>
@@ -6261,7 +6392,6 @@
       </w:r>
       <w:r>
         <w:rPr>
-          <w:u w:val="single" w:color="0000ff"/>
           <w:rFonts w:ascii="Charis SIL Regular" w:hAnsi="Charis SIL Regular" w:eastAsia="Charis SIL Regular"/>
           <w:b w:val="0"/>
           <w:i w:val="0"/>
@@ -6286,7 +6416,7 @@
           <w:sz w:val="24"/>
           <w:u w:val="single"/>
         </w:rPr>
-        <w:hyperlink r:id="rId16" w:history="1">
+        <w:hyperlink r:id="rId32" w:history="1">
           <w:r>
             <w:rPr>
               <w:rStyle w:val="Hyperlink"/>
@@ -6304,7 +6434,7 @@
           <w:sz w:val="24"/>
           <w:u w:val="single"/>
         </w:rPr>
-        <w:hyperlink r:id="rId16" w:history="1">
+        <w:hyperlink r:id="rId32" w:history="1">
           <w:r>
             <w:rPr>
               <w:rStyle w:val="Hyperlink"/>
@@ -6333,7 +6463,7 @@
           <w:sz w:val="24"/>
           <w:u w:val="single"/>
         </w:rPr>
-        <w:hyperlink r:id="rId16" w:history="1">
+        <w:hyperlink r:id="rId32" w:history="1">
           <w:r>
             <w:rPr>
               <w:rStyle w:val="Hyperlink"/>
@@ -6430,7 +6560,7 @@
           <w:color w:val="0000FF"/>
           <w:sz w:val="24"/>
         </w:rPr>
-        <w:hyperlink r:id="rId32" w:history="1">
+        <w:hyperlink r:id="rId33" w:history="1">
           <w:r>
             <w:rPr>
               <w:rStyle w:val="Hyperlink"/>
@@ -6447,7 +6577,7 @@
           <w:color w:val="0000FF"/>
           <w:sz w:val="24"/>
         </w:rPr>
-        <w:hyperlink r:id="rId32" w:history="1">
+        <w:hyperlink r:id="rId33" w:history="1">
           <w:r>
             <w:rPr>
               <w:rStyle w:val="Hyperlink"/>
@@ -6464,7 +6594,7 @@
           <w:color w:val="0000FF"/>
           <w:sz w:val="24"/>
         </w:rPr>
-        <w:hyperlink r:id="rId32" w:history="1">
+        <w:hyperlink r:id="rId33" w:history="1">
           <w:r>
             <w:rPr>
               <w:rStyle w:val="Hyperlink"/>
@@ -6481,7 +6611,7 @@
           <w:color w:val="0000FF"/>
           <w:sz w:val="24"/>
         </w:rPr>
-        <w:hyperlink r:id="rId32" w:history="1">
+        <w:hyperlink r:id="rId33" w:history="1">
           <w:r>
             <w:rPr>
               <w:rStyle w:val="Hyperlink"/>
@@ -6498,7 +6628,7 @@
           <w:color w:val="0000FF"/>
           <w:sz w:val="24"/>
         </w:rPr>
-        <w:hyperlink r:id="rId32" w:history="1">
+        <w:hyperlink r:id="rId33" w:history="1">
           <w:r>
             <w:rPr>
               <w:rStyle w:val="Hyperlink"/>

--- a/EXPORTS/DOCX/published/niveau3/Dutch/Wereldtentoonstelling1883.docx
+++ b/EXPORTS/DOCX/published/niveau3/Dutch/Wereldtentoonstelling1883.docx
@@ -1120,13 +1120,49 @@
       </w:r>
       <w:r>
         <w:rPr>
+          <w:u w:val="single" w:color="0000ff"/>
           <w:rFonts w:ascii="Charis SIL Regular" w:hAnsi="Charis SIL Regular" w:eastAsia="Charis SIL Regular"/>
           <w:b w:val="0"/>
           <w:i w:val="0"/>
           <w:color w:val="000000"/>
           <w:sz w:val="24"/>
         </w:rPr>
-        <w:t>verantwoordelijk voor het verzamelen van objecten in Nederlands-I</w:t>
+        <w:hyperlink r:id="rId13" w:history="1">
+          <w:r>
+            <w:rPr>
+              <w:rStyle w:val="Hyperlink"/>
+            </w:rPr>
+            <w:t>verantwoor</w:t>
+          </w:r>
+        </w:hyperlink>
+      </w:r>
+      <w:r>
+        <w:rPr>
+          <w:u w:val="single" w:color="0000ff"/>
+          <w:rFonts w:ascii="Charis SIL Regular" w:hAnsi="Charis SIL Regular" w:eastAsia="Charis SIL Regular"/>
+          <w:b w:val="0"/>
+          <w:i w:val="0"/>
+          <w:color w:val="000000"/>
+          <w:sz w:val="24"/>
+        </w:rPr>
+        <w:hyperlink r:id="rId13" w:history="1">
+          <w:r>
+            <w:rPr>
+              <w:rStyle w:val="Hyperlink"/>
+            </w:rPr>
+            <w:t>delijk vo</w:t>
+          </w:r>
+        </w:hyperlink>
+      </w:r>
+      <w:r>
+        <w:rPr>
+          <w:rFonts w:ascii="Charis SIL Regular" w:hAnsi="Charis SIL Regular" w:eastAsia="Charis SIL Regular"/>
+          <w:b w:val="0"/>
+          <w:i w:val="0"/>
+          <w:color w:val="000000"/>
+          <w:sz w:val="24"/>
+        </w:rPr>
+        <w:t>or het verzamelen van objecten in Nederlands-I</w:t>
       </w:r>
       <w:r>
         <w:rPr>
@@ -6334,15 +6370,9 @@
           <w:i w:val="0"/>
           <w:color w:val="0000FF"/>
           <w:sz w:val="24"/>
-        </w:rPr>
-        <w:hyperlink r:id="rId16" w:history="1">
-          <w:r>
-            <w:rPr>
-              <w:rStyle w:val="Hyperlink"/>
-            </w:rPr>
-            <w:t>d</w:t>
-          </w:r>
-        </w:hyperlink>
+          <w:u w:val="single"/>
+        </w:rPr>
+        <w:t>d</w:t>
       </w:r>
       <w:r>
         <w:rPr>
@@ -6392,6 +6422,7 @@
       </w:r>
       <w:r>
         <w:rPr>
+          <w:u w:val="single" w:color="0000ff"/>
           <w:rFonts w:ascii="Charis SIL Regular" w:hAnsi="Charis SIL Regular" w:eastAsia="Charis SIL Regular"/>
           <w:b w:val="0"/>
           <w:i w:val="0"/>
@@ -6416,7 +6447,7 @@
           <w:sz w:val="24"/>
           <w:u w:val="single"/>
         </w:rPr>
-        <w:hyperlink r:id="rId32" w:history="1">
+        <w:hyperlink r:id="rId16" w:history="1">
           <w:r>
             <w:rPr>
               <w:rStyle w:val="Hyperlink"/>
@@ -6434,7 +6465,7 @@
           <w:sz w:val="24"/>
           <w:u w:val="single"/>
         </w:rPr>
-        <w:hyperlink r:id="rId32" w:history="1">
+        <w:hyperlink r:id="rId16" w:history="1">
           <w:r>
             <w:rPr>
               <w:rStyle w:val="Hyperlink"/>
@@ -6463,7 +6494,7 @@
           <w:sz w:val="24"/>
           <w:u w:val="single"/>
         </w:rPr>
-        <w:hyperlink r:id="rId32" w:history="1">
+        <w:hyperlink r:id="rId16" w:history="1">
           <w:r>
             <w:rPr>
               <w:rStyle w:val="Hyperlink"/>
@@ -6560,7 +6591,7 @@
           <w:color w:val="0000FF"/>
           <w:sz w:val="24"/>
         </w:rPr>
-        <w:hyperlink r:id="rId33" w:history="1">
+        <w:hyperlink r:id="rId32" w:history="1">
           <w:r>
             <w:rPr>
               <w:rStyle w:val="Hyperlink"/>
@@ -6577,7 +6608,7 @@
           <w:color w:val="0000FF"/>
           <w:sz w:val="24"/>
         </w:rPr>
-        <w:hyperlink r:id="rId33" w:history="1">
+        <w:hyperlink r:id="rId32" w:history="1">
           <w:r>
             <w:rPr>
               <w:rStyle w:val="Hyperlink"/>
@@ -6594,7 +6625,7 @@
           <w:color w:val="0000FF"/>
           <w:sz w:val="24"/>
         </w:rPr>
-        <w:hyperlink r:id="rId33" w:history="1">
+        <w:hyperlink r:id="rId32" w:history="1">
           <w:r>
             <w:rPr>
               <w:rStyle w:val="Hyperlink"/>
@@ -6611,7 +6642,7 @@
           <w:color w:val="0000FF"/>
           <w:sz w:val="24"/>
         </w:rPr>
-        <w:hyperlink r:id="rId33" w:history="1">
+        <w:hyperlink r:id="rId32" w:history="1">
           <w:r>
             <w:rPr>
               <w:rStyle w:val="Hyperlink"/>
@@ -6628,7 +6659,7 @@
           <w:color w:val="0000FF"/>
           <w:sz w:val="24"/>
         </w:rPr>
-        <w:hyperlink r:id="rId33" w:history="1">
+        <w:hyperlink r:id="rId32" w:history="1">
           <w:r>
             <w:rPr>
               <w:rStyle w:val="Hyperlink"/>
@@ -6643,7 +6674,7 @@
         <w:autoSpaceDN w:val="0"/>
         <w:autoSpaceDE w:val="0"/>
         <w:widowControl/>
-        <w:spacing w:line="538" w:lineRule="exact" w:before="478" w:after="0"/>
+        <w:spacing w:line="538" w:lineRule="exact" w:before="458" w:after="0"/>
         <w:ind w:left="0" w:right="0" w:firstLine="0"/>
         <w:jc w:val="left"/>
       </w:pPr>

--- a/EXPORTS/DOCX/published/niveau3/Dutch/Wereldtentoonstelling1883.docx
+++ b/EXPORTS/DOCX/published/niveau3/Dutch/Wereldtentoonstelling1883.docx
@@ -1062,7 +1062,7 @@
           <w:sz w:val="24"/>
           <w:u w:val="single"/>
         </w:rPr>
-        <w:hyperlink r:id="rId14" w:history="1">
+        <w:hyperlink r:id="rId13" w:history="1">
           <w:r>
             <w:rPr>
               <w:rStyle w:val="Hyperlink"/>
@@ -2230,7 +2230,36 @@
           <w:color w:val="000000"/>
           <w:sz w:val="24"/>
         </w:rPr>
-        <w:t xml:space="preserve">ging naar het </w:t>
+        <w:t>ging naar h</w:t>
+      </w:r>
+      <w:r>
+        <w:rPr>
+          <w:u w:val="single" w:color="0000ff"/>
+          <w:rFonts w:ascii="Charis SIL Regular" w:hAnsi="Charis SIL Regular" w:eastAsia="Charis SIL Regular"/>
+          <w:b w:val="0"/>
+          <w:i w:val="0"/>
+          <w:color w:val="000000"/>
+          <w:sz w:val="24"/>
+        </w:rPr>
+        <w:t>e</w:t>
+      </w:r>
+      <w:r>
+        <w:rPr>
+          <w:u w:val="single" w:color="0000ff"/>
+          <w:rFonts w:ascii="Charis SIL Regular" w:hAnsi="Charis SIL Regular" w:eastAsia="Charis SIL Regular"/>
+          <w:b w:val="0"/>
+          <w:i w:val="0"/>
+          <w:color w:val="000000"/>
+          <w:sz w:val="24"/>
+        </w:rPr>
+        <w:hyperlink r:id="rId19" w:history="1">
+          <w:r>
+            <w:rPr>
+              <w:rStyle w:val="Hyperlink"/>
+            </w:rPr>
+            <w:t xml:space="preserve">t </w:t>
+          </w:r>
+        </w:hyperlink>
       </w:r>
       <w:r>
         <w:rPr>
@@ -2286,7 +2315,6 @@
           <w:i w:val="0"/>
           <w:color w:val="0000FF"/>
           <w:sz w:val="24"/>
-          <w:u w:val="single"/>
         </w:rPr>
         <w:t>fi</w:t>
       </w:r>
@@ -2344,83 +2372,26 @@
           <w:i w:val="0"/>
           <w:color w:val="0000FF"/>
           <w:sz w:val="24"/>
-        </w:rPr>
-        <w:t>m</w:t>
-      </w:r>
-      <w:r>
-        <w:rPr>
-          <w:rFonts w:ascii="Charis SIL Regular" w:hAnsi="Charis SIL Regular" w:eastAsia="Charis SIL Regular"/>
-          <w:b w:val="0"/>
-          <w:i w:val="0"/>
-          <w:color w:val="000000"/>
-          <w:sz w:val="24"/>
-        </w:rPr>
-        <w:t xml:space="preserve"> in Lei</w:t>
-      </w:r>
-      <w:r>
-        <w:rPr>
-          <w:u w:val="single" w:color="0000ff"/>
-          <w:rFonts w:ascii="Charis SIL Regular" w:hAnsi="Charis SIL Regular" w:eastAsia="Charis SIL Regular"/>
-          <w:b w:val="0"/>
-          <w:i w:val="0"/>
-          <w:color w:val="000000"/>
-          <w:sz w:val="24"/>
-        </w:rPr>
-        <w:t>d</w:t>
-      </w:r>
-      <w:r>
-        <w:rPr>
-          <w:u w:val="single" w:color="0000ff"/>
-          <w:rFonts w:ascii="Charis SIL Regular" w:hAnsi="Charis SIL Regular" w:eastAsia="Charis SIL Regular"/>
-          <w:b w:val="0"/>
-          <w:i w:val="0"/>
-          <w:color w:val="000000"/>
-          <w:sz w:val="24"/>
-        </w:rPr>
-        <w:hyperlink r:id="rId20" w:history="1">
+          <w:u w:val="single"/>
+        </w:rPr>
+        <w:hyperlink r:id="rId12" w:history="1">
           <w:r>
             <w:rPr>
               <w:rStyle w:val="Hyperlink"/>
             </w:rPr>
-            <w:t>en. Daarnaa</w:t>
+            <w:t>m</w:t>
           </w:r>
         </w:hyperlink>
       </w:r>
       <w:r>
         <w:rPr>
-          <w:u w:val="single" w:color="0000ff"/>
           <w:rFonts w:ascii="Charis SIL Regular" w:hAnsi="Charis SIL Regular" w:eastAsia="Charis SIL Regular"/>
           <w:b w:val="0"/>
           <w:i w:val="0"/>
           <w:color w:val="000000"/>
           <w:sz w:val="24"/>
         </w:rPr>
-        <w:hyperlink r:id="rId20" w:history="1">
-          <w:r>
-            <w:rPr>
-              <w:rStyle w:val="Hyperlink"/>
-            </w:rPr>
-            <w:t>s</w:t>
-          </w:r>
-        </w:hyperlink>
-      </w:r>
-      <w:r>
-        <w:rPr>
-          <w:u w:val="single" w:color="0000ff"/>
-          <w:rFonts w:ascii="Charis SIL Regular" w:hAnsi="Charis SIL Regular" w:eastAsia="Charis SIL Regular"/>
-          <w:b w:val="0"/>
-          <w:i w:val="0"/>
-          <w:color w:val="000000"/>
-          <w:sz w:val="24"/>
-        </w:rPr>
-        <w:hyperlink r:id="rId20" w:history="1">
-          <w:r>
-            <w:rPr>
-              <w:rStyle w:val="Hyperlink"/>
-            </w:rPr>
-            <w:t>t wist he</w:t>
-          </w:r>
-        </w:hyperlink>
+        <w:t xml:space="preserve"> in Leiden. Daarnaast wist he</w:t>
       </w:r>
       <w:r>
         <w:rPr>
@@ -2650,31 +2621,13 @@
       </w:r>
       <w:r>
         <w:rPr>
-          <w:u w:val="single" w:color="0000ff"/>
           <w:rFonts w:ascii="Charis SIL Regular" w:hAnsi="Charis SIL Regular" w:eastAsia="Charis SIL Regular"/>
           <w:b w:val="0"/>
           <w:i w:val="0"/>
           <w:color w:val="000000"/>
           <w:sz w:val="24"/>
         </w:rPr>
-        <w:hyperlink r:id="rId21" w:history="1">
-          <w:r>
-            <w:rPr>
-              <w:rStyle w:val="Hyperlink"/>
-            </w:rPr>
-            <w:t>objectgroep</w:t>
-          </w:r>
-        </w:hyperlink>
-      </w:r>
-      <w:r>
-        <w:rPr>
-          <w:rFonts w:ascii="Charis SIL Regular" w:hAnsi="Charis SIL Regular" w:eastAsia="Charis SIL Regular"/>
-          <w:b w:val="0"/>
-          <w:i w:val="0"/>
-          <w:color w:val="000000"/>
-          <w:sz w:val="24"/>
-        </w:rPr>
-        <w:t xml:space="preserve">en zoals hierboven beschreven. Ook is er een </w:t>
+        <w:t xml:space="preserve">objectgroepen zoals hierboven beschreven. Ook is er een </w:t>
       </w:r>
       <w:r>
         <w:rPr>
@@ -3639,7 +3592,6 @@
       </w:r>
       <w:r>
         <w:rPr>
-          <w:u w:val="single" w:color="0000ff"/>
           <w:rFonts w:ascii="Charis SIL Regular" w:hAnsi="Charis SIL Regular" w:eastAsia="Charis SIL Regular"/>
           <w:b w:val="0"/>
           <w:i w:val="0"/>
@@ -6370,9 +6322,15 @@
           <w:i w:val="0"/>
           <w:color w:val="0000FF"/>
           <w:sz w:val="24"/>
-          <w:u w:val="single"/>
-        </w:rPr>
-        <w:t>d</w:t>
+        </w:rPr>
+        <w:hyperlink r:id="rId16" w:history="1">
+          <w:r>
+            <w:rPr>
+              <w:rStyle w:val="Hyperlink"/>
+            </w:rPr>
+            <w:t>d</w:t>
+          </w:r>
+        </w:hyperlink>
       </w:r>
       <w:r>
         <w:rPr>
@@ -6422,21 +6380,13 @@
       </w:r>
       <w:r>
         <w:rPr>
-          <w:u w:val="single" w:color="0000ff"/>
           <w:rFonts w:ascii="Charis SIL Regular" w:hAnsi="Charis SIL Regular" w:eastAsia="Charis SIL Regular"/>
           <w:b w:val="0"/>
           <w:i w:val="0"/>
           <w:color w:val="000000"/>
           <w:sz w:val="24"/>
         </w:rPr>
-        <w:hyperlink r:id="rId16" w:history="1">
-          <w:r>
-            <w:rPr>
-              <w:rStyle w:val="Hyperlink"/>
-            </w:rPr>
-            <w:t xml:space="preserve">, </w:t>
-          </w:r>
-        </w:hyperlink>
+        <w:t xml:space="preserve">, </w:t>
       </w:r>
       <w:r>
         <w:rPr>
@@ -6494,7 +6444,7 @@
           <w:sz w:val="24"/>
           <w:u w:val="single"/>
         </w:rPr>
-        <w:hyperlink r:id="rId16" w:history="1">
+        <w:hyperlink r:id="rId32" w:history="1">
           <w:r>
             <w:rPr>
               <w:rStyle w:val="Hyperlink"/>
@@ -6591,7 +6541,7 @@
           <w:color w:val="0000FF"/>
           <w:sz w:val="24"/>
         </w:rPr>
-        <w:hyperlink r:id="rId32" w:history="1">
+        <w:hyperlink r:id="rId33" w:history="1">
           <w:r>
             <w:rPr>
               <w:rStyle w:val="Hyperlink"/>
@@ -6608,7 +6558,7 @@
           <w:color w:val="0000FF"/>
           <w:sz w:val="24"/>
         </w:rPr>
-        <w:hyperlink r:id="rId32" w:history="1">
+        <w:hyperlink r:id="rId33" w:history="1">
           <w:r>
             <w:rPr>
               <w:rStyle w:val="Hyperlink"/>
@@ -6625,7 +6575,7 @@
           <w:color w:val="0000FF"/>
           <w:sz w:val="24"/>
         </w:rPr>
-        <w:hyperlink r:id="rId32" w:history="1">
+        <w:hyperlink r:id="rId33" w:history="1">
           <w:r>
             <w:rPr>
               <w:rStyle w:val="Hyperlink"/>
@@ -6642,7 +6592,7 @@
           <w:color w:val="0000FF"/>
           <w:sz w:val="24"/>
         </w:rPr>
-        <w:hyperlink r:id="rId32" w:history="1">
+        <w:hyperlink r:id="rId33" w:history="1">
           <w:r>
             <w:rPr>
               <w:rStyle w:val="Hyperlink"/>
@@ -6659,7 +6609,7 @@
           <w:color w:val="0000FF"/>
           <w:sz w:val="24"/>
         </w:rPr>
-        <w:hyperlink r:id="rId32" w:history="1">
+        <w:hyperlink r:id="rId33" w:history="1">
           <w:r>
             <w:rPr>
               <w:rStyle w:val="Hyperlink"/>

--- a/EXPORTS/DOCX/published/niveau3/Dutch/Wereldtentoonstelling1883.docx
+++ b/EXPORTS/DOCX/published/niveau3/Dutch/Wereldtentoonstelling1883.docx
@@ -1062,7 +1062,7 @@
           <w:sz w:val="24"/>
           <w:u w:val="single"/>
         </w:rPr>
-        <w:hyperlink r:id="rId13" w:history="1">
+        <w:hyperlink r:id="rId14" w:history="1">
           <w:r>
             <w:rPr>
               <w:rStyle w:val="Hyperlink"/>
@@ -1553,24 +1553,13 @@
       </w:r>
       <w:r>
         <w:rPr>
-          <w:u w:val="single" w:color="0000ff"/>
           <w:rFonts w:ascii="Charis SIL Regular" w:hAnsi="Charis SIL Regular" w:eastAsia="Charis SIL Regular"/>
           <w:b w:val="0"/>
           <w:i w:val="0"/>
           <w:color w:val="000000"/>
           <w:sz w:val="24"/>
         </w:rPr>
-        <w:t>o</w:t>
-      </w:r>
-      <w:r>
-        <w:rPr>
-          <w:rFonts w:ascii="Charis SIL Regular" w:hAnsi="Charis SIL Regular" w:eastAsia="Charis SIL Regular"/>
-          <w:b w:val="0"/>
-          <w:i w:val="0"/>
-          <w:color w:val="000000"/>
-          <w:sz w:val="24"/>
-        </w:rPr>
-        <w:t>ver wat ande</w:t>
+        <w:t>over wat ande</w:t>
       </w:r>
       <w:r>
         <w:rPr>
@@ -2391,7 +2380,72 @@
           <w:color w:val="000000"/>
           <w:sz w:val="24"/>
         </w:rPr>
-        <w:t xml:space="preserve"> in Leiden. Daarnaast wist he</w:t>
+        <w:t xml:space="preserve"> in Lei</w:t>
+      </w:r>
+      <w:r>
+        <w:rPr>
+          <w:u w:val="single" w:color="0000ff"/>
+          <w:rFonts w:ascii="Charis SIL Regular" w:hAnsi="Charis SIL Regular" w:eastAsia="Charis SIL Regular"/>
+          <w:b w:val="0"/>
+          <w:i w:val="0"/>
+          <w:color w:val="000000"/>
+          <w:sz w:val="24"/>
+        </w:rPr>
+        <w:t>d</w:t>
+      </w:r>
+      <w:r>
+        <w:rPr>
+          <w:u w:val="single" w:color="0000ff"/>
+          <w:rFonts w:ascii="Charis SIL Regular" w:hAnsi="Charis SIL Regular" w:eastAsia="Charis SIL Regular"/>
+          <w:b w:val="0"/>
+          <w:i w:val="0"/>
+          <w:color w:val="000000"/>
+          <w:sz w:val="24"/>
+        </w:rPr>
+        <w:hyperlink r:id="rId20" w:history="1">
+          <w:r>
+            <w:rPr>
+              <w:rStyle w:val="Hyperlink"/>
+            </w:rPr>
+            <w:t>en. Daarnaa</w:t>
+          </w:r>
+        </w:hyperlink>
+      </w:r>
+      <w:r>
+        <w:rPr>
+          <w:u w:val="single" w:color="0000ff"/>
+          <w:rFonts w:ascii="Charis SIL Regular" w:hAnsi="Charis SIL Regular" w:eastAsia="Charis SIL Regular"/>
+          <w:b w:val="0"/>
+          <w:i w:val="0"/>
+          <w:color w:val="000000"/>
+          <w:sz w:val="24"/>
+        </w:rPr>
+        <w:hyperlink r:id="rId20" w:history="1">
+          <w:r>
+            <w:rPr>
+              <w:rStyle w:val="Hyperlink"/>
+            </w:rPr>
+            <w:t>s</w:t>
+          </w:r>
+        </w:hyperlink>
+      </w:r>
+      <w:r>
+        <w:rPr>
+          <w:u w:val="single" w:color="0000ff"/>
+          <w:rFonts w:ascii="Charis SIL Regular" w:hAnsi="Charis SIL Regular" w:eastAsia="Charis SIL Regular"/>
+          <w:b w:val="0"/>
+          <w:i w:val="0"/>
+          <w:color w:val="000000"/>
+          <w:sz w:val="24"/>
+        </w:rPr>
+        <w:hyperlink r:id="rId20" w:history="1">
+          <w:r>
+            <w:rPr>
+              <w:rStyle w:val="Hyperlink"/>
+            </w:rPr>
+            <w:t>t wist he</w:t>
+          </w:r>
+        </w:hyperlink>
       </w:r>
       <w:r>
         <w:rPr>
@@ -2621,13 +2675,31 @@
       </w:r>
       <w:r>
         <w:rPr>
+          <w:u w:val="single" w:color="0000ff"/>
           <w:rFonts w:ascii="Charis SIL Regular" w:hAnsi="Charis SIL Regular" w:eastAsia="Charis SIL Regular"/>
           <w:b w:val="0"/>
           <w:i w:val="0"/>
           <w:color w:val="000000"/>
           <w:sz w:val="24"/>
         </w:rPr>
-        <w:t xml:space="preserve">objectgroepen zoals hierboven beschreven. Ook is er een </w:t>
+        <w:hyperlink r:id="rId21" w:history="1">
+          <w:r>
+            <w:rPr>
+              <w:rStyle w:val="Hyperlink"/>
+            </w:rPr>
+            <w:t>objectgroep</w:t>
+          </w:r>
+        </w:hyperlink>
+      </w:r>
+      <w:r>
+        <w:rPr>
+          <w:rFonts w:ascii="Charis SIL Regular" w:hAnsi="Charis SIL Regular" w:eastAsia="Charis SIL Regular"/>
+          <w:b w:val="0"/>
+          <w:i w:val="0"/>
+          <w:color w:val="000000"/>
+          <w:sz w:val="24"/>
+        </w:rPr>
+        <w:t xml:space="preserve">en zoals hierboven beschreven. Ook is er een </w:t>
       </w:r>
       <w:r>
         <w:rPr>
@@ -3592,13 +3664,67 @@
       </w:r>
       <w:r>
         <w:rPr>
+          <w:u w:val="single" w:color="0000ff"/>
           <w:rFonts w:ascii="Charis SIL Regular" w:hAnsi="Charis SIL Regular" w:eastAsia="Charis SIL Regular"/>
           <w:b w:val="0"/>
           <w:i w:val="0"/>
           <w:color w:val="000000"/>
           <w:sz w:val="24"/>
         </w:rPr>
-        <w:t xml:space="preserve">Leiden. De fotocollectie van </w:t>
+        <w:hyperlink r:id="rId23" w:history="1">
+          <w:r>
+            <w:rPr>
+              <w:rStyle w:val="Hyperlink"/>
+            </w:rPr>
+            <w:t>Leiden. De</w:t>
+          </w:r>
+        </w:hyperlink>
+      </w:r>
+      <w:r>
+        <w:rPr>
+          <w:u w:val="single" w:color="0000ff"/>
+          <w:rFonts w:ascii="Charis SIL Regular" w:hAnsi="Charis SIL Regular" w:eastAsia="Charis SIL Regular"/>
+          <w:b w:val="0"/>
+          <w:i w:val="0"/>
+          <w:color w:val="000000"/>
+          <w:sz w:val="24"/>
+        </w:rPr>
+        <w:t xml:space="preserve"> </w:t>
+      </w:r>
+      <w:r>
+        <w:rPr>
+          <w:u w:val="single" w:color="0000ff"/>
+          <w:rFonts w:ascii="Charis SIL Regular" w:hAnsi="Charis SIL Regular" w:eastAsia="Charis SIL Regular"/>
+          <w:b w:val="0"/>
+          <w:i w:val="0"/>
+          <w:color w:val="000000"/>
+          <w:sz w:val="24"/>
+        </w:rPr>
+        <w:hyperlink r:id="rId23" w:history="1">
+          <w:r>
+            <w:rPr>
+              <w:rStyle w:val="Hyperlink"/>
+            </w:rPr>
+            <w:t>fotocolle</w:t>
+          </w:r>
+        </w:hyperlink>
+      </w:r>
+      <w:r>
+        <w:rPr>
+          <w:rFonts w:ascii="Charis SIL Regular" w:hAnsi="Charis SIL Regular" w:eastAsia="Charis SIL Regular"/>
+          <w:b w:val="0"/>
+          <w:i w:val="0"/>
+          <w:color w:val="000000"/>
+          <w:sz w:val="24"/>
+        </w:rPr>
+        <w:hyperlink r:id="rId23" w:history="1">
+          <w:r>
+            <w:rPr>
+              <w:rStyle w:val="Hyperlink"/>
+            </w:rPr>
+            <w:t xml:space="preserve">ctie van </w:t>
+          </w:r>
+        </w:hyperlink>
       </w:r>
       <w:r>
         <w:rPr>
@@ -6322,15 +6448,9 @@
           <w:i w:val="0"/>
           <w:color w:val="0000FF"/>
           <w:sz w:val="24"/>
-        </w:rPr>
-        <w:hyperlink r:id="rId16" w:history="1">
-          <w:r>
-            <w:rPr>
-              <w:rStyle w:val="Hyperlink"/>
-            </w:rPr>
-            <w:t>d</w:t>
-          </w:r>
-        </w:hyperlink>
+          <w:u w:val="single"/>
+        </w:rPr>
+        <w:t>d</w:t>
       </w:r>
       <w:r>
         <w:rPr>
@@ -6380,13 +6500,21 @@
       </w:r>
       <w:r>
         <w:rPr>
+          <w:u w:val="single" w:color="0000ff"/>
           <w:rFonts w:ascii="Charis SIL Regular" w:hAnsi="Charis SIL Regular" w:eastAsia="Charis SIL Regular"/>
           <w:b w:val="0"/>
           <w:i w:val="0"/>
           <w:color w:val="000000"/>
           <w:sz w:val="24"/>
         </w:rPr>
-        <w:t xml:space="preserve">, </w:t>
+        <w:hyperlink r:id="rId16" w:history="1">
+          <w:r>
+            <w:rPr>
+              <w:rStyle w:val="Hyperlink"/>
+            </w:rPr>
+            <w:t xml:space="preserve">, </w:t>
+          </w:r>
+        </w:hyperlink>
       </w:r>
       <w:r>
         <w:rPr>
@@ -6444,7 +6572,7 @@
           <w:sz w:val="24"/>
           <w:u w:val="single"/>
         </w:rPr>
-        <w:hyperlink r:id="rId32" w:history="1">
+        <w:hyperlink r:id="rId16" w:history="1">
           <w:r>
             <w:rPr>
               <w:rStyle w:val="Hyperlink"/>
@@ -6541,7 +6669,7 @@
           <w:color w:val="0000FF"/>
           <w:sz w:val="24"/>
         </w:rPr>
-        <w:hyperlink r:id="rId33" w:history="1">
+        <w:hyperlink r:id="rId32" w:history="1">
           <w:r>
             <w:rPr>
               <w:rStyle w:val="Hyperlink"/>
@@ -6558,7 +6686,7 @@
           <w:color w:val="0000FF"/>
           <w:sz w:val="24"/>
         </w:rPr>
-        <w:hyperlink r:id="rId33" w:history="1">
+        <w:hyperlink r:id="rId32" w:history="1">
           <w:r>
             <w:rPr>
               <w:rStyle w:val="Hyperlink"/>
@@ -6575,7 +6703,7 @@
           <w:color w:val="0000FF"/>
           <w:sz w:val="24"/>
         </w:rPr>
-        <w:hyperlink r:id="rId33" w:history="1">
+        <w:hyperlink r:id="rId32" w:history="1">
           <w:r>
             <w:rPr>
               <w:rStyle w:val="Hyperlink"/>
@@ -6592,7 +6720,7 @@
           <w:color w:val="0000FF"/>
           <w:sz w:val="24"/>
         </w:rPr>
-        <w:hyperlink r:id="rId33" w:history="1">
+        <w:hyperlink r:id="rId32" w:history="1">
           <w:r>
             <w:rPr>
               <w:rStyle w:val="Hyperlink"/>
@@ -6609,7 +6737,7 @@
           <w:color w:val="0000FF"/>
           <w:sz w:val="24"/>
         </w:rPr>
-        <w:hyperlink r:id="rId33" w:history="1">
+        <w:hyperlink r:id="rId32" w:history="1">
           <w:r>
             <w:rPr>
               <w:rStyle w:val="Hyperlink"/>

--- a/EXPORTS/DOCX/published/niveau3/Dutch/Wereldtentoonstelling1883.docx
+++ b/EXPORTS/DOCX/published/niveau3/Dutch/Wereldtentoonstelling1883.docx
@@ -1062,7 +1062,7 @@
           <w:sz w:val="24"/>
           <w:u w:val="single"/>
         </w:rPr>
-        <w:hyperlink r:id="rId14" w:history="1">
+        <w:hyperlink r:id="rId13" w:history="1">
           <w:r>
             <w:rPr>
               <w:rStyle w:val="Hyperlink"/>
@@ -1120,6 +1120,16 @@
       </w:r>
       <w:r>
         <w:rPr>
+          <w:rFonts w:ascii="Charis SIL Regular" w:hAnsi="Charis SIL Regular" w:eastAsia="Charis SIL Regular"/>
+          <w:b w:val="0"/>
+          <w:i w:val="0"/>
+          <w:color w:val="000000"/>
+          <w:sz w:val="24"/>
+        </w:rPr>
+        <w:t>verantwoordelijk voor het verzamelen van objecten in Nederlands-I</w:t>
+      </w:r>
+      <w:r>
+        <w:rPr>
           <w:u w:val="single" w:color="0000ff"/>
           <w:rFonts w:ascii="Charis SIL Regular" w:hAnsi="Charis SIL Regular" w:eastAsia="Charis SIL Regular"/>
           <w:b w:val="0"/>
@@ -1127,60 +1137,7 @@
           <w:color w:val="000000"/>
           <w:sz w:val="24"/>
         </w:rPr>
-        <w:hyperlink r:id="rId13" w:history="1">
-          <w:r>
-            <w:rPr>
-              <w:rStyle w:val="Hyperlink"/>
-            </w:rPr>
-            <w:t>verantwoor</w:t>
-          </w:r>
-        </w:hyperlink>
-      </w:r>
-      <w:r>
-        <w:rPr>
-          <w:u w:val="single" w:color="0000ff"/>
-          <w:rFonts w:ascii="Charis SIL Regular" w:hAnsi="Charis SIL Regular" w:eastAsia="Charis SIL Regular"/>
-          <w:b w:val="0"/>
-          <w:i w:val="0"/>
-          <w:color w:val="000000"/>
-          <w:sz w:val="24"/>
-        </w:rPr>
-        <w:hyperlink r:id="rId13" w:history="1">
-          <w:r>
-            <w:rPr>
-              <w:rStyle w:val="Hyperlink"/>
-            </w:rPr>
-            <w:t>delijk vo</w:t>
-          </w:r>
-        </w:hyperlink>
-      </w:r>
-      <w:r>
-        <w:rPr>
-          <w:rFonts w:ascii="Charis SIL Regular" w:hAnsi="Charis SIL Regular" w:eastAsia="Charis SIL Regular"/>
-          <w:b w:val="0"/>
-          <w:i w:val="0"/>
-          <w:color w:val="000000"/>
-          <w:sz w:val="24"/>
-        </w:rPr>
-        <w:t>or het verzamelen van objecten in Nederlands-I</w:t>
-      </w:r>
-      <w:r>
-        <w:rPr>
-          <w:u w:val="single" w:color="0000ff"/>
-          <w:rFonts w:ascii="Charis SIL Regular" w:hAnsi="Charis SIL Regular" w:eastAsia="Charis SIL Regular"/>
-          <w:b w:val="0"/>
-          <w:i w:val="0"/>
-          <w:color w:val="000000"/>
-          <w:sz w:val="24"/>
-        </w:rPr>
-        <w:hyperlink r:id="rId14" w:history="1">
-          <w:r>
-            <w:rPr>
-              <w:rStyle w:val="Hyperlink"/>
-            </w:rPr>
-            <w:t>ndië. V</w:t>
-          </w:r>
-        </w:hyperlink>
+        <w:t>ndië. V</w:t>
       </w:r>
       <w:r>
         <w:rPr>
@@ -1553,13 +1510,24 @@
       </w:r>
       <w:r>
         <w:rPr>
+          <w:u w:val="single" w:color="0000ff"/>
           <w:rFonts w:ascii="Charis SIL Regular" w:hAnsi="Charis SIL Regular" w:eastAsia="Charis SIL Regular"/>
           <w:b w:val="0"/>
           <w:i w:val="0"/>
           <w:color w:val="000000"/>
           <w:sz w:val="24"/>
         </w:rPr>
-        <w:t>over wat ande</w:t>
+        <w:t>o</w:t>
+      </w:r>
+      <w:r>
+        <w:rPr>
+          <w:rFonts w:ascii="Charis SIL Regular" w:hAnsi="Charis SIL Regular" w:eastAsia="Charis SIL Regular"/>
+          <w:b w:val="0"/>
+          <w:i w:val="0"/>
+          <w:color w:val="000000"/>
+          <w:sz w:val="24"/>
+        </w:rPr>
+        <w:t>ver wat ande</w:t>
       </w:r>
       <w:r>
         <w:rPr>
@@ -1995,6 +1963,7 @@
           <w:i w:val="0"/>
           <w:color w:val="0000FF"/>
           <w:sz w:val="24"/>
+          <w:u w:val="single"/>
         </w:rPr>
         <w:hyperlink r:id="rId19" w:history="1">
           <w:r>
@@ -2112,7 +2081,7 @@
             <w:rPr>
               <w:rStyle w:val="Hyperlink"/>
             </w:rPr>
-            <w:t>Etnografis</w:t>
+            <w:t>Etnografisc</w:t>
           </w:r>
         </w:hyperlink>
       </w:r>
@@ -2123,23 +2092,7 @@
           <w:i w:val="0"/>
           <w:color w:val="0000FF"/>
           <w:sz w:val="24"/>
-        </w:rPr>
-        <w:hyperlink r:id="rId20" w:history="1">
-          <w:r>
-            <w:rPr>
-              <w:rStyle w:val="Hyperlink"/>
-            </w:rPr>
-            <w:t>c</w:t>
-          </w:r>
-        </w:hyperlink>
-      </w:r>
-      <w:r>
-        <w:rPr>
-          <w:rFonts w:ascii="Charis SIL Regular" w:hAnsi="Charis SIL Regular" w:eastAsia="Charis SIL Regular"/>
-          <w:b w:val="0"/>
-          <w:i w:val="0"/>
-          <w:color w:val="0000FF"/>
-          <w:sz w:val="24"/>
+          <w:u w:val="single"/>
         </w:rPr>
         <w:t>h</w:t>
       </w:r>
@@ -2197,9 +2150,19 @@
             <w:rPr>
               <w:rStyle w:val="Hyperlink"/>
             </w:rPr>
-            <w:t>Artis</w:t>
+            <w:t>Arti</w:t>
           </w:r>
         </w:hyperlink>
+      </w:r>
+      <w:r>
+        <w:rPr>
+          <w:rFonts w:ascii="Charis SIL Regular" w:hAnsi="Charis SIL Regular" w:eastAsia="Charis SIL Regular"/>
+          <w:b w:val="0"/>
+          <w:i w:val="0"/>
+          <w:color w:val="0000FF"/>
+          <w:sz w:val="24"/>
+        </w:rPr>
+        <w:t>s</w:t>
       </w:r>
       <w:r>
         <w:rPr>
@@ -2304,6 +2267,7 @@
           <w:i w:val="0"/>
           <w:color w:val="0000FF"/>
           <w:sz w:val="24"/>
+          <w:u w:val="single"/>
         </w:rPr>
         <w:t>fi</w:t>
       </w:r>
@@ -2350,7 +2314,7 @@
             <w:rPr>
               <w:rStyle w:val="Hyperlink"/>
             </w:rPr>
-            <w:t>Museu</w:t>
+            <w:t>Muse</w:t>
           </w:r>
         </w:hyperlink>
       </w:r>
@@ -2368,7 +2332,7 @@
             <w:rPr>
               <w:rStyle w:val="Hyperlink"/>
             </w:rPr>
-            <w:t>m</w:t>
+            <w:t>um</w:t>
           </w:r>
         </w:hyperlink>
       </w:r>
@@ -2890,144 +2854,7 @@
           <w:color w:val="000000"/>
           <w:sz w:val="24"/>
         </w:rPr>
-        <w:t xml:space="preserve"> die betrekking heeft op etnografische objecten d</w:t>
-      </w:r>
-      <w:r>
-        <w:rPr>
-          <w:u w:val="single" w:color="0000ff"/>
-          <w:rFonts w:ascii="Charis SIL Regular" w:hAnsi="Charis SIL Regular" w:eastAsia="Charis SIL Regular"/>
-          <w:b w:val="0"/>
-          <w:i w:val="0"/>
-          <w:color w:val="000000"/>
-          <w:sz w:val="24"/>
-        </w:rPr>
-        <w:hyperlink r:id="rId22" w:history="1">
-          <w:r>
-            <w:rPr>
-              <w:rStyle w:val="Hyperlink"/>
-            </w:rPr>
-            <w:t>ie buiten</w:t>
-          </w:r>
-        </w:hyperlink>
-      </w:r>
-      <w:r>
-        <w:rPr>
-          <w:u w:val="single" w:color="0000ff"/>
-          <w:rFonts w:ascii="Charis SIL Regular" w:hAnsi="Charis SIL Regular" w:eastAsia="Charis SIL Regular"/>
-          <w:b w:val="0"/>
-          <w:i w:val="0"/>
-          <w:color w:val="000000"/>
-          <w:sz w:val="24"/>
-        </w:rPr>
-        <w:t xml:space="preserve"> </w:t>
-      </w:r>
-      <w:r>
-        <w:rPr>
-          <w:u w:val="single" w:color="0000ff"/>
-          <w:rFonts w:ascii="Charis SIL Regular" w:hAnsi="Charis SIL Regular" w:eastAsia="Charis SIL Regular"/>
-          <w:b w:val="0"/>
-          <w:i w:val="0"/>
-          <w:color w:val="000000"/>
-          <w:sz w:val="24"/>
-        </w:rPr>
-        <w:hyperlink r:id="rId22" w:history="1">
-          <w:r>
-            <w:rPr>
-              <w:rStyle w:val="Hyperlink"/>
-            </w:rPr>
-            <w:t xml:space="preserve">het </w:t>
-          </w:r>
-        </w:hyperlink>
-      </w:r>
-      <w:r>
-        <w:rPr>
-          <w:u w:val="single" w:color="0000ff"/>
-          <w:rFonts w:ascii="Charis SIL Regular" w:hAnsi="Charis SIL Regular" w:eastAsia="Charis SIL Regular"/>
-          <w:b w:val="0"/>
-          <w:i w:val="0"/>
-          <w:color w:val="000000"/>
-          <w:sz w:val="24"/>
-        </w:rPr>
-        <w:hyperlink r:id="rId22" w:history="1">
-          <w:r>
-            <w:rPr>
-              <w:rStyle w:val="Hyperlink"/>
-            </w:rPr>
-            <w:t>k</w:t>
-          </w:r>
-        </w:hyperlink>
-      </w:r>
-      <w:r>
-        <w:rPr>
-          <w:u w:val="single" w:color="0000ff"/>
-          <w:rFonts w:ascii="Charis SIL Regular" w:hAnsi="Charis SIL Regular" w:eastAsia="Charis SIL Regular"/>
-          <w:b w:val="0"/>
-          <w:i w:val="0"/>
-          <w:color w:val="000000"/>
-          <w:sz w:val="24"/>
-        </w:rPr>
-        <w:hyperlink r:id="rId22" w:history="1">
-          <w:r>
-            <w:rPr>
-              <w:rStyle w:val="Hyperlink"/>
-            </w:rPr>
-            <w:t>ol</w:t>
-          </w:r>
-        </w:hyperlink>
-      </w:r>
-      <w:r>
-        <w:rPr>
-          <w:u w:val="single" w:color="0000ff"/>
-          <w:rFonts w:ascii="Charis SIL Regular" w:hAnsi="Charis SIL Regular" w:eastAsia="Charis SIL Regular"/>
-          <w:b w:val="0"/>
-          <w:i w:val="0"/>
-          <w:color w:val="000000"/>
-          <w:sz w:val="24"/>
-        </w:rPr>
-        <w:hyperlink r:id="rId22" w:history="1">
-          <w:r>
-            <w:rPr>
-              <w:rStyle w:val="Hyperlink"/>
-            </w:rPr>
-            <w:t>onial</w:t>
-          </w:r>
-        </w:hyperlink>
-      </w:r>
-      <w:r>
-        <w:rPr>
-          <w:u w:val="single" w:color="0000ff"/>
-          <w:rFonts w:ascii="Charis SIL Regular" w:hAnsi="Charis SIL Regular" w:eastAsia="Charis SIL Regular"/>
-          <w:b w:val="0"/>
-          <w:i w:val="0"/>
-          <w:color w:val="000000"/>
-          <w:sz w:val="24"/>
-        </w:rPr>
-        <w:hyperlink r:id="rId22" w:history="1">
-          <w:r>
-            <w:rPr>
-              <w:rStyle w:val="Hyperlink"/>
-            </w:rPr>
-            <w:t>e</w:t>
-          </w:r>
-        </w:hyperlink>
-      </w:r>
-      <w:r>
-        <w:rPr>
-          <w:u w:val="single" w:color="0000ff"/>
-          <w:rFonts w:ascii="Charis SIL Regular" w:hAnsi="Charis SIL Regular" w:eastAsia="Charis SIL Regular"/>
-          <w:b w:val="0"/>
-          <w:i w:val="0"/>
-          <w:color w:val="000000"/>
-          <w:sz w:val="24"/>
-        </w:rPr>
-        <w:hyperlink r:id="rId22" w:history="1">
-          <w:r>
-            <w:rPr>
-              <w:rStyle w:val="Hyperlink"/>
-            </w:rPr>
-            <w:t xml:space="preserve"> pav</w:t>
-          </w:r>
-        </w:hyperlink>
+        <w:t xml:space="preserve"> die betrekking heeft op etnografische objecten die buiten het koloniale pav</w:t>
       </w:r>
       <w:r>
         <w:rPr>
@@ -3664,67 +3491,13 @@
       </w:r>
       <w:r>
         <w:rPr>
-          <w:u w:val="single" w:color="0000ff"/>
           <w:rFonts w:ascii="Charis SIL Regular" w:hAnsi="Charis SIL Regular" w:eastAsia="Charis SIL Regular"/>
           <w:b w:val="0"/>
           <w:i w:val="0"/>
           <w:color w:val="000000"/>
           <w:sz w:val="24"/>
         </w:rPr>
-        <w:hyperlink r:id="rId23" w:history="1">
-          <w:r>
-            <w:rPr>
-              <w:rStyle w:val="Hyperlink"/>
-            </w:rPr>
-            <w:t>Leiden. De</w:t>
-          </w:r>
-        </w:hyperlink>
-      </w:r>
-      <w:r>
-        <w:rPr>
-          <w:u w:val="single" w:color="0000ff"/>
-          <w:rFonts w:ascii="Charis SIL Regular" w:hAnsi="Charis SIL Regular" w:eastAsia="Charis SIL Regular"/>
-          <w:b w:val="0"/>
-          <w:i w:val="0"/>
-          <w:color w:val="000000"/>
-          <w:sz w:val="24"/>
-        </w:rPr>
-        <w:t xml:space="preserve"> </w:t>
-      </w:r>
-      <w:r>
-        <w:rPr>
-          <w:u w:val="single" w:color="0000ff"/>
-          <w:rFonts w:ascii="Charis SIL Regular" w:hAnsi="Charis SIL Regular" w:eastAsia="Charis SIL Regular"/>
-          <w:b w:val="0"/>
-          <w:i w:val="0"/>
-          <w:color w:val="000000"/>
-          <w:sz w:val="24"/>
-        </w:rPr>
-        <w:hyperlink r:id="rId23" w:history="1">
-          <w:r>
-            <w:rPr>
-              <w:rStyle w:val="Hyperlink"/>
-            </w:rPr>
-            <w:t>fotocolle</w:t>
-          </w:r>
-        </w:hyperlink>
-      </w:r>
-      <w:r>
-        <w:rPr>
-          <w:rFonts w:ascii="Charis SIL Regular" w:hAnsi="Charis SIL Regular" w:eastAsia="Charis SIL Regular"/>
-          <w:b w:val="0"/>
-          <w:i w:val="0"/>
-          <w:color w:val="000000"/>
-          <w:sz w:val="24"/>
-        </w:rPr>
-        <w:hyperlink r:id="rId23" w:history="1">
-          <w:r>
-            <w:rPr>
-              <w:rStyle w:val="Hyperlink"/>
-            </w:rPr>
-            <w:t xml:space="preserve">ctie van </w:t>
-          </w:r>
-        </w:hyperlink>
+        <w:t xml:space="preserve">Leiden. De fotocollectie van </w:t>
       </w:r>
       <w:r>
         <w:rPr>
@@ -5382,6 +5155,7 @@
           <w:i w:val="0"/>
           <w:color w:val="0000FF"/>
           <w:sz w:val="24"/>
+          <w:u w:val="single"/>
         </w:rPr>
         <w:t>-</w:t>
       </w:r>
@@ -6572,7 +6346,7 @@
           <w:sz w:val="24"/>
           <w:u w:val="single"/>
         </w:rPr>
-        <w:hyperlink r:id="rId16" w:history="1">
+        <w:hyperlink r:id="rId32" w:history="1">
           <w:r>
             <w:rPr>
               <w:rStyle w:val="Hyperlink"/>
@@ -6669,7 +6443,7 @@
           <w:color w:val="0000FF"/>
           <w:sz w:val="24"/>
         </w:rPr>
-        <w:hyperlink r:id="rId32" w:history="1">
+        <w:hyperlink r:id="rId33" w:history="1">
           <w:r>
             <w:rPr>
               <w:rStyle w:val="Hyperlink"/>
@@ -6686,7 +6460,7 @@
           <w:color w:val="0000FF"/>
           <w:sz w:val="24"/>
         </w:rPr>
-        <w:hyperlink r:id="rId32" w:history="1">
+        <w:hyperlink r:id="rId33" w:history="1">
           <w:r>
             <w:rPr>
               <w:rStyle w:val="Hyperlink"/>
@@ -6703,7 +6477,7 @@
           <w:color w:val="0000FF"/>
           <w:sz w:val="24"/>
         </w:rPr>
-        <w:hyperlink r:id="rId32" w:history="1">
+        <w:hyperlink r:id="rId33" w:history="1">
           <w:r>
             <w:rPr>
               <w:rStyle w:val="Hyperlink"/>
@@ -6720,7 +6494,7 @@
           <w:color w:val="0000FF"/>
           <w:sz w:val="24"/>
         </w:rPr>
-        <w:hyperlink r:id="rId32" w:history="1">
+        <w:hyperlink r:id="rId33" w:history="1">
           <w:r>
             <w:rPr>
               <w:rStyle w:val="Hyperlink"/>
@@ -6737,7 +6511,7 @@
           <w:color w:val="0000FF"/>
           <w:sz w:val="24"/>
         </w:rPr>
-        <w:hyperlink r:id="rId32" w:history="1">
+        <w:hyperlink r:id="rId33" w:history="1">
           <w:r>
             <w:rPr>
               <w:rStyle w:val="Hyperlink"/>

--- a/EXPORTS/DOCX/published/niveau3/Dutch/Wereldtentoonstelling1883.docx
+++ b/EXPORTS/DOCX/published/niveau3/Dutch/Wereldtentoonstelling1883.docx
@@ -1062,7 +1062,7 @@
           <w:sz w:val="24"/>
           <w:u w:val="single"/>
         </w:rPr>
-        <w:hyperlink r:id="rId13" w:history="1">
+        <w:hyperlink r:id="rId14" w:history="1">
           <w:r>
             <w:rPr>
               <w:rStyle w:val="Hyperlink"/>
@@ -1120,13 +1120,21 @@
       </w:r>
       <w:r>
         <w:rPr>
+          <w:u w:val="single" w:color="0000ff"/>
           <w:rFonts w:ascii="Charis SIL Regular" w:hAnsi="Charis SIL Regular" w:eastAsia="Charis SIL Regular"/>
           <w:b w:val="0"/>
           <w:i w:val="0"/>
           <w:color w:val="000000"/>
           <w:sz w:val="24"/>
         </w:rPr>
-        <w:t>verantwoordelijk voor het verzamelen van objecten in Nederlands-I</w:t>
+        <w:hyperlink r:id="rId13" w:history="1">
+          <w:r>
+            <w:rPr>
+              <w:rStyle w:val="Hyperlink"/>
+            </w:rPr>
+            <w:t>verantwoor</w:t>
+          </w:r>
+        </w:hyperlink>
       </w:r>
       <w:r>
         <w:rPr>
@@ -1137,7 +1145,42 @@
           <w:color w:val="000000"/>
           <w:sz w:val="24"/>
         </w:rPr>
-        <w:t>ndië. V</w:t>
+        <w:hyperlink r:id="rId13" w:history="1">
+          <w:r>
+            <w:rPr>
+              <w:rStyle w:val="Hyperlink"/>
+            </w:rPr>
+            <w:t>delijk vo</w:t>
+          </w:r>
+        </w:hyperlink>
+      </w:r>
+      <w:r>
+        <w:rPr>
+          <w:rFonts w:ascii="Charis SIL Regular" w:hAnsi="Charis SIL Regular" w:eastAsia="Charis SIL Regular"/>
+          <w:b w:val="0"/>
+          <w:i w:val="0"/>
+          <w:color w:val="000000"/>
+          <w:sz w:val="24"/>
+        </w:rPr>
+        <w:t>or het verzamelen van objecten in Nederlands-I</w:t>
+      </w:r>
+      <w:r>
+        <w:rPr>
+          <w:u w:val="single" w:color="0000ff"/>
+          <w:rFonts w:ascii="Charis SIL Regular" w:hAnsi="Charis SIL Regular" w:eastAsia="Charis SIL Regular"/>
+          <w:b w:val="0"/>
+          <w:i w:val="0"/>
+          <w:color w:val="000000"/>
+          <w:sz w:val="24"/>
+        </w:rPr>
+        <w:hyperlink r:id="rId14" w:history="1">
+          <w:r>
+            <w:rPr>
+              <w:rStyle w:val="Hyperlink"/>
+            </w:rPr>
+            <w:t>ndië. V</w:t>
+          </w:r>
+        </w:hyperlink>
       </w:r>
       <w:r>
         <w:rPr>
@@ -2182,36 +2225,7 @@
           <w:color w:val="000000"/>
           <w:sz w:val="24"/>
         </w:rPr>
-        <w:t>ging naar h</w:t>
-      </w:r>
-      <w:r>
-        <w:rPr>
-          <w:u w:val="single" w:color="0000ff"/>
-          <w:rFonts w:ascii="Charis SIL Regular" w:hAnsi="Charis SIL Regular" w:eastAsia="Charis SIL Regular"/>
-          <w:b w:val="0"/>
-          <w:i w:val="0"/>
-          <w:color w:val="000000"/>
-          <w:sz w:val="24"/>
-        </w:rPr>
-        <w:t>e</w:t>
-      </w:r>
-      <w:r>
-        <w:rPr>
-          <w:u w:val="single" w:color="0000ff"/>
-          <w:rFonts w:ascii="Charis SIL Regular" w:hAnsi="Charis SIL Regular" w:eastAsia="Charis SIL Regular"/>
-          <w:b w:val="0"/>
-          <w:i w:val="0"/>
-          <w:color w:val="000000"/>
-          <w:sz w:val="24"/>
-        </w:rPr>
-        <w:hyperlink r:id="rId19" w:history="1">
-          <w:r>
-            <w:rPr>
-              <w:rStyle w:val="Hyperlink"/>
-            </w:rPr>
-            <w:t xml:space="preserve">t </w:t>
-          </w:r>
-        </w:hyperlink>
+        <w:t xml:space="preserve">ging naar het </w:t>
       </w:r>
       <w:r>
         <w:rPr>
@@ -2314,7 +2328,7 @@
             <w:rPr>
               <w:rStyle w:val="Hyperlink"/>
             </w:rPr>
-            <w:t>Muse</w:t>
+            <w:t>Museu</w:t>
           </w:r>
         </w:hyperlink>
       </w:r>
@@ -2325,16 +2339,8 @@
           <w:i w:val="0"/>
           <w:color w:val="0000FF"/>
           <w:sz w:val="24"/>
-          <w:u w:val="single"/>
-        </w:rPr>
-        <w:hyperlink r:id="rId12" w:history="1">
-          <w:r>
-            <w:rPr>
-              <w:rStyle w:val="Hyperlink"/>
-            </w:rPr>
-            <w:t>um</w:t>
-          </w:r>
-        </w:hyperlink>
+        </w:rPr>
+        <w:t>m</w:t>
       </w:r>
       <w:r>
         <w:rPr>
@@ -2854,7 +2860,144 @@
           <w:color w:val="000000"/>
           <w:sz w:val="24"/>
         </w:rPr>
-        <w:t xml:space="preserve"> die betrekking heeft op etnografische objecten die buiten het koloniale pav</w:t>
+        <w:t xml:space="preserve"> die betrekking heeft op etnografische objecten d</w:t>
+      </w:r>
+      <w:r>
+        <w:rPr>
+          <w:u w:val="single" w:color="0000ff"/>
+          <w:rFonts w:ascii="Charis SIL Regular" w:hAnsi="Charis SIL Regular" w:eastAsia="Charis SIL Regular"/>
+          <w:b w:val="0"/>
+          <w:i w:val="0"/>
+          <w:color w:val="000000"/>
+          <w:sz w:val="24"/>
+        </w:rPr>
+        <w:hyperlink r:id="rId22" w:history="1">
+          <w:r>
+            <w:rPr>
+              <w:rStyle w:val="Hyperlink"/>
+            </w:rPr>
+            <w:t>ie buiten</w:t>
+          </w:r>
+        </w:hyperlink>
+      </w:r>
+      <w:r>
+        <w:rPr>
+          <w:u w:val="single" w:color="0000ff"/>
+          <w:rFonts w:ascii="Charis SIL Regular" w:hAnsi="Charis SIL Regular" w:eastAsia="Charis SIL Regular"/>
+          <w:b w:val="0"/>
+          <w:i w:val="0"/>
+          <w:color w:val="000000"/>
+          <w:sz w:val="24"/>
+        </w:rPr>
+        <w:t xml:space="preserve"> </w:t>
+      </w:r>
+      <w:r>
+        <w:rPr>
+          <w:u w:val="single" w:color="0000ff"/>
+          <w:rFonts w:ascii="Charis SIL Regular" w:hAnsi="Charis SIL Regular" w:eastAsia="Charis SIL Regular"/>
+          <w:b w:val="0"/>
+          <w:i w:val="0"/>
+          <w:color w:val="000000"/>
+          <w:sz w:val="24"/>
+        </w:rPr>
+        <w:hyperlink r:id="rId22" w:history="1">
+          <w:r>
+            <w:rPr>
+              <w:rStyle w:val="Hyperlink"/>
+            </w:rPr>
+            <w:t xml:space="preserve">het </w:t>
+          </w:r>
+        </w:hyperlink>
+      </w:r>
+      <w:r>
+        <w:rPr>
+          <w:u w:val="single" w:color="0000ff"/>
+          <w:rFonts w:ascii="Charis SIL Regular" w:hAnsi="Charis SIL Regular" w:eastAsia="Charis SIL Regular"/>
+          <w:b w:val="0"/>
+          <w:i w:val="0"/>
+          <w:color w:val="000000"/>
+          <w:sz w:val="24"/>
+        </w:rPr>
+        <w:hyperlink r:id="rId22" w:history="1">
+          <w:r>
+            <w:rPr>
+              <w:rStyle w:val="Hyperlink"/>
+            </w:rPr>
+            <w:t>k</w:t>
+          </w:r>
+        </w:hyperlink>
+      </w:r>
+      <w:r>
+        <w:rPr>
+          <w:u w:val="single" w:color="0000ff"/>
+          <w:rFonts w:ascii="Charis SIL Regular" w:hAnsi="Charis SIL Regular" w:eastAsia="Charis SIL Regular"/>
+          <w:b w:val="0"/>
+          <w:i w:val="0"/>
+          <w:color w:val="000000"/>
+          <w:sz w:val="24"/>
+        </w:rPr>
+        <w:hyperlink r:id="rId22" w:history="1">
+          <w:r>
+            <w:rPr>
+              <w:rStyle w:val="Hyperlink"/>
+            </w:rPr>
+            <w:t>ol</w:t>
+          </w:r>
+        </w:hyperlink>
+      </w:r>
+      <w:r>
+        <w:rPr>
+          <w:u w:val="single" w:color="0000ff"/>
+          <w:rFonts w:ascii="Charis SIL Regular" w:hAnsi="Charis SIL Regular" w:eastAsia="Charis SIL Regular"/>
+          <w:b w:val="0"/>
+          <w:i w:val="0"/>
+          <w:color w:val="000000"/>
+          <w:sz w:val="24"/>
+        </w:rPr>
+        <w:hyperlink r:id="rId22" w:history="1">
+          <w:r>
+            <w:rPr>
+              <w:rStyle w:val="Hyperlink"/>
+            </w:rPr>
+            <w:t>onial</w:t>
+          </w:r>
+        </w:hyperlink>
+      </w:r>
+      <w:r>
+        <w:rPr>
+          <w:u w:val="single" w:color="0000ff"/>
+          <w:rFonts w:ascii="Charis SIL Regular" w:hAnsi="Charis SIL Regular" w:eastAsia="Charis SIL Regular"/>
+          <w:b w:val="0"/>
+          <w:i w:val="0"/>
+          <w:color w:val="000000"/>
+          <w:sz w:val="24"/>
+        </w:rPr>
+        <w:hyperlink r:id="rId22" w:history="1">
+          <w:r>
+            <w:rPr>
+              <w:rStyle w:val="Hyperlink"/>
+            </w:rPr>
+            <w:t>e</w:t>
+          </w:r>
+        </w:hyperlink>
+      </w:r>
+      <w:r>
+        <w:rPr>
+          <w:u w:val="single" w:color="0000ff"/>
+          <w:rFonts w:ascii="Charis SIL Regular" w:hAnsi="Charis SIL Regular" w:eastAsia="Charis SIL Regular"/>
+          <w:b w:val="0"/>
+          <w:i w:val="0"/>
+          <w:color w:val="000000"/>
+          <w:sz w:val="24"/>
+        </w:rPr>
+        <w:hyperlink r:id="rId22" w:history="1">
+          <w:r>
+            <w:rPr>
+              <w:rStyle w:val="Hyperlink"/>
+            </w:rPr>
+            <w:t xml:space="preserve"> pav</w:t>
+          </w:r>
+        </w:hyperlink>
       </w:r>
       <w:r>
         <w:rPr>
@@ -3491,13 +3634,61 @@
       </w:r>
       <w:r>
         <w:rPr>
+          <w:u w:val="single" w:color="0000ff"/>
           <w:rFonts w:ascii="Charis SIL Regular" w:hAnsi="Charis SIL Regular" w:eastAsia="Charis SIL Regular"/>
           <w:b w:val="0"/>
           <w:i w:val="0"/>
           <w:color w:val="000000"/>
           <w:sz w:val="24"/>
         </w:rPr>
-        <w:t xml:space="preserve">Leiden. De fotocollectie van </w:t>
+        <w:hyperlink r:id="rId23" w:history="1">
+          <w:r>
+            <w:rPr>
+              <w:rStyle w:val="Hyperlink"/>
+            </w:rPr>
+            <w:t>Leiden. De</w:t>
+          </w:r>
+        </w:hyperlink>
+      </w:r>
+      <w:r>
+        <w:rPr>
+          <w:u w:val="single" w:color="0000ff"/>
+          <w:rFonts w:ascii="Charis SIL Regular" w:hAnsi="Charis SIL Regular" w:eastAsia="Charis SIL Regular"/>
+          <w:b w:val="0"/>
+          <w:i w:val="0"/>
+          <w:color w:val="000000"/>
+          <w:sz w:val="24"/>
+        </w:rPr>
+        <w:t xml:space="preserve"> </w:t>
+      </w:r>
+      <w:r>
+        <w:rPr>
+          <w:u w:val="single" w:color="0000ff"/>
+          <w:rFonts w:ascii="Charis SIL Regular" w:hAnsi="Charis SIL Regular" w:eastAsia="Charis SIL Regular"/>
+          <w:b w:val="0"/>
+          <w:i w:val="0"/>
+          <w:color w:val="000000"/>
+          <w:sz w:val="24"/>
+        </w:rPr>
+        <w:hyperlink r:id="rId23" w:history="1">
+          <w:r>
+            <w:rPr>
+              <w:rStyle w:val="Hyperlink"/>
+            </w:rPr>
+            <w:t>fotocolle</w:t>
+          </w:r>
+        </w:hyperlink>
+      </w:r>
+      <w:r>
+        <w:rPr>
+          <w:u w:val="single" w:color="0000ff"/>
+          <w:rFonts w:ascii="Charis SIL Regular" w:hAnsi="Charis SIL Regular" w:eastAsia="Charis SIL Regular"/>
+          <w:b w:val="0"/>
+          <w:i w:val="0"/>
+          <w:color w:val="000000"/>
+          <w:sz w:val="24"/>
+        </w:rPr>
+        <w:t xml:space="preserve">ctie van </w:t>
       </w:r>
       <w:r>
         <w:rPr>
@@ -5127,7 +5318,7 @@
             <w:rPr>
               <w:rStyle w:val="Hyperlink"/>
             </w:rPr>
-            <w:t>file/49d013d5-078</w:t>
+            <w:t>file/49d013d5-0786</w:t>
           </w:r>
         </w:hyperlink>
       </w:r>
@@ -5138,13 +5329,25 @@
           <w:i w:val="0"/>
           <w:color w:val="0000FF"/>
           <w:sz w:val="24"/>
+          <w:u w:val="single"/>
+        </w:rPr>
+        <w:t>-</w:t>
+      </w:r>
+      <w:r>
+        <w:rPr>
+          <w:rFonts w:ascii="Charis SIL Regular" w:hAnsi="Charis SIL Regular" w:eastAsia="Charis SIL Regular"/>
+          <w:b w:val="0"/>
+          <w:i w:val="0"/>
+          <w:color w:val="0000FF"/>
+          <w:sz w:val="24"/>
+          <w:u w:val="single"/>
         </w:rPr>
         <w:hyperlink r:id="rId27" w:history="1">
           <w:r>
             <w:rPr>
               <w:rStyle w:val="Hyperlink"/>
             </w:rPr>
-            <w:t>6</w:t>
+            <w:t>db08</w:t>
           </w:r>
         </w:hyperlink>
       </w:r>
@@ -5155,27 +5358,8 @@
           <w:i w:val="0"/>
           <w:color w:val="0000FF"/>
           <w:sz w:val="24"/>
-          <w:u w:val="single"/>
         </w:rPr>
         <w:t>-</w:t>
-      </w:r>
-      <w:r>
-        <w:rPr>
-          <w:rFonts w:ascii="Charis SIL Regular" w:hAnsi="Charis SIL Regular" w:eastAsia="Charis SIL Regular"/>
-          <w:b w:val="0"/>
-          <w:i w:val="0"/>
-          <w:color w:val="0000FF"/>
-          <w:sz w:val="24"/>
-          <w:u w:val="single"/>
-        </w:rPr>
-        <w:hyperlink r:id="rId27" w:history="1">
-          <w:r>
-            <w:rPr>
-              <w:rStyle w:val="Hyperlink"/>
-            </w:rPr>
-            <w:t>db08-</w:t>
-          </w:r>
-        </w:hyperlink>
       </w:r>
       <w:r>
         <w:rPr>
@@ -6222,9 +6406,15 @@
           <w:i w:val="0"/>
           <w:color w:val="0000FF"/>
           <w:sz w:val="24"/>
-          <w:u w:val="single"/>
-        </w:rPr>
-        <w:t>d</w:t>
+        </w:rPr>
+        <w:hyperlink r:id="rId16" w:history="1">
+          <w:r>
+            <w:rPr>
+              <w:rStyle w:val="Hyperlink"/>
+            </w:rPr>
+            <w:t>d</w:t>
+          </w:r>
+        </w:hyperlink>
       </w:r>
       <w:r>
         <w:rPr>
@@ -6346,7 +6536,7 @@
           <w:sz w:val="24"/>
           <w:u w:val="single"/>
         </w:rPr>
-        <w:hyperlink r:id="rId32" w:history="1">
+        <w:hyperlink r:id="rId16" w:history="1">
           <w:r>
             <w:rPr>
               <w:rStyle w:val="Hyperlink"/>
@@ -6443,7 +6633,7 @@
           <w:color w:val="0000FF"/>
           <w:sz w:val="24"/>
         </w:rPr>
-        <w:hyperlink r:id="rId33" w:history="1">
+        <w:hyperlink r:id="rId32" w:history="1">
           <w:r>
             <w:rPr>
               <w:rStyle w:val="Hyperlink"/>
@@ -6460,7 +6650,7 @@
           <w:color w:val="0000FF"/>
           <w:sz w:val="24"/>
         </w:rPr>
-        <w:hyperlink r:id="rId33" w:history="1">
+        <w:hyperlink r:id="rId32" w:history="1">
           <w:r>
             <w:rPr>
               <w:rStyle w:val="Hyperlink"/>
@@ -6477,7 +6667,7 @@
           <w:color w:val="0000FF"/>
           <w:sz w:val="24"/>
         </w:rPr>
-        <w:hyperlink r:id="rId33" w:history="1">
+        <w:hyperlink r:id="rId32" w:history="1">
           <w:r>
             <w:rPr>
               <w:rStyle w:val="Hyperlink"/>
@@ -6494,7 +6684,7 @@
           <w:color w:val="0000FF"/>
           <w:sz w:val="24"/>
         </w:rPr>
-        <w:hyperlink r:id="rId33" w:history="1">
+        <w:hyperlink r:id="rId32" w:history="1">
           <w:r>
             <w:rPr>
               <w:rStyle w:val="Hyperlink"/>
@@ -6511,7 +6701,7 @@
           <w:color w:val="0000FF"/>
           <w:sz w:val="24"/>
         </w:rPr>
-        <w:hyperlink r:id="rId33" w:history="1">
+        <w:hyperlink r:id="rId32" w:history="1">
           <w:r>
             <w:rPr>
               <w:rStyle w:val="Hyperlink"/>

--- a/EXPORTS/DOCX/published/niveau3/Dutch/Wereldtentoonstelling1883.docx
+++ b/EXPORTS/DOCX/published/niveau3/Dutch/Wereldtentoonstelling1883.docx
@@ -1524,14 +1524,7 @@
           <w:color w:val="000000"/>
           <w:sz w:val="24"/>
         </w:rPr>
-        <w:hyperlink r:id="rId15" w:history="1">
-          <w:r>
-            <w:rPr>
-              <w:rStyle w:val="Hyperlink"/>
-            </w:rPr>
-            <w:t>nformatie bes</w:t>
-          </w:r>
-        </w:hyperlink>
+        <w:t>nformatie bes</w:t>
       </w:r>
       <w:r>
         <w:rPr>
@@ -2026,7 +2019,7 @@
           <w:sz w:val="24"/>
           <w:u w:val="single"/>
         </w:rPr>
-        <w:hyperlink r:id="rId18" w:history="1">
+        <w:hyperlink r:id="rId19" w:history="1">
           <w:r>
             <w:rPr>
               <w:rStyle w:val="Hyperlink"/>
@@ -2044,7 +2037,7 @@
           <w:sz w:val="24"/>
           <w:u w:val="single"/>
         </w:rPr>
-        <w:hyperlink r:id="rId18" w:history="1">
+        <w:hyperlink r:id="rId19" w:history="1">
           <w:r>
             <w:rPr>
               <w:rStyle w:val="Hyperlink"/>
@@ -2073,7 +2066,7 @@
           <w:sz w:val="24"/>
           <w:u w:val="single"/>
         </w:rPr>
-        <w:hyperlink r:id="rId18" w:history="1">
+        <w:hyperlink r:id="rId19" w:history="1">
           <w:r>
             <w:rPr>
               <w:rStyle w:val="Hyperlink"/>
@@ -2119,14 +2112,7 @@
           <w:sz w:val="24"/>
           <w:u w:val="single"/>
         </w:rPr>
-        <w:hyperlink r:id="rId20" w:history="1">
-          <w:r>
-            <w:rPr>
-              <w:rStyle w:val="Hyperlink"/>
-            </w:rPr>
-            <w:t>Etnografisc</w:t>
-          </w:r>
-        </w:hyperlink>
+        <w:t>Etnografisch</w:t>
       </w:r>
       <w:r>
         <w:rPr>
@@ -2135,18 +2121,6 @@
           <w:i w:val="0"/>
           <w:color w:val="0000FF"/>
           <w:sz w:val="24"/>
-          <w:u w:val="single"/>
-        </w:rPr>
-        <w:t>h</w:t>
-      </w:r>
-      <w:r>
-        <w:rPr>
-          <w:rFonts w:ascii="Charis SIL Regular" w:hAnsi="Charis SIL Regular" w:eastAsia="Charis SIL Regular"/>
-          <w:b w:val="0"/>
-          <w:i w:val="0"/>
-          <w:color w:val="0000FF"/>
-          <w:sz w:val="24"/>
-          <w:u w:val="single"/>
         </w:rPr>
         <w:t xml:space="preserve"> </w:t>
       </w:r>
@@ -2193,7 +2167,7 @@
             <w:rPr>
               <w:rStyle w:val="Hyperlink"/>
             </w:rPr>
-            <w:t>Arti</w:t>
+            <w:t>Artis</w:t>
           </w:r>
         </w:hyperlink>
       </w:r>
@@ -2202,16 +2176,6 @@
           <w:rFonts w:ascii="Charis SIL Regular" w:hAnsi="Charis SIL Regular" w:eastAsia="Charis SIL Regular"/>
           <w:b w:val="0"/>
           <w:i w:val="0"/>
-          <w:color w:val="0000FF"/>
-          <w:sz w:val="24"/>
-        </w:rPr>
-        <w:t>s</w:t>
-      </w:r>
-      <w:r>
-        <w:rPr>
-          <w:rFonts w:ascii="Charis SIL Regular" w:hAnsi="Charis SIL Regular" w:eastAsia="Charis SIL Regular"/>
-          <w:b w:val="0"/>
-          <w:i w:val="0"/>
           <w:color w:val="000000"/>
           <w:sz w:val="24"/>
         </w:rPr>
@@ -2225,7 +2189,35 @@
           <w:color w:val="000000"/>
           <w:sz w:val="24"/>
         </w:rPr>
-        <w:t xml:space="preserve">ging naar het </w:t>
+        <w:t>ging naar h</w:t>
+      </w:r>
+      <w:r>
+        <w:rPr>
+          <w:u w:val="single" w:color="0000ff"/>
+          <w:rFonts w:ascii="Charis SIL Regular" w:hAnsi="Charis SIL Regular" w:eastAsia="Charis SIL Regular"/>
+          <w:b w:val="0"/>
+          <w:i w:val="0"/>
+          <w:color w:val="000000"/>
+          <w:sz w:val="24"/>
+        </w:rPr>
+        <w:t>e</w:t>
+      </w:r>
+      <w:r>
+        <w:rPr>
+          <w:rFonts w:ascii="Charis SIL Regular" w:hAnsi="Charis SIL Regular" w:eastAsia="Charis SIL Regular"/>
+          <w:b w:val="0"/>
+          <w:i w:val="0"/>
+          <w:color w:val="000000"/>
+          <w:sz w:val="24"/>
+        </w:rPr>
+        <w:hyperlink r:id="rId19" w:history="1">
+          <w:r>
+            <w:rPr>
+              <w:rStyle w:val="Hyperlink"/>
+            </w:rPr>
+            <w:t xml:space="preserve">t </w:t>
+          </w:r>
+        </w:hyperlink>
       </w:r>
       <w:r>
         <w:rPr>
@@ -2263,27 +2255,8 @@
           <w:i w:val="0"/>
           <w:color w:val="0000FF"/>
           <w:sz w:val="24"/>
-          <w:u w:val="single"/>
-        </w:rPr>
-        <w:hyperlink r:id="rId19" w:history="1">
-          <w:r>
-            <w:rPr>
-              <w:rStyle w:val="Hyperlink"/>
-            </w:rPr>
-            <w:t>Etnogra</w:t>
-          </w:r>
-        </w:hyperlink>
-      </w:r>
-      <w:r>
-        <w:rPr>
-          <w:rFonts w:ascii="Charis SIL Regular" w:hAnsi="Charis SIL Regular" w:eastAsia="Charis SIL Regular"/>
-          <w:b w:val="0"/>
-          <w:i w:val="0"/>
-          <w:color w:val="0000FF"/>
-          <w:sz w:val="24"/>
-          <w:u w:val="single"/>
-        </w:rPr>
-        <w:t>fi</w:t>
+        </w:rPr>
+        <w:t>Etnografi</w:t>
       </w:r>
       <w:r>
         <w:rPr>
@@ -2339,83 +2312,26 @@
           <w:i w:val="0"/>
           <w:color w:val="0000FF"/>
           <w:sz w:val="24"/>
-        </w:rPr>
-        <w:t>m</w:t>
-      </w:r>
-      <w:r>
-        <w:rPr>
-          <w:rFonts w:ascii="Charis SIL Regular" w:hAnsi="Charis SIL Regular" w:eastAsia="Charis SIL Regular"/>
-          <w:b w:val="0"/>
-          <w:i w:val="0"/>
-          <w:color w:val="000000"/>
-          <w:sz w:val="24"/>
-        </w:rPr>
-        <w:t xml:space="preserve"> in Lei</w:t>
-      </w:r>
-      <w:r>
-        <w:rPr>
-          <w:u w:val="single" w:color="0000ff"/>
-          <w:rFonts w:ascii="Charis SIL Regular" w:hAnsi="Charis SIL Regular" w:eastAsia="Charis SIL Regular"/>
-          <w:b w:val="0"/>
-          <w:i w:val="0"/>
-          <w:color w:val="000000"/>
-          <w:sz w:val="24"/>
-        </w:rPr>
-        <w:t>d</w:t>
-      </w:r>
-      <w:r>
-        <w:rPr>
-          <w:u w:val="single" w:color="0000ff"/>
-          <w:rFonts w:ascii="Charis SIL Regular" w:hAnsi="Charis SIL Regular" w:eastAsia="Charis SIL Regular"/>
-          <w:b w:val="0"/>
-          <w:i w:val="0"/>
-          <w:color w:val="000000"/>
-          <w:sz w:val="24"/>
-        </w:rPr>
-        <w:hyperlink r:id="rId20" w:history="1">
+          <w:u w:val="single"/>
+        </w:rPr>
+        <w:hyperlink r:id="rId12" w:history="1">
           <w:r>
             <w:rPr>
               <w:rStyle w:val="Hyperlink"/>
             </w:rPr>
-            <w:t>en. Daarnaa</w:t>
+            <w:t>m</w:t>
           </w:r>
         </w:hyperlink>
       </w:r>
       <w:r>
         <w:rPr>
-          <w:u w:val="single" w:color="0000ff"/>
           <w:rFonts w:ascii="Charis SIL Regular" w:hAnsi="Charis SIL Regular" w:eastAsia="Charis SIL Regular"/>
           <w:b w:val="0"/>
           <w:i w:val="0"/>
           <w:color w:val="000000"/>
           <w:sz w:val="24"/>
         </w:rPr>
-        <w:hyperlink r:id="rId20" w:history="1">
-          <w:r>
-            <w:rPr>
-              <w:rStyle w:val="Hyperlink"/>
-            </w:rPr>
-            <w:t>s</w:t>
-          </w:r>
-        </w:hyperlink>
-      </w:r>
-      <w:r>
-        <w:rPr>
-          <w:u w:val="single" w:color="0000ff"/>
-          <w:rFonts w:ascii="Charis SIL Regular" w:hAnsi="Charis SIL Regular" w:eastAsia="Charis SIL Regular"/>
-          <w:b w:val="0"/>
-          <w:i w:val="0"/>
-          <w:color w:val="000000"/>
-          <w:sz w:val="24"/>
-        </w:rPr>
-        <w:hyperlink r:id="rId20" w:history="1">
-          <w:r>
-            <w:rPr>
-              <w:rStyle w:val="Hyperlink"/>
-            </w:rPr>
-            <w:t>t wist he</w:t>
-          </w:r>
-        </w:hyperlink>
+        <w:t xml:space="preserve"> in Leiden. Daarnaast wist he</w:t>
       </w:r>
       <w:r>
         <w:rPr>
@@ -2464,32 +2380,7 @@
           <w:color w:val="000000"/>
           <w:sz w:val="24"/>
         </w:rPr>
-        <w:hyperlink r:id="rId12" w:history="1">
-          <w:r>
-            <w:rPr>
-              <w:rStyle w:val="Hyperlink"/>
-            </w:rPr>
-            <w:t>reldte</w:t>
-          </w:r>
-        </w:hyperlink>
-      </w:r>
-      <w:r>
-        <w:rPr>
-          <w:u w:val="single" w:color="0000ff"/>
-          <w:rFonts w:ascii="Charis SIL Regular" w:hAnsi="Charis SIL Regular" w:eastAsia="Charis SIL Regular"/>
-          <w:b w:val="0"/>
-          <w:i w:val="0"/>
-          <w:color w:val="000000"/>
-          <w:sz w:val="24"/>
-        </w:rPr>
-        <w:hyperlink r:id="rId12" w:history="1">
-          <w:r>
-            <w:rPr>
-              <w:rStyle w:val="Hyperlink"/>
-            </w:rPr>
-            <w:t>ntoonstelling</w:t>
-          </w:r>
-        </w:hyperlink>
+        <w:t>reldtentoonstelling</w:t>
       </w:r>
       <w:r>
         <w:rPr>
@@ -2929,21 +2820,13 @@
       </w:r>
       <w:r>
         <w:rPr>
-          <w:u w:val="single" w:color="0000ff"/>
           <w:rFonts w:ascii="Charis SIL Regular" w:hAnsi="Charis SIL Regular" w:eastAsia="Charis SIL Regular"/>
           <w:b w:val="0"/>
           <w:i w:val="0"/>
           <w:color w:val="000000"/>
           <w:sz w:val="24"/>
         </w:rPr>
-        <w:hyperlink r:id="rId22" w:history="1">
-          <w:r>
-            <w:rPr>
-              <w:rStyle w:val="Hyperlink"/>
-            </w:rPr>
-            <w:t>ol</w:t>
-          </w:r>
-        </w:hyperlink>
+        <w:t>ol</w:t>
       </w:r>
       <w:r>
         <w:rPr>
@@ -3429,180 +3312,7 @@
           <w:color w:val="000000"/>
           <w:sz w:val="24"/>
         </w:rPr>
-        <w:t>,</w:t>
-      </w:r>
-      <w:r>
-        <w:rPr>
-          <w:u w:val="single" w:color="0000ff"/>
-          <w:rFonts w:ascii="Charis SIL Regular" w:hAnsi="Charis SIL Regular" w:eastAsia="Charis SIL Regular"/>
-          <w:b w:val="0"/>
-          <w:i w:val="0"/>
-          <w:color w:val="000000"/>
-          <w:sz w:val="24"/>
-        </w:rPr>
-        <w:hyperlink r:id="rId23" w:history="1">
-          <w:r>
-            <w:rPr>
-              <w:rStyle w:val="Hyperlink"/>
-            </w:rPr>
-            <w:t xml:space="preserve"> da</w:t>
-          </w:r>
-        </w:hyperlink>
-      </w:r>
-      <w:r>
-        <w:rPr>
-          <w:u w:val="single" w:color="0000ff"/>
-          <w:rFonts w:ascii="Charis SIL Regular" w:hAnsi="Charis SIL Regular" w:eastAsia="Charis SIL Regular"/>
-          <w:b w:val="0"/>
-          <w:i w:val="0"/>
-          <w:color w:val="000000"/>
-          <w:sz w:val="24"/>
-        </w:rPr>
-        <w:hyperlink r:id="rId23" w:history="1">
-          <w:r>
-            <w:rPr>
-              <w:rStyle w:val="Hyperlink"/>
-            </w:rPr>
-            <w:t>t</w:t>
-          </w:r>
-        </w:hyperlink>
-      </w:r>
-      <w:r>
-        <w:rPr>
-          <w:u w:val="single" w:color="0000ff"/>
-          <w:rFonts w:ascii="Charis SIL Regular" w:hAnsi="Charis SIL Regular" w:eastAsia="Charis SIL Regular"/>
-          <w:b w:val="0"/>
-          <w:i w:val="0"/>
-          <w:color w:val="000000"/>
-          <w:sz w:val="24"/>
-        </w:rPr>
-        <w:hyperlink r:id="rId23" w:history="1">
-          <w:r>
-            <w:rPr>
-              <w:rStyle w:val="Hyperlink"/>
-            </w:rPr>
-            <w:t xml:space="preserve"> tevens b</w:t>
-          </w:r>
-        </w:hyperlink>
-      </w:r>
-      <w:r>
-        <w:rPr>
-          <w:u w:val="single" w:color="0000ff"/>
-          <w:rFonts w:ascii="Charis SIL Regular" w:hAnsi="Charis SIL Regular" w:eastAsia="Charis SIL Regular"/>
-          <w:b w:val="0"/>
-          <w:i w:val="0"/>
-          <w:color w:val="000000"/>
-          <w:sz w:val="24"/>
-        </w:rPr>
-        <w:hyperlink r:id="rId23" w:history="1">
-          <w:r>
-            <w:rPr>
-              <w:rStyle w:val="Hyperlink"/>
-            </w:rPr>
-            <w:t>e</w:t>
-          </w:r>
-        </w:hyperlink>
-      </w:r>
-      <w:r>
-        <w:rPr>
-          <w:u w:val="single" w:color="0000ff"/>
-          <w:rFonts w:ascii="Charis SIL Regular" w:hAnsi="Charis SIL Regular" w:eastAsia="Charis SIL Regular"/>
-          <w:b w:val="0"/>
-          <w:i w:val="0"/>
-          <w:color w:val="000000"/>
-          <w:sz w:val="24"/>
-        </w:rPr>
-        <w:hyperlink r:id="rId23" w:history="1">
-          <w:r>
-            <w:rPr>
-              <w:rStyle w:val="Hyperlink"/>
-            </w:rPr>
-            <w:t>sc</w:t>
-          </w:r>
-        </w:hyperlink>
-      </w:r>
-      <w:r>
-        <w:rPr>
-          <w:u w:val="single" w:color="0000ff"/>
-          <w:rFonts w:ascii="Charis SIL Regular" w:hAnsi="Charis SIL Regular" w:eastAsia="Charis SIL Regular"/>
-          <w:b w:val="0"/>
-          <w:i w:val="0"/>
-          <w:color w:val="000000"/>
-          <w:sz w:val="24"/>
-        </w:rPr>
-        <w:hyperlink r:id="rId23" w:history="1">
-          <w:r>
-            <w:rPr>
-              <w:rStyle w:val="Hyperlink"/>
-            </w:rPr>
-            <w:t>hikbaar is</w:t>
-          </w:r>
-        </w:hyperlink>
-      </w:r>
-      <w:r>
-        <w:rPr>
-          <w:u w:val="single" w:color="0000ff"/>
-          <w:rFonts w:ascii="Charis SIL Regular" w:hAnsi="Charis SIL Regular" w:eastAsia="Charis SIL Regular"/>
-          <w:b w:val="0"/>
-          <w:i w:val="0"/>
-          <w:color w:val="000000"/>
-          <w:sz w:val="24"/>
-        </w:rPr>
-        <w:t xml:space="preserve"> </w:t>
-      </w:r>
-      <w:r>
-        <w:rPr>
-          <w:u w:val="single" w:color="0000ff"/>
-          <w:rFonts w:ascii="Charis SIL Regular" w:hAnsi="Charis SIL Regular" w:eastAsia="Charis SIL Regular"/>
-          <w:b w:val="0"/>
-          <w:i w:val="0"/>
-          <w:color w:val="000000"/>
-          <w:sz w:val="24"/>
-        </w:rPr>
-        <w:hyperlink r:id="rId23" w:history="1">
-          <w:r>
-            <w:rPr>
-              <w:rStyle w:val="Hyperlink"/>
-            </w:rPr>
-            <w:t>via d</w:t>
-          </w:r>
-        </w:hyperlink>
-      </w:r>
-      <w:r>
-        <w:rPr>
-          <w:u w:val="single" w:color="0000ff"/>
-          <w:rFonts w:ascii="Charis SIL Regular" w:hAnsi="Charis SIL Regular" w:eastAsia="Charis SIL Regular"/>
-          <w:b w:val="0"/>
-          <w:i w:val="0"/>
-          <w:color w:val="000000"/>
-          <w:sz w:val="24"/>
-        </w:rPr>
-        <w:hyperlink r:id="rId23" w:history="1">
-          <w:r>
-            <w:rPr>
-              <w:rStyle w:val="Hyperlink"/>
-            </w:rPr>
-            <w:t>e</w:t>
-          </w:r>
-        </w:hyperlink>
-      </w:r>
-      <w:r>
-        <w:rPr>
-          <w:u w:val="single" w:color="0000ff"/>
-          <w:rFonts w:ascii="Charis SIL Regular" w:hAnsi="Charis SIL Regular" w:eastAsia="Charis SIL Regular"/>
-          <w:b w:val="0"/>
-          <w:i w:val="0"/>
-          <w:color w:val="000000"/>
-          <w:sz w:val="24"/>
-        </w:rPr>
-        <w:hyperlink r:id="rId23" w:history="1">
-          <w:r>
-            <w:rPr>
-              <w:rStyle w:val="Hyperlink"/>
-            </w:rPr>
-            <w:t xml:space="preserve"> Universi</w:t>
-          </w:r>
-        </w:hyperlink>
+        <w:t>, dat tevens beschikbaar is via de Universi</w:t>
       </w:r>
       <w:r>
         <w:rPr>
@@ -3652,43 +3362,13 @@
       </w:r>
       <w:r>
         <w:rPr>
-          <w:u w:val="single" w:color="0000ff"/>
           <w:rFonts w:ascii="Charis SIL Regular" w:hAnsi="Charis SIL Regular" w:eastAsia="Charis SIL Regular"/>
           <w:b w:val="0"/>
           <w:i w:val="0"/>
           <w:color w:val="000000"/>
           <w:sz w:val="24"/>
         </w:rPr>
-        <w:t xml:space="preserve"> </w:t>
-      </w:r>
-      <w:r>
-        <w:rPr>
-          <w:u w:val="single" w:color="0000ff"/>
-          <w:rFonts w:ascii="Charis SIL Regular" w:hAnsi="Charis SIL Regular" w:eastAsia="Charis SIL Regular"/>
-          <w:b w:val="0"/>
-          <w:i w:val="0"/>
-          <w:color w:val="000000"/>
-          <w:sz w:val="24"/>
-        </w:rPr>
-        <w:hyperlink r:id="rId23" w:history="1">
-          <w:r>
-            <w:rPr>
-              <w:rStyle w:val="Hyperlink"/>
-            </w:rPr>
-            <w:t>fotocolle</w:t>
-          </w:r>
-        </w:hyperlink>
-      </w:r>
-      <w:r>
-        <w:rPr>
-          <w:u w:val="single" w:color="0000ff"/>
-          <w:rFonts w:ascii="Charis SIL Regular" w:hAnsi="Charis SIL Regular" w:eastAsia="Charis SIL Regular"/>
-          <w:b w:val="0"/>
-          <w:i w:val="0"/>
-          <w:color w:val="000000"/>
-          <w:sz w:val="24"/>
-        </w:rPr>
-        <w:t xml:space="preserve">ctie van </w:t>
+        <w:t xml:space="preserve"> fotocollectie van </w:t>
       </w:r>
       <w:r>
         <w:rPr>
@@ -3699,14 +3379,7 @@
           <w:sz w:val="24"/>
           <w:u w:val="single"/>
         </w:rPr>
-        <w:hyperlink r:id="rId23" w:history="1">
-          <w:r>
-            <w:rPr>
-              <w:rStyle w:val="Hyperlink"/>
-            </w:rPr>
-            <w:t>Wer</w:t>
-          </w:r>
-        </w:hyperlink>
+        <w:t>Wer</w:t>
       </w:r>
       <w:r>
         <w:rPr>
@@ -3834,7 +3507,7 @@
           <w:sz w:val="24"/>
           <w:u w:val="single"/>
         </w:rPr>
-        <w:hyperlink r:id="rId24" w:history="1">
+        <w:hyperlink r:id="rId25" w:history="1">
           <w:r>
             <w:rPr>
               <w:rStyle w:val="Hyperlink"/>
@@ -3863,7 +3536,7 @@
           <w:sz w:val="24"/>
           <w:u w:val="single"/>
         </w:rPr>
-        <w:hyperlink r:id="rId24" w:history="1">
+        <w:hyperlink r:id="rId25" w:history="1">
           <w:r>
             <w:rPr>
               <w:rStyle w:val="Hyperlink"/>
@@ -3881,7 +3554,7 @@
           <w:sz w:val="24"/>
           <w:u w:val="single"/>
         </w:rPr>
-        <w:hyperlink r:id="rId24" w:history="1">
+        <w:hyperlink r:id="rId25" w:history="1">
           <w:r>
             <w:rPr>
               <w:rStyle w:val="Hyperlink"/>
@@ -4093,14 +3766,7 @@
           <w:color w:val="000000"/>
           <w:sz w:val="24"/>
         </w:rPr>
-        <w:hyperlink r:id="rId25" w:history="1">
-          <w:r>
-            <w:rPr>
-              <w:rStyle w:val="Hyperlink"/>
-            </w:rPr>
-            <w:t>toong</w:t>
-          </w:r>
-        </w:hyperlink>
+        <w:t>toong</w:t>
       </w:r>
       <w:r>
         <w:rPr>
@@ -5318,7 +4984,7 @@
             <w:rPr>
               <w:rStyle w:val="Hyperlink"/>
             </w:rPr>
-            <w:t>file/49d013d5-0786</w:t>
+            <w:t>file/49d013d5-078</w:t>
           </w:r>
         </w:hyperlink>
       </w:r>
@@ -5329,25 +4995,13 @@
           <w:i w:val="0"/>
           <w:color w:val="0000FF"/>
           <w:sz w:val="24"/>
-          <w:u w:val="single"/>
-        </w:rPr>
-        <w:t>-</w:t>
-      </w:r>
-      <w:r>
-        <w:rPr>
-          <w:rFonts w:ascii="Charis SIL Regular" w:hAnsi="Charis SIL Regular" w:eastAsia="Charis SIL Regular"/>
-          <w:b w:val="0"/>
-          <w:i w:val="0"/>
-          <w:color w:val="0000FF"/>
-          <w:sz w:val="24"/>
-          <w:u w:val="single"/>
         </w:rPr>
         <w:hyperlink r:id="rId27" w:history="1">
           <w:r>
             <w:rPr>
               <w:rStyle w:val="Hyperlink"/>
             </w:rPr>
-            <w:t>db08</w:t>
+            <w:t>6</w:t>
           </w:r>
         </w:hyperlink>
       </w:r>
@@ -5360,6 +5014,24 @@
           <w:sz w:val="24"/>
         </w:rPr>
         <w:t>-</w:t>
+      </w:r>
+      <w:r>
+        <w:rPr>
+          <w:rFonts w:ascii="Charis SIL Regular" w:hAnsi="Charis SIL Regular" w:eastAsia="Charis SIL Regular"/>
+          <w:b w:val="0"/>
+          <w:i w:val="0"/>
+          <w:color w:val="0000FF"/>
+          <w:sz w:val="24"/>
+          <w:u w:val="single"/>
+        </w:rPr>
+        <w:hyperlink r:id="rId27" w:history="1">
+          <w:r>
+            <w:rPr>
+              <w:rStyle w:val="Hyperlink"/>
+            </w:rPr>
+            <w:t>db08-</w:t>
+          </w:r>
+        </w:hyperlink>
       </w:r>
       <w:r>
         <w:rPr>
@@ -6406,15 +6078,9 @@
           <w:i w:val="0"/>
           <w:color w:val="0000FF"/>
           <w:sz w:val="24"/>
-        </w:rPr>
-        <w:hyperlink r:id="rId16" w:history="1">
-          <w:r>
-            <w:rPr>
-              <w:rStyle w:val="Hyperlink"/>
-            </w:rPr>
-            <w:t>d</w:t>
-          </w:r>
-        </w:hyperlink>
+          <w:u w:val="single"/>
+        </w:rPr>
+        <w:t>d</w:t>
       </w:r>
       <w:r>
         <w:rPr>
@@ -6536,7 +6202,7 @@
           <w:sz w:val="24"/>
           <w:u w:val="single"/>
         </w:rPr>
-        <w:hyperlink r:id="rId16" w:history="1">
+        <w:hyperlink r:id="rId32" w:history="1">
           <w:r>
             <w:rPr>
               <w:rStyle w:val="Hyperlink"/>
@@ -6633,7 +6299,7 @@
           <w:color w:val="0000FF"/>
           <w:sz w:val="24"/>
         </w:rPr>
-        <w:hyperlink r:id="rId32" w:history="1">
+        <w:hyperlink r:id="rId33" w:history="1">
           <w:r>
             <w:rPr>
               <w:rStyle w:val="Hyperlink"/>
@@ -6650,7 +6316,7 @@
           <w:color w:val="0000FF"/>
           <w:sz w:val="24"/>
         </w:rPr>
-        <w:hyperlink r:id="rId32" w:history="1">
+        <w:hyperlink r:id="rId33" w:history="1">
           <w:r>
             <w:rPr>
               <w:rStyle w:val="Hyperlink"/>
@@ -6667,7 +6333,7 @@
           <w:color w:val="0000FF"/>
           <w:sz w:val="24"/>
         </w:rPr>
-        <w:hyperlink r:id="rId32" w:history="1">
+        <w:hyperlink r:id="rId33" w:history="1">
           <w:r>
             <w:rPr>
               <w:rStyle w:val="Hyperlink"/>
@@ -6684,7 +6350,7 @@
           <w:color w:val="0000FF"/>
           <w:sz w:val="24"/>
         </w:rPr>
-        <w:hyperlink r:id="rId32" w:history="1">
+        <w:hyperlink r:id="rId33" w:history="1">
           <w:r>
             <w:rPr>
               <w:rStyle w:val="Hyperlink"/>
@@ -6701,7 +6367,7 @@
           <w:color w:val="0000FF"/>
           <w:sz w:val="24"/>
         </w:rPr>
-        <w:hyperlink r:id="rId32" w:history="1">
+        <w:hyperlink r:id="rId33" w:history="1">
           <w:r>
             <w:rPr>
               <w:rStyle w:val="Hyperlink"/>

--- a/EXPORTS/DOCX/published/niveau3/Dutch/Wereldtentoonstelling1883.docx
+++ b/EXPORTS/DOCX/published/niveau3/Dutch/Wereldtentoonstelling1883.docx
@@ -787,103 +787,13 @@
       </w:r>
       <w:r>
         <w:rPr>
-          <w:u w:val="single" w:color="0000ff"/>
           <w:rFonts w:ascii="Charis SIL Regular" w:hAnsi="Charis SIL Regular" w:eastAsia="Charis SIL Regular"/>
           <w:b w:val="0"/>
           <w:i w:val="0"/>
           <w:color w:val="000000"/>
           <w:sz w:val="24"/>
         </w:rPr>
-        <w:hyperlink r:id="rId11" w:history="1">
-          <w:r>
-            <w:rPr>
-              <w:rStyle w:val="Hyperlink"/>
-            </w:rPr>
-            <w:t>Leiden</w:t>
-          </w:r>
-        </w:hyperlink>
-      </w:r>
-      <w:r>
-        <w:rPr>
-          <w:u w:val="single" w:color="0000ff"/>
-          <w:rFonts w:ascii="Charis SIL Regular" w:hAnsi="Charis SIL Regular" w:eastAsia="Charis SIL Regular"/>
-          <w:b w:val="0"/>
-          <w:i w:val="0"/>
-          <w:color w:val="000000"/>
-          <w:sz w:val="24"/>
-        </w:rPr>
-        <w:hyperlink r:id="rId11" w:history="1">
-          <w:r>
-            <w:rPr>
-              <w:rStyle w:val="Hyperlink"/>
-            </w:rPr>
-            <w:t>)</w:t>
-          </w:r>
-        </w:hyperlink>
-      </w:r>
-      <w:r>
-        <w:rPr>
-          <w:u w:val="single" w:color="0000ff"/>
-          <w:rFonts w:ascii="Charis SIL Regular" w:hAnsi="Charis SIL Regular" w:eastAsia="Charis SIL Regular"/>
-          <w:b w:val="0"/>
-          <w:i w:val="0"/>
-          <w:color w:val="000000"/>
-          <w:sz w:val="24"/>
-        </w:rPr>
-        <w:hyperlink r:id="rId11" w:history="1">
-          <w:r>
-            <w:rPr>
-              <w:rStyle w:val="Hyperlink"/>
-            </w:rPr>
-            <w:t xml:space="preserve"> en Fred</w:t>
-          </w:r>
-        </w:hyperlink>
-      </w:r>
-      <w:r>
-        <w:rPr>
-          <w:rFonts w:ascii="Charis SIL Regular" w:hAnsi="Charis SIL Regular" w:eastAsia="Charis SIL Regular"/>
-          <w:b w:val="0"/>
-          <w:i w:val="0"/>
-          <w:color w:val="000000"/>
-          <w:sz w:val="24"/>
-        </w:rPr>
-        <w:t>ericus An</w:t>
-      </w:r>
-      <w:r>
-        <w:rPr>
-          <w:u w:val="single" w:color="0000ff"/>
-          <w:rFonts w:ascii="Charis SIL Regular" w:hAnsi="Charis SIL Regular" w:eastAsia="Charis SIL Regular"/>
-          <w:b w:val="0"/>
-          <w:i w:val="0"/>
-          <w:color w:val="000000"/>
-          <w:sz w:val="24"/>
-        </w:rPr>
-        <w:hyperlink r:id="rId12" w:history="1">
-          <w:r>
-            <w:rPr>
-              <w:rStyle w:val="Hyperlink"/>
-            </w:rPr>
-            <w:t>na Je</w:t>
-          </w:r>
-        </w:hyperlink>
-      </w:r>
-      <w:r>
-        <w:rPr>
-          <w:u w:val="single" w:color="0000ff"/>
-          <w:rFonts w:ascii="Charis SIL Regular" w:hAnsi="Charis SIL Regular" w:eastAsia="Charis SIL Regular"/>
-          <w:b w:val="0"/>
-          <w:i w:val="0"/>
-          <w:color w:val="000000"/>
-          <w:sz w:val="24"/>
-        </w:rPr>
-        <w:hyperlink r:id="rId12" w:history="1">
-          <w:r>
-            <w:rPr>
-              <w:rStyle w:val="Hyperlink"/>
-            </w:rPr>
-            <w:t>ntink van het t</w:t>
-          </w:r>
-        </w:hyperlink>
+        <w:t>Leiden) en Fredericus Anna Jentink van het t</w:t>
       </w:r>
       <w:r>
         <w:rPr>
@@ -1062,7 +972,7 @@
           <w:sz w:val="24"/>
           <w:u w:val="single"/>
         </w:rPr>
-        <w:hyperlink r:id="rId14" w:history="1">
+        <w:hyperlink r:id="rId13" w:history="1">
           <w:r>
             <w:rPr>
               <w:rStyle w:val="Hyperlink"/>
@@ -1091,7 +1001,7 @@
           <w:sz w:val="24"/>
           <w:u w:val="single"/>
         </w:rPr>
-        <w:hyperlink r:id="rId14" w:history="1">
+        <w:hyperlink r:id="rId13" w:history="1">
           <w:r>
             <w:rPr>
               <w:rStyle w:val="Hyperlink"/>
@@ -1524,7 +1434,14 @@
           <w:color w:val="000000"/>
           <w:sz w:val="24"/>
         </w:rPr>
-        <w:t>nformatie bes</w:t>
+        <w:hyperlink r:id="rId15" w:history="1">
+          <w:r>
+            <w:rPr>
+              <w:rStyle w:val="Hyperlink"/>
+            </w:rPr>
+            <w:t>nformatie bes</w:t>
+          </w:r>
+        </w:hyperlink>
       </w:r>
       <w:r>
         <w:rPr>
@@ -2019,7 +1936,7 @@
           <w:sz w:val="24"/>
           <w:u w:val="single"/>
         </w:rPr>
-        <w:hyperlink r:id="rId19" w:history="1">
+        <w:hyperlink r:id="rId18" w:history="1">
           <w:r>
             <w:rPr>
               <w:rStyle w:val="Hyperlink"/>
@@ -2037,7 +1954,7 @@
           <w:sz w:val="24"/>
           <w:u w:val="single"/>
         </w:rPr>
-        <w:hyperlink r:id="rId19" w:history="1">
+        <w:hyperlink r:id="rId18" w:history="1">
           <w:r>
             <w:rPr>
               <w:rStyle w:val="Hyperlink"/>
@@ -2066,7 +1983,7 @@
           <w:sz w:val="24"/>
           <w:u w:val="single"/>
         </w:rPr>
-        <w:hyperlink r:id="rId19" w:history="1">
+        <w:hyperlink r:id="rId18" w:history="1">
           <w:r>
             <w:rPr>
               <w:rStyle w:val="Hyperlink"/>
@@ -2112,7 +2029,14 @@
           <w:sz w:val="24"/>
           <w:u w:val="single"/>
         </w:rPr>
-        <w:t>Etnografisch</w:t>
+        <w:hyperlink r:id="rId20" w:history="1">
+          <w:r>
+            <w:rPr>
+              <w:rStyle w:val="Hyperlink"/>
+            </w:rPr>
+            <w:t>Etnografisc</w:t>
+          </w:r>
+        </w:hyperlink>
       </w:r>
       <w:r>
         <w:rPr>
@@ -2121,6 +2045,18 @@
           <w:i w:val="0"/>
           <w:color w:val="0000FF"/>
           <w:sz w:val="24"/>
+          <w:u w:val="single"/>
+        </w:rPr>
+        <w:t>h</w:t>
+      </w:r>
+      <w:r>
+        <w:rPr>
+          <w:rFonts w:ascii="Charis SIL Regular" w:hAnsi="Charis SIL Regular" w:eastAsia="Charis SIL Regular"/>
+          <w:b w:val="0"/>
+          <w:i w:val="0"/>
+          <w:color w:val="0000FF"/>
+          <w:sz w:val="24"/>
+          <w:u w:val="single"/>
         </w:rPr>
         <w:t xml:space="preserve"> </w:t>
       </w:r>
@@ -2167,7 +2103,7 @@
             <w:rPr>
               <w:rStyle w:val="Hyperlink"/>
             </w:rPr>
-            <w:t>Artis</w:t>
+            <w:t>Arti</w:t>
           </w:r>
         </w:hyperlink>
       </w:r>
@@ -2176,6 +2112,16 @@
           <w:rFonts w:ascii="Charis SIL Regular" w:hAnsi="Charis SIL Regular" w:eastAsia="Charis SIL Regular"/>
           <w:b w:val="0"/>
           <w:i w:val="0"/>
+          <w:color w:val="0000FF"/>
+          <w:sz w:val="24"/>
+        </w:rPr>
+        <w:t>s</w:t>
+      </w:r>
+      <w:r>
+        <w:rPr>
+          <w:rFonts w:ascii="Charis SIL Regular" w:hAnsi="Charis SIL Regular" w:eastAsia="Charis SIL Regular"/>
+          <w:b w:val="0"/>
+          <w:i w:val="0"/>
           <w:color w:val="000000"/>
           <w:sz w:val="24"/>
         </w:rPr>
@@ -2200,24 +2146,7 @@
           <w:color w:val="000000"/>
           <w:sz w:val="24"/>
         </w:rPr>
-        <w:t>e</w:t>
-      </w:r>
-      <w:r>
-        <w:rPr>
-          <w:rFonts w:ascii="Charis SIL Regular" w:hAnsi="Charis SIL Regular" w:eastAsia="Charis SIL Regular"/>
-          <w:b w:val="0"/>
-          <w:i w:val="0"/>
-          <w:color w:val="000000"/>
-          <w:sz w:val="24"/>
-        </w:rPr>
-        <w:hyperlink r:id="rId19" w:history="1">
-          <w:r>
-            <w:rPr>
-              <w:rStyle w:val="Hyperlink"/>
-            </w:rPr>
-            <w:t xml:space="preserve">t </w:t>
-          </w:r>
-        </w:hyperlink>
+        <w:t xml:space="preserve">et </w:t>
       </w:r>
       <w:r>
         <w:rPr>
@@ -2228,35 +2157,7 @@
           <w:sz w:val="24"/>
           <w:u w:val="single"/>
         </w:rPr>
-        <w:hyperlink r:id="rId19" w:history="1">
-          <w:r>
-            <w:rPr>
-              <w:rStyle w:val="Hyperlink"/>
-            </w:rPr>
-            <w:t>Rijks</w:t>
-          </w:r>
-        </w:hyperlink>
-      </w:r>
-      <w:r>
-        <w:rPr>
-          <w:rFonts w:ascii="Charis SIL Regular" w:hAnsi="Charis SIL Regular" w:eastAsia="Charis SIL Regular"/>
-          <w:b w:val="0"/>
-          <w:i w:val="0"/>
-          <w:color w:val="0000FF"/>
-          <w:sz w:val="24"/>
-          <w:u w:val="single"/>
-        </w:rPr>
-        <w:t xml:space="preserve"> </w:t>
-      </w:r>
-      <w:r>
-        <w:rPr>
-          <w:rFonts w:ascii="Charis SIL Regular" w:hAnsi="Charis SIL Regular" w:eastAsia="Charis SIL Regular"/>
-          <w:b w:val="0"/>
-          <w:i w:val="0"/>
-          <w:color w:val="0000FF"/>
-          <w:sz w:val="24"/>
-        </w:rPr>
-        <w:t>Etnografi</w:t>
+        <w:t>Rijks Etnografi</w:t>
       </w:r>
       <w:r>
         <w:rPr>
@@ -2301,9 +2202,20 @@
             <w:rPr>
               <w:rStyle w:val="Hyperlink"/>
             </w:rPr>
-            <w:t>Museu</w:t>
+            <w:t>Mus</w:t>
           </w:r>
         </w:hyperlink>
+      </w:r>
+      <w:r>
+        <w:rPr>
+          <w:rFonts w:ascii="Charis SIL Regular" w:hAnsi="Charis SIL Regular" w:eastAsia="Charis SIL Regular"/>
+          <w:b w:val="0"/>
+          <w:i w:val="0"/>
+          <w:color w:val="0000FF"/>
+          <w:sz w:val="24"/>
+          <w:u w:val="single"/>
+        </w:rPr>
+        <w:t>e</w:t>
       </w:r>
       <w:r>
         <w:rPr>
@@ -2319,7 +2231,7 @@
             <w:rPr>
               <w:rStyle w:val="Hyperlink"/>
             </w:rPr>
-            <w:t>m</w:t>
+            <w:t>um</w:t>
           </w:r>
         </w:hyperlink>
       </w:r>
@@ -2331,7 +2243,72 @@
           <w:color w:val="000000"/>
           <w:sz w:val="24"/>
         </w:rPr>
-        <w:t xml:space="preserve"> in Leiden. Daarnaast wist he</w:t>
+        <w:t xml:space="preserve"> in Lei</w:t>
+      </w:r>
+      <w:r>
+        <w:rPr>
+          <w:u w:val="single" w:color="0000ff"/>
+          <w:rFonts w:ascii="Charis SIL Regular" w:hAnsi="Charis SIL Regular" w:eastAsia="Charis SIL Regular"/>
+          <w:b w:val="0"/>
+          <w:i w:val="0"/>
+          <w:color w:val="000000"/>
+          <w:sz w:val="24"/>
+        </w:rPr>
+        <w:t>d</w:t>
+      </w:r>
+      <w:r>
+        <w:rPr>
+          <w:u w:val="single" w:color="0000ff"/>
+          <w:rFonts w:ascii="Charis SIL Regular" w:hAnsi="Charis SIL Regular" w:eastAsia="Charis SIL Regular"/>
+          <w:b w:val="0"/>
+          <w:i w:val="0"/>
+          <w:color w:val="000000"/>
+          <w:sz w:val="24"/>
+        </w:rPr>
+        <w:hyperlink r:id="rId20" w:history="1">
+          <w:r>
+            <w:rPr>
+              <w:rStyle w:val="Hyperlink"/>
+            </w:rPr>
+            <w:t>en. Daarnaa</w:t>
+          </w:r>
+        </w:hyperlink>
+      </w:r>
+      <w:r>
+        <w:rPr>
+          <w:u w:val="single" w:color="0000ff"/>
+          <w:rFonts w:ascii="Charis SIL Regular" w:hAnsi="Charis SIL Regular" w:eastAsia="Charis SIL Regular"/>
+          <w:b w:val="0"/>
+          <w:i w:val="0"/>
+          <w:color w:val="000000"/>
+          <w:sz w:val="24"/>
+        </w:rPr>
+        <w:hyperlink r:id="rId20" w:history="1">
+          <w:r>
+            <w:rPr>
+              <w:rStyle w:val="Hyperlink"/>
+            </w:rPr>
+            <w:t>s</w:t>
+          </w:r>
+        </w:hyperlink>
+      </w:r>
+      <w:r>
+        <w:rPr>
+          <w:u w:val="single" w:color="0000ff"/>
+          <w:rFonts w:ascii="Charis SIL Regular" w:hAnsi="Charis SIL Regular" w:eastAsia="Charis SIL Regular"/>
+          <w:b w:val="0"/>
+          <w:i w:val="0"/>
+          <w:color w:val="000000"/>
+          <w:sz w:val="24"/>
+        </w:rPr>
+        <w:hyperlink r:id="rId20" w:history="1">
+          <w:r>
+            <w:rPr>
+              <w:rStyle w:val="Hyperlink"/>
+            </w:rPr>
+            <w:t>t wist he</w:t>
+          </w:r>
+        </w:hyperlink>
       </w:r>
       <w:r>
         <w:rPr>
@@ -2380,7 +2357,32 @@
           <w:color w:val="000000"/>
           <w:sz w:val="24"/>
         </w:rPr>
-        <w:t>reldtentoonstelling</w:t>
+        <w:hyperlink r:id="rId12" w:history="1">
+          <w:r>
+            <w:rPr>
+              <w:rStyle w:val="Hyperlink"/>
+            </w:rPr>
+            <w:t>reldte</w:t>
+          </w:r>
+        </w:hyperlink>
+      </w:r>
+      <w:r>
+        <w:rPr>
+          <w:u w:val="single" w:color="0000ff"/>
+          <w:rFonts w:ascii="Charis SIL Regular" w:hAnsi="Charis SIL Regular" w:eastAsia="Charis SIL Regular"/>
+          <w:b w:val="0"/>
+          <w:i w:val="0"/>
+          <w:color w:val="000000"/>
+          <w:sz w:val="24"/>
+        </w:rPr>
+        <w:hyperlink r:id="rId12" w:history="1">
+          <w:r>
+            <w:rPr>
+              <w:rStyle w:val="Hyperlink"/>
+            </w:rPr>
+            <w:t>ntoonstelling</w:t>
+          </w:r>
+        </w:hyperlink>
       </w:r>
       <w:r>
         <w:rPr>
@@ -2498,14 +2500,7 @@
           <w:color w:val="000000"/>
           <w:sz w:val="24"/>
         </w:rPr>
-        <w:hyperlink r:id="rId21" w:history="1">
-          <w:r>
-            <w:rPr>
-              <w:rStyle w:val="Hyperlink"/>
-            </w:rPr>
-            <w:t>jk de dr</w:t>
-          </w:r>
-        </w:hyperlink>
+        <w:t>jk de dr</w:t>
       </w:r>
       <w:r>
         <w:rPr>
@@ -2820,13 +2815,21 @@
       </w:r>
       <w:r>
         <w:rPr>
+          <w:u w:val="single" w:color="0000ff"/>
           <w:rFonts w:ascii="Charis SIL Regular" w:hAnsi="Charis SIL Regular" w:eastAsia="Charis SIL Regular"/>
           <w:b w:val="0"/>
           <w:i w:val="0"/>
           <w:color w:val="000000"/>
           <w:sz w:val="24"/>
         </w:rPr>
-        <w:t>ol</w:t>
+        <w:hyperlink r:id="rId22" w:history="1">
+          <w:r>
+            <w:rPr>
+              <w:rStyle w:val="Hyperlink"/>
+            </w:rPr>
+            <w:t>ol</w:t>
+          </w:r>
+        </w:hyperlink>
       </w:r>
       <w:r>
         <w:rPr>
@@ -3312,7 +3315,173 @@
           <w:color w:val="000000"/>
           <w:sz w:val="24"/>
         </w:rPr>
-        <w:t>, dat tevens beschikbaar is via de Universi</w:t>
+        <w:t>,</w:t>
+      </w:r>
+      <w:r>
+        <w:rPr>
+          <w:u w:val="single" w:color="0000ff"/>
+          <w:rFonts w:ascii="Charis SIL Regular" w:hAnsi="Charis SIL Regular" w:eastAsia="Charis SIL Regular"/>
+          <w:b w:val="0"/>
+          <w:i w:val="0"/>
+          <w:color w:val="000000"/>
+          <w:sz w:val="24"/>
+        </w:rPr>
+        <w:hyperlink r:id="rId23" w:history="1">
+          <w:r>
+            <w:rPr>
+              <w:rStyle w:val="Hyperlink"/>
+            </w:rPr>
+            <w:t xml:space="preserve"> da</w:t>
+          </w:r>
+        </w:hyperlink>
+      </w:r>
+      <w:r>
+        <w:rPr>
+          <w:u w:val="single" w:color="0000ff"/>
+          <w:rFonts w:ascii="Charis SIL Regular" w:hAnsi="Charis SIL Regular" w:eastAsia="Charis SIL Regular"/>
+          <w:b w:val="0"/>
+          <w:i w:val="0"/>
+          <w:color w:val="000000"/>
+          <w:sz w:val="24"/>
+        </w:rPr>
+        <w:hyperlink r:id="rId23" w:history="1">
+          <w:r>
+            <w:rPr>
+              <w:rStyle w:val="Hyperlink"/>
+            </w:rPr>
+            <w:t>t</w:t>
+          </w:r>
+        </w:hyperlink>
+      </w:r>
+      <w:r>
+        <w:rPr>
+          <w:u w:val="single" w:color="0000ff"/>
+          <w:rFonts w:ascii="Charis SIL Regular" w:hAnsi="Charis SIL Regular" w:eastAsia="Charis SIL Regular"/>
+          <w:b w:val="0"/>
+          <w:i w:val="0"/>
+          <w:color w:val="000000"/>
+          <w:sz w:val="24"/>
+        </w:rPr>
+        <w:hyperlink r:id="rId23" w:history="1">
+          <w:r>
+            <w:rPr>
+              <w:rStyle w:val="Hyperlink"/>
+            </w:rPr>
+            <w:t xml:space="preserve"> tevens b</w:t>
+          </w:r>
+        </w:hyperlink>
+      </w:r>
+      <w:r>
+        <w:rPr>
+          <w:u w:val="single" w:color="0000ff"/>
+          <w:rFonts w:ascii="Charis SIL Regular" w:hAnsi="Charis SIL Regular" w:eastAsia="Charis SIL Regular"/>
+          <w:b w:val="0"/>
+          <w:i w:val="0"/>
+          <w:color w:val="000000"/>
+          <w:sz w:val="24"/>
+        </w:rPr>
+        <w:hyperlink r:id="rId23" w:history="1">
+          <w:r>
+            <w:rPr>
+              <w:rStyle w:val="Hyperlink"/>
+            </w:rPr>
+            <w:t>e</w:t>
+          </w:r>
+        </w:hyperlink>
+      </w:r>
+      <w:r>
+        <w:rPr>
+          <w:u w:val="single" w:color="0000ff"/>
+          <w:rFonts w:ascii="Charis SIL Regular" w:hAnsi="Charis SIL Regular" w:eastAsia="Charis SIL Regular"/>
+          <w:b w:val="0"/>
+          <w:i w:val="0"/>
+          <w:color w:val="000000"/>
+          <w:sz w:val="24"/>
+        </w:rPr>
+        <w:t>sc</w:t>
+      </w:r>
+      <w:r>
+        <w:rPr>
+          <w:u w:val="single" w:color="0000ff"/>
+          <w:rFonts w:ascii="Charis SIL Regular" w:hAnsi="Charis SIL Regular" w:eastAsia="Charis SIL Regular"/>
+          <w:b w:val="0"/>
+          <w:i w:val="0"/>
+          <w:color w:val="000000"/>
+          <w:sz w:val="24"/>
+        </w:rPr>
+        <w:hyperlink r:id="rId23" w:history="1">
+          <w:r>
+            <w:rPr>
+              <w:rStyle w:val="Hyperlink"/>
+            </w:rPr>
+            <w:t>hikbaar is</w:t>
+          </w:r>
+        </w:hyperlink>
+      </w:r>
+      <w:r>
+        <w:rPr>
+          <w:u w:val="single" w:color="0000ff"/>
+          <w:rFonts w:ascii="Charis SIL Regular" w:hAnsi="Charis SIL Regular" w:eastAsia="Charis SIL Regular"/>
+          <w:b w:val="0"/>
+          <w:i w:val="0"/>
+          <w:color w:val="000000"/>
+          <w:sz w:val="24"/>
+        </w:rPr>
+        <w:t xml:space="preserve"> </w:t>
+      </w:r>
+      <w:r>
+        <w:rPr>
+          <w:u w:val="single" w:color="0000ff"/>
+          <w:rFonts w:ascii="Charis SIL Regular" w:hAnsi="Charis SIL Regular" w:eastAsia="Charis SIL Regular"/>
+          <w:b w:val="0"/>
+          <w:i w:val="0"/>
+          <w:color w:val="000000"/>
+          <w:sz w:val="24"/>
+        </w:rPr>
+        <w:hyperlink r:id="rId23" w:history="1">
+          <w:r>
+            <w:rPr>
+              <w:rStyle w:val="Hyperlink"/>
+            </w:rPr>
+            <w:t>via d</w:t>
+          </w:r>
+        </w:hyperlink>
+      </w:r>
+      <w:r>
+        <w:rPr>
+          <w:u w:val="single" w:color="0000ff"/>
+          <w:rFonts w:ascii="Charis SIL Regular" w:hAnsi="Charis SIL Regular" w:eastAsia="Charis SIL Regular"/>
+          <w:b w:val="0"/>
+          <w:i w:val="0"/>
+          <w:color w:val="000000"/>
+          <w:sz w:val="24"/>
+        </w:rPr>
+        <w:hyperlink r:id="rId23" w:history="1">
+          <w:r>
+            <w:rPr>
+              <w:rStyle w:val="Hyperlink"/>
+            </w:rPr>
+            <w:t>e</w:t>
+          </w:r>
+        </w:hyperlink>
+      </w:r>
+      <w:r>
+        <w:rPr>
+          <w:u w:val="single" w:color="0000ff"/>
+          <w:rFonts w:ascii="Charis SIL Regular" w:hAnsi="Charis SIL Regular" w:eastAsia="Charis SIL Regular"/>
+          <w:b w:val="0"/>
+          <w:i w:val="0"/>
+          <w:color w:val="000000"/>
+          <w:sz w:val="24"/>
+        </w:rPr>
+        <w:hyperlink r:id="rId23" w:history="1">
+          <w:r>
+            <w:rPr>
+              <w:rStyle w:val="Hyperlink"/>
+            </w:rPr>
+            <w:t xml:space="preserve"> Universi</w:t>
+          </w:r>
+        </w:hyperlink>
       </w:r>
       <w:r>
         <w:rPr>
@@ -3351,35 +3520,25 @@
           <w:color w:val="000000"/>
           <w:sz w:val="24"/>
         </w:rPr>
+        <w:t xml:space="preserve">Leiden. De fotocollectie van </w:t>
+      </w:r>
+      <w:r>
+        <w:rPr>
+          <w:rFonts w:ascii="Charis SIL Regular" w:hAnsi="Charis SIL Regular" w:eastAsia="Charis SIL Regular"/>
+          <w:b w:val="0"/>
+          <w:i w:val="0"/>
+          <w:color w:val="0000FF"/>
+          <w:sz w:val="24"/>
+          <w:u w:val="single"/>
+        </w:rPr>
         <w:hyperlink r:id="rId23" w:history="1">
           <w:r>
             <w:rPr>
               <w:rStyle w:val="Hyperlink"/>
             </w:rPr>
-            <w:t>Leiden. De</w:t>
+            <w:t>Wer</w:t>
           </w:r>
         </w:hyperlink>
-      </w:r>
-      <w:r>
-        <w:rPr>
-          <w:rFonts w:ascii="Charis SIL Regular" w:hAnsi="Charis SIL Regular" w:eastAsia="Charis SIL Regular"/>
-          <w:b w:val="0"/>
-          <w:i w:val="0"/>
-          <w:color w:val="000000"/>
-          <w:sz w:val="24"/>
-        </w:rPr>
-        <w:t xml:space="preserve"> fotocollectie van </w:t>
-      </w:r>
-      <w:r>
-        <w:rPr>
-          <w:rFonts w:ascii="Charis SIL Regular" w:hAnsi="Charis SIL Regular" w:eastAsia="Charis SIL Regular"/>
-          <w:b w:val="0"/>
-          <w:i w:val="0"/>
-          <w:color w:val="0000FF"/>
-          <w:sz w:val="24"/>
-          <w:u w:val="single"/>
-        </w:rPr>
-        <w:t>Wer</w:t>
       </w:r>
       <w:r>
         <w:rPr>
@@ -3536,7 +3695,7 @@
           <w:sz w:val="24"/>
           <w:u w:val="single"/>
         </w:rPr>
-        <w:hyperlink r:id="rId25" w:history="1">
+        <w:hyperlink r:id="rId24" w:history="1">
           <w:r>
             <w:rPr>
               <w:rStyle w:val="Hyperlink"/>
@@ -3554,7 +3713,7 @@
           <w:sz w:val="24"/>
           <w:u w:val="single"/>
         </w:rPr>
-        <w:hyperlink r:id="rId25" w:history="1">
+        <w:hyperlink r:id="rId24" w:history="1">
           <w:r>
             <w:rPr>
               <w:rStyle w:val="Hyperlink"/>
@@ -3766,7 +3925,14 @@
           <w:color w:val="000000"/>
           <w:sz w:val="24"/>
         </w:rPr>
-        <w:t>toong</w:t>
+        <w:hyperlink r:id="rId25" w:history="1">
+          <w:r>
+            <w:rPr>
+              <w:rStyle w:val="Hyperlink"/>
+            </w:rPr>
+            <w:t>toong</w:t>
+          </w:r>
+        </w:hyperlink>
       </w:r>
       <w:r>
         <w:rPr>
@@ -6202,7 +6368,7 @@
           <w:sz w:val="24"/>
           <w:u w:val="single"/>
         </w:rPr>
-        <w:hyperlink r:id="rId32" w:history="1">
+        <w:hyperlink r:id="rId16" w:history="1">
           <w:r>
             <w:rPr>
               <w:rStyle w:val="Hyperlink"/>
@@ -6299,7 +6465,7 @@
           <w:color w:val="0000FF"/>
           <w:sz w:val="24"/>
         </w:rPr>
-        <w:hyperlink r:id="rId33" w:history="1">
+        <w:hyperlink r:id="rId32" w:history="1">
           <w:r>
             <w:rPr>
               <w:rStyle w:val="Hyperlink"/>
@@ -6316,7 +6482,7 @@
           <w:color w:val="0000FF"/>
           <w:sz w:val="24"/>
         </w:rPr>
-        <w:hyperlink r:id="rId33" w:history="1">
+        <w:hyperlink r:id="rId32" w:history="1">
           <w:r>
             <w:rPr>
               <w:rStyle w:val="Hyperlink"/>
@@ -6333,7 +6499,7 @@
           <w:color w:val="0000FF"/>
           <w:sz w:val="24"/>
         </w:rPr>
-        <w:hyperlink r:id="rId33" w:history="1">
+        <w:hyperlink r:id="rId32" w:history="1">
           <w:r>
             <w:rPr>
               <w:rStyle w:val="Hyperlink"/>
@@ -6350,7 +6516,7 @@
           <w:color w:val="0000FF"/>
           <w:sz w:val="24"/>
         </w:rPr>
-        <w:hyperlink r:id="rId33" w:history="1">
+        <w:hyperlink r:id="rId32" w:history="1">
           <w:r>
             <w:rPr>
               <w:rStyle w:val="Hyperlink"/>
@@ -6367,7 +6533,7 @@
           <w:color w:val="0000FF"/>
           <w:sz w:val="24"/>
         </w:rPr>
-        <w:hyperlink r:id="rId33" w:history="1">
+        <w:hyperlink r:id="rId32" w:history="1">
           <w:r>
             <w:rPr>
               <w:rStyle w:val="Hyperlink"/>

--- a/EXPORTS/DOCX/published/niveau3/Dutch/Wereldtentoonstelling1883.docx
+++ b/EXPORTS/DOCX/published/niveau3/Dutch/Wereldtentoonstelling1883.docx
@@ -787,13 +787,103 @@
       </w:r>
       <w:r>
         <w:rPr>
+          <w:u w:val="single" w:color="0000ff"/>
           <w:rFonts w:ascii="Charis SIL Regular" w:hAnsi="Charis SIL Regular" w:eastAsia="Charis SIL Regular"/>
           <w:b w:val="0"/>
           <w:i w:val="0"/>
           <w:color w:val="000000"/>
           <w:sz w:val="24"/>
         </w:rPr>
-        <w:t>Leiden) en Fredericus Anna Jentink van het t</w:t>
+        <w:hyperlink r:id="rId11" w:history="1">
+          <w:r>
+            <w:rPr>
+              <w:rStyle w:val="Hyperlink"/>
+            </w:rPr>
+            <w:t>Leiden</w:t>
+          </w:r>
+        </w:hyperlink>
+      </w:r>
+      <w:r>
+        <w:rPr>
+          <w:u w:val="single" w:color="0000ff"/>
+          <w:rFonts w:ascii="Charis SIL Regular" w:hAnsi="Charis SIL Regular" w:eastAsia="Charis SIL Regular"/>
+          <w:b w:val="0"/>
+          <w:i w:val="0"/>
+          <w:color w:val="000000"/>
+          <w:sz w:val="24"/>
+        </w:rPr>
+        <w:hyperlink r:id="rId11" w:history="1">
+          <w:r>
+            <w:rPr>
+              <w:rStyle w:val="Hyperlink"/>
+            </w:rPr>
+            <w:t>)</w:t>
+          </w:r>
+        </w:hyperlink>
+      </w:r>
+      <w:r>
+        <w:rPr>
+          <w:u w:val="single" w:color="0000ff"/>
+          <w:rFonts w:ascii="Charis SIL Regular" w:hAnsi="Charis SIL Regular" w:eastAsia="Charis SIL Regular"/>
+          <w:b w:val="0"/>
+          <w:i w:val="0"/>
+          <w:color w:val="000000"/>
+          <w:sz w:val="24"/>
+        </w:rPr>
+        <w:hyperlink r:id="rId11" w:history="1">
+          <w:r>
+            <w:rPr>
+              <w:rStyle w:val="Hyperlink"/>
+            </w:rPr>
+            <w:t xml:space="preserve"> en Fred</w:t>
+          </w:r>
+        </w:hyperlink>
+      </w:r>
+      <w:r>
+        <w:rPr>
+          <w:rFonts w:ascii="Charis SIL Regular" w:hAnsi="Charis SIL Regular" w:eastAsia="Charis SIL Regular"/>
+          <w:b w:val="0"/>
+          <w:i w:val="0"/>
+          <w:color w:val="000000"/>
+          <w:sz w:val="24"/>
+        </w:rPr>
+        <w:t>ericus An</w:t>
+      </w:r>
+      <w:r>
+        <w:rPr>
+          <w:u w:val="single" w:color="0000ff"/>
+          <w:rFonts w:ascii="Charis SIL Regular" w:hAnsi="Charis SIL Regular" w:eastAsia="Charis SIL Regular"/>
+          <w:b w:val="0"/>
+          <w:i w:val="0"/>
+          <w:color w:val="000000"/>
+          <w:sz w:val="24"/>
+        </w:rPr>
+        <w:hyperlink r:id="rId12" w:history="1">
+          <w:r>
+            <w:rPr>
+              <w:rStyle w:val="Hyperlink"/>
+            </w:rPr>
+            <w:t>na Je</w:t>
+          </w:r>
+        </w:hyperlink>
+      </w:r>
+      <w:r>
+        <w:rPr>
+          <w:u w:val="single" w:color="0000ff"/>
+          <w:rFonts w:ascii="Charis SIL Regular" w:hAnsi="Charis SIL Regular" w:eastAsia="Charis SIL Regular"/>
+          <w:b w:val="0"/>
+          <w:i w:val="0"/>
+          <w:color w:val="000000"/>
+          <w:sz w:val="24"/>
+        </w:rPr>
+        <w:hyperlink r:id="rId12" w:history="1">
+          <w:r>
+            <w:rPr>
+              <w:rStyle w:val="Hyperlink"/>
+            </w:rPr>
+            <w:t>ntink van het t</w:t>
+          </w:r>
+        </w:hyperlink>
       </w:r>
       <w:r>
         <w:rPr>
@@ -972,7 +1062,7 @@
           <w:sz w:val="24"/>
           <w:u w:val="single"/>
         </w:rPr>
-        <w:hyperlink r:id="rId13" w:history="1">
+        <w:hyperlink r:id="rId14" w:history="1">
           <w:r>
             <w:rPr>
               <w:rStyle w:val="Hyperlink"/>
@@ -1001,7 +1091,7 @@
           <w:sz w:val="24"/>
           <w:u w:val="single"/>
         </w:rPr>
-        <w:hyperlink r:id="rId13" w:history="1">
+        <w:hyperlink r:id="rId14" w:history="1">
           <w:r>
             <w:rPr>
               <w:rStyle w:val="Hyperlink"/>
@@ -1463,24 +1553,13 @@
       </w:r>
       <w:r>
         <w:rPr>
-          <w:u w:val="single" w:color="0000ff"/>
           <w:rFonts w:ascii="Charis SIL Regular" w:hAnsi="Charis SIL Regular" w:eastAsia="Charis SIL Regular"/>
           <w:b w:val="0"/>
           <w:i w:val="0"/>
           <w:color w:val="000000"/>
           <w:sz w:val="24"/>
         </w:rPr>
-        <w:t>o</w:t>
-      </w:r>
-      <w:r>
-        <w:rPr>
-          <w:rFonts w:ascii="Charis SIL Regular" w:hAnsi="Charis SIL Regular" w:eastAsia="Charis SIL Regular"/>
-          <w:b w:val="0"/>
-          <w:i w:val="0"/>
-          <w:color w:val="000000"/>
-          <w:sz w:val="24"/>
-        </w:rPr>
-        <w:t>ver wat ande</w:t>
+        <w:t>over wat ande</w:t>
       </w:r>
       <w:r>
         <w:rPr>
@@ -1916,7 +1995,6 @@
           <w:i w:val="0"/>
           <w:color w:val="0000FF"/>
           <w:sz w:val="24"/>
-          <w:u w:val="single"/>
         </w:rPr>
         <w:hyperlink r:id="rId19" w:history="1">
           <w:r>
@@ -2034,7 +2112,7 @@
             <w:rPr>
               <w:rStyle w:val="Hyperlink"/>
             </w:rPr>
-            <w:t>Etnografisc</w:t>
+            <w:t>Etnografis</w:t>
           </w:r>
         </w:hyperlink>
       </w:r>
@@ -2045,7 +2123,23 @@
           <w:i w:val="0"/>
           <w:color w:val="0000FF"/>
           <w:sz w:val="24"/>
-          <w:u w:val="single"/>
+        </w:rPr>
+        <w:hyperlink r:id="rId20" w:history="1">
+          <w:r>
+            <w:rPr>
+              <w:rStyle w:val="Hyperlink"/>
+            </w:rPr>
+            <w:t>c</w:t>
+          </w:r>
+        </w:hyperlink>
+      </w:r>
+      <w:r>
+        <w:rPr>
+          <w:rFonts w:ascii="Charis SIL Regular" w:hAnsi="Charis SIL Regular" w:eastAsia="Charis SIL Regular"/>
+          <w:b w:val="0"/>
+          <w:i w:val="0"/>
+          <w:color w:val="0000FF"/>
+          <w:sz w:val="24"/>
         </w:rPr>
         <w:t>h</w:t>
       </w:r>
@@ -2103,7 +2197,7 @@
             <w:rPr>
               <w:rStyle w:val="Hyperlink"/>
             </w:rPr>
-            <w:t>Arti</w:t>
+            <w:t>Artis</w:t>
           </w:r>
         </w:hyperlink>
       </w:r>
@@ -2112,41 +2206,38 @@
           <w:rFonts w:ascii="Charis SIL Regular" w:hAnsi="Charis SIL Regular" w:eastAsia="Charis SIL Regular"/>
           <w:b w:val="0"/>
           <w:i w:val="0"/>
+          <w:color w:val="000000"/>
+          <w:sz w:val="24"/>
+        </w:rPr>
+        <w:t xml:space="preserve">. Het merendeel </w:t>
+      </w:r>
+      <w:r>
+        <w:rPr>
+          <w:rFonts w:ascii="Charis SIL Regular" w:hAnsi="Charis SIL Regular" w:eastAsia="Charis SIL Regular"/>
+          <w:b w:val="0"/>
+          <w:i w:val="0"/>
+          <w:color w:val="000000"/>
+          <w:sz w:val="24"/>
+        </w:rPr>
+        <w:t xml:space="preserve">ging naar het </w:t>
+      </w:r>
+      <w:r>
+        <w:rPr>
+          <w:rFonts w:ascii="Charis SIL Regular" w:hAnsi="Charis SIL Regular" w:eastAsia="Charis SIL Regular"/>
+          <w:b w:val="0"/>
+          <w:i w:val="0"/>
           <w:color w:val="0000FF"/>
           <w:sz w:val="24"/>
-        </w:rPr>
-        <w:t>s</w:t>
-      </w:r>
-      <w:r>
-        <w:rPr>
-          <w:rFonts w:ascii="Charis SIL Regular" w:hAnsi="Charis SIL Regular" w:eastAsia="Charis SIL Regular"/>
-          <w:b w:val="0"/>
-          <w:i w:val="0"/>
-          <w:color w:val="000000"/>
-          <w:sz w:val="24"/>
-        </w:rPr>
-        <w:t xml:space="preserve">. Het merendeel </w:t>
-      </w:r>
-      <w:r>
-        <w:rPr>
-          <w:rFonts w:ascii="Charis SIL Regular" w:hAnsi="Charis SIL Regular" w:eastAsia="Charis SIL Regular"/>
-          <w:b w:val="0"/>
-          <w:i w:val="0"/>
-          <w:color w:val="000000"/>
-          <w:sz w:val="24"/>
-        </w:rPr>
-        <w:t>ging naar h</w:t>
-      </w:r>
-      <w:r>
-        <w:rPr>
-          <w:u w:val="single" w:color="0000ff"/>
-          <w:rFonts w:ascii="Charis SIL Regular" w:hAnsi="Charis SIL Regular" w:eastAsia="Charis SIL Regular"/>
-          <w:b w:val="0"/>
-          <w:i w:val="0"/>
-          <w:color w:val="000000"/>
-          <w:sz w:val="24"/>
-        </w:rPr>
-        <w:t xml:space="preserve">et </w:t>
+          <w:u w:val="single"/>
+        </w:rPr>
+        <w:hyperlink r:id="rId19" w:history="1">
+          <w:r>
+            <w:rPr>
+              <w:rStyle w:val="Hyperlink"/>
+            </w:rPr>
+            <w:t>Rijks</w:t>
+          </w:r>
+        </w:hyperlink>
       </w:r>
       <w:r>
         <w:rPr>
@@ -2157,7 +2248,36 @@
           <w:sz w:val="24"/>
           <w:u w:val="single"/>
         </w:rPr>
-        <w:t>Rijks Etnografi</w:t>
+        <w:t xml:space="preserve"> </w:t>
+      </w:r>
+      <w:r>
+        <w:rPr>
+          <w:rFonts w:ascii="Charis SIL Regular" w:hAnsi="Charis SIL Regular" w:eastAsia="Charis SIL Regular"/>
+          <w:b w:val="0"/>
+          <w:i w:val="0"/>
+          <w:color w:val="0000FF"/>
+          <w:sz w:val="24"/>
+          <w:u w:val="single"/>
+        </w:rPr>
+        <w:hyperlink r:id="rId19" w:history="1">
+          <w:r>
+            <w:rPr>
+              <w:rStyle w:val="Hyperlink"/>
+            </w:rPr>
+            <w:t>Etnogra</w:t>
+          </w:r>
+        </w:hyperlink>
+      </w:r>
+      <w:r>
+        <w:rPr>
+          <w:rFonts w:ascii="Charis SIL Regular" w:hAnsi="Charis SIL Regular" w:eastAsia="Charis SIL Regular"/>
+          <w:b w:val="0"/>
+          <w:i w:val="0"/>
+          <w:color w:val="0000FF"/>
+          <w:sz w:val="24"/>
+          <w:u w:val="single"/>
+        </w:rPr>
+        <w:t>fi</w:t>
       </w:r>
       <w:r>
         <w:rPr>
@@ -2202,7 +2322,7 @@
             <w:rPr>
               <w:rStyle w:val="Hyperlink"/>
             </w:rPr>
-            <w:t>Mus</w:t>
+            <w:t>Museu</w:t>
           </w:r>
         </w:hyperlink>
       </w:r>
@@ -2213,27 +2333,8 @@
           <w:i w:val="0"/>
           <w:color w:val="0000FF"/>
           <w:sz w:val="24"/>
-          <w:u w:val="single"/>
-        </w:rPr>
-        <w:t>e</w:t>
-      </w:r>
-      <w:r>
-        <w:rPr>
-          <w:rFonts w:ascii="Charis SIL Regular" w:hAnsi="Charis SIL Regular" w:eastAsia="Charis SIL Regular"/>
-          <w:b w:val="0"/>
-          <w:i w:val="0"/>
-          <w:color w:val="0000FF"/>
-          <w:sz w:val="24"/>
-          <w:u w:val="single"/>
-        </w:rPr>
-        <w:hyperlink r:id="rId12" w:history="1">
-          <w:r>
-            <w:rPr>
-              <w:rStyle w:val="Hyperlink"/>
-            </w:rPr>
-            <w:t>um</w:t>
-          </w:r>
-        </w:hyperlink>
+        </w:rPr>
+        <w:t>m</w:t>
       </w:r>
       <w:r>
         <w:rPr>
@@ -2500,7 +2601,14 @@
           <w:color w:val="000000"/>
           <w:sz w:val="24"/>
         </w:rPr>
-        <w:t>jk de dr</w:t>
+        <w:hyperlink r:id="rId21" w:history="1">
+          <w:r>
+            <w:rPr>
+              <w:rStyle w:val="Hyperlink"/>
+            </w:rPr>
+            <w:t>jk de dr</w:t>
+          </w:r>
+        </w:hyperlink>
       </w:r>
       <w:r>
         <w:rPr>
@@ -3398,7 +3506,14 @@
           <w:color w:val="000000"/>
           <w:sz w:val="24"/>
         </w:rPr>
-        <w:t>sc</w:t>
+        <w:hyperlink r:id="rId23" w:history="1">
+          <w:r>
+            <w:rPr>
+              <w:rStyle w:val="Hyperlink"/>
+            </w:rPr>
+            <w:t>sc</w:t>
+          </w:r>
+        </w:hyperlink>
       </w:r>
       <w:r>
         <w:rPr>
@@ -3520,7 +3635,24 @@
           <w:color w:val="000000"/>
           <w:sz w:val="24"/>
         </w:rPr>
-        <w:t xml:space="preserve">Leiden. De fotocollectie van </w:t>
+        <w:hyperlink r:id="rId23" w:history="1">
+          <w:r>
+            <w:rPr>
+              <w:rStyle w:val="Hyperlink"/>
+            </w:rPr>
+            <w:t>Leiden. De</w:t>
+          </w:r>
+        </w:hyperlink>
+      </w:r>
+      <w:r>
+        <w:rPr>
+          <w:rFonts w:ascii="Charis SIL Regular" w:hAnsi="Charis SIL Regular" w:eastAsia="Charis SIL Regular"/>
+          <w:b w:val="0"/>
+          <w:i w:val="0"/>
+          <w:color w:val="000000"/>
+          <w:sz w:val="24"/>
+        </w:rPr>
+        <w:t xml:space="preserve"> fotocollectie van </w:t>
       </w:r>
       <w:r>
         <w:rPr>
@@ -3666,7 +3798,7 @@
           <w:sz w:val="24"/>
           <w:u w:val="single"/>
         </w:rPr>
-        <w:hyperlink r:id="rId25" w:history="1">
+        <w:hyperlink r:id="rId24" w:history="1">
           <w:r>
             <w:rPr>
               <w:rStyle w:val="Hyperlink"/>
@@ -6244,9 +6376,15 @@
           <w:i w:val="0"/>
           <w:color w:val="0000FF"/>
           <w:sz w:val="24"/>
-          <w:u w:val="single"/>
-        </w:rPr>
-        <w:t>d</w:t>
+        </w:rPr>
+        <w:hyperlink r:id="rId16" w:history="1">
+          <w:r>
+            <w:rPr>
+              <w:rStyle w:val="Hyperlink"/>
+            </w:rPr>
+            <w:t>d</w:t>
+          </w:r>
+        </w:hyperlink>
       </w:r>
       <w:r>
         <w:rPr>
@@ -6296,21 +6434,13 @@
       </w:r>
       <w:r>
         <w:rPr>
-          <w:u w:val="single" w:color="0000ff"/>
           <w:rFonts w:ascii="Charis SIL Regular" w:hAnsi="Charis SIL Regular" w:eastAsia="Charis SIL Regular"/>
           <w:b w:val="0"/>
           <w:i w:val="0"/>
           <w:color w:val="000000"/>
           <w:sz w:val="24"/>
         </w:rPr>
-        <w:hyperlink r:id="rId16" w:history="1">
-          <w:r>
-            <w:rPr>
-              <w:rStyle w:val="Hyperlink"/>
-            </w:rPr>
-            <w:t xml:space="preserve">, </w:t>
-          </w:r>
-        </w:hyperlink>
+        <w:t xml:space="preserve">, </w:t>
       </w:r>
       <w:r>
         <w:rPr>
@@ -6321,7 +6451,7 @@
           <w:sz w:val="24"/>
           <w:u w:val="single"/>
         </w:rPr>
-        <w:hyperlink r:id="rId16" w:history="1">
+        <w:hyperlink r:id="rId32" w:history="1">
           <w:r>
             <w:rPr>
               <w:rStyle w:val="Hyperlink"/>
@@ -6465,7 +6595,7 @@
           <w:color w:val="0000FF"/>
           <w:sz w:val="24"/>
         </w:rPr>
-        <w:hyperlink r:id="rId32" w:history="1">
+        <w:hyperlink r:id="rId33" w:history="1">
           <w:r>
             <w:rPr>
               <w:rStyle w:val="Hyperlink"/>
@@ -6482,7 +6612,7 @@
           <w:color w:val="0000FF"/>
           <w:sz w:val="24"/>
         </w:rPr>
-        <w:hyperlink r:id="rId32" w:history="1">
+        <w:hyperlink r:id="rId33" w:history="1">
           <w:r>
             <w:rPr>
               <w:rStyle w:val="Hyperlink"/>
@@ -6499,7 +6629,7 @@
           <w:color w:val="0000FF"/>
           <w:sz w:val="24"/>
         </w:rPr>
-        <w:hyperlink r:id="rId32" w:history="1">
+        <w:hyperlink r:id="rId33" w:history="1">
           <w:r>
             <w:rPr>
               <w:rStyle w:val="Hyperlink"/>
@@ -6516,7 +6646,7 @@
           <w:color w:val="0000FF"/>
           <w:sz w:val="24"/>
         </w:rPr>
-        <w:hyperlink r:id="rId32" w:history="1">
+        <w:hyperlink r:id="rId33" w:history="1">
           <w:r>
             <w:rPr>
               <w:rStyle w:val="Hyperlink"/>
@@ -6533,7 +6663,7 @@
           <w:color w:val="0000FF"/>
           <w:sz w:val="24"/>
         </w:rPr>
-        <w:hyperlink r:id="rId32" w:history="1">
+        <w:hyperlink r:id="rId33" w:history="1">
           <w:r>
             <w:rPr>
               <w:rStyle w:val="Hyperlink"/>

--- a/EXPORTS/DOCX/published/niveau3/Dutch/Wereldtentoonstelling1883.docx
+++ b/EXPORTS/DOCX/published/niveau3/Dutch/Wereldtentoonstelling1883.docx
@@ -1120,49 +1120,13 @@
       </w:r>
       <w:r>
         <w:rPr>
-          <w:u w:val="single" w:color="0000ff"/>
           <w:rFonts w:ascii="Charis SIL Regular" w:hAnsi="Charis SIL Regular" w:eastAsia="Charis SIL Regular"/>
           <w:b w:val="0"/>
           <w:i w:val="0"/>
           <w:color w:val="000000"/>
           <w:sz w:val="24"/>
         </w:rPr>
-        <w:hyperlink r:id="rId13" w:history="1">
-          <w:r>
-            <w:rPr>
-              <w:rStyle w:val="Hyperlink"/>
-            </w:rPr>
-            <w:t>verantwoor</w:t>
-          </w:r>
-        </w:hyperlink>
-      </w:r>
-      <w:r>
-        <w:rPr>
-          <w:u w:val="single" w:color="0000ff"/>
-          <w:rFonts w:ascii="Charis SIL Regular" w:hAnsi="Charis SIL Regular" w:eastAsia="Charis SIL Regular"/>
-          <w:b w:val="0"/>
-          <w:i w:val="0"/>
-          <w:color w:val="000000"/>
-          <w:sz w:val="24"/>
-        </w:rPr>
-        <w:hyperlink r:id="rId13" w:history="1">
-          <w:r>
-            <w:rPr>
-              <w:rStyle w:val="Hyperlink"/>
-            </w:rPr>
-            <w:t>delijk vo</w:t>
-          </w:r>
-        </w:hyperlink>
-      </w:r>
-      <w:r>
-        <w:rPr>
-          <w:rFonts w:ascii="Charis SIL Regular" w:hAnsi="Charis SIL Regular" w:eastAsia="Charis SIL Regular"/>
-          <w:b w:val="0"/>
-          <w:i w:val="0"/>
-          <w:color w:val="000000"/>
-          <w:sz w:val="24"/>
-        </w:rPr>
-        <w:t>or het verzamelen van objecten in Nederlands-I</w:t>
+        <w:t>verantwoordelijk voor het verzamelen van objecten in Nederlands-I</w:t>
       </w:r>
       <w:r>
         <w:rPr>
@@ -1553,13 +1517,24 @@
       </w:r>
       <w:r>
         <w:rPr>
+          <w:u w:val="single" w:color="0000ff"/>
           <w:rFonts w:ascii="Charis SIL Regular" w:hAnsi="Charis SIL Regular" w:eastAsia="Charis SIL Regular"/>
           <w:b w:val="0"/>
           <w:i w:val="0"/>
           <w:color w:val="000000"/>
           <w:sz w:val="24"/>
         </w:rPr>
-        <w:t>over wat ande</w:t>
+        <w:t>o</w:t>
+      </w:r>
+      <w:r>
+        <w:rPr>
+          <w:rFonts w:ascii="Charis SIL Regular" w:hAnsi="Charis SIL Regular" w:eastAsia="Charis SIL Regular"/>
+          <w:b w:val="0"/>
+          <w:i w:val="0"/>
+          <w:color w:val="000000"/>
+          <w:sz w:val="24"/>
+        </w:rPr>
+        <w:t>ver wat ande</w:t>
       </w:r>
       <w:r>
         <w:rPr>
@@ -2112,7 +2087,7 @@
             <w:rPr>
               <w:rStyle w:val="Hyperlink"/>
             </w:rPr>
-            <w:t>Etnografis</w:t>
+            <w:t>Etnografisc</w:t>
           </w:r>
         </w:hyperlink>
       </w:r>
@@ -2123,23 +2098,7 @@
           <w:i w:val="0"/>
           <w:color w:val="0000FF"/>
           <w:sz w:val="24"/>
-        </w:rPr>
-        <w:hyperlink r:id="rId20" w:history="1">
-          <w:r>
-            <w:rPr>
-              <w:rStyle w:val="Hyperlink"/>
-            </w:rPr>
-            <w:t>c</w:t>
-          </w:r>
-        </w:hyperlink>
-      </w:r>
-      <w:r>
-        <w:rPr>
-          <w:rFonts w:ascii="Charis SIL Regular" w:hAnsi="Charis SIL Regular" w:eastAsia="Charis SIL Regular"/>
-          <w:b w:val="0"/>
-          <w:i w:val="0"/>
-          <w:color w:val="0000FF"/>
-          <w:sz w:val="24"/>
+          <w:u w:val="single"/>
         </w:rPr>
         <w:t>h</w:t>
       </w:r>
@@ -2197,9 +2156,19 @@
             <w:rPr>
               <w:rStyle w:val="Hyperlink"/>
             </w:rPr>
-            <w:t>Artis</w:t>
+            <w:t>Arti</w:t>
           </w:r>
         </w:hyperlink>
+      </w:r>
+      <w:r>
+        <w:rPr>
+          <w:rFonts w:ascii="Charis SIL Regular" w:hAnsi="Charis SIL Regular" w:eastAsia="Charis SIL Regular"/>
+          <w:b w:val="0"/>
+          <w:i w:val="0"/>
+          <w:color w:val="0000FF"/>
+          <w:sz w:val="24"/>
+        </w:rPr>
+        <w:t>s</w:t>
       </w:r>
       <w:r>
         <w:rPr>
@@ -3635,24 +3604,7 @@
           <w:color w:val="000000"/>
           <w:sz w:val="24"/>
         </w:rPr>
-        <w:hyperlink r:id="rId23" w:history="1">
-          <w:r>
-            <w:rPr>
-              <w:rStyle w:val="Hyperlink"/>
-            </w:rPr>
-            <w:t>Leiden. De</w:t>
-          </w:r>
-        </w:hyperlink>
-      </w:r>
-      <w:r>
-        <w:rPr>
-          <w:rFonts w:ascii="Charis SIL Regular" w:hAnsi="Charis SIL Regular" w:eastAsia="Charis SIL Regular"/>
-          <w:b w:val="0"/>
-          <w:i w:val="0"/>
-          <w:color w:val="000000"/>
-          <w:sz w:val="24"/>
-        </w:rPr>
-        <w:t xml:space="preserve"> fotocollectie van </w:t>
+        <w:t xml:space="preserve">Leiden. De fotocollectie van </w:t>
       </w:r>
       <w:r>
         <w:rPr>
@@ -5310,6 +5262,7 @@
           <w:i w:val="0"/>
           <w:color w:val="0000FF"/>
           <w:sz w:val="24"/>
+          <w:u w:val="single"/>
         </w:rPr>
         <w:t>-</w:t>
       </w:r>
@@ -6376,15 +6329,9 @@
           <w:i w:val="0"/>
           <w:color w:val="0000FF"/>
           <w:sz w:val="24"/>
-        </w:rPr>
-        <w:hyperlink r:id="rId16" w:history="1">
-          <w:r>
-            <w:rPr>
-              <w:rStyle w:val="Hyperlink"/>
-            </w:rPr>
-            <w:t>d</w:t>
-          </w:r>
-        </w:hyperlink>
+          <w:u w:val="single"/>
+        </w:rPr>
+        <w:t>d</w:t>
       </w:r>
       <w:r>
         <w:rPr>
@@ -6434,6 +6381,7 @@
       </w:r>
       <w:r>
         <w:rPr>
+          <w:u w:val="single" w:color="0000ff"/>
           <w:rFonts w:ascii="Charis SIL Regular" w:hAnsi="Charis SIL Regular" w:eastAsia="Charis SIL Regular"/>
           <w:b w:val="0"/>
           <w:i w:val="0"/>
@@ -6451,7 +6399,7 @@
           <w:sz w:val="24"/>
           <w:u w:val="single"/>
         </w:rPr>
-        <w:hyperlink r:id="rId32" w:history="1">
+        <w:hyperlink r:id="rId16" w:history="1">
           <w:r>
             <w:rPr>
               <w:rStyle w:val="Hyperlink"/>
@@ -6595,7 +6543,7 @@
           <w:color w:val="0000FF"/>
           <w:sz w:val="24"/>
         </w:rPr>
-        <w:hyperlink r:id="rId33" w:history="1">
+        <w:hyperlink r:id="rId32" w:history="1">
           <w:r>
             <w:rPr>
               <w:rStyle w:val="Hyperlink"/>
@@ -6612,7 +6560,7 @@
           <w:color w:val="0000FF"/>
           <w:sz w:val="24"/>
         </w:rPr>
-        <w:hyperlink r:id="rId33" w:history="1">
+        <w:hyperlink r:id="rId32" w:history="1">
           <w:r>
             <w:rPr>
               <w:rStyle w:val="Hyperlink"/>
@@ -6629,7 +6577,7 @@
           <w:color w:val="0000FF"/>
           <w:sz w:val="24"/>
         </w:rPr>
-        <w:hyperlink r:id="rId33" w:history="1">
+        <w:hyperlink r:id="rId32" w:history="1">
           <w:r>
             <w:rPr>
               <w:rStyle w:val="Hyperlink"/>
@@ -6646,7 +6594,7 @@
           <w:color w:val="0000FF"/>
           <w:sz w:val="24"/>
         </w:rPr>
-        <w:hyperlink r:id="rId33" w:history="1">
+        <w:hyperlink r:id="rId32" w:history="1">
           <w:r>
             <w:rPr>
               <w:rStyle w:val="Hyperlink"/>
@@ -6663,7 +6611,7 @@
           <w:color w:val="0000FF"/>
           <w:sz w:val="24"/>
         </w:rPr>
-        <w:hyperlink r:id="rId33" w:history="1">
+        <w:hyperlink r:id="rId32" w:history="1">
           <w:r>
             <w:rPr>
               <w:rStyle w:val="Hyperlink"/>

--- a/EXPORTS/DOCX/published/niveau3/Dutch/Wereldtentoonstelling1883.docx
+++ b/EXPORTS/DOCX/published/niveau3/Dutch/Wereldtentoonstelling1883.docx
@@ -787,85 +787,13 @@
       </w:r>
       <w:r>
         <w:rPr>
-          <w:u w:val="single" w:color="0000ff"/>
           <w:rFonts w:ascii="Charis SIL Regular" w:hAnsi="Charis SIL Regular" w:eastAsia="Charis SIL Regular"/>
           <w:b w:val="0"/>
           <w:i w:val="0"/>
           <w:color w:val="000000"/>
           <w:sz w:val="24"/>
         </w:rPr>
-        <w:hyperlink r:id="rId11" w:history="1">
-          <w:r>
-            <w:rPr>
-              <w:rStyle w:val="Hyperlink"/>
-            </w:rPr>
-            <w:t>Leiden</w:t>
-          </w:r>
-        </w:hyperlink>
-      </w:r>
-      <w:r>
-        <w:rPr>
-          <w:u w:val="single" w:color="0000ff"/>
-          <w:rFonts w:ascii="Charis SIL Regular" w:hAnsi="Charis SIL Regular" w:eastAsia="Charis SIL Regular"/>
-          <w:b w:val="0"/>
-          <w:i w:val="0"/>
-          <w:color w:val="000000"/>
-          <w:sz w:val="24"/>
-        </w:rPr>
-        <w:hyperlink r:id="rId11" w:history="1">
-          <w:r>
-            <w:rPr>
-              <w:rStyle w:val="Hyperlink"/>
-            </w:rPr>
-            <w:t>)</w:t>
-          </w:r>
-        </w:hyperlink>
-      </w:r>
-      <w:r>
-        <w:rPr>
-          <w:u w:val="single" w:color="0000ff"/>
-          <w:rFonts w:ascii="Charis SIL Regular" w:hAnsi="Charis SIL Regular" w:eastAsia="Charis SIL Regular"/>
-          <w:b w:val="0"/>
-          <w:i w:val="0"/>
-          <w:color w:val="000000"/>
-          <w:sz w:val="24"/>
-        </w:rPr>
-        <w:hyperlink r:id="rId11" w:history="1">
-          <w:r>
-            <w:rPr>
-              <w:rStyle w:val="Hyperlink"/>
-            </w:rPr>
-            <w:t xml:space="preserve"> en Fred</w:t>
-          </w:r>
-        </w:hyperlink>
-      </w:r>
-      <w:r>
-        <w:rPr>
-          <w:rFonts w:ascii="Charis SIL Regular" w:hAnsi="Charis SIL Regular" w:eastAsia="Charis SIL Regular"/>
-          <w:b w:val="0"/>
-          <w:i w:val="0"/>
-          <w:color w:val="000000"/>
-          <w:sz w:val="24"/>
-        </w:rPr>
-        <w:t>ericus An</w:t>
-      </w:r>
-      <w:r>
-        <w:rPr>
-          <w:u w:val="single" w:color="0000ff"/>
-          <w:rFonts w:ascii="Charis SIL Regular" w:hAnsi="Charis SIL Regular" w:eastAsia="Charis SIL Regular"/>
-          <w:b w:val="0"/>
-          <w:i w:val="0"/>
-          <w:color w:val="000000"/>
-          <w:sz w:val="24"/>
-        </w:rPr>
-        <w:hyperlink r:id="rId12" w:history="1">
-          <w:r>
-            <w:rPr>
-              <w:rStyle w:val="Hyperlink"/>
-            </w:rPr>
-            <w:t>na Je</w:t>
-          </w:r>
-        </w:hyperlink>
+        <w:t>Leiden) en Fredericus Anna Je</w:t>
       </w:r>
       <w:r>
         <w:rPr>
@@ -1062,7 +990,7 @@
           <w:sz w:val="24"/>
           <w:u w:val="single"/>
         </w:rPr>
-        <w:hyperlink r:id="rId14" w:history="1">
+        <w:hyperlink r:id="rId13" w:history="1">
           <w:r>
             <w:rPr>
               <w:rStyle w:val="Hyperlink"/>
@@ -1091,7 +1019,7 @@
           <w:sz w:val="24"/>
           <w:u w:val="single"/>
         </w:rPr>
-        <w:hyperlink r:id="rId14" w:history="1">
+        <w:hyperlink r:id="rId13" w:history="1">
           <w:r>
             <w:rPr>
               <w:rStyle w:val="Hyperlink"/>
@@ -1120,13 +1048,49 @@
       </w:r>
       <w:r>
         <w:rPr>
+          <w:u w:val="single" w:color="0000ff"/>
           <w:rFonts w:ascii="Charis SIL Regular" w:hAnsi="Charis SIL Regular" w:eastAsia="Charis SIL Regular"/>
           <w:b w:val="0"/>
           <w:i w:val="0"/>
           <w:color w:val="000000"/>
           <w:sz w:val="24"/>
         </w:rPr>
-        <w:t>verantwoordelijk voor het verzamelen van objecten in Nederlands-I</w:t>
+        <w:hyperlink r:id="rId13" w:history="1">
+          <w:r>
+            <w:rPr>
+              <w:rStyle w:val="Hyperlink"/>
+            </w:rPr>
+            <w:t>verantwoor</w:t>
+          </w:r>
+        </w:hyperlink>
+      </w:r>
+      <w:r>
+        <w:rPr>
+          <w:u w:val="single" w:color="0000ff"/>
+          <w:rFonts w:ascii="Charis SIL Regular" w:hAnsi="Charis SIL Regular" w:eastAsia="Charis SIL Regular"/>
+          <w:b w:val="0"/>
+          <w:i w:val="0"/>
+          <w:color w:val="000000"/>
+          <w:sz w:val="24"/>
+        </w:rPr>
+        <w:hyperlink r:id="rId13" w:history="1">
+          <w:r>
+            <w:rPr>
+              <w:rStyle w:val="Hyperlink"/>
+            </w:rPr>
+            <w:t>delijk vo</w:t>
+          </w:r>
+        </w:hyperlink>
+      </w:r>
+      <w:r>
+        <w:rPr>
+          <w:rFonts w:ascii="Charis SIL Regular" w:hAnsi="Charis SIL Regular" w:eastAsia="Charis SIL Regular"/>
+          <w:b w:val="0"/>
+          <w:i w:val="0"/>
+          <w:color w:val="000000"/>
+          <w:sz w:val="24"/>
+        </w:rPr>
+        <w:t>or het verzamelen van objecten in Nederlands-I</w:t>
       </w:r>
       <w:r>
         <w:rPr>
@@ -1970,6 +1934,7 @@
           <w:i w:val="0"/>
           <w:color w:val="0000FF"/>
           <w:sz w:val="24"/>
+          <w:u w:val="single"/>
         </w:rPr>
         <w:hyperlink r:id="rId19" w:history="1">
           <w:r>
@@ -1989,7 +1954,7 @@
           <w:sz w:val="24"/>
           <w:u w:val="single"/>
         </w:rPr>
-        <w:hyperlink r:id="rId18" w:history="1">
+        <w:hyperlink r:id="rId19" w:history="1">
           <w:r>
             <w:rPr>
               <w:rStyle w:val="Hyperlink"/>
@@ -2007,7 +1972,7 @@
           <w:sz w:val="24"/>
           <w:u w:val="single"/>
         </w:rPr>
-        <w:hyperlink r:id="rId18" w:history="1">
+        <w:hyperlink r:id="rId19" w:history="1">
           <w:r>
             <w:rPr>
               <w:rStyle w:val="Hyperlink"/>
@@ -2036,7 +2001,7 @@
           <w:sz w:val="24"/>
           <w:u w:val="single"/>
         </w:rPr>
-        <w:hyperlink r:id="rId18" w:history="1">
+        <w:hyperlink r:id="rId19" w:history="1">
           <w:r>
             <w:rPr>
               <w:rStyle w:val="Hyperlink"/>
@@ -2188,7 +2153,18 @@
           <w:color w:val="000000"/>
           <w:sz w:val="24"/>
         </w:rPr>
-        <w:t xml:space="preserve">ging naar het </w:t>
+        <w:t>ging naar h</w:t>
+      </w:r>
+      <w:r>
+        <w:rPr>
+          <w:u w:val="single" w:color="0000ff"/>
+          <w:rFonts w:ascii="Charis SIL Regular" w:hAnsi="Charis SIL Regular" w:eastAsia="Charis SIL Regular"/>
+          <w:b w:val="0"/>
+          <w:i w:val="0"/>
+          <w:color w:val="000000"/>
+          <w:sz w:val="24"/>
+        </w:rPr>
+        <w:t xml:space="preserve">et </w:t>
       </w:r>
       <w:r>
         <w:rPr>
@@ -2199,54 +2175,7 @@
           <w:sz w:val="24"/>
           <w:u w:val="single"/>
         </w:rPr>
-        <w:hyperlink r:id="rId19" w:history="1">
-          <w:r>
-            <w:rPr>
-              <w:rStyle w:val="Hyperlink"/>
-            </w:rPr>
-            <w:t>Rijks</w:t>
-          </w:r>
-        </w:hyperlink>
-      </w:r>
-      <w:r>
-        <w:rPr>
-          <w:rFonts w:ascii="Charis SIL Regular" w:hAnsi="Charis SIL Regular" w:eastAsia="Charis SIL Regular"/>
-          <w:b w:val="0"/>
-          <w:i w:val="0"/>
-          <w:color w:val="0000FF"/>
-          <w:sz w:val="24"/>
-          <w:u w:val="single"/>
-        </w:rPr>
-        <w:t xml:space="preserve"> </w:t>
-      </w:r>
-      <w:r>
-        <w:rPr>
-          <w:rFonts w:ascii="Charis SIL Regular" w:hAnsi="Charis SIL Regular" w:eastAsia="Charis SIL Regular"/>
-          <w:b w:val="0"/>
-          <w:i w:val="0"/>
-          <w:color w:val="0000FF"/>
-          <w:sz w:val="24"/>
-          <w:u w:val="single"/>
-        </w:rPr>
-        <w:hyperlink r:id="rId19" w:history="1">
-          <w:r>
-            <w:rPr>
-              <w:rStyle w:val="Hyperlink"/>
-            </w:rPr>
-            <w:t>Etnogra</w:t>
-          </w:r>
-        </w:hyperlink>
-      </w:r>
-      <w:r>
-        <w:rPr>
-          <w:rFonts w:ascii="Charis SIL Regular" w:hAnsi="Charis SIL Regular" w:eastAsia="Charis SIL Regular"/>
-          <w:b w:val="0"/>
-          <w:i w:val="0"/>
-          <w:color w:val="0000FF"/>
-          <w:sz w:val="24"/>
-          <w:u w:val="single"/>
-        </w:rPr>
-        <w:t>fi</w:t>
+        <w:t>Rijks Etnografi</w:t>
       </w:r>
       <w:r>
         <w:rPr>
@@ -2291,7 +2220,7 @@
             <w:rPr>
               <w:rStyle w:val="Hyperlink"/>
             </w:rPr>
-            <w:t>Museu</w:t>
+            <w:t>Muse</w:t>
           </w:r>
         </w:hyperlink>
       </w:r>
@@ -2302,8 +2231,16 @@
           <w:i w:val="0"/>
           <w:color w:val="0000FF"/>
           <w:sz w:val="24"/>
-        </w:rPr>
-        <w:t>m</w:t>
+          <w:u w:val="single"/>
+        </w:rPr>
+        <w:hyperlink r:id="rId12" w:history="1">
+          <w:r>
+            <w:rPr>
+              <w:rStyle w:val="Hyperlink"/>
+            </w:rPr>
+            <w:t>um</w:t>
+          </w:r>
+        </w:hyperlink>
       </w:r>
       <w:r>
         <w:rPr>
@@ -2371,14 +2308,7 @@
           <w:color w:val="000000"/>
           <w:sz w:val="24"/>
         </w:rPr>
-        <w:hyperlink r:id="rId20" w:history="1">
-          <w:r>
-            <w:rPr>
-              <w:rStyle w:val="Hyperlink"/>
-            </w:rPr>
-            <w:t>t wist he</w:t>
-          </w:r>
-        </w:hyperlink>
+        <w:t>t wist he</w:t>
       </w:r>
       <w:r>
         <w:rPr>
@@ -2427,14 +2357,7 @@
           <w:color w:val="000000"/>
           <w:sz w:val="24"/>
         </w:rPr>
-        <w:hyperlink r:id="rId12" w:history="1">
-          <w:r>
-            <w:rPr>
-              <w:rStyle w:val="Hyperlink"/>
-            </w:rPr>
-            <w:t>reldte</w:t>
-          </w:r>
-        </w:hyperlink>
+        <w:t>reldte</w:t>
       </w:r>
       <w:r>
         <w:rPr>
@@ -2946,21 +2869,13 @@
       </w:r>
       <w:r>
         <w:rPr>
-          <w:u w:val="single" w:color="0000ff"/>
           <w:rFonts w:ascii="Charis SIL Regular" w:hAnsi="Charis SIL Regular" w:eastAsia="Charis SIL Regular"/>
           <w:b w:val="0"/>
           <w:i w:val="0"/>
           <w:color w:val="000000"/>
           <w:sz w:val="24"/>
         </w:rPr>
-        <w:hyperlink r:id="rId22" w:history="1">
-          <w:r>
-            <w:rPr>
-              <w:rStyle w:val="Hyperlink"/>
-            </w:rPr>
-            <w:t xml:space="preserve"> pav</w:t>
-          </w:r>
-        </w:hyperlink>
+        <w:t xml:space="preserve"> pav</w:t>
       </w:r>
       <w:r>
         <w:rPr>
@@ -3504,6 +3419,16 @@
       </w:r>
       <w:r>
         <w:rPr>
+          <w:rFonts w:ascii="Charis SIL Regular" w:hAnsi="Charis SIL Regular" w:eastAsia="Charis SIL Regular"/>
+          <w:b w:val="0"/>
+          <w:i w:val="0"/>
+          <w:color w:val="000000"/>
+          <w:sz w:val="24"/>
+        </w:rPr>
+        <w:t xml:space="preserve"> via de Universiteit </w:t>
+      </w:r>
+      <w:r>
+        <w:rPr>
           <w:u w:val="single" w:color="0000ff"/>
           <w:rFonts w:ascii="Charis SIL Regular" w:hAnsi="Charis SIL Regular" w:eastAsia="Charis SIL Regular"/>
           <w:b w:val="0"/>
@@ -3511,103 +3436,28 @@
           <w:color w:val="000000"/>
           <w:sz w:val="24"/>
         </w:rPr>
-        <w:t xml:space="preserve"> </w:t>
-      </w:r>
-      <w:r>
-        <w:rPr>
-          <w:u w:val="single" w:color="0000ff"/>
-          <w:rFonts w:ascii="Charis SIL Regular" w:hAnsi="Charis SIL Regular" w:eastAsia="Charis SIL Regular"/>
-          <w:b w:val="0"/>
-          <w:i w:val="0"/>
-          <w:color w:val="000000"/>
-          <w:sz w:val="24"/>
-        </w:rPr>
-        <w:hyperlink r:id="rId23" w:history="1">
+        <w:t xml:space="preserve">Leiden. De fotocollectie van </w:t>
+      </w:r>
+      <w:r>
+        <w:rPr>
+          <w:rFonts w:ascii="Charis SIL Regular" w:hAnsi="Charis SIL Regular" w:eastAsia="Charis SIL Regular"/>
+          <w:b w:val="0"/>
+          <w:i w:val="0"/>
+          <w:color w:val="0000FF"/>
+          <w:sz w:val="24"/>
+          <w:u w:val="single"/>
+        </w:rPr>
+        <w:hyperlink r:id="rId24" w:history="1">
           <w:r>
             <w:rPr>
               <w:rStyle w:val="Hyperlink"/>
             </w:rPr>
-            <w:t>via d</w:t>
+            <w:t>Wereld</w:t>
           </w:r>
         </w:hyperlink>
       </w:r>
       <w:r>
         <w:rPr>
-          <w:u w:val="single" w:color="0000ff"/>
-          <w:rFonts w:ascii="Charis SIL Regular" w:hAnsi="Charis SIL Regular" w:eastAsia="Charis SIL Regular"/>
-          <w:b w:val="0"/>
-          <w:i w:val="0"/>
-          <w:color w:val="000000"/>
-          <w:sz w:val="24"/>
-        </w:rPr>
-        <w:hyperlink r:id="rId23" w:history="1">
-          <w:r>
-            <w:rPr>
-              <w:rStyle w:val="Hyperlink"/>
-            </w:rPr>
-            <w:t>e</w:t>
-          </w:r>
-        </w:hyperlink>
-      </w:r>
-      <w:r>
-        <w:rPr>
-          <w:u w:val="single" w:color="0000ff"/>
-          <w:rFonts w:ascii="Charis SIL Regular" w:hAnsi="Charis SIL Regular" w:eastAsia="Charis SIL Regular"/>
-          <w:b w:val="0"/>
-          <w:i w:val="0"/>
-          <w:color w:val="000000"/>
-          <w:sz w:val="24"/>
-        </w:rPr>
-        <w:hyperlink r:id="rId23" w:history="1">
-          <w:r>
-            <w:rPr>
-              <w:rStyle w:val="Hyperlink"/>
-            </w:rPr>
-            <w:t xml:space="preserve"> Universi</w:t>
-          </w:r>
-        </w:hyperlink>
-      </w:r>
-      <w:r>
-        <w:rPr>
-          <w:u w:val="single" w:color="0000ff"/>
-          <w:rFonts w:ascii="Charis SIL Regular" w:hAnsi="Charis SIL Regular" w:eastAsia="Charis SIL Regular"/>
-          <w:b w:val="0"/>
-          <w:i w:val="0"/>
-          <w:color w:val="000000"/>
-          <w:sz w:val="24"/>
-        </w:rPr>
-        <w:hyperlink r:id="rId23" w:history="1">
-          <w:r>
-            <w:rPr>
-              <w:rStyle w:val="Hyperlink"/>
-            </w:rPr>
-            <w:t>te</w:t>
-          </w:r>
-        </w:hyperlink>
-      </w:r>
-      <w:r>
-        <w:rPr>
-          <w:rFonts w:ascii="Charis SIL Regular" w:hAnsi="Charis SIL Regular" w:eastAsia="Charis SIL Regular"/>
-          <w:b w:val="0"/>
-          <w:i w:val="0"/>
-          <w:color w:val="000000"/>
-          <w:sz w:val="24"/>
-        </w:rPr>
-        <w:t xml:space="preserve">it </w:t>
-      </w:r>
-      <w:r>
-        <w:rPr>
-          <w:u w:val="single" w:color="0000ff"/>
-          <w:rFonts w:ascii="Charis SIL Regular" w:hAnsi="Charis SIL Regular" w:eastAsia="Charis SIL Regular"/>
-          <w:b w:val="0"/>
-          <w:i w:val="0"/>
-          <w:color w:val="000000"/>
-          <w:sz w:val="24"/>
-        </w:rPr>
-        <w:t xml:space="preserve">Leiden. De fotocollectie van </w:t>
-      </w:r>
-      <w:r>
-        <w:rPr>
           <w:rFonts w:ascii="Charis SIL Regular" w:hAnsi="Charis SIL Regular" w:eastAsia="Charis SIL Regular"/>
           <w:b w:val="0"/>
           <w:i w:val="0"/>
@@ -3615,43 +3465,7 @@
           <w:sz w:val="24"/>
           <w:u w:val="single"/>
         </w:rPr>
-        <w:hyperlink r:id="rId23" w:history="1">
-          <w:r>
-            <w:rPr>
-              <w:rStyle w:val="Hyperlink"/>
-            </w:rPr>
-            <w:t>Wer</w:t>
-          </w:r>
-        </w:hyperlink>
-      </w:r>
-      <w:r>
-        <w:rPr>
-          <w:rFonts w:ascii="Charis SIL Regular" w:hAnsi="Charis SIL Regular" w:eastAsia="Charis SIL Regular"/>
-          <w:b w:val="0"/>
-          <w:i w:val="0"/>
-          <w:color w:val="0000FF"/>
-          <w:sz w:val="24"/>
-          <w:u w:val="single"/>
-        </w:rPr>
-        <w:hyperlink r:id="rId23" w:history="1">
-          <w:r>
-            <w:rPr>
-              <w:rStyle w:val="Hyperlink"/>
-            </w:rPr>
-            <w:t>eld</w:t>
-          </w:r>
-        </w:hyperlink>
-      </w:r>
-      <w:r>
-        <w:rPr>
-          <w:rFonts w:ascii="Charis SIL Regular" w:hAnsi="Charis SIL Regular" w:eastAsia="Charis SIL Regular"/>
-          <w:b w:val="0"/>
-          <w:i w:val="0"/>
-          <w:color w:val="0000FF"/>
-          <w:sz w:val="24"/>
-          <w:u w:val="single"/>
-        </w:rPr>
-        <w:hyperlink r:id="rId23" w:history="1">
+        <w:hyperlink r:id="rId24" w:history="1">
           <w:r>
             <w:rPr>
               <w:rStyle w:val="Hyperlink"/>
@@ -3739,7 +3553,14 @@
           <w:color w:val="000000"/>
           <w:sz w:val="24"/>
         </w:rPr>
-        <w:t xml:space="preserve">vat een </w:t>
+        <w:hyperlink r:id="rId24" w:history="1">
+          <w:r>
+            <w:rPr>
+              <w:rStyle w:val="Hyperlink"/>
+            </w:rPr>
+            <w:t xml:space="preserve">vat een </w:t>
+          </w:r>
+        </w:hyperlink>
       </w:r>
       <w:r>
         <w:rPr>
@@ -3826,7 +3647,7 @@
           <w:sz w:val="24"/>
           <w:u w:val="single"/>
         </w:rPr>
-        <w:hyperlink r:id="rId24" w:history="1">
+        <w:hyperlink r:id="rId25" w:history="1">
           <w:r>
             <w:rPr>
               <w:rStyle w:val="Hyperlink"/>
@@ -4009,14 +3830,7 @@
           <w:color w:val="000000"/>
           <w:sz w:val="24"/>
         </w:rPr>
-        <w:hyperlink r:id="rId25" w:history="1">
-          <w:r>
-            <w:rPr>
-              <w:rStyle w:val="Hyperlink"/>
-            </w:rPr>
-            <w:t>toong</w:t>
-          </w:r>
-        </w:hyperlink>
+        <w:t>toong</w:t>
       </w:r>
       <w:r>
         <w:rPr>
@@ -4207,14 +4021,7 @@
           <w:color w:val="000000"/>
           <w:sz w:val="24"/>
         </w:rPr>
-        <w:hyperlink r:id="rId25" w:history="1">
-          <w:r>
-            <w:rPr>
-              <w:rStyle w:val="Hyperlink"/>
-            </w:rPr>
-            <w:t>nd</w:t>
-          </w:r>
-        </w:hyperlink>
+        <w:t>nd</w:t>
       </w:r>
       <w:r>
         <w:rPr>
@@ -5262,7 +5069,6 @@
           <w:i w:val="0"/>
           <w:color w:val="0000FF"/>
           <w:sz w:val="24"/>
-          <w:u w:val="single"/>
         </w:rPr>
         <w:t>-</w:t>
       </w:r>
@@ -6329,9 +6135,15 @@
           <w:i w:val="0"/>
           <w:color w:val="0000FF"/>
           <w:sz w:val="24"/>
-          <w:u w:val="single"/>
-        </w:rPr>
-        <w:t>d</w:t>
+        </w:rPr>
+        <w:hyperlink r:id="rId16" w:history="1">
+          <w:r>
+            <w:rPr>
+              <w:rStyle w:val="Hyperlink"/>
+            </w:rPr>
+            <w:t>d</w:t>
+          </w:r>
+        </w:hyperlink>
       </w:r>
       <w:r>
         <w:rPr>
@@ -6381,14 +6193,20 @@
       </w:r>
       <w:r>
         <w:rPr>
-          <w:u w:val="single" w:color="0000ff"/>
           <w:rFonts w:ascii="Charis SIL Regular" w:hAnsi="Charis SIL Regular" w:eastAsia="Charis SIL Regular"/>
           <w:b w:val="0"/>
           <w:i w:val="0"/>
           <w:color w:val="000000"/>
           <w:sz w:val="24"/>
         </w:rPr>
-        <w:t xml:space="preserve">, </w:t>
+        <w:hyperlink r:id="rId16" w:history="1">
+          <w:r>
+            <w:rPr>
+              <w:rStyle w:val="Hyperlink"/>
+            </w:rPr>
+            <w:t xml:space="preserve">, </w:t>
+          </w:r>
+        </w:hyperlink>
       </w:r>
       <w:r>
         <w:rPr>
@@ -6399,7 +6217,7 @@
           <w:sz w:val="24"/>
           <w:u w:val="single"/>
         </w:rPr>
-        <w:hyperlink r:id="rId16" w:history="1">
+        <w:hyperlink r:id="rId32" w:history="1">
           <w:r>
             <w:rPr>
               <w:rStyle w:val="Hyperlink"/>
@@ -6417,7 +6235,7 @@
           <w:sz w:val="24"/>
           <w:u w:val="single"/>
         </w:rPr>
-        <w:hyperlink r:id="rId16" w:history="1">
+        <w:hyperlink r:id="rId32" w:history="1">
           <w:r>
             <w:rPr>
               <w:rStyle w:val="Hyperlink"/>
@@ -6446,7 +6264,7 @@
           <w:sz w:val="24"/>
           <w:u w:val="single"/>
         </w:rPr>
-        <w:hyperlink r:id="rId16" w:history="1">
+        <w:hyperlink r:id="rId32" w:history="1">
           <w:r>
             <w:rPr>
               <w:rStyle w:val="Hyperlink"/>
@@ -6543,7 +6361,7 @@
           <w:color w:val="0000FF"/>
           <w:sz w:val="24"/>
         </w:rPr>
-        <w:hyperlink r:id="rId32" w:history="1">
+        <w:hyperlink r:id="rId33" w:history="1">
           <w:r>
             <w:rPr>
               <w:rStyle w:val="Hyperlink"/>
@@ -6560,7 +6378,7 @@
           <w:color w:val="0000FF"/>
           <w:sz w:val="24"/>
         </w:rPr>
-        <w:hyperlink r:id="rId32" w:history="1">
+        <w:hyperlink r:id="rId33" w:history="1">
           <w:r>
             <w:rPr>
               <w:rStyle w:val="Hyperlink"/>
@@ -6577,7 +6395,7 @@
           <w:color w:val="0000FF"/>
           <w:sz w:val="24"/>
         </w:rPr>
-        <w:hyperlink r:id="rId32" w:history="1">
+        <w:hyperlink r:id="rId33" w:history="1">
           <w:r>
             <w:rPr>
               <w:rStyle w:val="Hyperlink"/>
@@ -6594,7 +6412,7 @@
           <w:color w:val="0000FF"/>
           <w:sz w:val="24"/>
         </w:rPr>
-        <w:hyperlink r:id="rId32" w:history="1">
+        <w:hyperlink r:id="rId33" w:history="1">
           <w:r>
             <w:rPr>
               <w:rStyle w:val="Hyperlink"/>
@@ -6611,7 +6429,7 @@
           <w:color w:val="0000FF"/>
           <w:sz w:val="24"/>
         </w:rPr>
-        <w:hyperlink r:id="rId32" w:history="1">
+        <w:hyperlink r:id="rId33" w:history="1">
           <w:r>
             <w:rPr>
               <w:rStyle w:val="Hyperlink"/>

--- a/EXPORTS/DOCX/published/niveau3/Dutch/Wereldtentoonstelling1883.docx
+++ b/EXPORTS/DOCX/published/niveau3/Dutch/Wereldtentoonstelling1883.docx
@@ -787,13 +787,85 @@
       </w:r>
       <w:r>
         <w:rPr>
+          <w:u w:val="single" w:color="0000ff"/>
           <w:rFonts w:ascii="Charis SIL Regular" w:hAnsi="Charis SIL Regular" w:eastAsia="Charis SIL Regular"/>
           <w:b w:val="0"/>
           <w:i w:val="0"/>
           <w:color w:val="000000"/>
           <w:sz w:val="24"/>
         </w:rPr>
-        <w:t>Leiden) en Fredericus Anna Je</w:t>
+        <w:hyperlink r:id="rId11" w:history="1">
+          <w:r>
+            <w:rPr>
+              <w:rStyle w:val="Hyperlink"/>
+            </w:rPr>
+            <w:t>Leiden</w:t>
+          </w:r>
+        </w:hyperlink>
+      </w:r>
+      <w:r>
+        <w:rPr>
+          <w:u w:val="single" w:color="0000ff"/>
+          <w:rFonts w:ascii="Charis SIL Regular" w:hAnsi="Charis SIL Regular" w:eastAsia="Charis SIL Regular"/>
+          <w:b w:val="0"/>
+          <w:i w:val="0"/>
+          <w:color w:val="000000"/>
+          <w:sz w:val="24"/>
+        </w:rPr>
+        <w:hyperlink r:id="rId11" w:history="1">
+          <w:r>
+            <w:rPr>
+              <w:rStyle w:val="Hyperlink"/>
+            </w:rPr>
+            <w:t>)</w:t>
+          </w:r>
+        </w:hyperlink>
+      </w:r>
+      <w:r>
+        <w:rPr>
+          <w:u w:val="single" w:color="0000ff"/>
+          <w:rFonts w:ascii="Charis SIL Regular" w:hAnsi="Charis SIL Regular" w:eastAsia="Charis SIL Regular"/>
+          <w:b w:val="0"/>
+          <w:i w:val="0"/>
+          <w:color w:val="000000"/>
+          <w:sz w:val="24"/>
+        </w:rPr>
+        <w:hyperlink r:id="rId11" w:history="1">
+          <w:r>
+            <w:rPr>
+              <w:rStyle w:val="Hyperlink"/>
+            </w:rPr>
+            <w:t xml:space="preserve"> en Fred</w:t>
+          </w:r>
+        </w:hyperlink>
+      </w:r>
+      <w:r>
+        <w:rPr>
+          <w:rFonts w:ascii="Charis SIL Regular" w:hAnsi="Charis SIL Regular" w:eastAsia="Charis SIL Regular"/>
+          <w:b w:val="0"/>
+          <w:i w:val="0"/>
+          <w:color w:val="000000"/>
+          <w:sz w:val="24"/>
+        </w:rPr>
+        <w:t>ericus An</w:t>
+      </w:r>
+      <w:r>
+        <w:rPr>
+          <w:u w:val="single" w:color="0000ff"/>
+          <w:rFonts w:ascii="Charis SIL Regular" w:hAnsi="Charis SIL Regular" w:eastAsia="Charis SIL Regular"/>
+          <w:b w:val="0"/>
+          <w:i w:val="0"/>
+          <w:color w:val="000000"/>
+          <w:sz w:val="24"/>
+        </w:rPr>
+        <w:hyperlink r:id="rId12" w:history="1">
+          <w:r>
+            <w:rPr>
+              <w:rStyle w:val="Hyperlink"/>
+            </w:rPr>
+            <w:t>na Je</w:t>
+          </w:r>
+        </w:hyperlink>
       </w:r>
       <w:r>
         <w:rPr>
@@ -1434,32 +1506,7 @@
           <w:color w:val="000000"/>
           <w:sz w:val="24"/>
         </w:rPr>
-        <w:hyperlink r:id="rId15" w:history="1">
-          <w:r>
-            <w:rPr>
-              <w:rStyle w:val="Hyperlink"/>
-            </w:rPr>
-            <w:t>is meer i</w:t>
-          </w:r>
-        </w:hyperlink>
-      </w:r>
-      <w:r>
-        <w:rPr>
-          <w:u w:val="single" w:color="0000ff"/>
-          <w:rFonts w:ascii="Charis SIL Regular" w:hAnsi="Charis SIL Regular" w:eastAsia="Charis SIL Regular"/>
-          <w:b w:val="0"/>
-          <w:i w:val="0"/>
-          <w:color w:val="000000"/>
-          <w:sz w:val="24"/>
-        </w:rPr>
-        <w:hyperlink r:id="rId15" w:history="1">
-          <w:r>
-            <w:rPr>
-              <w:rStyle w:val="Hyperlink"/>
-            </w:rPr>
-            <w:t>nformatie bes</w:t>
-          </w:r>
-        </w:hyperlink>
+        <w:t>is meer informatie bes</w:t>
       </w:r>
       <w:r>
         <w:rPr>
@@ -1934,45 +1981,19 @@
           <w:i w:val="0"/>
           <w:color w:val="0000FF"/>
           <w:sz w:val="24"/>
+        </w:rPr>
+        <w:t>Wereldmus</w:t>
+      </w:r>
+      <w:r>
+        <w:rPr>
+          <w:rFonts w:ascii="Charis SIL Regular" w:hAnsi="Charis SIL Regular" w:eastAsia="Charis SIL Regular"/>
+          <w:b w:val="0"/>
+          <w:i w:val="0"/>
+          <w:color w:val="0000FF"/>
+          <w:sz w:val="24"/>
           <w:u w:val="single"/>
         </w:rPr>
-        <w:hyperlink r:id="rId19" w:history="1">
-          <w:r>
-            <w:rPr>
-              <w:rStyle w:val="Hyperlink"/>
-            </w:rPr>
-            <w:t>W</w:t>
-          </w:r>
-        </w:hyperlink>
-      </w:r>
-      <w:r>
-        <w:rPr>
-          <w:rFonts w:ascii="Charis SIL Regular" w:hAnsi="Charis SIL Regular" w:eastAsia="Charis SIL Regular"/>
-          <w:b w:val="0"/>
-          <w:i w:val="0"/>
-          <w:color w:val="0000FF"/>
-          <w:sz w:val="24"/>
-          <w:u w:val="single"/>
-        </w:rPr>
-        <w:hyperlink r:id="rId19" w:history="1">
-          <w:r>
-            <w:rPr>
-              <w:rStyle w:val="Hyperlink"/>
-            </w:rPr>
-            <w:t>ereldmus</w:t>
-          </w:r>
-        </w:hyperlink>
-      </w:r>
-      <w:r>
-        <w:rPr>
-          <w:rFonts w:ascii="Charis SIL Regular" w:hAnsi="Charis SIL Regular" w:eastAsia="Charis SIL Regular"/>
-          <w:b w:val="0"/>
-          <w:i w:val="0"/>
-          <w:color w:val="0000FF"/>
-          <w:sz w:val="24"/>
-          <w:u w:val="single"/>
-        </w:rPr>
-        <w:hyperlink r:id="rId19" w:history="1">
+        <w:hyperlink r:id="rId18" w:history="1">
           <w:r>
             <w:rPr>
               <w:rStyle w:val="Hyperlink"/>
@@ -2052,7 +2073,7 @@
             <w:rPr>
               <w:rStyle w:val="Hyperlink"/>
             </w:rPr>
-            <w:t>Etnografisc</w:t>
+            <w:t>Etnografis</w:t>
           </w:r>
         </w:hyperlink>
       </w:r>
@@ -2063,7 +2084,23 @@
           <w:i w:val="0"/>
           <w:color w:val="0000FF"/>
           <w:sz w:val="24"/>
-          <w:u w:val="single"/>
+        </w:rPr>
+        <w:hyperlink r:id="rId20" w:history="1">
+          <w:r>
+            <w:rPr>
+              <w:rStyle w:val="Hyperlink"/>
+            </w:rPr>
+            <w:t>c</w:t>
+          </w:r>
+        </w:hyperlink>
+      </w:r>
+      <w:r>
+        <w:rPr>
+          <w:rFonts w:ascii="Charis SIL Regular" w:hAnsi="Charis SIL Regular" w:eastAsia="Charis SIL Regular"/>
+          <w:b w:val="0"/>
+          <w:i w:val="0"/>
+          <w:color w:val="0000FF"/>
+          <w:sz w:val="24"/>
         </w:rPr>
         <w:t>h</w:t>
       </w:r>
@@ -2121,7 +2158,7 @@
             <w:rPr>
               <w:rStyle w:val="Hyperlink"/>
             </w:rPr>
-            <w:t>Arti</w:t>
+            <w:t>Artis</w:t>
           </w:r>
         </w:hyperlink>
       </w:r>
@@ -2130,41 +2167,49 @@
           <w:rFonts w:ascii="Charis SIL Regular" w:hAnsi="Charis SIL Regular" w:eastAsia="Charis SIL Regular"/>
           <w:b w:val="0"/>
           <w:i w:val="0"/>
+          <w:color w:val="000000"/>
+          <w:sz w:val="24"/>
+        </w:rPr>
+        <w:t xml:space="preserve">. Het merendeel </w:t>
+      </w:r>
+      <w:r>
+        <w:rPr>
+          <w:rFonts w:ascii="Charis SIL Regular" w:hAnsi="Charis SIL Regular" w:eastAsia="Charis SIL Regular"/>
+          <w:b w:val="0"/>
+          <w:i w:val="0"/>
+          <w:color w:val="000000"/>
+          <w:sz w:val="24"/>
+        </w:rPr>
+        <w:t>ging naar h</w:t>
+      </w:r>
+      <w:r>
+        <w:rPr>
+          <w:u w:val="single" w:color="0000ff"/>
+          <w:rFonts w:ascii="Charis SIL Regular" w:hAnsi="Charis SIL Regular" w:eastAsia="Charis SIL Regular"/>
+          <w:b w:val="0"/>
+          <w:i w:val="0"/>
+          <w:color w:val="000000"/>
+          <w:sz w:val="24"/>
+        </w:rPr>
+        <w:t xml:space="preserve">et </w:t>
+      </w:r>
+      <w:r>
+        <w:rPr>
+          <w:rFonts w:ascii="Charis SIL Regular" w:hAnsi="Charis SIL Regular" w:eastAsia="Charis SIL Regular"/>
+          <w:b w:val="0"/>
+          <w:i w:val="0"/>
           <w:color w:val="0000FF"/>
           <w:sz w:val="24"/>
-        </w:rPr>
-        <w:t>s</w:t>
-      </w:r>
-      <w:r>
-        <w:rPr>
-          <w:rFonts w:ascii="Charis SIL Regular" w:hAnsi="Charis SIL Regular" w:eastAsia="Charis SIL Regular"/>
-          <w:b w:val="0"/>
-          <w:i w:val="0"/>
-          <w:color w:val="000000"/>
-          <w:sz w:val="24"/>
-        </w:rPr>
-        <w:t xml:space="preserve">. Het merendeel </w:t>
-      </w:r>
-      <w:r>
-        <w:rPr>
-          <w:rFonts w:ascii="Charis SIL Regular" w:hAnsi="Charis SIL Regular" w:eastAsia="Charis SIL Regular"/>
-          <w:b w:val="0"/>
-          <w:i w:val="0"/>
-          <w:color w:val="000000"/>
-          <w:sz w:val="24"/>
-        </w:rPr>
-        <w:t>ging naar h</w:t>
-      </w:r>
-      <w:r>
-        <w:rPr>
-          <w:u w:val="single" w:color="0000ff"/>
-          <w:rFonts w:ascii="Charis SIL Regular" w:hAnsi="Charis SIL Regular" w:eastAsia="Charis SIL Regular"/>
-          <w:b w:val="0"/>
-          <w:i w:val="0"/>
-          <w:color w:val="000000"/>
-          <w:sz w:val="24"/>
-        </w:rPr>
-        <w:t xml:space="preserve">et </w:t>
+          <w:u w:val="single"/>
+        </w:rPr>
+        <w:hyperlink r:id="rId12" w:history="1">
+          <w:r>
+            <w:rPr>
+              <w:rStyle w:val="Hyperlink"/>
+            </w:rPr>
+            <w:t>Rijks</w:t>
+          </w:r>
+        </w:hyperlink>
       </w:r>
       <w:r>
         <w:rPr>
@@ -2175,7 +2220,35 @@
           <w:sz w:val="24"/>
           <w:u w:val="single"/>
         </w:rPr>
-        <w:t>Rijks Etnografi</w:t>
+        <w:t xml:space="preserve"> </w:t>
+      </w:r>
+      <w:r>
+        <w:rPr>
+          <w:rFonts w:ascii="Charis SIL Regular" w:hAnsi="Charis SIL Regular" w:eastAsia="Charis SIL Regular"/>
+          <w:b w:val="0"/>
+          <w:i w:val="0"/>
+          <w:color w:val="0000FF"/>
+          <w:sz w:val="24"/>
+          <w:u w:val="single"/>
+        </w:rPr>
+        <w:hyperlink r:id="rId12" w:history="1">
+          <w:r>
+            <w:rPr>
+              <w:rStyle w:val="Hyperlink"/>
+            </w:rPr>
+            <w:t>Etnograf</w:t>
+          </w:r>
+        </w:hyperlink>
+      </w:r>
+      <w:r>
+        <w:rPr>
+          <w:rFonts w:ascii="Charis SIL Regular" w:hAnsi="Charis SIL Regular" w:eastAsia="Charis SIL Regular"/>
+          <w:b w:val="0"/>
+          <w:i w:val="0"/>
+          <w:color w:val="0000FF"/>
+          <w:sz w:val="24"/>
+        </w:rPr>
+        <w:t>i</w:t>
       </w:r>
       <w:r>
         <w:rPr>
@@ -2220,7 +2293,7 @@
             <w:rPr>
               <w:rStyle w:val="Hyperlink"/>
             </w:rPr>
-            <w:t>Muse</w:t>
+            <w:t>Museu</w:t>
           </w:r>
         </w:hyperlink>
       </w:r>
@@ -2238,7 +2311,7 @@
             <w:rPr>
               <w:rStyle w:val="Hyperlink"/>
             </w:rPr>
-            <w:t>um</w:t>
+            <w:t>m</w:t>
           </w:r>
         </w:hyperlink>
       </w:r>
@@ -2308,7 +2381,14 @@
           <w:color w:val="000000"/>
           <w:sz w:val="24"/>
         </w:rPr>
-        <w:t>t wist he</w:t>
+        <w:hyperlink r:id="rId20" w:history="1">
+          <w:r>
+            <w:rPr>
+              <w:rStyle w:val="Hyperlink"/>
+            </w:rPr>
+            <w:t>t wist he</w:t>
+          </w:r>
+        </w:hyperlink>
       </w:r>
       <w:r>
         <w:rPr>
@@ -2357,7 +2437,14 @@
           <w:color w:val="000000"/>
           <w:sz w:val="24"/>
         </w:rPr>
-        <w:t>reldte</w:t>
+        <w:hyperlink r:id="rId12" w:history="1">
+          <w:r>
+            <w:rPr>
+              <w:rStyle w:val="Hyperlink"/>
+            </w:rPr>
+            <w:t>reldte</w:t>
+          </w:r>
+        </w:hyperlink>
       </w:r>
       <w:r>
         <w:rPr>
@@ -2869,13 +2956,21 @@
       </w:r>
       <w:r>
         <w:rPr>
+          <w:u w:val="single" w:color="0000ff"/>
           <w:rFonts w:ascii="Charis SIL Regular" w:hAnsi="Charis SIL Regular" w:eastAsia="Charis SIL Regular"/>
           <w:b w:val="0"/>
           <w:i w:val="0"/>
           <w:color w:val="000000"/>
           <w:sz w:val="24"/>
         </w:rPr>
-        <w:t xml:space="preserve"> pav</w:t>
+        <w:hyperlink r:id="rId22" w:history="1">
+          <w:r>
+            <w:rPr>
+              <w:rStyle w:val="Hyperlink"/>
+            </w:rPr>
+            <w:t xml:space="preserve"> pav</w:t>
+          </w:r>
+        </w:hyperlink>
       </w:r>
       <w:r>
         <w:rPr>
@@ -3419,13 +3514,14 @@
       </w:r>
       <w:r>
         <w:rPr>
+          <w:u w:val="single" w:color="0000ff"/>
           <w:rFonts w:ascii="Charis SIL Regular" w:hAnsi="Charis SIL Regular" w:eastAsia="Charis SIL Regular"/>
           <w:b w:val="0"/>
           <w:i w:val="0"/>
           <w:color w:val="000000"/>
           <w:sz w:val="24"/>
         </w:rPr>
-        <w:t xml:space="preserve"> via de Universiteit </w:t>
+        <w:t xml:space="preserve"> </w:t>
       </w:r>
       <w:r>
         <w:rPr>
@@ -3436,28 +3532,110 @@
           <w:color w:val="000000"/>
           <w:sz w:val="24"/>
         </w:rPr>
-        <w:t xml:space="preserve">Leiden. De fotocollectie van </w:t>
-      </w:r>
-      <w:r>
-        <w:rPr>
-          <w:rFonts w:ascii="Charis SIL Regular" w:hAnsi="Charis SIL Regular" w:eastAsia="Charis SIL Regular"/>
-          <w:b w:val="0"/>
-          <w:i w:val="0"/>
-          <w:color w:val="0000FF"/>
-          <w:sz w:val="24"/>
-          <w:u w:val="single"/>
-        </w:rPr>
-        <w:hyperlink r:id="rId24" w:history="1">
+        <w:hyperlink r:id="rId23" w:history="1">
           <w:r>
             <w:rPr>
               <w:rStyle w:val="Hyperlink"/>
             </w:rPr>
-            <w:t>Wereld</w:t>
+            <w:t>via d</w:t>
           </w:r>
         </w:hyperlink>
       </w:r>
       <w:r>
         <w:rPr>
+          <w:u w:val="single" w:color="0000ff"/>
+          <w:rFonts w:ascii="Charis SIL Regular" w:hAnsi="Charis SIL Regular" w:eastAsia="Charis SIL Regular"/>
+          <w:b w:val="0"/>
+          <w:i w:val="0"/>
+          <w:color w:val="000000"/>
+          <w:sz w:val="24"/>
+        </w:rPr>
+        <w:hyperlink r:id="rId23" w:history="1">
+          <w:r>
+            <w:rPr>
+              <w:rStyle w:val="Hyperlink"/>
+            </w:rPr>
+            <w:t>e</w:t>
+          </w:r>
+        </w:hyperlink>
+      </w:r>
+      <w:r>
+        <w:rPr>
+          <w:u w:val="single" w:color="0000ff"/>
+          <w:rFonts w:ascii="Charis SIL Regular" w:hAnsi="Charis SIL Regular" w:eastAsia="Charis SIL Regular"/>
+          <w:b w:val="0"/>
+          <w:i w:val="0"/>
+          <w:color w:val="000000"/>
+          <w:sz w:val="24"/>
+        </w:rPr>
+        <w:hyperlink r:id="rId23" w:history="1">
+          <w:r>
+            <w:rPr>
+              <w:rStyle w:val="Hyperlink"/>
+            </w:rPr>
+            <w:t xml:space="preserve"> Universi</w:t>
+          </w:r>
+        </w:hyperlink>
+      </w:r>
+      <w:r>
+        <w:rPr>
+          <w:u w:val="single" w:color="0000ff"/>
+          <w:rFonts w:ascii="Charis SIL Regular" w:hAnsi="Charis SIL Regular" w:eastAsia="Charis SIL Regular"/>
+          <w:b w:val="0"/>
+          <w:i w:val="0"/>
+          <w:color w:val="000000"/>
+          <w:sz w:val="24"/>
+        </w:rPr>
+        <w:hyperlink r:id="rId23" w:history="1">
+          <w:r>
+            <w:rPr>
+              <w:rStyle w:val="Hyperlink"/>
+            </w:rPr>
+            <w:t>te</w:t>
+          </w:r>
+        </w:hyperlink>
+      </w:r>
+      <w:r>
+        <w:rPr>
+          <w:rFonts w:ascii="Charis SIL Regular" w:hAnsi="Charis SIL Regular" w:eastAsia="Charis SIL Regular"/>
+          <w:b w:val="0"/>
+          <w:i w:val="0"/>
+          <w:color w:val="000000"/>
+          <w:sz w:val="24"/>
+        </w:rPr>
+        <w:t xml:space="preserve">it </w:t>
+      </w:r>
+      <w:r>
+        <w:rPr>
+          <w:u w:val="single" w:color="0000ff"/>
+          <w:rFonts w:ascii="Charis SIL Regular" w:hAnsi="Charis SIL Regular" w:eastAsia="Charis SIL Regular"/>
+          <w:b w:val="0"/>
+          <w:i w:val="0"/>
+          <w:color w:val="000000"/>
+          <w:sz w:val="24"/>
+        </w:rPr>
+        <w:hyperlink r:id="rId23" w:history="1">
+          <w:r>
+            <w:rPr>
+              <w:rStyle w:val="Hyperlink"/>
+            </w:rPr>
+            <w:t>Leiden. De</w:t>
+          </w:r>
+        </w:hyperlink>
+      </w:r>
+      <w:r>
+        <w:rPr>
+          <w:u w:val="single" w:color="0000ff"/>
+          <w:rFonts w:ascii="Charis SIL Regular" w:hAnsi="Charis SIL Regular" w:eastAsia="Charis SIL Regular"/>
+          <w:b w:val="0"/>
+          <w:i w:val="0"/>
+          <w:color w:val="000000"/>
+          <w:sz w:val="24"/>
+        </w:rPr>
+        <w:t xml:space="preserve"> fotocollectie van </w:t>
+      </w:r>
+      <w:r>
+        <w:rPr>
           <w:rFonts w:ascii="Charis SIL Regular" w:hAnsi="Charis SIL Regular" w:eastAsia="Charis SIL Regular"/>
           <w:b w:val="0"/>
           <w:i w:val="0"/>
@@ -3465,7 +3643,43 @@
           <w:sz w:val="24"/>
           <w:u w:val="single"/>
         </w:rPr>
-        <w:hyperlink r:id="rId24" w:history="1">
+        <w:hyperlink r:id="rId23" w:history="1">
+          <w:r>
+            <w:rPr>
+              <w:rStyle w:val="Hyperlink"/>
+            </w:rPr>
+            <w:t>Wer</w:t>
+          </w:r>
+        </w:hyperlink>
+      </w:r>
+      <w:r>
+        <w:rPr>
+          <w:rFonts w:ascii="Charis SIL Regular" w:hAnsi="Charis SIL Regular" w:eastAsia="Charis SIL Regular"/>
+          <w:b w:val="0"/>
+          <w:i w:val="0"/>
+          <w:color w:val="0000FF"/>
+          <w:sz w:val="24"/>
+          <w:u w:val="single"/>
+        </w:rPr>
+        <w:hyperlink r:id="rId23" w:history="1">
+          <w:r>
+            <w:rPr>
+              <w:rStyle w:val="Hyperlink"/>
+            </w:rPr>
+            <w:t>eld</w:t>
+          </w:r>
+        </w:hyperlink>
+      </w:r>
+      <w:r>
+        <w:rPr>
+          <w:rFonts w:ascii="Charis SIL Regular" w:hAnsi="Charis SIL Regular" w:eastAsia="Charis SIL Regular"/>
+          <w:b w:val="0"/>
+          <w:i w:val="0"/>
+          <w:color w:val="0000FF"/>
+          <w:sz w:val="24"/>
+          <w:u w:val="single"/>
+        </w:rPr>
+        <w:hyperlink r:id="rId23" w:history="1">
           <w:r>
             <w:rPr>
               <w:rStyle w:val="Hyperlink"/>
@@ -3553,14 +3767,7 @@
           <w:color w:val="000000"/>
           <w:sz w:val="24"/>
         </w:rPr>
-        <w:hyperlink r:id="rId24" w:history="1">
-          <w:r>
-            <w:rPr>
-              <w:rStyle w:val="Hyperlink"/>
-            </w:rPr>
-            <w:t xml:space="preserve">vat een </w:t>
-          </w:r>
-        </w:hyperlink>
+        <w:t xml:space="preserve">vat een </w:t>
       </w:r>
       <w:r>
         <w:rPr>
@@ -3600,7 +3807,7 @@
           <w:sz w:val="24"/>
           <w:u w:val="single"/>
         </w:rPr>
-        <w:hyperlink r:id="rId24" w:history="1">
+        <w:hyperlink r:id="rId25" w:history="1">
           <w:r>
             <w:rPr>
               <w:rStyle w:val="Hyperlink"/>
@@ -3618,7 +3825,7 @@
           <w:sz w:val="24"/>
           <w:u w:val="single"/>
         </w:rPr>
-        <w:hyperlink r:id="rId24" w:history="1">
+        <w:hyperlink r:id="rId25" w:history="1">
           <w:r>
             <w:rPr>
               <w:rStyle w:val="Hyperlink"/>
@@ -3830,7 +4037,14 @@
           <w:color w:val="000000"/>
           <w:sz w:val="24"/>
         </w:rPr>
-        <w:t>toong</w:t>
+        <w:hyperlink r:id="rId25" w:history="1">
+          <w:r>
+            <w:rPr>
+              <w:rStyle w:val="Hyperlink"/>
+            </w:rPr>
+            <w:t>toong</w:t>
+          </w:r>
+        </w:hyperlink>
       </w:r>
       <w:r>
         <w:rPr>
@@ -4021,7 +4235,14 @@
           <w:color w:val="000000"/>
           <w:sz w:val="24"/>
         </w:rPr>
-        <w:t>nd</w:t>
+        <w:hyperlink r:id="rId25" w:history="1">
+          <w:r>
+            <w:rPr>
+              <w:rStyle w:val="Hyperlink"/>
+            </w:rPr>
+            <w:t>nd</w:t>
+          </w:r>
+        </w:hyperlink>
       </w:r>
       <w:r>
         <w:rPr>
@@ -5069,6 +5290,7 @@
           <w:i w:val="0"/>
           <w:color w:val="0000FF"/>
           <w:sz w:val="24"/>
+          <w:u w:val="single"/>
         </w:rPr>
         <w:t>-</w:t>
       </w:r>
@@ -6135,15 +6357,9 @@
           <w:i w:val="0"/>
           <w:color w:val="0000FF"/>
           <w:sz w:val="24"/>
-        </w:rPr>
-        <w:hyperlink r:id="rId16" w:history="1">
-          <w:r>
-            <w:rPr>
-              <w:rStyle w:val="Hyperlink"/>
-            </w:rPr>
-            <w:t>d</w:t>
-          </w:r>
-        </w:hyperlink>
+          <w:u w:val="single"/>
+        </w:rPr>
+        <w:t>d</w:t>
       </w:r>
       <w:r>
         <w:rPr>
@@ -6193,31 +6409,25 @@
       </w:r>
       <w:r>
         <w:rPr>
+          <w:u w:val="single" w:color="0000ff"/>
           <w:rFonts w:ascii="Charis SIL Regular" w:hAnsi="Charis SIL Regular" w:eastAsia="Charis SIL Regular"/>
           <w:b w:val="0"/>
           <w:i w:val="0"/>
           <w:color w:val="000000"/>
           <w:sz w:val="24"/>
         </w:rPr>
+        <w:t xml:space="preserve">, </w:t>
+      </w:r>
+      <w:r>
+        <w:rPr>
+          <w:rFonts w:ascii="Charis SIL Regular" w:hAnsi="Charis SIL Regular" w:eastAsia="Charis SIL Regular"/>
+          <w:b w:val="0"/>
+          <w:i w:val="0"/>
+          <w:color w:val="0000FF"/>
+          <w:sz w:val="24"/>
+          <w:u w:val="single"/>
+        </w:rPr>
         <w:hyperlink r:id="rId16" w:history="1">
-          <w:r>
-            <w:rPr>
-              <w:rStyle w:val="Hyperlink"/>
-            </w:rPr>
-            <w:t xml:space="preserve">, </w:t>
-          </w:r>
-        </w:hyperlink>
-      </w:r>
-      <w:r>
-        <w:rPr>
-          <w:rFonts w:ascii="Charis SIL Regular" w:hAnsi="Charis SIL Regular" w:eastAsia="Charis SIL Regular"/>
-          <w:b w:val="0"/>
-          <w:i w:val="0"/>
-          <w:color w:val="0000FF"/>
-          <w:sz w:val="24"/>
-          <w:u w:val="single"/>
-        </w:rPr>
-        <w:hyperlink r:id="rId32" w:history="1">
           <w:r>
             <w:rPr>
               <w:rStyle w:val="Hyperlink"/>
@@ -6235,7 +6445,7 @@
           <w:sz w:val="24"/>
           <w:u w:val="single"/>
         </w:rPr>
-        <w:hyperlink r:id="rId32" w:history="1">
+        <w:hyperlink r:id="rId16" w:history="1">
           <w:r>
             <w:rPr>
               <w:rStyle w:val="Hyperlink"/>

--- a/EXPORTS/DOCX/published/niveau3/Dutch/Wereldtentoonstelling1883.docx
+++ b/EXPORTS/DOCX/published/niveau3/Dutch/Wereldtentoonstelling1883.docx
@@ -1091,7 +1091,7 @@
           <w:sz w:val="24"/>
           <w:u w:val="single"/>
         </w:rPr>
-        <w:hyperlink r:id="rId13" w:history="1">
+        <w:hyperlink r:id="rId14" w:history="1">
           <w:r>
             <w:rPr>
               <w:rStyle w:val="Hyperlink"/>
@@ -1120,67 +1120,13 @@
       </w:r>
       <w:r>
         <w:rPr>
-          <w:u w:val="single" w:color="0000ff"/>
           <w:rFonts w:ascii="Charis SIL Regular" w:hAnsi="Charis SIL Regular" w:eastAsia="Charis SIL Regular"/>
           <w:b w:val="0"/>
           <w:i w:val="0"/>
           <w:color w:val="000000"/>
           <w:sz w:val="24"/>
         </w:rPr>
-        <w:hyperlink r:id="rId13" w:history="1">
-          <w:r>
-            <w:rPr>
-              <w:rStyle w:val="Hyperlink"/>
-            </w:rPr>
-            <w:t>verantwoor</w:t>
-          </w:r>
-        </w:hyperlink>
-      </w:r>
-      <w:r>
-        <w:rPr>
-          <w:u w:val="single" w:color="0000ff"/>
-          <w:rFonts w:ascii="Charis SIL Regular" w:hAnsi="Charis SIL Regular" w:eastAsia="Charis SIL Regular"/>
-          <w:b w:val="0"/>
-          <w:i w:val="0"/>
-          <w:color w:val="000000"/>
-          <w:sz w:val="24"/>
-        </w:rPr>
-        <w:hyperlink r:id="rId13" w:history="1">
-          <w:r>
-            <w:rPr>
-              <w:rStyle w:val="Hyperlink"/>
-            </w:rPr>
-            <w:t>delijk vo</w:t>
-          </w:r>
-        </w:hyperlink>
-      </w:r>
-      <w:r>
-        <w:rPr>
-          <w:rFonts w:ascii="Charis SIL Regular" w:hAnsi="Charis SIL Regular" w:eastAsia="Charis SIL Regular"/>
-          <w:b w:val="0"/>
-          <w:i w:val="0"/>
-          <w:color w:val="000000"/>
-          <w:sz w:val="24"/>
-        </w:rPr>
-        <w:t>or het verzamelen van objecten in Nederlands-I</w:t>
-      </w:r>
-      <w:r>
-        <w:rPr>
-          <w:u w:val="single" w:color="0000ff"/>
-          <w:rFonts w:ascii="Charis SIL Regular" w:hAnsi="Charis SIL Regular" w:eastAsia="Charis SIL Regular"/>
-          <w:b w:val="0"/>
-          <w:i w:val="0"/>
-          <w:color w:val="000000"/>
-          <w:sz w:val="24"/>
-        </w:rPr>
-        <w:hyperlink r:id="rId14" w:history="1">
-          <w:r>
-            <w:rPr>
-              <w:rStyle w:val="Hyperlink"/>
-            </w:rPr>
-            <w:t>ndië. V</w:t>
-          </w:r>
-        </w:hyperlink>
+        <w:t>verantwoordelijk voor het verzamelen van objecten in Nederlands-Indië. V</w:t>
       </w:r>
       <w:r>
         <w:rPr>
@@ -1506,7 +1452,32 @@
           <w:color w:val="000000"/>
           <w:sz w:val="24"/>
         </w:rPr>
-        <w:t>is meer informatie bes</w:t>
+        <w:hyperlink r:id="rId15" w:history="1">
+          <w:r>
+            <w:rPr>
+              <w:rStyle w:val="Hyperlink"/>
+            </w:rPr>
+            <w:t>is meer i</w:t>
+          </w:r>
+        </w:hyperlink>
+      </w:r>
+      <w:r>
+        <w:rPr>
+          <w:u w:val="single" w:color="0000ff"/>
+          <w:rFonts w:ascii="Charis SIL Regular" w:hAnsi="Charis SIL Regular" w:eastAsia="Charis SIL Regular"/>
+          <w:b w:val="0"/>
+          <w:i w:val="0"/>
+          <w:color w:val="000000"/>
+          <w:sz w:val="24"/>
+        </w:rPr>
+        <w:hyperlink r:id="rId15" w:history="1">
+          <w:r>
+            <w:rPr>
+              <w:rStyle w:val="Hyperlink"/>
+            </w:rPr>
+            <w:t>nformatie bes</w:t>
+          </w:r>
+        </w:hyperlink>
       </w:r>
       <w:r>
         <w:rPr>
@@ -1981,8 +1952,34 @@
           <w:i w:val="0"/>
           <w:color w:val="0000FF"/>
           <w:sz w:val="24"/>
-        </w:rPr>
-        <w:t>Wereldmus</w:t>
+          <w:u w:val="single"/>
+        </w:rPr>
+        <w:hyperlink r:id="rId19" w:history="1">
+          <w:r>
+            <w:rPr>
+              <w:rStyle w:val="Hyperlink"/>
+            </w:rPr>
+            <w:t>W</w:t>
+          </w:r>
+        </w:hyperlink>
+      </w:r>
+      <w:r>
+        <w:rPr>
+          <w:rFonts w:ascii="Charis SIL Regular" w:hAnsi="Charis SIL Regular" w:eastAsia="Charis SIL Regular"/>
+          <w:b w:val="0"/>
+          <w:i w:val="0"/>
+          <w:color w:val="0000FF"/>
+          <w:sz w:val="24"/>
+          <w:u w:val="single"/>
+        </w:rPr>
+        <w:hyperlink r:id="rId18" w:history="1">
+          <w:r>
+            <w:rPr>
+              <w:rStyle w:val="Hyperlink"/>
+            </w:rPr>
+            <w:t>ereldmus</w:t>
+          </w:r>
+        </w:hyperlink>
       </w:r>
       <w:r>
         <w:rPr>
@@ -2022,7 +2019,7 @@
           <w:sz w:val="24"/>
           <w:u w:val="single"/>
         </w:rPr>
-        <w:hyperlink r:id="rId19" w:history="1">
+        <w:hyperlink r:id="rId18" w:history="1">
           <w:r>
             <w:rPr>
               <w:rStyle w:val="Hyperlink"/>
@@ -2073,7 +2070,7 @@
             <w:rPr>
               <w:rStyle w:val="Hyperlink"/>
             </w:rPr>
-            <w:t>Etnografis</w:t>
+            <w:t>Etnografisc</w:t>
           </w:r>
         </w:hyperlink>
       </w:r>
@@ -2084,23 +2081,7 @@
           <w:i w:val="0"/>
           <w:color w:val="0000FF"/>
           <w:sz w:val="24"/>
-        </w:rPr>
-        <w:hyperlink r:id="rId20" w:history="1">
-          <w:r>
-            <w:rPr>
-              <w:rStyle w:val="Hyperlink"/>
-            </w:rPr>
-            <w:t>c</w:t>
-          </w:r>
-        </w:hyperlink>
-      </w:r>
-      <w:r>
-        <w:rPr>
-          <w:rFonts w:ascii="Charis SIL Regular" w:hAnsi="Charis SIL Regular" w:eastAsia="Charis SIL Regular"/>
-          <w:b w:val="0"/>
-          <w:i w:val="0"/>
-          <w:color w:val="0000FF"/>
-          <w:sz w:val="24"/>
+          <w:u w:val="single"/>
         </w:rPr>
         <w:t>h</w:t>
       </w:r>
@@ -2158,9 +2139,19 @@
             <w:rPr>
               <w:rStyle w:val="Hyperlink"/>
             </w:rPr>
-            <w:t>Artis</w:t>
+            <w:t>Arti</w:t>
           </w:r>
         </w:hyperlink>
+      </w:r>
+      <w:r>
+        <w:rPr>
+          <w:rFonts w:ascii="Charis SIL Regular" w:hAnsi="Charis SIL Regular" w:eastAsia="Charis SIL Regular"/>
+          <w:b w:val="0"/>
+          <w:i w:val="0"/>
+          <w:color w:val="0000FF"/>
+          <w:sz w:val="24"/>
+        </w:rPr>
+        <w:t>s</w:t>
       </w:r>
       <w:r>
         <w:rPr>
@@ -2236,7 +2227,7 @@
             <w:rPr>
               <w:rStyle w:val="Hyperlink"/>
             </w:rPr>
-            <w:t>Etnograf</w:t>
+            <w:t>Etnogra</w:t>
           </w:r>
         </w:hyperlink>
       </w:r>
@@ -2247,24 +2238,14 @@
           <w:i w:val="0"/>
           <w:color w:val="0000FF"/>
           <w:sz w:val="24"/>
-        </w:rPr>
-        <w:t>i</w:t>
-      </w:r>
-      <w:r>
-        <w:rPr>
-          <w:rFonts w:ascii="Charis SIL Regular" w:hAnsi="Charis SIL Regular" w:eastAsia="Charis SIL Regular"/>
-          <w:b w:val="0"/>
-          <w:i w:val="0"/>
-          <w:color w:val="0000FF"/>
-          <w:sz w:val="24"/>
           <w:u w:val="single"/>
         </w:rPr>
-        <w:hyperlink r:id="rId19" w:history="1">
+        <w:hyperlink r:id="rId12" w:history="1">
           <w:r>
             <w:rPr>
               <w:rStyle w:val="Hyperlink"/>
             </w:rPr>
-            <w:t>sch</w:t>
+            <w:t>fi</w:t>
           </w:r>
         </w:hyperlink>
       </w:r>
@@ -2277,6 +2258,38 @@
           <w:sz w:val="24"/>
           <w:u w:val="single"/>
         </w:rPr>
+        <w:t>s</w:t>
+      </w:r>
+      <w:r>
+        <w:rPr>
+          <w:rFonts w:ascii="Charis SIL Regular" w:hAnsi="Charis SIL Regular" w:eastAsia="Charis SIL Regular"/>
+          <w:b w:val="0"/>
+          <w:i w:val="0"/>
+          <w:color w:val="0000FF"/>
+          <w:sz w:val="24"/>
+          <w:u w:val="single"/>
+        </w:rPr>
+        <w:t>c</w:t>
+      </w:r>
+      <w:r>
+        <w:rPr>
+          <w:rFonts w:ascii="Charis SIL Regular" w:hAnsi="Charis SIL Regular" w:eastAsia="Charis SIL Regular"/>
+          <w:b w:val="0"/>
+          <w:i w:val="0"/>
+          <w:color w:val="0000FF"/>
+          <w:sz w:val="24"/>
+        </w:rPr>
+        <w:t>h</w:t>
+      </w:r>
+      <w:r>
+        <w:rPr>
+          <w:rFonts w:ascii="Charis SIL Regular" w:hAnsi="Charis SIL Regular" w:eastAsia="Charis SIL Regular"/>
+          <w:b w:val="0"/>
+          <w:i w:val="0"/>
+          <w:color w:val="0000FF"/>
+          <w:sz w:val="24"/>
+          <w:u w:val="single"/>
+        </w:rPr>
         <w:t xml:space="preserve"> </w:t>
       </w:r>
       <w:r>
@@ -2288,7 +2301,7 @@
           <w:sz w:val="24"/>
           <w:u w:val="single"/>
         </w:rPr>
-        <w:hyperlink r:id="rId19" w:history="1">
+        <w:hyperlink r:id="rId12" w:history="1">
           <w:r>
             <w:rPr>
               <w:rStyle w:val="Hyperlink"/>
@@ -2426,43 +2439,7 @@
           <w:color w:val="000000"/>
           <w:sz w:val="24"/>
         </w:rPr>
-        <w:t>tijdens de We</w:t>
-      </w:r>
-      <w:r>
-        <w:rPr>
-          <w:u w:val="single" w:color="0000ff"/>
-          <w:rFonts w:ascii="Charis SIL Regular" w:hAnsi="Charis SIL Regular" w:eastAsia="Charis SIL Regular"/>
-          <w:b w:val="0"/>
-          <w:i w:val="0"/>
-          <w:color w:val="000000"/>
-          <w:sz w:val="24"/>
-        </w:rPr>
-        <w:hyperlink r:id="rId12" w:history="1">
-          <w:r>
-            <w:rPr>
-              <w:rStyle w:val="Hyperlink"/>
-            </w:rPr>
-            <w:t>reldte</w:t>
-          </w:r>
-        </w:hyperlink>
-      </w:r>
-      <w:r>
-        <w:rPr>
-          <w:u w:val="single" w:color="0000ff"/>
-          <w:rFonts w:ascii="Charis SIL Regular" w:hAnsi="Charis SIL Regular" w:eastAsia="Charis SIL Regular"/>
-          <w:b w:val="0"/>
-          <w:i w:val="0"/>
-          <w:color w:val="000000"/>
-          <w:sz w:val="24"/>
-        </w:rPr>
-        <w:hyperlink r:id="rId12" w:history="1">
-          <w:r>
-            <w:rPr>
-              <w:rStyle w:val="Hyperlink"/>
-            </w:rPr>
-            <w:t>ntoonstelling</w:t>
-          </w:r>
-        </w:hyperlink>
+        <w:t>tijdens de Wereldtentoonstelling</w:t>
       </w:r>
       <w:r>
         <w:rPr>
@@ -3632,7 +3609,43 @@
           <w:color w:val="000000"/>
           <w:sz w:val="24"/>
         </w:rPr>
-        <w:t xml:space="preserve"> fotocollectie van </w:t>
+        <w:t xml:space="preserve"> </w:t>
+      </w:r>
+      <w:r>
+        <w:rPr>
+          <w:u w:val="single" w:color="0000ff"/>
+          <w:rFonts w:ascii="Charis SIL Regular" w:hAnsi="Charis SIL Regular" w:eastAsia="Charis SIL Regular"/>
+          <w:b w:val="0"/>
+          <w:i w:val="0"/>
+          <w:color w:val="000000"/>
+          <w:sz w:val="24"/>
+        </w:rPr>
+        <w:hyperlink r:id="rId23" w:history="1">
+          <w:r>
+            <w:rPr>
+              <w:rStyle w:val="Hyperlink"/>
+            </w:rPr>
+            <w:t>fotocolle</w:t>
+          </w:r>
+        </w:hyperlink>
+      </w:r>
+      <w:r>
+        <w:rPr>
+          <w:u w:val="single" w:color="0000ff"/>
+          <w:rFonts w:ascii="Charis SIL Regular" w:hAnsi="Charis SIL Regular" w:eastAsia="Charis SIL Regular"/>
+          <w:b w:val="0"/>
+          <w:i w:val="0"/>
+          <w:color w:val="000000"/>
+          <w:sz w:val="24"/>
+        </w:rPr>
+        <w:hyperlink r:id="rId23" w:history="1">
+          <w:r>
+            <w:rPr>
+              <w:rStyle w:val="Hyperlink"/>
+            </w:rPr>
+            <w:t xml:space="preserve">ctie van </w:t>
+          </w:r>
+        </w:hyperlink>
       </w:r>
       <w:r>
         <w:rPr>
@@ -3807,7 +3820,7 @@
           <w:sz w:val="24"/>
           <w:u w:val="single"/>
         </w:rPr>
-        <w:hyperlink r:id="rId25" w:history="1">
+        <w:hyperlink r:id="rId24" w:history="1">
           <w:r>
             <w:rPr>
               <w:rStyle w:val="Hyperlink"/>
@@ -3825,7 +3838,7 @@
           <w:sz w:val="24"/>
           <w:u w:val="single"/>
         </w:rPr>
-        <w:hyperlink r:id="rId25" w:history="1">
+        <w:hyperlink r:id="rId24" w:history="1">
           <w:r>
             <w:rPr>
               <w:rStyle w:val="Hyperlink"/>
@@ -3854,7 +3867,7 @@
           <w:sz w:val="24"/>
           <w:u w:val="single"/>
         </w:rPr>
-        <w:hyperlink r:id="rId25" w:history="1">
+        <w:hyperlink r:id="rId24" w:history="1">
           <w:r>
             <w:rPr>
               <w:rStyle w:val="Hyperlink"/>
@@ -5290,7 +5303,6 @@
           <w:i w:val="0"/>
           <w:color w:val="0000FF"/>
           <w:sz w:val="24"/>
-          <w:u w:val="single"/>
         </w:rPr>
         <w:t>-</w:t>
       </w:r>
@@ -6409,14 +6421,20 @@
       </w:r>
       <w:r>
         <w:rPr>
-          <w:u w:val="single" w:color="0000ff"/>
           <w:rFonts w:ascii="Charis SIL Regular" w:hAnsi="Charis SIL Regular" w:eastAsia="Charis SIL Regular"/>
           <w:b w:val="0"/>
           <w:i w:val="0"/>
           <w:color w:val="000000"/>
           <w:sz w:val="24"/>
         </w:rPr>
-        <w:t xml:space="preserve">, </w:t>
+        <w:hyperlink r:id="rId16" w:history="1">
+          <w:r>
+            <w:rPr>
+              <w:rStyle w:val="Hyperlink"/>
+            </w:rPr>
+            <w:t xml:space="preserve">, </w:t>
+          </w:r>
+        </w:hyperlink>
       </w:r>
       <w:r>
         <w:rPr>
@@ -6445,7 +6463,7 @@
           <w:sz w:val="24"/>
           <w:u w:val="single"/>
         </w:rPr>
-        <w:hyperlink r:id="rId16" w:history="1">
+        <w:hyperlink r:id="rId32" w:history="1">
           <w:r>
             <w:rPr>
               <w:rStyle w:val="Hyperlink"/>
@@ -6474,7 +6492,7 @@
           <w:sz w:val="24"/>
           <w:u w:val="single"/>
         </w:rPr>
-        <w:hyperlink r:id="rId32" w:history="1">
+        <w:hyperlink r:id="rId16" w:history="1">
           <w:r>
             <w:rPr>
               <w:rStyle w:val="Hyperlink"/>

--- a/EXPORTS/DOCX/published/niveau3/Dutch/Wereldtentoonstelling1883.docx
+++ b/EXPORTS/DOCX/published/niveau3/Dutch/Wereldtentoonstelling1883.docx
@@ -787,85 +787,13 @@
       </w:r>
       <w:r>
         <w:rPr>
-          <w:u w:val="single" w:color="0000ff"/>
           <w:rFonts w:ascii="Charis SIL Regular" w:hAnsi="Charis SIL Regular" w:eastAsia="Charis SIL Regular"/>
           <w:b w:val="0"/>
           <w:i w:val="0"/>
           <w:color w:val="000000"/>
           <w:sz w:val="24"/>
         </w:rPr>
-        <w:hyperlink r:id="rId11" w:history="1">
-          <w:r>
-            <w:rPr>
-              <w:rStyle w:val="Hyperlink"/>
-            </w:rPr>
-            <w:t>Leiden</w:t>
-          </w:r>
-        </w:hyperlink>
-      </w:r>
-      <w:r>
-        <w:rPr>
-          <w:u w:val="single" w:color="0000ff"/>
-          <w:rFonts w:ascii="Charis SIL Regular" w:hAnsi="Charis SIL Regular" w:eastAsia="Charis SIL Regular"/>
-          <w:b w:val="0"/>
-          <w:i w:val="0"/>
-          <w:color w:val="000000"/>
-          <w:sz w:val="24"/>
-        </w:rPr>
-        <w:hyperlink r:id="rId11" w:history="1">
-          <w:r>
-            <w:rPr>
-              <w:rStyle w:val="Hyperlink"/>
-            </w:rPr>
-            <w:t>)</w:t>
-          </w:r>
-        </w:hyperlink>
-      </w:r>
-      <w:r>
-        <w:rPr>
-          <w:u w:val="single" w:color="0000ff"/>
-          <w:rFonts w:ascii="Charis SIL Regular" w:hAnsi="Charis SIL Regular" w:eastAsia="Charis SIL Regular"/>
-          <w:b w:val="0"/>
-          <w:i w:val="0"/>
-          <w:color w:val="000000"/>
-          <w:sz w:val="24"/>
-        </w:rPr>
-        <w:hyperlink r:id="rId11" w:history="1">
-          <w:r>
-            <w:rPr>
-              <w:rStyle w:val="Hyperlink"/>
-            </w:rPr>
-            <w:t xml:space="preserve"> en Fred</w:t>
-          </w:r>
-        </w:hyperlink>
-      </w:r>
-      <w:r>
-        <w:rPr>
-          <w:rFonts w:ascii="Charis SIL Regular" w:hAnsi="Charis SIL Regular" w:eastAsia="Charis SIL Regular"/>
-          <w:b w:val="0"/>
-          <w:i w:val="0"/>
-          <w:color w:val="000000"/>
-          <w:sz w:val="24"/>
-        </w:rPr>
-        <w:t>ericus An</w:t>
-      </w:r>
-      <w:r>
-        <w:rPr>
-          <w:u w:val="single" w:color="0000ff"/>
-          <w:rFonts w:ascii="Charis SIL Regular" w:hAnsi="Charis SIL Regular" w:eastAsia="Charis SIL Regular"/>
-          <w:b w:val="0"/>
-          <w:i w:val="0"/>
-          <w:color w:val="000000"/>
-          <w:sz w:val="24"/>
-        </w:rPr>
-        <w:hyperlink r:id="rId12" w:history="1">
-          <w:r>
-            <w:rPr>
-              <w:rStyle w:val="Hyperlink"/>
-            </w:rPr>
-            <w:t>na Je</w:t>
-          </w:r>
-        </w:hyperlink>
+        <w:t>Leiden) en Fredericus Anna Je</w:t>
       </w:r>
       <w:r>
         <w:rPr>
@@ -1091,7 +1019,7 @@
           <w:sz w:val="24"/>
           <w:u w:val="single"/>
         </w:rPr>
-        <w:hyperlink r:id="rId14" w:history="1">
+        <w:hyperlink r:id="rId13" w:history="1">
           <w:r>
             <w:rPr>
               <w:rStyle w:val="Hyperlink"/>
@@ -1120,13 +1048,67 @@
       </w:r>
       <w:r>
         <w:rPr>
+          <w:u w:val="single" w:color="0000ff"/>
           <w:rFonts w:ascii="Charis SIL Regular" w:hAnsi="Charis SIL Regular" w:eastAsia="Charis SIL Regular"/>
           <w:b w:val="0"/>
           <w:i w:val="0"/>
           <w:color w:val="000000"/>
           <w:sz w:val="24"/>
         </w:rPr>
-        <w:t>verantwoordelijk voor het verzamelen van objecten in Nederlands-Indië. V</w:t>
+        <w:hyperlink r:id="rId13" w:history="1">
+          <w:r>
+            <w:rPr>
+              <w:rStyle w:val="Hyperlink"/>
+            </w:rPr>
+            <w:t>verantwoor</w:t>
+          </w:r>
+        </w:hyperlink>
+      </w:r>
+      <w:r>
+        <w:rPr>
+          <w:u w:val="single" w:color="0000ff"/>
+          <w:rFonts w:ascii="Charis SIL Regular" w:hAnsi="Charis SIL Regular" w:eastAsia="Charis SIL Regular"/>
+          <w:b w:val="0"/>
+          <w:i w:val="0"/>
+          <w:color w:val="000000"/>
+          <w:sz w:val="24"/>
+        </w:rPr>
+        <w:hyperlink r:id="rId13" w:history="1">
+          <w:r>
+            <w:rPr>
+              <w:rStyle w:val="Hyperlink"/>
+            </w:rPr>
+            <w:t>delijk vo</w:t>
+          </w:r>
+        </w:hyperlink>
+      </w:r>
+      <w:r>
+        <w:rPr>
+          <w:rFonts w:ascii="Charis SIL Regular" w:hAnsi="Charis SIL Regular" w:eastAsia="Charis SIL Regular"/>
+          <w:b w:val="0"/>
+          <w:i w:val="0"/>
+          <w:color w:val="000000"/>
+          <w:sz w:val="24"/>
+        </w:rPr>
+        <w:t>or het verzamelen van objecten in Nederlands-I</w:t>
+      </w:r>
+      <w:r>
+        <w:rPr>
+          <w:u w:val="single" w:color="0000ff"/>
+          <w:rFonts w:ascii="Charis SIL Regular" w:hAnsi="Charis SIL Regular" w:eastAsia="Charis SIL Regular"/>
+          <w:b w:val="0"/>
+          <w:i w:val="0"/>
+          <w:color w:val="000000"/>
+          <w:sz w:val="24"/>
+        </w:rPr>
+        <w:hyperlink r:id="rId14" w:history="1">
+          <w:r>
+            <w:rPr>
+              <w:rStyle w:val="Hyperlink"/>
+            </w:rPr>
+            <w:t>ndië. V</w:t>
+          </w:r>
+        </w:hyperlink>
       </w:r>
       <w:r>
         <w:rPr>
@@ -2193,7 +2175,7 @@
           <w:sz w:val="24"/>
           <w:u w:val="single"/>
         </w:rPr>
-        <w:hyperlink r:id="rId12" w:history="1">
+        <w:hyperlink r:id="rId19" w:history="1">
           <w:r>
             <w:rPr>
               <w:rStyle w:val="Hyperlink"/>
@@ -2258,57 +2240,47 @@
           <w:sz w:val="24"/>
           <w:u w:val="single"/>
         </w:rPr>
-        <w:t>s</w:t>
-      </w:r>
-      <w:r>
-        <w:rPr>
-          <w:rFonts w:ascii="Charis SIL Regular" w:hAnsi="Charis SIL Regular" w:eastAsia="Charis SIL Regular"/>
-          <w:b w:val="0"/>
-          <w:i w:val="0"/>
-          <w:color w:val="0000FF"/>
-          <w:sz w:val="24"/>
-          <w:u w:val="single"/>
-        </w:rPr>
-        <w:t>c</w:t>
-      </w:r>
-      <w:r>
-        <w:rPr>
-          <w:rFonts w:ascii="Charis SIL Regular" w:hAnsi="Charis SIL Regular" w:eastAsia="Charis SIL Regular"/>
-          <w:b w:val="0"/>
-          <w:i w:val="0"/>
-          <w:color w:val="0000FF"/>
-          <w:sz w:val="24"/>
-        </w:rPr>
-        <w:t>h</w:t>
-      </w:r>
-      <w:r>
-        <w:rPr>
-          <w:rFonts w:ascii="Charis SIL Regular" w:hAnsi="Charis SIL Regular" w:eastAsia="Charis SIL Regular"/>
-          <w:b w:val="0"/>
-          <w:i w:val="0"/>
-          <w:color w:val="0000FF"/>
-          <w:sz w:val="24"/>
-          <w:u w:val="single"/>
-        </w:rPr>
-        <w:t xml:space="preserve"> </w:t>
-      </w:r>
-      <w:r>
-        <w:rPr>
-          <w:rFonts w:ascii="Charis SIL Regular" w:hAnsi="Charis SIL Regular" w:eastAsia="Charis SIL Regular"/>
-          <w:b w:val="0"/>
-          <w:i w:val="0"/>
-          <w:color w:val="0000FF"/>
-          <w:sz w:val="24"/>
-          <w:u w:val="single"/>
-        </w:rPr>
         <w:hyperlink r:id="rId12" w:history="1">
           <w:r>
             <w:rPr>
               <w:rStyle w:val="Hyperlink"/>
             </w:rPr>
-            <w:t>Museu</w:t>
+            <w:t>s</w:t>
           </w:r>
         </w:hyperlink>
+      </w:r>
+      <w:r>
+        <w:rPr>
+          <w:rFonts w:ascii="Charis SIL Regular" w:hAnsi="Charis SIL Regular" w:eastAsia="Charis SIL Regular"/>
+          <w:b w:val="0"/>
+          <w:i w:val="0"/>
+          <w:color w:val="0000FF"/>
+          <w:sz w:val="24"/>
+          <w:u w:val="single"/>
+        </w:rPr>
+        <w:t>c</w:t>
+      </w:r>
+      <w:r>
+        <w:rPr>
+          <w:rFonts w:ascii="Charis SIL Regular" w:hAnsi="Charis SIL Regular" w:eastAsia="Charis SIL Regular"/>
+          <w:b w:val="0"/>
+          <w:i w:val="0"/>
+          <w:color w:val="0000FF"/>
+          <w:sz w:val="24"/>
+          <w:u w:val="single"/>
+        </w:rPr>
+        <w:t>h</w:t>
+      </w:r>
+      <w:r>
+        <w:rPr>
+          <w:rFonts w:ascii="Charis SIL Regular" w:hAnsi="Charis SIL Regular" w:eastAsia="Charis SIL Regular"/>
+          <w:b w:val="0"/>
+          <w:i w:val="0"/>
+          <w:color w:val="0000FF"/>
+          <w:sz w:val="24"/>
+          <w:u w:val="single"/>
+        </w:rPr>
+        <w:t xml:space="preserve"> </w:t>
       </w:r>
       <w:r>
         <w:rPr>
@@ -2324,7 +2296,25 @@
             <w:rPr>
               <w:rStyle w:val="Hyperlink"/>
             </w:rPr>
-            <w:t>m</w:t>
+            <w:t>Muse</w:t>
+          </w:r>
+        </w:hyperlink>
+      </w:r>
+      <w:r>
+        <w:rPr>
+          <w:rFonts w:ascii="Charis SIL Regular" w:hAnsi="Charis SIL Regular" w:eastAsia="Charis SIL Regular"/>
+          <w:b w:val="0"/>
+          <w:i w:val="0"/>
+          <w:color w:val="0000FF"/>
+          <w:sz w:val="24"/>
+          <w:u w:val="single"/>
+        </w:rPr>
+        <w:hyperlink r:id="rId12" w:history="1">
+          <w:r>
+            <w:rPr>
+              <w:rStyle w:val="Hyperlink"/>
+            </w:rPr>
+            <w:t>um</w:t>
           </w:r>
         </w:hyperlink>
       </w:r>
@@ -3638,14 +3628,7 @@
           <w:color w:val="000000"/>
           <w:sz w:val="24"/>
         </w:rPr>
-        <w:hyperlink r:id="rId23" w:history="1">
-          <w:r>
-            <w:rPr>
-              <w:rStyle w:val="Hyperlink"/>
-            </w:rPr>
-            <w:t xml:space="preserve">ctie van </w:t>
-          </w:r>
-        </w:hyperlink>
+        <w:t xml:space="preserve">ctie van </w:t>
       </w:r>
       <w:r>
         <w:rPr>
@@ -6369,9 +6352,15 @@
           <w:i w:val="0"/>
           <w:color w:val="0000FF"/>
           <w:sz w:val="24"/>
-          <w:u w:val="single"/>
-        </w:rPr>
-        <w:t>d</w:t>
+        </w:rPr>
+        <w:hyperlink r:id="rId16" w:history="1">
+          <w:r>
+            <w:rPr>
+              <w:rStyle w:val="Hyperlink"/>
+            </w:rPr>
+            <w:t>d</w:t>
+          </w:r>
+        </w:hyperlink>
       </w:r>
       <w:r>
         <w:rPr>
@@ -6463,7 +6452,7 @@
           <w:sz w:val="24"/>
           <w:u w:val="single"/>
         </w:rPr>
-        <w:hyperlink r:id="rId32" w:history="1">
+        <w:hyperlink r:id="rId16" w:history="1">
           <w:r>
             <w:rPr>
               <w:rStyle w:val="Hyperlink"/>
@@ -6589,7 +6578,7 @@
           <w:color w:val="0000FF"/>
           <w:sz w:val="24"/>
         </w:rPr>
-        <w:hyperlink r:id="rId33" w:history="1">
+        <w:hyperlink r:id="rId32" w:history="1">
           <w:r>
             <w:rPr>
               <w:rStyle w:val="Hyperlink"/>
@@ -6606,7 +6595,7 @@
           <w:color w:val="0000FF"/>
           <w:sz w:val="24"/>
         </w:rPr>
-        <w:hyperlink r:id="rId33" w:history="1">
+        <w:hyperlink r:id="rId32" w:history="1">
           <w:r>
             <w:rPr>
               <w:rStyle w:val="Hyperlink"/>
@@ -6623,7 +6612,7 @@
           <w:color w:val="0000FF"/>
           <w:sz w:val="24"/>
         </w:rPr>
-        <w:hyperlink r:id="rId33" w:history="1">
+        <w:hyperlink r:id="rId32" w:history="1">
           <w:r>
             <w:rPr>
               <w:rStyle w:val="Hyperlink"/>
@@ -6640,7 +6629,7 @@
           <w:color w:val="0000FF"/>
           <w:sz w:val="24"/>
         </w:rPr>
-        <w:hyperlink r:id="rId33" w:history="1">
+        <w:hyperlink r:id="rId32" w:history="1">
           <w:r>
             <w:rPr>
               <w:rStyle w:val="Hyperlink"/>
@@ -6657,7 +6646,7 @@
           <w:color w:val="0000FF"/>
           <w:sz w:val="24"/>
         </w:rPr>
-        <w:hyperlink r:id="rId33" w:history="1">
+        <w:hyperlink r:id="rId32" w:history="1">
           <w:r>
             <w:rPr>
               <w:rStyle w:val="Hyperlink"/>

--- a/EXPORTS/DOCX/published/niveau3/Dutch/Wereldtentoonstelling1883.docx
+++ b/EXPORTS/DOCX/published/niveau3/Dutch/Wereldtentoonstelling1883.docx
@@ -787,13 +787,85 @@
       </w:r>
       <w:r>
         <w:rPr>
+          <w:u w:val="single" w:color="0000ff"/>
           <w:rFonts w:ascii="Charis SIL Regular" w:hAnsi="Charis SIL Regular" w:eastAsia="Charis SIL Regular"/>
           <w:b w:val="0"/>
           <w:i w:val="0"/>
           <w:color w:val="000000"/>
           <w:sz w:val="24"/>
         </w:rPr>
-        <w:t>Leiden) en Fredericus Anna Je</w:t>
+        <w:hyperlink r:id="rId11" w:history="1">
+          <w:r>
+            <w:rPr>
+              <w:rStyle w:val="Hyperlink"/>
+            </w:rPr>
+            <w:t>Leiden</w:t>
+          </w:r>
+        </w:hyperlink>
+      </w:r>
+      <w:r>
+        <w:rPr>
+          <w:u w:val="single" w:color="0000ff"/>
+          <w:rFonts w:ascii="Charis SIL Regular" w:hAnsi="Charis SIL Regular" w:eastAsia="Charis SIL Regular"/>
+          <w:b w:val="0"/>
+          <w:i w:val="0"/>
+          <w:color w:val="000000"/>
+          <w:sz w:val="24"/>
+        </w:rPr>
+        <w:hyperlink r:id="rId11" w:history="1">
+          <w:r>
+            <w:rPr>
+              <w:rStyle w:val="Hyperlink"/>
+            </w:rPr>
+            <w:t>)</w:t>
+          </w:r>
+        </w:hyperlink>
+      </w:r>
+      <w:r>
+        <w:rPr>
+          <w:u w:val="single" w:color="0000ff"/>
+          <w:rFonts w:ascii="Charis SIL Regular" w:hAnsi="Charis SIL Regular" w:eastAsia="Charis SIL Regular"/>
+          <w:b w:val="0"/>
+          <w:i w:val="0"/>
+          <w:color w:val="000000"/>
+          <w:sz w:val="24"/>
+        </w:rPr>
+        <w:hyperlink r:id="rId11" w:history="1">
+          <w:r>
+            <w:rPr>
+              <w:rStyle w:val="Hyperlink"/>
+            </w:rPr>
+            <w:t xml:space="preserve"> en Fred</w:t>
+          </w:r>
+        </w:hyperlink>
+      </w:r>
+      <w:r>
+        <w:rPr>
+          <w:rFonts w:ascii="Charis SIL Regular" w:hAnsi="Charis SIL Regular" w:eastAsia="Charis SIL Regular"/>
+          <w:b w:val="0"/>
+          <w:i w:val="0"/>
+          <w:color w:val="000000"/>
+          <w:sz w:val="24"/>
+        </w:rPr>
+        <w:t>ericus An</w:t>
+      </w:r>
+      <w:r>
+        <w:rPr>
+          <w:u w:val="single" w:color="0000ff"/>
+          <w:rFonts w:ascii="Charis SIL Regular" w:hAnsi="Charis SIL Regular" w:eastAsia="Charis SIL Regular"/>
+          <w:b w:val="0"/>
+          <w:i w:val="0"/>
+          <w:color w:val="000000"/>
+          <w:sz w:val="24"/>
+        </w:rPr>
+        <w:hyperlink r:id="rId12" w:history="1">
+          <w:r>
+            <w:rPr>
+              <w:rStyle w:val="Hyperlink"/>
+            </w:rPr>
+            <w:t>na Je</w:t>
+          </w:r>
+        </w:hyperlink>
       </w:r>
       <w:r>
         <w:rPr>
@@ -1019,7 +1091,7 @@
           <w:sz w:val="24"/>
           <w:u w:val="single"/>
         </w:rPr>
-        <w:hyperlink r:id="rId13" w:history="1">
+        <w:hyperlink r:id="rId14" w:history="1">
           <w:r>
             <w:rPr>
               <w:rStyle w:val="Hyperlink"/>
@@ -1934,7 +2006,6 @@
           <w:i w:val="0"/>
           <w:color w:val="0000FF"/>
           <w:sz w:val="24"/>
-          <w:u w:val="single"/>
         </w:rPr>
         <w:hyperlink r:id="rId19" w:history="1">
           <w:r>
@@ -2052,7 +2123,7 @@
             <w:rPr>
               <w:rStyle w:val="Hyperlink"/>
             </w:rPr>
-            <w:t>Etnografisc</w:t>
+            <w:t>Etnografis</w:t>
           </w:r>
         </w:hyperlink>
       </w:r>
@@ -2063,7 +2134,23 @@
           <w:i w:val="0"/>
           <w:color w:val="0000FF"/>
           <w:sz w:val="24"/>
-          <w:u w:val="single"/>
+        </w:rPr>
+        <w:hyperlink r:id="rId20" w:history="1">
+          <w:r>
+            <w:rPr>
+              <w:rStyle w:val="Hyperlink"/>
+            </w:rPr>
+            <w:t>c</w:t>
+          </w:r>
+        </w:hyperlink>
+      </w:r>
+      <w:r>
+        <w:rPr>
+          <w:rFonts w:ascii="Charis SIL Regular" w:hAnsi="Charis SIL Regular" w:eastAsia="Charis SIL Regular"/>
+          <w:b w:val="0"/>
+          <w:i w:val="0"/>
+          <w:color w:val="0000FF"/>
+          <w:sz w:val="24"/>
         </w:rPr>
         <w:t>h</w:t>
       </w:r>
@@ -2121,7 +2208,7 @@
             <w:rPr>
               <w:rStyle w:val="Hyperlink"/>
             </w:rPr>
-            <w:t>Arti</w:t>
+            <w:t>Artis</w:t>
           </w:r>
         </w:hyperlink>
       </w:r>
@@ -2130,16 +2217,6 @@
           <w:rFonts w:ascii="Charis SIL Regular" w:hAnsi="Charis SIL Regular" w:eastAsia="Charis SIL Regular"/>
           <w:b w:val="0"/>
           <w:i w:val="0"/>
-          <w:color w:val="0000FF"/>
-          <w:sz w:val="24"/>
-        </w:rPr>
-        <w:t>s</w:t>
-      </w:r>
-      <w:r>
-        <w:rPr>
-          <w:rFonts w:ascii="Charis SIL Regular" w:hAnsi="Charis SIL Regular" w:eastAsia="Charis SIL Regular"/>
-          <w:b w:val="0"/>
-          <w:i w:val="0"/>
           <w:color w:val="000000"/>
           <w:sz w:val="24"/>
         </w:rPr>
@@ -2164,7 +2241,25 @@
           <w:color w:val="000000"/>
           <w:sz w:val="24"/>
         </w:rPr>
-        <w:t xml:space="preserve">et </w:t>
+        <w:t>e</w:t>
+      </w:r>
+      <w:r>
+        <w:rPr>
+          <w:u w:val="single" w:color="0000ff"/>
+          <w:rFonts w:ascii="Charis SIL Regular" w:hAnsi="Charis SIL Regular" w:eastAsia="Charis SIL Regular"/>
+          <w:b w:val="0"/>
+          <w:i w:val="0"/>
+          <w:color w:val="000000"/>
+          <w:sz w:val="24"/>
+        </w:rPr>
+        <w:hyperlink r:id="rId19" w:history="1">
+          <w:r>
+            <w:rPr>
+              <w:rStyle w:val="Hyperlink"/>
+            </w:rPr>
+            <w:t xml:space="preserve">t </w:t>
+          </w:r>
+        </w:hyperlink>
       </w:r>
       <w:r>
         <w:rPr>
@@ -2204,7 +2299,7 @@
           <w:sz w:val="24"/>
           <w:u w:val="single"/>
         </w:rPr>
-        <w:hyperlink r:id="rId12" w:history="1">
+        <w:hyperlink r:id="rId19" w:history="1">
           <w:r>
             <w:rPr>
               <w:rStyle w:val="Hyperlink"/>
@@ -2220,6 +2315,63 @@
           <w:i w:val="0"/>
           <w:color w:val="0000FF"/>
           <w:sz w:val="24"/>
+        </w:rPr>
+        <w:t>fi</w:t>
+      </w:r>
+      <w:r>
+        <w:rPr>
+          <w:rFonts w:ascii="Charis SIL Regular" w:hAnsi="Charis SIL Regular" w:eastAsia="Charis SIL Regular"/>
+          <w:b w:val="0"/>
+          <w:i w:val="0"/>
+          <w:color w:val="0000FF"/>
+          <w:sz w:val="24"/>
+          <w:u w:val="single"/>
+        </w:rPr>
+        <w:hyperlink r:id="rId19" w:history="1">
+          <w:r>
+            <w:rPr>
+              <w:rStyle w:val="Hyperlink"/>
+            </w:rPr>
+            <w:t>sch</w:t>
+          </w:r>
+        </w:hyperlink>
+      </w:r>
+      <w:r>
+        <w:rPr>
+          <w:rFonts w:ascii="Charis SIL Regular" w:hAnsi="Charis SIL Regular" w:eastAsia="Charis SIL Regular"/>
+          <w:b w:val="0"/>
+          <w:i w:val="0"/>
+          <w:color w:val="0000FF"/>
+          <w:sz w:val="24"/>
+          <w:u w:val="single"/>
+        </w:rPr>
+        <w:t xml:space="preserve"> </w:t>
+      </w:r>
+      <w:r>
+        <w:rPr>
+          <w:rFonts w:ascii="Charis SIL Regular" w:hAnsi="Charis SIL Regular" w:eastAsia="Charis SIL Regular"/>
+          <w:b w:val="0"/>
+          <w:i w:val="0"/>
+          <w:color w:val="0000FF"/>
+          <w:sz w:val="24"/>
+          <w:u w:val="single"/>
+        </w:rPr>
+        <w:hyperlink r:id="rId19" w:history="1">
+          <w:r>
+            <w:rPr>
+              <w:rStyle w:val="Hyperlink"/>
+            </w:rPr>
+            <w:t>Museu</w:t>
+          </w:r>
+        </w:hyperlink>
+      </w:r>
+      <w:r>
+        <w:rPr>
+          <w:rFonts w:ascii="Charis SIL Regular" w:hAnsi="Charis SIL Regular" w:eastAsia="Charis SIL Regular"/>
+          <w:b w:val="0"/>
+          <w:i w:val="0"/>
+          <w:color w:val="0000FF"/>
+          <w:sz w:val="24"/>
           <w:u w:val="single"/>
         </w:rPr>
         <w:hyperlink r:id="rId12" w:history="1">
@@ -2227,94 +2379,7 @@
             <w:rPr>
               <w:rStyle w:val="Hyperlink"/>
             </w:rPr>
-            <w:t>fi</w:t>
-          </w:r>
-        </w:hyperlink>
-      </w:r>
-      <w:r>
-        <w:rPr>
-          <w:rFonts w:ascii="Charis SIL Regular" w:hAnsi="Charis SIL Regular" w:eastAsia="Charis SIL Regular"/>
-          <w:b w:val="0"/>
-          <w:i w:val="0"/>
-          <w:color w:val="0000FF"/>
-          <w:sz w:val="24"/>
-          <w:u w:val="single"/>
-        </w:rPr>
-        <w:hyperlink r:id="rId12" w:history="1">
-          <w:r>
-            <w:rPr>
-              <w:rStyle w:val="Hyperlink"/>
-            </w:rPr>
-            <w:t>s</w:t>
-          </w:r>
-        </w:hyperlink>
-      </w:r>
-      <w:r>
-        <w:rPr>
-          <w:rFonts w:ascii="Charis SIL Regular" w:hAnsi="Charis SIL Regular" w:eastAsia="Charis SIL Regular"/>
-          <w:b w:val="0"/>
-          <w:i w:val="0"/>
-          <w:color w:val="0000FF"/>
-          <w:sz w:val="24"/>
-          <w:u w:val="single"/>
-        </w:rPr>
-        <w:t>c</w:t>
-      </w:r>
-      <w:r>
-        <w:rPr>
-          <w:rFonts w:ascii="Charis SIL Regular" w:hAnsi="Charis SIL Regular" w:eastAsia="Charis SIL Regular"/>
-          <w:b w:val="0"/>
-          <w:i w:val="0"/>
-          <w:color w:val="0000FF"/>
-          <w:sz w:val="24"/>
-          <w:u w:val="single"/>
-        </w:rPr>
-        <w:t>h</w:t>
-      </w:r>
-      <w:r>
-        <w:rPr>
-          <w:rFonts w:ascii="Charis SIL Regular" w:hAnsi="Charis SIL Regular" w:eastAsia="Charis SIL Regular"/>
-          <w:b w:val="0"/>
-          <w:i w:val="0"/>
-          <w:color w:val="0000FF"/>
-          <w:sz w:val="24"/>
-          <w:u w:val="single"/>
-        </w:rPr>
-        <w:t xml:space="preserve"> </w:t>
-      </w:r>
-      <w:r>
-        <w:rPr>
-          <w:rFonts w:ascii="Charis SIL Regular" w:hAnsi="Charis SIL Regular" w:eastAsia="Charis SIL Regular"/>
-          <w:b w:val="0"/>
-          <w:i w:val="0"/>
-          <w:color w:val="0000FF"/>
-          <w:sz w:val="24"/>
-          <w:u w:val="single"/>
-        </w:rPr>
-        <w:hyperlink r:id="rId12" w:history="1">
-          <w:r>
-            <w:rPr>
-              <w:rStyle w:val="Hyperlink"/>
-            </w:rPr>
-            <w:t>Muse</w:t>
-          </w:r>
-        </w:hyperlink>
-      </w:r>
-      <w:r>
-        <w:rPr>
-          <w:rFonts w:ascii="Charis SIL Regular" w:hAnsi="Charis SIL Regular" w:eastAsia="Charis SIL Regular"/>
-          <w:b w:val="0"/>
-          <w:i w:val="0"/>
-          <w:color w:val="0000FF"/>
-          <w:sz w:val="24"/>
-          <w:u w:val="single"/>
-        </w:rPr>
-        <w:hyperlink r:id="rId12" w:history="1">
-          <w:r>
-            <w:rPr>
-              <w:rStyle w:val="Hyperlink"/>
-            </w:rPr>
-            <w:t>um</w:t>
+            <w:t>m</w:t>
           </w:r>
         </w:hyperlink>
       </w:r>
@@ -2429,7 +2494,43 @@
           <w:color w:val="000000"/>
           <w:sz w:val="24"/>
         </w:rPr>
-        <w:t>tijdens de Wereldtentoonstelling</w:t>
+        <w:t>tijdens de We</w:t>
+      </w:r>
+      <w:r>
+        <w:rPr>
+          <w:u w:val="single" w:color="0000ff"/>
+          <w:rFonts w:ascii="Charis SIL Regular" w:hAnsi="Charis SIL Regular" w:eastAsia="Charis SIL Regular"/>
+          <w:b w:val="0"/>
+          <w:i w:val="0"/>
+          <w:color w:val="000000"/>
+          <w:sz w:val="24"/>
+        </w:rPr>
+        <w:hyperlink r:id="rId12" w:history="1">
+          <w:r>
+            <w:rPr>
+              <w:rStyle w:val="Hyperlink"/>
+            </w:rPr>
+            <w:t>reldte</w:t>
+          </w:r>
+        </w:hyperlink>
+      </w:r>
+      <w:r>
+        <w:rPr>
+          <w:u w:val="single" w:color="0000ff"/>
+          <w:rFonts w:ascii="Charis SIL Regular" w:hAnsi="Charis SIL Regular" w:eastAsia="Charis SIL Regular"/>
+          <w:b w:val="0"/>
+          <w:i w:val="0"/>
+          <w:color w:val="000000"/>
+          <w:sz w:val="24"/>
+        </w:rPr>
+        <w:hyperlink r:id="rId12" w:history="1">
+          <w:r>
+            <w:rPr>
+              <w:rStyle w:val="Hyperlink"/>
+            </w:rPr>
+            <w:t>ntoonstelling</w:t>
+          </w:r>
+        </w:hyperlink>
       </w:r>
       <w:r>
         <w:rPr>
@@ -3628,7 +3729,14 @@
           <w:color w:val="000000"/>
           <w:sz w:val="24"/>
         </w:rPr>
-        <w:t xml:space="preserve">ctie van </w:t>
+        <w:hyperlink r:id="rId23" w:history="1">
+          <w:r>
+            <w:rPr>
+              <w:rStyle w:val="Hyperlink"/>
+            </w:rPr>
+            <w:t xml:space="preserve">ctie van </w:t>
+          </w:r>
+        </w:hyperlink>
       </w:r>
       <w:r>
         <w:rPr>
@@ -3763,7 +3871,14 @@
           <w:color w:val="000000"/>
           <w:sz w:val="24"/>
         </w:rPr>
-        <w:t xml:space="preserve">vat een </w:t>
+        <w:hyperlink r:id="rId24" w:history="1">
+          <w:r>
+            <w:rPr>
+              <w:rStyle w:val="Hyperlink"/>
+            </w:rPr>
+            <w:t xml:space="preserve">vat een </w:t>
+          </w:r>
+        </w:hyperlink>
       </w:r>
       <w:r>
         <w:rPr>
@@ -6410,6 +6525,7 @@
       </w:r>
       <w:r>
         <w:rPr>
+          <w:u w:val="single" w:color="0000ff"/>
           <w:rFonts w:ascii="Charis SIL Regular" w:hAnsi="Charis SIL Regular" w:eastAsia="Charis SIL Regular"/>
           <w:b w:val="0"/>
           <w:i w:val="0"/>
@@ -6434,7 +6550,7 @@
           <w:sz w:val="24"/>
           <w:u w:val="single"/>
         </w:rPr>
-        <w:hyperlink r:id="rId16" w:history="1">
+        <w:hyperlink r:id="rId32" w:history="1">
           <w:r>
             <w:rPr>
               <w:rStyle w:val="Hyperlink"/>
@@ -6452,7 +6568,7 @@
           <w:sz w:val="24"/>
           <w:u w:val="single"/>
         </w:rPr>
-        <w:hyperlink r:id="rId16" w:history="1">
+        <w:hyperlink r:id="rId32" w:history="1">
           <w:r>
             <w:rPr>
               <w:rStyle w:val="Hyperlink"/>
@@ -6481,7 +6597,7 @@
           <w:sz w:val="24"/>
           <w:u w:val="single"/>
         </w:rPr>
-        <w:hyperlink r:id="rId16" w:history="1">
+        <w:hyperlink r:id="rId32" w:history="1">
           <w:r>
             <w:rPr>
               <w:rStyle w:val="Hyperlink"/>
@@ -6578,7 +6694,7 @@
           <w:color w:val="0000FF"/>
           <w:sz w:val="24"/>
         </w:rPr>
-        <w:hyperlink r:id="rId32" w:history="1">
+        <w:hyperlink r:id="rId33" w:history="1">
           <w:r>
             <w:rPr>
               <w:rStyle w:val="Hyperlink"/>
@@ -6595,7 +6711,7 @@
           <w:color w:val="0000FF"/>
           <w:sz w:val="24"/>
         </w:rPr>
-        <w:hyperlink r:id="rId32" w:history="1">
+        <w:hyperlink r:id="rId33" w:history="1">
           <w:r>
             <w:rPr>
               <w:rStyle w:val="Hyperlink"/>
@@ -6612,7 +6728,7 @@
           <w:color w:val="0000FF"/>
           <w:sz w:val="24"/>
         </w:rPr>
-        <w:hyperlink r:id="rId32" w:history="1">
+        <w:hyperlink r:id="rId33" w:history="1">
           <w:r>
             <w:rPr>
               <w:rStyle w:val="Hyperlink"/>
@@ -6629,7 +6745,7 @@
           <w:color w:val="0000FF"/>
           <w:sz w:val="24"/>
         </w:rPr>
-        <w:hyperlink r:id="rId32" w:history="1">
+        <w:hyperlink r:id="rId33" w:history="1">
           <w:r>
             <w:rPr>
               <w:rStyle w:val="Hyperlink"/>
@@ -6646,7 +6762,7 @@
           <w:color w:val="0000FF"/>
           <w:sz w:val="24"/>
         </w:rPr>
-        <w:hyperlink r:id="rId32" w:history="1">
+        <w:hyperlink r:id="rId33" w:history="1">
           <w:r>
             <w:rPr>
               <w:rStyle w:val="Hyperlink"/>

--- a/EXPORTS/DOCX/published/niveau3/Dutch/Wereldtentoonstelling1883.docx
+++ b/EXPORTS/DOCX/published/niveau3/Dutch/Wereldtentoonstelling1883.docx
@@ -1062,7 +1062,7 @@
           <w:sz w:val="24"/>
           <w:u w:val="single"/>
         </w:rPr>
-        <w:hyperlink r:id="rId13" w:history="1">
+        <w:hyperlink r:id="rId14" w:history="1">
           <w:r>
             <w:rPr>
               <w:rStyle w:val="Hyperlink"/>
@@ -1495,43 +1495,7 @@
           <w:color w:val="000000"/>
           <w:sz w:val="24"/>
         </w:rPr>
-        <w:t xml:space="preserve">Bloembergen </w:t>
-      </w:r>
-      <w:r>
-        <w:rPr>
-          <w:u w:val="single" w:color="0000ff"/>
-          <w:rFonts w:ascii="Charis SIL Regular" w:hAnsi="Charis SIL Regular" w:eastAsia="Charis SIL Regular"/>
-          <w:b w:val="0"/>
-          <w:i w:val="0"/>
-          <w:color w:val="000000"/>
-          <w:sz w:val="24"/>
-        </w:rPr>
-        <w:hyperlink r:id="rId15" w:history="1">
-          <w:r>
-            <w:rPr>
-              <w:rStyle w:val="Hyperlink"/>
-            </w:rPr>
-            <w:t>is meer i</w:t>
-          </w:r>
-        </w:hyperlink>
-      </w:r>
-      <w:r>
-        <w:rPr>
-          <w:u w:val="single" w:color="0000ff"/>
-          <w:rFonts w:ascii="Charis SIL Regular" w:hAnsi="Charis SIL Regular" w:eastAsia="Charis SIL Regular"/>
-          <w:b w:val="0"/>
-          <w:i w:val="0"/>
-          <w:color w:val="000000"/>
-          <w:sz w:val="24"/>
-        </w:rPr>
-        <w:hyperlink r:id="rId15" w:history="1">
-          <w:r>
-            <w:rPr>
-              <w:rStyle w:val="Hyperlink"/>
-            </w:rPr>
-            <w:t>nformatie bes</w:t>
-          </w:r>
-        </w:hyperlink>
+        <w:t>Bloembergen is meer informatie bes</w:t>
       </w:r>
       <w:r>
         <w:rPr>
@@ -1553,24 +1517,13 @@
       </w:r>
       <w:r>
         <w:rPr>
-          <w:u w:val="single" w:color="0000ff"/>
           <w:rFonts w:ascii="Charis SIL Regular" w:hAnsi="Charis SIL Regular" w:eastAsia="Charis SIL Regular"/>
           <w:b w:val="0"/>
           <w:i w:val="0"/>
           <w:color w:val="000000"/>
           <w:sz w:val="24"/>
         </w:rPr>
-        <w:t>o</w:t>
-      </w:r>
-      <w:r>
-        <w:rPr>
-          <w:rFonts w:ascii="Charis SIL Regular" w:hAnsi="Charis SIL Regular" w:eastAsia="Charis SIL Regular"/>
-          <w:b w:val="0"/>
-          <w:i w:val="0"/>
-          <w:color w:val="000000"/>
-          <w:sz w:val="24"/>
-        </w:rPr>
-        <w:t>ver wat ande</w:t>
+        <w:t>over wat ande</w:t>
       </w:r>
       <w:r>
         <w:rPr>
@@ -3470,7 +3423,7 @@
           <w:color w:val="000000"/>
           <w:sz w:val="24"/>
         </w:rPr>
-        <w:t>,</w:t>
+        <w:t>, dat tevens besc</w:t>
       </w:r>
       <w:r>
         <w:rPr>
@@ -3486,9 +3439,20 @@
             <w:rPr>
               <w:rStyle w:val="Hyperlink"/>
             </w:rPr>
-            <w:t xml:space="preserve"> da</w:t>
+            <w:t>hikbaar is</w:t>
           </w:r>
         </w:hyperlink>
+      </w:r>
+      <w:r>
+        <w:rPr>
+          <w:u w:val="single" w:color="0000ff"/>
+          <w:rFonts w:ascii="Charis SIL Regular" w:hAnsi="Charis SIL Regular" w:eastAsia="Charis SIL Regular"/>
+          <w:b w:val="0"/>
+          <w:i w:val="0"/>
+          <w:color w:val="000000"/>
+          <w:sz w:val="24"/>
+        </w:rPr>
+        <w:t xml:space="preserve"> </w:t>
       </w:r>
       <w:r>
         <w:rPr>
@@ -3504,25 +3468,7 @@
             <w:rPr>
               <w:rStyle w:val="Hyperlink"/>
             </w:rPr>
-            <w:t>t</w:t>
-          </w:r>
-        </w:hyperlink>
-      </w:r>
-      <w:r>
-        <w:rPr>
-          <w:u w:val="single" w:color="0000ff"/>
-          <w:rFonts w:ascii="Charis SIL Regular" w:hAnsi="Charis SIL Regular" w:eastAsia="Charis SIL Regular"/>
-          <w:b w:val="0"/>
-          <w:i w:val="0"/>
-          <w:color w:val="000000"/>
-          <w:sz w:val="24"/>
-        </w:rPr>
-        <w:hyperlink r:id="rId23" w:history="1">
-          <w:r>
-            <w:rPr>
-              <w:rStyle w:val="Hyperlink"/>
-            </w:rPr>
-            <w:t xml:space="preserve"> tevens b</w:t>
+            <w:t>via d</w:t>
           </w:r>
         </w:hyperlink>
       </w:r>
@@ -3558,89 +3504,6 @@
             <w:rPr>
               <w:rStyle w:val="Hyperlink"/>
             </w:rPr>
-            <w:t>sc</w:t>
-          </w:r>
-        </w:hyperlink>
-      </w:r>
-      <w:r>
-        <w:rPr>
-          <w:u w:val="single" w:color="0000ff"/>
-          <w:rFonts w:ascii="Charis SIL Regular" w:hAnsi="Charis SIL Regular" w:eastAsia="Charis SIL Regular"/>
-          <w:b w:val="0"/>
-          <w:i w:val="0"/>
-          <w:color w:val="000000"/>
-          <w:sz w:val="24"/>
-        </w:rPr>
-        <w:hyperlink r:id="rId23" w:history="1">
-          <w:r>
-            <w:rPr>
-              <w:rStyle w:val="Hyperlink"/>
-            </w:rPr>
-            <w:t>hikbaar is</w:t>
-          </w:r>
-        </w:hyperlink>
-      </w:r>
-      <w:r>
-        <w:rPr>
-          <w:u w:val="single" w:color="0000ff"/>
-          <w:rFonts w:ascii="Charis SIL Regular" w:hAnsi="Charis SIL Regular" w:eastAsia="Charis SIL Regular"/>
-          <w:b w:val="0"/>
-          <w:i w:val="0"/>
-          <w:color w:val="000000"/>
-          <w:sz w:val="24"/>
-        </w:rPr>
-        <w:t xml:space="preserve"> </w:t>
-      </w:r>
-      <w:r>
-        <w:rPr>
-          <w:u w:val="single" w:color="0000ff"/>
-          <w:rFonts w:ascii="Charis SIL Regular" w:hAnsi="Charis SIL Regular" w:eastAsia="Charis SIL Regular"/>
-          <w:b w:val="0"/>
-          <w:i w:val="0"/>
-          <w:color w:val="000000"/>
-          <w:sz w:val="24"/>
-        </w:rPr>
-        <w:hyperlink r:id="rId23" w:history="1">
-          <w:r>
-            <w:rPr>
-              <w:rStyle w:val="Hyperlink"/>
-            </w:rPr>
-            <w:t>via d</w:t>
-          </w:r>
-        </w:hyperlink>
-      </w:r>
-      <w:r>
-        <w:rPr>
-          <w:u w:val="single" w:color="0000ff"/>
-          <w:rFonts w:ascii="Charis SIL Regular" w:hAnsi="Charis SIL Regular" w:eastAsia="Charis SIL Regular"/>
-          <w:b w:val="0"/>
-          <w:i w:val="0"/>
-          <w:color w:val="000000"/>
-          <w:sz w:val="24"/>
-        </w:rPr>
-        <w:hyperlink r:id="rId23" w:history="1">
-          <w:r>
-            <w:rPr>
-              <w:rStyle w:val="Hyperlink"/>
-            </w:rPr>
-            <w:t>e</w:t>
-          </w:r>
-        </w:hyperlink>
-      </w:r>
-      <w:r>
-        <w:rPr>
-          <w:u w:val="single" w:color="0000ff"/>
-          <w:rFonts w:ascii="Charis SIL Regular" w:hAnsi="Charis SIL Regular" w:eastAsia="Charis SIL Regular"/>
-          <w:b w:val="0"/>
-          <w:i w:val="0"/>
-          <w:color w:val="000000"/>
-          <w:sz w:val="24"/>
-        </w:rPr>
-        <w:hyperlink r:id="rId23" w:history="1">
-          <w:r>
-            <w:rPr>
-              <w:rStyle w:val="Hyperlink"/>
-            </w:rPr>
             <w:t xml:space="preserve"> Universi</w:t>
           </w:r>
         </w:hyperlink>
@@ -3675,68 +3538,13 @@
       </w:r>
       <w:r>
         <w:rPr>
-          <w:u w:val="single" w:color="0000ff"/>
           <w:rFonts w:ascii="Charis SIL Regular" w:hAnsi="Charis SIL Regular" w:eastAsia="Charis SIL Regular"/>
           <w:b w:val="0"/>
           <w:i w:val="0"/>
           <w:color w:val="000000"/>
           <w:sz w:val="24"/>
         </w:rPr>
-        <w:hyperlink r:id="rId23" w:history="1">
-          <w:r>
-            <w:rPr>
-              <w:rStyle w:val="Hyperlink"/>
-            </w:rPr>
-            <w:t>Leiden. De</w:t>
-          </w:r>
-        </w:hyperlink>
-      </w:r>
-      <w:r>
-        <w:rPr>
-          <w:u w:val="single" w:color="0000ff"/>
-          <w:rFonts w:ascii="Charis SIL Regular" w:hAnsi="Charis SIL Regular" w:eastAsia="Charis SIL Regular"/>
-          <w:b w:val="0"/>
-          <w:i w:val="0"/>
-          <w:color w:val="000000"/>
-          <w:sz w:val="24"/>
-        </w:rPr>
-        <w:t xml:space="preserve"> </w:t>
-      </w:r>
-      <w:r>
-        <w:rPr>
-          <w:u w:val="single" w:color="0000ff"/>
-          <w:rFonts w:ascii="Charis SIL Regular" w:hAnsi="Charis SIL Regular" w:eastAsia="Charis SIL Regular"/>
-          <w:b w:val="0"/>
-          <w:i w:val="0"/>
-          <w:color w:val="000000"/>
-          <w:sz w:val="24"/>
-        </w:rPr>
-        <w:hyperlink r:id="rId23" w:history="1">
-          <w:r>
-            <w:rPr>
-              <w:rStyle w:val="Hyperlink"/>
-            </w:rPr>
-            <w:t>fotocolle</w:t>
-          </w:r>
-        </w:hyperlink>
-      </w:r>
-      <w:r>
-        <w:rPr>
-          <w:u w:val="single" w:color="0000ff"/>
-          <w:rFonts w:ascii="Charis SIL Regular" w:hAnsi="Charis SIL Regular" w:eastAsia="Charis SIL Regular"/>
-          <w:b w:val="0"/>
-          <w:i w:val="0"/>
-          <w:color w:val="000000"/>
-          <w:sz w:val="24"/>
-        </w:rPr>
-        <w:hyperlink r:id="rId23" w:history="1">
-          <w:r>
-            <w:rPr>
-              <w:rStyle w:val="Hyperlink"/>
-            </w:rPr>
-            <w:t xml:space="preserve">ctie van </w:t>
-          </w:r>
-        </w:hyperlink>
+        <w:t xml:space="preserve">Leiden. De fotocollectie van </w:t>
       </w:r>
       <w:r>
         <w:rPr>
@@ -3871,14 +3679,7 @@
           <w:color w:val="000000"/>
           <w:sz w:val="24"/>
         </w:rPr>
-        <w:hyperlink r:id="rId24" w:history="1">
-          <w:r>
-            <w:rPr>
-              <w:rStyle w:val="Hyperlink"/>
-            </w:rPr>
-            <w:t xml:space="preserve">vat een </w:t>
-          </w:r>
-        </w:hyperlink>
+        <w:t xml:space="preserve">vat een </w:t>
       </w:r>
       <w:r>
         <w:rPr>
@@ -5401,6 +5202,7 @@
           <w:i w:val="0"/>
           <w:color w:val="0000FF"/>
           <w:sz w:val="24"/>
+          <w:u w:val="single"/>
         </w:rPr>
         <w:t>-</w:t>
       </w:r>
@@ -6597,7 +6399,7 @@
           <w:sz w:val="24"/>
           <w:u w:val="single"/>
         </w:rPr>
-        <w:hyperlink r:id="rId32" w:history="1">
+        <w:hyperlink r:id="rId16" w:history="1">
           <w:r>
             <w:rPr>
               <w:rStyle w:val="Hyperlink"/>

--- a/EXPORTS/DOCX/published/niveau3/Dutch/Wereldtentoonstelling1883.docx
+++ b/EXPORTS/DOCX/published/niveau3/Dutch/Wereldtentoonstelling1883.docx
@@ -1062,7 +1062,7 @@
           <w:sz w:val="24"/>
           <w:u w:val="single"/>
         </w:rPr>
-        <w:hyperlink r:id="rId14" w:history="1">
+        <w:hyperlink r:id="rId13" w:history="1">
           <w:r>
             <w:rPr>
               <w:rStyle w:val="Hyperlink"/>
@@ -1091,7 +1091,7 @@
           <w:sz w:val="24"/>
           <w:u w:val="single"/>
         </w:rPr>
-        <w:hyperlink r:id="rId14" w:history="1">
+        <w:hyperlink r:id="rId13" w:history="1">
           <w:r>
             <w:rPr>
               <w:rStyle w:val="Hyperlink"/>
@@ -1495,7 +1495,43 @@
           <w:color w:val="000000"/>
           <w:sz w:val="24"/>
         </w:rPr>
-        <w:t>Bloembergen is meer informatie bes</w:t>
+        <w:t xml:space="preserve">Bloembergen </w:t>
+      </w:r>
+      <w:r>
+        <w:rPr>
+          <w:u w:val="single" w:color="0000ff"/>
+          <w:rFonts w:ascii="Charis SIL Regular" w:hAnsi="Charis SIL Regular" w:eastAsia="Charis SIL Regular"/>
+          <w:b w:val="0"/>
+          <w:i w:val="0"/>
+          <w:color w:val="000000"/>
+          <w:sz w:val="24"/>
+        </w:rPr>
+        <w:hyperlink r:id="rId15" w:history="1">
+          <w:r>
+            <w:rPr>
+              <w:rStyle w:val="Hyperlink"/>
+            </w:rPr>
+            <w:t>is meer i</w:t>
+          </w:r>
+        </w:hyperlink>
+      </w:r>
+      <w:r>
+        <w:rPr>
+          <w:u w:val="single" w:color="0000ff"/>
+          <w:rFonts w:ascii="Charis SIL Regular" w:hAnsi="Charis SIL Regular" w:eastAsia="Charis SIL Regular"/>
+          <w:b w:val="0"/>
+          <w:i w:val="0"/>
+          <w:color w:val="000000"/>
+          <w:sz w:val="24"/>
+        </w:rPr>
+        <w:hyperlink r:id="rId15" w:history="1">
+          <w:r>
+            <w:rPr>
+              <w:rStyle w:val="Hyperlink"/>
+            </w:rPr>
+            <w:t>nformatie bes</w:t>
+          </w:r>
+        </w:hyperlink>
       </w:r>
       <w:r>
         <w:rPr>
@@ -1517,13 +1553,24 @@
       </w:r>
       <w:r>
         <w:rPr>
+          <w:u w:val="single" w:color="0000ff"/>
           <w:rFonts w:ascii="Charis SIL Regular" w:hAnsi="Charis SIL Regular" w:eastAsia="Charis SIL Regular"/>
           <w:b w:val="0"/>
           <w:i w:val="0"/>
           <w:color w:val="000000"/>
           <w:sz w:val="24"/>
         </w:rPr>
-        <w:t>over wat ande</w:t>
+        <w:t>o</w:t>
+      </w:r>
+      <w:r>
+        <w:rPr>
+          <w:rFonts w:ascii="Charis SIL Regular" w:hAnsi="Charis SIL Regular" w:eastAsia="Charis SIL Regular"/>
+          <w:b w:val="0"/>
+          <w:i w:val="0"/>
+          <w:color w:val="000000"/>
+          <w:sz w:val="24"/>
+        </w:rPr>
+        <w:t>ver wat ande</w:t>
       </w:r>
       <w:r>
         <w:rPr>
@@ -3423,7 +3470,7 @@
           <w:color w:val="000000"/>
           <w:sz w:val="24"/>
         </w:rPr>
-        <w:t>, dat tevens besc</w:t>
+        <w:t xml:space="preserve">, dat tevens beschikbaar is via de Universiteit </w:t>
       </w:r>
       <w:r>
         <w:rPr>
@@ -3439,112 +3486,19 @@
             <w:rPr>
               <w:rStyle w:val="Hyperlink"/>
             </w:rPr>
-            <w:t>hikbaar is</w:t>
+            <w:t>Leiden. De</w:t>
           </w:r>
         </w:hyperlink>
       </w:r>
       <w:r>
         <w:rPr>
-          <w:u w:val="single" w:color="0000ff"/>
           <w:rFonts w:ascii="Charis SIL Regular" w:hAnsi="Charis SIL Regular" w:eastAsia="Charis SIL Regular"/>
           <w:b w:val="0"/>
           <w:i w:val="0"/>
           <w:color w:val="000000"/>
           <w:sz w:val="24"/>
         </w:rPr>
-        <w:t xml:space="preserve"> </w:t>
-      </w:r>
-      <w:r>
-        <w:rPr>
-          <w:u w:val="single" w:color="0000ff"/>
-          <w:rFonts w:ascii="Charis SIL Regular" w:hAnsi="Charis SIL Regular" w:eastAsia="Charis SIL Regular"/>
-          <w:b w:val="0"/>
-          <w:i w:val="0"/>
-          <w:color w:val="000000"/>
-          <w:sz w:val="24"/>
-        </w:rPr>
-        <w:hyperlink r:id="rId23" w:history="1">
-          <w:r>
-            <w:rPr>
-              <w:rStyle w:val="Hyperlink"/>
-            </w:rPr>
-            <w:t>via d</w:t>
-          </w:r>
-        </w:hyperlink>
-      </w:r>
-      <w:r>
-        <w:rPr>
-          <w:u w:val="single" w:color="0000ff"/>
-          <w:rFonts w:ascii="Charis SIL Regular" w:hAnsi="Charis SIL Regular" w:eastAsia="Charis SIL Regular"/>
-          <w:b w:val="0"/>
-          <w:i w:val="0"/>
-          <w:color w:val="000000"/>
-          <w:sz w:val="24"/>
-        </w:rPr>
-        <w:hyperlink r:id="rId23" w:history="1">
-          <w:r>
-            <w:rPr>
-              <w:rStyle w:val="Hyperlink"/>
-            </w:rPr>
-            <w:t>e</w:t>
-          </w:r>
-        </w:hyperlink>
-      </w:r>
-      <w:r>
-        <w:rPr>
-          <w:u w:val="single" w:color="0000ff"/>
-          <w:rFonts w:ascii="Charis SIL Regular" w:hAnsi="Charis SIL Regular" w:eastAsia="Charis SIL Regular"/>
-          <w:b w:val="0"/>
-          <w:i w:val="0"/>
-          <w:color w:val="000000"/>
-          <w:sz w:val="24"/>
-        </w:rPr>
-        <w:hyperlink r:id="rId23" w:history="1">
-          <w:r>
-            <w:rPr>
-              <w:rStyle w:val="Hyperlink"/>
-            </w:rPr>
-            <w:t xml:space="preserve"> Universi</w:t>
-          </w:r>
-        </w:hyperlink>
-      </w:r>
-      <w:r>
-        <w:rPr>
-          <w:u w:val="single" w:color="0000ff"/>
-          <w:rFonts w:ascii="Charis SIL Regular" w:hAnsi="Charis SIL Regular" w:eastAsia="Charis SIL Regular"/>
-          <w:b w:val="0"/>
-          <w:i w:val="0"/>
-          <w:color w:val="000000"/>
-          <w:sz w:val="24"/>
-        </w:rPr>
-        <w:hyperlink r:id="rId23" w:history="1">
-          <w:r>
-            <w:rPr>
-              <w:rStyle w:val="Hyperlink"/>
-            </w:rPr>
-            <w:t>te</w:t>
-          </w:r>
-        </w:hyperlink>
-      </w:r>
-      <w:r>
-        <w:rPr>
-          <w:rFonts w:ascii="Charis SIL Regular" w:hAnsi="Charis SIL Regular" w:eastAsia="Charis SIL Regular"/>
-          <w:b w:val="0"/>
-          <w:i w:val="0"/>
-          <w:color w:val="000000"/>
-          <w:sz w:val="24"/>
-        </w:rPr>
-        <w:t xml:space="preserve">it </w:t>
-      </w:r>
-      <w:r>
-        <w:rPr>
-          <w:rFonts w:ascii="Charis SIL Regular" w:hAnsi="Charis SIL Regular" w:eastAsia="Charis SIL Regular"/>
-          <w:b w:val="0"/>
-          <w:i w:val="0"/>
-          <w:color w:val="000000"/>
-          <w:sz w:val="24"/>
-        </w:rPr>
-        <w:t xml:space="preserve">Leiden. De fotocollectie van </w:t>
+        <w:t xml:space="preserve"> fotocollectie van </w:t>
       </w:r>
       <w:r>
         <w:rPr>
@@ -5202,7 +5156,6 @@
           <w:i w:val="0"/>
           <w:color w:val="0000FF"/>
           <w:sz w:val="24"/>
-          <w:u w:val="single"/>
         </w:rPr>
         <w:t>-</w:t>
       </w:r>
@@ -6269,15 +6222,9 @@
           <w:i w:val="0"/>
           <w:color w:val="0000FF"/>
           <w:sz w:val="24"/>
-        </w:rPr>
-        <w:hyperlink r:id="rId16" w:history="1">
-          <w:r>
-            <w:rPr>
-              <w:rStyle w:val="Hyperlink"/>
-            </w:rPr>
-            <w:t>d</w:t>
-          </w:r>
-        </w:hyperlink>
+          <w:u w:val="single"/>
+        </w:rPr>
+        <w:t>d</w:t>
       </w:r>
       <w:r>
         <w:rPr>
@@ -6352,7 +6299,7 @@
           <w:sz w:val="24"/>
           <w:u w:val="single"/>
         </w:rPr>
-        <w:hyperlink r:id="rId32" w:history="1">
+        <w:hyperlink r:id="rId16" w:history="1">
           <w:r>
             <w:rPr>
               <w:rStyle w:val="Hyperlink"/>
@@ -6370,7 +6317,7 @@
           <w:sz w:val="24"/>
           <w:u w:val="single"/>
         </w:rPr>
-        <w:hyperlink r:id="rId32" w:history="1">
+        <w:hyperlink r:id="rId16" w:history="1">
           <w:r>
             <w:rPr>
               <w:rStyle w:val="Hyperlink"/>
@@ -6496,7 +6443,7 @@
           <w:color w:val="0000FF"/>
           <w:sz w:val="24"/>
         </w:rPr>
-        <w:hyperlink r:id="rId33" w:history="1">
+        <w:hyperlink r:id="rId32" w:history="1">
           <w:r>
             <w:rPr>
               <w:rStyle w:val="Hyperlink"/>
@@ -6513,7 +6460,7 @@
           <w:color w:val="0000FF"/>
           <w:sz w:val="24"/>
         </w:rPr>
-        <w:hyperlink r:id="rId33" w:history="1">
+        <w:hyperlink r:id="rId32" w:history="1">
           <w:r>
             <w:rPr>
               <w:rStyle w:val="Hyperlink"/>
@@ -6530,7 +6477,7 @@
           <w:color w:val="0000FF"/>
           <w:sz w:val="24"/>
         </w:rPr>
-        <w:hyperlink r:id="rId33" w:history="1">
+        <w:hyperlink r:id="rId32" w:history="1">
           <w:r>
             <w:rPr>
               <w:rStyle w:val="Hyperlink"/>
@@ -6547,7 +6494,7 @@
           <w:color w:val="0000FF"/>
           <w:sz w:val="24"/>
         </w:rPr>
-        <w:hyperlink r:id="rId33" w:history="1">
+        <w:hyperlink r:id="rId32" w:history="1">
           <w:r>
             <w:rPr>
               <w:rStyle w:val="Hyperlink"/>
@@ -6564,7 +6511,7 @@
           <w:color w:val="0000FF"/>
           <w:sz w:val="24"/>
         </w:rPr>
-        <w:hyperlink r:id="rId33" w:history="1">
+        <w:hyperlink r:id="rId32" w:history="1">
           <w:r>
             <w:rPr>
               <w:rStyle w:val="Hyperlink"/>

--- a/EXPORTS/DOCX/published/niveau3/Dutch/Wereldtentoonstelling1883.docx
+++ b/EXPORTS/DOCX/published/niveau3/Dutch/Wereldtentoonstelling1883.docx
@@ -787,103 +787,13 @@
       </w:r>
       <w:r>
         <w:rPr>
-          <w:u w:val="single" w:color="0000ff"/>
           <w:rFonts w:ascii="Charis SIL Regular" w:hAnsi="Charis SIL Regular" w:eastAsia="Charis SIL Regular"/>
           <w:b w:val="0"/>
           <w:i w:val="0"/>
           <w:color w:val="000000"/>
           <w:sz w:val="24"/>
         </w:rPr>
-        <w:hyperlink r:id="rId11" w:history="1">
-          <w:r>
-            <w:rPr>
-              <w:rStyle w:val="Hyperlink"/>
-            </w:rPr>
-            <w:t>Leiden</w:t>
-          </w:r>
-        </w:hyperlink>
-      </w:r>
-      <w:r>
-        <w:rPr>
-          <w:u w:val="single" w:color="0000ff"/>
-          <w:rFonts w:ascii="Charis SIL Regular" w:hAnsi="Charis SIL Regular" w:eastAsia="Charis SIL Regular"/>
-          <w:b w:val="0"/>
-          <w:i w:val="0"/>
-          <w:color w:val="000000"/>
-          <w:sz w:val="24"/>
-        </w:rPr>
-        <w:hyperlink r:id="rId11" w:history="1">
-          <w:r>
-            <w:rPr>
-              <w:rStyle w:val="Hyperlink"/>
-            </w:rPr>
-            <w:t>)</w:t>
-          </w:r>
-        </w:hyperlink>
-      </w:r>
-      <w:r>
-        <w:rPr>
-          <w:u w:val="single" w:color="0000ff"/>
-          <w:rFonts w:ascii="Charis SIL Regular" w:hAnsi="Charis SIL Regular" w:eastAsia="Charis SIL Regular"/>
-          <w:b w:val="0"/>
-          <w:i w:val="0"/>
-          <w:color w:val="000000"/>
-          <w:sz w:val="24"/>
-        </w:rPr>
-        <w:hyperlink r:id="rId11" w:history="1">
-          <w:r>
-            <w:rPr>
-              <w:rStyle w:val="Hyperlink"/>
-            </w:rPr>
-            <w:t xml:space="preserve"> en Fred</w:t>
-          </w:r>
-        </w:hyperlink>
-      </w:r>
-      <w:r>
-        <w:rPr>
-          <w:rFonts w:ascii="Charis SIL Regular" w:hAnsi="Charis SIL Regular" w:eastAsia="Charis SIL Regular"/>
-          <w:b w:val="0"/>
-          <w:i w:val="0"/>
-          <w:color w:val="000000"/>
-          <w:sz w:val="24"/>
-        </w:rPr>
-        <w:t>ericus An</w:t>
-      </w:r>
-      <w:r>
-        <w:rPr>
-          <w:u w:val="single" w:color="0000ff"/>
-          <w:rFonts w:ascii="Charis SIL Regular" w:hAnsi="Charis SIL Regular" w:eastAsia="Charis SIL Regular"/>
-          <w:b w:val="0"/>
-          <w:i w:val="0"/>
-          <w:color w:val="000000"/>
-          <w:sz w:val="24"/>
-        </w:rPr>
-        <w:hyperlink r:id="rId12" w:history="1">
-          <w:r>
-            <w:rPr>
-              <w:rStyle w:val="Hyperlink"/>
-            </w:rPr>
-            <w:t>na Je</w:t>
-          </w:r>
-        </w:hyperlink>
-      </w:r>
-      <w:r>
-        <w:rPr>
-          <w:u w:val="single" w:color="0000ff"/>
-          <w:rFonts w:ascii="Charis SIL Regular" w:hAnsi="Charis SIL Regular" w:eastAsia="Charis SIL Regular"/>
-          <w:b w:val="0"/>
-          <w:i w:val="0"/>
-          <w:color w:val="000000"/>
-          <w:sz w:val="24"/>
-        </w:rPr>
-        <w:hyperlink r:id="rId12" w:history="1">
-          <w:r>
-            <w:rPr>
-              <w:rStyle w:val="Hyperlink"/>
-            </w:rPr>
-            <w:t>ntink van het t</w:t>
-          </w:r>
-        </w:hyperlink>
+        <w:t>Leiden) en Fredericus Anna Jentink van het t</w:t>
       </w:r>
       <w:r>
         <w:rPr>
@@ -2123,7 +2033,7 @@
             <w:rPr>
               <w:rStyle w:val="Hyperlink"/>
             </w:rPr>
-            <w:t>Etnografis</w:t>
+            <w:t>Etnografisc</w:t>
           </w:r>
         </w:hyperlink>
       </w:r>
@@ -2134,23 +2044,7 @@
           <w:i w:val="0"/>
           <w:color w:val="0000FF"/>
           <w:sz w:val="24"/>
-        </w:rPr>
-        <w:hyperlink r:id="rId20" w:history="1">
-          <w:r>
-            <w:rPr>
-              <w:rStyle w:val="Hyperlink"/>
-            </w:rPr>
-            <w:t>c</w:t>
-          </w:r>
-        </w:hyperlink>
-      </w:r>
-      <w:r>
-        <w:rPr>
-          <w:rFonts w:ascii="Charis SIL Regular" w:hAnsi="Charis SIL Regular" w:eastAsia="Charis SIL Regular"/>
-          <w:b w:val="0"/>
-          <w:i w:val="0"/>
-          <w:color w:val="0000FF"/>
-          <w:sz w:val="24"/>
+          <w:u w:val="single"/>
         </w:rPr>
         <w:t>h</w:t>
       </w:r>
@@ -2208,7 +2102,7 @@
             <w:rPr>
               <w:rStyle w:val="Hyperlink"/>
             </w:rPr>
-            <w:t>Artis</w:t>
+            <w:t>Arti</w:t>
           </w:r>
         </w:hyperlink>
       </w:r>
@@ -2217,6 +2111,16 @@
           <w:rFonts w:ascii="Charis SIL Regular" w:hAnsi="Charis SIL Regular" w:eastAsia="Charis SIL Regular"/>
           <w:b w:val="0"/>
           <w:i w:val="0"/>
+          <w:color w:val="0000FF"/>
+          <w:sz w:val="24"/>
+        </w:rPr>
+        <w:t>s</w:t>
+      </w:r>
+      <w:r>
+        <w:rPr>
+          <w:rFonts w:ascii="Charis SIL Regular" w:hAnsi="Charis SIL Regular" w:eastAsia="Charis SIL Regular"/>
+          <w:b w:val="0"/>
+          <w:i w:val="0"/>
           <w:color w:val="000000"/>
           <w:sz w:val="24"/>
         </w:rPr>
@@ -2230,36 +2134,7 @@
           <w:color w:val="000000"/>
           <w:sz w:val="24"/>
         </w:rPr>
-        <w:t>ging naar h</w:t>
-      </w:r>
-      <w:r>
-        <w:rPr>
-          <w:u w:val="single" w:color="0000ff"/>
-          <w:rFonts w:ascii="Charis SIL Regular" w:hAnsi="Charis SIL Regular" w:eastAsia="Charis SIL Regular"/>
-          <w:b w:val="0"/>
-          <w:i w:val="0"/>
-          <w:color w:val="000000"/>
-          <w:sz w:val="24"/>
-        </w:rPr>
-        <w:t>e</w:t>
-      </w:r>
-      <w:r>
-        <w:rPr>
-          <w:u w:val="single" w:color="0000ff"/>
-          <w:rFonts w:ascii="Charis SIL Regular" w:hAnsi="Charis SIL Regular" w:eastAsia="Charis SIL Regular"/>
-          <w:b w:val="0"/>
-          <w:i w:val="0"/>
-          <w:color w:val="000000"/>
-          <w:sz w:val="24"/>
-        </w:rPr>
-        <w:hyperlink r:id="rId19" w:history="1">
-          <w:r>
-            <w:rPr>
-              <w:rStyle w:val="Hyperlink"/>
-            </w:rPr>
-            <w:t xml:space="preserve">t </w:t>
-          </w:r>
-        </w:hyperlink>
+        <w:t xml:space="preserve">ging naar het </w:t>
       </w:r>
       <w:r>
         <w:rPr>
@@ -2315,6 +2190,7 @@
           <w:i w:val="0"/>
           <w:color w:val="0000FF"/>
           <w:sz w:val="24"/>
+          <w:u w:val="single"/>
         </w:rPr>
         <w:t>fi</w:t>
       </w:r>
@@ -2372,16 +2248,8 @@
           <w:i w:val="0"/>
           <w:color w:val="0000FF"/>
           <w:sz w:val="24"/>
-          <w:u w:val="single"/>
-        </w:rPr>
-        <w:hyperlink r:id="rId12" w:history="1">
-          <w:r>
-            <w:rPr>
-              <w:rStyle w:val="Hyperlink"/>
-            </w:rPr>
-            <w:t>m</w:t>
-          </w:r>
-        </w:hyperlink>
+        </w:rPr>
+        <w:t>m</w:t>
       </w:r>
       <w:r>
         <w:rPr>
@@ -3470,7 +3338,208 @@
           <w:color w:val="000000"/>
           <w:sz w:val="24"/>
         </w:rPr>
-        <w:t xml:space="preserve">, dat tevens beschikbaar is via de Universiteit </w:t>
+        <w:t>,</w:t>
+      </w:r>
+      <w:r>
+        <w:rPr>
+          <w:u w:val="single" w:color="0000ff"/>
+          <w:rFonts w:ascii="Charis SIL Regular" w:hAnsi="Charis SIL Regular" w:eastAsia="Charis SIL Regular"/>
+          <w:b w:val="0"/>
+          <w:i w:val="0"/>
+          <w:color w:val="000000"/>
+          <w:sz w:val="24"/>
+        </w:rPr>
+        <w:hyperlink r:id="rId23" w:history="1">
+          <w:r>
+            <w:rPr>
+              <w:rStyle w:val="Hyperlink"/>
+            </w:rPr>
+            <w:t xml:space="preserve"> da</w:t>
+          </w:r>
+        </w:hyperlink>
+      </w:r>
+      <w:r>
+        <w:rPr>
+          <w:u w:val="single" w:color="0000ff"/>
+          <w:rFonts w:ascii="Charis SIL Regular" w:hAnsi="Charis SIL Regular" w:eastAsia="Charis SIL Regular"/>
+          <w:b w:val="0"/>
+          <w:i w:val="0"/>
+          <w:color w:val="000000"/>
+          <w:sz w:val="24"/>
+        </w:rPr>
+        <w:hyperlink r:id="rId23" w:history="1">
+          <w:r>
+            <w:rPr>
+              <w:rStyle w:val="Hyperlink"/>
+            </w:rPr>
+            <w:t>t</w:t>
+          </w:r>
+        </w:hyperlink>
+      </w:r>
+      <w:r>
+        <w:rPr>
+          <w:u w:val="single" w:color="0000ff"/>
+          <w:rFonts w:ascii="Charis SIL Regular" w:hAnsi="Charis SIL Regular" w:eastAsia="Charis SIL Regular"/>
+          <w:b w:val="0"/>
+          <w:i w:val="0"/>
+          <w:color w:val="000000"/>
+          <w:sz w:val="24"/>
+        </w:rPr>
+        <w:hyperlink r:id="rId23" w:history="1">
+          <w:r>
+            <w:rPr>
+              <w:rStyle w:val="Hyperlink"/>
+            </w:rPr>
+            <w:t xml:space="preserve"> tevens b</w:t>
+          </w:r>
+        </w:hyperlink>
+      </w:r>
+      <w:r>
+        <w:rPr>
+          <w:u w:val="single" w:color="0000ff"/>
+          <w:rFonts w:ascii="Charis SIL Regular" w:hAnsi="Charis SIL Regular" w:eastAsia="Charis SIL Regular"/>
+          <w:b w:val="0"/>
+          <w:i w:val="0"/>
+          <w:color w:val="000000"/>
+          <w:sz w:val="24"/>
+        </w:rPr>
+        <w:hyperlink r:id="rId23" w:history="1">
+          <w:r>
+            <w:rPr>
+              <w:rStyle w:val="Hyperlink"/>
+            </w:rPr>
+            <w:t>e</w:t>
+          </w:r>
+        </w:hyperlink>
+      </w:r>
+      <w:r>
+        <w:rPr>
+          <w:u w:val="single" w:color="0000ff"/>
+          <w:rFonts w:ascii="Charis SIL Regular" w:hAnsi="Charis SIL Regular" w:eastAsia="Charis SIL Regular"/>
+          <w:b w:val="0"/>
+          <w:i w:val="0"/>
+          <w:color w:val="000000"/>
+          <w:sz w:val="24"/>
+        </w:rPr>
+        <w:hyperlink r:id="rId23" w:history="1">
+          <w:r>
+            <w:rPr>
+              <w:rStyle w:val="Hyperlink"/>
+            </w:rPr>
+            <w:t>sc</w:t>
+          </w:r>
+        </w:hyperlink>
+      </w:r>
+      <w:r>
+        <w:rPr>
+          <w:u w:val="single" w:color="0000ff"/>
+          <w:rFonts w:ascii="Charis SIL Regular" w:hAnsi="Charis SIL Regular" w:eastAsia="Charis SIL Regular"/>
+          <w:b w:val="0"/>
+          <w:i w:val="0"/>
+          <w:color w:val="000000"/>
+          <w:sz w:val="24"/>
+        </w:rPr>
+        <w:hyperlink r:id="rId23" w:history="1">
+          <w:r>
+            <w:rPr>
+              <w:rStyle w:val="Hyperlink"/>
+            </w:rPr>
+            <w:t>hikbaar is</w:t>
+          </w:r>
+        </w:hyperlink>
+      </w:r>
+      <w:r>
+        <w:rPr>
+          <w:u w:val="single" w:color="0000ff"/>
+          <w:rFonts w:ascii="Charis SIL Regular" w:hAnsi="Charis SIL Regular" w:eastAsia="Charis SIL Regular"/>
+          <w:b w:val="0"/>
+          <w:i w:val="0"/>
+          <w:color w:val="000000"/>
+          <w:sz w:val="24"/>
+        </w:rPr>
+        <w:t xml:space="preserve"> </w:t>
+      </w:r>
+      <w:r>
+        <w:rPr>
+          <w:u w:val="single" w:color="0000ff"/>
+          <w:rFonts w:ascii="Charis SIL Regular" w:hAnsi="Charis SIL Regular" w:eastAsia="Charis SIL Regular"/>
+          <w:b w:val="0"/>
+          <w:i w:val="0"/>
+          <w:color w:val="000000"/>
+          <w:sz w:val="24"/>
+        </w:rPr>
+        <w:hyperlink r:id="rId23" w:history="1">
+          <w:r>
+            <w:rPr>
+              <w:rStyle w:val="Hyperlink"/>
+            </w:rPr>
+            <w:t>via d</w:t>
+          </w:r>
+        </w:hyperlink>
+      </w:r>
+      <w:r>
+        <w:rPr>
+          <w:u w:val="single" w:color="0000ff"/>
+          <w:rFonts w:ascii="Charis SIL Regular" w:hAnsi="Charis SIL Regular" w:eastAsia="Charis SIL Regular"/>
+          <w:b w:val="0"/>
+          <w:i w:val="0"/>
+          <w:color w:val="000000"/>
+          <w:sz w:val="24"/>
+        </w:rPr>
+        <w:hyperlink r:id="rId23" w:history="1">
+          <w:r>
+            <w:rPr>
+              <w:rStyle w:val="Hyperlink"/>
+            </w:rPr>
+            <w:t>e</w:t>
+          </w:r>
+        </w:hyperlink>
+      </w:r>
+      <w:r>
+        <w:rPr>
+          <w:u w:val="single" w:color="0000ff"/>
+          <w:rFonts w:ascii="Charis SIL Regular" w:hAnsi="Charis SIL Regular" w:eastAsia="Charis SIL Regular"/>
+          <w:b w:val="0"/>
+          <w:i w:val="0"/>
+          <w:color w:val="000000"/>
+          <w:sz w:val="24"/>
+        </w:rPr>
+        <w:hyperlink r:id="rId23" w:history="1">
+          <w:r>
+            <w:rPr>
+              <w:rStyle w:val="Hyperlink"/>
+            </w:rPr>
+            <w:t xml:space="preserve"> Universi</w:t>
+          </w:r>
+        </w:hyperlink>
+      </w:r>
+      <w:r>
+        <w:rPr>
+          <w:u w:val="single" w:color="0000ff"/>
+          <w:rFonts w:ascii="Charis SIL Regular" w:hAnsi="Charis SIL Regular" w:eastAsia="Charis SIL Regular"/>
+          <w:b w:val="0"/>
+          <w:i w:val="0"/>
+          <w:color w:val="000000"/>
+          <w:sz w:val="24"/>
+        </w:rPr>
+        <w:hyperlink r:id="rId23" w:history="1">
+          <w:r>
+            <w:rPr>
+              <w:rStyle w:val="Hyperlink"/>
+            </w:rPr>
+            <w:t>te</w:t>
+          </w:r>
+        </w:hyperlink>
+      </w:r>
+      <w:r>
+        <w:rPr>
+          <w:rFonts w:ascii="Charis SIL Regular" w:hAnsi="Charis SIL Regular" w:eastAsia="Charis SIL Regular"/>
+          <w:b w:val="0"/>
+          <w:i w:val="0"/>
+          <w:color w:val="000000"/>
+          <w:sz w:val="24"/>
+        </w:rPr>
+        <w:t xml:space="preserve">it </w:t>
       </w:r>
       <w:r>
         <w:rPr>
@@ -3492,6 +3561,7 @@
       </w:r>
       <w:r>
         <w:rPr>
+          <w:u w:val="single" w:color="0000ff"/>
           <w:rFonts w:ascii="Charis SIL Regular" w:hAnsi="Charis SIL Regular" w:eastAsia="Charis SIL Regular"/>
           <w:b w:val="0"/>
           <w:i w:val="0"/>

--- a/EXPORTS/DOCX/published/niveau3/Dutch/Wereldtentoonstelling1883.docx
+++ b/EXPORTS/DOCX/published/niveau3/Dutch/Wereldtentoonstelling1883.docx
@@ -787,13 +787,103 @@
       </w:r>
       <w:r>
         <w:rPr>
+          <w:u w:val="single" w:color="0000ff"/>
           <w:rFonts w:ascii="Charis SIL Regular" w:hAnsi="Charis SIL Regular" w:eastAsia="Charis SIL Regular"/>
           <w:b w:val="0"/>
           <w:i w:val="0"/>
           <w:color w:val="000000"/>
           <w:sz w:val="24"/>
         </w:rPr>
-        <w:t>Leiden) en Fredericus Anna Jentink van het t</w:t>
+        <w:hyperlink r:id="rId11" w:history="1">
+          <w:r>
+            <w:rPr>
+              <w:rStyle w:val="Hyperlink"/>
+            </w:rPr>
+            <w:t>Leiden</w:t>
+          </w:r>
+        </w:hyperlink>
+      </w:r>
+      <w:r>
+        <w:rPr>
+          <w:u w:val="single" w:color="0000ff"/>
+          <w:rFonts w:ascii="Charis SIL Regular" w:hAnsi="Charis SIL Regular" w:eastAsia="Charis SIL Regular"/>
+          <w:b w:val="0"/>
+          <w:i w:val="0"/>
+          <w:color w:val="000000"/>
+          <w:sz w:val="24"/>
+        </w:rPr>
+        <w:hyperlink r:id="rId11" w:history="1">
+          <w:r>
+            <w:rPr>
+              <w:rStyle w:val="Hyperlink"/>
+            </w:rPr>
+            <w:t>)</w:t>
+          </w:r>
+        </w:hyperlink>
+      </w:r>
+      <w:r>
+        <w:rPr>
+          <w:u w:val="single" w:color="0000ff"/>
+          <w:rFonts w:ascii="Charis SIL Regular" w:hAnsi="Charis SIL Regular" w:eastAsia="Charis SIL Regular"/>
+          <w:b w:val="0"/>
+          <w:i w:val="0"/>
+          <w:color w:val="000000"/>
+          <w:sz w:val="24"/>
+        </w:rPr>
+        <w:hyperlink r:id="rId11" w:history="1">
+          <w:r>
+            <w:rPr>
+              <w:rStyle w:val="Hyperlink"/>
+            </w:rPr>
+            <w:t xml:space="preserve"> en Fred</w:t>
+          </w:r>
+        </w:hyperlink>
+      </w:r>
+      <w:r>
+        <w:rPr>
+          <w:rFonts w:ascii="Charis SIL Regular" w:hAnsi="Charis SIL Regular" w:eastAsia="Charis SIL Regular"/>
+          <w:b w:val="0"/>
+          <w:i w:val="0"/>
+          <w:color w:val="000000"/>
+          <w:sz w:val="24"/>
+        </w:rPr>
+        <w:t>ericus An</w:t>
+      </w:r>
+      <w:r>
+        <w:rPr>
+          <w:u w:val="single" w:color="0000ff"/>
+          <w:rFonts w:ascii="Charis SIL Regular" w:hAnsi="Charis SIL Regular" w:eastAsia="Charis SIL Regular"/>
+          <w:b w:val="0"/>
+          <w:i w:val="0"/>
+          <w:color w:val="000000"/>
+          <w:sz w:val="24"/>
+        </w:rPr>
+        <w:hyperlink r:id="rId12" w:history="1">
+          <w:r>
+            <w:rPr>
+              <w:rStyle w:val="Hyperlink"/>
+            </w:rPr>
+            <w:t>na Je</w:t>
+          </w:r>
+        </w:hyperlink>
+      </w:r>
+      <w:r>
+        <w:rPr>
+          <w:u w:val="single" w:color="0000ff"/>
+          <w:rFonts w:ascii="Charis SIL Regular" w:hAnsi="Charis SIL Regular" w:eastAsia="Charis SIL Regular"/>
+          <w:b w:val="0"/>
+          <w:i w:val="0"/>
+          <w:color w:val="000000"/>
+          <w:sz w:val="24"/>
+        </w:rPr>
+        <w:hyperlink r:id="rId12" w:history="1">
+          <w:r>
+            <w:rPr>
+              <w:rStyle w:val="Hyperlink"/>
+            </w:rPr>
+            <w:t>ntink van het t</w:t>
+          </w:r>
+        </w:hyperlink>
       </w:r>
       <w:r>
         <w:rPr>
@@ -1463,24 +1553,13 @@
       </w:r>
       <w:r>
         <w:rPr>
-          <w:u w:val="single" w:color="0000ff"/>
           <w:rFonts w:ascii="Charis SIL Regular" w:hAnsi="Charis SIL Regular" w:eastAsia="Charis SIL Regular"/>
           <w:b w:val="0"/>
           <w:i w:val="0"/>
           <w:color w:val="000000"/>
           <w:sz w:val="24"/>
         </w:rPr>
-        <w:t>o</w:t>
-      </w:r>
-      <w:r>
-        <w:rPr>
-          <w:rFonts w:ascii="Charis SIL Regular" w:hAnsi="Charis SIL Regular" w:eastAsia="Charis SIL Regular"/>
-          <w:b w:val="0"/>
-          <w:i w:val="0"/>
-          <w:color w:val="000000"/>
-          <w:sz w:val="24"/>
-        </w:rPr>
-        <w:t>ver wat ande</w:t>
+        <w:t>over wat ande</w:t>
       </w:r>
       <w:r>
         <w:rPr>
@@ -2033,7 +2112,7 @@
             <w:rPr>
               <w:rStyle w:val="Hyperlink"/>
             </w:rPr>
-            <w:t>Etnografisc</w:t>
+            <w:t>Etnografis</w:t>
           </w:r>
         </w:hyperlink>
       </w:r>
@@ -2044,7 +2123,23 @@
           <w:i w:val="0"/>
           <w:color w:val="0000FF"/>
           <w:sz w:val="24"/>
-          <w:u w:val="single"/>
+        </w:rPr>
+        <w:hyperlink r:id="rId20" w:history="1">
+          <w:r>
+            <w:rPr>
+              <w:rStyle w:val="Hyperlink"/>
+            </w:rPr>
+            <w:t>c</w:t>
+          </w:r>
+        </w:hyperlink>
+      </w:r>
+      <w:r>
+        <w:rPr>
+          <w:rFonts w:ascii="Charis SIL Regular" w:hAnsi="Charis SIL Regular" w:eastAsia="Charis SIL Regular"/>
+          <w:b w:val="0"/>
+          <w:i w:val="0"/>
+          <w:color w:val="0000FF"/>
+          <w:sz w:val="24"/>
         </w:rPr>
         <w:t>h</w:t>
       </w:r>
@@ -2102,19 +2197,9 @@
             <w:rPr>
               <w:rStyle w:val="Hyperlink"/>
             </w:rPr>
-            <w:t>Arti</w:t>
+            <w:t>Artis</w:t>
           </w:r>
         </w:hyperlink>
-      </w:r>
-      <w:r>
-        <w:rPr>
-          <w:rFonts w:ascii="Charis SIL Regular" w:hAnsi="Charis SIL Regular" w:eastAsia="Charis SIL Regular"/>
-          <w:b w:val="0"/>
-          <w:i w:val="0"/>
-          <w:color w:val="0000FF"/>
-          <w:sz w:val="24"/>
-        </w:rPr>
-        <w:t>s</w:t>
       </w:r>
       <w:r>
         <w:rPr>
@@ -6351,14 +6436,7 @@
           <w:color w:val="000000"/>
           <w:sz w:val="24"/>
         </w:rPr>
-        <w:hyperlink r:id="rId16" w:history="1">
-          <w:r>
-            <w:rPr>
-              <w:rStyle w:val="Hyperlink"/>
-            </w:rPr>
-            <w:t xml:space="preserve">, </w:t>
-          </w:r>
-        </w:hyperlink>
+        <w:t xml:space="preserve">, </w:t>
       </w:r>
       <w:r>
         <w:rPr>
@@ -6369,7 +6447,7 @@
           <w:sz w:val="24"/>
           <w:u w:val="single"/>
         </w:rPr>
-        <w:hyperlink r:id="rId16" w:history="1">
+        <w:hyperlink r:id="rId32" w:history="1">
           <w:r>
             <w:rPr>
               <w:rStyle w:val="Hyperlink"/>
@@ -6387,7 +6465,7 @@
           <w:sz w:val="24"/>
           <w:u w:val="single"/>
         </w:rPr>
-        <w:hyperlink r:id="rId16" w:history="1">
+        <w:hyperlink r:id="rId32" w:history="1">
           <w:r>
             <w:rPr>
               <w:rStyle w:val="Hyperlink"/>
@@ -6416,7 +6494,7 @@
           <w:sz w:val="24"/>
           <w:u w:val="single"/>
         </w:rPr>
-        <w:hyperlink r:id="rId16" w:history="1">
+        <w:hyperlink r:id="rId32" w:history="1">
           <w:r>
             <w:rPr>
               <w:rStyle w:val="Hyperlink"/>
@@ -6513,7 +6591,7 @@
           <w:color w:val="0000FF"/>
           <w:sz w:val="24"/>
         </w:rPr>
-        <w:hyperlink r:id="rId32" w:history="1">
+        <w:hyperlink r:id="rId33" w:history="1">
           <w:r>
             <w:rPr>
               <w:rStyle w:val="Hyperlink"/>
@@ -6530,7 +6608,7 @@
           <w:color w:val="0000FF"/>
           <w:sz w:val="24"/>
         </w:rPr>
-        <w:hyperlink r:id="rId32" w:history="1">
+        <w:hyperlink r:id="rId33" w:history="1">
           <w:r>
             <w:rPr>
               <w:rStyle w:val="Hyperlink"/>
@@ -6547,7 +6625,7 @@
           <w:color w:val="0000FF"/>
           <w:sz w:val="24"/>
         </w:rPr>
-        <w:hyperlink r:id="rId32" w:history="1">
+        <w:hyperlink r:id="rId33" w:history="1">
           <w:r>
             <w:rPr>
               <w:rStyle w:val="Hyperlink"/>
@@ -6564,7 +6642,7 @@
           <w:color w:val="0000FF"/>
           <w:sz w:val="24"/>
         </w:rPr>
-        <w:hyperlink r:id="rId32" w:history="1">
+        <w:hyperlink r:id="rId33" w:history="1">
           <w:r>
             <w:rPr>
               <w:rStyle w:val="Hyperlink"/>
@@ -6581,7 +6659,7 @@
           <w:color w:val="0000FF"/>
           <w:sz w:val="24"/>
         </w:rPr>
-        <w:hyperlink r:id="rId32" w:history="1">
+        <w:hyperlink r:id="rId33" w:history="1">
           <w:r>
             <w:rPr>
               <w:rStyle w:val="Hyperlink"/>

--- a/EXPORTS/DOCX/published/niveau3/Dutch/Wereldtentoonstelling1883.docx
+++ b/EXPORTS/DOCX/published/niveau3/Dutch/Wereldtentoonstelling1883.docx
@@ -787,103 +787,13 @@
       </w:r>
       <w:r>
         <w:rPr>
-          <w:u w:val="single" w:color="0000ff"/>
           <w:rFonts w:ascii="Charis SIL Regular" w:hAnsi="Charis SIL Regular" w:eastAsia="Charis SIL Regular"/>
           <w:b w:val="0"/>
           <w:i w:val="0"/>
           <w:color w:val="000000"/>
           <w:sz w:val="24"/>
         </w:rPr>
-        <w:hyperlink r:id="rId11" w:history="1">
-          <w:r>
-            <w:rPr>
-              <w:rStyle w:val="Hyperlink"/>
-            </w:rPr>
-            <w:t>Leiden</w:t>
-          </w:r>
-        </w:hyperlink>
-      </w:r>
-      <w:r>
-        <w:rPr>
-          <w:u w:val="single" w:color="0000ff"/>
-          <w:rFonts w:ascii="Charis SIL Regular" w:hAnsi="Charis SIL Regular" w:eastAsia="Charis SIL Regular"/>
-          <w:b w:val="0"/>
-          <w:i w:val="0"/>
-          <w:color w:val="000000"/>
-          <w:sz w:val="24"/>
-        </w:rPr>
-        <w:hyperlink r:id="rId11" w:history="1">
-          <w:r>
-            <w:rPr>
-              <w:rStyle w:val="Hyperlink"/>
-            </w:rPr>
-            <w:t>)</w:t>
-          </w:r>
-        </w:hyperlink>
-      </w:r>
-      <w:r>
-        <w:rPr>
-          <w:u w:val="single" w:color="0000ff"/>
-          <w:rFonts w:ascii="Charis SIL Regular" w:hAnsi="Charis SIL Regular" w:eastAsia="Charis SIL Regular"/>
-          <w:b w:val="0"/>
-          <w:i w:val="0"/>
-          <w:color w:val="000000"/>
-          <w:sz w:val="24"/>
-        </w:rPr>
-        <w:hyperlink r:id="rId11" w:history="1">
-          <w:r>
-            <w:rPr>
-              <w:rStyle w:val="Hyperlink"/>
-            </w:rPr>
-            <w:t xml:space="preserve"> en Fred</w:t>
-          </w:r>
-        </w:hyperlink>
-      </w:r>
-      <w:r>
-        <w:rPr>
-          <w:rFonts w:ascii="Charis SIL Regular" w:hAnsi="Charis SIL Regular" w:eastAsia="Charis SIL Regular"/>
-          <w:b w:val="0"/>
-          <w:i w:val="0"/>
-          <w:color w:val="000000"/>
-          <w:sz w:val="24"/>
-        </w:rPr>
-        <w:t>ericus An</w:t>
-      </w:r>
-      <w:r>
-        <w:rPr>
-          <w:u w:val="single" w:color="0000ff"/>
-          <w:rFonts w:ascii="Charis SIL Regular" w:hAnsi="Charis SIL Regular" w:eastAsia="Charis SIL Regular"/>
-          <w:b w:val="0"/>
-          <w:i w:val="0"/>
-          <w:color w:val="000000"/>
-          <w:sz w:val="24"/>
-        </w:rPr>
-        <w:hyperlink r:id="rId12" w:history="1">
-          <w:r>
-            <w:rPr>
-              <w:rStyle w:val="Hyperlink"/>
-            </w:rPr>
-            <w:t>na Je</w:t>
-          </w:r>
-        </w:hyperlink>
-      </w:r>
-      <w:r>
-        <w:rPr>
-          <w:u w:val="single" w:color="0000ff"/>
-          <w:rFonts w:ascii="Charis SIL Regular" w:hAnsi="Charis SIL Regular" w:eastAsia="Charis SIL Regular"/>
-          <w:b w:val="0"/>
-          <w:i w:val="0"/>
-          <w:color w:val="000000"/>
-          <w:sz w:val="24"/>
-        </w:rPr>
-        <w:hyperlink r:id="rId12" w:history="1">
-          <w:r>
-            <w:rPr>
-              <w:rStyle w:val="Hyperlink"/>
-            </w:rPr>
-            <w:t>ntink van het t</w:t>
-          </w:r>
-        </w:hyperlink>
+        <w:t>Leiden) en Fredericus Anna Jentink van het t</w:t>
       </w:r>
       <w:r>
         <w:rPr>
@@ -1553,13 +1463,24 @@
       </w:r>
       <w:r>
         <w:rPr>
+          <w:u w:val="single" w:color="0000ff"/>
           <w:rFonts w:ascii="Charis SIL Regular" w:hAnsi="Charis SIL Regular" w:eastAsia="Charis SIL Regular"/>
           <w:b w:val="0"/>
           <w:i w:val="0"/>
           <w:color w:val="000000"/>
           <w:sz w:val="24"/>
         </w:rPr>
-        <w:t>over wat ande</w:t>
+        <w:t>o</w:t>
+      </w:r>
+      <w:r>
+        <w:rPr>
+          <w:rFonts w:ascii="Charis SIL Regular" w:hAnsi="Charis SIL Regular" w:eastAsia="Charis SIL Regular"/>
+          <w:b w:val="0"/>
+          <w:i w:val="0"/>
+          <w:color w:val="000000"/>
+          <w:sz w:val="24"/>
+        </w:rPr>
+        <w:t>ver wat ande</w:t>
       </w:r>
       <w:r>
         <w:rPr>
@@ -1995,6 +1916,7 @@
           <w:i w:val="0"/>
           <w:color w:val="0000FF"/>
           <w:sz w:val="24"/>
+          <w:u w:val="single"/>
         </w:rPr>
         <w:hyperlink r:id="rId19" w:history="1">
           <w:r>
@@ -2112,7 +2034,7 @@
             <w:rPr>
               <w:rStyle w:val="Hyperlink"/>
             </w:rPr>
-            <w:t>Etnografis</w:t>
+            <w:t>Etnografisc</w:t>
           </w:r>
         </w:hyperlink>
       </w:r>
@@ -2123,23 +2045,7 @@
           <w:i w:val="0"/>
           <w:color w:val="0000FF"/>
           <w:sz w:val="24"/>
-        </w:rPr>
-        <w:hyperlink r:id="rId20" w:history="1">
-          <w:r>
-            <w:rPr>
-              <w:rStyle w:val="Hyperlink"/>
-            </w:rPr>
-            <w:t>c</w:t>
-          </w:r>
-        </w:hyperlink>
-      </w:r>
-      <w:r>
-        <w:rPr>
-          <w:rFonts w:ascii="Charis SIL Regular" w:hAnsi="Charis SIL Regular" w:eastAsia="Charis SIL Regular"/>
-          <w:b w:val="0"/>
-          <w:i w:val="0"/>
-          <w:color w:val="0000FF"/>
-          <w:sz w:val="24"/>
+          <w:u w:val="single"/>
         </w:rPr>
         <w:t>h</w:t>
       </w:r>
@@ -2197,7 +2103,7 @@
             <w:rPr>
               <w:rStyle w:val="Hyperlink"/>
             </w:rPr>
-            <w:t>Artis</w:t>
+            <w:t>Arti</w:t>
           </w:r>
         </w:hyperlink>
       </w:r>
@@ -2206,6 +2112,16 @@
           <w:rFonts w:ascii="Charis SIL Regular" w:hAnsi="Charis SIL Regular" w:eastAsia="Charis SIL Regular"/>
           <w:b w:val="0"/>
           <w:i w:val="0"/>
+          <w:color w:val="0000FF"/>
+          <w:sz w:val="24"/>
+        </w:rPr>
+        <w:t>s</w:t>
+      </w:r>
+      <w:r>
+        <w:rPr>
+          <w:rFonts w:ascii="Charis SIL Regular" w:hAnsi="Charis SIL Regular" w:eastAsia="Charis SIL Regular"/>
+          <w:b w:val="0"/>
+          <w:i w:val="0"/>
           <w:color w:val="000000"/>
           <w:sz w:val="24"/>
         </w:rPr>
@@ -2219,7 +2135,18 @@
           <w:color w:val="000000"/>
           <w:sz w:val="24"/>
         </w:rPr>
-        <w:t xml:space="preserve">ging naar het </w:t>
+        <w:t>ging naar h</w:t>
+      </w:r>
+      <w:r>
+        <w:rPr>
+          <w:u w:val="single" w:color="0000ff"/>
+          <w:rFonts w:ascii="Charis SIL Regular" w:hAnsi="Charis SIL Regular" w:eastAsia="Charis SIL Regular"/>
+          <w:b w:val="0"/>
+          <w:i w:val="0"/>
+          <w:color w:val="000000"/>
+          <w:sz w:val="24"/>
+        </w:rPr>
+        <w:t xml:space="preserve">et </w:t>
       </w:r>
       <w:r>
         <w:rPr>
@@ -2322,7 +2249,7 @@
             <w:rPr>
               <w:rStyle w:val="Hyperlink"/>
             </w:rPr>
-            <w:t>Museu</w:t>
+            <w:t>Mus</w:t>
           </w:r>
         </w:hyperlink>
       </w:r>
@@ -2333,8 +2260,27 @@
           <w:i w:val="0"/>
           <w:color w:val="0000FF"/>
           <w:sz w:val="24"/>
-        </w:rPr>
-        <w:t>m</w:t>
+          <w:u w:val="single"/>
+        </w:rPr>
+        <w:t>e</w:t>
+      </w:r>
+      <w:r>
+        <w:rPr>
+          <w:rFonts w:ascii="Charis SIL Regular" w:hAnsi="Charis SIL Regular" w:eastAsia="Charis SIL Regular"/>
+          <w:b w:val="0"/>
+          <w:i w:val="0"/>
+          <w:color w:val="0000FF"/>
+          <w:sz w:val="24"/>
+          <w:u w:val="single"/>
+        </w:rPr>
+        <w:hyperlink r:id="rId12" w:history="1">
+          <w:r>
+            <w:rPr>
+              <w:rStyle w:val="Hyperlink"/>
+            </w:rPr>
+            <w:t>um</w:t>
+          </w:r>
+        </w:hyperlink>
       </w:r>
       <w:r>
         <w:rPr>
@@ -6377,9 +6323,15 @@
           <w:i w:val="0"/>
           <w:color w:val="0000FF"/>
           <w:sz w:val="24"/>
-          <w:u w:val="single"/>
-        </w:rPr>
-        <w:t>d</w:t>
+        </w:rPr>
+        <w:hyperlink r:id="rId16" w:history="1">
+          <w:r>
+            <w:rPr>
+              <w:rStyle w:val="Hyperlink"/>
+            </w:rPr>
+            <w:t>d</w:t>
+          </w:r>
+        </w:hyperlink>
       </w:r>
       <w:r>
         <w:rPr>
@@ -6436,7 +6388,14 @@
           <w:color w:val="000000"/>
           <w:sz w:val="24"/>
         </w:rPr>
-        <w:t xml:space="preserve">, </w:t>
+        <w:hyperlink r:id="rId16" w:history="1">
+          <w:r>
+            <w:rPr>
+              <w:rStyle w:val="Hyperlink"/>
+            </w:rPr>
+            <w:t xml:space="preserve">, </w:t>
+          </w:r>
+        </w:hyperlink>
       </w:r>
       <w:r>
         <w:rPr>
@@ -6447,7 +6406,7 @@
           <w:sz w:val="24"/>
           <w:u w:val="single"/>
         </w:rPr>
-        <w:hyperlink r:id="rId32" w:history="1">
+        <w:hyperlink r:id="rId16" w:history="1">
           <w:r>
             <w:rPr>
               <w:rStyle w:val="Hyperlink"/>
@@ -6465,7 +6424,7 @@
           <w:sz w:val="24"/>
           <w:u w:val="single"/>
         </w:rPr>
-        <w:hyperlink r:id="rId32" w:history="1">
+        <w:hyperlink r:id="rId16" w:history="1">
           <w:r>
             <w:rPr>
               <w:rStyle w:val="Hyperlink"/>
@@ -6494,7 +6453,7 @@
           <w:sz w:val="24"/>
           <w:u w:val="single"/>
         </w:rPr>
-        <w:hyperlink r:id="rId32" w:history="1">
+        <w:hyperlink r:id="rId16" w:history="1">
           <w:r>
             <w:rPr>
               <w:rStyle w:val="Hyperlink"/>
@@ -6591,7 +6550,7 @@
           <w:color w:val="0000FF"/>
           <w:sz w:val="24"/>
         </w:rPr>
-        <w:hyperlink r:id="rId33" w:history="1">
+        <w:hyperlink r:id="rId32" w:history="1">
           <w:r>
             <w:rPr>
               <w:rStyle w:val="Hyperlink"/>
@@ -6608,7 +6567,7 @@
           <w:color w:val="0000FF"/>
           <w:sz w:val="24"/>
         </w:rPr>
-        <w:hyperlink r:id="rId33" w:history="1">
+        <w:hyperlink r:id="rId32" w:history="1">
           <w:r>
             <w:rPr>
               <w:rStyle w:val="Hyperlink"/>
@@ -6625,7 +6584,7 @@
           <w:color w:val="0000FF"/>
           <w:sz w:val="24"/>
         </w:rPr>
-        <w:hyperlink r:id="rId33" w:history="1">
+        <w:hyperlink r:id="rId32" w:history="1">
           <w:r>
             <w:rPr>
               <w:rStyle w:val="Hyperlink"/>
@@ -6642,7 +6601,7 @@
           <w:color w:val="0000FF"/>
           <w:sz w:val="24"/>
         </w:rPr>
-        <w:hyperlink r:id="rId33" w:history="1">
+        <w:hyperlink r:id="rId32" w:history="1">
           <w:r>
             <w:rPr>
               <w:rStyle w:val="Hyperlink"/>
@@ -6659,7 +6618,7 @@
           <w:color w:val="0000FF"/>
           <w:sz w:val="24"/>
         </w:rPr>
-        <w:hyperlink r:id="rId33" w:history="1">
+        <w:hyperlink r:id="rId32" w:history="1">
           <w:r>
             <w:rPr>
               <w:rStyle w:val="Hyperlink"/>

--- a/EXPORTS/DOCX/published/niveau3/Dutch/Wereldtentoonstelling1883.docx
+++ b/EXPORTS/DOCX/published/niveau3/Dutch/Wereldtentoonstelling1883.docx
@@ -787,13 +787,103 @@
       </w:r>
       <w:r>
         <w:rPr>
+          <w:u w:val="single" w:color="0000ff"/>
           <w:rFonts w:ascii="Charis SIL Regular" w:hAnsi="Charis SIL Regular" w:eastAsia="Charis SIL Regular"/>
           <w:b w:val="0"/>
           <w:i w:val="0"/>
           <w:color w:val="000000"/>
           <w:sz w:val="24"/>
         </w:rPr>
-        <w:t>Leiden) en Fredericus Anna Jentink van het t</w:t>
+        <w:hyperlink r:id="rId11" w:history="1">
+          <w:r>
+            <w:rPr>
+              <w:rStyle w:val="Hyperlink"/>
+            </w:rPr>
+            <w:t>Leiden</w:t>
+          </w:r>
+        </w:hyperlink>
+      </w:r>
+      <w:r>
+        <w:rPr>
+          <w:u w:val="single" w:color="0000ff"/>
+          <w:rFonts w:ascii="Charis SIL Regular" w:hAnsi="Charis SIL Regular" w:eastAsia="Charis SIL Regular"/>
+          <w:b w:val="0"/>
+          <w:i w:val="0"/>
+          <w:color w:val="000000"/>
+          <w:sz w:val="24"/>
+        </w:rPr>
+        <w:hyperlink r:id="rId11" w:history="1">
+          <w:r>
+            <w:rPr>
+              <w:rStyle w:val="Hyperlink"/>
+            </w:rPr>
+            <w:t>)</w:t>
+          </w:r>
+        </w:hyperlink>
+      </w:r>
+      <w:r>
+        <w:rPr>
+          <w:u w:val="single" w:color="0000ff"/>
+          <w:rFonts w:ascii="Charis SIL Regular" w:hAnsi="Charis SIL Regular" w:eastAsia="Charis SIL Regular"/>
+          <w:b w:val="0"/>
+          <w:i w:val="0"/>
+          <w:color w:val="000000"/>
+          <w:sz w:val="24"/>
+        </w:rPr>
+        <w:hyperlink r:id="rId11" w:history="1">
+          <w:r>
+            <w:rPr>
+              <w:rStyle w:val="Hyperlink"/>
+            </w:rPr>
+            <w:t xml:space="preserve"> en Fred</w:t>
+          </w:r>
+        </w:hyperlink>
+      </w:r>
+      <w:r>
+        <w:rPr>
+          <w:rFonts w:ascii="Charis SIL Regular" w:hAnsi="Charis SIL Regular" w:eastAsia="Charis SIL Regular"/>
+          <w:b w:val="0"/>
+          <w:i w:val="0"/>
+          <w:color w:val="000000"/>
+          <w:sz w:val="24"/>
+        </w:rPr>
+        <w:t>ericus An</w:t>
+      </w:r>
+      <w:r>
+        <w:rPr>
+          <w:u w:val="single" w:color="0000ff"/>
+          <w:rFonts w:ascii="Charis SIL Regular" w:hAnsi="Charis SIL Regular" w:eastAsia="Charis SIL Regular"/>
+          <w:b w:val="0"/>
+          <w:i w:val="0"/>
+          <w:color w:val="000000"/>
+          <w:sz w:val="24"/>
+        </w:rPr>
+        <w:hyperlink r:id="rId12" w:history="1">
+          <w:r>
+            <w:rPr>
+              <w:rStyle w:val="Hyperlink"/>
+            </w:rPr>
+            <w:t>na Je</w:t>
+          </w:r>
+        </w:hyperlink>
+      </w:r>
+      <w:r>
+        <w:rPr>
+          <w:u w:val="single" w:color="0000ff"/>
+          <w:rFonts w:ascii="Charis SIL Regular" w:hAnsi="Charis SIL Regular" w:eastAsia="Charis SIL Regular"/>
+          <w:b w:val="0"/>
+          <w:i w:val="0"/>
+          <w:color w:val="000000"/>
+          <w:sz w:val="24"/>
+        </w:rPr>
+        <w:hyperlink r:id="rId12" w:history="1">
+          <w:r>
+            <w:rPr>
+              <w:rStyle w:val="Hyperlink"/>
+            </w:rPr>
+            <w:t>ntink van het t</w:t>
+          </w:r>
+        </w:hyperlink>
       </w:r>
       <w:r>
         <w:rPr>
@@ -2074,9 +2164,19 @@
             <w:rPr>
               <w:rStyle w:val="Hyperlink"/>
             </w:rPr>
-            <w:t>Museum</w:t>
+            <w:t>Museu</w:t>
           </w:r>
         </w:hyperlink>
+      </w:r>
+      <w:r>
+        <w:rPr>
+          <w:rFonts w:ascii="Charis SIL Regular" w:hAnsi="Charis SIL Regular" w:eastAsia="Charis SIL Regular"/>
+          <w:b w:val="0"/>
+          <w:i w:val="0"/>
+          <w:color w:val="0000FF"/>
+          <w:sz w:val="24"/>
+        </w:rPr>
+        <w:t>m</w:t>
       </w:r>
       <w:r>
         <w:rPr>
@@ -2103,7 +2203,7 @@
             <w:rPr>
               <w:rStyle w:val="Hyperlink"/>
             </w:rPr>
-            <w:t>Arti</w:t>
+            <w:t>Artis</w:t>
           </w:r>
         </w:hyperlink>
       </w:r>
@@ -2112,52 +2212,42 @@
           <w:rFonts w:ascii="Charis SIL Regular" w:hAnsi="Charis SIL Regular" w:eastAsia="Charis SIL Regular"/>
           <w:b w:val="0"/>
           <w:i w:val="0"/>
+          <w:color w:val="000000"/>
+          <w:sz w:val="24"/>
+        </w:rPr>
+        <w:t xml:space="preserve">. Het merendeel </w:t>
+      </w:r>
+      <w:r>
+        <w:rPr>
+          <w:rFonts w:ascii="Charis SIL Regular" w:hAnsi="Charis SIL Regular" w:eastAsia="Charis SIL Regular"/>
+          <w:b w:val="0"/>
+          <w:i w:val="0"/>
+          <w:color w:val="000000"/>
+          <w:sz w:val="24"/>
+        </w:rPr>
+        <w:t>ging naar h</w:t>
+      </w:r>
+      <w:r>
+        <w:rPr>
+          <w:u w:val="single" w:color="0000ff"/>
+          <w:rFonts w:ascii="Charis SIL Regular" w:hAnsi="Charis SIL Regular" w:eastAsia="Charis SIL Regular"/>
+          <w:b w:val="0"/>
+          <w:i w:val="0"/>
+          <w:color w:val="000000"/>
+          <w:sz w:val="24"/>
+        </w:rPr>
+        <w:t xml:space="preserve">et </w:t>
+      </w:r>
+      <w:r>
+        <w:rPr>
+          <w:rFonts w:ascii="Charis SIL Regular" w:hAnsi="Charis SIL Regular" w:eastAsia="Charis SIL Regular"/>
+          <w:b w:val="0"/>
+          <w:i w:val="0"/>
           <w:color w:val="0000FF"/>
           <w:sz w:val="24"/>
-        </w:rPr>
-        <w:t>s</w:t>
-      </w:r>
-      <w:r>
-        <w:rPr>
-          <w:rFonts w:ascii="Charis SIL Regular" w:hAnsi="Charis SIL Regular" w:eastAsia="Charis SIL Regular"/>
-          <w:b w:val="0"/>
-          <w:i w:val="0"/>
-          <w:color w:val="000000"/>
-          <w:sz w:val="24"/>
-        </w:rPr>
-        <w:t xml:space="preserve">. Het merendeel </w:t>
-      </w:r>
-      <w:r>
-        <w:rPr>
-          <w:rFonts w:ascii="Charis SIL Regular" w:hAnsi="Charis SIL Regular" w:eastAsia="Charis SIL Regular"/>
-          <w:b w:val="0"/>
-          <w:i w:val="0"/>
-          <w:color w:val="000000"/>
-          <w:sz w:val="24"/>
-        </w:rPr>
-        <w:t>ging naar h</w:t>
-      </w:r>
-      <w:r>
-        <w:rPr>
-          <w:u w:val="single" w:color="0000ff"/>
-          <w:rFonts w:ascii="Charis SIL Regular" w:hAnsi="Charis SIL Regular" w:eastAsia="Charis SIL Regular"/>
-          <w:b w:val="0"/>
-          <w:i w:val="0"/>
-          <w:color w:val="000000"/>
-          <w:sz w:val="24"/>
-        </w:rPr>
-        <w:t xml:space="preserve">et </w:t>
-      </w:r>
-      <w:r>
-        <w:rPr>
-          <w:rFonts w:ascii="Charis SIL Regular" w:hAnsi="Charis SIL Regular" w:eastAsia="Charis SIL Regular"/>
-          <w:b w:val="0"/>
-          <w:i w:val="0"/>
-          <w:color w:val="0000FF"/>
-          <w:sz w:val="24"/>
           <w:u w:val="single"/>
         </w:rPr>
-        <w:hyperlink r:id="rId19" w:history="1">
+        <w:hyperlink r:id="rId12" w:history="1">
           <w:r>
             <w:rPr>
               <w:rStyle w:val="Hyperlink"/>
@@ -2186,7 +2276,7 @@
           <w:sz w:val="24"/>
           <w:u w:val="single"/>
         </w:rPr>
-        <w:hyperlink r:id="rId19" w:history="1">
+        <w:hyperlink r:id="rId12" w:history="1">
           <w:r>
             <w:rPr>
               <w:rStyle w:val="Hyperlink"/>
@@ -2204,81 +2294,12 @@
           <w:sz w:val="24"/>
           <w:u w:val="single"/>
         </w:rPr>
-        <w:t>fi</w:t>
-      </w:r>
-      <w:r>
-        <w:rPr>
-          <w:rFonts w:ascii="Charis SIL Regular" w:hAnsi="Charis SIL Regular" w:eastAsia="Charis SIL Regular"/>
-          <w:b w:val="0"/>
-          <w:i w:val="0"/>
-          <w:color w:val="0000FF"/>
-          <w:sz w:val="24"/>
-          <w:u w:val="single"/>
-        </w:rPr>
-        <w:hyperlink r:id="rId19" w:history="1">
-          <w:r>
-            <w:rPr>
-              <w:rStyle w:val="Hyperlink"/>
-            </w:rPr>
-            <w:t>sch</w:t>
-          </w:r>
-        </w:hyperlink>
-      </w:r>
-      <w:r>
-        <w:rPr>
-          <w:rFonts w:ascii="Charis SIL Regular" w:hAnsi="Charis SIL Regular" w:eastAsia="Charis SIL Regular"/>
-          <w:b w:val="0"/>
-          <w:i w:val="0"/>
-          <w:color w:val="0000FF"/>
-          <w:sz w:val="24"/>
-          <w:u w:val="single"/>
-        </w:rPr>
-        <w:t xml:space="preserve"> </w:t>
-      </w:r>
-      <w:r>
-        <w:rPr>
-          <w:rFonts w:ascii="Charis SIL Regular" w:hAnsi="Charis SIL Regular" w:eastAsia="Charis SIL Regular"/>
-          <w:b w:val="0"/>
-          <w:i w:val="0"/>
-          <w:color w:val="0000FF"/>
-          <w:sz w:val="24"/>
-          <w:u w:val="single"/>
-        </w:rPr>
-        <w:hyperlink r:id="rId19" w:history="1">
-          <w:r>
-            <w:rPr>
-              <w:rStyle w:val="Hyperlink"/>
-            </w:rPr>
-            <w:t>Mus</w:t>
-          </w:r>
-        </w:hyperlink>
-      </w:r>
-      <w:r>
-        <w:rPr>
-          <w:rFonts w:ascii="Charis SIL Regular" w:hAnsi="Charis SIL Regular" w:eastAsia="Charis SIL Regular"/>
-          <w:b w:val="0"/>
-          <w:i w:val="0"/>
-          <w:color w:val="0000FF"/>
-          <w:sz w:val="24"/>
-          <w:u w:val="single"/>
-        </w:rPr>
-        <w:t>e</w:t>
-      </w:r>
-      <w:r>
-        <w:rPr>
-          <w:rFonts w:ascii="Charis SIL Regular" w:hAnsi="Charis SIL Regular" w:eastAsia="Charis SIL Regular"/>
-          <w:b w:val="0"/>
-          <w:i w:val="0"/>
-          <w:color w:val="0000FF"/>
-          <w:sz w:val="24"/>
-          <w:u w:val="single"/>
-        </w:rPr>
         <w:hyperlink r:id="rId12" w:history="1">
           <w:r>
             <w:rPr>
               <w:rStyle w:val="Hyperlink"/>
             </w:rPr>
-            <w:t>um</w:t>
+            <w:t>fi</w:t>
           </w:r>
         </w:hyperlink>
       </w:r>
@@ -2287,50 +2308,11 @@
           <w:rFonts w:ascii="Charis SIL Regular" w:hAnsi="Charis SIL Regular" w:eastAsia="Charis SIL Regular"/>
           <w:b w:val="0"/>
           <w:i w:val="0"/>
-          <w:color w:val="000000"/>
-          <w:sz w:val="24"/>
-        </w:rPr>
-        <w:t xml:space="preserve"> in Lei</w:t>
-      </w:r>
-      <w:r>
-        <w:rPr>
-          <w:u w:val="single" w:color="0000ff"/>
-          <w:rFonts w:ascii="Charis SIL Regular" w:hAnsi="Charis SIL Regular" w:eastAsia="Charis SIL Regular"/>
-          <w:b w:val="0"/>
-          <w:i w:val="0"/>
-          <w:color w:val="000000"/>
-          <w:sz w:val="24"/>
-        </w:rPr>
-        <w:t>d</w:t>
-      </w:r>
-      <w:r>
-        <w:rPr>
-          <w:u w:val="single" w:color="0000ff"/>
-          <w:rFonts w:ascii="Charis SIL Regular" w:hAnsi="Charis SIL Regular" w:eastAsia="Charis SIL Regular"/>
-          <w:b w:val="0"/>
-          <w:i w:val="0"/>
-          <w:color w:val="000000"/>
-          <w:sz w:val="24"/>
-        </w:rPr>
-        <w:hyperlink r:id="rId20" w:history="1">
-          <w:r>
-            <w:rPr>
-              <w:rStyle w:val="Hyperlink"/>
-            </w:rPr>
-            <w:t>en. Daarnaa</w:t>
-          </w:r>
-        </w:hyperlink>
-      </w:r>
-      <w:r>
-        <w:rPr>
-          <w:u w:val="single" w:color="0000ff"/>
-          <w:rFonts w:ascii="Charis SIL Regular" w:hAnsi="Charis SIL Regular" w:eastAsia="Charis SIL Regular"/>
-          <w:b w:val="0"/>
-          <w:i w:val="0"/>
-          <w:color w:val="000000"/>
-          <w:sz w:val="24"/>
-        </w:rPr>
-        <w:hyperlink r:id="rId20" w:history="1">
+          <w:color w:val="0000FF"/>
+          <w:sz w:val="24"/>
+          <w:u w:val="single"/>
+        </w:rPr>
+        <w:hyperlink r:id="rId12" w:history="1">
           <w:r>
             <w:rPr>
               <w:rStyle w:val="Hyperlink"/>
@@ -2341,21 +2323,87 @@
       </w:r>
       <w:r>
         <w:rPr>
-          <w:u w:val="single" w:color="0000ff"/>
-          <w:rFonts w:ascii="Charis SIL Regular" w:hAnsi="Charis SIL Regular" w:eastAsia="Charis SIL Regular"/>
-          <w:b w:val="0"/>
-          <w:i w:val="0"/>
-          <w:color w:val="000000"/>
-          <w:sz w:val="24"/>
-        </w:rPr>
-        <w:hyperlink r:id="rId20" w:history="1">
+          <w:rFonts w:ascii="Charis SIL Regular" w:hAnsi="Charis SIL Regular" w:eastAsia="Charis SIL Regular"/>
+          <w:b w:val="0"/>
+          <w:i w:val="0"/>
+          <w:color w:val="0000FF"/>
+          <w:sz w:val="24"/>
+        </w:rPr>
+        <w:hyperlink r:id="rId12" w:history="1">
           <w:r>
             <w:rPr>
               <w:rStyle w:val="Hyperlink"/>
             </w:rPr>
-            <w:t>t wist he</w:t>
+            <w:t>c</w:t>
           </w:r>
         </w:hyperlink>
+      </w:r>
+      <w:r>
+        <w:rPr>
+          <w:rFonts w:ascii="Charis SIL Regular" w:hAnsi="Charis SIL Regular" w:eastAsia="Charis SIL Regular"/>
+          <w:b w:val="0"/>
+          <w:i w:val="0"/>
+          <w:color w:val="0000FF"/>
+          <w:sz w:val="24"/>
+        </w:rPr>
+        <w:t>h</w:t>
+      </w:r>
+      <w:r>
+        <w:rPr>
+          <w:rFonts w:ascii="Charis SIL Regular" w:hAnsi="Charis SIL Regular" w:eastAsia="Charis SIL Regular"/>
+          <w:b w:val="0"/>
+          <w:i w:val="0"/>
+          <w:color w:val="0000FF"/>
+          <w:sz w:val="24"/>
+          <w:u w:val="single"/>
+        </w:rPr>
+        <w:t xml:space="preserve"> </w:t>
+      </w:r>
+      <w:r>
+        <w:rPr>
+          <w:rFonts w:ascii="Charis SIL Regular" w:hAnsi="Charis SIL Regular" w:eastAsia="Charis SIL Regular"/>
+          <w:b w:val="0"/>
+          <w:i w:val="0"/>
+          <w:color w:val="0000FF"/>
+          <w:sz w:val="24"/>
+          <w:u w:val="single"/>
+        </w:rPr>
+        <w:hyperlink r:id="rId12" w:history="1">
+          <w:r>
+            <w:rPr>
+              <w:rStyle w:val="Hyperlink"/>
+            </w:rPr>
+            <w:t>Museu</w:t>
+          </w:r>
+        </w:hyperlink>
+      </w:r>
+      <w:r>
+        <w:rPr>
+          <w:rFonts w:ascii="Charis SIL Regular" w:hAnsi="Charis SIL Regular" w:eastAsia="Charis SIL Regular"/>
+          <w:b w:val="0"/>
+          <w:i w:val="0"/>
+          <w:color w:val="0000FF"/>
+          <w:sz w:val="24"/>
+          <w:u w:val="single"/>
+        </w:rPr>
+        <w:hyperlink r:id="rId12" w:history="1">
+          <w:r>
+            <w:rPr>
+              <w:rStyle w:val="Hyperlink"/>
+            </w:rPr>
+            <w:t>m</w:t>
+          </w:r>
+        </w:hyperlink>
+      </w:r>
+      <w:r>
+        <w:rPr>
+          <w:rFonts w:ascii="Charis SIL Regular" w:hAnsi="Charis SIL Regular" w:eastAsia="Charis SIL Regular"/>
+          <w:b w:val="0"/>
+          <w:i w:val="0"/>
+          <w:color w:val="000000"/>
+          <w:sz w:val="24"/>
+        </w:rPr>
+        <w:t xml:space="preserve"> in Leiden. Daarnaast wist he</w:t>
       </w:r>
       <w:r>
         <w:rPr>
@@ -3581,25 +3629,7 @@
           <w:color w:val="000000"/>
           <w:sz w:val="24"/>
         </w:rPr>
-        <w:hyperlink r:id="rId23" w:history="1">
-          <w:r>
-            <w:rPr>
-              <w:rStyle w:val="Hyperlink"/>
-            </w:rPr>
-            <w:t>Leiden. De</w:t>
-          </w:r>
-        </w:hyperlink>
-      </w:r>
-      <w:r>
-        <w:rPr>
-          <w:u w:val="single" w:color="0000ff"/>
-          <w:rFonts w:ascii="Charis SIL Regular" w:hAnsi="Charis SIL Regular" w:eastAsia="Charis SIL Regular"/>
-          <w:b w:val="0"/>
-          <w:i w:val="0"/>
-          <w:color w:val="000000"/>
-          <w:sz w:val="24"/>
-        </w:rPr>
-        <w:t xml:space="preserve"> fotocollectie van </w:t>
+        <w:t xml:space="preserve">Leiden. De fotocollectie van </w:t>
       </w:r>
       <w:r>
         <w:rPr>
@@ -3745,101 +3775,7 @@
           <w:sz w:val="24"/>
           <w:u w:val="single"/>
         </w:rPr>
-        <w:hyperlink r:id="rId24" w:history="1">
-          <w:r>
-            <w:rPr>
-              <w:rStyle w:val="Hyperlink"/>
-            </w:rPr>
-            <w:t>groot</w:t>
-          </w:r>
-        </w:hyperlink>
-      </w:r>
-      <w:r>
-        <w:rPr>
-          <w:rFonts w:ascii="Charis SIL Regular" w:hAnsi="Charis SIL Regular" w:eastAsia="Charis SIL Regular"/>
-          <w:b w:val="0"/>
-          <w:i w:val="0"/>
-          <w:color w:val="0000FF"/>
-          <w:sz w:val="24"/>
-          <w:u w:val="single"/>
-        </w:rPr>
-        <w:t xml:space="preserve"> </w:t>
-      </w:r>
-      <w:r>
-        <w:rPr>
-          <w:rFonts w:ascii="Charis SIL Regular" w:hAnsi="Charis SIL Regular" w:eastAsia="Charis SIL Regular"/>
-          <w:b w:val="0"/>
-          <w:i w:val="0"/>
-          <w:color w:val="0000FF"/>
-          <w:sz w:val="24"/>
-          <w:u w:val="single"/>
-        </w:rPr>
-        <w:hyperlink r:id="rId24" w:history="1">
-          <w:r>
-            <w:rPr>
-              <w:rStyle w:val="Hyperlink"/>
-            </w:rPr>
-            <w:t>aa</w:t>
-          </w:r>
-        </w:hyperlink>
-      </w:r>
-      <w:r>
-        <w:rPr>
-          <w:rFonts w:ascii="Charis SIL Regular" w:hAnsi="Charis SIL Regular" w:eastAsia="Charis SIL Regular"/>
-          <w:b w:val="0"/>
-          <w:i w:val="0"/>
-          <w:color w:val="0000FF"/>
-          <w:sz w:val="24"/>
-          <w:u w:val="single"/>
-        </w:rPr>
-        <w:hyperlink r:id="rId24" w:history="1">
-          <w:r>
-            <w:rPr>
-              <w:rStyle w:val="Hyperlink"/>
-            </w:rPr>
-            <w:t>ntal</w:t>
-          </w:r>
-        </w:hyperlink>
-      </w:r>
-      <w:r>
-        <w:rPr>
-          <w:rFonts w:ascii="Charis SIL Regular" w:hAnsi="Charis SIL Regular" w:eastAsia="Charis SIL Regular"/>
-          <w:b w:val="0"/>
-          <w:i w:val="0"/>
-          <w:color w:val="0000FF"/>
-          <w:sz w:val="24"/>
-          <w:u w:val="single"/>
-        </w:rPr>
-        <w:t xml:space="preserve"> </w:t>
-      </w:r>
-      <w:r>
-        <w:rPr>
-          <w:rFonts w:ascii="Charis SIL Regular" w:hAnsi="Charis SIL Regular" w:eastAsia="Charis SIL Regular"/>
-          <w:b w:val="0"/>
-          <w:i w:val="0"/>
-          <w:color w:val="0000FF"/>
-          <w:sz w:val="24"/>
-          <w:u w:val="single"/>
-        </w:rPr>
-        <w:hyperlink r:id="rId24" w:history="1">
-          <w:r>
-            <w:rPr>
-              <w:rStyle w:val="Hyperlink"/>
-            </w:rPr>
-            <w:t>foto's</w:t>
-          </w:r>
-        </w:hyperlink>
-      </w:r>
-      <w:r>
-        <w:rPr>
-          <w:rFonts w:ascii="Charis SIL Regular" w:hAnsi="Charis SIL Regular" w:eastAsia="Charis SIL Regular"/>
-          <w:b w:val="0"/>
-          <w:i w:val="0"/>
-          <w:color w:val="0000FF"/>
-          <w:sz w:val="24"/>
-          <w:u w:val="single"/>
-        </w:rPr>
-        <w:t xml:space="preserve"> </w:t>
+        <w:t xml:space="preserve">groot aantal foto's </w:t>
       </w:r>
       <w:r>
         <w:rPr>
@@ -6453,7 +6389,7 @@
           <w:sz w:val="24"/>
           <w:u w:val="single"/>
         </w:rPr>
-        <w:hyperlink r:id="rId16" w:history="1">
+        <w:hyperlink r:id="rId32" w:history="1">
           <w:r>
             <w:rPr>
               <w:rStyle w:val="Hyperlink"/>
@@ -6550,7 +6486,7 @@
           <w:color w:val="0000FF"/>
           <w:sz w:val="24"/>
         </w:rPr>
-        <w:hyperlink r:id="rId32" w:history="1">
+        <w:hyperlink r:id="rId33" w:history="1">
           <w:r>
             <w:rPr>
               <w:rStyle w:val="Hyperlink"/>
@@ -6567,7 +6503,7 @@
           <w:color w:val="0000FF"/>
           <w:sz w:val="24"/>
         </w:rPr>
-        <w:hyperlink r:id="rId32" w:history="1">
+        <w:hyperlink r:id="rId33" w:history="1">
           <w:r>
             <w:rPr>
               <w:rStyle w:val="Hyperlink"/>
@@ -6584,7 +6520,7 @@
           <w:color w:val="0000FF"/>
           <w:sz w:val="24"/>
         </w:rPr>
-        <w:hyperlink r:id="rId32" w:history="1">
+        <w:hyperlink r:id="rId33" w:history="1">
           <w:r>
             <w:rPr>
               <w:rStyle w:val="Hyperlink"/>
@@ -6601,7 +6537,7 @@
           <w:color w:val="0000FF"/>
           <w:sz w:val="24"/>
         </w:rPr>
-        <w:hyperlink r:id="rId32" w:history="1">
+        <w:hyperlink r:id="rId33" w:history="1">
           <w:r>
             <w:rPr>
               <w:rStyle w:val="Hyperlink"/>
@@ -6618,7 +6554,7 @@
           <w:color w:val="0000FF"/>
           <w:sz w:val="24"/>
         </w:rPr>
-        <w:hyperlink r:id="rId32" w:history="1">
+        <w:hyperlink r:id="rId33" w:history="1">
           <w:r>
             <w:rPr>
               <w:rStyle w:val="Hyperlink"/>

--- a/EXPORTS/DOCX/published/niveau3/Dutch/Wereldtentoonstelling1883.docx
+++ b/EXPORTS/DOCX/published/niveau3/Dutch/Wereldtentoonstelling1883.docx
@@ -1062,7 +1062,7 @@
           <w:sz w:val="24"/>
           <w:u w:val="single"/>
         </w:rPr>
-        <w:hyperlink r:id="rId13" w:history="1">
+        <w:hyperlink r:id="rId14" w:history="1">
           <w:r>
             <w:rPr>
               <w:rStyle w:val="Hyperlink"/>
@@ -1091,7 +1091,7 @@
           <w:sz w:val="24"/>
           <w:u w:val="single"/>
         </w:rPr>
-        <w:hyperlink r:id="rId13" w:history="1">
+        <w:hyperlink r:id="rId14" w:history="1">
           <w:r>
             <w:rPr>
               <w:rStyle w:val="Hyperlink"/>
@@ -2006,7 +2006,6 @@
           <w:i w:val="0"/>
           <w:color w:val="0000FF"/>
           <w:sz w:val="24"/>
-          <w:u w:val="single"/>
         </w:rPr>
         <w:hyperlink r:id="rId19" w:history="1">
           <w:r>
@@ -2124,7 +2123,7 @@
             <w:rPr>
               <w:rStyle w:val="Hyperlink"/>
             </w:rPr>
-            <w:t>Etnografisc</w:t>
+            <w:t>Etnografis</w:t>
           </w:r>
         </w:hyperlink>
       </w:r>
@@ -2135,36 +2134,13 @@
           <w:i w:val="0"/>
           <w:color w:val="0000FF"/>
           <w:sz w:val="24"/>
-          <w:u w:val="single"/>
-        </w:rPr>
-        <w:t>h</w:t>
-      </w:r>
-      <w:r>
-        <w:rPr>
-          <w:rFonts w:ascii="Charis SIL Regular" w:hAnsi="Charis SIL Regular" w:eastAsia="Charis SIL Regular"/>
-          <w:b w:val="0"/>
-          <w:i w:val="0"/>
-          <w:color w:val="0000FF"/>
-          <w:sz w:val="24"/>
-          <w:u w:val="single"/>
-        </w:rPr>
-        <w:t xml:space="preserve"> </w:t>
-      </w:r>
-      <w:r>
-        <w:rPr>
-          <w:rFonts w:ascii="Charis SIL Regular" w:hAnsi="Charis SIL Regular" w:eastAsia="Charis SIL Regular"/>
-          <w:b w:val="0"/>
-          <w:i w:val="0"/>
-          <w:color w:val="0000FF"/>
-          <w:sz w:val="24"/>
-          <w:u w:val="single"/>
         </w:rPr>
         <w:hyperlink r:id="rId20" w:history="1">
           <w:r>
             <w:rPr>
               <w:rStyle w:val="Hyperlink"/>
             </w:rPr>
-            <w:t>Museu</w:t>
+            <w:t>c</w:t>
           </w:r>
         </w:hyperlink>
       </w:r>
@@ -2176,7 +2152,36 @@
           <w:color w:val="0000FF"/>
           <w:sz w:val="24"/>
         </w:rPr>
-        <w:t>m</w:t>
+        <w:t>h</w:t>
+      </w:r>
+      <w:r>
+        <w:rPr>
+          <w:rFonts w:ascii="Charis SIL Regular" w:hAnsi="Charis SIL Regular" w:eastAsia="Charis SIL Regular"/>
+          <w:b w:val="0"/>
+          <w:i w:val="0"/>
+          <w:color w:val="0000FF"/>
+          <w:sz w:val="24"/>
+          <w:u w:val="single"/>
+        </w:rPr>
+        <w:t xml:space="preserve"> </w:t>
+      </w:r>
+      <w:r>
+        <w:rPr>
+          <w:rFonts w:ascii="Charis SIL Regular" w:hAnsi="Charis SIL Regular" w:eastAsia="Charis SIL Regular"/>
+          <w:b w:val="0"/>
+          <w:i w:val="0"/>
+          <w:color w:val="0000FF"/>
+          <w:sz w:val="24"/>
+          <w:u w:val="single"/>
+        </w:rPr>
+        <w:hyperlink r:id="rId20" w:history="1">
+          <w:r>
+            <w:rPr>
+              <w:rStyle w:val="Hyperlink"/>
+            </w:rPr>
+            <w:t>Museum</w:t>
+          </w:r>
+        </w:hyperlink>
       </w:r>
       <w:r>
         <w:rPr>
@@ -2236,7 +2241,25 @@
           <w:color w:val="000000"/>
           <w:sz w:val="24"/>
         </w:rPr>
-        <w:t xml:space="preserve">et </w:t>
+        <w:t>e</w:t>
+      </w:r>
+      <w:r>
+        <w:rPr>
+          <w:u w:val="single" w:color="0000ff"/>
+          <w:rFonts w:ascii="Charis SIL Regular" w:hAnsi="Charis SIL Regular" w:eastAsia="Charis SIL Regular"/>
+          <w:b w:val="0"/>
+          <w:i w:val="0"/>
+          <w:color w:val="000000"/>
+          <w:sz w:val="24"/>
+        </w:rPr>
+        <w:hyperlink r:id="rId19" w:history="1">
+          <w:r>
+            <w:rPr>
+              <w:rStyle w:val="Hyperlink"/>
+            </w:rPr>
+            <w:t xml:space="preserve">t </w:t>
+          </w:r>
+        </w:hyperlink>
       </w:r>
       <w:r>
         <w:rPr>
@@ -2247,7 +2270,7 @@
           <w:sz w:val="24"/>
           <w:u w:val="single"/>
         </w:rPr>
-        <w:hyperlink r:id="rId12" w:history="1">
+        <w:hyperlink r:id="rId19" w:history="1">
           <w:r>
             <w:rPr>
               <w:rStyle w:val="Hyperlink"/>
@@ -2276,7 +2299,7 @@
           <w:sz w:val="24"/>
           <w:u w:val="single"/>
         </w:rPr>
-        <w:hyperlink r:id="rId12" w:history="1">
+        <w:hyperlink r:id="rId19" w:history="1">
           <w:r>
             <w:rPr>
               <w:rStyle w:val="Hyperlink"/>
@@ -2292,14 +2315,24 @@
           <w:i w:val="0"/>
           <w:color w:val="0000FF"/>
           <w:sz w:val="24"/>
+        </w:rPr>
+        <w:t>fi</w:t>
+      </w:r>
+      <w:r>
+        <w:rPr>
+          <w:rFonts w:ascii="Charis SIL Regular" w:hAnsi="Charis SIL Regular" w:eastAsia="Charis SIL Regular"/>
+          <w:b w:val="0"/>
+          <w:i w:val="0"/>
+          <w:color w:val="0000FF"/>
+          <w:sz w:val="24"/>
           <w:u w:val="single"/>
         </w:rPr>
-        <w:hyperlink r:id="rId12" w:history="1">
+        <w:hyperlink r:id="rId19" w:history="1">
           <w:r>
             <w:rPr>
               <w:rStyle w:val="Hyperlink"/>
             </w:rPr>
-            <w:t>fi</w:t>
+            <w:t>sch</w:t>
           </w:r>
         </w:hyperlink>
       </w:r>
@@ -2312,14 +2345,7 @@
           <w:sz w:val="24"/>
           <w:u w:val="single"/>
         </w:rPr>
-        <w:hyperlink r:id="rId12" w:history="1">
-          <w:r>
-            <w:rPr>
-              <w:rStyle w:val="Hyperlink"/>
-            </w:rPr>
-            <w:t>s</w:t>
-          </w:r>
-        </w:hyperlink>
+        <w:t xml:space="preserve"> </w:t>
       </w:r>
       <w:r>
         <w:rPr>
@@ -2328,47 +2354,9 @@
           <w:i w:val="0"/>
           <w:color w:val="0000FF"/>
           <w:sz w:val="24"/>
-        </w:rPr>
-        <w:hyperlink r:id="rId12" w:history="1">
-          <w:r>
-            <w:rPr>
-              <w:rStyle w:val="Hyperlink"/>
-            </w:rPr>
-            <w:t>c</w:t>
-          </w:r>
-        </w:hyperlink>
-      </w:r>
-      <w:r>
-        <w:rPr>
-          <w:rFonts w:ascii="Charis SIL Regular" w:hAnsi="Charis SIL Regular" w:eastAsia="Charis SIL Regular"/>
-          <w:b w:val="0"/>
-          <w:i w:val="0"/>
-          <w:color w:val="0000FF"/>
-          <w:sz w:val="24"/>
-        </w:rPr>
-        <w:t>h</w:t>
-      </w:r>
-      <w:r>
-        <w:rPr>
-          <w:rFonts w:ascii="Charis SIL Regular" w:hAnsi="Charis SIL Regular" w:eastAsia="Charis SIL Regular"/>
-          <w:b w:val="0"/>
-          <w:i w:val="0"/>
-          <w:color w:val="0000FF"/>
-          <w:sz w:val="24"/>
           <w:u w:val="single"/>
         </w:rPr>
-        <w:t xml:space="preserve"> </w:t>
-      </w:r>
-      <w:r>
-        <w:rPr>
-          <w:rFonts w:ascii="Charis SIL Regular" w:hAnsi="Charis SIL Regular" w:eastAsia="Charis SIL Regular"/>
-          <w:b w:val="0"/>
-          <w:i w:val="0"/>
-          <w:color w:val="0000FF"/>
-          <w:sz w:val="24"/>
-          <w:u w:val="single"/>
-        </w:rPr>
-        <w:hyperlink r:id="rId12" w:history="1">
+        <w:hyperlink r:id="rId19" w:history="1">
           <w:r>
             <w:rPr>
               <w:rStyle w:val="Hyperlink"/>
@@ -2403,7 +2391,72 @@
           <w:color w:val="000000"/>
           <w:sz w:val="24"/>
         </w:rPr>
-        <w:t xml:space="preserve"> in Leiden. Daarnaast wist he</w:t>
+        <w:t xml:space="preserve"> in Lei</w:t>
+      </w:r>
+      <w:r>
+        <w:rPr>
+          <w:u w:val="single" w:color="0000ff"/>
+          <w:rFonts w:ascii="Charis SIL Regular" w:hAnsi="Charis SIL Regular" w:eastAsia="Charis SIL Regular"/>
+          <w:b w:val="0"/>
+          <w:i w:val="0"/>
+          <w:color w:val="000000"/>
+          <w:sz w:val="24"/>
+        </w:rPr>
+        <w:t>d</w:t>
+      </w:r>
+      <w:r>
+        <w:rPr>
+          <w:u w:val="single" w:color="0000ff"/>
+          <w:rFonts w:ascii="Charis SIL Regular" w:hAnsi="Charis SIL Regular" w:eastAsia="Charis SIL Regular"/>
+          <w:b w:val="0"/>
+          <w:i w:val="0"/>
+          <w:color w:val="000000"/>
+          <w:sz w:val="24"/>
+        </w:rPr>
+        <w:hyperlink r:id="rId20" w:history="1">
+          <w:r>
+            <w:rPr>
+              <w:rStyle w:val="Hyperlink"/>
+            </w:rPr>
+            <w:t>en. Daarnaa</w:t>
+          </w:r>
+        </w:hyperlink>
+      </w:r>
+      <w:r>
+        <w:rPr>
+          <w:u w:val="single" w:color="0000ff"/>
+          <w:rFonts w:ascii="Charis SIL Regular" w:hAnsi="Charis SIL Regular" w:eastAsia="Charis SIL Regular"/>
+          <w:b w:val="0"/>
+          <w:i w:val="0"/>
+          <w:color w:val="000000"/>
+          <w:sz w:val="24"/>
+        </w:rPr>
+        <w:hyperlink r:id="rId20" w:history="1">
+          <w:r>
+            <w:rPr>
+              <w:rStyle w:val="Hyperlink"/>
+            </w:rPr>
+            <w:t>s</w:t>
+          </w:r>
+        </w:hyperlink>
+      </w:r>
+      <w:r>
+        <w:rPr>
+          <w:u w:val="single" w:color="0000ff"/>
+          <w:rFonts w:ascii="Charis SIL Regular" w:hAnsi="Charis SIL Regular" w:eastAsia="Charis SIL Regular"/>
+          <w:b w:val="0"/>
+          <w:i w:val="0"/>
+          <w:color w:val="000000"/>
+          <w:sz w:val="24"/>
+        </w:rPr>
+        <w:hyperlink r:id="rId20" w:history="1">
+          <w:r>
+            <w:rPr>
+              <w:rStyle w:val="Hyperlink"/>
+            </w:rPr>
+            <w:t>t wist he</w:t>
+          </w:r>
+        </w:hyperlink>
       </w:r>
       <w:r>
         <w:rPr>
@@ -3629,43 +3682,35 @@
           <w:color w:val="000000"/>
           <w:sz w:val="24"/>
         </w:rPr>
-        <w:t xml:space="preserve">Leiden. De fotocollectie van </w:t>
-      </w:r>
-      <w:r>
-        <w:rPr>
-          <w:rFonts w:ascii="Charis SIL Regular" w:hAnsi="Charis SIL Regular" w:eastAsia="Charis SIL Regular"/>
-          <w:b w:val="0"/>
-          <w:i w:val="0"/>
-          <w:color w:val="0000FF"/>
-          <w:sz w:val="24"/>
-          <w:u w:val="single"/>
-        </w:rPr>
         <w:hyperlink r:id="rId23" w:history="1">
           <w:r>
             <w:rPr>
               <w:rStyle w:val="Hyperlink"/>
             </w:rPr>
-            <w:t>Wer</w:t>
+            <w:t>Leiden. De</w:t>
           </w:r>
         </w:hyperlink>
       </w:r>
       <w:r>
         <w:rPr>
+          <w:u w:val="single" w:color="0000ff"/>
+          <w:rFonts w:ascii="Charis SIL Regular" w:hAnsi="Charis SIL Regular" w:eastAsia="Charis SIL Regular"/>
+          <w:b w:val="0"/>
+          <w:i w:val="0"/>
+          <w:color w:val="000000"/>
+          <w:sz w:val="24"/>
+        </w:rPr>
+        <w:t xml:space="preserve"> fotocollectie van </w:t>
+      </w:r>
+      <w:r>
+        <w:rPr>
           <w:rFonts w:ascii="Charis SIL Regular" w:hAnsi="Charis SIL Regular" w:eastAsia="Charis SIL Regular"/>
           <w:b w:val="0"/>
           <w:i w:val="0"/>
           <w:color w:val="0000FF"/>
           <w:sz w:val="24"/>
-          <w:u w:val="single"/>
-        </w:rPr>
-        <w:hyperlink r:id="rId23" w:history="1">
-          <w:r>
-            <w:rPr>
-              <w:rStyle w:val="Hyperlink"/>
-            </w:rPr>
-            <w:t>eld</w:t>
-          </w:r>
-        </w:hyperlink>
+        </w:rPr>
+        <w:t>Wereld</w:t>
       </w:r>
       <w:r>
         <w:rPr>
@@ -3764,7 +3809,14 @@
           <w:color w:val="000000"/>
           <w:sz w:val="24"/>
         </w:rPr>
-        <w:t xml:space="preserve">vat een </w:t>
+        <w:hyperlink r:id="rId24" w:history="1">
+          <w:r>
+            <w:rPr>
+              <w:rStyle w:val="Hyperlink"/>
+            </w:rPr>
+            <w:t xml:space="preserve">vat een </w:t>
+          </w:r>
+        </w:hyperlink>
       </w:r>
       <w:r>
         <w:rPr>
@@ -3775,7 +3827,101 @@
           <w:sz w:val="24"/>
           <w:u w:val="single"/>
         </w:rPr>
-        <w:t xml:space="preserve">groot aantal foto's </w:t>
+        <w:hyperlink r:id="rId24" w:history="1">
+          <w:r>
+            <w:rPr>
+              <w:rStyle w:val="Hyperlink"/>
+            </w:rPr>
+            <w:t>groot</w:t>
+          </w:r>
+        </w:hyperlink>
+      </w:r>
+      <w:r>
+        <w:rPr>
+          <w:rFonts w:ascii="Charis SIL Regular" w:hAnsi="Charis SIL Regular" w:eastAsia="Charis SIL Regular"/>
+          <w:b w:val="0"/>
+          <w:i w:val="0"/>
+          <w:color w:val="0000FF"/>
+          <w:sz w:val="24"/>
+          <w:u w:val="single"/>
+        </w:rPr>
+        <w:t xml:space="preserve"> </w:t>
+      </w:r>
+      <w:r>
+        <w:rPr>
+          <w:rFonts w:ascii="Charis SIL Regular" w:hAnsi="Charis SIL Regular" w:eastAsia="Charis SIL Regular"/>
+          <w:b w:val="0"/>
+          <w:i w:val="0"/>
+          <w:color w:val="0000FF"/>
+          <w:sz w:val="24"/>
+          <w:u w:val="single"/>
+        </w:rPr>
+        <w:hyperlink r:id="rId24" w:history="1">
+          <w:r>
+            <w:rPr>
+              <w:rStyle w:val="Hyperlink"/>
+            </w:rPr>
+            <w:t>aa</w:t>
+          </w:r>
+        </w:hyperlink>
+      </w:r>
+      <w:r>
+        <w:rPr>
+          <w:rFonts w:ascii="Charis SIL Regular" w:hAnsi="Charis SIL Regular" w:eastAsia="Charis SIL Regular"/>
+          <w:b w:val="0"/>
+          <w:i w:val="0"/>
+          <w:color w:val="0000FF"/>
+          <w:sz w:val="24"/>
+          <w:u w:val="single"/>
+        </w:rPr>
+        <w:hyperlink r:id="rId24" w:history="1">
+          <w:r>
+            <w:rPr>
+              <w:rStyle w:val="Hyperlink"/>
+            </w:rPr>
+            <w:t>ntal</w:t>
+          </w:r>
+        </w:hyperlink>
+      </w:r>
+      <w:r>
+        <w:rPr>
+          <w:rFonts w:ascii="Charis SIL Regular" w:hAnsi="Charis SIL Regular" w:eastAsia="Charis SIL Regular"/>
+          <w:b w:val="0"/>
+          <w:i w:val="0"/>
+          <w:color w:val="0000FF"/>
+          <w:sz w:val="24"/>
+          <w:u w:val="single"/>
+        </w:rPr>
+        <w:t xml:space="preserve"> </w:t>
+      </w:r>
+      <w:r>
+        <w:rPr>
+          <w:rFonts w:ascii="Charis SIL Regular" w:hAnsi="Charis SIL Regular" w:eastAsia="Charis SIL Regular"/>
+          <w:b w:val="0"/>
+          <w:i w:val="0"/>
+          <w:color w:val="0000FF"/>
+          <w:sz w:val="24"/>
+          <w:u w:val="single"/>
+        </w:rPr>
+        <w:hyperlink r:id="rId24" w:history="1">
+          <w:r>
+            <w:rPr>
+              <w:rStyle w:val="Hyperlink"/>
+            </w:rPr>
+            <w:t>foto's</w:t>
+          </w:r>
+        </w:hyperlink>
+      </w:r>
+      <w:r>
+        <w:rPr>
+          <w:rFonts w:ascii="Charis SIL Regular" w:hAnsi="Charis SIL Regular" w:eastAsia="Charis SIL Regular"/>
+          <w:b w:val="0"/>
+          <w:i w:val="0"/>
+          <w:color w:val="0000FF"/>
+          <w:sz w:val="24"/>
+          <w:u w:val="single"/>
+        </w:rPr>
+        <w:t xml:space="preserve"> </w:t>
       </w:r>
       <w:r>
         <w:rPr>
@@ -5165,7 +5311,7 @@
             <w:rPr>
               <w:rStyle w:val="Hyperlink"/>
             </w:rPr>
-            <w:t>file/49d013d5-078</w:t>
+            <w:t>file/49d013d5-0786</w:t>
           </w:r>
         </w:hyperlink>
       </w:r>
@@ -5176,13 +5322,25 @@
           <w:i w:val="0"/>
           <w:color w:val="0000FF"/>
           <w:sz w:val="24"/>
+          <w:u w:val="single"/>
+        </w:rPr>
+        <w:t>-</w:t>
+      </w:r>
+      <w:r>
+        <w:rPr>
+          <w:rFonts w:ascii="Charis SIL Regular" w:hAnsi="Charis SIL Regular" w:eastAsia="Charis SIL Regular"/>
+          <w:b w:val="0"/>
+          <w:i w:val="0"/>
+          <w:color w:val="0000FF"/>
+          <w:sz w:val="24"/>
+          <w:u w:val="single"/>
         </w:rPr>
         <w:hyperlink r:id="rId27" w:history="1">
           <w:r>
             <w:rPr>
               <w:rStyle w:val="Hyperlink"/>
             </w:rPr>
-            <w:t>6</w:t>
+            <w:t>db08</w:t>
           </w:r>
         </w:hyperlink>
       </w:r>
@@ -5195,24 +5353,6 @@
           <w:sz w:val="24"/>
         </w:rPr>
         <w:t>-</w:t>
-      </w:r>
-      <w:r>
-        <w:rPr>
-          <w:rFonts w:ascii="Charis SIL Regular" w:hAnsi="Charis SIL Regular" w:eastAsia="Charis SIL Regular"/>
-          <w:b w:val="0"/>
-          <w:i w:val="0"/>
-          <w:color w:val="0000FF"/>
-          <w:sz w:val="24"/>
-          <w:u w:val="single"/>
-        </w:rPr>
-        <w:hyperlink r:id="rId27" w:history="1">
-          <w:r>
-            <w:rPr>
-              <w:rStyle w:val="Hyperlink"/>
-            </w:rPr>
-            <w:t>db08-</w:t>
-          </w:r>
-        </w:hyperlink>
       </w:r>
       <w:r>
         <w:rPr>
@@ -6389,7 +6529,7 @@
           <w:sz w:val="24"/>
           <w:u w:val="single"/>
         </w:rPr>
-        <w:hyperlink r:id="rId32" w:history="1">
+        <w:hyperlink r:id="rId16" w:history="1">
           <w:r>
             <w:rPr>
               <w:rStyle w:val="Hyperlink"/>
@@ -6486,7 +6626,7 @@
           <w:color w:val="0000FF"/>
           <w:sz w:val="24"/>
         </w:rPr>
-        <w:hyperlink r:id="rId33" w:history="1">
+        <w:hyperlink r:id="rId32" w:history="1">
           <w:r>
             <w:rPr>
               <w:rStyle w:val="Hyperlink"/>
@@ -6503,7 +6643,7 @@
           <w:color w:val="0000FF"/>
           <w:sz w:val="24"/>
         </w:rPr>
-        <w:hyperlink r:id="rId33" w:history="1">
+        <w:hyperlink r:id="rId32" w:history="1">
           <w:r>
             <w:rPr>
               <w:rStyle w:val="Hyperlink"/>
@@ -6520,7 +6660,7 @@
           <w:color w:val="0000FF"/>
           <w:sz w:val="24"/>
         </w:rPr>
-        <w:hyperlink r:id="rId33" w:history="1">
+        <w:hyperlink r:id="rId32" w:history="1">
           <w:r>
             <w:rPr>
               <w:rStyle w:val="Hyperlink"/>
@@ -6537,7 +6677,7 @@
           <w:color w:val="0000FF"/>
           <w:sz w:val="24"/>
         </w:rPr>
-        <w:hyperlink r:id="rId33" w:history="1">
+        <w:hyperlink r:id="rId32" w:history="1">
           <w:r>
             <w:rPr>
               <w:rStyle w:val="Hyperlink"/>
@@ -6554,7 +6694,7 @@
           <w:color w:val="0000FF"/>
           <w:sz w:val="24"/>
         </w:rPr>
-        <w:hyperlink r:id="rId33" w:history="1">
+        <w:hyperlink r:id="rId32" w:history="1">
           <w:r>
             <w:rPr>
               <w:rStyle w:val="Hyperlink"/>

--- a/EXPORTS/DOCX/published/niveau3/Dutch/Wereldtentoonstelling1883.docx
+++ b/EXPORTS/DOCX/published/niveau3/Dutch/Wereldtentoonstelling1883.docx
@@ -787,103 +787,13 @@
       </w:r>
       <w:r>
         <w:rPr>
-          <w:u w:val="single" w:color="0000ff"/>
           <w:rFonts w:ascii="Charis SIL Regular" w:hAnsi="Charis SIL Regular" w:eastAsia="Charis SIL Regular"/>
           <w:b w:val="0"/>
           <w:i w:val="0"/>
           <w:color w:val="000000"/>
           <w:sz w:val="24"/>
         </w:rPr>
-        <w:hyperlink r:id="rId11" w:history="1">
-          <w:r>
-            <w:rPr>
-              <w:rStyle w:val="Hyperlink"/>
-            </w:rPr>
-            <w:t>Leiden</w:t>
-          </w:r>
-        </w:hyperlink>
-      </w:r>
-      <w:r>
-        <w:rPr>
-          <w:u w:val="single" w:color="0000ff"/>
-          <w:rFonts w:ascii="Charis SIL Regular" w:hAnsi="Charis SIL Regular" w:eastAsia="Charis SIL Regular"/>
-          <w:b w:val="0"/>
-          <w:i w:val="0"/>
-          <w:color w:val="000000"/>
-          <w:sz w:val="24"/>
-        </w:rPr>
-        <w:hyperlink r:id="rId11" w:history="1">
-          <w:r>
-            <w:rPr>
-              <w:rStyle w:val="Hyperlink"/>
-            </w:rPr>
-            <w:t>)</w:t>
-          </w:r>
-        </w:hyperlink>
-      </w:r>
-      <w:r>
-        <w:rPr>
-          <w:u w:val="single" w:color="0000ff"/>
-          <w:rFonts w:ascii="Charis SIL Regular" w:hAnsi="Charis SIL Regular" w:eastAsia="Charis SIL Regular"/>
-          <w:b w:val="0"/>
-          <w:i w:val="0"/>
-          <w:color w:val="000000"/>
-          <w:sz w:val="24"/>
-        </w:rPr>
-        <w:hyperlink r:id="rId11" w:history="1">
-          <w:r>
-            <w:rPr>
-              <w:rStyle w:val="Hyperlink"/>
-            </w:rPr>
-            <w:t xml:space="preserve"> en Fred</w:t>
-          </w:r>
-        </w:hyperlink>
-      </w:r>
-      <w:r>
-        <w:rPr>
-          <w:rFonts w:ascii="Charis SIL Regular" w:hAnsi="Charis SIL Regular" w:eastAsia="Charis SIL Regular"/>
-          <w:b w:val="0"/>
-          <w:i w:val="0"/>
-          <w:color w:val="000000"/>
-          <w:sz w:val="24"/>
-        </w:rPr>
-        <w:t>ericus An</w:t>
-      </w:r>
-      <w:r>
-        <w:rPr>
-          <w:u w:val="single" w:color="0000ff"/>
-          <w:rFonts w:ascii="Charis SIL Regular" w:hAnsi="Charis SIL Regular" w:eastAsia="Charis SIL Regular"/>
-          <w:b w:val="0"/>
-          <w:i w:val="0"/>
-          <w:color w:val="000000"/>
-          <w:sz w:val="24"/>
-        </w:rPr>
-        <w:hyperlink r:id="rId12" w:history="1">
-          <w:r>
-            <w:rPr>
-              <w:rStyle w:val="Hyperlink"/>
-            </w:rPr>
-            <w:t>na Je</w:t>
-          </w:r>
-        </w:hyperlink>
-      </w:r>
-      <w:r>
-        <w:rPr>
-          <w:u w:val="single" w:color="0000ff"/>
-          <w:rFonts w:ascii="Charis SIL Regular" w:hAnsi="Charis SIL Regular" w:eastAsia="Charis SIL Regular"/>
-          <w:b w:val="0"/>
-          <w:i w:val="0"/>
-          <w:color w:val="000000"/>
-          <w:sz w:val="24"/>
-        </w:rPr>
-        <w:hyperlink r:id="rId12" w:history="1">
-          <w:r>
-            <w:rPr>
-              <w:rStyle w:val="Hyperlink"/>
-            </w:rPr>
-            <w:t>ntink van het t</w:t>
-          </w:r>
-        </w:hyperlink>
+        <w:t>Leiden) en Fredericus Anna Jentink van het t</w:t>
       </w:r>
       <w:r>
         <w:rPr>
@@ -1062,7 +972,7 @@
           <w:sz w:val="24"/>
           <w:u w:val="single"/>
         </w:rPr>
-        <w:hyperlink r:id="rId14" w:history="1">
+        <w:hyperlink r:id="rId13" w:history="1">
           <w:r>
             <w:rPr>
               <w:rStyle w:val="Hyperlink"/>
@@ -1091,7 +1001,7 @@
           <w:sz w:val="24"/>
           <w:u w:val="single"/>
         </w:rPr>
-        <w:hyperlink r:id="rId14" w:history="1">
+        <w:hyperlink r:id="rId13" w:history="1">
           <w:r>
             <w:rPr>
               <w:rStyle w:val="Hyperlink"/>
@@ -1495,43 +1405,7 @@
           <w:color w:val="000000"/>
           <w:sz w:val="24"/>
         </w:rPr>
-        <w:t xml:space="preserve">Bloembergen </w:t>
-      </w:r>
-      <w:r>
-        <w:rPr>
-          <w:u w:val="single" w:color="0000ff"/>
-          <w:rFonts w:ascii="Charis SIL Regular" w:hAnsi="Charis SIL Regular" w:eastAsia="Charis SIL Regular"/>
-          <w:b w:val="0"/>
-          <w:i w:val="0"/>
-          <w:color w:val="000000"/>
-          <w:sz w:val="24"/>
-        </w:rPr>
-        <w:hyperlink r:id="rId15" w:history="1">
-          <w:r>
-            <w:rPr>
-              <w:rStyle w:val="Hyperlink"/>
-            </w:rPr>
-            <w:t>is meer i</w:t>
-          </w:r>
-        </w:hyperlink>
-      </w:r>
-      <w:r>
-        <w:rPr>
-          <w:u w:val="single" w:color="0000ff"/>
-          <w:rFonts w:ascii="Charis SIL Regular" w:hAnsi="Charis SIL Regular" w:eastAsia="Charis SIL Regular"/>
-          <w:b w:val="0"/>
-          <w:i w:val="0"/>
-          <w:color w:val="000000"/>
-          <w:sz w:val="24"/>
-        </w:rPr>
-        <w:hyperlink r:id="rId15" w:history="1">
-          <w:r>
-            <w:rPr>
-              <w:rStyle w:val="Hyperlink"/>
-            </w:rPr>
-            <w:t>nformatie bes</w:t>
-          </w:r>
-        </w:hyperlink>
+        <w:t>Bloembergen is meer informatie bes</w:t>
       </w:r>
       <w:r>
         <w:rPr>
@@ -1553,24 +1427,13 @@
       </w:r>
       <w:r>
         <w:rPr>
-          <w:u w:val="single" w:color="0000ff"/>
           <w:rFonts w:ascii="Charis SIL Regular" w:hAnsi="Charis SIL Regular" w:eastAsia="Charis SIL Regular"/>
           <w:b w:val="0"/>
           <w:i w:val="0"/>
           <w:color w:val="000000"/>
           <w:sz w:val="24"/>
         </w:rPr>
-        <w:t>o</w:t>
-      </w:r>
-      <w:r>
-        <w:rPr>
-          <w:rFonts w:ascii="Charis SIL Regular" w:hAnsi="Charis SIL Regular" w:eastAsia="Charis SIL Regular"/>
-          <w:b w:val="0"/>
-          <w:i w:val="0"/>
-          <w:color w:val="000000"/>
-          <w:sz w:val="24"/>
-        </w:rPr>
-        <w:t>ver wat ande</w:t>
+        <w:t>over wat ande</w:t>
       </w:r>
       <w:r>
         <w:rPr>
@@ -2025,7 +1888,7 @@
           <w:sz w:val="24"/>
           <w:u w:val="single"/>
         </w:rPr>
-        <w:hyperlink r:id="rId18" w:history="1">
+        <w:hyperlink r:id="rId19" w:history="1">
           <w:r>
             <w:rPr>
               <w:rStyle w:val="Hyperlink"/>
@@ -2043,7 +1906,7 @@
           <w:sz w:val="24"/>
           <w:u w:val="single"/>
         </w:rPr>
-        <w:hyperlink r:id="rId18" w:history="1">
+        <w:hyperlink r:id="rId19" w:history="1">
           <w:r>
             <w:rPr>
               <w:rStyle w:val="Hyperlink"/>
@@ -2072,7 +1935,7 @@
           <w:sz w:val="24"/>
           <w:u w:val="single"/>
         </w:rPr>
-        <w:hyperlink r:id="rId18" w:history="1">
+        <w:hyperlink r:id="rId19" w:history="1">
           <w:r>
             <w:rPr>
               <w:rStyle w:val="Hyperlink"/>
@@ -2230,36 +2093,7 @@
           <w:color w:val="000000"/>
           <w:sz w:val="24"/>
         </w:rPr>
-        <w:t>ging naar h</w:t>
-      </w:r>
-      <w:r>
-        <w:rPr>
-          <w:u w:val="single" w:color="0000ff"/>
-          <w:rFonts w:ascii="Charis SIL Regular" w:hAnsi="Charis SIL Regular" w:eastAsia="Charis SIL Regular"/>
-          <w:b w:val="0"/>
-          <w:i w:val="0"/>
-          <w:color w:val="000000"/>
-          <w:sz w:val="24"/>
-        </w:rPr>
-        <w:t>e</w:t>
-      </w:r>
-      <w:r>
-        <w:rPr>
-          <w:u w:val="single" w:color="0000ff"/>
-          <w:rFonts w:ascii="Charis SIL Regular" w:hAnsi="Charis SIL Regular" w:eastAsia="Charis SIL Regular"/>
-          <w:b w:val="0"/>
-          <w:i w:val="0"/>
-          <w:color w:val="000000"/>
-          <w:sz w:val="24"/>
-        </w:rPr>
-        <w:hyperlink r:id="rId19" w:history="1">
-          <w:r>
-            <w:rPr>
-              <w:rStyle w:val="Hyperlink"/>
-            </w:rPr>
-            <w:t xml:space="preserve">t </w:t>
-          </w:r>
-        </w:hyperlink>
+        <w:t xml:space="preserve">ging naar het </w:t>
       </w:r>
       <w:r>
         <w:rPr>
@@ -2315,6 +2149,7 @@
           <w:i w:val="0"/>
           <w:color w:val="0000FF"/>
           <w:sz w:val="24"/>
+          <w:u w:val="single"/>
         </w:rPr>
         <w:t>fi</w:t>
       </w:r>
@@ -2356,7 +2191,7 @@
           <w:sz w:val="24"/>
           <w:u w:val="single"/>
         </w:rPr>
-        <w:hyperlink r:id="rId19" w:history="1">
+        <w:hyperlink r:id="rId12" w:history="1">
           <w:r>
             <w:rPr>
               <w:rStyle w:val="Hyperlink"/>
@@ -2372,16 +2207,8 @@
           <w:i w:val="0"/>
           <w:color w:val="0000FF"/>
           <w:sz w:val="24"/>
-          <w:u w:val="single"/>
-        </w:rPr>
-        <w:hyperlink r:id="rId12" w:history="1">
-          <w:r>
-            <w:rPr>
-              <w:rStyle w:val="Hyperlink"/>
-            </w:rPr>
-            <w:t>m</w:t>
-          </w:r>
-        </w:hyperlink>
+        </w:rPr>
+        <w:t>m</w:t>
       </w:r>
       <w:r>
         <w:rPr>
@@ -2505,14 +2332,7 @@
           <w:color w:val="000000"/>
           <w:sz w:val="24"/>
         </w:rPr>
-        <w:hyperlink r:id="rId12" w:history="1">
-          <w:r>
-            <w:rPr>
-              <w:rStyle w:val="Hyperlink"/>
-            </w:rPr>
-            <w:t>reldte</w:t>
-          </w:r>
-        </w:hyperlink>
+        <w:t>reldte</w:t>
       </w:r>
       <w:r>
         <w:rPr>
@@ -3709,8 +3529,34 @@
           <w:i w:val="0"/>
           <w:color w:val="0000FF"/>
           <w:sz w:val="24"/>
-        </w:rPr>
-        <w:t>Wereld</w:t>
+          <w:u w:val="single"/>
+        </w:rPr>
+        <w:hyperlink r:id="rId23" w:history="1">
+          <w:r>
+            <w:rPr>
+              <w:rStyle w:val="Hyperlink"/>
+            </w:rPr>
+            <w:t>Wer</w:t>
+          </w:r>
+        </w:hyperlink>
+      </w:r>
+      <w:r>
+        <w:rPr>
+          <w:rFonts w:ascii="Charis SIL Regular" w:hAnsi="Charis SIL Regular" w:eastAsia="Charis SIL Regular"/>
+          <w:b w:val="0"/>
+          <w:i w:val="0"/>
+          <w:color w:val="0000FF"/>
+          <w:sz w:val="24"/>
+          <w:u w:val="single"/>
+        </w:rPr>
+        <w:hyperlink r:id="rId23" w:history="1">
+          <w:r>
+            <w:rPr>
+              <w:rStyle w:val="Hyperlink"/>
+            </w:rPr>
+            <w:t>eld</w:t>
+          </w:r>
+        </w:hyperlink>
       </w:r>
       <w:r>
         <w:rPr>
@@ -3809,14 +3655,7 @@
           <w:color w:val="000000"/>
           <w:sz w:val="24"/>
         </w:rPr>
-        <w:hyperlink r:id="rId24" w:history="1">
-          <w:r>
-            <w:rPr>
-              <w:rStyle w:val="Hyperlink"/>
-            </w:rPr>
-            <w:t xml:space="preserve">vat een </w:t>
-          </w:r>
-        </w:hyperlink>
+        <w:t xml:space="preserve">vat een </w:t>
       </w:r>
       <w:r>
         <w:rPr>
@@ -5311,7 +5150,7 @@
             <w:rPr>
               <w:rStyle w:val="Hyperlink"/>
             </w:rPr>
-            <w:t>file/49d013d5-0786</w:t>
+            <w:t>file/49d013d5-078</w:t>
           </w:r>
         </w:hyperlink>
       </w:r>
@@ -5322,25 +5161,13 @@
           <w:i w:val="0"/>
           <w:color w:val="0000FF"/>
           <w:sz w:val="24"/>
-          <w:u w:val="single"/>
-        </w:rPr>
-        <w:t>-</w:t>
-      </w:r>
-      <w:r>
-        <w:rPr>
-          <w:rFonts w:ascii="Charis SIL Regular" w:hAnsi="Charis SIL Regular" w:eastAsia="Charis SIL Regular"/>
-          <w:b w:val="0"/>
-          <w:i w:val="0"/>
-          <w:color w:val="0000FF"/>
-          <w:sz w:val="24"/>
-          <w:u w:val="single"/>
         </w:rPr>
         <w:hyperlink r:id="rId27" w:history="1">
           <w:r>
             <w:rPr>
               <w:rStyle w:val="Hyperlink"/>
             </w:rPr>
-            <w:t>db08</w:t>
+            <w:t>6</w:t>
           </w:r>
         </w:hyperlink>
       </w:r>
@@ -5351,8 +5178,27 @@
           <w:i w:val="0"/>
           <w:color w:val="0000FF"/>
           <w:sz w:val="24"/>
+          <w:u w:val="single"/>
         </w:rPr>
         <w:t>-</w:t>
+      </w:r>
+      <w:r>
+        <w:rPr>
+          <w:rFonts w:ascii="Charis SIL Regular" w:hAnsi="Charis SIL Regular" w:eastAsia="Charis SIL Regular"/>
+          <w:b w:val="0"/>
+          <w:i w:val="0"/>
+          <w:color w:val="0000FF"/>
+          <w:sz w:val="24"/>
+          <w:u w:val="single"/>
+        </w:rPr>
+        <w:hyperlink r:id="rId27" w:history="1">
+          <w:r>
+            <w:rPr>
+              <w:rStyle w:val="Hyperlink"/>
+            </w:rPr>
+            <w:t>db08-</w:t>
+          </w:r>
+        </w:hyperlink>
       </w:r>
       <w:r>
         <w:rPr>
@@ -6399,15 +6245,9 @@
           <w:i w:val="0"/>
           <w:color w:val="0000FF"/>
           <w:sz w:val="24"/>
-        </w:rPr>
-        <w:hyperlink r:id="rId16" w:history="1">
-          <w:r>
-            <w:rPr>
-              <w:rStyle w:val="Hyperlink"/>
-            </w:rPr>
-            <w:t>d</w:t>
-          </w:r>
-        </w:hyperlink>
+          <w:u w:val="single"/>
+        </w:rPr>
+        <w:t>d</w:t>
       </w:r>
       <w:r>
         <w:rPr>
@@ -6457,21 +6297,13 @@
       </w:r>
       <w:r>
         <w:rPr>
-          <w:u w:val="single" w:color="0000ff"/>
           <w:rFonts w:ascii="Charis SIL Regular" w:hAnsi="Charis SIL Regular" w:eastAsia="Charis SIL Regular"/>
           <w:b w:val="0"/>
           <w:i w:val="0"/>
           <w:color w:val="000000"/>
           <w:sz w:val="24"/>
         </w:rPr>
-        <w:hyperlink r:id="rId16" w:history="1">
-          <w:r>
-            <w:rPr>
-              <w:rStyle w:val="Hyperlink"/>
-            </w:rPr>
-            <w:t xml:space="preserve">, </w:t>
-          </w:r>
-        </w:hyperlink>
+        <w:t xml:space="preserve">, </w:t>
       </w:r>
       <w:r>
         <w:rPr>

--- a/EXPORTS/DOCX/published/niveau3/Dutch/Wereldtentoonstelling1883.docx
+++ b/EXPORTS/DOCX/published/niveau3/Dutch/Wereldtentoonstelling1883.docx
@@ -787,13 +787,103 @@
       </w:r>
       <w:r>
         <w:rPr>
+          <w:u w:val="single" w:color="0000ff"/>
           <w:rFonts w:ascii="Charis SIL Regular" w:hAnsi="Charis SIL Regular" w:eastAsia="Charis SIL Regular"/>
           <w:b w:val="0"/>
           <w:i w:val="0"/>
           <w:color w:val="000000"/>
           <w:sz w:val="24"/>
         </w:rPr>
-        <w:t>Leiden) en Fredericus Anna Jentink van het t</w:t>
+        <w:hyperlink r:id="rId11" w:history="1">
+          <w:r>
+            <w:rPr>
+              <w:rStyle w:val="Hyperlink"/>
+            </w:rPr>
+            <w:t>Leiden</w:t>
+          </w:r>
+        </w:hyperlink>
+      </w:r>
+      <w:r>
+        <w:rPr>
+          <w:u w:val="single" w:color="0000ff"/>
+          <w:rFonts w:ascii="Charis SIL Regular" w:hAnsi="Charis SIL Regular" w:eastAsia="Charis SIL Regular"/>
+          <w:b w:val="0"/>
+          <w:i w:val="0"/>
+          <w:color w:val="000000"/>
+          <w:sz w:val="24"/>
+        </w:rPr>
+        <w:hyperlink r:id="rId11" w:history="1">
+          <w:r>
+            <w:rPr>
+              <w:rStyle w:val="Hyperlink"/>
+            </w:rPr>
+            <w:t>)</w:t>
+          </w:r>
+        </w:hyperlink>
+      </w:r>
+      <w:r>
+        <w:rPr>
+          <w:u w:val="single" w:color="0000ff"/>
+          <w:rFonts w:ascii="Charis SIL Regular" w:hAnsi="Charis SIL Regular" w:eastAsia="Charis SIL Regular"/>
+          <w:b w:val="0"/>
+          <w:i w:val="0"/>
+          <w:color w:val="000000"/>
+          <w:sz w:val="24"/>
+        </w:rPr>
+        <w:hyperlink r:id="rId11" w:history="1">
+          <w:r>
+            <w:rPr>
+              <w:rStyle w:val="Hyperlink"/>
+            </w:rPr>
+            <w:t xml:space="preserve"> en Fred</w:t>
+          </w:r>
+        </w:hyperlink>
+      </w:r>
+      <w:r>
+        <w:rPr>
+          <w:rFonts w:ascii="Charis SIL Regular" w:hAnsi="Charis SIL Regular" w:eastAsia="Charis SIL Regular"/>
+          <w:b w:val="0"/>
+          <w:i w:val="0"/>
+          <w:color w:val="000000"/>
+          <w:sz w:val="24"/>
+        </w:rPr>
+        <w:t>ericus An</w:t>
+      </w:r>
+      <w:r>
+        <w:rPr>
+          <w:u w:val="single" w:color="0000ff"/>
+          <w:rFonts w:ascii="Charis SIL Regular" w:hAnsi="Charis SIL Regular" w:eastAsia="Charis SIL Regular"/>
+          <w:b w:val="0"/>
+          <w:i w:val="0"/>
+          <w:color w:val="000000"/>
+          <w:sz w:val="24"/>
+        </w:rPr>
+        <w:hyperlink r:id="rId12" w:history="1">
+          <w:r>
+            <w:rPr>
+              <w:rStyle w:val="Hyperlink"/>
+            </w:rPr>
+            <w:t>na Je</w:t>
+          </w:r>
+        </w:hyperlink>
+      </w:r>
+      <w:r>
+        <w:rPr>
+          <w:u w:val="single" w:color="0000ff"/>
+          <w:rFonts w:ascii="Charis SIL Regular" w:hAnsi="Charis SIL Regular" w:eastAsia="Charis SIL Regular"/>
+          <w:b w:val="0"/>
+          <w:i w:val="0"/>
+          <w:color w:val="000000"/>
+          <w:sz w:val="24"/>
+        </w:rPr>
+        <w:hyperlink r:id="rId12" w:history="1">
+          <w:r>
+            <w:rPr>
+              <w:rStyle w:val="Hyperlink"/>
+            </w:rPr>
+            <w:t>ntink van het t</w:t>
+          </w:r>
+        </w:hyperlink>
       </w:r>
       <w:r>
         <w:rPr>
@@ -972,7 +1062,7 @@
           <w:sz w:val="24"/>
           <w:u w:val="single"/>
         </w:rPr>
-        <w:hyperlink r:id="rId13" w:history="1">
+        <w:hyperlink r:id="rId14" w:history="1">
           <w:r>
             <w:rPr>
               <w:rStyle w:val="Hyperlink"/>
@@ -1001,7 +1091,7 @@
           <w:sz w:val="24"/>
           <w:u w:val="single"/>
         </w:rPr>
-        <w:hyperlink r:id="rId13" w:history="1">
+        <w:hyperlink r:id="rId14" w:history="1">
           <w:r>
             <w:rPr>
               <w:rStyle w:val="Hyperlink"/>
@@ -1405,7 +1495,43 @@
           <w:color w:val="000000"/>
           <w:sz w:val="24"/>
         </w:rPr>
-        <w:t>Bloembergen is meer informatie bes</w:t>
+        <w:t xml:space="preserve">Bloembergen </w:t>
+      </w:r>
+      <w:r>
+        <w:rPr>
+          <w:u w:val="single" w:color="0000ff"/>
+          <w:rFonts w:ascii="Charis SIL Regular" w:hAnsi="Charis SIL Regular" w:eastAsia="Charis SIL Regular"/>
+          <w:b w:val="0"/>
+          <w:i w:val="0"/>
+          <w:color w:val="000000"/>
+          <w:sz w:val="24"/>
+        </w:rPr>
+        <w:hyperlink r:id="rId15" w:history="1">
+          <w:r>
+            <w:rPr>
+              <w:rStyle w:val="Hyperlink"/>
+            </w:rPr>
+            <w:t>is meer i</w:t>
+          </w:r>
+        </w:hyperlink>
+      </w:r>
+      <w:r>
+        <w:rPr>
+          <w:u w:val="single" w:color="0000ff"/>
+          <w:rFonts w:ascii="Charis SIL Regular" w:hAnsi="Charis SIL Regular" w:eastAsia="Charis SIL Regular"/>
+          <w:b w:val="0"/>
+          <w:i w:val="0"/>
+          <w:color w:val="000000"/>
+          <w:sz w:val="24"/>
+        </w:rPr>
+        <w:hyperlink r:id="rId15" w:history="1">
+          <w:r>
+            <w:rPr>
+              <w:rStyle w:val="Hyperlink"/>
+            </w:rPr>
+            <w:t>nformatie bes</w:t>
+          </w:r>
+        </w:hyperlink>
       </w:r>
       <w:r>
         <w:rPr>
@@ -1888,7 +2014,7 @@
           <w:sz w:val="24"/>
           <w:u w:val="single"/>
         </w:rPr>
-        <w:hyperlink r:id="rId19" w:history="1">
+        <w:hyperlink r:id="rId18" w:history="1">
           <w:r>
             <w:rPr>
               <w:rStyle w:val="Hyperlink"/>
@@ -1906,7 +2032,7 @@
           <w:sz w:val="24"/>
           <w:u w:val="single"/>
         </w:rPr>
-        <w:hyperlink r:id="rId19" w:history="1">
+        <w:hyperlink r:id="rId18" w:history="1">
           <w:r>
             <w:rPr>
               <w:rStyle w:val="Hyperlink"/>
@@ -1935,7 +2061,7 @@
           <w:sz w:val="24"/>
           <w:u w:val="single"/>
         </w:rPr>
-        <w:hyperlink r:id="rId19" w:history="1">
+        <w:hyperlink r:id="rId18" w:history="1">
           <w:r>
             <w:rPr>
               <w:rStyle w:val="Hyperlink"/>
@@ -2191,7 +2317,7 @@
           <w:sz w:val="24"/>
           <w:u w:val="single"/>
         </w:rPr>
-        <w:hyperlink r:id="rId12" w:history="1">
+        <w:hyperlink r:id="rId19" w:history="1">
           <w:r>
             <w:rPr>
               <w:rStyle w:val="Hyperlink"/>
@@ -2332,7 +2458,14 @@
           <w:color w:val="000000"/>
           <w:sz w:val="24"/>
         </w:rPr>
-        <w:t>reldte</w:t>
+        <w:hyperlink r:id="rId12" w:history="1">
+          <w:r>
+            <w:rPr>
+              <w:rStyle w:val="Hyperlink"/>
+            </w:rPr>
+            <w:t>reldte</w:t>
+          </w:r>
+        </w:hyperlink>
       </w:r>
       <w:r>
         <w:rPr>
@@ -3513,7 +3646,6 @@
       </w:r>
       <w:r>
         <w:rPr>
-          <w:u w:val="single" w:color="0000ff"/>
           <w:rFonts w:ascii="Charis SIL Regular" w:hAnsi="Charis SIL Regular" w:eastAsia="Charis SIL Regular"/>
           <w:b w:val="0"/>
           <w:i w:val="0"/>
@@ -5178,7 +5310,6 @@
           <w:i w:val="0"/>
           <w:color w:val="0000FF"/>
           <w:sz w:val="24"/>
-          <w:u w:val="single"/>
         </w:rPr>
         <w:t>-</w:t>
       </w:r>
@@ -6314,7 +6445,7 @@
           <w:sz w:val="24"/>
           <w:u w:val="single"/>
         </w:rPr>
-        <w:hyperlink r:id="rId16" w:history="1">
+        <w:hyperlink r:id="rId32" w:history="1">
           <w:r>
             <w:rPr>
               <w:rStyle w:val="Hyperlink"/>
@@ -6361,7 +6492,7 @@
           <w:sz w:val="24"/>
           <w:u w:val="single"/>
         </w:rPr>
-        <w:hyperlink r:id="rId16" w:history="1">
+        <w:hyperlink r:id="rId32" w:history="1">
           <w:r>
             <w:rPr>
               <w:rStyle w:val="Hyperlink"/>
@@ -6458,7 +6589,7 @@
           <w:color w:val="0000FF"/>
           <w:sz w:val="24"/>
         </w:rPr>
-        <w:hyperlink r:id="rId32" w:history="1">
+        <w:hyperlink r:id="rId33" w:history="1">
           <w:r>
             <w:rPr>
               <w:rStyle w:val="Hyperlink"/>
@@ -6475,7 +6606,7 @@
           <w:color w:val="0000FF"/>
           <w:sz w:val="24"/>
         </w:rPr>
-        <w:hyperlink r:id="rId32" w:history="1">
+        <w:hyperlink r:id="rId33" w:history="1">
           <w:r>
             <w:rPr>
               <w:rStyle w:val="Hyperlink"/>
@@ -6492,7 +6623,7 @@
           <w:color w:val="0000FF"/>
           <w:sz w:val="24"/>
         </w:rPr>
-        <w:hyperlink r:id="rId32" w:history="1">
+        <w:hyperlink r:id="rId33" w:history="1">
           <w:r>
             <w:rPr>
               <w:rStyle w:val="Hyperlink"/>
@@ -6509,7 +6640,7 @@
           <w:color w:val="0000FF"/>
           <w:sz w:val="24"/>
         </w:rPr>
-        <w:hyperlink r:id="rId32" w:history="1">
+        <w:hyperlink r:id="rId33" w:history="1">
           <w:r>
             <w:rPr>
               <w:rStyle w:val="Hyperlink"/>
@@ -6526,7 +6657,7 @@
           <w:color w:val="0000FF"/>
           <w:sz w:val="24"/>
         </w:rPr>
-        <w:hyperlink r:id="rId32" w:history="1">
+        <w:hyperlink r:id="rId33" w:history="1">
           <w:r>
             <w:rPr>
               <w:rStyle w:val="Hyperlink"/>

--- a/EXPORTS/DOCX/published/niveau3/Dutch/Wereldtentoonstelling1883.docx
+++ b/EXPORTS/DOCX/published/niveau3/Dutch/Wereldtentoonstelling1883.docx
@@ -787,103 +787,13 @@
       </w:r>
       <w:r>
         <w:rPr>
-          <w:u w:val="single" w:color="0000ff"/>
           <w:rFonts w:ascii="Charis SIL Regular" w:hAnsi="Charis SIL Regular" w:eastAsia="Charis SIL Regular"/>
           <w:b w:val="0"/>
           <w:i w:val="0"/>
           <w:color w:val="000000"/>
           <w:sz w:val="24"/>
         </w:rPr>
-        <w:hyperlink r:id="rId11" w:history="1">
-          <w:r>
-            <w:rPr>
-              <w:rStyle w:val="Hyperlink"/>
-            </w:rPr>
-            <w:t>Leiden</w:t>
-          </w:r>
-        </w:hyperlink>
-      </w:r>
-      <w:r>
-        <w:rPr>
-          <w:u w:val="single" w:color="0000ff"/>
-          <w:rFonts w:ascii="Charis SIL Regular" w:hAnsi="Charis SIL Regular" w:eastAsia="Charis SIL Regular"/>
-          <w:b w:val="0"/>
-          <w:i w:val="0"/>
-          <w:color w:val="000000"/>
-          <w:sz w:val="24"/>
-        </w:rPr>
-        <w:hyperlink r:id="rId11" w:history="1">
-          <w:r>
-            <w:rPr>
-              <w:rStyle w:val="Hyperlink"/>
-            </w:rPr>
-            <w:t>)</w:t>
-          </w:r>
-        </w:hyperlink>
-      </w:r>
-      <w:r>
-        <w:rPr>
-          <w:u w:val="single" w:color="0000ff"/>
-          <w:rFonts w:ascii="Charis SIL Regular" w:hAnsi="Charis SIL Regular" w:eastAsia="Charis SIL Regular"/>
-          <w:b w:val="0"/>
-          <w:i w:val="0"/>
-          <w:color w:val="000000"/>
-          <w:sz w:val="24"/>
-        </w:rPr>
-        <w:hyperlink r:id="rId11" w:history="1">
-          <w:r>
-            <w:rPr>
-              <w:rStyle w:val="Hyperlink"/>
-            </w:rPr>
-            <w:t xml:space="preserve"> en Fred</w:t>
-          </w:r>
-        </w:hyperlink>
-      </w:r>
-      <w:r>
-        <w:rPr>
-          <w:rFonts w:ascii="Charis SIL Regular" w:hAnsi="Charis SIL Regular" w:eastAsia="Charis SIL Regular"/>
-          <w:b w:val="0"/>
-          <w:i w:val="0"/>
-          <w:color w:val="000000"/>
-          <w:sz w:val="24"/>
-        </w:rPr>
-        <w:t>ericus An</w:t>
-      </w:r>
-      <w:r>
-        <w:rPr>
-          <w:u w:val="single" w:color="0000ff"/>
-          <w:rFonts w:ascii="Charis SIL Regular" w:hAnsi="Charis SIL Regular" w:eastAsia="Charis SIL Regular"/>
-          <w:b w:val="0"/>
-          <w:i w:val="0"/>
-          <w:color w:val="000000"/>
-          <w:sz w:val="24"/>
-        </w:rPr>
-        <w:hyperlink r:id="rId12" w:history="1">
-          <w:r>
-            <w:rPr>
-              <w:rStyle w:val="Hyperlink"/>
-            </w:rPr>
-            <w:t>na Je</w:t>
-          </w:r>
-        </w:hyperlink>
-      </w:r>
-      <w:r>
-        <w:rPr>
-          <w:u w:val="single" w:color="0000ff"/>
-          <w:rFonts w:ascii="Charis SIL Regular" w:hAnsi="Charis SIL Regular" w:eastAsia="Charis SIL Regular"/>
-          <w:b w:val="0"/>
-          <w:i w:val="0"/>
-          <w:color w:val="000000"/>
-          <w:sz w:val="24"/>
-        </w:rPr>
-        <w:hyperlink r:id="rId12" w:history="1">
-          <w:r>
-            <w:rPr>
-              <w:rStyle w:val="Hyperlink"/>
-            </w:rPr>
-            <w:t>ntink van het t</w:t>
-          </w:r>
-        </w:hyperlink>
+        <w:t>Leiden) en Fredericus Anna Jentink van het t</w:t>
       </w:r>
       <w:r>
         <w:rPr>
@@ -1062,7 +972,7 @@
           <w:sz w:val="24"/>
           <w:u w:val="single"/>
         </w:rPr>
-        <w:hyperlink r:id="rId14" w:history="1">
+        <w:hyperlink r:id="rId13" w:history="1">
           <w:r>
             <w:rPr>
               <w:rStyle w:val="Hyperlink"/>
@@ -1091,7 +1001,7 @@
           <w:sz w:val="24"/>
           <w:u w:val="single"/>
         </w:rPr>
-        <w:hyperlink r:id="rId14" w:history="1">
+        <w:hyperlink r:id="rId13" w:history="1">
           <w:r>
             <w:rPr>
               <w:rStyle w:val="Hyperlink"/>
@@ -1553,13 +1463,24 @@
       </w:r>
       <w:r>
         <w:rPr>
+          <w:u w:val="single" w:color="0000ff"/>
           <w:rFonts w:ascii="Charis SIL Regular" w:hAnsi="Charis SIL Regular" w:eastAsia="Charis SIL Regular"/>
           <w:b w:val="0"/>
           <w:i w:val="0"/>
           <w:color w:val="000000"/>
           <w:sz w:val="24"/>
         </w:rPr>
-        <w:t>over wat ande</w:t>
+        <w:t>o</w:t>
+      </w:r>
+      <w:r>
+        <w:rPr>
+          <w:rFonts w:ascii="Charis SIL Regular" w:hAnsi="Charis SIL Regular" w:eastAsia="Charis SIL Regular"/>
+          <w:b w:val="0"/>
+          <w:i w:val="0"/>
+          <w:color w:val="000000"/>
+          <w:sz w:val="24"/>
+        </w:rPr>
+        <w:t>ver wat ande</w:t>
       </w:r>
       <w:r>
         <w:rPr>
@@ -1995,6 +1916,7 @@
           <w:i w:val="0"/>
           <w:color w:val="0000FF"/>
           <w:sz w:val="24"/>
+          <w:u w:val="single"/>
         </w:rPr>
         <w:hyperlink r:id="rId19" w:history="1">
           <w:r>
@@ -2112,7 +2034,7 @@
             <w:rPr>
               <w:rStyle w:val="Hyperlink"/>
             </w:rPr>
-            <w:t>Etnografis</w:t>
+            <w:t>Etnografisc</w:t>
           </w:r>
         </w:hyperlink>
       </w:r>
@@ -2123,23 +2045,7 @@
           <w:i w:val="0"/>
           <w:color w:val="0000FF"/>
           <w:sz w:val="24"/>
-        </w:rPr>
-        <w:hyperlink r:id="rId20" w:history="1">
-          <w:r>
-            <w:rPr>
-              <w:rStyle w:val="Hyperlink"/>
-            </w:rPr>
-            <w:t>c</w:t>
-          </w:r>
-        </w:hyperlink>
-      </w:r>
-      <w:r>
-        <w:rPr>
-          <w:rFonts w:ascii="Charis SIL Regular" w:hAnsi="Charis SIL Regular" w:eastAsia="Charis SIL Regular"/>
-          <w:b w:val="0"/>
-          <w:i w:val="0"/>
-          <w:color w:val="0000FF"/>
-          <w:sz w:val="24"/>
+          <w:u w:val="single"/>
         </w:rPr>
         <w:t>h</w:t>
       </w:r>
@@ -2197,7 +2103,7 @@
             <w:rPr>
               <w:rStyle w:val="Hyperlink"/>
             </w:rPr>
-            <w:t>Artis</w:t>
+            <w:t>Arti</w:t>
           </w:r>
         </w:hyperlink>
       </w:r>
@@ -2206,6 +2112,16 @@
           <w:rFonts w:ascii="Charis SIL Regular" w:hAnsi="Charis SIL Regular" w:eastAsia="Charis SIL Regular"/>
           <w:b w:val="0"/>
           <w:i w:val="0"/>
+          <w:color w:val="0000FF"/>
+          <w:sz w:val="24"/>
+        </w:rPr>
+        <w:t>s</w:t>
+      </w:r>
+      <w:r>
+        <w:rPr>
+          <w:rFonts w:ascii="Charis SIL Regular" w:hAnsi="Charis SIL Regular" w:eastAsia="Charis SIL Regular"/>
+          <w:b w:val="0"/>
+          <w:i w:val="0"/>
           <w:color w:val="000000"/>
           <w:sz w:val="24"/>
         </w:rPr>
@@ -2219,7 +2135,18 @@
           <w:color w:val="000000"/>
           <w:sz w:val="24"/>
         </w:rPr>
-        <w:t xml:space="preserve">ging naar het </w:t>
+        <w:t>ging naar h</w:t>
+      </w:r>
+      <w:r>
+        <w:rPr>
+          <w:u w:val="single" w:color="0000ff"/>
+          <w:rFonts w:ascii="Charis SIL Regular" w:hAnsi="Charis SIL Regular" w:eastAsia="Charis SIL Regular"/>
+          <w:b w:val="0"/>
+          <w:i w:val="0"/>
+          <w:color w:val="000000"/>
+          <w:sz w:val="24"/>
+        </w:rPr>
+        <w:t xml:space="preserve">et </w:t>
       </w:r>
       <w:r>
         <w:rPr>
@@ -2322,7 +2249,7 @@
             <w:rPr>
               <w:rStyle w:val="Hyperlink"/>
             </w:rPr>
-            <w:t>Museu</w:t>
+            <w:t>Mus</w:t>
           </w:r>
         </w:hyperlink>
       </w:r>
@@ -2333,8 +2260,27 @@
           <w:i w:val="0"/>
           <w:color w:val="0000FF"/>
           <w:sz w:val="24"/>
-        </w:rPr>
-        <w:t>m</w:t>
+          <w:u w:val="single"/>
+        </w:rPr>
+        <w:t>e</w:t>
+      </w:r>
+      <w:r>
+        <w:rPr>
+          <w:rFonts w:ascii="Charis SIL Regular" w:hAnsi="Charis SIL Regular" w:eastAsia="Charis SIL Regular"/>
+          <w:b w:val="0"/>
+          <w:i w:val="0"/>
+          <w:color w:val="0000FF"/>
+          <w:sz w:val="24"/>
+          <w:u w:val="single"/>
+        </w:rPr>
+        <w:hyperlink r:id="rId12" w:history="1">
+          <w:r>
+            <w:rPr>
+              <w:rStyle w:val="Hyperlink"/>
+            </w:rPr>
+            <w:t>um</w:t>
+          </w:r>
+        </w:hyperlink>
       </w:r>
       <w:r>
         <w:rPr>
@@ -3646,6 +3592,7 @@
       </w:r>
       <w:r>
         <w:rPr>
+          <w:u w:val="single" w:color="0000ff"/>
           <w:rFonts w:ascii="Charis SIL Regular" w:hAnsi="Charis SIL Regular" w:eastAsia="Charis SIL Regular"/>
           <w:b w:val="0"/>
           <w:i w:val="0"/>
@@ -6434,7 +6381,14 @@
           <w:color w:val="000000"/>
           <w:sz w:val="24"/>
         </w:rPr>
-        <w:t xml:space="preserve">, </w:t>
+        <w:hyperlink r:id="rId16" w:history="1">
+          <w:r>
+            <w:rPr>
+              <w:rStyle w:val="Hyperlink"/>
+            </w:rPr>
+            <w:t xml:space="preserve">, </w:t>
+          </w:r>
+        </w:hyperlink>
       </w:r>
       <w:r>
         <w:rPr>
@@ -6445,7 +6399,7 @@
           <w:sz w:val="24"/>
           <w:u w:val="single"/>
         </w:rPr>
-        <w:hyperlink r:id="rId32" w:history="1">
+        <w:hyperlink r:id="rId16" w:history="1">
           <w:r>
             <w:rPr>
               <w:rStyle w:val="Hyperlink"/>
@@ -6463,7 +6417,7 @@
           <w:sz w:val="24"/>
           <w:u w:val="single"/>
         </w:rPr>
-        <w:hyperlink r:id="rId16" w:history="1">
+        <w:hyperlink r:id="rId32" w:history="1">
           <w:r>
             <w:rPr>
               <w:rStyle w:val="Hyperlink"/>
@@ -6492,7 +6446,7 @@
           <w:sz w:val="24"/>
           <w:u w:val="single"/>
         </w:rPr>
-        <w:hyperlink r:id="rId32" w:history="1">
+        <w:hyperlink r:id="rId16" w:history="1">
           <w:r>
             <w:rPr>
               <w:rStyle w:val="Hyperlink"/>
